--- a/AQA/Roadmap/aqa подготовка.docx
+++ b/AQA/Roadmap/aqa подготовка.docx
@@ -669,17 +669,27 @@
         <w:jc w:val="center"/>
         <w:rPr>
           <w:rFonts w:ascii="Times New Roman" w:hAnsi="Times New Roman" w:cs="Times New Roman"/>
-          <w:color w:val="000000" w:themeColor="text1"/>
-          <w:sz w:val="20"/>
-          <w:szCs w:val="20"/>
-        </w:rPr>
-      </w:pPr>
-      <w:r>
-        <w:rPr>
-          <w:rFonts w:ascii="Times New Roman" w:hAnsi="Times New Roman" w:cs="Times New Roman"/>
-          <w:color w:val="000000" w:themeColor="text1"/>
-          <w:sz w:val="20"/>
-          <w:szCs w:val="20"/>
+          <w:b/>
+          <w:bCs/>
+          <w:color w:val="222A35" w:themeColor="text2" w:themeShade="80"/>
+          <w:sz w:val="20"/>
+          <w:szCs w:val="20"/>
+          <w14:shadow w14:blurRad="114300" w14:dist="0" w14:dir="0" w14:sx="0" w14:sy="0" w14:kx="0" w14:ky="0" w14:algn="none">
+            <w14:srgbClr w14:val="000000"/>
+          </w14:shadow>
+        </w:rPr>
+      </w:pPr>
+      <w:r>
+        <w:rPr>
+          <w:rFonts w:ascii="Times New Roman" w:hAnsi="Times New Roman" w:cs="Times New Roman"/>
+          <w:b/>
+          <w:bCs/>
+          <w:color w:val="222A35" w:themeColor="text2" w:themeShade="80"/>
+          <w:sz w:val="20"/>
+          <w:szCs w:val="20"/>
+          <w14:shadow w14:blurRad="114300" w14:dist="0" w14:dir="0" w14:sx="0" w14:sy="0" w14:kx="0" w14:ky="0" w14:algn="none">
+            <w14:srgbClr w14:val="000000"/>
+          </w14:shadow>
         </w:rPr>
         <w:t>Общие компоненты ПК и их взаимодействие</w:t>
       </w:r>
@@ -747,19 +757,35 @@
           <w:numId w:val="4"/>
         </w:numPr>
         <w:rPr>
+          <w:rFonts w:ascii="Times New Roman" w:hAnsi="Times New Roman" w:cs="Times New Roman"/>
+          <w:sz w:val="20"/>
+          <w:szCs w:val="20"/>
           <w:lang w:val="en-US"/>
         </w:rPr>
       </w:pPr>
       <w:r>
+        <w:rPr>
+          <w:rFonts w:ascii="Times New Roman" w:hAnsi="Times New Roman" w:cs="Times New Roman"/>
+          <w:sz w:val="20"/>
+          <w:szCs w:val="20"/>
+        </w:rPr>
         <w:t>Процессор (</w:t>
       </w:r>
       <w:r>
         <w:rPr>
+          <w:rFonts w:ascii="Times New Roman" w:hAnsi="Times New Roman" w:cs="Times New Roman"/>
+          <w:sz w:val="20"/>
+          <w:szCs w:val="20"/>
           <w:lang w:val="en-US"/>
         </w:rPr>
         <w:t>CPU</w:t>
       </w:r>
       <w:r>
+        <w:rPr>
+          <w:rFonts w:ascii="Times New Roman" w:hAnsi="Times New Roman" w:cs="Times New Roman"/>
+          <w:sz w:val="20"/>
+          <w:szCs w:val="20"/>
+        </w:rPr>
         <w:t>)</w:t>
       </w:r>
     </w:p>
@@ -771,10 +797,18 @@
           <w:numId w:val="4"/>
         </w:numPr>
         <w:rPr>
+          <w:rFonts w:ascii="Times New Roman" w:hAnsi="Times New Roman" w:cs="Times New Roman"/>
+          <w:sz w:val="20"/>
+          <w:szCs w:val="20"/>
           <w:lang w:val="en-US"/>
         </w:rPr>
       </w:pPr>
       <w:r>
+        <w:rPr>
+          <w:rFonts w:ascii="Times New Roman" w:hAnsi="Times New Roman" w:cs="Times New Roman"/>
+          <w:sz w:val="20"/>
+          <w:szCs w:val="20"/>
+        </w:rPr>
         <w:t>Видеокарта</w:t>
       </w:r>
     </w:p>
@@ -786,11 +820,48 @@
           <w:numId w:val="4"/>
         </w:numPr>
         <w:rPr>
-          <w:lang w:val="en-US"/>
-        </w:rPr>
-      </w:pPr>
-      <w:r>
+          <w:rFonts w:ascii="Times New Roman" w:hAnsi="Times New Roman" w:cs="Times New Roman"/>
+          <w:sz w:val="20"/>
+          <w:szCs w:val="20"/>
+        </w:rPr>
+      </w:pPr>
+      <w:r>
+        <w:rPr>
+          <w:rFonts w:ascii="Times New Roman" w:hAnsi="Times New Roman" w:cs="Times New Roman"/>
+          <w:sz w:val="20"/>
+          <w:szCs w:val="20"/>
+        </w:rPr>
         <w:t>Материнская плата</w:t>
+      </w:r>
+      <w:r>
+        <w:rPr>
+          <w:rFonts w:ascii="Times New Roman" w:hAnsi="Times New Roman" w:cs="Times New Roman"/>
+          <w:sz w:val="20"/>
+          <w:szCs w:val="20"/>
+        </w:rPr>
+        <w:t xml:space="preserve"> </w:t>
+      </w:r>
+    </w:p>
+    <w:p>
+      <w:pPr>
+        <w:pStyle w:val="a4"/>
+        <w:rPr>
+          <w:rFonts w:asciiTheme="majorHAnsi" w:hAnsiTheme="majorHAnsi" w:cstheme="majorHAnsi"/>
+          <w:sz w:val="20"/>
+          <w:szCs w:val="20"/>
+        </w:rPr>
+      </w:pPr>
+      <w:r>
+        <w:rPr>
+          <w:rFonts w:asciiTheme="majorHAnsi" w:hAnsiTheme="majorHAnsi" w:cstheme="majorHAnsi"/>
+          <w:i/>
+          <w:iCs/>
+          <w:color w:val="848484"/>
+          <w:sz w:val="16"/>
+          <w:szCs w:val="16"/>
+          <w:shd w:val="clear" w:color="auto" w:fill="FFFFFF"/>
+        </w:rPr>
+        <w:t>связывает все компоненты: на ней устанавливаются процессор, модули памяти, видеокарта и другие платы расширения.</w:t>
       </w:r>
     </w:p>
     <w:p>
@@ -801,23 +872,42 @@
           <w:numId w:val="4"/>
         </w:numPr>
         <w:rPr>
+          <w:rFonts w:ascii="Times New Roman" w:hAnsi="Times New Roman" w:cs="Times New Roman"/>
+          <w:sz w:val="20"/>
+          <w:szCs w:val="20"/>
           <w:lang w:val="en-US"/>
         </w:rPr>
       </w:pPr>
       <w:r>
+        <w:rPr>
+          <w:rFonts w:ascii="Times New Roman" w:hAnsi="Times New Roman" w:cs="Times New Roman"/>
+          <w:sz w:val="20"/>
+          <w:szCs w:val="20"/>
+        </w:rPr>
         <w:t>Оперативная память</w:t>
       </w:r>
       <w:r>
         <w:rPr>
+          <w:rFonts w:ascii="Times New Roman" w:hAnsi="Times New Roman" w:cs="Times New Roman"/>
+          <w:sz w:val="20"/>
+          <w:szCs w:val="20"/>
           <w:lang w:val="en-US"/>
         </w:rPr>
         <w:t xml:space="preserve"> (</w:t>
       </w:r>
       <w:r>
+        <w:rPr>
+          <w:rFonts w:ascii="Times New Roman" w:hAnsi="Times New Roman" w:cs="Times New Roman"/>
+          <w:sz w:val="20"/>
+          <w:szCs w:val="20"/>
+        </w:rPr>
         <w:t>ОЗУ</w:t>
       </w:r>
       <w:r>
         <w:rPr>
+          <w:rFonts w:ascii="Times New Roman" w:hAnsi="Times New Roman" w:cs="Times New Roman"/>
+          <w:sz w:val="20"/>
+          <w:szCs w:val="20"/>
           <w:lang w:val="en-US"/>
         </w:rPr>
         <w:t>)</w:t>
@@ -831,18 +921,102 @@
           <w:numId w:val="4"/>
         </w:numPr>
         <w:rPr>
+          <w:rFonts w:ascii="Times New Roman" w:hAnsi="Times New Roman" w:cs="Times New Roman"/>
+          <w:sz w:val="20"/>
+          <w:szCs w:val="20"/>
           <w:lang w:val="en-US"/>
         </w:rPr>
       </w:pPr>
       <w:r>
         <w:rPr>
+          <w:rFonts w:ascii="Times New Roman" w:hAnsi="Times New Roman" w:cs="Times New Roman"/>
+          <w:sz w:val="20"/>
+          <w:szCs w:val="20"/>
           <w:lang w:val="en-US"/>
         </w:rPr>
         <w:t xml:space="preserve">SSD/HDD </w:t>
       </w:r>
       <w:r>
+        <w:rPr>
+          <w:rFonts w:ascii="Times New Roman" w:hAnsi="Times New Roman" w:cs="Times New Roman"/>
+          <w:sz w:val="20"/>
+          <w:szCs w:val="20"/>
+        </w:rPr>
         <w:t>накопитель</w:t>
       </w:r>
+    </w:p>
+    <w:p>
+      <w:pPr>
+        <w:pStyle w:val="a4"/>
+        <w:numPr>
+          <w:ilvl w:val="0"/>
+          <w:numId w:val="4"/>
+        </w:numPr>
+        <w:rPr>
+          <w:rFonts w:ascii="Times New Roman" w:hAnsi="Times New Roman" w:cs="Times New Roman"/>
+          <w:sz w:val="20"/>
+          <w:szCs w:val="20"/>
+          <w:lang w:val="en-US"/>
+        </w:rPr>
+      </w:pPr>
+      <w:r>
+        <w:rPr>
+          <w:rFonts w:ascii="Times New Roman" w:hAnsi="Times New Roman" w:cs="Times New Roman"/>
+          <w:sz w:val="20"/>
+          <w:szCs w:val="20"/>
+        </w:rPr>
+        <w:t>Блок питания</w:t>
+      </w:r>
+    </w:p>
+    <w:p>
+      <w:pPr>
+        <w:pStyle w:val="a4"/>
+        <w:numPr>
+          <w:ilvl w:val="0"/>
+          <w:numId w:val="4"/>
+        </w:numPr>
+        <w:rPr>
+          <w:rFonts w:ascii="Times New Roman" w:hAnsi="Times New Roman" w:cs="Times New Roman"/>
+          <w:sz w:val="20"/>
+          <w:szCs w:val="20"/>
+        </w:rPr>
+      </w:pPr>
+      <w:r>
+        <w:rPr>
+          <w:rFonts w:ascii="Times New Roman" w:hAnsi="Times New Roman" w:cs="Times New Roman"/>
+          <w:sz w:val="20"/>
+          <w:szCs w:val="20"/>
+        </w:rPr>
+        <w:t xml:space="preserve">Периферия: (монитор, клавиатура, мышь и </w:t>
+      </w:r>
+      <w:proofErr w:type="gramStart"/>
+      <w:r>
+        <w:rPr>
+          <w:rFonts w:ascii="Times New Roman" w:hAnsi="Times New Roman" w:cs="Times New Roman"/>
+          <w:sz w:val="20"/>
+          <w:szCs w:val="20"/>
+        </w:rPr>
+        <w:t>т.д.</w:t>
+      </w:r>
+      <w:proofErr w:type="gramEnd"/>
+      <w:r>
+        <w:rPr>
+          <w:rFonts w:ascii="Times New Roman" w:hAnsi="Times New Roman" w:cs="Times New Roman"/>
+          <w:sz w:val="20"/>
+          <w:szCs w:val="20"/>
+        </w:rPr>
+        <w:t>)</w:t>
+      </w:r>
+    </w:p>
+    <w:p>
+      <w:pPr>
+        <w:rPr>
+          <w:rFonts w:ascii="Times New Roman" w:hAnsi="Times New Roman" w:cs="Times New Roman"/>
+          <w:sz w:val="20"/>
+          <w:szCs w:val="20"/>
+          <w:lang w:val="en-US"/>
+        </w:rPr>
+      </w:pPr>
     </w:p>
     <w:sectPr>
       <w:headerReference w:type="default" r:id="rId17"/>

--- a/AQA/Roadmap/aqa подготовка.docx
+++ b/AQA/Roadmap/aqa подготовка.docx
@@ -903,29 +903,7 @@
             <w:sz w:val="20"/>
             <w:szCs w:val="20"/>
           </w:rPr>
-          <w:t>Общие компонент</w:t>
-        </w:r>
-        <w:r>
-          <w:rPr>
-            <w:rStyle w:val="a3"/>
-            <w:rFonts w:ascii="Times New Roman" w:hAnsi="Times New Roman" w:cs="Times New Roman"/>
-            <w:color w:val="595959" w:themeColor="text1" w:themeTint="A6"/>
-            <w:spacing w:val="-1"/>
-            <w:sz w:val="20"/>
-            <w:szCs w:val="20"/>
-          </w:rPr>
-          <w:t>ы</w:t>
-        </w:r>
-        <w:r>
-          <w:rPr>
-            <w:rStyle w:val="a3"/>
-            <w:rFonts w:ascii="Times New Roman" w:hAnsi="Times New Roman" w:cs="Times New Roman"/>
-            <w:color w:val="595959" w:themeColor="text1" w:themeTint="A6"/>
-            <w:spacing w:val="-1"/>
-            <w:sz w:val="20"/>
-            <w:szCs w:val="20"/>
-          </w:rPr>
-          <w:t xml:space="preserve"> ПК и их взаимодействие</w:t>
+          <w:t>Общие компоненты ПК и их взаимодействие</w:t>
         </w:r>
       </w:hyperlink>
     </w:p>
@@ -989,40 +967,7 @@
             <w:sz w:val="20"/>
             <w:szCs w:val="20"/>
           </w:rPr>
-          <w:t>Работа про</w:t>
-        </w:r>
-        <w:r>
-          <w:rPr>
-            <w:rStyle w:val="a3"/>
-            <w:rFonts w:ascii="Times New Roman" w:hAnsi="Times New Roman" w:cs="Times New Roman"/>
-            <w:color w:val="595959" w:themeColor="text1" w:themeTint="A6"/>
-            <w:spacing w:val="-1"/>
-            <w:sz w:val="20"/>
-            <w:szCs w:val="20"/>
-          </w:rPr>
-          <w:t>ц</w:t>
-        </w:r>
-        <w:r>
-          <w:rPr>
-            <w:rStyle w:val="a3"/>
-            <w:rFonts w:ascii="Times New Roman" w:hAnsi="Times New Roman" w:cs="Times New Roman"/>
-            <w:color w:val="595959" w:themeColor="text1" w:themeTint="A6"/>
-            <w:spacing w:val="-1"/>
-            <w:sz w:val="20"/>
-            <w:szCs w:val="20"/>
-          </w:rPr>
-          <w:t>е</w:t>
-        </w:r>
-        <w:r>
-          <w:rPr>
-            <w:rStyle w:val="a3"/>
-            <w:rFonts w:ascii="Times New Roman" w:hAnsi="Times New Roman" w:cs="Times New Roman"/>
-            <w:color w:val="595959" w:themeColor="text1" w:themeTint="A6"/>
-            <w:spacing w:val="-1"/>
-            <w:sz w:val="20"/>
-            <w:szCs w:val="20"/>
-          </w:rPr>
-          <w:t>ссора</w:t>
+          <w:t>Работа процессора</w:t>
         </w:r>
       </w:hyperlink>
     </w:p>
@@ -1086,29 +1031,7 @@
             <w:sz w:val="20"/>
             <w:szCs w:val="20"/>
           </w:rPr>
-          <w:t>Па</w:t>
-        </w:r>
-        <w:r>
-          <w:rPr>
-            <w:rStyle w:val="a3"/>
-            <w:rFonts w:ascii="Times New Roman" w:hAnsi="Times New Roman" w:cs="Times New Roman"/>
-            <w:color w:val="595959" w:themeColor="text1" w:themeTint="A6"/>
-            <w:spacing w:val="-1"/>
-            <w:sz w:val="20"/>
-            <w:szCs w:val="20"/>
-          </w:rPr>
-          <w:t>м</w:t>
-        </w:r>
-        <w:r>
-          <w:rPr>
-            <w:rStyle w:val="a3"/>
-            <w:rFonts w:ascii="Times New Roman" w:hAnsi="Times New Roman" w:cs="Times New Roman"/>
-            <w:color w:val="595959" w:themeColor="text1" w:themeTint="A6"/>
-            <w:spacing w:val="-1"/>
-            <w:sz w:val="20"/>
-            <w:szCs w:val="20"/>
-          </w:rPr>
-          <w:t>ять</w:t>
+          <w:t>Память</w:t>
         </w:r>
       </w:hyperlink>
     </w:p>
@@ -1236,29 +1159,7 @@
             <w:sz w:val="20"/>
             <w:szCs w:val="20"/>
           </w:rPr>
-          <w:t>Типы верхнеуро</w:t>
-        </w:r>
-        <w:r>
-          <w:rPr>
-            <w:rStyle w:val="a3"/>
-            <w:rFonts w:ascii="Times New Roman" w:hAnsi="Times New Roman" w:cs="Times New Roman"/>
-            <w:color w:val="595959" w:themeColor="text1" w:themeTint="A6"/>
-            <w:spacing w:val="-1"/>
-            <w:sz w:val="20"/>
-            <w:szCs w:val="20"/>
-          </w:rPr>
-          <w:t>в</w:t>
-        </w:r>
-        <w:r>
-          <w:rPr>
-            <w:rStyle w:val="a3"/>
-            <w:rFonts w:ascii="Times New Roman" w:hAnsi="Times New Roman" w:cs="Times New Roman"/>
-            <w:color w:val="595959" w:themeColor="text1" w:themeTint="A6"/>
-            <w:spacing w:val="-1"/>
-            <w:sz w:val="20"/>
-            <w:szCs w:val="20"/>
-          </w:rPr>
-          <w:t>невых языков</w:t>
+          <w:t>Типы верхнеуровневых языков</w:t>
         </w:r>
       </w:hyperlink>
     </w:p>
@@ -1392,7 +1293,7 @@
             <w:sz w:val="20"/>
             <w:szCs w:val="20"/>
           </w:rPr>
-          <w:t>ы д</w:t>
+          <w:t>ы да</w:t>
         </w:r>
         <w:r>
           <w:rPr>
@@ -1402,7 +1303,7 @@
             <w:sz w:val="20"/>
             <w:szCs w:val="20"/>
           </w:rPr>
-          <w:t>а</w:t>
+          <w:t>н</w:t>
         </w:r>
         <w:r>
           <w:rPr>
@@ -1412,7 +1313,7 @@
             <w:sz w:val="20"/>
             <w:szCs w:val="20"/>
           </w:rPr>
-          <w:t>нных</w:t>
+          <w:t>ных</w:t>
         </w:r>
       </w:hyperlink>
     </w:p>
@@ -15319,7 +15220,55 @@
         <w:t xml:space="preserve"> Стек очищается сам, когда функция завершается. Куча требует ручного управления или помощи «уборщика».</w:t>
       </w:r>
     </w:p>
-    <w:p/>
+    <w:p>
+      <w:pPr>
+        <w:rPr>
+          <w:rFonts w:ascii="Times New Roman" w:hAnsi="Times New Roman" w:cs="Times New Roman"/>
+          <w:b/>
+          <w:bCs/>
+          <w:sz w:val="18"/>
+          <w:szCs w:val="18"/>
+          <w:lang w:val="en-US"/>
+        </w:rPr>
+      </w:pPr>
+    </w:p>
+    <w:p>
+      <w:pPr>
+        <w:rPr>
+          <w:rFonts w:ascii="Times New Roman" w:hAnsi="Times New Roman" w:cs="Times New Roman"/>
+          <w:sz w:val="18"/>
+          <w:szCs w:val="18"/>
+        </w:rPr>
+      </w:pPr>
+      <w:r>
+        <w:rPr>
+          <w:rFonts w:ascii="Times New Roman" w:hAnsi="Times New Roman" w:cs="Times New Roman"/>
+          <w:b/>
+          <w:bCs/>
+          <w:sz w:val="18"/>
+          <w:szCs w:val="18"/>
+        </w:rPr>
+        <w:t>Все целые числа (</w:t>
+      </w:r>
+      <w:r>
+        <w:rPr>
+          <w:rFonts w:ascii="Times New Roman" w:hAnsi="Times New Roman" w:cs="Times New Roman"/>
+          <w:sz w:val="18"/>
+          <w:szCs w:val="18"/>
+        </w:rPr>
+        <w:t>int</w:t>
+      </w:r>
+      <w:r>
+        <w:rPr>
+          <w:rFonts w:ascii="Times New Roman" w:hAnsi="Times New Roman" w:cs="Times New Roman"/>
+          <w:b/>
+          <w:bCs/>
+          <w:sz w:val="18"/>
+          <w:szCs w:val="18"/>
+        </w:rPr>
+        <w:t>) в Python хранятся в куче (heap)</w:t>
+      </w:r>
+    </w:p>
     <w:p>
       <w:pPr>
         <w:rPr>
@@ -16082,6 +16031,7 @@
           <w:sz w:val="18"/>
           <w:szCs w:val="18"/>
         </w:rPr>
+        <w:lastRenderedPageBreak/>
         <w:t xml:space="preserve">Пример: name = "John". В стеке лежит </w:t>
       </w:r>
       <w:r>
@@ -16140,7 +16090,6 @@
           <w:sz w:val="18"/>
           <w:szCs w:val="18"/>
         </w:rPr>
-        <w:lastRenderedPageBreak/>
         <w:t xml:space="preserve">Ты делаешь name = "Konstantinopol". В стеке переменная name </w:t>
       </w:r>
       <w:r>
@@ -17366,6 +17315,7 @@
           <w:sz w:val="18"/>
           <w:szCs w:val="18"/>
         </w:rPr>
+        <w:lastRenderedPageBreak/>
         <w:t>Жизнь:</w:t>
       </w:r>
       <w:r>
@@ -17390,7 +17340,6 @@
         <w:rPr>
           <w:noProof/>
         </w:rPr>
-        <w:lastRenderedPageBreak/>
         <w:drawing>
           <wp:inline distT="0" distB="0" distL="0" distR="0" wp14:anchorId="34636F5B" wp14:editId="4055B7E1">
             <wp:extent cx="3294309" cy="815566"/>
@@ -18726,6 +18675,7 @@
           <w:sz w:val="18"/>
           <w:szCs w:val="18"/>
         </w:rPr>
+        <w:lastRenderedPageBreak/>
         <w:t>Логика такая:</w:t>
       </w:r>
       <w:r>
@@ -18760,7 +18710,6 @@
           <w:sz w:val="18"/>
           <w:szCs w:val="18"/>
         </w:rPr>
-        <w:lastRenderedPageBreak/>
         <w:t>Поток №1 берет ключ. Теперь Поток №2 стоит и курит бамбук — он не может подойти к доске.</w:t>
       </w:r>
     </w:p>
@@ -20351,6 +20300,7 @@
           <w:sz w:val="18"/>
           <w:szCs w:val="18"/>
         </w:rPr>
+        <w:lastRenderedPageBreak/>
         <w:t>Как это работает:</w:t>
       </w:r>
       <w:r>
@@ -20410,7 +20360,6 @@
           <w:sz w:val="18"/>
           <w:szCs w:val="18"/>
         </w:rPr>
-        <w:lastRenderedPageBreak/>
         <w:t>Плюс:</w:t>
       </w:r>
       <w:r>
@@ -21046,7 +20995,6 @@
           <w:spacing w:val="-1"/>
           <w:sz w:val="18"/>
           <w:szCs w:val="18"/>
-          <w:lang w:val="en-US"/>
         </w:rPr>
       </w:pPr>
     </w:p>
@@ -21102,31 +21050,28 @@
           <w:sz w:val="18"/>
           <w:szCs w:val="18"/>
         </w:rPr>
-        <w:t>данных</w:t>
-      </w:r>
-      <w:r>
-        <w:rPr>
-          <w:rFonts w:ascii="Times New Roman" w:hAnsi="Times New Roman" w:cs="Times New Roman"/>
-          <w:b/>
-          <w:bCs/>
+        <w:t>данных. </w:t>
+      </w:r>
+      <w:r>
+        <w:rPr>
+          <w:rFonts w:ascii="Times New Roman" w:hAnsi="Times New Roman" w:cs="Times New Roman"/>
           <w:color w:val="000000" w:themeColor="text1"/>
           <w:spacing w:val="-1"/>
           <w:sz w:val="18"/>
           <w:szCs w:val="18"/>
         </w:rPr>
-        <w:t>.</w:t>
-      </w:r>
-      <w:r>
-        <w:rPr>
-          <w:rFonts w:ascii="Times New Roman" w:hAnsi="Times New Roman" w:cs="Times New Roman"/>
-          <w:b/>
-          <w:bCs/>
+        <w:t> Но на внутреннем уровне памяти компьютера (</w:t>
+      </w:r>
+      <w:r>
+        <w:rPr>
+          <w:rFonts w:ascii="Times New Roman" w:hAnsi="Times New Roman" w:cs="Times New Roman"/>
           <w:color w:val="000000" w:themeColor="text1"/>
           <w:spacing w:val="-1"/>
           <w:sz w:val="18"/>
           <w:szCs w:val="18"/>
-        </w:rPr>
-        <w:t> </w:t>
+          <w:lang w:val="en-US"/>
+        </w:rPr>
+        <w:t>RAM</w:t>
       </w:r>
       <w:r>
         <w:rPr>
@@ -21136,59 +21081,17 @@
           <w:sz w:val="18"/>
           <w:szCs w:val="18"/>
         </w:rPr>
-        <w:t xml:space="preserve"> Но на внутреннем уровне памяти компьютера </w:t>
-      </w:r>
-      <w:r>
+        <w:t>), они представляют собой не что иное, как последовательность битов. 100101101</w:t>
+      </w:r>
+    </w:p>
+    <w:p>
+      <w:pPr>
         <w:rPr>
           <w:rFonts w:ascii="Times New Roman" w:hAnsi="Times New Roman" w:cs="Times New Roman"/>
           <w:color w:val="000000" w:themeColor="text1"/>
           <w:spacing w:val="-1"/>
           <w:sz w:val="18"/>
           <w:szCs w:val="18"/>
-        </w:rPr>
-        <w:t>(</w:t>
-      </w:r>
-      <w:r>
-        <w:rPr>
-          <w:rFonts w:ascii="Times New Roman" w:hAnsi="Times New Roman" w:cs="Times New Roman"/>
-          <w:color w:val="000000" w:themeColor="text1"/>
-          <w:spacing w:val="-1"/>
-          <w:sz w:val="18"/>
-          <w:szCs w:val="18"/>
-          <w:lang w:val="en-US"/>
-        </w:rPr>
-        <w:t>RAM</w:t>
-      </w:r>
-      <w:r>
-        <w:rPr>
-          <w:rFonts w:ascii="Times New Roman" w:hAnsi="Times New Roman" w:cs="Times New Roman"/>
-          <w:color w:val="000000" w:themeColor="text1"/>
-          <w:spacing w:val="-1"/>
-          <w:sz w:val="18"/>
-          <w:szCs w:val="18"/>
-        </w:rPr>
-        <w:t>),</w:t>
-      </w:r>
-      <w:r>
-        <w:rPr>
-          <w:rFonts w:ascii="Times New Roman" w:hAnsi="Times New Roman" w:cs="Times New Roman"/>
-          <w:color w:val="000000" w:themeColor="text1"/>
-          <w:spacing w:val="-1"/>
-          <w:sz w:val="18"/>
-          <w:szCs w:val="18"/>
-        </w:rPr>
-        <w:t xml:space="preserve"> они представляют собой не что иное, как последовательность битов. 100101101</w:t>
-      </w:r>
-    </w:p>
-    <w:p>
-      <w:pPr>
-        <w:rPr>
-          <w:rFonts w:ascii="Times New Roman" w:hAnsi="Times New Roman" w:cs="Times New Roman"/>
-          <w:color w:val="000000" w:themeColor="text1"/>
-          <w:spacing w:val="-1"/>
-          <w:sz w:val="18"/>
-          <w:szCs w:val="18"/>
-          <w:lang w:val="en-US"/>
         </w:rPr>
       </w:pPr>
       <w:r>
@@ -21280,27 +21183,7 @@
           <w:sz w:val="18"/>
           <w:szCs w:val="18"/>
         </w:rPr>
-        <w:t>.</w:t>
-      </w:r>
-      <w:r>
-        <w:rPr>
-          <w:rFonts w:ascii="Times New Roman" w:hAnsi="Times New Roman" w:cs="Times New Roman"/>
-          <w:color w:val="000000" w:themeColor="text1"/>
-          <w:spacing w:val="-1"/>
-          <w:sz w:val="18"/>
-          <w:szCs w:val="18"/>
-        </w:rPr>
-        <w:t xml:space="preserve"> </w:t>
-      </w:r>
-      <w:r>
-        <w:rPr>
-          <w:rFonts w:ascii="Times New Roman" w:hAnsi="Times New Roman" w:cs="Times New Roman"/>
-          <w:color w:val="000000" w:themeColor="text1"/>
-          <w:spacing w:val="-1"/>
-          <w:sz w:val="18"/>
-          <w:szCs w:val="18"/>
-        </w:rPr>
-        <w:t>И каждый объект содержит, как минимум, следующие поля:</w:t>
+        <w:t>. И каждый объект содержит, как минимум, следующие поля:</w:t>
       </w:r>
     </w:p>
     <w:p>
@@ -21484,7 +21367,7 @@
           <w:sz w:val="18"/>
           <w:szCs w:val="18"/>
         </w:rPr>
-        <w:t> хранящихся в памяти</w:t>
+        <w:t> хранящихся в памяти.</w:t>
       </w:r>
       <w:r>
         <w:rPr>
@@ -21494,7 +21377,7 @@
           <w:sz w:val="18"/>
           <w:szCs w:val="18"/>
         </w:rPr>
-        <w:t>.</w:t>
+        <w:t xml:space="preserve"> К</w:t>
       </w:r>
       <w:r>
         <w:rPr>
@@ -21504,7 +21387,7 @@
           <w:sz w:val="18"/>
           <w:szCs w:val="18"/>
         </w:rPr>
-        <w:t xml:space="preserve"> К</w:t>
+        <w:t>огда мы присваиваем значение переменной, на самом деле имя переменной указывает </w:t>
       </w:r>
       <w:r>
         <w:rPr>
@@ -21514,29 +21397,39 @@
           <w:sz w:val="18"/>
           <w:szCs w:val="18"/>
         </w:rPr>
-        <w:t>огда мы присваиваем значение переменной, на самом деле имя переменной указывает </w:t>
-      </w:r>
-      <w:r>
-        <w:rPr>
-          <w:rFonts w:ascii="Times New Roman" w:hAnsi="Times New Roman" w:cs="Times New Roman"/>
-          <w:b/>
-          <w:bCs/>
+        <w:t>на</w:t>
+      </w:r>
+      <w:r>
+        <w:rPr>
+          <w:rFonts w:ascii="Times New Roman" w:hAnsi="Times New Roman" w:cs="Times New Roman"/>
           <w:color w:val="000000" w:themeColor="text1"/>
           <w:spacing w:val="-1"/>
           <w:sz w:val="18"/>
           <w:szCs w:val="18"/>
         </w:rPr>
-        <w:t>на</w:t>
-      </w:r>
-      <w:r>
-        <w:rPr>
-          <w:rFonts w:ascii="Times New Roman" w:hAnsi="Times New Roman" w:cs="Times New Roman"/>
+        <w:t> </w:t>
+      </w:r>
+      <w:r>
+        <w:rPr>
+          <w:rFonts w:ascii="Times New Roman" w:hAnsi="Times New Roman" w:cs="Times New Roman"/>
+          <w:b/>
+          <w:bCs/>
           <w:color w:val="000000" w:themeColor="text1"/>
           <w:spacing w:val="-1"/>
           <w:sz w:val="18"/>
           <w:szCs w:val="18"/>
         </w:rPr>
-        <w:t> ячейку памяти, где представлен объект (и его значение). </w:t>
+        <w:t>ячейку</w:t>
+      </w:r>
+      <w:r>
+        <w:rPr>
+          <w:rFonts w:ascii="Times New Roman" w:hAnsi="Times New Roman" w:cs="Times New Roman"/>
+          <w:color w:val="000000" w:themeColor="text1"/>
+          <w:spacing w:val="-1"/>
+          <w:sz w:val="18"/>
+          <w:szCs w:val="18"/>
+        </w:rPr>
+        <w:t xml:space="preserve"> памяти, где представлен объект (и его значение). </w:t>
       </w:r>
     </w:p>
     <w:p>
@@ -21618,7 +21511,6 @@
           <w:spacing w:val="-1"/>
           <w:sz w:val="18"/>
           <w:szCs w:val="18"/>
-          <w:lang w:val="en-US"/>
         </w:rPr>
       </w:pPr>
       <w:r>
@@ -21716,7 +21608,6 @@
           <w:spacing w:val="-1"/>
           <w:sz w:val="18"/>
           <w:szCs w:val="18"/>
-          <w:lang w:val="en-US"/>
         </w:rPr>
       </w:pPr>
       <w:r>
@@ -21743,7 +21634,6 @@
           <w:spacing w:val="-1"/>
           <w:sz w:val="18"/>
           <w:szCs w:val="18"/>
-          <w:lang w:val="en-US"/>
         </w:rPr>
       </w:pPr>
     </w:p>
@@ -21756,7 +21646,6 @@
           <w:spacing w:val="-1"/>
           <w:sz w:val="18"/>
           <w:szCs w:val="18"/>
-          <w:lang w:val="en-US"/>
         </w:rPr>
       </w:pPr>
       <w:r>
@@ -21789,17 +21678,19 @@
           <w:sz w:val="18"/>
           <w:szCs w:val="18"/>
         </w:rPr>
-        <w:t xml:space="preserve"> типах </w:t>
-      </w:r>
-      <w:r>
-        <w:rPr>
-          <w:rFonts w:ascii="Times New Roman" w:hAnsi="Times New Roman" w:cs="Times New Roman"/>
+        <w:t> типах данных. В противном случае мы говорим об </w:t>
+      </w:r>
+      <w:r>
+        <w:rPr>
+          <w:rFonts w:ascii="Times New Roman" w:hAnsi="Times New Roman" w:cs="Times New Roman"/>
+          <w:b/>
+          <w:bCs/>
           <w:color w:val="000000" w:themeColor="text1"/>
           <w:spacing w:val="-1"/>
           <w:sz w:val="18"/>
           <w:szCs w:val="18"/>
         </w:rPr>
-        <w:t>данных.</w:t>
+        <w:t>неизменяемых</w:t>
       </w:r>
       <w:r>
         <w:rPr>
@@ -21809,41 +21700,18 @@
           <w:sz w:val="18"/>
           <w:szCs w:val="18"/>
         </w:rPr>
-        <w:t xml:space="preserve"> В противном случае мы говорим об </w:t>
-      </w:r>
-      <w:r>
-        <w:rPr>
-          <w:rFonts w:ascii="Times New Roman" w:hAnsi="Times New Roman" w:cs="Times New Roman"/>
-          <w:b/>
-          <w:bCs/>
+        <w:t> типах данных.</w:t>
+      </w:r>
+    </w:p>
+    <w:p>
+      <w:pPr>
+        <w:spacing w:after="0"/>
+        <w:rPr>
+          <w:rFonts w:ascii="Times New Roman" w:hAnsi="Times New Roman" w:cs="Times New Roman"/>
           <w:color w:val="000000" w:themeColor="text1"/>
           <w:spacing w:val="-1"/>
           <w:sz w:val="18"/>
           <w:szCs w:val="18"/>
-        </w:rPr>
-        <w:t>неизменяемых</w:t>
-      </w:r>
-      <w:r>
-        <w:rPr>
-          <w:rFonts w:ascii="Times New Roman" w:hAnsi="Times New Roman" w:cs="Times New Roman"/>
-          <w:color w:val="000000" w:themeColor="text1"/>
-          <w:spacing w:val="-1"/>
-          <w:sz w:val="18"/>
-          <w:szCs w:val="18"/>
-        </w:rPr>
-        <w:t> типах данных.</w:t>
-      </w:r>
-    </w:p>
-    <w:p>
-      <w:pPr>
-        <w:spacing w:after="0"/>
-        <w:rPr>
-          <w:rFonts w:ascii="Times New Roman" w:hAnsi="Times New Roman" w:cs="Times New Roman"/>
-          <w:color w:val="000000" w:themeColor="text1"/>
-          <w:spacing w:val="-1"/>
-          <w:sz w:val="18"/>
-          <w:szCs w:val="18"/>
-          <w:lang w:val="en-US"/>
         </w:rPr>
       </w:pPr>
     </w:p>
@@ -21947,6 +21815,7 @@
                 <w:spacing w:val="-1"/>
                 <w:sz w:val="18"/>
                 <w:szCs w:val="18"/>
+                <w:lang w:val="en-US"/>
               </w:rPr>
             </w:pPr>
             <w:r>
@@ -21960,6 +21829,45 @@
                 <w:szCs w:val="18"/>
               </w:rPr>
               <w:t>Неизменяемый тип данных</w:t>
+            </w:r>
+            <w:r>
+              <w:rPr>
+                <w:rFonts w:ascii="Times New Roman" w:hAnsi="Times New Roman" w:cs="Times New Roman"/>
+                <w:b/>
+                <w:bCs/>
+                <w:color w:val="000000" w:themeColor="text1"/>
+                <w:spacing w:val="-1"/>
+                <w:sz w:val="18"/>
+                <w:szCs w:val="18"/>
+                <w:lang w:val="en-US"/>
+              </w:rPr>
+              <w:t xml:space="preserve"> (</w:t>
+            </w:r>
+            <w:r>
+              <w:rPr>
+                <w:rFonts w:ascii="Times New Roman" w:hAnsi="Times New Roman" w:cs="Times New Roman"/>
+                <w:b/>
+                <w:bCs/>
+                <w:color w:val="EE0000"/>
+                <w:spacing w:val="-1"/>
+                <w:sz w:val="18"/>
+                <w:szCs w:val="18"/>
+                <w:lang w:val="en-US"/>
+              </w:rPr>
+              <w:t>Immutable</w:t>
+            </w:r>
+            <w:r>
+              <w:rPr>
+                <w:rFonts w:ascii="Times New Roman" w:hAnsi="Times New Roman" w:cs="Times New Roman"/>
+                <w:b/>
+                <w:bCs/>
+                <w:color w:val="000000" w:themeColor="text1"/>
+                <w:spacing w:val="-1"/>
+                <w:sz w:val="18"/>
+                <w:szCs w:val="18"/>
+                <w:lang w:val="en-US"/>
+              </w:rPr>
+              <w:t>)</w:t>
             </w:r>
           </w:p>
         </w:tc>
@@ -21991,6 +21899,42 @@
                 <w:szCs w:val="18"/>
               </w:rPr>
               <w:t>Изменяемый тип данных</w:t>
+            </w:r>
+            <w:r>
+              <w:rPr>
+                <w:rFonts w:ascii="Times New Roman" w:hAnsi="Times New Roman" w:cs="Times New Roman"/>
+                <w:b/>
+                <w:bCs/>
+                <w:color w:val="000000" w:themeColor="text1"/>
+                <w:spacing w:val="-1"/>
+                <w:sz w:val="18"/>
+                <w:szCs w:val="18"/>
+              </w:rPr>
+              <w:t xml:space="preserve"> (</w:t>
+            </w:r>
+            <w:r>
+              <w:rPr>
+                <w:rFonts w:ascii="Times New Roman" w:hAnsi="Times New Roman" w:cs="Times New Roman"/>
+                <w:b/>
+                <w:bCs/>
+                <w:color w:val="00B050"/>
+                <w:spacing w:val="-1"/>
+                <w:sz w:val="18"/>
+                <w:szCs w:val="18"/>
+              </w:rPr>
+              <w:t>Mutable</w:t>
+            </w:r>
+            <w:r>
+              <w:rPr>
+                <w:rFonts w:ascii="Times New Roman" w:hAnsi="Times New Roman" w:cs="Times New Roman"/>
+                <w:b/>
+                <w:bCs/>
+                <w:color w:val="000000" w:themeColor="text1"/>
+                <w:spacing w:val="-1"/>
+                <w:sz w:val="18"/>
+                <w:szCs w:val="18"/>
+              </w:rPr>
+              <w:t>)</w:t>
             </w:r>
           </w:p>
         </w:tc>
@@ -22271,56 +22215,480 @@
       <w:r>
         <w:rPr>
           <w:rFonts w:ascii="Times New Roman" w:hAnsi="Times New Roman" w:cs="Times New Roman"/>
-          <w:b/>
-          <w:bCs/>
           <w:color w:val="000000" w:themeColor="text1"/>
           <w:spacing w:val="-1"/>
           <w:sz w:val="18"/>
           <w:szCs w:val="18"/>
         </w:rPr>
-        <w:t>Структуры данных</w:t>
-      </w:r>
-      <w:r>
-        <w:rPr>
-          <w:rFonts w:ascii="Times New Roman" w:hAnsi="Times New Roman" w:cs="Times New Roman"/>
+        <w:t xml:space="preserve">Управление потоком выполнения в программировании — это то, </w:t>
+      </w:r>
+      <w:r>
+        <w:rPr>
+          <w:rFonts w:ascii="Times New Roman" w:hAnsi="Times New Roman" w:cs="Times New Roman"/>
+          <w:b/>
+          <w:bCs/>
           <w:color w:val="000000" w:themeColor="text1"/>
           <w:spacing w:val="-1"/>
           <w:sz w:val="18"/>
           <w:szCs w:val="18"/>
         </w:rPr>
-        <w:t xml:space="preserve"> — это организованные способы хранения и управления наборами информации, позволяющие эффективно использовать их в программе. В Python существует несколько встроенных структур, таких как списки, кортежи, множества и словари, каждая из которых обладает специфическими характеристиками, делающими её более подходящей для определённых типов задач. </w:t>
-      </w:r>
-    </w:p>
-    <w:p>
-      <w:pPr>
-        <w:rPr>
-          <w:rFonts w:ascii="Times New Roman" w:hAnsi="Times New Roman" w:cs="Times New Roman"/>
-          <w:color w:val="595959" w:themeColor="text1" w:themeTint="A6"/>
+        <w:t>как</w:t>
+      </w:r>
+      <w:r>
+        <w:rPr>
+          <w:rFonts w:ascii="Times New Roman" w:hAnsi="Times New Roman" w:cs="Times New Roman"/>
+          <w:color w:val="000000" w:themeColor="text1"/>
           <w:spacing w:val="-1"/>
           <w:sz w:val="18"/>
           <w:szCs w:val="18"/>
         </w:rPr>
-      </w:pPr>
-    </w:p>
-    <w:p>
-      <w:pPr>
-        <w:rPr>
-          <w:rFonts w:ascii="Times New Roman" w:hAnsi="Times New Roman" w:cs="Times New Roman"/>
-          <w:color w:val="595959" w:themeColor="text1" w:themeTint="A6"/>
+        <w:t xml:space="preserve"> определяется порядок выполнения инструкций программы. Вместо следования линейной последовательности, программы могут принимать решения, повторять блоки кода или изменять порядок выполнения в зависимости от </w:t>
+      </w:r>
+      <w:r>
+        <w:rPr>
+          <w:rFonts w:ascii="Times New Roman" w:hAnsi="Times New Roman" w:cs="Times New Roman"/>
+          <w:b/>
+          <w:bCs/>
+          <w:color w:val="000000" w:themeColor="text1"/>
           <w:spacing w:val="-1"/>
           <w:sz w:val="18"/>
           <w:szCs w:val="18"/>
         </w:rPr>
-      </w:pPr>
-    </w:p>
-    <w:p>
-      <w:pPr>
-        <w:rPr>
-          <w:rFonts w:ascii="Times New Roman" w:hAnsi="Times New Roman" w:cs="Times New Roman"/>
-          <w:color w:val="595959" w:themeColor="text1" w:themeTint="A6"/>
+        <w:t>определенных условий</w:t>
+      </w:r>
+      <w:r>
+        <w:rPr>
+          <w:rFonts w:ascii="Times New Roman" w:hAnsi="Times New Roman" w:cs="Times New Roman"/>
+          <w:color w:val="000000" w:themeColor="text1"/>
           <w:spacing w:val="-1"/>
           <w:sz w:val="18"/>
           <w:szCs w:val="18"/>
+        </w:rPr>
+        <w:t>. Это достигается с помощью таких структур, как условные операторы (</w:t>
+      </w:r>
+      <w:r>
+        <w:rPr>
+          <w:rFonts w:ascii="Times New Roman" w:hAnsi="Times New Roman" w:cs="Times New Roman"/>
+          <w:b/>
+          <w:bCs/>
+          <w:color w:val="000000" w:themeColor="text1"/>
+          <w:spacing w:val="-1"/>
+          <w:sz w:val="18"/>
+          <w:szCs w:val="18"/>
+        </w:rPr>
+        <w:t>if, else</w:t>
+      </w:r>
+      <w:r>
+        <w:rPr>
+          <w:rFonts w:ascii="Times New Roman" w:hAnsi="Times New Roman" w:cs="Times New Roman"/>
+          <w:color w:val="000000" w:themeColor="text1"/>
+          <w:spacing w:val="-1"/>
+          <w:sz w:val="18"/>
+          <w:szCs w:val="18"/>
+        </w:rPr>
+        <w:t>), циклы (</w:t>
+      </w:r>
+      <w:r>
+        <w:rPr>
+          <w:rFonts w:ascii="Times New Roman" w:hAnsi="Times New Roman" w:cs="Times New Roman"/>
+          <w:b/>
+          <w:bCs/>
+          <w:color w:val="000000" w:themeColor="text1"/>
+          <w:spacing w:val="-1"/>
+          <w:sz w:val="18"/>
+          <w:szCs w:val="18"/>
+        </w:rPr>
+        <w:t>for, while</w:t>
+      </w:r>
+      <w:r>
+        <w:rPr>
+          <w:rFonts w:ascii="Times New Roman" w:hAnsi="Times New Roman" w:cs="Times New Roman"/>
+          <w:color w:val="000000" w:themeColor="text1"/>
+          <w:spacing w:val="-1"/>
+          <w:sz w:val="18"/>
+          <w:szCs w:val="18"/>
+        </w:rPr>
+        <w:t xml:space="preserve">) и управляющие операторы, такие как </w:t>
+      </w:r>
+      <w:r>
+        <w:rPr>
+          <w:rFonts w:ascii="Times New Roman" w:hAnsi="Times New Roman" w:cs="Times New Roman"/>
+          <w:b/>
+          <w:bCs/>
+          <w:color w:val="000000" w:themeColor="text1"/>
+          <w:spacing w:val="-1"/>
+          <w:sz w:val="18"/>
+          <w:szCs w:val="18"/>
+        </w:rPr>
+        <w:t>break</w:t>
+      </w:r>
+      <w:r>
+        <w:rPr>
+          <w:rFonts w:ascii="Times New Roman" w:hAnsi="Times New Roman" w:cs="Times New Roman"/>
+          <w:color w:val="000000" w:themeColor="text1"/>
+          <w:spacing w:val="-1"/>
+          <w:sz w:val="18"/>
+          <w:szCs w:val="18"/>
+        </w:rPr>
+        <w:t xml:space="preserve"> или </w:t>
+      </w:r>
+      <w:r>
+        <w:rPr>
+          <w:rFonts w:ascii="Times New Roman" w:hAnsi="Times New Roman" w:cs="Times New Roman"/>
+          <w:b/>
+          <w:bCs/>
+          <w:color w:val="000000" w:themeColor="text1"/>
+          <w:spacing w:val="-1"/>
+          <w:sz w:val="18"/>
+          <w:szCs w:val="18"/>
+        </w:rPr>
+        <w:t>continue</w:t>
+      </w:r>
+      <w:r>
+        <w:rPr>
+          <w:rFonts w:ascii="Times New Roman" w:hAnsi="Times New Roman" w:cs="Times New Roman"/>
+          <w:color w:val="000000" w:themeColor="text1"/>
+          <w:spacing w:val="-1"/>
+          <w:sz w:val="18"/>
+          <w:szCs w:val="18"/>
+        </w:rPr>
+        <w:t>.</w:t>
+      </w:r>
+    </w:p>
+    <w:p>
+      <w:pPr>
+        <w:rPr>
+          <w:rFonts w:ascii="Times New Roman" w:hAnsi="Times New Roman" w:cs="Times New Roman"/>
+          <w:color w:val="000000" w:themeColor="text1"/>
+          <w:spacing w:val="-1"/>
+          <w:sz w:val="18"/>
+          <w:szCs w:val="18"/>
+          <w:lang w:val="en-US"/>
+        </w:rPr>
+      </w:pPr>
+      <w:r>
+        <w:rPr>
+          <w:rFonts w:ascii="Times New Roman" w:hAnsi="Times New Roman" w:cs="Times New Roman"/>
+          <w:color w:val="000000" w:themeColor="text1"/>
+          <w:spacing w:val="-1"/>
+          <w:sz w:val="18"/>
+          <w:szCs w:val="18"/>
+        </w:rPr>
+        <w:t>Условный оператор в Python (как и во многих других языках программирования) называется if. При его написании необходимо добавить в конце строки выражение сравнения, заканчивающееся </w:t>
+      </w:r>
+      <w:r>
+        <w:rPr>
+          <w:rFonts w:ascii="Times New Roman" w:hAnsi="Times New Roman" w:cs="Times New Roman"/>
+          <w:color w:val="000000" w:themeColor="text1"/>
+          <w:spacing w:val="-1"/>
+          <w:sz w:val="18"/>
+          <w:szCs w:val="18"/>
+        </w:rPr>
+        <w:t>двоеточием.</w:t>
+      </w:r>
+    </w:p>
+    <w:p>
+      <w:pPr>
+        <w:rPr>
+          <w:rFonts w:ascii="Times New Roman" w:hAnsi="Times New Roman" w:cs="Times New Roman"/>
+          <w:b/>
+          <w:bCs/>
+          <w:color w:val="000000" w:themeColor="text1"/>
+          <w:spacing w:val="-1"/>
+          <w:sz w:val="18"/>
+          <w:szCs w:val="18"/>
+          <w:lang w:val="en-US"/>
+        </w:rPr>
+      </w:pPr>
+      <w:r>
+        <w:rPr>
+          <w:noProof/>
+        </w:rPr>
+        <w:drawing>
+          <wp:inline distT="0" distB="0" distL="0" distR="0" wp14:anchorId="30256EE7" wp14:editId="74D73992">
+            <wp:extent cx="2704762" cy="1123810"/>
+            <wp:effectExtent l="0" t="0" r="635" b="635"/>
+            <wp:docPr id="2086317725" name="Рисунок 1"/>
+            <wp:cNvGraphicFramePr>
+              <a:graphicFrameLocks xmlns:a="http://schemas.openxmlformats.org/drawingml/2006/main" noChangeAspect="1"/>
+            </wp:cNvGraphicFramePr>
+            <a:graphic xmlns:a="http://schemas.openxmlformats.org/drawingml/2006/main">
+              <a:graphicData uri="http://schemas.openxmlformats.org/drawingml/2006/picture">
+                <pic:pic xmlns:pic="http://schemas.openxmlformats.org/drawingml/2006/picture">
+                  <pic:nvPicPr>
+                    <pic:cNvPr id="2086317725" name=""/>
+                    <pic:cNvPicPr/>
+                  </pic:nvPicPr>
+                  <pic:blipFill>
+                    <a:blip r:embed="rId39"/>
+                    <a:stretch>
+                      <a:fillRect/>
+                    </a:stretch>
+                  </pic:blipFill>
+                  <pic:spPr>
+                    <a:xfrm>
+                      <a:off x="0" y="0"/>
+                      <a:ext cx="2704762" cy="1123810"/>
+                    </a:xfrm>
+                    <a:prstGeom prst="rect">
+                      <a:avLst/>
+                    </a:prstGeom>
+                  </pic:spPr>
+                </pic:pic>
+              </a:graphicData>
+            </a:graphic>
+          </wp:inline>
+        </w:drawing>
+      </w:r>
+    </w:p>
+    <w:p>
+      <w:pPr>
+        <w:rPr>
+          <w:rFonts w:ascii="Times New Roman" w:hAnsi="Times New Roman" w:cs="Times New Roman"/>
+          <w:color w:val="000000" w:themeColor="text1"/>
+          <w:spacing w:val="-1"/>
+          <w:sz w:val="18"/>
+          <w:szCs w:val="18"/>
+          <w:lang w:val="en-US"/>
+        </w:rPr>
+      </w:pPr>
+      <w:r>
+        <w:rPr>
+          <w:rFonts w:ascii="Times New Roman" w:hAnsi="Times New Roman" w:cs="Times New Roman"/>
+          <w:color w:val="000000" w:themeColor="text1"/>
+          <w:spacing w:val="-1"/>
+          <w:sz w:val="18"/>
+          <w:szCs w:val="18"/>
+        </w:rPr>
+        <w:t>В предыдущем примере очевидно, что условие выполнено, и, следовательно, инструкция внутри тела условия выполняется. Однако это может быть не так. Для обработки такого сценария существует оператор else.</w:t>
+      </w:r>
+    </w:p>
+    <w:p>
+      <w:pPr>
+        <w:rPr>
+          <w:rFonts w:ascii="Times New Roman" w:hAnsi="Times New Roman" w:cs="Times New Roman"/>
+          <w:color w:val="000000" w:themeColor="text1"/>
+          <w:spacing w:val="-1"/>
+          <w:sz w:val="18"/>
+          <w:szCs w:val="18"/>
+          <w:lang w:val="en-US"/>
+        </w:rPr>
+      </w:pPr>
+      <w:r>
+        <w:rPr>
+          <w:noProof/>
+        </w:rPr>
+        <w:drawing>
+          <wp:inline distT="0" distB="0" distL="0" distR="0" wp14:anchorId="23C96783" wp14:editId="0094C311">
+            <wp:extent cx="2590476" cy="1447619"/>
+            <wp:effectExtent l="0" t="0" r="635" b="635"/>
+            <wp:docPr id="1681842616" name="Рисунок 1"/>
+            <wp:cNvGraphicFramePr>
+              <a:graphicFrameLocks xmlns:a="http://schemas.openxmlformats.org/drawingml/2006/main" noChangeAspect="1"/>
+            </wp:cNvGraphicFramePr>
+            <a:graphic xmlns:a="http://schemas.openxmlformats.org/drawingml/2006/main">
+              <a:graphicData uri="http://schemas.openxmlformats.org/drawingml/2006/picture">
+                <pic:pic xmlns:pic="http://schemas.openxmlformats.org/drawingml/2006/picture">
+                  <pic:nvPicPr>
+                    <pic:cNvPr id="1681842616" name=""/>
+                    <pic:cNvPicPr/>
+                  </pic:nvPicPr>
+                  <pic:blipFill>
+                    <a:blip r:embed="rId40"/>
+                    <a:stretch>
+                      <a:fillRect/>
+                    </a:stretch>
+                  </pic:blipFill>
+                  <pic:spPr>
+                    <a:xfrm>
+                      <a:off x="0" y="0"/>
+                      <a:ext cx="2590476" cy="1447619"/>
+                    </a:xfrm>
+                    <a:prstGeom prst="rect">
+                      <a:avLst/>
+                    </a:prstGeom>
+                  </pic:spPr>
+                </pic:pic>
+              </a:graphicData>
+            </a:graphic>
+          </wp:inline>
+        </w:drawing>
+      </w:r>
+    </w:p>
+    <w:p>
+      <w:pPr>
+        <w:rPr>
+          <w:rFonts w:ascii="Times New Roman" w:hAnsi="Times New Roman" w:cs="Times New Roman"/>
+          <w:b/>
+          <w:bCs/>
+          <w:color w:val="000000" w:themeColor="text1"/>
+          <w:spacing w:val="-1"/>
+          <w:sz w:val="18"/>
+          <w:szCs w:val="18"/>
+          <w:lang w:val="en-US"/>
+        </w:rPr>
+      </w:pPr>
+      <w:r>
+        <w:rPr>
+          <w:rFonts w:ascii="Times New Roman" w:hAnsi="Times New Roman" w:cs="Times New Roman"/>
+          <w:color w:val="000000" w:themeColor="text1"/>
+          <w:spacing w:val="-1"/>
+          <w:sz w:val="18"/>
+          <w:szCs w:val="18"/>
+        </w:rPr>
+        <w:t> </w:t>
+      </w:r>
+      <w:r>
+        <w:rPr>
+          <w:rFonts w:ascii="Times New Roman" w:hAnsi="Times New Roman" w:cs="Times New Roman"/>
+          <w:color w:val="000000" w:themeColor="text1"/>
+          <w:spacing w:val="-1"/>
+          <w:sz w:val="18"/>
+          <w:szCs w:val="18"/>
+        </w:rPr>
+        <w:t>Мы м</w:t>
+      </w:r>
+      <w:r>
+        <w:rPr>
+          <w:rFonts w:ascii="Times New Roman" w:hAnsi="Times New Roman" w:cs="Times New Roman"/>
+          <w:color w:val="000000" w:themeColor="text1"/>
+          <w:spacing w:val="-1"/>
+          <w:sz w:val="18"/>
+          <w:szCs w:val="18"/>
+        </w:rPr>
+        <w:t>ожем даже иметь условия внутри условий, что технически называется </w:t>
+      </w:r>
+      <w:r>
+        <w:rPr>
+          <w:rFonts w:ascii="Times New Roman" w:hAnsi="Times New Roman" w:cs="Times New Roman"/>
+          <w:b/>
+          <w:bCs/>
+          <w:color w:val="000000" w:themeColor="text1"/>
+          <w:spacing w:val="-1"/>
+          <w:sz w:val="18"/>
+          <w:szCs w:val="18"/>
+        </w:rPr>
+        <w:t>вложенными условиями</w:t>
+      </w:r>
+    </w:p>
+    <w:p>
+      <w:pPr>
+        <w:rPr>
+          <w:rFonts w:ascii="Times New Roman" w:hAnsi="Times New Roman" w:cs="Times New Roman"/>
+          <w:color w:val="000000" w:themeColor="text1"/>
+          <w:spacing w:val="-1"/>
+          <w:sz w:val="18"/>
+          <w:szCs w:val="18"/>
+          <w:lang w:val="en-US"/>
+        </w:rPr>
+      </w:pPr>
+      <w:r>
+        <w:rPr>
+          <w:noProof/>
+        </w:rPr>
+        <w:drawing>
+          <wp:inline distT="0" distB="0" distL="0" distR="0" wp14:anchorId="1A58FB8F" wp14:editId="62B768ED">
+            <wp:extent cx="3723809" cy="2809524"/>
+            <wp:effectExtent l="0" t="0" r="0" b="0"/>
+            <wp:docPr id="456988237" name="Рисунок 1"/>
+            <wp:cNvGraphicFramePr>
+              <a:graphicFrameLocks xmlns:a="http://schemas.openxmlformats.org/drawingml/2006/main" noChangeAspect="1"/>
+            </wp:cNvGraphicFramePr>
+            <a:graphic xmlns:a="http://schemas.openxmlformats.org/drawingml/2006/main">
+              <a:graphicData uri="http://schemas.openxmlformats.org/drawingml/2006/picture">
+                <pic:pic xmlns:pic="http://schemas.openxmlformats.org/drawingml/2006/picture">
+                  <pic:nvPicPr>
+                    <pic:cNvPr id="456988237" name=""/>
+                    <pic:cNvPicPr/>
+                  </pic:nvPicPr>
+                  <pic:blipFill>
+                    <a:blip r:embed="rId41"/>
+                    <a:stretch>
+                      <a:fillRect/>
+                    </a:stretch>
+                  </pic:blipFill>
+                  <pic:spPr>
+                    <a:xfrm>
+                      <a:off x="0" y="0"/>
+                      <a:ext cx="3723809" cy="2809524"/>
+                    </a:xfrm>
+                    <a:prstGeom prst="rect">
+                      <a:avLst/>
+                    </a:prstGeom>
+                  </pic:spPr>
+                </pic:pic>
+              </a:graphicData>
+            </a:graphic>
+          </wp:inline>
+        </w:drawing>
+      </w:r>
+    </w:p>
+    <w:p>
+      <w:pPr>
+        <w:rPr>
+          <w:rFonts w:ascii="Times New Roman" w:hAnsi="Times New Roman" w:cs="Times New Roman"/>
+          <w:color w:val="000000" w:themeColor="text1"/>
+          <w:spacing w:val="-1"/>
+          <w:sz w:val="18"/>
+          <w:szCs w:val="18"/>
+          <w:lang w:val="en-US"/>
+        </w:rPr>
+      </w:pPr>
+      <w:r>
+        <w:rPr>
+          <w:rFonts w:ascii="Times New Roman" w:hAnsi="Times New Roman" w:cs="Times New Roman"/>
+          <w:b/>
+          <w:bCs/>
+          <w:color w:val="000000" w:themeColor="text1"/>
+          <w:spacing w:val="-1"/>
+          <w:sz w:val="18"/>
+          <w:szCs w:val="18"/>
+        </w:rPr>
+        <w:t>Структуры данных</w:t>
+      </w:r>
+      <w:r>
+        <w:rPr>
+          <w:rFonts w:ascii="Times New Roman" w:hAnsi="Times New Roman" w:cs="Times New Roman"/>
+          <w:color w:val="000000" w:themeColor="text1"/>
+          <w:spacing w:val="-1"/>
+          <w:sz w:val="18"/>
+          <w:szCs w:val="18"/>
+        </w:rPr>
+        <w:t xml:space="preserve"> — это организованные способы хранения и управления наборами информации, позволяющие эффективно использовать их в программе. В Python существует несколько встроенных структур, таких как списки, кортежи, </w:t>
+      </w:r>
+      <w:r>
+        <w:rPr>
+          <w:rFonts w:ascii="Times New Roman" w:hAnsi="Times New Roman" w:cs="Times New Roman"/>
+          <w:color w:val="000000" w:themeColor="text1"/>
+          <w:spacing w:val="-1"/>
+          <w:sz w:val="18"/>
+          <w:szCs w:val="18"/>
+        </w:rPr>
+        <w:lastRenderedPageBreak/>
+        <w:t>множества и словари, каждая из которых обладает специфическими характеристиками, делающими её более подходящей для определённых типов задач. </w:t>
+      </w:r>
+    </w:p>
+    <w:p>
+      <w:pPr>
+        <w:rPr>
+          <w:rFonts w:ascii="Times New Roman" w:hAnsi="Times New Roman" w:cs="Times New Roman"/>
+          <w:color w:val="595959" w:themeColor="text1" w:themeTint="A6"/>
+          <w:spacing w:val="-1"/>
+          <w:sz w:val="18"/>
+          <w:szCs w:val="18"/>
+          <w:lang w:val="en-US"/>
+        </w:rPr>
+      </w:pPr>
+    </w:p>
+    <w:p>
+      <w:pPr>
+        <w:rPr>
+          <w:rFonts w:ascii="Times New Roman" w:hAnsi="Times New Roman" w:cs="Times New Roman"/>
+          <w:color w:val="595959" w:themeColor="text1" w:themeTint="A6"/>
+          <w:spacing w:val="-1"/>
+          <w:sz w:val="18"/>
+          <w:szCs w:val="18"/>
+          <w:lang w:val="en-US"/>
         </w:rPr>
       </w:pPr>
     </w:p>
@@ -22337,9 +22705,2022 @@
           <w:szCs w:val="18"/>
         </w:rPr>
       </w:pPr>
-    </w:p>
-    <w:p/>
-    <w:p/>
+      <w:r>
+        <w:rPr>
+          <w:rFonts w:ascii="Times New Roman" w:hAnsi="Times New Roman" w:cs="Times New Roman"/>
+          <w:b/>
+          <w:bCs/>
+          <w:color w:val="595959" w:themeColor="text1" w:themeTint="A6"/>
+          <w:sz w:val="18"/>
+          <w:szCs w:val="18"/>
+        </w:rPr>
+        <w:t>Таблица истинности для логических операторов в Python</w:t>
+      </w:r>
+    </w:p>
+    <w:p>
+      <w:pPr>
+        <w:ind w:left="360"/>
+        <w:rPr>
+          <w:rFonts w:ascii="Times New Roman" w:hAnsi="Times New Roman" w:cs="Times New Roman"/>
+          <w:b/>
+          <w:bCs/>
+          <w:color w:val="595959" w:themeColor="text1" w:themeTint="A6"/>
+          <w:sz w:val="18"/>
+          <w:szCs w:val="18"/>
+        </w:rPr>
+      </w:pPr>
+      <w:r>
+        <w:rPr>
+          <w:rFonts w:ascii="Times New Roman" w:hAnsi="Times New Roman" w:cs="Times New Roman"/>
+          <w:b/>
+          <w:bCs/>
+          <w:color w:val="595959" w:themeColor="text1" w:themeTint="A6"/>
+          <w:sz w:val="18"/>
+          <w:szCs w:val="18"/>
+        </w:rPr>
+        <w:t>1. and (И, конъюнкция)</w:t>
+      </w:r>
+    </w:p>
+    <w:p>
+      <w:pPr>
+        <w:ind w:left="360"/>
+        <w:jc w:val="center"/>
+        <w:rPr>
+          <w:rFonts w:ascii="Times New Roman" w:hAnsi="Times New Roman" w:cs="Times New Roman"/>
+          <w:b/>
+          <w:bCs/>
+          <w:color w:val="595959" w:themeColor="text1" w:themeTint="A6"/>
+          <w:sz w:val="18"/>
+          <w:szCs w:val="18"/>
+        </w:rPr>
+      </w:pPr>
+    </w:p>
+    <w:tbl>
+      <w:tblPr>
+        <w:tblW w:w="12000" w:type="dxa"/>
+        <w:tblBorders>
+          <w:top w:val="single" w:sz="2" w:space="0" w:color="E5E7EB"/>
+          <w:left w:val="single" w:sz="2" w:space="0" w:color="E5E7EB"/>
+          <w:bottom w:val="single" w:sz="2" w:space="0" w:color="E5E7EB"/>
+          <w:right w:val="single" w:sz="2" w:space="0" w:color="E5E7EB"/>
+          <w:insideH w:val="single" w:sz="4" w:space="0" w:color="auto"/>
+          <w:insideV w:val="single" w:sz="4" w:space="0" w:color="auto"/>
+        </w:tblBorders>
+        <w:tblCellMar>
+          <w:top w:w="15" w:type="dxa"/>
+          <w:left w:w="15" w:type="dxa"/>
+          <w:bottom w:w="15" w:type="dxa"/>
+          <w:right w:w="15" w:type="dxa"/>
+        </w:tblCellMar>
+        <w:tblLook w:val="04A0" w:firstRow="1" w:lastRow="0" w:firstColumn="1" w:lastColumn="0" w:noHBand="0" w:noVBand="1"/>
+      </w:tblPr>
+      <w:tblGrid>
+        <w:gridCol w:w="3322"/>
+        <w:gridCol w:w="3322"/>
+        <w:gridCol w:w="5356"/>
+      </w:tblGrid>
+      <w:tr>
+        <w:trPr>
+          <w:tblHeader/>
+        </w:trPr>
+        <w:tc>
+          <w:tcPr>
+            <w:tcW w:w="0" w:type="auto"/>
+            <w:noWrap/>
+            <w:vAlign w:val="bottom"/>
+            <w:hideMark/>
+          </w:tcPr>
+          <w:p>
+            <w:pPr>
+              <w:rPr>
+                <w:rFonts w:ascii="Times New Roman" w:hAnsi="Times New Roman" w:cs="Times New Roman"/>
+                <w:b/>
+                <w:bCs/>
+                <w:sz w:val="18"/>
+                <w:szCs w:val="18"/>
+              </w:rPr>
+            </w:pPr>
+            <w:r>
+              <w:rPr>
+                <w:rFonts w:ascii="Times New Roman" w:hAnsi="Times New Roman" w:cs="Times New Roman"/>
+                <w:b/>
+                <w:bCs/>
+                <w:sz w:val="18"/>
+                <w:szCs w:val="18"/>
+              </w:rPr>
+              <w:t>A</w:t>
+            </w:r>
+          </w:p>
+        </w:tc>
+        <w:tc>
+          <w:tcPr>
+            <w:tcW w:w="0" w:type="auto"/>
+            <w:noWrap/>
+            <w:vAlign w:val="bottom"/>
+            <w:hideMark/>
+          </w:tcPr>
+          <w:p>
+            <w:pPr>
+              <w:rPr>
+                <w:rFonts w:ascii="Times New Roman" w:hAnsi="Times New Roman" w:cs="Times New Roman"/>
+                <w:b/>
+                <w:bCs/>
+                <w:sz w:val="18"/>
+                <w:szCs w:val="18"/>
+              </w:rPr>
+            </w:pPr>
+            <w:r>
+              <w:rPr>
+                <w:rFonts w:ascii="Times New Roman" w:hAnsi="Times New Roman" w:cs="Times New Roman"/>
+                <w:b/>
+                <w:bCs/>
+                <w:sz w:val="18"/>
+                <w:szCs w:val="18"/>
+              </w:rPr>
+              <w:t>B</w:t>
+            </w:r>
+          </w:p>
+        </w:tc>
+        <w:tc>
+          <w:tcPr>
+            <w:tcW w:w="0" w:type="auto"/>
+            <w:noWrap/>
+            <w:vAlign w:val="bottom"/>
+            <w:hideMark/>
+          </w:tcPr>
+          <w:p>
+            <w:pPr>
+              <w:rPr>
+                <w:rFonts w:ascii="Times New Roman" w:hAnsi="Times New Roman" w:cs="Times New Roman"/>
+                <w:b/>
+                <w:bCs/>
+                <w:sz w:val="18"/>
+                <w:szCs w:val="18"/>
+              </w:rPr>
+            </w:pPr>
+            <w:r>
+              <w:rPr>
+                <w:rFonts w:ascii="Times New Roman" w:hAnsi="Times New Roman" w:cs="Times New Roman"/>
+                <w:b/>
+                <w:bCs/>
+                <w:sz w:val="18"/>
+                <w:szCs w:val="18"/>
+              </w:rPr>
+              <w:t>A and B</w:t>
+            </w:r>
+          </w:p>
+        </w:tc>
+      </w:tr>
+      <w:tr>
+        <w:tc>
+          <w:tcPr>
+            <w:tcW w:w="0" w:type="auto"/>
+            <w:vAlign w:val="bottom"/>
+            <w:hideMark/>
+          </w:tcPr>
+          <w:p>
+            <w:pPr>
+              <w:rPr>
+                <w:rFonts w:ascii="Times New Roman" w:hAnsi="Times New Roman" w:cs="Times New Roman"/>
+                <w:sz w:val="18"/>
+                <w:szCs w:val="18"/>
+              </w:rPr>
+            </w:pPr>
+            <w:r>
+              <w:rPr>
+                <w:rFonts w:ascii="Times New Roman" w:hAnsi="Times New Roman" w:cs="Times New Roman"/>
+                <w:sz w:val="18"/>
+                <w:szCs w:val="18"/>
+              </w:rPr>
+              <w:t>True</w:t>
+            </w:r>
+          </w:p>
+        </w:tc>
+        <w:tc>
+          <w:tcPr>
+            <w:tcW w:w="0" w:type="auto"/>
+            <w:vAlign w:val="bottom"/>
+            <w:hideMark/>
+          </w:tcPr>
+          <w:p>
+            <w:pPr>
+              <w:rPr>
+                <w:rFonts w:ascii="Times New Roman" w:hAnsi="Times New Roman" w:cs="Times New Roman"/>
+                <w:sz w:val="18"/>
+                <w:szCs w:val="18"/>
+              </w:rPr>
+            </w:pPr>
+            <w:r>
+              <w:rPr>
+                <w:rFonts w:ascii="Times New Roman" w:hAnsi="Times New Roman" w:cs="Times New Roman"/>
+                <w:sz w:val="18"/>
+                <w:szCs w:val="18"/>
+              </w:rPr>
+              <w:t>True</w:t>
+            </w:r>
+          </w:p>
+        </w:tc>
+        <w:tc>
+          <w:tcPr>
+            <w:tcW w:w="0" w:type="auto"/>
+            <w:vAlign w:val="bottom"/>
+            <w:hideMark/>
+          </w:tcPr>
+          <w:p>
+            <w:pPr>
+              <w:rPr>
+                <w:rFonts w:ascii="Times New Roman" w:hAnsi="Times New Roman" w:cs="Times New Roman"/>
+                <w:sz w:val="18"/>
+                <w:szCs w:val="18"/>
+              </w:rPr>
+            </w:pPr>
+            <w:r>
+              <w:rPr>
+                <w:rFonts w:ascii="Times New Roman" w:hAnsi="Times New Roman" w:cs="Times New Roman"/>
+                <w:b/>
+                <w:bCs/>
+                <w:sz w:val="18"/>
+                <w:szCs w:val="18"/>
+              </w:rPr>
+              <w:t>True</w:t>
+            </w:r>
+          </w:p>
+        </w:tc>
+      </w:tr>
+      <w:tr>
+        <w:tc>
+          <w:tcPr>
+            <w:tcW w:w="0" w:type="auto"/>
+            <w:vAlign w:val="bottom"/>
+            <w:hideMark/>
+          </w:tcPr>
+          <w:p>
+            <w:pPr>
+              <w:rPr>
+                <w:rFonts w:ascii="Times New Roman" w:hAnsi="Times New Roman" w:cs="Times New Roman"/>
+                <w:sz w:val="18"/>
+                <w:szCs w:val="18"/>
+              </w:rPr>
+            </w:pPr>
+            <w:r>
+              <w:rPr>
+                <w:rFonts w:ascii="Times New Roman" w:hAnsi="Times New Roman" w:cs="Times New Roman"/>
+                <w:sz w:val="18"/>
+                <w:szCs w:val="18"/>
+              </w:rPr>
+              <w:t>True</w:t>
+            </w:r>
+          </w:p>
+        </w:tc>
+        <w:tc>
+          <w:tcPr>
+            <w:tcW w:w="0" w:type="auto"/>
+            <w:vAlign w:val="bottom"/>
+            <w:hideMark/>
+          </w:tcPr>
+          <w:p>
+            <w:pPr>
+              <w:rPr>
+                <w:rFonts w:ascii="Times New Roman" w:hAnsi="Times New Roman" w:cs="Times New Roman"/>
+                <w:sz w:val="18"/>
+                <w:szCs w:val="18"/>
+              </w:rPr>
+            </w:pPr>
+            <w:r>
+              <w:rPr>
+                <w:rFonts w:ascii="Times New Roman" w:hAnsi="Times New Roman" w:cs="Times New Roman"/>
+                <w:sz w:val="18"/>
+                <w:szCs w:val="18"/>
+              </w:rPr>
+              <w:t>False</w:t>
+            </w:r>
+          </w:p>
+        </w:tc>
+        <w:tc>
+          <w:tcPr>
+            <w:tcW w:w="0" w:type="auto"/>
+            <w:vAlign w:val="bottom"/>
+            <w:hideMark/>
+          </w:tcPr>
+          <w:p>
+            <w:pPr>
+              <w:rPr>
+                <w:rFonts w:ascii="Times New Roman" w:hAnsi="Times New Roman" w:cs="Times New Roman"/>
+                <w:sz w:val="18"/>
+                <w:szCs w:val="18"/>
+              </w:rPr>
+            </w:pPr>
+            <w:r>
+              <w:rPr>
+                <w:rFonts w:ascii="Times New Roman" w:hAnsi="Times New Roman" w:cs="Times New Roman"/>
+                <w:sz w:val="18"/>
+                <w:szCs w:val="18"/>
+              </w:rPr>
+              <w:t>False</w:t>
+            </w:r>
+          </w:p>
+        </w:tc>
+      </w:tr>
+      <w:tr>
+        <w:tc>
+          <w:tcPr>
+            <w:tcW w:w="0" w:type="auto"/>
+            <w:vAlign w:val="bottom"/>
+            <w:hideMark/>
+          </w:tcPr>
+          <w:p>
+            <w:pPr>
+              <w:rPr>
+                <w:rFonts w:ascii="Times New Roman" w:hAnsi="Times New Roman" w:cs="Times New Roman"/>
+                <w:sz w:val="18"/>
+                <w:szCs w:val="18"/>
+              </w:rPr>
+            </w:pPr>
+            <w:r>
+              <w:rPr>
+                <w:rFonts w:ascii="Times New Roman" w:hAnsi="Times New Roman" w:cs="Times New Roman"/>
+                <w:sz w:val="18"/>
+                <w:szCs w:val="18"/>
+              </w:rPr>
+              <w:t>False</w:t>
+            </w:r>
+          </w:p>
+        </w:tc>
+        <w:tc>
+          <w:tcPr>
+            <w:tcW w:w="0" w:type="auto"/>
+            <w:vAlign w:val="bottom"/>
+            <w:hideMark/>
+          </w:tcPr>
+          <w:p>
+            <w:pPr>
+              <w:rPr>
+                <w:rFonts w:ascii="Times New Roman" w:hAnsi="Times New Roman" w:cs="Times New Roman"/>
+                <w:sz w:val="18"/>
+                <w:szCs w:val="18"/>
+              </w:rPr>
+            </w:pPr>
+            <w:r>
+              <w:rPr>
+                <w:rFonts w:ascii="Times New Roman" w:hAnsi="Times New Roman" w:cs="Times New Roman"/>
+                <w:sz w:val="18"/>
+                <w:szCs w:val="18"/>
+              </w:rPr>
+              <w:t>True</w:t>
+            </w:r>
+          </w:p>
+        </w:tc>
+        <w:tc>
+          <w:tcPr>
+            <w:tcW w:w="0" w:type="auto"/>
+            <w:vAlign w:val="bottom"/>
+            <w:hideMark/>
+          </w:tcPr>
+          <w:p>
+            <w:pPr>
+              <w:rPr>
+                <w:rFonts w:ascii="Times New Roman" w:hAnsi="Times New Roman" w:cs="Times New Roman"/>
+                <w:sz w:val="18"/>
+                <w:szCs w:val="18"/>
+              </w:rPr>
+            </w:pPr>
+            <w:r>
+              <w:rPr>
+                <w:rFonts w:ascii="Times New Roman" w:hAnsi="Times New Roman" w:cs="Times New Roman"/>
+                <w:sz w:val="18"/>
+                <w:szCs w:val="18"/>
+              </w:rPr>
+              <w:t>False</w:t>
+            </w:r>
+          </w:p>
+        </w:tc>
+      </w:tr>
+      <w:tr>
+        <w:tc>
+          <w:tcPr>
+            <w:tcW w:w="0" w:type="auto"/>
+            <w:vAlign w:val="bottom"/>
+            <w:hideMark/>
+          </w:tcPr>
+          <w:p>
+            <w:pPr>
+              <w:rPr>
+                <w:rFonts w:ascii="Times New Roman" w:hAnsi="Times New Roman" w:cs="Times New Roman"/>
+                <w:sz w:val="18"/>
+                <w:szCs w:val="18"/>
+              </w:rPr>
+            </w:pPr>
+            <w:r>
+              <w:rPr>
+                <w:rFonts w:ascii="Times New Roman" w:hAnsi="Times New Roman" w:cs="Times New Roman"/>
+                <w:sz w:val="18"/>
+                <w:szCs w:val="18"/>
+              </w:rPr>
+              <w:t>False</w:t>
+            </w:r>
+          </w:p>
+        </w:tc>
+        <w:tc>
+          <w:tcPr>
+            <w:tcW w:w="0" w:type="auto"/>
+            <w:vAlign w:val="bottom"/>
+            <w:hideMark/>
+          </w:tcPr>
+          <w:p>
+            <w:pPr>
+              <w:rPr>
+                <w:rFonts w:ascii="Times New Roman" w:hAnsi="Times New Roman" w:cs="Times New Roman"/>
+                <w:sz w:val="18"/>
+                <w:szCs w:val="18"/>
+              </w:rPr>
+            </w:pPr>
+            <w:r>
+              <w:rPr>
+                <w:rFonts w:ascii="Times New Roman" w:hAnsi="Times New Roman" w:cs="Times New Roman"/>
+                <w:sz w:val="18"/>
+                <w:szCs w:val="18"/>
+              </w:rPr>
+              <w:t>False</w:t>
+            </w:r>
+          </w:p>
+        </w:tc>
+        <w:tc>
+          <w:tcPr>
+            <w:tcW w:w="0" w:type="auto"/>
+            <w:vAlign w:val="bottom"/>
+            <w:hideMark/>
+          </w:tcPr>
+          <w:p>
+            <w:pPr>
+              <w:rPr>
+                <w:rFonts w:ascii="Times New Roman" w:hAnsi="Times New Roman" w:cs="Times New Roman"/>
+                <w:sz w:val="18"/>
+                <w:szCs w:val="18"/>
+              </w:rPr>
+            </w:pPr>
+            <w:r>
+              <w:rPr>
+                <w:rFonts w:ascii="Times New Roman" w:hAnsi="Times New Roman" w:cs="Times New Roman"/>
+                <w:sz w:val="18"/>
+                <w:szCs w:val="18"/>
+              </w:rPr>
+              <w:t>False</w:t>
+            </w:r>
+          </w:p>
+        </w:tc>
+      </w:tr>
+    </w:tbl>
+    <w:p>
+      <w:pPr>
+        <w:rPr>
+          <w:rFonts w:ascii="Times New Roman" w:hAnsi="Times New Roman" w:cs="Times New Roman"/>
+          <w:sz w:val="18"/>
+          <w:szCs w:val="18"/>
+        </w:rPr>
+      </w:pPr>
+      <w:r>
+        <w:rPr>
+          <w:rFonts w:ascii="Times New Roman" w:hAnsi="Times New Roman" w:cs="Times New Roman"/>
+          <w:b/>
+          <w:bCs/>
+          <w:sz w:val="18"/>
+          <w:szCs w:val="18"/>
+        </w:rPr>
+        <w:t>Правило:</w:t>
+      </w:r>
+      <w:r>
+        <w:rPr>
+          <w:rFonts w:ascii="Times New Roman" w:hAnsi="Times New Roman" w:cs="Times New Roman"/>
+          <w:sz w:val="18"/>
+          <w:szCs w:val="18"/>
+        </w:rPr>
+        <w:t> and возвращает True </w:t>
+      </w:r>
+      <w:r>
+        <w:rPr>
+          <w:rFonts w:ascii="Times New Roman" w:hAnsi="Times New Roman" w:cs="Times New Roman"/>
+          <w:b/>
+          <w:bCs/>
+          <w:sz w:val="18"/>
+          <w:szCs w:val="18"/>
+        </w:rPr>
+        <w:t>только</w:t>
+      </w:r>
+      <w:r>
+        <w:rPr>
+          <w:rFonts w:ascii="Times New Roman" w:hAnsi="Times New Roman" w:cs="Times New Roman"/>
+          <w:sz w:val="18"/>
+          <w:szCs w:val="18"/>
+        </w:rPr>
+        <w:t> если оба значения True.</w:t>
+      </w:r>
+    </w:p>
+    <w:p>
+      <w:pPr>
+        <w:rPr>
+          <w:rFonts w:ascii="Times New Roman" w:hAnsi="Times New Roman" w:cs="Times New Roman"/>
+          <w:sz w:val="18"/>
+          <w:szCs w:val="18"/>
+        </w:rPr>
+      </w:pPr>
+    </w:p>
+    <w:p>
+      <w:pPr>
+        <w:rPr>
+          <w:rFonts w:ascii="Times New Roman" w:hAnsi="Times New Roman" w:cs="Times New Roman"/>
+          <w:b/>
+          <w:bCs/>
+          <w:color w:val="595959" w:themeColor="text1" w:themeTint="A6"/>
+          <w:sz w:val="18"/>
+          <w:szCs w:val="18"/>
+        </w:rPr>
+      </w:pPr>
+      <w:r>
+        <w:rPr>
+          <w:rFonts w:ascii="Times New Roman" w:hAnsi="Times New Roman" w:cs="Times New Roman"/>
+          <w:b/>
+          <w:bCs/>
+          <w:color w:val="595959" w:themeColor="text1" w:themeTint="A6"/>
+          <w:sz w:val="18"/>
+          <w:szCs w:val="18"/>
+        </w:rPr>
+        <w:t>2. </w:t>
+      </w:r>
+      <w:r>
+        <w:rPr>
+          <w:rFonts w:ascii="Times New Roman" w:hAnsi="Times New Roman" w:cs="Times New Roman"/>
+          <w:color w:val="595959" w:themeColor="text1" w:themeTint="A6"/>
+          <w:sz w:val="18"/>
+          <w:szCs w:val="18"/>
+        </w:rPr>
+        <w:t>or</w:t>
+      </w:r>
+      <w:r>
+        <w:rPr>
+          <w:rFonts w:ascii="Times New Roman" w:hAnsi="Times New Roman" w:cs="Times New Roman"/>
+          <w:b/>
+          <w:bCs/>
+          <w:color w:val="595959" w:themeColor="text1" w:themeTint="A6"/>
+          <w:sz w:val="18"/>
+          <w:szCs w:val="18"/>
+        </w:rPr>
+        <w:t> (ИЛИ, дизъюнкция)</w:t>
+      </w:r>
+    </w:p>
+    <w:tbl>
+      <w:tblPr>
+        <w:tblW w:w="12000" w:type="dxa"/>
+        <w:tblBorders>
+          <w:top w:val="single" w:sz="2" w:space="0" w:color="E5E7EB"/>
+          <w:left w:val="single" w:sz="2" w:space="0" w:color="E5E7EB"/>
+          <w:bottom w:val="single" w:sz="2" w:space="0" w:color="E5E7EB"/>
+          <w:right w:val="single" w:sz="2" w:space="0" w:color="E5E7EB"/>
+          <w:insideH w:val="single" w:sz="4" w:space="0" w:color="auto"/>
+          <w:insideV w:val="single" w:sz="4" w:space="0" w:color="auto"/>
+        </w:tblBorders>
+        <w:tblCellMar>
+          <w:top w:w="15" w:type="dxa"/>
+          <w:left w:w="15" w:type="dxa"/>
+          <w:bottom w:w="15" w:type="dxa"/>
+          <w:right w:w="15" w:type="dxa"/>
+        </w:tblCellMar>
+        <w:tblLook w:val="04A0" w:firstRow="1" w:lastRow="0" w:firstColumn="1" w:lastColumn="0" w:noHBand="0" w:noVBand="1"/>
+      </w:tblPr>
+      <w:tblGrid>
+        <w:gridCol w:w="3617"/>
+        <w:gridCol w:w="3618"/>
+        <w:gridCol w:w="4765"/>
+      </w:tblGrid>
+      <w:tr>
+        <w:trPr>
+          <w:tblHeader/>
+        </w:trPr>
+        <w:tc>
+          <w:tcPr>
+            <w:tcW w:w="0" w:type="auto"/>
+            <w:noWrap/>
+            <w:vAlign w:val="bottom"/>
+            <w:hideMark/>
+          </w:tcPr>
+          <w:p>
+            <w:pPr>
+              <w:rPr>
+                <w:rFonts w:ascii="Times New Roman" w:hAnsi="Times New Roman" w:cs="Times New Roman"/>
+                <w:b/>
+                <w:bCs/>
+                <w:sz w:val="18"/>
+                <w:szCs w:val="18"/>
+              </w:rPr>
+            </w:pPr>
+            <w:r>
+              <w:rPr>
+                <w:rFonts w:ascii="Times New Roman" w:hAnsi="Times New Roman" w:cs="Times New Roman"/>
+                <w:b/>
+                <w:bCs/>
+                <w:sz w:val="18"/>
+                <w:szCs w:val="18"/>
+              </w:rPr>
+              <w:t>A</w:t>
+            </w:r>
+          </w:p>
+        </w:tc>
+        <w:tc>
+          <w:tcPr>
+            <w:tcW w:w="0" w:type="auto"/>
+            <w:noWrap/>
+            <w:vAlign w:val="bottom"/>
+            <w:hideMark/>
+          </w:tcPr>
+          <w:p>
+            <w:pPr>
+              <w:rPr>
+                <w:rFonts w:ascii="Times New Roman" w:hAnsi="Times New Roman" w:cs="Times New Roman"/>
+                <w:b/>
+                <w:bCs/>
+                <w:sz w:val="18"/>
+                <w:szCs w:val="18"/>
+              </w:rPr>
+            </w:pPr>
+            <w:r>
+              <w:rPr>
+                <w:rFonts w:ascii="Times New Roman" w:hAnsi="Times New Roman" w:cs="Times New Roman"/>
+                <w:b/>
+                <w:bCs/>
+                <w:sz w:val="18"/>
+                <w:szCs w:val="18"/>
+              </w:rPr>
+              <w:t>B</w:t>
+            </w:r>
+          </w:p>
+        </w:tc>
+        <w:tc>
+          <w:tcPr>
+            <w:tcW w:w="0" w:type="auto"/>
+            <w:noWrap/>
+            <w:vAlign w:val="bottom"/>
+            <w:hideMark/>
+          </w:tcPr>
+          <w:p>
+            <w:pPr>
+              <w:rPr>
+                <w:rFonts w:ascii="Times New Roman" w:hAnsi="Times New Roman" w:cs="Times New Roman"/>
+                <w:b/>
+                <w:bCs/>
+                <w:sz w:val="18"/>
+                <w:szCs w:val="18"/>
+              </w:rPr>
+            </w:pPr>
+            <w:r>
+              <w:rPr>
+                <w:rFonts w:ascii="Times New Roman" w:hAnsi="Times New Roman" w:cs="Times New Roman"/>
+                <w:b/>
+                <w:bCs/>
+                <w:sz w:val="18"/>
+                <w:szCs w:val="18"/>
+              </w:rPr>
+              <w:t>A or B</w:t>
+            </w:r>
+          </w:p>
+        </w:tc>
+      </w:tr>
+      <w:tr>
+        <w:tc>
+          <w:tcPr>
+            <w:tcW w:w="0" w:type="auto"/>
+            <w:vAlign w:val="bottom"/>
+            <w:hideMark/>
+          </w:tcPr>
+          <w:p>
+            <w:pPr>
+              <w:rPr>
+                <w:rFonts w:ascii="Times New Roman" w:hAnsi="Times New Roman" w:cs="Times New Roman"/>
+                <w:sz w:val="18"/>
+                <w:szCs w:val="18"/>
+              </w:rPr>
+            </w:pPr>
+            <w:r>
+              <w:rPr>
+                <w:rFonts w:ascii="Times New Roman" w:hAnsi="Times New Roman" w:cs="Times New Roman"/>
+                <w:sz w:val="18"/>
+                <w:szCs w:val="18"/>
+              </w:rPr>
+              <w:t>True</w:t>
+            </w:r>
+          </w:p>
+        </w:tc>
+        <w:tc>
+          <w:tcPr>
+            <w:tcW w:w="0" w:type="auto"/>
+            <w:vAlign w:val="bottom"/>
+            <w:hideMark/>
+          </w:tcPr>
+          <w:p>
+            <w:pPr>
+              <w:rPr>
+                <w:rFonts w:ascii="Times New Roman" w:hAnsi="Times New Roman" w:cs="Times New Roman"/>
+                <w:sz w:val="18"/>
+                <w:szCs w:val="18"/>
+              </w:rPr>
+            </w:pPr>
+            <w:r>
+              <w:rPr>
+                <w:rFonts w:ascii="Times New Roman" w:hAnsi="Times New Roman" w:cs="Times New Roman"/>
+                <w:sz w:val="18"/>
+                <w:szCs w:val="18"/>
+              </w:rPr>
+              <w:t>True</w:t>
+            </w:r>
+          </w:p>
+        </w:tc>
+        <w:tc>
+          <w:tcPr>
+            <w:tcW w:w="0" w:type="auto"/>
+            <w:vAlign w:val="bottom"/>
+            <w:hideMark/>
+          </w:tcPr>
+          <w:p>
+            <w:pPr>
+              <w:rPr>
+                <w:rFonts w:ascii="Times New Roman" w:hAnsi="Times New Roman" w:cs="Times New Roman"/>
+                <w:sz w:val="18"/>
+                <w:szCs w:val="18"/>
+              </w:rPr>
+            </w:pPr>
+            <w:r>
+              <w:rPr>
+                <w:rFonts w:ascii="Times New Roman" w:hAnsi="Times New Roman" w:cs="Times New Roman"/>
+                <w:b/>
+                <w:bCs/>
+                <w:sz w:val="18"/>
+                <w:szCs w:val="18"/>
+              </w:rPr>
+              <w:t>True</w:t>
+            </w:r>
+          </w:p>
+        </w:tc>
+      </w:tr>
+      <w:tr>
+        <w:tc>
+          <w:tcPr>
+            <w:tcW w:w="0" w:type="auto"/>
+            <w:vAlign w:val="bottom"/>
+            <w:hideMark/>
+          </w:tcPr>
+          <w:p>
+            <w:pPr>
+              <w:rPr>
+                <w:rFonts w:ascii="Times New Roman" w:hAnsi="Times New Roman" w:cs="Times New Roman"/>
+                <w:sz w:val="18"/>
+                <w:szCs w:val="18"/>
+              </w:rPr>
+            </w:pPr>
+            <w:r>
+              <w:rPr>
+                <w:rFonts w:ascii="Times New Roman" w:hAnsi="Times New Roman" w:cs="Times New Roman"/>
+                <w:sz w:val="18"/>
+                <w:szCs w:val="18"/>
+              </w:rPr>
+              <w:t>True</w:t>
+            </w:r>
+          </w:p>
+        </w:tc>
+        <w:tc>
+          <w:tcPr>
+            <w:tcW w:w="0" w:type="auto"/>
+            <w:vAlign w:val="bottom"/>
+            <w:hideMark/>
+          </w:tcPr>
+          <w:p>
+            <w:pPr>
+              <w:rPr>
+                <w:rFonts w:ascii="Times New Roman" w:hAnsi="Times New Roman" w:cs="Times New Roman"/>
+                <w:sz w:val="18"/>
+                <w:szCs w:val="18"/>
+              </w:rPr>
+            </w:pPr>
+            <w:r>
+              <w:rPr>
+                <w:rFonts w:ascii="Times New Roman" w:hAnsi="Times New Roman" w:cs="Times New Roman"/>
+                <w:sz w:val="18"/>
+                <w:szCs w:val="18"/>
+              </w:rPr>
+              <w:t>False</w:t>
+            </w:r>
+          </w:p>
+        </w:tc>
+        <w:tc>
+          <w:tcPr>
+            <w:tcW w:w="0" w:type="auto"/>
+            <w:vAlign w:val="bottom"/>
+            <w:hideMark/>
+          </w:tcPr>
+          <w:p>
+            <w:pPr>
+              <w:rPr>
+                <w:rFonts w:ascii="Times New Roman" w:hAnsi="Times New Roman" w:cs="Times New Roman"/>
+                <w:sz w:val="18"/>
+                <w:szCs w:val="18"/>
+              </w:rPr>
+            </w:pPr>
+            <w:r>
+              <w:rPr>
+                <w:rFonts w:ascii="Times New Roman" w:hAnsi="Times New Roman" w:cs="Times New Roman"/>
+                <w:b/>
+                <w:bCs/>
+                <w:sz w:val="18"/>
+                <w:szCs w:val="18"/>
+              </w:rPr>
+              <w:t>True</w:t>
+            </w:r>
+          </w:p>
+        </w:tc>
+      </w:tr>
+      <w:tr>
+        <w:tc>
+          <w:tcPr>
+            <w:tcW w:w="0" w:type="auto"/>
+            <w:vAlign w:val="bottom"/>
+            <w:hideMark/>
+          </w:tcPr>
+          <w:p>
+            <w:pPr>
+              <w:rPr>
+                <w:rFonts w:ascii="Times New Roman" w:hAnsi="Times New Roman" w:cs="Times New Roman"/>
+                <w:sz w:val="18"/>
+                <w:szCs w:val="18"/>
+              </w:rPr>
+            </w:pPr>
+            <w:r>
+              <w:rPr>
+                <w:rFonts w:ascii="Times New Roman" w:hAnsi="Times New Roman" w:cs="Times New Roman"/>
+                <w:sz w:val="18"/>
+                <w:szCs w:val="18"/>
+              </w:rPr>
+              <w:t>False</w:t>
+            </w:r>
+          </w:p>
+        </w:tc>
+        <w:tc>
+          <w:tcPr>
+            <w:tcW w:w="0" w:type="auto"/>
+            <w:vAlign w:val="bottom"/>
+            <w:hideMark/>
+          </w:tcPr>
+          <w:p>
+            <w:pPr>
+              <w:rPr>
+                <w:rFonts w:ascii="Times New Roman" w:hAnsi="Times New Roman" w:cs="Times New Roman"/>
+                <w:sz w:val="18"/>
+                <w:szCs w:val="18"/>
+              </w:rPr>
+            </w:pPr>
+            <w:r>
+              <w:rPr>
+                <w:rFonts w:ascii="Times New Roman" w:hAnsi="Times New Roman" w:cs="Times New Roman"/>
+                <w:sz w:val="18"/>
+                <w:szCs w:val="18"/>
+              </w:rPr>
+              <w:t>True</w:t>
+            </w:r>
+          </w:p>
+        </w:tc>
+        <w:tc>
+          <w:tcPr>
+            <w:tcW w:w="0" w:type="auto"/>
+            <w:vAlign w:val="bottom"/>
+            <w:hideMark/>
+          </w:tcPr>
+          <w:p>
+            <w:pPr>
+              <w:rPr>
+                <w:rFonts w:ascii="Times New Roman" w:hAnsi="Times New Roman" w:cs="Times New Roman"/>
+                <w:sz w:val="18"/>
+                <w:szCs w:val="18"/>
+              </w:rPr>
+            </w:pPr>
+            <w:r>
+              <w:rPr>
+                <w:rFonts w:ascii="Times New Roman" w:hAnsi="Times New Roman" w:cs="Times New Roman"/>
+                <w:b/>
+                <w:bCs/>
+                <w:sz w:val="18"/>
+                <w:szCs w:val="18"/>
+              </w:rPr>
+              <w:t>True</w:t>
+            </w:r>
+          </w:p>
+        </w:tc>
+      </w:tr>
+      <w:tr>
+        <w:tc>
+          <w:tcPr>
+            <w:tcW w:w="0" w:type="auto"/>
+            <w:vAlign w:val="bottom"/>
+            <w:hideMark/>
+          </w:tcPr>
+          <w:p>
+            <w:pPr>
+              <w:rPr>
+                <w:rFonts w:ascii="Times New Roman" w:hAnsi="Times New Roman" w:cs="Times New Roman"/>
+                <w:sz w:val="18"/>
+                <w:szCs w:val="18"/>
+              </w:rPr>
+            </w:pPr>
+            <w:r>
+              <w:rPr>
+                <w:rFonts w:ascii="Times New Roman" w:hAnsi="Times New Roman" w:cs="Times New Roman"/>
+                <w:sz w:val="18"/>
+                <w:szCs w:val="18"/>
+              </w:rPr>
+              <w:t>False</w:t>
+            </w:r>
+          </w:p>
+        </w:tc>
+        <w:tc>
+          <w:tcPr>
+            <w:tcW w:w="0" w:type="auto"/>
+            <w:vAlign w:val="bottom"/>
+            <w:hideMark/>
+          </w:tcPr>
+          <w:p>
+            <w:pPr>
+              <w:rPr>
+                <w:rFonts w:ascii="Times New Roman" w:hAnsi="Times New Roman" w:cs="Times New Roman"/>
+                <w:sz w:val="18"/>
+                <w:szCs w:val="18"/>
+              </w:rPr>
+            </w:pPr>
+            <w:r>
+              <w:rPr>
+                <w:rFonts w:ascii="Times New Roman" w:hAnsi="Times New Roman" w:cs="Times New Roman"/>
+                <w:sz w:val="18"/>
+                <w:szCs w:val="18"/>
+              </w:rPr>
+              <w:t>False</w:t>
+            </w:r>
+          </w:p>
+        </w:tc>
+        <w:tc>
+          <w:tcPr>
+            <w:tcW w:w="0" w:type="auto"/>
+            <w:vAlign w:val="bottom"/>
+            <w:hideMark/>
+          </w:tcPr>
+          <w:p>
+            <w:pPr>
+              <w:rPr>
+                <w:rFonts w:ascii="Times New Roman" w:hAnsi="Times New Roman" w:cs="Times New Roman"/>
+                <w:sz w:val="18"/>
+                <w:szCs w:val="18"/>
+              </w:rPr>
+            </w:pPr>
+            <w:r>
+              <w:rPr>
+                <w:rFonts w:ascii="Times New Roman" w:hAnsi="Times New Roman" w:cs="Times New Roman"/>
+                <w:sz w:val="18"/>
+                <w:szCs w:val="18"/>
+              </w:rPr>
+              <w:t>False</w:t>
+            </w:r>
+          </w:p>
+        </w:tc>
+      </w:tr>
+    </w:tbl>
+    <w:p>
+      <w:pPr>
+        <w:rPr>
+          <w:rFonts w:ascii="Times New Roman" w:hAnsi="Times New Roman" w:cs="Times New Roman"/>
+          <w:sz w:val="18"/>
+          <w:szCs w:val="18"/>
+        </w:rPr>
+      </w:pPr>
+      <w:r>
+        <w:rPr>
+          <w:rFonts w:ascii="Times New Roman" w:hAnsi="Times New Roman" w:cs="Times New Roman"/>
+          <w:b/>
+          <w:bCs/>
+          <w:sz w:val="18"/>
+          <w:szCs w:val="18"/>
+        </w:rPr>
+        <w:t>Правило:</w:t>
+      </w:r>
+      <w:r>
+        <w:rPr>
+          <w:rFonts w:ascii="Times New Roman" w:hAnsi="Times New Roman" w:cs="Times New Roman"/>
+          <w:sz w:val="18"/>
+          <w:szCs w:val="18"/>
+        </w:rPr>
+        <w:t> or возвращает True, если </w:t>
+      </w:r>
+      <w:r>
+        <w:rPr>
+          <w:rFonts w:ascii="Times New Roman" w:hAnsi="Times New Roman" w:cs="Times New Roman"/>
+          <w:b/>
+          <w:bCs/>
+          <w:sz w:val="18"/>
+          <w:szCs w:val="18"/>
+        </w:rPr>
+        <w:t>хотя бы одно</w:t>
+      </w:r>
+      <w:r>
+        <w:rPr>
+          <w:rFonts w:ascii="Times New Roman" w:hAnsi="Times New Roman" w:cs="Times New Roman"/>
+          <w:sz w:val="18"/>
+          <w:szCs w:val="18"/>
+        </w:rPr>
+        <w:t> значение True</w:t>
+      </w:r>
+    </w:p>
+    <w:p>
+      <w:pPr>
+        <w:rPr>
+          <w:rFonts w:ascii="Times New Roman" w:hAnsi="Times New Roman" w:cs="Times New Roman"/>
+          <w:sz w:val="18"/>
+          <w:szCs w:val="18"/>
+        </w:rPr>
+      </w:pPr>
+    </w:p>
+    <w:p>
+      <w:pPr>
+        <w:rPr>
+          <w:rFonts w:ascii="Times New Roman" w:hAnsi="Times New Roman" w:cs="Times New Roman"/>
+          <w:b/>
+          <w:bCs/>
+          <w:sz w:val="18"/>
+          <w:szCs w:val="18"/>
+        </w:rPr>
+      </w:pPr>
+      <w:r>
+        <w:rPr>
+          <w:rFonts w:ascii="Times New Roman" w:hAnsi="Times New Roman" w:cs="Times New Roman"/>
+          <w:b/>
+          <w:bCs/>
+          <w:sz w:val="18"/>
+          <w:szCs w:val="18"/>
+        </w:rPr>
+        <w:t>3. </w:t>
+      </w:r>
+      <w:r>
+        <w:rPr>
+          <w:rFonts w:ascii="Times New Roman" w:hAnsi="Times New Roman" w:cs="Times New Roman"/>
+          <w:sz w:val="18"/>
+          <w:szCs w:val="18"/>
+        </w:rPr>
+        <w:t>not</w:t>
+      </w:r>
+      <w:r>
+        <w:rPr>
+          <w:rFonts w:ascii="Times New Roman" w:hAnsi="Times New Roman" w:cs="Times New Roman"/>
+          <w:b/>
+          <w:bCs/>
+          <w:sz w:val="18"/>
+          <w:szCs w:val="18"/>
+        </w:rPr>
+        <w:t> (НЕ, отрицание)</w:t>
+      </w:r>
+    </w:p>
+    <w:tbl>
+      <w:tblPr>
+        <w:tblW w:w="12000" w:type="dxa"/>
+        <w:tblBorders>
+          <w:top w:val="single" w:sz="2" w:space="0" w:color="E5E7EB"/>
+          <w:left w:val="single" w:sz="2" w:space="0" w:color="E5E7EB"/>
+          <w:bottom w:val="single" w:sz="2" w:space="0" w:color="E5E7EB"/>
+          <w:right w:val="single" w:sz="2" w:space="0" w:color="E5E7EB"/>
+          <w:insideH w:val="single" w:sz="4" w:space="0" w:color="auto"/>
+          <w:insideV w:val="single" w:sz="4" w:space="0" w:color="auto"/>
+        </w:tblBorders>
+        <w:tblCellMar>
+          <w:top w:w="15" w:type="dxa"/>
+          <w:left w:w="15" w:type="dxa"/>
+          <w:bottom w:w="15" w:type="dxa"/>
+          <w:right w:w="15" w:type="dxa"/>
+        </w:tblCellMar>
+        <w:tblLook w:val="04A0" w:firstRow="1" w:lastRow="0" w:firstColumn="1" w:lastColumn="0" w:noHBand="0" w:noVBand="1"/>
+      </w:tblPr>
+      <w:tblGrid>
+        <w:gridCol w:w="5681"/>
+        <w:gridCol w:w="6319"/>
+      </w:tblGrid>
+      <w:tr>
+        <w:trPr>
+          <w:tblHeader/>
+        </w:trPr>
+        <w:tc>
+          <w:tcPr>
+            <w:tcW w:w="0" w:type="auto"/>
+            <w:noWrap/>
+            <w:vAlign w:val="bottom"/>
+            <w:hideMark/>
+          </w:tcPr>
+          <w:p>
+            <w:pPr>
+              <w:rPr>
+                <w:rFonts w:ascii="Times New Roman" w:hAnsi="Times New Roman" w:cs="Times New Roman"/>
+                <w:b/>
+                <w:bCs/>
+                <w:sz w:val="18"/>
+                <w:szCs w:val="18"/>
+              </w:rPr>
+            </w:pPr>
+            <w:r>
+              <w:rPr>
+                <w:rFonts w:ascii="Times New Roman" w:hAnsi="Times New Roman" w:cs="Times New Roman"/>
+                <w:b/>
+                <w:bCs/>
+                <w:sz w:val="18"/>
+                <w:szCs w:val="18"/>
+              </w:rPr>
+              <w:t>A</w:t>
+            </w:r>
+          </w:p>
+        </w:tc>
+        <w:tc>
+          <w:tcPr>
+            <w:tcW w:w="0" w:type="auto"/>
+            <w:noWrap/>
+            <w:vAlign w:val="bottom"/>
+            <w:hideMark/>
+          </w:tcPr>
+          <w:p>
+            <w:pPr>
+              <w:rPr>
+                <w:rFonts w:ascii="Times New Roman" w:hAnsi="Times New Roman" w:cs="Times New Roman"/>
+                <w:b/>
+                <w:bCs/>
+                <w:sz w:val="18"/>
+                <w:szCs w:val="18"/>
+              </w:rPr>
+            </w:pPr>
+            <w:r>
+              <w:rPr>
+                <w:rFonts w:ascii="Times New Roman" w:hAnsi="Times New Roman" w:cs="Times New Roman"/>
+                <w:b/>
+                <w:bCs/>
+                <w:sz w:val="18"/>
+                <w:szCs w:val="18"/>
+              </w:rPr>
+              <w:t>not A</w:t>
+            </w:r>
+          </w:p>
+        </w:tc>
+      </w:tr>
+      <w:tr>
+        <w:tc>
+          <w:tcPr>
+            <w:tcW w:w="0" w:type="auto"/>
+            <w:vAlign w:val="bottom"/>
+            <w:hideMark/>
+          </w:tcPr>
+          <w:p>
+            <w:pPr>
+              <w:rPr>
+                <w:rFonts w:ascii="Times New Roman" w:hAnsi="Times New Roman" w:cs="Times New Roman"/>
+                <w:sz w:val="18"/>
+                <w:szCs w:val="18"/>
+              </w:rPr>
+            </w:pPr>
+            <w:r>
+              <w:rPr>
+                <w:rFonts w:ascii="Times New Roman" w:hAnsi="Times New Roman" w:cs="Times New Roman"/>
+                <w:sz w:val="18"/>
+                <w:szCs w:val="18"/>
+              </w:rPr>
+              <w:t>True</w:t>
+            </w:r>
+          </w:p>
+        </w:tc>
+        <w:tc>
+          <w:tcPr>
+            <w:tcW w:w="0" w:type="auto"/>
+            <w:vAlign w:val="bottom"/>
+            <w:hideMark/>
+          </w:tcPr>
+          <w:p>
+            <w:pPr>
+              <w:rPr>
+                <w:rFonts w:ascii="Times New Roman" w:hAnsi="Times New Roman" w:cs="Times New Roman"/>
+                <w:sz w:val="18"/>
+                <w:szCs w:val="18"/>
+              </w:rPr>
+            </w:pPr>
+            <w:r>
+              <w:rPr>
+                <w:rFonts w:ascii="Times New Roman" w:hAnsi="Times New Roman" w:cs="Times New Roman"/>
+                <w:b/>
+                <w:bCs/>
+                <w:sz w:val="18"/>
+                <w:szCs w:val="18"/>
+              </w:rPr>
+              <w:t>False</w:t>
+            </w:r>
+          </w:p>
+        </w:tc>
+      </w:tr>
+      <w:tr>
+        <w:tc>
+          <w:tcPr>
+            <w:tcW w:w="0" w:type="auto"/>
+            <w:vAlign w:val="bottom"/>
+            <w:hideMark/>
+          </w:tcPr>
+          <w:p>
+            <w:pPr>
+              <w:rPr>
+                <w:rFonts w:ascii="Times New Roman" w:hAnsi="Times New Roman" w:cs="Times New Roman"/>
+                <w:sz w:val="18"/>
+                <w:szCs w:val="18"/>
+              </w:rPr>
+            </w:pPr>
+            <w:r>
+              <w:rPr>
+                <w:rFonts w:ascii="Times New Roman" w:hAnsi="Times New Roman" w:cs="Times New Roman"/>
+                <w:sz w:val="18"/>
+                <w:szCs w:val="18"/>
+              </w:rPr>
+              <w:t>False</w:t>
+            </w:r>
+          </w:p>
+        </w:tc>
+        <w:tc>
+          <w:tcPr>
+            <w:tcW w:w="0" w:type="auto"/>
+            <w:vAlign w:val="bottom"/>
+            <w:hideMark/>
+          </w:tcPr>
+          <w:p>
+            <w:pPr>
+              <w:rPr>
+                <w:rFonts w:ascii="Times New Roman" w:hAnsi="Times New Roman" w:cs="Times New Roman"/>
+                <w:sz w:val="18"/>
+                <w:szCs w:val="18"/>
+              </w:rPr>
+            </w:pPr>
+            <w:r>
+              <w:rPr>
+                <w:rFonts w:ascii="Times New Roman" w:hAnsi="Times New Roman" w:cs="Times New Roman"/>
+                <w:b/>
+                <w:bCs/>
+                <w:sz w:val="18"/>
+                <w:szCs w:val="18"/>
+              </w:rPr>
+              <w:t>True</w:t>
+            </w:r>
+          </w:p>
+        </w:tc>
+      </w:tr>
+    </w:tbl>
+    <w:p>
+      <w:pPr>
+        <w:rPr>
+          <w:rFonts w:ascii="Times New Roman" w:hAnsi="Times New Roman" w:cs="Times New Roman"/>
+          <w:sz w:val="18"/>
+          <w:szCs w:val="18"/>
+          <w:lang w:val="en-US"/>
+        </w:rPr>
+      </w:pPr>
+      <w:r>
+        <w:rPr>
+          <w:rFonts w:ascii="Times New Roman" w:hAnsi="Times New Roman" w:cs="Times New Roman"/>
+          <w:b/>
+          <w:bCs/>
+          <w:sz w:val="18"/>
+          <w:szCs w:val="18"/>
+        </w:rPr>
+        <w:t>Правило:</w:t>
+      </w:r>
+      <w:r>
+        <w:rPr>
+          <w:rFonts w:ascii="Times New Roman" w:hAnsi="Times New Roman" w:cs="Times New Roman"/>
+          <w:sz w:val="18"/>
+          <w:szCs w:val="18"/>
+        </w:rPr>
+        <w:t> not просто инвертирует значение (True → False, False → True).</w:t>
+      </w:r>
+    </w:p>
+    <w:p>
+      <w:pPr>
+        <w:rPr>
+          <w:rFonts w:ascii="Times New Roman" w:hAnsi="Times New Roman" w:cs="Times New Roman"/>
+          <w:sz w:val="18"/>
+          <w:szCs w:val="18"/>
+          <w:lang w:val="en-US"/>
+        </w:rPr>
+      </w:pPr>
+      <w:r>
+        <w:rPr>
+          <w:noProof/>
+        </w:rPr>
+        <w:drawing>
+          <wp:inline distT="0" distB="0" distL="0" distR="0" wp14:anchorId="3F7DFB8F" wp14:editId="5F286B79">
+            <wp:extent cx="3409524" cy="1571429"/>
+            <wp:effectExtent l="0" t="0" r="635" b="0"/>
+            <wp:docPr id="1724582113" name="Рисунок 1"/>
+            <wp:cNvGraphicFramePr>
+              <a:graphicFrameLocks xmlns:a="http://schemas.openxmlformats.org/drawingml/2006/main" noChangeAspect="1"/>
+            </wp:cNvGraphicFramePr>
+            <a:graphic xmlns:a="http://schemas.openxmlformats.org/drawingml/2006/main">
+              <a:graphicData uri="http://schemas.openxmlformats.org/drawingml/2006/picture">
+                <pic:pic xmlns:pic="http://schemas.openxmlformats.org/drawingml/2006/picture">
+                  <pic:nvPicPr>
+                    <pic:cNvPr id="1724582113" name=""/>
+                    <pic:cNvPicPr/>
+                  </pic:nvPicPr>
+                  <pic:blipFill>
+                    <a:blip r:embed="rId42"/>
+                    <a:stretch>
+                      <a:fillRect/>
+                    </a:stretch>
+                  </pic:blipFill>
+                  <pic:spPr>
+                    <a:xfrm>
+                      <a:off x="0" y="0"/>
+                      <a:ext cx="3409524" cy="1571429"/>
+                    </a:xfrm>
+                    <a:prstGeom prst="rect">
+                      <a:avLst/>
+                    </a:prstGeom>
+                  </pic:spPr>
+                </pic:pic>
+              </a:graphicData>
+            </a:graphic>
+          </wp:inline>
+        </w:drawing>
+      </w:r>
+    </w:p>
+    <w:p>
+      <w:pPr>
+        <w:rPr>
+          <w:rFonts w:ascii="Times New Roman" w:hAnsi="Times New Roman" w:cs="Times New Roman"/>
+          <w:sz w:val="18"/>
+          <w:szCs w:val="18"/>
+        </w:rPr>
+      </w:pPr>
+    </w:p>
+    <w:p>
+      <w:pPr>
+        <w:rPr>
+          <w:rFonts w:ascii="Times New Roman" w:hAnsi="Times New Roman" w:cs="Times New Roman"/>
+          <w:b/>
+          <w:bCs/>
+          <w:sz w:val="18"/>
+          <w:szCs w:val="18"/>
+        </w:rPr>
+      </w:pPr>
+      <w:r>
+        <w:rPr>
+          <w:rFonts w:ascii="Times New Roman" w:hAnsi="Times New Roman" w:cs="Times New Roman"/>
+          <w:b/>
+          <w:bCs/>
+          <w:sz w:val="18"/>
+          <w:szCs w:val="18"/>
+        </w:rPr>
+        <w:t>Дополнительно: XOR (исключающее ИЛИ)</w:t>
+      </w:r>
+    </w:p>
+    <w:p>
+      <w:pPr>
+        <w:rPr>
+          <w:rFonts w:ascii="Times New Roman" w:hAnsi="Times New Roman" w:cs="Times New Roman"/>
+          <w:sz w:val="18"/>
+          <w:szCs w:val="18"/>
+        </w:rPr>
+      </w:pPr>
+      <w:r>
+        <w:rPr>
+          <w:rFonts w:ascii="Times New Roman" w:hAnsi="Times New Roman" w:cs="Times New Roman"/>
+          <w:sz w:val="18"/>
+          <w:szCs w:val="18"/>
+        </w:rPr>
+        <w:t xml:space="preserve">В Python можно </w:t>
+      </w:r>
+      <w:r>
+        <w:rPr>
+          <w:rFonts w:ascii="Times New Roman" w:hAnsi="Times New Roman" w:cs="Times New Roman"/>
+          <w:sz w:val="18"/>
+          <w:szCs w:val="18"/>
+        </w:rPr>
+        <w:t>использовать! =</w:t>
+      </w:r>
+      <w:r>
+        <w:rPr>
+          <w:rFonts w:ascii="Times New Roman" w:hAnsi="Times New Roman" w:cs="Times New Roman"/>
+          <w:sz w:val="18"/>
+          <w:szCs w:val="18"/>
+        </w:rPr>
+        <w:t> или оператор ^ для булевых значений.</w:t>
+      </w:r>
+    </w:p>
+    <w:tbl>
+      <w:tblPr>
+        <w:tblW w:w="12000" w:type="dxa"/>
+        <w:tblBorders>
+          <w:top w:val="single" w:sz="2" w:space="0" w:color="E5E7EB"/>
+          <w:left w:val="single" w:sz="2" w:space="0" w:color="E5E7EB"/>
+          <w:bottom w:val="single" w:sz="2" w:space="0" w:color="E5E7EB"/>
+          <w:right w:val="single" w:sz="2" w:space="0" w:color="E5E7EB"/>
+          <w:insideH w:val="single" w:sz="4" w:space="0" w:color="auto"/>
+          <w:insideV w:val="single" w:sz="4" w:space="0" w:color="auto"/>
+        </w:tblBorders>
+        <w:tblCellMar>
+          <w:top w:w="15" w:type="dxa"/>
+          <w:left w:w="15" w:type="dxa"/>
+          <w:bottom w:w="15" w:type="dxa"/>
+          <w:right w:w="15" w:type="dxa"/>
+        </w:tblCellMar>
+        <w:tblLook w:val="04A0" w:firstRow="1" w:lastRow="0" w:firstColumn="1" w:lastColumn="0" w:noHBand="0" w:noVBand="1"/>
+      </w:tblPr>
+      <w:tblGrid>
+        <w:gridCol w:w="2317"/>
+        <w:gridCol w:w="2316"/>
+        <w:gridCol w:w="4356"/>
+        <w:gridCol w:w="3011"/>
+      </w:tblGrid>
+      <w:tr>
+        <w:trPr>
+          <w:tblHeader/>
+        </w:trPr>
+        <w:tc>
+          <w:tcPr>
+            <w:tcW w:w="0" w:type="auto"/>
+            <w:noWrap/>
+            <w:vAlign w:val="bottom"/>
+            <w:hideMark/>
+          </w:tcPr>
+          <w:p>
+            <w:pPr>
+              <w:rPr>
+                <w:rFonts w:ascii="Times New Roman" w:hAnsi="Times New Roman" w:cs="Times New Roman"/>
+                <w:b/>
+                <w:bCs/>
+                <w:sz w:val="18"/>
+                <w:szCs w:val="18"/>
+              </w:rPr>
+            </w:pPr>
+            <w:r>
+              <w:rPr>
+                <w:rFonts w:ascii="Times New Roman" w:hAnsi="Times New Roman" w:cs="Times New Roman"/>
+                <w:b/>
+                <w:bCs/>
+                <w:sz w:val="18"/>
+                <w:szCs w:val="18"/>
+              </w:rPr>
+              <w:t>A</w:t>
+            </w:r>
+          </w:p>
+        </w:tc>
+        <w:tc>
+          <w:tcPr>
+            <w:tcW w:w="0" w:type="auto"/>
+            <w:noWrap/>
+            <w:vAlign w:val="bottom"/>
+            <w:hideMark/>
+          </w:tcPr>
+          <w:p>
+            <w:pPr>
+              <w:rPr>
+                <w:rFonts w:ascii="Times New Roman" w:hAnsi="Times New Roman" w:cs="Times New Roman"/>
+                <w:b/>
+                <w:bCs/>
+                <w:sz w:val="18"/>
+                <w:szCs w:val="18"/>
+              </w:rPr>
+            </w:pPr>
+            <w:r>
+              <w:rPr>
+                <w:rFonts w:ascii="Times New Roman" w:hAnsi="Times New Roman" w:cs="Times New Roman"/>
+                <w:b/>
+                <w:bCs/>
+                <w:sz w:val="18"/>
+                <w:szCs w:val="18"/>
+              </w:rPr>
+              <w:t>B</w:t>
+            </w:r>
+          </w:p>
+        </w:tc>
+        <w:tc>
+          <w:tcPr>
+            <w:tcW w:w="0" w:type="auto"/>
+            <w:noWrap/>
+            <w:vAlign w:val="bottom"/>
+            <w:hideMark/>
+          </w:tcPr>
+          <w:p>
+            <w:pPr>
+              <w:rPr>
+                <w:rFonts w:ascii="Times New Roman" w:hAnsi="Times New Roman" w:cs="Times New Roman"/>
+                <w:b/>
+                <w:bCs/>
+                <w:sz w:val="18"/>
+                <w:szCs w:val="18"/>
+              </w:rPr>
+            </w:pPr>
+            <w:r>
+              <w:rPr>
+                <w:rFonts w:ascii="Times New Roman" w:hAnsi="Times New Roman" w:cs="Times New Roman"/>
+                <w:b/>
+                <w:bCs/>
+                <w:sz w:val="18"/>
+                <w:szCs w:val="18"/>
+              </w:rPr>
+              <w:t>A XOR B</w:t>
+            </w:r>
+          </w:p>
+        </w:tc>
+        <w:tc>
+          <w:tcPr>
+            <w:tcW w:w="0" w:type="auto"/>
+            <w:noWrap/>
+            <w:vAlign w:val="bottom"/>
+            <w:hideMark/>
+          </w:tcPr>
+          <w:p>
+            <w:pPr>
+              <w:rPr>
+                <w:rFonts w:ascii="Times New Roman" w:hAnsi="Times New Roman" w:cs="Times New Roman"/>
+                <w:b/>
+                <w:bCs/>
+                <w:sz w:val="18"/>
+                <w:szCs w:val="18"/>
+              </w:rPr>
+            </w:pPr>
+            <w:r>
+              <w:rPr>
+                <w:rFonts w:ascii="Times New Roman" w:hAnsi="Times New Roman" w:cs="Times New Roman"/>
+                <w:b/>
+                <w:bCs/>
+                <w:sz w:val="18"/>
+                <w:szCs w:val="18"/>
+              </w:rPr>
+              <w:t>A! =</w:t>
+            </w:r>
+            <w:r>
+              <w:rPr>
+                <w:rFonts w:ascii="Times New Roman" w:hAnsi="Times New Roman" w:cs="Times New Roman"/>
+                <w:b/>
+                <w:bCs/>
+                <w:sz w:val="18"/>
+                <w:szCs w:val="18"/>
+              </w:rPr>
+              <w:t xml:space="preserve"> B</w:t>
+            </w:r>
+          </w:p>
+        </w:tc>
+      </w:tr>
+      <w:tr>
+        <w:tc>
+          <w:tcPr>
+            <w:tcW w:w="0" w:type="auto"/>
+            <w:vAlign w:val="bottom"/>
+            <w:hideMark/>
+          </w:tcPr>
+          <w:p>
+            <w:pPr>
+              <w:rPr>
+                <w:rFonts w:ascii="Times New Roman" w:hAnsi="Times New Roman" w:cs="Times New Roman"/>
+                <w:sz w:val="18"/>
+                <w:szCs w:val="18"/>
+              </w:rPr>
+            </w:pPr>
+            <w:r>
+              <w:rPr>
+                <w:rFonts w:ascii="Times New Roman" w:hAnsi="Times New Roman" w:cs="Times New Roman"/>
+                <w:sz w:val="18"/>
+                <w:szCs w:val="18"/>
+              </w:rPr>
+              <w:t>True</w:t>
+            </w:r>
+          </w:p>
+        </w:tc>
+        <w:tc>
+          <w:tcPr>
+            <w:tcW w:w="0" w:type="auto"/>
+            <w:vAlign w:val="bottom"/>
+            <w:hideMark/>
+          </w:tcPr>
+          <w:p>
+            <w:pPr>
+              <w:rPr>
+                <w:rFonts w:ascii="Times New Roman" w:hAnsi="Times New Roman" w:cs="Times New Roman"/>
+                <w:sz w:val="18"/>
+                <w:szCs w:val="18"/>
+              </w:rPr>
+            </w:pPr>
+            <w:r>
+              <w:rPr>
+                <w:rFonts w:ascii="Times New Roman" w:hAnsi="Times New Roman" w:cs="Times New Roman"/>
+                <w:sz w:val="18"/>
+                <w:szCs w:val="18"/>
+              </w:rPr>
+              <w:t>True</w:t>
+            </w:r>
+          </w:p>
+        </w:tc>
+        <w:tc>
+          <w:tcPr>
+            <w:tcW w:w="0" w:type="auto"/>
+            <w:vAlign w:val="bottom"/>
+            <w:hideMark/>
+          </w:tcPr>
+          <w:p>
+            <w:pPr>
+              <w:rPr>
+                <w:rFonts w:ascii="Times New Roman" w:hAnsi="Times New Roman" w:cs="Times New Roman"/>
+                <w:sz w:val="18"/>
+                <w:szCs w:val="18"/>
+              </w:rPr>
+            </w:pPr>
+            <w:r>
+              <w:rPr>
+                <w:rFonts w:ascii="Times New Roman" w:hAnsi="Times New Roman" w:cs="Times New Roman"/>
+                <w:sz w:val="18"/>
+                <w:szCs w:val="18"/>
+              </w:rPr>
+              <w:t>False</w:t>
+            </w:r>
+          </w:p>
+        </w:tc>
+        <w:tc>
+          <w:tcPr>
+            <w:tcW w:w="0" w:type="auto"/>
+            <w:vAlign w:val="bottom"/>
+            <w:hideMark/>
+          </w:tcPr>
+          <w:p>
+            <w:pPr>
+              <w:rPr>
+                <w:rFonts w:ascii="Times New Roman" w:hAnsi="Times New Roman" w:cs="Times New Roman"/>
+                <w:sz w:val="18"/>
+                <w:szCs w:val="18"/>
+              </w:rPr>
+            </w:pPr>
+            <w:r>
+              <w:rPr>
+                <w:rFonts w:ascii="Times New Roman" w:hAnsi="Times New Roman" w:cs="Times New Roman"/>
+                <w:sz w:val="18"/>
+                <w:szCs w:val="18"/>
+              </w:rPr>
+              <w:t>False</w:t>
+            </w:r>
+          </w:p>
+        </w:tc>
+      </w:tr>
+      <w:tr>
+        <w:tc>
+          <w:tcPr>
+            <w:tcW w:w="0" w:type="auto"/>
+            <w:vAlign w:val="bottom"/>
+            <w:hideMark/>
+          </w:tcPr>
+          <w:p>
+            <w:pPr>
+              <w:rPr>
+                <w:rFonts w:ascii="Times New Roman" w:hAnsi="Times New Roman" w:cs="Times New Roman"/>
+                <w:sz w:val="18"/>
+                <w:szCs w:val="18"/>
+              </w:rPr>
+            </w:pPr>
+            <w:r>
+              <w:rPr>
+                <w:rFonts w:ascii="Times New Roman" w:hAnsi="Times New Roman" w:cs="Times New Roman"/>
+                <w:sz w:val="18"/>
+                <w:szCs w:val="18"/>
+              </w:rPr>
+              <w:t>True</w:t>
+            </w:r>
+          </w:p>
+        </w:tc>
+        <w:tc>
+          <w:tcPr>
+            <w:tcW w:w="0" w:type="auto"/>
+            <w:vAlign w:val="bottom"/>
+            <w:hideMark/>
+          </w:tcPr>
+          <w:p>
+            <w:pPr>
+              <w:rPr>
+                <w:rFonts w:ascii="Times New Roman" w:hAnsi="Times New Roman" w:cs="Times New Roman"/>
+                <w:sz w:val="18"/>
+                <w:szCs w:val="18"/>
+              </w:rPr>
+            </w:pPr>
+            <w:r>
+              <w:rPr>
+                <w:rFonts w:ascii="Times New Roman" w:hAnsi="Times New Roman" w:cs="Times New Roman"/>
+                <w:sz w:val="18"/>
+                <w:szCs w:val="18"/>
+              </w:rPr>
+              <w:t>False</w:t>
+            </w:r>
+          </w:p>
+        </w:tc>
+        <w:tc>
+          <w:tcPr>
+            <w:tcW w:w="0" w:type="auto"/>
+            <w:vAlign w:val="bottom"/>
+            <w:hideMark/>
+          </w:tcPr>
+          <w:p>
+            <w:pPr>
+              <w:rPr>
+                <w:rFonts w:ascii="Times New Roman" w:hAnsi="Times New Roman" w:cs="Times New Roman"/>
+                <w:sz w:val="18"/>
+                <w:szCs w:val="18"/>
+                <w:lang w:val="en-US"/>
+              </w:rPr>
+            </w:pPr>
+            <w:r>
+              <w:rPr>
+                <w:rFonts w:ascii="Times New Roman" w:hAnsi="Times New Roman" w:cs="Times New Roman"/>
+                <w:b/>
+                <w:bCs/>
+                <w:sz w:val="18"/>
+                <w:szCs w:val="18"/>
+              </w:rPr>
+              <w:t>True</w:t>
+            </w:r>
+          </w:p>
+        </w:tc>
+        <w:tc>
+          <w:tcPr>
+            <w:tcW w:w="0" w:type="auto"/>
+            <w:vAlign w:val="bottom"/>
+            <w:hideMark/>
+          </w:tcPr>
+          <w:p>
+            <w:pPr>
+              <w:rPr>
+                <w:rFonts w:ascii="Times New Roman" w:hAnsi="Times New Roman" w:cs="Times New Roman"/>
+                <w:sz w:val="18"/>
+                <w:szCs w:val="18"/>
+              </w:rPr>
+            </w:pPr>
+            <w:r>
+              <w:rPr>
+                <w:rFonts w:ascii="Times New Roman" w:hAnsi="Times New Roman" w:cs="Times New Roman"/>
+                <w:b/>
+                <w:bCs/>
+                <w:sz w:val="18"/>
+                <w:szCs w:val="18"/>
+              </w:rPr>
+              <w:t>True</w:t>
+            </w:r>
+          </w:p>
+        </w:tc>
+      </w:tr>
+      <w:tr>
+        <w:tc>
+          <w:tcPr>
+            <w:tcW w:w="0" w:type="auto"/>
+            <w:vAlign w:val="bottom"/>
+            <w:hideMark/>
+          </w:tcPr>
+          <w:p>
+            <w:pPr>
+              <w:rPr>
+                <w:rFonts w:ascii="Times New Roman" w:hAnsi="Times New Roman" w:cs="Times New Roman"/>
+                <w:sz w:val="18"/>
+                <w:szCs w:val="18"/>
+              </w:rPr>
+            </w:pPr>
+            <w:r>
+              <w:rPr>
+                <w:rFonts w:ascii="Times New Roman" w:hAnsi="Times New Roman" w:cs="Times New Roman"/>
+                <w:sz w:val="18"/>
+                <w:szCs w:val="18"/>
+              </w:rPr>
+              <w:t>False</w:t>
+            </w:r>
+          </w:p>
+        </w:tc>
+        <w:tc>
+          <w:tcPr>
+            <w:tcW w:w="0" w:type="auto"/>
+            <w:vAlign w:val="bottom"/>
+            <w:hideMark/>
+          </w:tcPr>
+          <w:p>
+            <w:pPr>
+              <w:rPr>
+                <w:rFonts w:ascii="Times New Roman" w:hAnsi="Times New Roman" w:cs="Times New Roman"/>
+                <w:sz w:val="18"/>
+                <w:szCs w:val="18"/>
+              </w:rPr>
+            </w:pPr>
+            <w:r>
+              <w:rPr>
+                <w:rFonts w:ascii="Times New Roman" w:hAnsi="Times New Roman" w:cs="Times New Roman"/>
+                <w:sz w:val="18"/>
+                <w:szCs w:val="18"/>
+              </w:rPr>
+              <w:t>True</w:t>
+            </w:r>
+          </w:p>
+        </w:tc>
+        <w:tc>
+          <w:tcPr>
+            <w:tcW w:w="0" w:type="auto"/>
+            <w:vAlign w:val="bottom"/>
+            <w:hideMark/>
+          </w:tcPr>
+          <w:p>
+            <w:pPr>
+              <w:rPr>
+                <w:rFonts w:ascii="Times New Roman" w:hAnsi="Times New Roman" w:cs="Times New Roman"/>
+                <w:sz w:val="18"/>
+                <w:szCs w:val="18"/>
+              </w:rPr>
+            </w:pPr>
+            <w:r>
+              <w:rPr>
+                <w:rFonts w:ascii="Times New Roman" w:hAnsi="Times New Roman" w:cs="Times New Roman"/>
+                <w:b/>
+                <w:bCs/>
+                <w:sz w:val="18"/>
+                <w:szCs w:val="18"/>
+              </w:rPr>
+              <w:t>True</w:t>
+            </w:r>
+          </w:p>
+        </w:tc>
+        <w:tc>
+          <w:tcPr>
+            <w:tcW w:w="0" w:type="auto"/>
+            <w:vAlign w:val="bottom"/>
+            <w:hideMark/>
+          </w:tcPr>
+          <w:p>
+            <w:pPr>
+              <w:rPr>
+                <w:rFonts w:ascii="Times New Roman" w:hAnsi="Times New Roman" w:cs="Times New Roman"/>
+                <w:sz w:val="18"/>
+                <w:szCs w:val="18"/>
+              </w:rPr>
+            </w:pPr>
+            <w:r>
+              <w:rPr>
+                <w:rFonts w:ascii="Times New Roman" w:hAnsi="Times New Roman" w:cs="Times New Roman"/>
+                <w:b/>
+                <w:bCs/>
+                <w:sz w:val="18"/>
+                <w:szCs w:val="18"/>
+              </w:rPr>
+              <w:t>True</w:t>
+            </w:r>
+          </w:p>
+        </w:tc>
+      </w:tr>
+      <w:tr>
+        <w:tc>
+          <w:tcPr>
+            <w:tcW w:w="0" w:type="auto"/>
+            <w:vAlign w:val="bottom"/>
+            <w:hideMark/>
+          </w:tcPr>
+          <w:p>
+            <w:pPr>
+              <w:rPr>
+                <w:rFonts w:ascii="Times New Roman" w:hAnsi="Times New Roman" w:cs="Times New Roman"/>
+                <w:sz w:val="18"/>
+                <w:szCs w:val="18"/>
+              </w:rPr>
+            </w:pPr>
+            <w:r>
+              <w:rPr>
+                <w:rFonts w:ascii="Times New Roman" w:hAnsi="Times New Roman" w:cs="Times New Roman"/>
+                <w:sz w:val="18"/>
+                <w:szCs w:val="18"/>
+              </w:rPr>
+              <w:t>False</w:t>
+            </w:r>
+          </w:p>
+        </w:tc>
+        <w:tc>
+          <w:tcPr>
+            <w:tcW w:w="0" w:type="auto"/>
+            <w:vAlign w:val="bottom"/>
+            <w:hideMark/>
+          </w:tcPr>
+          <w:p>
+            <w:pPr>
+              <w:rPr>
+                <w:rFonts w:ascii="Times New Roman" w:hAnsi="Times New Roman" w:cs="Times New Roman"/>
+                <w:sz w:val="18"/>
+                <w:szCs w:val="18"/>
+              </w:rPr>
+            </w:pPr>
+            <w:r>
+              <w:rPr>
+                <w:rFonts w:ascii="Times New Roman" w:hAnsi="Times New Roman" w:cs="Times New Roman"/>
+                <w:sz w:val="18"/>
+                <w:szCs w:val="18"/>
+              </w:rPr>
+              <w:t>False</w:t>
+            </w:r>
+          </w:p>
+        </w:tc>
+        <w:tc>
+          <w:tcPr>
+            <w:tcW w:w="0" w:type="auto"/>
+            <w:vAlign w:val="bottom"/>
+            <w:hideMark/>
+          </w:tcPr>
+          <w:p>
+            <w:pPr>
+              <w:rPr>
+                <w:rFonts w:ascii="Times New Roman" w:hAnsi="Times New Roman" w:cs="Times New Roman"/>
+                <w:sz w:val="18"/>
+                <w:szCs w:val="18"/>
+              </w:rPr>
+            </w:pPr>
+            <w:r>
+              <w:rPr>
+                <w:rFonts w:ascii="Times New Roman" w:hAnsi="Times New Roman" w:cs="Times New Roman"/>
+                <w:sz w:val="18"/>
+                <w:szCs w:val="18"/>
+              </w:rPr>
+              <w:t>False</w:t>
+            </w:r>
+          </w:p>
+        </w:tc>
+        <w:tc>
+          <w:tcPr>
+            <w:tcW w:w="0" w:type="auto"/>
+            <w:vAlign w:val="bottom"/>
+            <w:hideMark/>
+          </w:tcPr>
+          <w:p>
+            <w:pPr>
+              <w:rPr>
+                <w:rFonts w:ascii="Times New Roman" w:hAnsi="Times New Roman" w:cs="Times New Roman"/>
+                <w:sz w:val="18"/>
+                <w:szCs w:val="18"/>
+              </w:rPr>
+            </w:pPr>
+            <w:r>
+              <w:rPr>
+                <w:rFonts w:ascii="Times New Roman" w:hAnsi="Times New Roman" w:cs="Times New Roman"/>
+                <w:sz w:val="18"/>
+                <w:szCs w:val="18"/>
+              </w:rPr>
+              <w:t>False</w:t>
+            </w:r>
+          </w:p>
+        </w:tc>
+      </w:tr>
+    </w:tbl>
+    <w:p>
+      <w:pPr>
+        <w:rPr>
+          <w:rFonts w:ascii="Times New Roman" w:hAnsi="Times New Roman" w:cs="Times New Roman"/>
+          <w:sz w:val="18"/>
+          <w:szCs w:val="18"/>
+        </w:rPr>
+      </w:pPr>
+      <w:r>
+        <w:rPr>
+          <w:rFonts w:ascii="Times New Roman" w:hAnsi="Times New Roman" w:cs="Times New Roman"/>
+          <w:b/>
+          <w:bCs/>
+          <w:sz w:val="18"/>
+          <w:szCs w:val="18"/>
+        </w:rPr>
+        <w:t>Правило XOR:</w:t>
+      </w:r>
+      <w:r>
+        <w:rPr>
+          <w:rFonts w:ascii="Times New Roman" w:hAnsi="Times New Roman" w:cs="Times New Roman"/>
+          <w:sz w:val="18"/>
+          <w:szCs w:val="18"/>
+        </w:rPr>
+        <w:t> True только если операнды </w:t>
+      </w:r>
+      <w:r>
+        <w:rPr>
+          <w:rFonts w:ascii="Times New Roman" w:hAnsi="Times New Roman" w:cs="Times New Roman"/>
+          <w:b/>
+          <w:bCs/>
+          <w:sz w:val="18"/>
+          <w:szCs w:val="18"/>
+        </w:rPr>
+        <w:t>разные</w:t>
+      </w:r>
+      <w:r>
+        <w:rPr>
+          <w:rFonts w:ascii="Times New Roman" w:hAnsi="Times New Roman" w:cs="Times New Roman"/>
+          <w:sz w:val="18"/>
+          <w:szCs w:val="18"/>
+        </w:rPr>
+        <w:t>.</w:t>
+      </w:r>
+    </w:p>
+    <w:p>
+      <w:pPr>
+        <w:rPr>
+          <w:lang w:val="en-US"/>
+        </w:rPr>
+      </w:pPr>
+    </w:p>
     <w:p>
       <w:pPr>
         <w:spacing w:after="0"/>
@@ -22352,8 +24733,8 @@
       </w:pPr>
     </w:p>
     <w:sectPr>
-      <w:headerReference w:type="default" r:id="rId39"/>
-      <w:footerReference w:type="default" r:id="rId40"/>
+      <w:headerReference w:type="default" r:id="rId43"/>
+      <w:footerReference w:type="default" r:id="rId44"/>
       <w:pgSz w:w="12240" w:h="20160" w:code="5"/>
       <w:pgMar w:top="1134" w:right="850" w:bottom="1134" w:left="1701" w:header="283" w:footer="397" w:gutter="0"/>
       <w:pgNumType w:start="1"/>

--- a/AQA/Roadmap/aqa подготовка.docx
+++ b/AQA/Roadmap/aqa подготовка.docx
@@ -1273,47 +1273,7 @@
             <w:sz w:val="20"/>
             <w:szCs w:val="20"/>
           </w:rPr>
-          <w:t>Структу</w:t>
-        </w:r>
-        <w:r>
-          <w:rPr>
-            <w:rStyle w:val="a3"/>
-            <w:rFonts w:ascii="Times New Roman" w:hAnsi="Times New Roman" w:cs="Times New Roman"/>
-            <w:color w:val="595959" w:themeColor="text1" w:themeTint="A6"/>
-            <w:sz w:val="20"/>
-            <w:szCs w:val="20"/>
-          </w:rPr>
-          <w:t>р</w:t>
-        </w:r>
-        <w:r>
-          <w:rPr>
-            <w:rStyle w:val="a3"/>
-            <w:rFonts w:ascii="Times New Roman" w:hAnsi="Times New Roman" w:cs="Times New Roman"/>
-            <w:color w:val="595959" w:themeColor="text1" w:themeTint="A6"/>
-            <w:sz w:val="20"/>
-            <w:szCs w:val="20"/>
-          </w:rPr>
-          <w:t>ы да</w:t>
-        </w:r>
-        <w:r>
-          <w:rPr>
-            <w:rStyle w:val="a3"/>
-            <w:rFonts w:ascii="Times New Roman" w:hAnsi="Times New Roman" w:cs="Times New Roman"/>
-            <w:color w:val="595959" w:themeColor="text1" w:themeTint="A6"/>
-            <w:sz w:val="20"/>
-            <w:szCs w:val="20"/>
-          </w:rPr>
-          <w:t>н</w:t>
-        </w:r>
-        <w:r>
-          <w:rPr>
-            <w:rStyle w:val="a3"/>
-            <w:rFonts w:ascii="Times New Roman" w:hAnsi="Times New Roman" w:cs="Times New Roman"/>
-            <w:color w:val="595959" w:themeColor="text1" w:themeTint="A6"/>
-            <w:sz w:val="20"/>
-            <w:szCs w:val="20"/>
-          </w:rPr>
-          <w:t>ных</w:t>
+          <w:t>Структуры данных</w:t>
         </w:r>
       </w:hyperlink>
     </w:p>
@@ -15228,7 +15188,6 @@
           <w:bCs/>
           <w:sz w:val="18"/>
           <w:szCs w:val="18"/>
-          <w:lang w:val="en-US"/>
         </w:rPr>
       </w:pPr>
     </w:p>
@@ -15413,16 +15372,14 @@
         </w:rPr>
         <w:t>: когда вызывается create_</w:t>
       </w:r>
-      <w:proofErr w:type="gramStart"/>
-      <w:r>
-        <w:rPr>
-          <w:rFonts w:ascii="Times New Roman" w:hAnsi="Times New Roman" w:cs="Times New Roman"/>
-          <w:sz w:val="18"/>
-          <w:szCs w:val="18"/>
-        </w:rPr>
-        <w:t>user(</w:t>
-      </w:r>
-      <w:proofErr w:type="gramEnd"/>
+      <w:r>
+        <w:rPr>
+          <w:rFonts w:ascii="Times New Roman" w:hAnsi="Times New Roman" w:cs="Times New Roman"/>
+          <w:sz w:val="18"/>
+          <w:szCs w:val="18"/>
+        </w:rPr>
+        <w:t>user (</w:t>
+      </w:r>
       <w:r>
         <w:rPr>
           <w:rFonts w:ascii="Times New Roman" w:hAnsi="Times New Roman" w:cs="Times New Roman"/>
@@ -15466,16 +15423,14 @@
         </w:rPr>
         <w:t xml:space="preserve">: Сами данные («Alex», 25, список </w:t>
       </w:r>
-      <w:proofErr w:type="gramStart"/>
-      <w:r>
-        <w:rPr>
-          <w:rFonts w:ascii="Times New Roman" w:hAnsi="Times New Roman" w:cs="Times New Roman"/>
-          <w:sz w:val="18"/>
-          <w:szCs w:val="18"/>
-        </w:rPr>
-        <w:t>[ ]</w:t>
-      </w:r>
-      <w:proofErr w:type="gramEnd"/>
+      <w:r>
+        <w:rPr>
+          <w:rFonts w:ascii="Times New Roman" w:hAnsi="Times New Roman" w:cs="Times New Roman"/>
+          <w:sz w:val="18"/>
+          <w:szCs w:val="18"/>
+        </w:rPr>
+        <w:t>[]</w:t>
+      </w:r>
       <w:r>
         <w:rPr>
           <w:rFonts w:ascii="Times New Roman" w:hAnsi="Times New Roman" w:cs="Times New Roman"/>
@@ -15925,7 +15880,7 @@
           <w:sz w:val="18"/>
           <w:szCs w:val="18"/>
         </w:rPr>
-        <w:t xml:space="preserve"> Процессор — парень умный. Он понимает: «Если я пришел по этому адресу, то, скорее всего, мне понадобятся и соседние данные». Поэтому он берет не одну цифру, а целый «блок» данных (как если бы он зашел в подъезд и сразу запомнил, кто живет на всем этаже).</w:t>
+        <w:t xml:space="preserve"> Процессор понимает: «Если я пришел по этому адресу, то, скорее всего, мне понадобятся и соседние данные». Поэтому он берет не одну цифру, а целый «блок» данных (как если бы он зашел в подъезд и сразу запомнил, кто живет на всем этаже).</w:t>
       </w:r>
     </w:p>
     <w:p>
@@ -21785,19 +21740,11 @@
       <w:tblPr>
         <w:tblStyle w:val="ab"/>
         <w:tblW w:w="0" w:type="auto"/>
-        <w:tblBorders>
-          <w:top w:val="none" w:sz="0" w:space="0" w:color="auto"/>
-          <w:left w:val="none" w:sz="0" w:space="0" w:color="auto"/>
-          <w:bottom w:val="none" w:sz="0" w:space="0" w:color="auto"/>
-          <w:right w:val="none" w:sz="0" w:space="0" w:color="auto"/>
-          <w:insideH w:val="none" w:sz="0" w:space="0" w:color="auto"/>
-          <w:insideV w:val="none" w:sz="0" w:space="0" w:color="auto"/>
-        </w:tblBorders>
         <w:tblLook w:val="04A0" w:firstRow="1" w:lastRow="0" w:firstColumn="1" w:lastColumn="0" w:noHBand="0" w:noVBand="1"/>
       </w:tblPr>
       <w:tblGrid>
-        <w:gridCol w:w="4839"/>
-        <w:gridCol w:w="4840"/>
+        <w:gridCol w:w="4933"/>
+        <w:gridCol w:w="4746"/>
       </w:tblGrid>
       <w:tr>
         <w:tc>
@@ -22084,6 +22031,158 @@
               <w:t>tuple</w:t>
             </w:r>
           </w:p>
+          <w:p>
+            <w:pPr>
+              <w:spacing w:after="160" w:line="259" w:lineRule="auto"/>
+              <w:rPr>
+                <w:rFonts w:ascii="Times New Roman" w:hAnsi="Times New Roman" w:cs="Times New Roman"/>
+                <w:color w:val="000000" w:themeColor="text1"/>
+                <w:spacing w:val="-1"/>
+                <w:sz w:val="18"/>
+                <w:szCs w:val="18"/>
+              </w:rPr>
+            </w:pPr>
+            <w:r>
+              <w:rPr>
+                <w:rFonts w:ascii="Times New Roman" w:hAnsi="Times New Roman" w:cs="Times New Roman"/>
+                <w:color w:val="000000" w:themeColor="text1"/>
+                <w:spacing w:val="-1"/>
+                <w:sz w:val="18"/>
+                <w:szCs w:val="18"/>
+              </w:rPr>
+              <w:t>_____________________________________________________</w:t>
+            </w:r>
+          </w:p>
+          <w:p>
+            <w:pPr>
+              <w:spacing w:after="160" w:line="259" w:lineRule="auto"/>
+              <w:rPr>
+                <w:rFonts w:ascii="Times New Roman" w:hAnsi="Times New Roman" w:cs="Times New Roman"/>
+                <w:color w:val="000000" w:themeColor="text1"/>
+                <w:spacing w:val="-1"/>
+                <w:sz w:val="18"/>
+                <w:szCs w:val="18"/>
+              </w:rPr>
+            </w:pPr>
+            <w:r>
+              <w:rPr>
+                <w:rFonts w:ascii="Times New Roman" w:hAnsi="Times New Roman" w:cs="Times New Roman"/>
+                <w:color w:val="000000" w:themeColor="text1"/>
+                <w:spacing w:val="-1"/>
+                <w:sz w:val="18"/>
+                <w:szCs w:val="18"/>
+              </w:rPr>
+              <w:t>Их </w:t>
+            </w:r>
+            <w:r>
+              <w:rPr>
+                <w:rFonts w:ascii="Times New Roman" w:hAnsi="Times New Roman" w:cs="Times New Roman"/>
+                <w:b/>
+                <w:bCs/>
+                <w:color w:val="000000" w:themeColor="text1"/>
+                <w:spacing w:val="-1"/>
+                <w:sz w:val="18"/>
+                <w:szCs w:val="18"/>
+              </w:rPr>
+              <w:t>нельзя</w:t>
+            </w:r>
+            <w:r>
+              <w:rPr>
+                <w:rFonts w:ascii="Times New Roman" w:hAnsi="Times New Roman" w:cs="Times New Roman"/>
+                <w:color w:val="000000" w:themeColor="text1"/>
+                <w:spacing w:val="-1"/>
+                <w:sz w:val="18"/>
+                <w:szCs w:val="18"/>
+              </w:rPr>
+              <w:t> изменить после создания.</w:t>
+            </w:r>
+          </w:p>
+          <w:p>
+            <w:pPr>
+              <w:spacing w:after="160" w:line="259" w:lineRule="auto"/>
+              <w:rPr>
+                <w:rFonts w:ascii="Times New Roman" w:hAnsi="Times New Roman" w:cs="Times New Roman"/>
+                <w:color w:val="000000" w:themeColor="text1"/>
+                <w:spacing w:val="-1"/>
+                <w:sz w:val="18"/>
+                <w:szCs w:val="18"/>
+              </w:rPr>
+            </w:pPr>
+            <w:r>
+              <w:rPr>
+                <w:rFonts w:ascii="Times New Roman" w:hAnsi="Times New Roman" w:cs="Times New Roman"/>
+                <w:color w:val="000000" w:themeColor="text1"/>
+                <w:spacing w:val="-1"/>
+                <w:sz w:val="18"/>
+                <w:szCs w:val="18"/>
+              </w:rPr>
+              <w:t>Можно только создать новый объект и перепривязать на него переменную.</w:t>
+            </w:r>
+          </w:p>
+          <w:p>
+            <w:pPr>
+              <w:spacing w:after="160" w:line="259" w:lineRule="auto"/>
+              <w:rPr>
+                <w:rFonts w:ascii="Times New Roman" w:hAnsi="Times New Roman" w:cs="Times New Roman"/>
+                <w:color w:val="000000" w:themeColor="text1"/>
+                <w:spacing w:val="-1"/>
+                <w:sz w:val="18"/>
+                <w:szCs w:val="18"/>
+              </w:rPr>
+            </w:pPr>
+            <w:r>
+              <w:rPr>
+                <w:noProof/>
+              </w:rPr>
+              <w:drawing>
+                <wp:inline distT="0" distB="0" distL="0" distR="0" wp14:anchorId="434CE1F9" wp14:editId="3CB9C222">
+                  <wp:extent cx="2874686" cy="792178"/>
+                  <wp:effectExtent l="0" t="0" r="1905" b="8255"/>
+                  <wp:docPr id="163414564" name="Рисунок 1"/>
+                  <wp:cNvGraphicFramePr>
+                    <a:graphicFrameLocks xmlns:a="http://schemas.openxmlformats.org/drawingml/2006/main" noChangeAspect="1"/>
+                  </wp:cNvGraphicFramePr>
+                  <a:graphic xmlns:a="http://schemas.openxmlformats.org/drawingml/2006/main">
+                    <a:graphicData uri="http://schemas.openxmlformats.org/drawingml/2006/picture">
+                      <pic:pic xmlns:pic="http://schemas.openxmlformats.org/drawingml/2006/picture">
+                        <pic:nvPicPr>
+                          <pic:cNvPr id="163414564" name=""/>
+                          <pic:cNvPicPr/>
+                        </pic:nvPicPr>
+                        <pic:blipFill>
+                          <a:blip r:embed="rId39"/>
+                          <a:stretch>
+                            <a:fillRect/>
+                          </a:stretch>
+                        </pic:blipFill>
+                        <pic:spPr>
+                          <a:xfrm>
+                            <a:off x="0" y="0"/>
+                            <a:ext cx="2944139" cy="811317"/>
+                          </a:xfrm>
+                          <a:prstGeom prst="rect">
+                            <a:avLst/>
+                          </a:prstGeom>
+                        </pic:spPr>
+                      </pic:pic>
+                    </a:graphicData>
+                  </a:graphic>
+                </wp:inline>
+              </w:drawing>
+            </w:r>
+          </w:p>
+          <w:p>
+            <w:pPr>
+              <w:pStyle w:val="a4"/>
+              <w:rPr>
+                <w:rFonts w:ascii="Times New Roman" w:hAnsi="Times New Roman" w:cs="Times New Roman"/>
+                <w:color w:val="000000" w:themeColor="text1"/>
+                <w:spacing w:val="-1"/>
+                <w:sz w:val="18"/>
+                <w:szCs w:val="18"/>
+              </w:rPr>
+            </w:pPr>
+          </w:p>
         </w:tc>
         <w:tc>
           <w:tcPr>
@@ -22173,6 +22272,112 @@
               <w:t>set</w:t>
             </w:r>
           </w:p>
+          <w:p>
+            <w:pPr>
+              <w:pStyle w:val="a4"/>
+              <w:rPr>
+                <w:rFonts w:ascii="Times New Roman" w:hAnsi="Times New Roman" w:cs="Times New Roman"/>
+                <w:color w:val="000000" w:themeColor="text1"/>
+                <w:spacing w:val="-1"/>
+                <w:sz w:val="18"/>
+                <w:szCs w:val="18"/>
+              </w:rPr>
+            </w:pPr>
+          </w:p>
+          <w:p>
+            <w:pPr>
+              <w:rPr>
+                <w:rFonts w:ascii="Times New Roman" w:hAnsi="Times New Roman" w:cs="Times New Roman"/>
+                <w:color w:val="000000" w:themeColor="text1"/>
+                <w:spacing w:val="-1"/>
+                <w:sz w:val="18"/>
+                <w:szCs w:val="18"/>
+              </w:rPr>
+            </w:pPr>
+            <w:r>
+              <w:rPr>
+                <w:rFonts w:ascii="Times New Roman" w:hAnsi="Times New Roman" w:cs="Times New Roman"/>
+                <w:color w:val="000000" w:themeColor="text1"/>
+                <w:spacing w:val="-1"/>
+                <w:sz w:val="18"/>
+                <w:szCs w:val="18"/>
+              </w:rPr>
+              <w:t>Их </w:t>
+            </w:r>
+            <w:r>
+              <w:rPr>
+                <w:rFonts w:ascii="Times New Roman" w:hAnsi="Times New Roman" w:cs="Times New Roman"/>
+                <w:b/>
+                <w:bCs/>
+                <w:color w:val="000000" w:themeColor="text1"/>
+                <w:spacing w:val="-1"/>
+                <w:sz w:val="18"/>
+                <w:szCs w:val="18"/>
+              </w:rPr>
+              <w:t>можно</w:t>
+            </w:r>
+            <w:r>
+              <w:rPr>
+                <w:rFonts w:ascii="Times New Roman" w:hAnsi="Times New Roman" w:cs="Times New Roman"/>
+                <w:color w:val="000000" w:themeColor="text1"/>
+                <w:spacing w:val="-1"/>
+                <w:sz w:val="18"/>
+                <w:szCs w:val="18"/>
+              </w:rPr>
+              <w:t> изменять «на месте», без создания нового объекта.</w:t>
+            </w:r>
+          </w:p>
+          <w:p>
+            <w:pPr>
+              <w:rPr>
+                <w:rFonts w:ascii="Times New Roman" w:hAnsi="Times New Roman" w:cs="Times New Roman"/>
+                <w:color w:val="000000" w:themeColor="text1"/>
+                <w:spacing w:val="-1"/>
+                <w:sz w:val="18"/>
+                <w:szCs w:val="18"/>
+              </w:rPr>
+            </w:pPr>
+            <w:r>
+              <w:rPr>
+                <w:noProof/>
+              </w:rPr>
+              <w:drawing>
+                <wp:inline distT="0" distB="0" distL="0" distR="0" wp14:anchorId="7E9D4411" wp14:editId="0FCF441E">
+                  <wp:extent cx="1408025" cy="542925"/>
+                  <wp:effectExtent l="0" t="0" r="1905" b="0"/>
+                  <wp:docPr id="562878371" name="Рисунок 1"/>
+                  <wp:cNvGraphicFramePr>
+                    <a:graphicFrameLocks xmlns:a="http://schemas.openxmlformats.org/drawingml/2006/main" noChangeAspect="1"/>
+                  </wp:cNvGraphicFramePr>
+                  <a:graphic xmlns:a="http://schemas.openxmlformats.org/drawingml/2006/main">
+                    <a:graphicData uri="http://schemas.openxmlformats.org/drawingml/2006/picture">
+                      <pic:pic xmlns:pic="http://schemas.openxmlformats.org/drawingml/2006/picture">
+                        <pic:nvPicPr>
+                          <pic:cNvPr id="562878371" name=""/>
+                          <pic:cNvPicPr/>
+                        </pic:nvPicPr>
+                        <pic:blipFill>
+                          <a:blip r:embed="rId40"/>
+                          <a:stretch>
+                            <a:fillRect/>
+                          </a:stretch>
+                        </pic:blipFill>
+                        <pic:spPr>
+                          <a:xfrm>
+                            <a:off x="0" y="0"/>
+                            <a:ext cx="1419154" cy="547216"/>
+                          </a:xfrm>
+                          <a:prstGeom prst="rect">
+                            <a:avLst/>
+                          </a:prstGeom>
+                        </pic:spPr>
+                      </pic:pic>
+                    </a:graphicData>
+                  </a:graphic>
+                </wp:inline>
+              </w:drawing>
+            </w:r>
+          </w:p>
         </w:tc>
       </w:tr>
     </w:tbl>
@@ -22181,8 +22386,6 @@
         <w:spacing w:after="0"/>
         <w:rPr>
           <w:rFonts w:ascii="Times New Roman" w:hAnsi="Times New Roman" w:cs="Times New Roman"/>
-          <w:i/>
-          <w:iCs/>
           <w:color w:val="000000" w:themeColor="text1"/>
           <w:spacing w:val="-1"/>
           <w:sz w:val="18"/>
@@ -22201,9 +22404,7 @@
           <w:szCs w:val="18"/>
         </w:rPr>
       </w:pPr>
-    </w:p>
-    <w:p>
-      <w:pPr>
+      <w:r>
         <w:rPr>
           <w:rFonts w:ascii="Times New Roman" w:hAnsi="Times New Roman" w:cs="Times New Roman"/>
           <w:color w:val="000000" w:themeColor="text1"/>
@@ -22211,72 +22412,74 @@
           <w:sz w:val="18"/>
           <w:szCs w:val="18"/>
         </w:rPr>
-      </w:pPr>
-      <w:r>
-        <w:rPr>
-          <w:rFonts w:ascii="Times New Roman" w:hAnsi="Times New Roman" w:cs="Times New Roman"/>
+        <w:t>В Python </w:t>
+      </w:r>
+      <w:r>
+        <w:rPr>
+          <w:rFonts w:ascii="Times New Roman" w:hAnsi="Times New Roman" w:cs="Times New Roman"/>
+          <w:b/>
+          <w:bCs/>
           <w:color w:val="000000" w:themeColor="text1"/>
           <w:spacing w:val="-1"/>
           <w:sz w:val="18"/>
           <w:szCs w:val="18"/>
         </w:rPr>
-        <w:t xml:space="preserve">Управление потоком выполнения в программировании — это то, </w:t>
-      </w:r>
-      <w:r>
-        <w:rPr>
-          <w:rFonts w:ascii="Times New Roman" w:hAnsi="Times New Roman" w:cs="Times New Roman"/>
-          <w:b/>
-          <w:bCs/>
+        <w:t>переменная — это не ящик</w:t>
+      </w:r>
+      <w:r>
+        <w:rPr>
+          <w:rFonts w:ascii="Times New Roman" w:hAnsi="Times New Roman" w:cs="Times New Roman"/>
           <w:color w:val="000000" w:themeColor="text1"/>
           <w:spacing w:val="-1"/>
           <w:sz w:val="18"/>
           <w:szCs w:val="18"/>
         </w:rPr>
-        <w:t>как</w:t>
-      </w:r>
-      <w:r>
-        <w:rPr>
-          <w:rFonts w:ascii="Times New Roman" w:hAnsi="Times New Roman" w:cs="Times New Roman"/>
+        <w:t>, а </w:t>
+      </w:r>
+      <w:r>
+        <w:rPr>
+          <w:rFonts w:ascii="Times New Roman" w:hAnsi="Times New Roman" w:cs="Times New Roman"/>
+          <w:b/>
+          <w:bCs/>
           <w:color w:val="000000" w:themeColor="text1"/>
           <w:spacing w:val="-1"/>
           <w:sz w:val="18"/>
           <w:szCs w:val="18"/>
         </w:rPr>
-        <w:t xml:space="preserve"> определяется порядок выполнения инструкций программы. Вместо следования линейной последовательности, программы могут принимать решения, повторять блоки кода или изменять порядок выполнения в зависимости от </w:t>
-      </w:r>
-      <w:r>
-        <w:rPr>
-          <w:rFonts w:ascii="Times New Roman" w:hAnsi="Times New Roman" w:cs="Times New Roman"/>
-          <w:b/>
-          <w:bCs/>
+        <w:t>ярлык</w:t>
+      </w:r>
+      <w:r>
+        <w:rPr>
+          <w:rFonts w:ascii="Times New Roman" w:hAnsi="Times New Roman" w:cs="Times New Roman"/>
           <w:color w:val="000000" w:themeColor="text1"/>
           <w:spacing w:val="-1"/>
           <w:sz w:val="18"/>
           <w:szCs w:val="18"/>
         </w:rPr>
-        <w:t>определенных условий</w:t>
-      </w:r>
-      <w:r>
+        <w:t> (имя), который ссылается на объект.</w:t>
+      </w:r>
+    </w:p>
+    <w:p>
+      <w:pPr>
+        <w:spacing w:after="0"/>
         <w:rPr>
           <w:rFonts w:ascii="Times New Roman" w:hAnsi="Times New Roman" w:cs="Times New Roman"/>
           <w:color w:val="000000" w:themeColor="text1"/>
           <w:spacing w:val="-1"/>
           <w:sz w:val="18"/>
           <w:szCs w:val="18"/>
-        </w:rPr>
-        <w:t>. Это достигается с помощью таких структур, как условные операторы (</w:t>
-      </w:r>
-      <w:r>
-        <w:rPr>
-          <w:rFonts w:ascii="Times New Roman" w:hAnsi="Times New Roman" w:cs="Times New Roman"/>
-          <w:b/>
-          <w:bCs/>
+          <w:lang w:val="en-US"/>
+        </w:rPr>
+      </w:pPr>
+      <w:r>
+        <w:rPr>
+          <w:rFonts w:ascii="Times New Roman" w:hAnsi="Times New Roman" w:cs="Times New Roman"/>
           <w:color w:val="000000" w:themeColor="text1"/>
           <w:spacing w:val="-1"/>
           <w:sz w:val="18"/>
           <w:szCs w:val="18"/>
         </w:rPr>
-        <w:t>if, else</w:t>
+        <w:t>Когда</w:t>
       </w:r>
       <w:r>
         <w:rPr>
@@ -22285,20 +22488,19 @@
           <w:spacing w:val="-1"/>
           <w:sz w:val="18"/>
           <w:szCs w:val="18"/>
-        </w:rPr>
-        <w:t>), циклы (</w:t>
-      </w:r>
-      <w:r>
-        <w:rPr>
-          <w:rFonts w:ascii="Times New Roman" w:hAnsi="Times New Roman" w:cs="Times New Roman"/>
-          <w:b/>
-          <w:bCs/>
+          <w:lang w:val="en-US"/>
+        </w:rPr>
+        <w:t xml:space="preserve"> </w:t>
+      </w:r>
+      <w:r>
+        <w:rPr>
+          <w:rFonts w:ascii="Times New Roman" w:hAnsi="Times New Roman" w:cs="Times New Roman"/>
           <w:color w:val="000000" w:themeColor="text1"/>
           <w:spacing w:val="-1"/>
           <w:sz w:val="18"/>
           <w:szCs w:val="18"/>
         </w:rPr>
-        <w:t>for, while</w:t>
+        <w:t>ты</w:t>
       </w:r>
       <w:r>
         <w:rPr>
@@ -22307,20 +22509,19 @@
           <w:spacing w:val="-1"/>
           <w:sz w:val="18"/>
           <w:szCs w:val="18"/>
-        </w:rPr>
-        <w:t xml:space="preserve">) и управляющие операторы, такие как </w:t>
-      </w:r>
-      <w:r>
-        <w:rPr>
-          <w:rFonts w:ascii="Times New Roman" w:hAnsi="Times New Roman" w:cs="Times New Roman"/>
-          <w:b/>
-          <w:bCs/>
+          <w:lang w:val="en-US"/>
+        </w:rPr>
+        <w:t xml:space="preserve"> </w:t>
+      </w:r>
+      <w:r>
+        <w:rPr>
+          <w:rFonts w:ascii="Times New Roman" w:hAnsi="Times New Roman" w:cs="Times New Roman"/>
           <w:color w:val="000000" w:themeColor="text1"/>
           <w:spacing w:val="-1"/>
           <w:sz w:val="18"/>
           <w:szCs w:val="18"/>
         </w:rPr>
-        <w:t>break</w:t>
+        <w:t>пишешь</w:t>
       </w:r>
       <w:r>
         <w:rPr>
@@ -22329,21 +22530,23 @@
           <w:spacing w:val="-1"/>
           <w:sz w:val="18"/>
           <w:szCs w:val="18"/>
-        </w:rPr>
-        <w:t xml:space="preserve"> или </w:t>
-      </w:r>
-      <w:r>
-        <w:rPr>
-          <w:rFonts w:ascii="Times New Roman" w:hAnsi="Times New Roman" w:cs="Times New Roman"/>
-          <w:b/>
-          <w:bCs/>
+          <w:lang w:val="en-US"/>
+        </w:rPr>
+        <w:t>:</w:t>
+      </w:r>
+    </w:p>
+    <w:p>
+      <w:pPr>
+        <w:spacing w:after="0"/>
+        <w:rPr>
+          <w:rFonts w:ascii="Times New Roman" w:hAnsi="Times New Roman" w:cs="Times New Roman"/>
           <w:color w:val="000000" w:themeColor="text1"/>
           <w:spacing w:val="-1"/>
           <w:sz w:val="18"/>
           <w:szCs w:val="18"/>
-        </w:rPr>
-        <w:t>continue</w:t>
-      </w:r>
+          <w:lang w:val="en-US"/>
+        </w:rPr>
+      </w:pPr>
       <w:r>
         <w:rPr>
           <w:rFonts w:ascii="Times New Roman" w:hAnsi="Times New Roman" w:cs="Times New Roman"/>
@@ -22351,12 +22554,25 @@
           <w:spacing w:val="-1"/>
           <w:sz w:val="18"/>
           <w:szCs w:val="18"/>
-        </w:rPr>
-        <w:t>.</w:t>
-      </w:r>
-    </w:p>
-    <w:p>
-      <w:pPr>
+          <w:lang w:val="en-US"/>
+        </w:rPr>
+        <w:t xml:space="preserve">name = </w:t>
+      </w:r>
+      <w:r>
+        <w:rPr>
+          <w:rFonts w:ascii="Times New Roman" w:hAnsi="Times New Roman" w:cs="Times New Roman"/>
+          <w:color w:val="70AD47" w:themeColor="accent6"/>
+          <w:spacing w:val="-1"/>
+          <w:sz w:val="18"/>
+          <w:szCs w:val="18"/>
+          <w:lang w:val="en-US"/>
+        </w:rPr>
+        <w:t>'John'</w:t>
+      </w:r>
+    </w:p>
+    <w:p>
+      <w:pPr>
+        <w:spacing w:after="0"/>
         <w:rPr>
           <w:rFonts w:ascii="Times New Roman" w:hAnsi="Times New Roman" w:cs="Times New Roman"/>
           <w:color w:val="000000" w:themeColor="text1"/>
@@ -22373,10 +22589,25 @@
           <w:spacing w:val="-1"/>
           <w:sz w:val="18"/>
           <w:szCs w:val="18"/>
-        </w:rPr>
-        <w:t>Условный оператор в Python (как и во многих других языках программирования) называется if. При его написании необходимо добавить в конце строки выражение сравнения, заканчивающееся </w:t>
-      </w:r>
-      <w:r>
+          <w:lang w:val="en-US"/>
+        </w:rPr>
+        <w:t xml:space="preserve">name = </w:t>
+      </w:r>
+      <w:r>
+        <w:rPr>
+          <w:rFonts w:ascii="Times New Roman" w:hAnsi="Times New Roman" w:cs="Times New Roman"/>
+          <w:color w:val="70AD47" w:themeColor="accent6"/>
+          <w:spacing w:val="-1"/>
+          <w:sz w:val="18"/>
+          <w:szCs w:val="18"/>
+          <w:lang w:val="en-US"/>
+        </w:rPr>
+        <w:t>"A"</w:t>
+      </w:r>
+    </w:p>
+    <w:p>
+      <w:pPr>
+        <w:spacing w:after="0"/>
         <w:rPr>
           <w:rFonts w:ascii="Times New Roman" w:hAnsi="Times New Roman" w:cs="Times New Roman"/>
           <w:color w:val="000000" w:themeColor="text1"/>
@@ -22384,7 +22615,313 @@
           <w:sz w:val="18"/>
           <w:szCs w:val="18"/>
         </w:rPr>
-        <w:t>двоеточием.</w:t>
+      </w:pPr>
+      <w:r>
+        <w:rPr>
+          <w:rFonts w:ascii="Times New Roman" w:hAnsi="Times New Roman" w:cs="Times New Roman"/>
+          <w:color w:val="000000" w:themeColor="text1"/>
+          <w:spacing w:val="-1"/>
+          <w:sz w:val="18"/>
+          <w:szCs w:val="18"/>
+        </w:rPr>
+        <w:t xml:space="preserve">name = </w:t>
+      </w:r>
+      <w:r>
+        <w:rPr>
+          <w:rFonts w:ascii="Times New Roman" w:hAnsi="Times New Roman" w:cs="Times New Roman"/>
+          <w:color w:val="ED7D31" w:themeColor="accent2"/>
+          <w:spacing w:val="-1"/>
+          <w:sz w:val="18"/>
+          <w:szCs w:val="18"/>
+        </w:rPr>
+        <w:t>False</w:t>
+      </w:r>
+    </w:p>
+    <w:p>
+      <w:pPr>
+        <w:spacing w:after="0"/>
+        <w:rPr>
+          <w:rFonts w:ascii="Times New Roman" w:hAnsi="Times New Roman" w:cs="Times New Roman"/>
+          <w:color w:val="000000" w:themeColor="text1"/>
+          <w:spacing w:val="-1"/>
+          <w:sz w:val="18"/>
+          <w:szCs w:val="18"/>
+        </w:rPr>
+      </w:pPr>
+    </w:p>
+    <w:p>
+      <w:pPr>
+        <w:spacing w:after="0"/>
+        <w:rPr>
+          <w:rFonts w:ascii="Times New Roman" w:hAnsi="Times New Roman" w:cs="Times New Roman"/>
+          <w:color w:val="000000" w:themeColor="text1"/>
+          <w:spacing w:val="-1"/>
+          <w:sz w:val="18"/>
+          <w:szCs w:val="18"/>
+        </w:rPr>
+      </w:pPr>
+      <w:r>
+        <w:rPr>
+          <w:rFonts w:ascii="Times New Roman" w:hAnsi="Times New Roman" w:cs="Times New Roman"/>
+          <w:color w:val="000000" w:themeColor="text1"/>
+          <w:spacing w:val="-1"/>
+          <w:sz w:val="18"/>
+          <w:szCs w:val="18"/>
+        </w:rPr>
+        <w:t>Ты </w:t>
+      </w:r>
+      <w:r>
+        <w:rPr>
+          <w:rFonts w:ascii="Times New Roman" w:hAnsi="Times New Roman" w:cs="Times New Roman"/>
+          <w:b/>
+          <w:bCs/>
+          <w:color w:val="000000" w:themeColor="text1"/>
+          <w:spacing w:val="-1"/>
+          <w:sz w:val="18"/>
+          <w:szCs w:val="18"/>
+        </w:rPr>
+        <w:t>не изменяешь</w:t>
+      </w:r>
+      <w:r>
+        <w:rPr>
+          <w:rFonts w:ascii="Times New Roman" w:hAnsi="Times New Roman" w:cs="Times New Roman"/>
+          <w:color w:val="000000" w:themeColor="text1"/>
+          <w:spacing w:val="-1"/>
+          <w:sz w:val="18"/>
+          <w:szCs w:val="18"/>
+        </w:rPr>
+        <w:t> объекты 'John', "A" или False.</w:t>
+      </w:r>
+      <w:r>
+        <w:rPr>
+          <w:rFonts w:ascii="Times New Roman" w:hAnsi="Times New Roman" w:cs="Times New Roman"/>
+          <w:color w:val="000000" w:themeColor="text1"/>
+          <w:spacing w:val="-1"/>
+          <w:sz w:val="18"/>
+          <w:szCs w:val="18"/>
+        </w:rPr>
+        <w:br/>
+        <w:t>Ты </w:t>
+      </w:r>
+      <w:r>
+        <w:rPr>
+          <w:rFonts w:ascii="Times New Roman" w:hAnsi="Times New Roman" w:cs="Times New Roman"/>
+          <w:b/>
+          <w:bCs/>
+          <w:color w:val="000000" w:themeColor="text1"/>
+          <w:spacing w:val="-1"/>
+          <w:sz w:val="18"/>
+          <w:szCs w:val="18"/>
+        </w:rPr>
+        <w:t>меняешь ссылку</w:t>
+      </w:r>
+      <w:r>
+        <w:rPr>
+          <w:rFonts w:ascii="Times New Roman" w:hAnsi="Times New Roman" w:cs="Times New Roman"/>
+          <w:color w:val="000000" w:themeColor="text1"/>
+          <w:spacing w:val="-1"/>
+          <w:sz w:val="18"/>
+          <w:szCs w:val="18"/>
+        </w:rPr>
+        <w:t> — куда указывает имя name.</w:t>
+      </w:r>
+    </w:p>
+    <w:p>
+      <w:pPr>
+        <w:spacing w:after="0"/>
+        <w:rPr>
+          <w:rFonts w:ascii="Times New Roman" w:hAnsi="Times New Roman" w:cs="Times New Roman"/>
+          <w:color w:val="000000" w:themeColor="text1"/>
+          <w:spacing w:val="-1"/>
+          <w:sz w:val="18"/>
+          <w:szCs w:val="18"/>
+        </w:rPr>
+      </w:pPr>
+    </w:p>
+    <w:p>
+      <w:pPr>
+        <w:spacing w:after="0"/>
+        <w:rPr>
+          <w:rFonts w:ascii="Times New Roman" w:hAnsi="Times New Roman" w:cs="Times New Roman"/>
+          <w:color w:val="000000" w:themeColor="text1"/>
+          <w:spacing w:val="-1"/>
+          <w:sz w:val="18"/>
+          <w:szCs w:val="18"/>
+        </w:rPr>
+      </w:pPr>
+    </w:p>
+    <w:p>
+      <w:pPr>
+        <w:rPr>
+          <w:rFonts w:ascii="Times New Roman" w:hAnsi="Times New Roman" w:cs="Times New Roman"/>
+          <w:color w:val="000000" w:themeColor="text1"/>
+          <w:spacing w:val="-1"/>
+          <w:sz w:val="18"/>
+          <w:szCs w:val="18"/>
+        </w:rPr>
+      </w:pPr>
+      <w:r>
+        <w:rPr>
+          <w:rFonts w:ascii="Times New Roman" w:hAnsi="Times New Roman" w:cs="Times New Roman"/>
+          <w:color w:val="000000" w:themeColor="text1"/>
+          <w:spacing w:val="-1"/>
+          <w:sz w:val="18"/>
+          <w:szCs w:val="18"/>
+        </w:rPr>
+        <w:t xml:space="preserve">Управление потоком выполнения в программировании — это то, </w:t>
+      </w:r>
+      <w:r>
+        <w:rPr>
+          <w:rFonts w:ascii="Times New Roman" w:hAnsi="Times New Roman" w:cs="Times New Roman"/>
+          <w:b/>
+          <w:bCs/>
+          <w:color w:val="000000" w:themeColor="text1"/>
+          <w:spacing w:val="-1"/>
+          <w:sz w:val="18"/>
+          <w:szCs w:val="18"/>
+        </w:rPr>
+        <w:t>как</w:t>
+      </w:r>
+      <w:r>
+        <w:rPr>
+          <w:rFonts w:ascii="Times New Roman" w:hAnsi="Times New Roman" w:cs="Times New Roman"/>
+          <w:color w:val="000000" w:themeColor="text1"/>
+          <w:spacing w:val="-1"/>
+          <w:sz w:val="18"/>
+          <w:szCs w:val="18"/>
+        </w:rPr>
+        <w:t xml:space="preserve"> определяется порядок выполнения инструкций программы. Вместо следования линейной последовательности, программы могут принимать решения, повторять блоки кода или изменять порядок выполнения в зависимости от </w:t>
+      </w:r>
+      <w:r>
+        <w:rPr>
+          <w:rFonts w:ascii="Times New Roman" w:hAnsi="Times New Roman" w:cs="Times New Roman"/>
+          <w:b/>
+          <w:bCs/>
+          <w:color w:val="000000" w:themeColor="text1"/>
+          <w:spacing w:val="-1"/>
+          <w:sz w:val="18"/>
+          <w:szCs w:val="18"/>
+        </w:rPr>
+        <w:t>определенных условий</w:t>
+      </w:r>
+      <w:r>
+        <w:rPr>
+          <w:rFonts w:ascii="Times New Roman" w:hAnsi="Times New Roman" w:cs="Times New Roman"/>
+          <w:color w:val="000000" w:themeColor="text1"/>
+          <w:spacing w:val="-1"/>
+          <w:sz w:val="18"/>
+          <w:szCs w:val="18"/>
+        </w:rPr>
+        <w:t>. Это достигается с помощью таких структур, как условные операторы (</w:t>
+      </w:r>
+      <w:r>
+        <w:rPr>
+          <w:rFonts w:ascii="Times New Roman" w:hAnsi="Times New Roman" w:cs="Times New Roman"/>
+          <w:b/>
+          <w:bCs/>
+          <w:color w:val="000000" w:themeColor="text1"/>
+          <w:spacing w:val="-1"/>
+          <w:sz w:val="18"/>
+          <w:szCs w:val="18"/>
+        </w:rPr>
+        <w:t>if, else</w:t>
+      </w:r>
+      <w:r>
+        <w:rPr>
+          <w:rFonts w:ascii="Times New Roman" w:hAnsi="Times New Roman" w:cs="Times New Roman"/>
+          <w:color w:val="000000" w:themeColor="text1"/>
+          <w:spacing w:val="-1"/>
+          <w:sz w:val="18"/>
+          <w:szCs w:val="18"/>
+        </w:rPr>
+        <w:t>), циклы (</w:t>
+      </w:r>
+      <w:r>
+        <w:rPr>
+          <w:rFonts w:ascii="Times New Roman" w:hAnsi="Times New Roman" w:cs="Times New Roman"/>
+          <w:b/>
+          <w:bCs/>
+          <w:color w:val="000000" w:themeColor="text1"/>
+          <w:spacing w:val="-1"/>
+          <w:sz w:val="18"/>
+          <w:szCs w:val="18"/>
+        </w:rPr>
+        <w:t>for, while</w:t>
+      </w:r>
+      <w:r>
+        <w:rPr>
+          <w:rFonts w:ascii="Times New Roman" w:hAnsi="Times New Roman" w:cs="Times New Roman"/>
+          <w:color w:val="000000" w:themeColor="text1"/>
+          <w:spacing w:val="-1"/>
+          <w:sz w:val="18"/>
+          <w:szCs w:val="18"/>
+        </w:rPr>
+        <w:t xml:space="preserve">) и управляющие операторы, такие как </w:t>
+      </w:r>
+      <w:r>
+        <w:rPr>
+          <w:rFonts w:ascii="Times New Roman" w:hAnsi="Times New Roman" w:cs="Times New Roman"/>
+          <w:b/>
+          <w:bCs/>
+          <w:color w:val="000000" w:themeColor="text1"/>
+          <w:spacing w:val="-1"/>
+          <w:sz w:val="18"/>
+          <w:szCs w:val="18"/>
+        </w:rPr>
+        <w:t>break</w:t>
+      </w:r>
+      <w:r>
+        <w:rPr>
+          <w:rFonts w:ascii="Times New Roman" w:hAnsi="Times New Roman" w:cs="Times New Roman"/>
+          <w:color w:val="000000" w:themeColor="text1"/>
+          <w:spacing w:val="-1"/>
+          <w:sz w:val="18"/>
+          <w:szCs w:val="18"/>
+        </w:rPr>
+        <w:t xml:space="preserve"> или </w:t>
+      </w:r>
+      <w:r>
+        <w:rPr>
+          <w:rFonts w:ascii="Times New Roman" w:hAnsi="Times New Roman" w:cs="Times New Roman"/>
+          <w:b/>
+          <w:bCs/>
+          <w:color w:val="000000" w:themeColor="text1"/>
+          <w:spacing w:val="-1"/>
+          <w:sz w:val="18"/>
+          <w:szCs w:val="18"/>
+        </w:rPr>
+        <w:t>continue</w:t>
+      </w:r>
+      <w:r>
+        <w:rPr>
+          <w:rFonts w:ascii="Times New Roman" w:hAnsi="Times New Roman" w:cs="Times New Roman"/>
+          <w:color w:val="000000" w:themeColor="text1"/>
+          <w:spacing w:val="-1"/>
+          <w:sz w:val="18"/>
+          <w:szCs w:val="18"/>
+        </w:rPr>
+        <w:t>.</w:t>
+      </w:r>
+    </w:p>
+    <w:p>
+      <w:pPr>
+        <w:rPr>
+          <w:rFonts w:ascii="Times New Roman" w:hAnsi="Times New Roman" w:cs="Times New Roman"/>
+          <w:color w:val="000000" w:themeColor="text1"/>
+          <w:spacing w:val="-1"/>
+          <w:sz w:val="18"/>
+          <w:szCs w:val="18"/>
+        </w:rPr>
+      </w:pPr>
+      <w:r>
+        <w:rPr>
+          <w:rFonts w:ascii="Times New Roman" w:hAnsi="Times New Roman" w:cs="Times New Roman"/>
+          <w:color w:val="000000" w:themeColor="text1"/>
+          <w:spacing w:val="-1"/>
+          <w:sz w:val="18"/>
+          <w:szCs w:val="18"/>
+        </w:rPr>
+        <w:t>Условный оператор в Python (как и во многих других языках программирования) называется if. При его написании необходимо добавить в конце строки выражение сравнения, заканчивающееся двоеточием.</w:t>
       </w:r>
     </w:p>
     <w:p>
@@ -22420,7 +22957,7 @@
                     <pic:cNvPicPr/>
                   </pic:nvPicPr>
                   <pic:blipFill>
-                    <a:blip r:embed="rId39"/>
+                    <a:blip r:embed="rId41"/>
                     <a:stretch>
                       <a:fillRect/>
                     </a:stretch>
@@ -22449,7 +22986,6 @@
           <w:spacing w:val="-1"/>
           <w:sz w:val="18"/>
           <w:szCs w:val="18"/>
-          <w:lang w:val="en-US"/>
         </w:rPr>
       </w:pPr>
       <w:r>
@@ -22494,7 +23030,7 @@
                     <pic:cNvPicPr/>
                   </pic:nvPicPr>
                   <pic:blipFill>
-                    <a:blip r:embed="rId40"/>
+                    <a:blip r:embed="rId42"/>
                     <a:stretch>
                       <a:fillRect/>
                     </a:stretch>
@@ -22525,7 +23061,6 @@
           <w:spacing w:val="-1"/>
           <w:sz w:val="18"/>
           <w:szCs w:val="18"/>
-          <w:lang w:val="en-US"/>
         </w:rPr>
       </w:pPr>
       <w:r>
@@ -22586,6 +23121,7 @@
         <w:rPr>
           <w:noProof/>
         </w:rPr>
+        <w:lastRenderedPageBreak/>
         <w:drawing>
           <wp:inline distT="0" distB="0" distL="0" distR="0" wp14:anchorId="1A58FB8F" wp14:editId="62B768ED">
             <wp:extent cx="3723809" cy="2809524"/>
@@ -22602,7 +23138,7 @@
                     <pic:cNvPicPr/>
                   </pic:nvPicPr>
                   <pic:blipFill>
-                    <a:blip r:embed="rId41"/>
+                    <a:blip r:embed="rId43"/>
                     <a:stretch>
                       <a:fillRect/>
                     </a:stretch>
@@ -22631,7 +23167,6 @@
           <w:spacing w:val="-1"/>
           <w:sz w:val="18"/>
           <w:szCs w:val="18"/>
-          <w:lang w:val="en-US"/>
         </w:rPr>
       </w:pPr>
       <w:r>
@@ -22654,19 +23189,19 @@
           <w:sz w:val="18"/>
           <w:szCs w:val="18"/>
         </w:rPr>
-        <w:t xml:space="preserve"> — это организованные способы хранения и управления наборами информации, позволяющие эффективно использовать их в программе. В Python существует несколько встроенных структур, таких как списки, кортежи, </w:t>
-      </w:r>
-      <w:r>
-        <w:rPr>
-          <w:rFonts w:ascii="Times New Roman" w:hAnsi="Times New Roman" w:cs="Times New Roman"/>
-          <w:color w:val="000000" w:themeColor="text1"/>
+        <w:t xml:space="preserve"> — это организованные способы хранения и управления наборами информации, позволяющие эффективно использовать их в программе. В Python существует несколько встроенных структур, таких как списки, кортежи, множества и словари, каждая из которых обладает специфическими характеристиками, делающими её более подходящей для определённых типов задач. </w:t>
+      </w:r>
+    </w:p>
+    <w:p>
+      <w:pPr>
+        <w:rPr>
+          <w:rFonts w:ascii="Times New Roman" w:hAnsi="Times New Roman" w:cs="Times New Roman"/>
+          <w:color w:val="595959" w:themeColor="text1" w:themeTint="A6"/>
           <w:spacing w:val="-1"/>
           <w:sz w:val="18"/>
           <w:szCs w:val="18"/>
         </w:rPr>
-        <w:lastRenderedPageBreak/>
-        <w:t>множества и словари, каждая из которых обладает специфическими характеристиками, делающими её более подходящей для определённых типов задач. </w:t>
-      </w:r>
+      </w:pPr>
     </w:p>
     <w:p>
       <w:pPr>
@@ -22676,19 +23211,6 @@
           <w:spacing w:val="-1"/>
           <w:sz w:val="18"/>
           <w:szCs w:val="18"/>
-          <w:lang w:val="en-US"/>
-        </w:rPr>
-      </w:pPr>
-    </w:p>
-    <w:p>
-      <w:pPr>
-        <w:rPr>
-          <w:rFonts w:ascii="Times New Roman" w:hAnsi="Times New Roman" w:cs="Times New Roman"/>
-          <w:color w:val="595959" w:themeColor="text1" w:themeTint="A6"/>
-          <w:spacing w:val="-1"/>
-          <w:sz w:val="18"/>
-          <w:szCs w:val="18"/>
-          <w:lang w:val="en-US"/>
         </w:rPr>
       </w:pPr>
     </w:p>
@@ -23976,41 +24498,41 @@
           <w:rFonts w:ascii="Times New Roman" w:hAnsi="Times New Roman" w:cs="Times New Roman"/>
           <w:sz w:val="18"/>
           <w:szCs w:val="18"/>
+        </w:rPr>
+      </w:pPr>
+      <w:r>
+        <w:rPr>
+          <w:rFonts w:ascii="Times New Roman" w:hAnsi="Times New Roman" w:cs="Times New Roman"/>
+          <w:b/>
+          <w:bCs/>
+          <w:sz w:val="18"/>
+          <w:szCs w:val="18"/>
+        </w:rPr>
+        <w:t>Правило:</w:t>
+      </w:r>
+      <w:r>
+        <w:rPr>
+          <w:rFonts w:ascii="Times New Roman" w:hAnsi="Times New Roman" w:cs="Times New Roman"/>
+          <w:sz w:val="18"/>
+          <w:szCs w:val="18"/>
+        </w:rPr>
+        <w:t> not просто инвертирует значение (True → False, False → True).</w:t>
+      </w:r>
+    </w:p>
+    <w:p>
+      <w:pPr>
+        <w:rPr>
+          <w:rFonts w:ascii="Times New Roman" w:hAnsi="Times New Roman" w:cs="Times New Roman"/>
+          <w:sz w:val="18"/>
+          <w:szCs w:val="18"/>
           <w:lang w:val="en-US"/>
         </w:rPr>
       </w:pPr>
       <w:r>
         <w:rPr>
-          <w:rFonts w:ascii="Times New Roman" w:hAnsi="Times New Roman" w:cs="Times New Roman"/>
-          <w:b/>
-          <w:bCs/>
-          <w:sz w:val="18"/>
-          <w:szCs w:val="18"/>
-        </w:rPr>
-        <w:t>Правило:</w:t>
-      </w:r>
-      <w:r>
-        <w:rPr>
-          <w:rFonts w:ascii="Times New Roman" w:hAnsi="Times New Roman" w:cs="Times New Roman"/>
-          <w:sz w:val="18"/>
-          <w:szCs w:val="18"/>
-        </w:rPr>
-        <w:t> not просто инвертирует значение (True → False, False → True).</w:t>
-      </w:r>
-    </w:p>
-    <w:p>
-      <w:pPr>
-        <w:rPr>
-          <w:rFonts w:ascii="Times New Roman" w:hAnsi="Times New Roman" w:cs="Times New Roman"/>
-          <w:sz w:val="18"/>
-          <w:szCs w:val="18"/>
-          <w:lang w:val="en-US"/>
-        </w:rPr>
-      </w:pPr>
-      <w:r>
-        <w:rPr>
           <w:noProof/>
         </w:rPr>
+        <w:lastRenderedPageBreak/>
         <w:drawing>
           <wp:inline distT="0" distB="0" distL="0" distR="0" wp14:anchorId="3F7DFB8F" wp14:editId="5F286B79">
             <wp:extent cx="3409524" cy="1571429"/>
@@ -24027,7 +24549,7 @@
                     <pic:cNvPicPr/>
                   </pic:nvPicPr>
                   <pic:blipFill>
-                    <a:blip r:embed="rId42"/>
+                    <a:blip r:embed="rId44"/>
                     <a:stretch>
                       <a:fillRect/>
                     </a:stretch>
@@ -24092,23 +24614,7 @@
           <w:sz w:val="18"/>
           <w:szCs w:val="18"/>
         </w:rPr>
-        <w:t xml:space="preserve">В Python можно </w:t>
-      </w:r>
-      <w:r>
-        <w:rPr>
-          <w:rFonts w:ascii="Times New Roman" w:hAnsi="Times New Roman" w:cs="Times New Roman"/>
-          <w:sz w:val="18"/>
-          <w:szCs w:val="18"/>
-        </w:rPr>
-        <w:t>использовать! =</w:t>
-      </w:r>
-      <w:r>
-        <w:rPr>
-          <w:rFonts w:ascii="Times New Roman" w:hAnsi="Times New Roman" w:cs="Times New Roman"/>
-          <w:sz w:val="18"/>
-          <w:szCs w:val="18"/>
-        </w:rPr>
-        <w:t> или оператор ^ для булевых значений.</w:t>
+        <w:t>В Python можно использовать! = или оператор ^ для булевых значений.</w:t>
       </w:r>
     </w:p>
     <w:tbl>
@@ -24252,17 +24758,7 @@
                 <w:sz w:val="18"/>
                 <w:szCs w:val="18"/>
               </w:rPr>
-              <w:t>A! =</w:t>
-            </w:r>
-            <w:r>
-              <w:rPr>
-                <w:rFonts w:ascii="Times New Roman" w:hAnsi="Times New Roman" w:cs="Times New Roman"/>
-                <w:b/>
-                <w:bCs/>
-                <w:sz w:val="18"/>
-                <w:szCs w:val="18"/>
-              </w:rPr>
-              <w:t xml:space="preserve"> B</w:t>
+              <w:t>A! = B</w:t>
             </w:r>
           </w:p>
         </w:tc>
@@ -24714,13 +25210,7 @@
         <w:t>.</w:t>
       </w:r>
     </w:p>
-    <w:p>
-      <w:pPr>
-        <w:rPr>
-          <w:lang w:val="en-US"/>
-        </w:rPr>
-      </w:pPr>
-    </w:p>
+    <w:p/>
     <w:p>
       <w:pPr>
         <w:spacing w:after="0"/>
@@ -24733,8 +25223,8 @@
       </w:pPr>
     </w:p>
     <w:sectPr>
-      <w:headerReference w:type="default" r:id="rId43"/>
-      <w:footerReference w:type="default" r:id="rId44"/>
+      <w:headerReference w:type="default" r:id="rId45"/>
+      <w:footerReference w:type="default" r:id="rId46"/>
       <w:pgSz w:w="12240" w:h="20160" w:code="5"/>
       <w:pgMar w:top="1134" w:right="850" w:bottom="1134" w:left="1701" w:header="283" w:footer="397" w:gutter="0"/>
       <w:pgNumType w:start="1"/>
@@ -35102,6 +35592,155 @@
     </w:lvl>
   </w:abstractNum>
   <w:abstractNum w:abstractNumId="78" w15:restartNumberingAfterBreak="0">
+    <w:nsid w:val="780660F7"/>
+    <w:multiLevelType w:val="multilevel"/>
+    <w:tmpl w:val="59EC0DE0"/>
+    <w:lvl w:ilvl="0">
+      <w:start w:val="1"/>
+      <w:numFmt w:val="bullet"/>
+      <w:lvlText w:val=""/>
+      <w:lvlJc w:val="left"/>
+      <w:pPr>
+        <w:tabs>
+          <w:tab w:val="num" w:pos="720"/>
+        </w:tabs>
+        <w:ind w:left="720" w:hanging="360"/>
+      </w:pPr>
+      <w:rPr>
+        <w:rFonts w:ascii="Symbol" w:hAnsi="Symbol" w:hint="default"/>
+        <w:sz w:val="20"/>
+      </w:rPr>
+    </w:lvl>
+    <w:lvl w:ilvl="1" w:tentative="1">
+      <w:start w:val="1"/>
+      <w:numFmt w:val="bullet"/>
+      <w:lvlText w:val=""/>
+      <w:lvlJc w:val="left"/>
+      <w:pPr>
+        <w:tabs>
+          <w:tab w:val="num" w:pos="1440"/>
+        </w:tabs>
+        <w:ind w:left="1440" w:hanging="360"/>
+      </w:pPr>
+      <w:rPr>
+        <w:rFonts w:ascii="Symbol" w:hAnsi="Symbol" w:hint="default"/>
+        <w:sz w:val="20"/>
+      </w:rPr>
+    </w:lvl>
+    <w:lvl w:ilvl="2" w:tentative="1">
+      <w:start w:val="1"/>
+      <w:numFmt w:val="bullet"/>
+      <w:lvlText w:val=""/>
+      <w:lvlJc w:val="left"/>
+      <w:pPr>
+        <w:tabs>
+          <w:tab w:val="num" w:pos="2160"/>
+        </w:tabs>
+        <w:ind w:left="2160" w:hanging="360"/>
+      </w:pPr>
+      <w:rPr>
+        <w:rFonts w:ascii="Symbol" w:hAnsi="Symbol" w:hint="default"/>
+        <w:sz w:val="20"/>
+      </w:rPr>
+    </w:lvl>
+    <w:lvl w:ilvl="3" w:tentative="1">
+      <w:start w:val="1"/>
+      <w:numFmt w:val="bullet"/>
+      <w:lvlText w:val=""/>
+      <w:lvlJc w:val="left"/>
+      <w:pPr>
+        <w:tabs>
+          <w:tab w:val="num" w:pos="2880"/>
+        </w:tabs>
+        <w:ind w:left="2880" w:hanging="360"/>
+      </w:pPr>
+      <w:rPr>
+        <w:rFonts w:ascii="Symbol" w:hAnsi="Symbol" w:hint="default"/>
+        <w:sz w:val="20"/>
+      </w:rPr>
+    </w:lvl>
+    <w:lvl w:ilvl="4" w:tentative="1">
+      <w:start w:val="1"/>
+      <w:numFmt w:val="bullet"/>
+      <w:lvlText w:val=""/>
+      <w:lvlJc w:val="left"/>
+      <w:pPr>
+        <w:tabs>
+          <w:tab w:val="num" w:pos="3600"/>
+        </w:tabs>
+        <w:ind w:left="3600" w:hanging="360"/>
+      </w:pPr>
+      <w:rPr>
+        <w:rFonts w:ascii="Symbol" w:hAnsi="Symbol" w:hint="default"/>
+        <w:sz w:val="20"/>
+      </w:rPr>
+    </w:lvl>
+    <w:lvl w:ilvl="5" w:tentative="1">
+      <w:start w:val="1"/>
+      <w:numFmt w:val="bullet"/>
+      <w:lvlText w:val=""/>
+      <w:lvlJc w:val="left"/>
+      <w:pPr>
+        <w:tabs>
+          <w:tab w:val="num" w:pos="4320"/>
+        </w:tabs>
+        <w:ind w:left="4320" w:hanging="360"/>
+      </w:pPr>
+      <w:rPr>
+        <w:rFonts w:ascii="Symbol" w:hAnsi="Symbol" w:hint="default"/>
+        <w:sz w:val="20"/>
+      </w:rPr>
+    </w:lvl>
+    <w:lvl w:ilvl="6" w:tentative="1">
+      <w:start w:val="1"/>
+      <w:numFmt w:val="bullet"/>
+      <w:lvlText w:val=""/>
+      <w:lvlJc w:val="left"/>
+      <w:pPr>
+        <w:tabs>
+          <w:tab w:val="num" w:pos="5040"/>
+        </w:tabs>
+        <w:ind w:left="5040" w:hanging="360"/>
+      </w:pPr>
+      <w:rPr>
+        <w:rFonts w:ascii="Symbol" w:hAnsi="Symbol" w:hint="default"/>
+        <w:sz w:val="20"/>
+      </w:rPr>
+    </w:lvl>
+    <w:lvl w:ilvl="7" w:tentative="1">
+      <w:start w:val="1"/>
+      <w:numFmt w:val="bullet"/>
+      <w:lvlText w:val=""/>
+      <w:lvlJc w:val="left"/>
+      <w:pPr>
+        <w:tabs>
+          <w:tab w:val="num" w:pos="5760"/>
+        </w:tabs>
+        <w:ind w:left="5760" w:hanging="360"/>
+      </w:pPr>
+      <w:rPr>
+        <w:rFonts w:ascii="Symbol" w:hAnsi="Symbol" w:hint="default"/>
+        <w:sz w:val="20"/>
+      </w:rPr>
+    </w:lvl>
+    <w:lvl w:ilvl="8" w:tentative="1">
+      <w:start w:val="1"/>
+      <w:numFmt w:val="bullet"/>
+      <w:lvlText w:val=""/>
+      <w:lvlJc w:val="left"/>
+      <w:pPr>
+        <w:tabs>
+          <w:tab w:val="num" w:pos="6480"/>
+        </w:tabs>
+        <w:ind w:left="6480" w:hanging="360"/>
+      </w:pPr>
+      <w:rPr>
+        <w:rFonts w:ascii="Symbol" w:hAnsi="Symbol" w:hint="default"/>
+        <w:sz w:val="20"/>
+      </w:rPr>
+    </w:lvl>
+  </w:abstractNum>
+  <w:abstractNum w:abstractNumId="79" w15:restartNumberingAfterBreak="0">
     <w:nsid w:val="79306BAB"/>
     <w:multiLevelType w:val="multilevel"/>
     <w:tmpl w:val="778EECBA"/>
@@ -35214,7 +35853,156 @@
       </w:pPr>
     </w:lvl>
   </w:abstractNum>
-  <w:abstractNum w:abstractNumId="79" w15:restartNumberingAfterBreak="0">
+  <w:abstractNum w:abstractNumId="80" w15:restartNumberingAfterBreak="0">
+    <w:nsid w:val="79451AE8"/>
+    <w:multiLevelType w:val="multilevel"/>
+    <w:tmpl w:val="B36A7532"/>
+    <w:lvl w:ilvl="0">
+      <w:start w:val="1"/>
+      <w:numFmt w:val="bullet"/>
+      <w:lvlText w:val=""/>
+      <w:lvlJc w:val="left"/>
+      <w:pPr>
+        <w:tabs>
+          <w:tab w:val="num" w:pos="720"/>
+        </w:tabs>
+        <w:ind w:left="720" w:hanging="360"/>
+      </w:pPr>
+      <w:rPr>
+        <w:rFonts w:ascii="Symbol" w:hAnsi="Symbol" w:hint="default"/>
+        <w:sz w:val="20"/>
+      </w:rPr>
+    </w:lvl>
+    <w:lvl w:ilvl="1">
+      <w:start w:val="1"/>
+      <w:numFmt w:val="bullet"/>
+      <w:lvlText w:val=""/>
+      <w:lvlJc w:val="left"/>
+      <w:pPr>
+        <w:tabs>
+          <w:tab w:val="num" w:pos="1440"/>
+        </w:tabs>
+        <w:ind w:left="1440" w:hanging="360"/>
+      </w:pPr>
+      <w:rPr>
+        <w:rFonts w:ascii="Symbol" w:hAnsi="Symbol" w:hint="default"/>
+        <w:sz w:val="20"/>
+      </w:rPr>
+    </w:lvl>
+    <w:lvl w:ilvl="2" w:tentative="1">
+      <w:start w:val="1"/>
+      <w:numFmt w:val="bullet"/>
+      <w:lvlText w:val=""/>
+      <w:lvlJc w:val="left"/>
+      <w:pPr>
+        <w:tabs>
+          <w:tab w:val="num" w:pos="2160"/>
+        </w:tabs>
+        <w:ind w:left="2160" w:hanging="360"/>
+      </w:pPr>
+      <w:rPr>
+        <w:rFonts w:ascii="Symbol" w:hAnsi="Symbol" w:hint="default"/>
+        <w:sz w:val="20"/>
+      </w:rPr>
+    </w:lvl>
+    <w:lvl w:ilvl="3" w:tentative="1">
+      <w:start w:val="1"/>
+      <w:numFmt w:val="bullet"/>
+      <w:lvlText w:val=""/>
+      <w:lvlJc w:val="left"/>
+      <w:pPr>
+        <w:tabs>
+          <w:tab w:val="num" w:pos="2880"/>
+        </w:tabs>
+        <w:ind w:left="2880" w:hanging="360"/>
+      </w:pPr>
+      <w:rPr>
+        <w:rFonts w:ascii="Symbol" w:hAnsi="Symbol" w:hint="default"/>
+        <w:sz w:val="20"/>
+      </w:rPr>
+    </w:lvl>
+    <w:lvl w:ilvl="4" w:tentative="1">
+      <w:start w:val="1"/>
+      <w:numFmt w:val="bullet"/>
+      <w:lvlText w:val=""/>
+      <w:lvlJc w:val="left"/>
+      <w:pPr>
+        <w:tabs>
+          <w:tab w:val="num" w:pos="3600"/>
+        </w:tabs>
+        <w:ind w:left="3600" w:hanging="360"/>
+      </w:pPr>
+      <w:rPr>
+        <w:rFonts w:ascii="Symbol" w:hAnsi="Symbol" w:hint="default"/>
+        <w:sz w:val="20"/>
+      </w:rPr>
+    </w:lvl>
+    <w:lvl w:ilvl="5" w:tentative="1">
+      <w:start w:val="1"/>
+      <w:numFmt w:val="bullet"/>
+      <w:lvlText w:val=""/>
+      <w:lvlJc w:val="left"/>
+      <w:pPr>
+        <w:tabs>
+          <w:tab w:val="num" w:pos="4320"/>
+        </w:tabs>
+        <w:ind w:left="4320" w:hanging="360"/>
+      </w:pPr>
+      <w:rPr>
+        <w:rFonts w:ascii="Symbol" w:hAnsi="Symbol" w:hint="default"/>
+        <w:sz w:val="20"/>
+      </w:rPr>
+    </w:lvl>
+    <w:lvl w:ilvl="6" w:tentative="1">
+      <w:start w:val="1"/>
+      <w:numFmt w:val="bullet"/>
+      <w:lvlText w:val=""/>
+      <w:lvlJc w:val="left"/>
+      <w:pPr>
+        <w:tabs>
+          <w:tab w:val="num" w:pos="5040"/>
+        </w:tabs>
+        <w:ind w:left="5040" w:hanging="360"/>
+      </w:pPr>
+      <w:rPr>
+        <w:rFonts w:ascii="Symbol" w:hAnsi="Symbol" w:hint="default"/>
+        <w:sz w:val="20"/>
+      </w:rPr>
+    </w:lvl>
+    <w:lvl w:ilvl="7" w:tentative="1">
+      <w:start w:val="1"/>
+      <w:numFmt w:val="bullet"/>
+      <w:lvlText w:val=""/>
+      <w:lvlJc w:val="left"/>
+      <w:pPr>
+        <w:tabs>
+          <w:tab w:val="num" w:pos="5760"/>
+        </w:tabs>
+        <w:ind w:left="5760" w:hanging="360"/>
+      </w:pPr>
+      <w:rPr>
+        <w:rFonts w:ascii="Symbol" w:hAnsi="Symbol" w:hint="default"/>
+        <w:sz w:val="20"/>
+      </w:rPr>
+    </w:lvl>
+    <w:lvl w:ilvl="8" w:tentative="1">
+      <w:start w:val="1"/>
+      <w:numFmt w:val="bullet"/>
+      <w:lvlText w:val=""/>
+      <w:lvlJc w:val="left"/>
+      <w:pPr>
+        <w:tabs>
+          <w:tab w:val="num" w:pos="6480"/>
+        </w:tabs>
+        <w:ind w:left="6480" w:hanging="360"/>
+      </w:pPr>
+      <w:rPr>
+        <w:rFonts w:ascii="Symbol" w:hAnsi="Symbol" w:hint="default"/>
+        <w:sz w:val="20"/>
+      </w:rPr>
+    </w:lvl>
+  </w:abstractNum>
+  <w:abstractNum w:abstractNumId="81" w15:restartNumberingAfterBreak="0">
     <w:nsid w:val="7A52735D"/>
     <w:multiLevelType w:val="multilevel"/>
     <w:tmpl w:val="FD2069AA"/>
@@ -35363,7 +36151,7 @@
       </w:rPr>
     </w:lvl>
   </w:abstractNum>
-  <w:abstractNum w:abstractNumId="80" w15:restartNumberingAfterBreak="0">
+  <w:abstractNum w:abstractNumId="82" w15:restartNumberingAfterBreak="0">
     <w:nsid w:val="7A66745B"/>
     <w:multiLevelType w:val="hybridMultilevel"/>
     <w:tmpl w:val="36049AF4"/>
@@ -35476,7 +36264,7 @@
       </w:rPr>
     </w:lvl>
   </w:abstractNum>
-  <w:abstractNum w:abstractNumId="81" w15:restartNumberingAfterBreak="0">
+  <w:abstractNum w:abstractNumId="83" w15:restartNumberingAfterBreak="0">
     <w:nsid w:val="7D0157C4"/>
     <w:multiLevelType w:val="multilevel"/>
     <w:tmpl w:val="84EEFCB6"/>
@@ -35625,7 +36413,7 @@
       </w:rPr>
     </w:lvl>
   </w:abstractNum>
-  <w:abstractNum w:abstractNumId="82" w15:restartNumberingAfterBreak="0">
+  <w:abstractNum w:abstractNumId="84" w15:restartNumberingAfterBreak="0">
     <w:nsid w:val="7F1B7409"/>
     <w:multiLevelType w:val="multilevel"/>
     <w:tmpl w:val="812289E2"/>
@@ -35774,7 +36562,7 @@
       </w:rPr>
     </w:lvl>
   </w:abstractNum>
-  <w:abstractNum w:abstractNumId="83" w15:restartNumberingAfterBreak="0">
+  <w:abstractNum w:abstractNumId="85" w15:restartNumberingAfterBreak="0">
     <w:nsid w:val="7F604749"/>
     <w:multiLevelType w:val="multilevel"/>
     <w:tmpl w:val="F6C69AC2"/>
@@ -35923,7 +36711,7 @@
       </w:rPr>
     </w:lvl>
   </w:abstractNum>
-  <w:abstractNum w:abstractNumId="84" w15:restartNumberingAfterBreak="0">
+  <w:abstractNum w:abstractNumId="86" w15:restartNumberingAfterBreak="0">
     <w:nsid w:val="7FC8764C"/>
     <w:multiLevelType w:val="hybridMultilevel"/>
     <w:tmpl w:val="15723472"/>
@@ -36040,13 +36828,13 @@
     <w:abstractNumId w:val="49"/>
   </w:num>
   <w:num w:numId="2" w16cid:durableId="950435201">
-    <w:abstractNumId w:val="84"/>
+    <w:abstractNumId w:val="86"/>
   </w:num>
   <w:num w:numId="3" w16cid:durableId="263539178">
     <w:abstractNumId w:val="61"/>
   </w:num>
   <w:num w:numId="4" w16cid:durableId="90973326">
-    <w:abstractNumId w:val="80"/>
+    <w:abstractNumId w:val="82"/>
   </w:num>
   <w:num w:numId="5" w16cid:durableId="1117528000">
     <w:abstractNumId w:val="39"/>
@@ -36088,10 +36876,10 @@
     <w:abstractNumId w:val="70"/>
   </w:num>
   <w:num w:numId="18" w16cid:durableId="1177386414">
-    <w:abstractNumId w:val="83"/>
+    <w:abstractNumId w:val="85"/>
   </w:num>
   <w:num w:numId="19" w16cid:durableId="898983118">
-    <w:abstractNumId w:val="81"/>
+    <w:abstractNumId w:val="83"/>
   </w:num>
   <w:num w:numId="20" w16cid:durableId="1925187318">
     <w:abstractNumId w:val="46"/>
@@ -36151,13 +36939,13 @@
     <w:abstractNumId w:val="66"/>
   </w:num>
   <w:num w:numId="39" w16cid:durableId="31465451">
-    <w:abstractNumId w:val="79"/>
+    <w:abstractNumId w:val="81"/>
   </w:num>
   <w:num w:numId="40" w16cid:durableId="494348183">
     <w:abstractNumId w:val="36"/>
   </w:num>
   <w:num w:numId="41" w16cid:durableId="356124465">
-    <w:abstractNumId w:val="82"/>
+    <w:abstractNumId w:val="84"/>
   </w:num>
   <w:num w:numId="42" w16cid:durableId="438139090">
     <w:abstractNumId w:val="21"/>
@@ -36175,7 +36963,7 @@
     <w:abstractNumId w:val="54"/>
   </w:num>
   <w:num w:numId="47" w16cid:durableId="708385342">
-    <w:abstractNumId w:val="78"/>
+    <w:abstractNumId w:val="79"/>
   </w:num>
   <w:num w:numId="48" w16cid:durableId="470095744">
     <w:abstractNumId w:val="62"/>
@@ -36290,6 +37078,12 @@
   </w:num>
   <w:num w:numId="85" w16cid:durableId="1644001138">
     <w:abstractNumId w:val="16"/>
+  </w:num>
+  <w:num w:numId="86" w16cid:durableId="1118259504">
+    <w:abstractNumId w:val="78"/>
+  </w:num>
+  <w:num w:numId="87" w16cid:durableId="1189176815">
+    <w:abstractNumId w:val="80"/>
   </w:num>
 </w:numbering>
 </file>

--- a/AQA/Roadmap/aqa подготовка.docx
+++ b/AQA/Roadmap/aqa подготовка.docx
@@ -1273,7 +1273,27 @@
             <w:sz w:val="20"/>
             <w:szCs w:val="20"/>
           </w:rPr>
-          <w:t>Структуры данных</w:t>
+          <w:t>Структуры</w:t>
+        </w:r>
+        <w:r>
+          <w:rPr>
+            <w:rStyle w:val="a3"/>
+            <w:rFonts w:ascii="Times New Roman" w:hAnsi="Times New Roman" w:cs="Times New Roman"/>
+            <w:color w:val="595959" w:themeColor="text1" w:themeTint="A6"/>
+            <w:sz w:val="20"/>
+            <w:szCs w:val="20"/>
+          </w:rPr>
+          <w:t xml:space="preserve"> </w:t>
+        </w:r>
+        <w:r>
+          <w:rPr>
+            <w:rStyle w:val="a3"/>
+            <w:rFonts w:ascii="Times New Roman" w:hAnsi="Times New Roman" w:cs="Times New Roman"/>
+            <w:color w:val="595959" w:themeColor="text1" w:themeTint="A6"/>
+            <w:sz w:val="20"/>
+            <w:szCs w:val="20"/>
+          </w:rPr>
+          <w:t>данных</w:t>
         </w:r>
       </w:hyperlink>
     </w:p>
@@ -2962,25 +2982,7 @@
           <w:sz w:val="18"/>
           <w:szCs w:val="18"/>
         </w:rPr>
-        <w:t>. Продолжая тему примера с телефоном</w:t>
-      </w:r>
-      <w:proofErr w:type="gramStart"/>
-      <w:r>
-        <w:rPr>
-          <w:rFonts w:ascii="Times New Roman" w:hAnsi="Times New Roman" w:cs="Times New Roman"/>
-          <w:sz w:val="18"/>
-          <w:szCs w:val="18"/>
-        </w:rPr>
-        <w:t>:</w:t>
-      </w:r>
-      <w:proofErr w:type="gramEnd"/>
-      <w:r>
-        <w:rPr>
-          <w:rFonts w:ascii="Times New Roman" w:hAnsi="Times New Roman" w:cs="Times New Roman"/>
-          <w:sz w:val="18"/>
-          <w:szCs w:val="18"/>
-        </w:rPr>
-        <w:t xml:space="preserve"> проверил уведомления (пока смотрел</w:t>
+        <w:t>. Продолжая тему примера с телефоном: проверил уведомления (пока смотрел</w:t>
       </w:r>
       <w:r>
         <w:rPr>
@@ -3716,7 +3718,6 @@
         </w:rPr>
         <w:t>выполнение с заранее заданного адреса (</w:t>
       </w:r>
-      <w:proofErr w:type="spellStart"/>
       <w:r>
         <w:rPr>
           <w:rFonts w:ascii="Times New Roman" w:hAnsi="Times New Roman" w:cs="Times New Roman"/>
@@ -3727,35 +3728,8 @@
           <w:sz w:val="18"/>
           <w:szCs w:val="18"/>
         </w:rPr>
-        <w:t>reset</w:t>
-      </w:r>
-      <w:proofErr w:type="spellEnd"/>
-      <w:r>
-        <w:rPr>
-          <w:rFonts w:ascii="Times New Roman" w:hAnsi="Times New Roman" w:cs="Times New Roman"/>
-          <w:b/>
-          <w:bCs/>
-          <w:i/>
-          <w:iCs/>
-          <w:sz w:val="18"/>
-          <w:szCs w:val="18"/>
-        </w:rPr>
-        <w:t xml:space="preserve"> </w:t>
-      </w:r>
-      <w:proofErr w:type="spellStart"/>
-      <w:r>
-        <w:rPr>
-          <w:rFonts w:ascii="Times New Roman" w:hAnsi="Times New Roman" w:cs="Times New Roman"/>
-          <w:b/>
-          <w:bCs/>
-          <w:i/>
-          <w:iCs/>
-          <w:sz w:val="18"/>
-          <w:szCs w:val="18"/>
-        </w:rPr>
-        <w:t>vector</w:t>
-      </w:r>
-      <w:proofErr w:type="spellEnd"/>
+        <w:t>reset vector</w:t>
+      </w:r>
       <w:r>
         <w:rPr>
           <w:rFonts w:ascii="Times New Roman" w:hAnsi="Times New Roman" w:cs="Times New Roman"/>
@@ -7881,25 +7855,7 @@
           <w:sz w:val="18"/>
           <w:szCs w:val="18"/>
         </w:rPr>
-        <w:t xml:space="preserve">→ Обращение к памяти (если </w:t>
-      </w:r>
-      <w:proofErr w:type="gramStart"/>
-      <w:r>
-        <w:rPr>
-          <w:rFonts w:ascii="Times New Roman" w:hAnsi="Times New Roman" w:cs="Times New Roman"/>
-          <w:sz w:val="18"/>
-          <w:szCs w:val="18"/>
-        </w:rPr>
-        <w:t xml:space="preserve">нужно)   </w:t>
-      </w:r>
-      <w:proofErr w:type="gramEnd"/>
-      <w:r>
-        <w:rPr>
-          <w:rFonts w:ascii="Times New Roman" w:hAnsi="Times New Roman" w:cs="Times New Roman"/>
-          <w:sz w:val="18"/>
-          <w:szCs w:val="18"/>
-        </w:rPr>
-        <w:t xml:space="preserve">     │</w:t>
+        <w:t>→ Обращение к памяти (если нужно)        │</w:t>
       </w:r>
     </w:p>
     <w:p>
@@ -8292,18 +8248,7 @@
           <w:sz w:val="18"/>
           <w:szCs w:val="18"/>
         </w:rPr>
-        <w:t>Обратный путь</w:t>
-      </w:r>
-      <w:proofErr w:type="gramStart"/>
-      <w:r>
-        <w:rPr>
-          <w:rFonts w:ascii="Times New Roman" w:hAnsi="Times New Roman" w:cs="Times New Roman"/>
-          <w:b/>
-          <w:bCs/>
-          <w:sz w:val="18"/>
-          <w:szCs w:val="18"/>
-        </w:rPr>
-        <w:t>:</w:t>
+        <w:t>Обратный путь:</w:t>
       </w:r>
       <w:r>
         <w:rPr>
@@ -8319,16 +8264,7 @@
           <w:sz w:val="18"/>
           <w:szCs w:val="18"/>
         </w:rPr>
-        <w:t>При</w:t>
-      </w:r>
-      <w:proofErr w:type="gramEnd"/>
-      <w:r>
-        <w:rPr>
-          <w:rFonts w:ascii="Times New Roman" w:hAnsi="Times New Roman" w:cs="Times New Roman"/>
-          <w:sz w:val="18"/>
-          <w:szCs w:val="18"/>
-        </w:rPr>
-        <w:t xml:space="preserve"> промахе по кэшу данные подгружаются из более медленного уровня памяти и размещаются в кэшах согласно политике конкретной архитектуры; в упрощении можно считать, что они подтягиваются ближе к ядру — в сторону L1.</w:t>
+        <w:t>При промахе по кэшу данные подгружаются из более медленного уровня памяти и размещаются в кэшах согласно политике конкретной архитектуры; в упрощении можно считать, что они подтягиваются ближе к ядру — в сторону L1.</w:t>
       </w:r>
     </w:p>
     <w:p>
@@ -8467,7 +8403,6 @@
         </w:rPr>
         <w:t xml:space="preserve"> (</w:t>
       </w:r>
-      <w:proofErr w:type="gramStart"/>
       <w:r>
         <w:rPr>
           <w:sz w:val="18"/>
@@ -8481,15 +8416,7 @@
           <w:sz w:val="18"/>
           <w:szCs w:val="18"/>
         </w:rPr>
-        <w:t xml:space="preserve">)   </w:t>
-      </w:r>
-      <w:proofErr w:type="gramEnd"/>
-      <w:r>
-        <w:rPr>
-          <w:sz w:val="18"/>
-          <w:szCs w:val="18"/>
-        </w:rPr>
-        <w:t xml:space="preserve">               │</w:t>
+        <w:t>)                  │</w:t>
       </w:r>
     </w:p>
     <w:p>
@@ -22790,20 +22717,20 @@
           <w:sz w:val="18"/>
           <w:szCs w:val="18"/>
         </w:rPr>
-        <w:t xml:space="preserve"> определяется порядок выполнения инструкций программы. Вместо следования линейной последовательности, программы могут принимать решения, повторять блоки кода или изменять порядок выполнения в зависимости от </w:t>
-      </w:r>
-      <w:r>
-        <w:rPr>
-          <w:rFonts w:ascii="Times New Roman" w:hAnsi="Times New Roman" w:cs="Times New Roman"/>
-          <w:b/>
-          <w:bCs/>
+        <w:t xml:space="preserve"> определяется порядок выполнения инструкций программы. </w:t>
+      </w:r>
+    </w:p>
+    <w:p>
+      <w:pPr>
+        <w:rPr>
+          <w:rFonts w:ascii="Times New Roman" w:hAnsi="Times New Roman" w:cs="Times New Roman"/>
           <w:color w:val="000000" w:themeColor="text1"/>
           <w:spacing w:val="-1"/>
           <w:sz w:val="18"/>
           <w:szCs w:val="18"/>
-        </w:rPr>
-        <w:t>определенных условий</w:t>
-      </w:r>
+          <w:lang w:val="en-US"/>
+        </w:rPr>
+      </w:pPr>
       <w:r>
         <w:rPr>
           <w:rFonts w:ascii="Times New Roman" w:hAnsi="Times New Roman" w:cs="Times New Roman"/>
@@ -22812,7 +22739,7 @@
           <w:sz w:val="18"/>
           <w:szCs w:val="18"/>
         </w:rPr>
-        <w:t>. Это достигается с помощью таких структур, как условные операторы (</w:t>
+        <w:t xml:space="preserve">Вместо следования линейной последовательности, программы могут принимать решения, повторять блоки кода или изменять порядок выполнения в зависимости от </w:t>
       </w:r>
       <w:r>
         <w:rPr>
@@ -22824,7 +22751,7 @@
           <w:sz w:val="18"/>
           <w:szCs w:val="18"/>
         </w:rPr>
-        <w:t>if, else</w:t>
+        <w:t>определенных условий</w:t>
       </w:r>
       <w:r>
         <w:rPr>
@@ -22834,20 +22761,19 @@
           <w:sz w:val="18"/>
           <w:szCs w:val="18"/>
         </w:rPr>
-        <w:t>), циклы (</w:t>
-      </w:r>
-      <w:r>
-        <w:rPr>
-          <w:rFonts w:ascii="Times New Roman" w:hAnsi="Times New Roman" w:cs="Times New Roman"/>
-          <w:b/>
-          <w:bCs/>
+        <w:t xml:space="preserve">. </w:t>
+      </w:r>
+    </w:p>
+    <w:p>
+      <w:pPr>
+        <w:rPr>
+          <w:rFonts w:ascii="Times New Roman" w:hAnsi="Times New Roman" w:cs="Times New Roman"/>
           <w:color w:val="000000" w:themeColor="text1"/>
           <w:spacing w:val="-1"/>
           <w:sz w:val="18"/>
           <w:szCs w:val="18"/>
         </w:rPr>
-        <w:t>for, while</w:t>
-      </w:r>
+      </w:pPr>
       <w:r>
         <w:rPr>
           <w:rFonts w:ascii="Times New Roman" w:hAnsi="Times New Roman" w:cs="Times New Roman"/>
@@ -22856,7 +22782,7 @@
           <w:sz w:val="18"/>
           <w:szCs w:val="18"/>
         </w:rPr>
-        <w:t xml:space="preserve">) и управляющие операторы, такие как </w:t>
+        <w:t>Это достигается с помощью таких структур, как условные операторы (</w:t>
       </w:r>
       <w:r>
         <w:rPr>
@@ -22868,7 +22794,7 @@
           <w:sz w:val="18"/>
           <w:szCs w:val="18"/>
         </w:rPr>
-        <w:t>break</w:t>
+        <w:t>if, else</w:t>
       </w:r>
       <w:r>
         <w:rPr>
@@ -22878,7 +22804,7 @@
           <w:sz w:val="18"/>
           <w:szCs w:val="18"/>
         </w:rPr>
-        <w:t xml:space="preserve"> или </w:t>
+        <w:t>), циклы (</w:t>
       </w:r>
       <w:r>
         <w:rPr>
@@ -22890,7 +22816,7 @@
           <w:sz w:val="18"/>
           <w:szCs w:val="18"/>
         </w:rPr>
-        <w:t>continue</w:t>
+        <w:t>for, while</w:t>
       </w:r>
       <w:r>
         <w:rPr>
@@ -22900,19 +22826,20 @@
           <w:sz w:val="18"/>
           <w:szCs w:val="18"/>
         </w:rPr>
-        <w:t>.</w:t>
-      </w:r>
-    </w:p>
-    <w:p>
-      <w:pPr>
-        <w:rPr>
-          <w:rFonts w:ascii="Times New Roman" w:hAnsi="Times New Roman" w:cs="Times New Roman"/>
+        <w:t xml:space="preserve">) и управляющие операторы, такие как </w:t>
+      </w:r>
+      <w:r>
+        <w:rPr>
+          <w:rFonts w:ascii="Times New Roman" w:hAnsi="Times New Roman" w:cs="Times New Roman"/>
+          <w:b/>
+          <w:bCs/>
           <w:color w:val="000000" w:themeColor="text1"/>
           <w:spacing w:val="-1"/>
           <w:sz w:val="18"/>
           <w:szCs w:val="18"/>
         </w:rPr>
-      </w:pPr>
+        <w:t>break</w:t>
+      </w:r>
       <w:r>
         <w:rPr>
           <w:rFonts w:ascii="Times New Roman" w:hAnsi="Times New Roman" w:cs="Times New Roman"/>
@@ -22921,7 +22848,50 @@
           <w:sz w:val="18"/>
           <w:szCs w:val="18"/>
         </w:rPr>
-        <w:t>Условный оператор в Python (как и во многих других языках программирования) называется if. При его написании необходимо добавить в конце строки выражение сравнения, заканчивающееся двоеточием.</w:t>
+        <w:t xml:space="preserve"> или </w:t>
+      </w:r>
+      <w:r>
+        <w:rPr>
+          <w:rFonts w:ascii="Times New Roman" w:hAnsi="Times New Roman" w:cs="Times New Roman"/>
+          <w:b/>
+          <w:bCs/>
+          <w:color w:val="000000" w:themeColor="text1"/>
+          <w:spacing w:val="-1"/>
+          <w:sz w:val="18"/>
+          <w:szCs w:val="18"/>
+        </w:rPr>
+        <w:t>continue</w:t>
+      </w:r>
+      <w:r>
+        <w:rPr>
+          <w:rFonts w:ascii="Times New Roman" w:hAnsi="Times New Roman" w:cs="Times New Roman"/>
+          <w:color w:val="000000" w:themeColor="text1"/>
+          <w:spacing w:val="-1"/>
+          <w:sz w:val="18"/>
+          <w:szCs w:val="18"/>
+        </w:rPr>
+        <w:t>.</w:t>
+      </w:r>
+    </w:p>
+    <w:p>
+      <w:pPr>
+        <w:rPr>
+          <w:rFonts w:ascii="Times New Roman" w:hAnsi="Times New Roman" w:cs="Times New Roman"/>
+          <w:color w:val="000000" w:themeColor="text1"/>
+          <w:spacing w:val="-1"/>
+          <w:sz w:val="18"/>
+          <w:szCs w:val="18"/>
+        </w:rPr>
+      </w:pPr>
+      <w:r>
+        <w:rPr>
+          <w:rFonts w:ascii="Times New Roman" w:hAnsi="Times New Roman" w:cs="Times New Roman"/>
+          <w:color w:val="000000" w:themeColor="text1"/>
+          <w:spacing w:val="-1"/>
+          <w:sz w:val="18"/>
+          <w:szCs w:val="18"/>
+        </w:rPr>
+        <w:t>Условный оператор в Python называется if. При его написании необходимо добавить в конце строки выражение сравнения, заканчивающееся двоеточием.</w:t>
       </w:r>
     </w:p>
     <w:p>
@@ -23015,9 +22985,9 @@
           <w:noProof/>
         </w:rPr>
         <w:drawing>
-          <wp:inline distT="0" distB="0" distL="0" distR="0" wp14:anchorId="23C96783" wp14:editId="0094C311">
-            <wp:extent cx="2590476" cy="1447619"/>
-            <wp:effectExtent l="0" t="0" r="635" b="635"/>
+          <wp:inline distT="0" distB="0" distL="0" distR="0" wp14:anchorId="23C96783" wp14:editId="7BFBF996">
+            <wp:extent cx="2218099" cy="1239526"/>
+            <wp:effectExtent l="0" t="0" r="0" b="0"/>
             <wp:docPr id="1681842616" name="Рисунок 1"/>
             <wp:cNvGraphicFramePr>
               <a:graphicFrameLocks xmlns:a="http://schemas.openxmlformats.org/drawingml/2006/main" noChangeAspect="1"/>
@@ -23038,7 +23008,7 @@
                   <pic:spPr>
                     <a:xfrm>
                       <a:off x="0" y="0"/>
-                      <a:ext cx="2590476" cy="1447619"/>
+                      <a:ext cx="2220988" cy="1241140"/>
                     </a:xfrm>
                     <a:prstGeom prst="rect">
                       <a:avLst/>
@@ -23071,6 +23041,7 @@
           <w:sz w:val="18"/>
           <w:szCs w:val="18"/>
         </w:rPr>
+        <w:lastRenderedPageBreak/>
         <w:t> </w:t>
       </w:r>
       <w:r>
@@ -23121,11 +23092,10 @@
         <w:rPr>
           <w:noProof/>
         </w:rPr>
-        <w:lastRenderedPageBreak/>
         <w:drawing>
-          <wp:inline distT="0" distB="0" distL="0" distR="0" wp14:anchorId="1A58FB8F" wp14:editId="62B768ED">
-            <wp:extent cx="3723809" cy="2809524"/>
-            <wp:effectExtent l="0" t="0" r="0" b="0"/>
+          <wp:inline distT="0" distB="0" distL="0" distR="0" wp14:anchorId="1A58FB8F" wp14:editId="2127B59A">
+            <wp:extent cx="1403963" cy="1059256"/>
+            <wp:effectExtent l="0" t="0" r="6350" b="7620"/>
             <wp:docPr id="456988237" name="Рисунок 1"/>
             <wp:cNvGraphicFramePr>
               <a:graphicFrameLocks xmlns:a="http://schemas.openxmlformats.org/drawingml/2006/main" noChangeAspect="1"/>
@@ -23146,7 +23116,7 @@
                   <pic:spPr>
                     <a:xfrm>
                       <a:off x="0" y="0"/>
-                      <a:ext cx="3723809" cy="2809524"/>
+                      <a:ext cx="1429852" cy="1078789"/>
                     </a:xfrm>
                     <a:prstGeom prst="rect">
                       <a:avLst/>
@@ -23163,50 +23133,6 @@
       <w:pPr>
         <w:rPr>
           <w:rFonts w:ascii="Times New Roman" w:hAnsi="Times New Roman" w:cs="Times New Roman"/>
-          <w:color w:val="000000" w:themeColor="text1"/>
-          <w:spacing w:val="-1"/>
-          <w:sz w:val="18"/>
-          <w:szCs w:val="18"/>
-        </w:rPr>
-      </w:pPr>
-      <w:r>
-        <w:rPr>
-          <w:rFonts w:ascii="Times New Roman" w:hAnsi="Times New Roman" w:cs="Times New Roman"/>
-          <w:b/>
-          <w:bCs/>
-          <w:color w:val="000000" w:themeColor="text1"/>
-          <w:spacing w:val="-1"/>
-          <w:sz w:val="18"/>
-          <w:szCs w:val="18"/>
-        </w:rPr>
-        <w:t>Структуры данных</w:t>
-      </w:r>
-      <w:r>
-        <w:rPr>
-          <w:rFonts w:ascii="Times New Roman" w:hAnsi="Times New Roman" w:cs="Times New Roman"/>
-          <w:color w:val="000000" w:themeColor="text1"/>
-          <w:spacing w:val="-1"/>
-          <w:sz w:val="18"/>
-          <w:szCs w:val="18"/>
-        </w:rPr>
-        <w:t xml:space="preserve"> — это организованные способы хранения и управления наборами информации, позволяющие эффективно использовать их в программе. В Python существует несколько встроенных структур, таких как списки, кортежи, множества и словари, каждая из которых обладает специфическими характеристиками, делающими её более подходящей для определённых типов задач. </w:t>
-      </w:r>
-    </w:p>
-    <w:p>
-      <w:pPr>
-        <w:rPr>
-          <w:rFonts w:ascii="Times New Roman" w:hAnsi="Times New Roman" w:cs="Times New Roman"/>
-          <w:color w:val="595959" w:themeColor="text1" w:themeTint="A6"/>
-          <w:spacing w:val="-1"/>
-          <w:sz w:val="18"/>
-          <w:szCs w:val="18"/>
-        </w:rPr>
-      </w:pPr>
-    </w:p>
-    <w:p>
-      <w:pPr>
-        <w:rPr>
-          <w:rFonts w:ascii="Times New Roman" w:hAnsi="Times New Roman" w:cs="Times New Roman"/>
           <w:color w:val="595959" w:themeColor="text1" w:themeTint="A6"/>
           <w:spacing w:val="-1"/>
           <w:sz w:val="18"/>
@@ -23236,7 +23162,29 @@
           <w:sz w:val="18"/>
           <w:szCs w:val="18"/>
         </w:rPr>
-        <w:t>Таблица истинности для логических операторов в Python</w:t>
+        <w:t>Таблиц</w:t>
+      </w:r>
+      <w:r>
+        <w:rPr>
+          <w:rFonts w:ascii="Times New Roman" w:hAnsi="Times New Roman" w:cs="Times New Roman"/>
+          <w:b/>
+          <w:bCs/>
+          <w:color w:val="595959" w:themeColor="text1" w:themeTint="A6"/>
+          <w:sz w:val="18"/>
+          <w:szCs w:val="18"/>
+        </w:rPr>
+        <w:t>ы</w:t>
+      </w:r>
+      <w:r>
+        <w:rPr>
+          <w:rFonts w:ascii="Times New Roman" w:hAnsi="Times New Roman" w:cs="Times New Roman"/>
+          <w:b/>
+          <w:bCs/>
+          <w:color w:val="595959" w:themeColor="text1" w:themeTint="A6"/>
+          <w:sz w:val="18"/>
+          <w:szCs w:val="18"/>
+        </w:rPr>
+        <w:t xml:space="preserve"> истинности для логических операторов в Python</w:t>
       </w:r>
     </w:p>
     <w:p>
@@ -23771,6 +23719,8 @@
       <w:r>
         <w:rPr>
           <w:rFonts w:ascii="Times New Roman" w:hAnsi="Times New Roman" w:cs="Times New Roman"/>
+          <w:b/>
+          <w:bCs/>
           <w:color w:val="595959" w:themeColor="text1" w:themeTint="A6"/>
           <w:sz w:val="18"/>
           <w:szCs w:val="18"/>
@@ -24285,6 +24235,8 @@
       <w:r>
         <w:rPr>
           <w:rFonts w:ascii="Times New Roman" w:hAnsi="Times New Roman" w:cs="Times New Roman"/>
+          <w:b/>
+          <w:bCs/>
           <w:sz w:val="18"/>
           <w:szCs w:val="18"/>
         </w:rPr>
@@ -24498,6 +24450,7 @@
           <w:rFonts w:ascii="Times New Roman" w:hAnsi="Times New Roman" w:cs="Times New Roman"/>
           <w:sz w:val="18"/>
           <w:szCs w:val="18"/>
+          <w:lang w:val="en-US"/>
         </w:rPr>
       </w:pPr>
       <w:r>
@@ -24522,9 +24475,7 @@
     <w:p>
       <w:pPr>
         <w:rPr>
-          <w:rFonts w:ascii="Times New Roman" w:hAnsi="Times New Roman" w:cs="Times New Roman"/>
-          <w:sz w:val="18"/>
-          <w:szCs w:val="18"/>
+          <w:noProof/>
           <w:lang w:val="en-US"/>
         </w:rPr>
       </w:pPr>
@@ -24532,11 +24483,69 @@
         <w:rPr>
           <w:noProof/>
         </w:rPr>
-        <w:lastRenderedPageBreak/>
         <w:drawing>
-          <wp:inline distT="0" distB="0" distL="0" distR="0" wp14:anchorId="3F7DFB8F" wp14:editId="5F286B79">
-            <wp:extent cx="3409524" cy="1571429"/>
-            <wp:effectExtent l="0" t="0" r="635" b="0"/>
+          <wp:inline distT="0" distB="0" distL="0" distR="0" wp14:anchorId="0CB78606" wp14:editId="28B15330">
+            <wp:extent cx="1196155" cy="493414"/>
+            <wp:effectExtent l="0" t="0" r="4445" b="1905"/>
+            <wp:docPr id="85259710" name="Рисунок 1"/>
+            <wp:cNvGraphicFramePr>
+              <a:graphicFrameLocks xmlns:a="http://schemas.openxmlformats.org/drawingml/2006/main" noChangeAspect="1"/>
+            </wp:cNvGraphicFramePr>
+            <a:graphic xmlns:a="http://schemas.openxmlformats.org/drawingml/2006/main">
+              <a:graphicData uri="http://schemas.openxmlformats.org/drawingml/2006/picture">
+                <pic:pic xmlns:pic="http://schemas.openxmlformats.org/drawingml/2006/picture">
+                  <pic:nvPicPr>
+                    <pic:cNvPr id="85259710" name=""/>
+                    <pic:cNvPicPr/>
+                  </pic:nvPicPr>
+                  <pic:blipFill>
+                    <a:blip r:embed="rId44"/>
+                    <a:stretch>
+                      <a:fillRect/>
+                    </a:stretch>
+                  </pic:blipFill>
+                  <pic:spPr>
+                    <a:xfrm>
+                      <a:off x="0" y="0"/>
+                      <a:ext cx="1216004" cy="501602"/>
+                    </a:xfrm>
+                    <a:prstGeom prst="rect">
+                      <a:avLst/>
+                    </a:prstGeom>
+                  </pic:spPr>
+                </pic:pic>
+              </a:graphicData>
+            </a:graphic>
+          </wp:inline>
+        </w:drawing>
+      </w:r>
+      <w:r>
+        <w:rPr>
+          <w:rFonts w:ascii="Times New Roman" w:hAnsi="Times New Roman" w:cs="Times New Roman"/>
+          <w:sz w:val="18"/>
+          <w:szCs w:val="18"/>
+          <w:lang w:val="en-US"/>
+        </w:rPr>
+        <w:t xml:space="preserve">    </w:t>
+      </w:r>
+    </w:p>
+    <w:p>
+      <w:pPr>
+        <w:rPr>
+          <w:rFonts w:ascii="Times New Roman" w:hAnsi="Times New Roman" w:cs="Times New Roman"/>
+          <w:sz w:val="18"/>
+          <w:szCs w:val="18"/>
+          <w:lang w:val="en-US"/>
+        </w:rPr>
+      </w:pPr>
+      <w:r>
+        <w:rPr>
+          <w:noProof/>
+        </w:rPr>
+        <w:drawing>
+          <wp:inline distT="0" distB="0" distL="0" distR="0" wp14:anchorId="4E02C7FF" wp14:editId="2201D0F6">
+            <wp:extent cx="1165583" cy="537211"/>
+            <wp:effectExtent l="0" t="0" r="0" b="0"/>
             <wp:docPr id="1724582113" name="Рисунок 1"/>
             <wp:cNvGraphicFramePr>
               <a:graphicFrameLocks xmlns:a="http://schemas.openxmlformats.org/drawingml/2006/main" noChangeAspect="1"/>
@@ -24549,7 +24558,7 @@
                     <pic:cNvPicPr/>
                   </pic:nvPicPr>
                   <pic:blipFill>
-                    <a:blip r:embed="rId44"/>
+                    <a:blip r:embed="rId45"/>
                     <a:stretch>
                       <a:fillRect/>
                     </a:stretch>
@@ -24557,7 +24566,7 @@
                   <pic:spPr>
                     <a:xfrm>
                       <a:off x="0" y="0"/>
-                      <a:ext cx="3409524" cy="1571429"/>
+                      <a:ext cx="1198372" cy="552323"/>
                     </a:xfrm>
                     <a:prstGeom prst="rect">
                       <a:avLst/>
@@ -24587,6 +24596,18 @@
           <w:bCs/>
           <w:sz w:val="18"/>
           <w:szCs w:val="18"/>
+          <w:lang w:val="en-US"/>
+        </w:rPr>
+      </w:pPr>
+    </w:p>
+    <w:p>
+      <w:pPr>
+        <w:rPr>
+          <w:rFonts w:ascii="Times New Roman" w:hAnsi="Times New Roman" w:cs="Times New Roman"/>
+          <w:b/>
+          <w:bCs/>
+          <w:sz w:val="18"/>
+          <w:szCs w:val="18"/>
         </w:rPr>
       </w:pPr>
       <w:r>
@@ -24614,7 +24635,23 @@
           <w:sz w:val="18"/>
           <w:szCs w:val="18"/>
         </w:rPr>
-        <w:t>В Python можно использовать! = или оператор ^ для булевых значений.</w:t>
+        <w:t>В Python можно использовать</w:t>
+      </w:r>
+      <w:r>
+        <w:rPr>
+          <w:rFonts w:ascii="Times New Roman" w:hAnsi="Times New Roman" w:cs="Times New Roman"/>
+          <w:sz w:val="18"/>
+          <w:szCs w:val="18"/>
+        </w:rPr>
+        <w:t xml:space="preserve">: </w:t>
+      </w:r>
+      <w:r>
+        <w:rPr>
+          <w:rFonts w:ascii="Times New Roman" w:hAnsi="Times New Roman" w:cs="Times New Roman"/>
+          <w:sz w:val="18"/>
+          <w:szCs w:val="18"/>
+        </w:rPr>
+        <w:t>!= или оператор ^ для булевых значений.</w:t>
       </w:r>
     </w:p>
     <w:tbl>
@@ -25171,6 +25208,7 @@
           <w:rFonts w:ascii="Times New Roman" w:hAnsi="Times New Roman" w:cs="Times New Roman"/>
           <w:sz w:val="18"/>
           <w:szCs w:val="18"/>
+          <w:lang w:val="en-US"/>
         </w:rPr>
       </w:pPr>
       <w:r>
@@ -25210,7 +25248,108 @@
         <w:t>.</w:t>
       </w:r>
     </w:p>
-    <w:p/>
+    <w:p>
+      <w:pPr>
+        <w:rPr>
+          <w:rFonts w:ascii="Times New Roman" w:hAnsi="Times New Roman" w:cs="Times New Roman"/>
+          <w:sz w:val="18"/>
+          <w:szCs w:val="18"/>
+          <w:lang w:val="en-US"/>
+        </w:rPr>
+      </w:pPr>
+      <w:r>
+        <w:rPr>
+          <w:noProof/>
+        </w:rPr>
+        <w:lastRenderedPageBreak/>
+        <w:drawing>
+          <wp:inline distT="0" distB="0" distL="0" distR="0" wp14:anchorId="3562B47A" wp14:editId="1675324E">
+            <wp:extent cx="2638841" cy="905347"/>
+            <wp:effectExtent l="0" t="0" r="0" b="9525"/>
+            <wp:docPr id="738284238" name="Рисунок 1"/>
+            <wp:cNvGraphicFramePr>
+              <a:graphicFrameLocks xmlns:a="http://schemas.openxmlformats.org/drawingml/2006/main" noChangeAspect="1"/>
+            </wp:cNvGraphicFramePr>
+            <a:graphic xmlns:a="http://schemas.openxmlformats.org/drawingml/2006/main">
+              <a:graphicData uri="http://schemas.openxmlformats.org/drawingml/2006/picture">
+                <pic:pic xmlns:pic="http://schemas.openxmlformats.org/drawingml/2006/picture">
+                  <pic:nvPicPr>
+                    <pic:cNvPr id="738284238" name=""/>
+                    <pic:cNvPicPr/>
+                  </pic:nvPicPr>
+                  <pic:blipFill>
+                    <a:blip r:embed="rId46"/>
+                    <a:stretch>
+                      <a:fillRect/>
+                    </a:stretch>
+                  </pic:blipFill>
+                  <pic:spPr>
+                    <a:xfrm>
+                      <a:off x="0" y="0"/>
+                      <a:ext cx="2648680" cy="908723"/>
+                    </a:xfrm>
+                    <a:prstGeom prst="rect">
+                      <a:avLst/>
+                    </a:prstGeom>
+                  </pic:spPr>
+                </pic:pic>
+              </a:graphicData>
+            </a:graphic>
+          </wp:inline>
+        </w:drawing>
+      </w:r>
+    </w:p>
+    <w:p>
+      <w:pPr>
+        <w:rPr>
+          <w:rFonts w:ascii="Times New Roman" w:hAnsi="Times New Roman" w:cs="Times New Roman"/>
+          <w:sz w:val="18"/>
+          <w:szCs w:val="18"/>
+        </w:rPr>
+      </w:pPr>
+    </w:p>
+    <w:p>
+      <w:pPr>
+        <w:rPr>
+          <w:rFonts w:ascii="Times New Roman" w:hAnsi="Times New Roman" w:cs="Times New Roman"/>
+          <w:sz w:val="18"/>
+          <w:szCs w:val="18"/>
+        </w:rPr>
+      </w:pPr>
+    </w:p>
+    <w:p>
+      <w:pPr>
+        <w:rPr>
+          <w:rFonts w:ascii="Times New Roman" w:hAnsi="Times New Roman" w:cs="Times New Roman"/>
+          <w:color w:val="000000" w:themeColor="text1"/>
+          <w:spacing w:val="-1"/>
+          <w:sz w:val="18"/>
+          <w:szCs w:val="18"/>
+        </w:rPr>
+      </w:pPr>
+      <w:r>
+        <w:rPr>
+          <w:rFonts w:ascii="Times New Roman" w:hAnsi="Times New Roman" w:cs="Times New Roman"/>
+          <w:b/>
+          <w:bCs/>
+          <w:color w:val="000000" w:themeColor="text1"/>
+          <w:spacing w:val="-1"/>
+          <w:sz w:val="18"/>
+          <w:szCs w:val="18"/>
+        </w:rPr>
+        <w:t>Структуры данных</w:t>
+      </w:r>
+      <w:r>
+        <w:rPr>
+          <w:rFonts w:ascii="Times New Roman" w:hAnsi="Times New Roman" w:cs="Times New Roman"/>
+          <w:color w:val="000000" w:themeColor="text1"/>
+          <w:spacing w:val="-1"/>
+          <w:sz w:val="18"/>
+          <w:szCs w:val="18"/>
+        </w:rPr>
+        <w:t xml:space="preserve"> — это организованные способы хранения и управления наборами информации, позволяющие эффективно использовать их в программе. В Python существует несколько встроенных структур, таких как списки, кортежи, множества и словари, каждая из которых обладает специфическими характеристиками, делающими её более подходящей для определённых типов задач. </w:t>
+      </w:r>
+    </w:p>
     <w:p>
       <w:pPr>
         <w:spacing w:after="0"/>
@@ -25223,8 +25362,8 @@
       </w:pPr>
     </w:p>
     <w:sectPr>
-      <w:headerReference w:type="default" r:id="rId45"/>
-      <w:footerReference w:type="default" r:id="rId46"/>
+      <w:headerReference w:type="default" r:id="rId47"/>
+      <w:footerReference w:type="default" r:id="rId48"/>
       <w:pgSz w:w="12240" w:h="20160" w:code="5"/>
       <w:pgMar w:top="1134" w:right="850" w:bottom="1134" w:left="1701" w:header="283" w:footer="397" w:gutter="0"/>
       <w:pgNumType w:start="1"/>
@@ -37597,6 +37736,7 @@
   <w:style w:type="character" w:default="1" w:styleId="a0">
     <w:name w:val="Default Paragraph Font"/>
     <w:uiPriority w:val="1"/>
+    <w:semiHidden/>
     <w:unhideWhenUsed/>
   </w:style>
   <w:style w:type="table" w:default="1" w:styleId="a1">

--- a/AQA/Roadmap/aqa подготовка.docx
+++ b/AQA/Roadmap/aqa подготовка.docx
@@ -2982,7 +2982,25 @@
           <w:sz w:val="18"/>
           <w:szCs w:val="18"/>
         </w:rPr>
-        <w:t>. Продолжая тему примера с телефоном: проверил уведомления (пока смотрел</w:t>
+        <w:t>. Продолжая тему примера с телефоном</w:t>
+      </w:r>
+      <w:proofErr w:type="gramStart"/>
+      <w:r>
+        <w:rPr>
+          <w:rFonts w:ascii="Times New Roman" w:hAnsi="Times New Roman" w:cs="Times New Roman"/>
+          <w:sz w:val="18"/>
+          <w:szCs w:val="18"/>
+        </w:rPr>
+        <w:t>:</w:t>
+      </w:r>
+      <w:proofErr w:type="gramEnd"/>
+      <w:r>
+        <w:rPr>
+          <w:rFonts w:ascii="Times New Roman" w:hAnsi="Times New Roman" w:cs="Times New Roman"/>
+          <w:sz w:val="18"/>
+          <w:szCs w:val="18"/>
+        </w:rPr>
+        <w:t xml:space="preserve"> проверил уведомления (пока смотрел</w:t>
       </w:r>
       <w:r>
         <w:rPr>
@@ -3718,6 +3736,7 @@
         </w:rPr>
         <w:t>выполнение с заранее заданного адреса (</w:t>
       </w:r>
+      <w:proofErr w:type="spellStart"/>
       <w:r>
         <w:rPr>
           <w:rFonts w:ascii="Times New Roman" w:hAnsi="Times New Roman" w:cs="Times New Roman"/>
@@ -3728,8 +3747,35 @@
           <w:sz w:val="18"/>
           <w:szCs w:val="18"/>
         </w:rPr>
-        <w:t>reset vector</w:t>
-      </w:r>
+        <w:t>reset</w:t>
+      </w:r>
+      <w:proofErr w:type="spellEnd"/>
+      <w:r>
+        <w:rPr>
+          <w:rFonts w:ascii="Times New Roman" w:hAnsi="Times New Roman" w:cs="Times New Roman"/>
+          <w:b/>
+          <w:bCs/>
+          <w:i/>
+          <w:iCs/>
+          <w:sz w:val="18"/>
+          <w:szCs w:val="18"/>
+        </w:rPr>
+        <w:t xml:space="preserve"> </w:t>
+      </w:r>
+      <w:proofErr w:type="spellStart"/>
+      <w:r>
+        <w:rPr>
+          <w:rFonts w:ascii="Times New Roman" w:hAnsi="Times New Roman" w:cs="Times New Roman"/>
+          <w:b/>
+          <w:bCs/>
+          <w:i/>
+          <w:iCs/>
+          <w:sz w:val="18"/>
+          <w:szCs w:val="18"/>
+        </w:rPr>
+        <w:t>vector</w:t>
+      </w:r>
+      <w:proofErr w:type="spellEnd"/>
       <w:r>
         <w:rPr>
           <w:rFonts w:ascii="Times New Roman" w:hAnsi="Times New Roman" w:cs="Times New Roman"/>
@@ -7855,7 +7901,25 @@
           <w:sz w:val="18"/>
           <w:szCs w:val="18"/>
         </w:rPr>
-        <w:t>→ Обращение к памяти (если нужно)        │</w:t>
+        <w:t xml:space="preserve">→ Обращение к памяти (если </w:t>
+      </w:r>
+      <w:proofErr w:type="gramStart"/>
+      <w:r>
+        <w:rPr>
+          <w:rFonts w:ascii="Times New Roman" w:hAnsi="Times New Roman" w:cs="Times New Roman"/>
+          <w:sz w:val="18"/>
+          <w:szCs w:val="18"/>
+        </w:rPr>
+        <w:t xml:space="preserve">нужно)   </w:t>
+      </w:r>
+      <w:proofErr w:type="gramEnd"/>
+      <w:r>
+        <w:rPr>
+          <w:rFonts w:ascii="Times New Roman" w:hAnsi="Times New Roman" w:cs="Times New Roman"/>
+          <w:sz w:val="18"/>
+          <w:szCs w:val="18"/>
+        </w:rPr>
+        <w:t xml:space="preserve">     │</w:t>
       </w:r>
     </w:p>
     <w:p>
@@ -8248,7 +8312,18 @@
           <w:sz w:val="18"/>
           <w:szCs w:val="18"/>
         </w:rPr>
-        <w:t>Обратный путь:</w:t>
+        <w:t>Обратный путь</w:t>
+      </w:r>
+      <w:proofErr w:type="gramStart"/>
+      <w:r>
+        <w:rPr>
+          <w:rFonts w:ascii="Times New Roman" w:hAnsi="Times New Roman" w:cs="Times New Roman"/>
+          <w:b/>
+          <w:bCs/>
+          <w:sz w:val="18"/>
+          <w:szCs w:val="18"/>
+        </w:rPr>
+        <w:t>:</w:t>
       </w:r>
       <w:r>
         <w:rPr>
@@ -8264,7 +8339,16 @@
           <w:sz w:val="18"/>
           <w:szCs w:val="18"/>
         </w:rPr>
-        <w:t>При промахе по кэшу данные подгружаются из более медленного уровня памяти и размещаются в кэшах согласно политике конкретной архитектуры; в упрощении можно считать, что они подтягиваются ближе к ядру — в сторону L1.</w:t>
+        <w:t>При</w:t>
+      </w:r>
+      <w:proofErr w:type="gramEnd"/>
+      <w:r>
+        <w:rPr>
+          <w:rFonts w:ascii="Times New Roman" w:hAnsi="Times New Roman" w:cs="Times New Roman"/>
+          <w:sz w:val="18"/>
+          <w:szCs w:val="18"/>
+        </w:rPr>
+        <w:t xml:space="preserve"> промахе по кэшу данные подгружаются из более медленного уровня памяти и размещаются в кэшах согласно политике конкретной архитектуры; в упрощении можно считать, что они подтягиваются ближе к ядру — в сторону L1.</w:t>
       </w:r>
     </w:p>
     <w:p>
@@ -8403,6 +8487,7 @@
         </w:rPr>
         <w:t xml:space="preserve"> (</w:t>
       </w:r>
+      <w:proofErr w:type="gramStart"/>
       <w:r>
         <w:rPr>
           <w:sz w:val="18"/>
@@ -8416,7 +8501,15 @@
           <w:sz w:val="18"/>
           <w:szCs w:val="18"/>
         </w:rPr>
-        <w:t>)                  │</w:t>
+        <w:t xml:space="preserve">)   </w:t>
+      </w:r>
+      <w:proofErr w:type="gramEnd"/>
+      <w:r>
+        <w:rPr>
+          <w:sz w:val="18"/>
+          <w:szCs w:val="18"/>
+        </w:rPr>
+        <w:t xml:space="preserve">               │</w:t>
       </w:r>
     </w:p>
     <w:p>
@@ -24637,6 +24730,7 @@
         </w:rPr>
         <w:t>В Python можно использовать</w:t>
       </w:r>
+      <w:proofErr w:type="gramStart"/>
       <w:r>
         <w:rPr>
           <w:rFonts w:ascii="Times New Roman" w:hAnsi="Times New Roman" w:cs="Times New Roman"/>
@@ -24651,7 +24745,16 @@
           <w:sz w:val="18"/>
           <w:szCs w:val="18"/>
         </w:rPr>
-        <w:t>!= или оператор ^ для булевых значений.</w:t>
+        <w:t>!</w:t>
+      </w:r>
+      <w:proofErr w:type="gramEnd"/>
+      <w:r>
+        <w:rPr>
+          <w:rFonts w:ascii="Times New Roman" w:hAnsi="Times New Roman" w:cs="Times New Roman"/>
+          <w:sz w:val="18"/>
+          <w:szCs w:val="18"/>
+        </w:rPr>
+        <w:t>= или оператор ^ для булевых значений.</w:t>
       </w:r>
     </w:p>
     <w:tbl>
@@ -25303,10 +25406,186 @@
       <w:pPr>
         <w:rPr>
           <w:rFonts w:ascii="Times New Roman" w:hAnsi="Times New Roman" w:cs="Times New Roman"/>
-          <w:sz w:val="18"/>
-          <w:szCs w:val="18"/>
-        </w:rPr>
-      </w:pPr>
+          <w:b/>
+          <w:bCs/>
+          <w:sz w:val="18"/>
+          <w:szCs w:val="18"/>
+        </w:rPr>
+      </w:pPr>
+      <w:r>
+        <w:rPr>
+          <w:rFonts w:ascii="Times New Roman" w:hAnsi="Times New Roman" w:cs="Times New Roman"/>
+          <w:b/>
+          <w:bCs/>
+          <w:sz w:val="18"/>
+          <w:szCs w:val="18"/>
+        </w:rPr>
+        <w:t>Циклы</w:t>
+      </w:r>
+    </w:p>
+    <w:p>
+      <w:pPr>
+        <w:rPr>
+          <w:rFonts w:ascii="Times New Roman" w:hAnsi="Times New Roman" w:cs="Times New Roman"/>
+          <w:sz w:val="18"/>
+          <w:szCs w:val="18"/>
+        </w:rPr>
+      </w:pPr>
+      <w:r>
+        <w:rPr>
+          <w:rFonts w:ascii="Times New Roman" w:hAnsi="Times New Roman" w:cs="Times New Roman"/>
+          <w:sz w:val="18"/>
+          <w:szCs w:val="18"/>
+        </w:rPr>
+        <w:t>Когда нам нужно выполнить какое-либо действие несколько раз, нам необходим </w:t>
+      </w:r>
+      <w:proofErr w:type="gramStart"/>
+      <w:r>
+        <w:rPr>
+          <w:rFonts w:ascii="Times New Roman" w:hAnsi="Times New Roman" w:cs="Times New Roman"/>
+          <w:b/>
+          <w:bCs/>
+          <w:sz w:val="18"/>
+          <w:szCs w:val="18"/>
+        </w:rPr>
+        <w:t>цикл</w:t>
+      </w:r>
+      <w:r>
+        <w:rPr>
+          <w:rFonts w:ascii="Times New Roman" w:hAnsi="Times New Roman" w:cs="Times New Roman"/>
+          <w:sz w:val="18"/>
+          <w:szCs w:val="18"/>
+        </w:rPr>
+        <w:t> .</w:t>
+      </w:r>
+      <w:proofErr w:type="gramEnd"/>
+      <w:r>
+        <w:rPr>
+          <w:rFonts w:ascii="Times New Roman" w:hAnsi="Times New Roman" w:cs="Times New Roman"/>
+          <w:sz w:val="18"/>
+          <w:szCs w:val="18"/>
+        </w:rPr>
+        <w:t xml:space="preserve"> В этом разделе мы рассмотрим различные операторы в Python, которые позволяют повторять блок кода.</w:t>
+      </w:r>
+    </w:p>
+    <w:p>
+      <w:pPr>
+        <w:rPr>
+          <w:rFonts w:ascii="Times New Roman" w:hAnsi="Times New Roman" w:cs="Times New Roman"/>
+          <w:b/>
+          <w:bCs/>
+          <w:sz w:val="18"/>
+          <w:szCs w:val="18"/>
+        </w:rPr>
+      </w:pPr>
+      <w:r>
+        <w:rPr>
+          <w:rFonts w:ascii="Times New Roman" w:hAnsi="Times New Roman" w:cs="Times New Roman"/>
+          <w:b/>
+          <w:bCs/>
+          <w:sz w:val="18"/>
+          <w:szCs w:val="18"/>
+        </w:rPr>
+        <w:t xml:space="preserve">Цикл </w:t>
+      </w:r>
+      <w:r>
+        <w:rPr>
+          <w:rFonts w:ascii="Times New Roman" w:hAnsi="Times New Roman" w:cs="Times New Roman"/>
+          <w:b/>
+          <w:bCs/>
+          <w:sz w:val="18"/>
+          <w:szCs w:val="18"/>
+        </w:rPr>
+        <w:t>while</w:t>
+      </w:r>
+    </w:p>
+    <w:p>
+      <w:pPr>
+        <w:rPr>
+          <w:rFonts w:ascii="Times New Roman" w:hAnsi="Times New Roman" w:cs="Times New Roman"/>
+          <w:sz w:val="18"/>
+          <w:szCs w:val="18"/>
+        </w:rPr>
+      </w:pPr>
+      <w:r>
+        <w:rPr>
+          <w:rFonts w:ascii="Times New Roman" w:hAnsi="Times New Roman" w:cs="Times New Roman"/>
+          <w:sz w:val="18"/>
+          <w:szCs w:val="18"/>
+        </w:rPr>
+        <w:t>Первый механизм повторения инструкций в Python — использование оператора `while` while. Семантика этого оператора такова: «Пока условие </w:t>
+      </w:r>
+      <w:hyperlink r:id="rId47" w:anchor="fn:1" w:history="1">
+        <w:r>
+          <w:rPr>
+            <w:rStyle w:val="a3"/>
+            <w:rFonts w:ascii="Times New Roman" w:hAnsi="Times New Roman" w:cs="Times New Roman"/>
+            <w:b/>
+            <w:bCs/>
+            <w:sz w:val="18"/>
+            <w:szCs w:val="18"/>
+            <w:vertAlign w:val="superscript"/>
+          </w:rPr>
+          <w:t>1</w:t>
+        </w:r>
+      </w:hyperlink>
+      <w:r>
+        <w:rPr>
+          <w:rFonts w:ascii="Times New Roman" w:hAnsi="Times New Roman" w:cs="Times New Roman"/>
+          <w:sz w:val="18"/>
+          <w:szCs w:val="18"/>
+        </w:rPr>
+        <w:t> истинно, выполняйте какое-либо действие».</w:t>
+      </w:r>
+    </w:p>
+    <w:p>
+      <w:pPr>
+        <w:rPr>
+          <w:rFonts w:ascii="Times New Roman" w:hAnsi="Times New Roman" w:cs="Times New Roman"/>
+          <w:sz w:val="18"/>
+          <w:szCs w:val="18"/>
+        </w:rPr>
+      </w:pPr>
+      <w:r>
+        <w:rPr>
+          <w:noProof/>
+        </w:rPr>
+        <w:drawing>
+          <wp:inline distT="0" distB="0" distL="0" distR="0" wp14:anchorId="092FF200" wp14:editId="7787DAAE">
+            <wp:extent cx="3565739" cy="1878594"/>
+            <wp:effectExtent l="0" t="0" r="0" b="7620"/>
+            <wp:docPr id="1900332653" name="Рисунок 1"/>
+            <wp:cNvGraphicFramePr>
+              <a:graphicFrameLocks xmlns:a="http://schemas.openxmlformats.org/drawingml/2006/main" noChangeAspect="1"/>
+            </wp:cNvGraphicFramePr>
+            <a:graphic xmlns:a="http://schemas.openxmlformats.org/drawingml/2006/main">
+              <a:graphicData uri="http://schemas.openxmlformats.org/drawingml/2006/picture">
+                <pic:pic xmlns:pic="http://schemas.openxmlformats.org/drawingml/2006/picture">
+                  <pic:nvPicPr>
+                    <pic:cNvPr id="1900332653" name=""/>
+                    <pic:cNvPicPr/>
+                  </pic:nvPicPr>
+                  <pic:blipFill>
+                    <a:blip r:embed="rId48"/>
+                    <a:stretch>
+                      <a:fillRect/>
+                    </a:stretch>
+                  </pic:blipFill>
+                  <pic:spPr>
+                    <a:xfrm>
+                      <a:off x="0" y="0"/>
+                      <a:ext cx="3585309" cy="1888904"/>
+                    </a:xfrm>
+                    <a:prstGeom prst="rect">
+                      <a:avLst/>
+                    </a:prstGeom>
+                  </pic:spPr>
+                </pic:pic>
+              </a:graphicData>
+            </a:graphic>
+          </wp:inline>
+        </w:drawing>
+      </w:r>
     </w:p>
     <w:p>
       <w:pPr>
@@ -25362,8 +25641,8 @@
       </w:pPr>
     </w:p>
     <w:sectPr>
-      <w:headerReference w:type="default" r:id="rId47"/>
-      <w:footerReference w:type="default" r:id="rId48"/>
+      <w:headerReference w:type="default" r:id="rId49"/>
+      <w:footerReference w:type="default" r:id="rId50"/>
       <w:pgSz w:w="12240" w:h="20160" w:code="5"/>
       <w:pgMar w:top="1134" w:right="850" w:bottom="1134" w:left="1701" w:header="283" w:footer="397" w:gutter="0"/>
       <w:pgNumType w:start="1"/>
@@ -37736,7 +38015,6 @@
   <w:style w:type="character" w:default="1" w:styleId="a0">
     <w:name w:val="Default Paragraph Font"/>
     <w:uiPriority w:val="1"/>
-    <w:semiHidden/>
     <w:unhideWhenUsed/>
   </w:style>
   <w:style w:type="table" w:default="1" w:styleId="a1">

--- a/AQA/Roadmap/aqa подготовка.docx
+++ b/AQA/Roadmap/aqa подготовка.docx
@@ -1,9 +1,9 @@
 
 <file path=word/document.xml><?xml version="1.0" encoding="utf-8"?>
 <w:document xmlns:wpc="http://schemas.microsoft.com/office/word/2010/wordprocessingCanvas" xmlns:cx="http://schemas.microsoft.com/office/drawing/2014/chartex" xmlns:cx1="http://schemas.microsoft.com/office/drawing/2015/9/8/chartex" xmlns:cx2="http://schemas.microsoft.com/office/drawing/2015/10/21/chartex" xmlns:cx3="http://schemas.microsoft.com/office/drawing/2016/5/9/chartex" xmlns:cx4="http://schemas.microsoft.com/office/drawing/2016/5/10/chartex" xmlns:cx5="http://schemas.microsoft.com/office/drawing/2016/5/11/chartex" xmlns:cx6="http://schemas.microsoft.com/office/drawing/2016/5/12/chartex" xmlns:cx7="http://schemas.microsoft.com/office/drawing/2016/5/13/chartex" xmlns:cx8="http://schemas.microsoft.com/office/drawing/2016/5/14/chartex" xmlns:mc="http://schemas.openxmlformats.org/markup-compatibility/2006" xmlns:aink="http://schemas.microsoft.com/office/drawing/2016/ink" xmlns:am3d="http://schemas.microsoft.com/office/drawing/2017/model3d" xmlns:o="urn:schemas-microsoft-com:office:office" xmlns:oel="http://schemas.microsoft.com/office/2019/extlst" xmlns:r="http://schemas.openxmlformats.org/officeDocument/2006/relationships" xmlns:m="http://schemas.openxmlformats.org/officeDocument/2006/math" xmlns:v="urn:schemas-microsoft-com:vml" xmlns:wp14="http://schemas.microsoft.com/office/word/2010/wordprocessingDrawing" xmlns:wp="http://schemas.openxmlformats.org/drawingml/2006/wordprocessingDrawing" xmlns:w10="urn:schemas-microsoft-com:office:word" xmlns:w="http://schemas.openxmlformats.org/wordprocessingml/2006/main" xmlns:w14="http://schemas.microsoft.com/office/word/2010/wordml" xmlns:w15="http://schemas.microsoft.com/office/word/2012/wordml" xmlns:w16cex="http://schemas.microsoft.com/office/word/2018/wordml/cex" xmlns:w16cid="http://schemas.microsoft.com/office/word/2016/wordml/cid" xmlns:w16="http://schemas.microsoft.com/office/word/2018/wordml" xmlns:w16du="http://schemas.microsoft.com/office/word/2023/wordml/word16du" xmlns:w16sdtdh="http://schemas.microsoft.com/office/word/2020/wordml/sdtdatahash" xmlns:w16sdtfl="http://schemas.microsoft.com/office/word/2024/wordml/sdtformatlock" xmlns:w16se="http://schemas.microsoft.com/office/word/2015/wordml/symex" xmlns:wpg="http://schemas.microsoft.com/office/word/2010/wordprocessingGroup" xmlns:wpi="http://schemas.microsoft.com/office/word/2010/wordprocessingInk" xmlns:wne="http://schemas.microsoft.com/office/word/2006/wordml" xmlns:wps="http://schemas.microsoft.com/office/word/2010/wordprocessingShape" mc:Ignorable="w14 w15 w16se w16cid w16 w16cex w16sdtdh w16sdtfl w16du wp14">
-  <w:background w:color="F5EAC3">
-    <v:background id="_x0000_s2049" o:bwmode="white" fillcolor="#f5eac3" o:targetscreensize="1024,768">
-      <v:fill color2="#e7e6e6 [3214]" type="gradient"/>
+  <w:background w:color="CFCDCD" w:themeColor="background2" w:themeShade="E5">
+    <v:background id="_x0000_s2049" o:bwmode="white" fillcolor="#cfcdcd [2894]" o:targetscreensize="1024,768">
+      <v:fill color2="#fff2cc [663]" focus="100%" type="gradient"/>
     </v:background>
   </w:background>
   <w:body>
@@ -805,6 +805,7 @@
           <w:rFonts w:ascii="Times New Roman" w:hAnsi="Times New Roman" w:cs="Times New Roman"/>
           <w:b/>
           <w:bCs/>
+          <w:color w:val="595959" w:themeColor="text1" w:themeTint="A6"/>
           <w:u w:val="single"/>
         </w:rPr>
       </w:pPr>
@@ -813,6 +814,7 @@
           <w:rFonts w:ascii="Times New Roman" w:hAnsi="Times New Roman" w:cs="Times New Roman"/>
           <w:b/>
           <w:bCs/>
+          <w:color w:val="595959" w:themeColor="text1" w:themeTint="A6"/>
           <w:u w:val="single"/>
         </w:rPr>
         <w:lastRenderedPageBreak/>
@@ -1690,9 +1692,9 @@
           <w:lang w:val="en-US"/>
         </w:rPr>
         <w:drawing>
-          <wp:inline distT="0" distB="0" distL="0" distR="0" wp14:anchorId="43EF9639" wp14:editId="03D11E50">
+          <wp:inline distT="0" distB="0" distL="0" distR="0" wp14:anchorId="43EF9639" wp14:editId="1DC6F23F">
             <wp:extent cx="4083050" cy="4083050"/>
-            <wp:effectExtent l="95250" t="76200" r="88900" b="1231900"/>
+            <wp:effectExtent l="285750" t="266700" r="279400" b="1117600"/>
             <wp:docPr id="1" name="Рисунок 1" descr="Изображение выглядит как текст, машина, электроника, Электронная техника&#10;&#10;Автоматически созданное описание"/>
             <wp:cNvGraphicFramePr>
               <a:graphicFrameLocks xmlns:a="http://schemas.openxmlformats.org/drawingml/2006/main" noChangeAspect="1"/>
@@ -1736,6 +1738,12 @@
                       <a:miter lim="800000"/>
                     </a:ln>
                     <a:effectLst>
+                      <a:glow rad="228600">
+                        <a:schemeClr val="accent2">
+                          <a:satMod val="175000"/>
+                          <a:alpha val="40000"/>
+                        </a:schemeClr>
+                      </a:glow>
                       <a:reflection blurRad="12700" stA="28000" endPos="28000" dist="5000" dir="5400000" sy="-100000" algn="bl" rotWithShape="0"/>
                     </a:effectLst>
                     <a:scene3d>
@@ -3366,9 +3374,9 @@
           <w:noProof/>
         </w:rPr>
         <w:drawing>
-          <wp:inline distT="0" distB="0" distL="0" distR="0" wp14:anchorId="50A8AF89" wp14:editId="445F81B5">
+          <wp:inline distT="0" distB="0" distL="0" distR="0" wp14:anchorId="50A8AF89" wp14:editId="615E8A82">
             <wp:extent cx="2514600" cy="2514600"/>
-            <wp:effectExtent l="95250" t="76200" r="95250" b="800100"/>
+            <wp:effectExtent l="171450" t="171450" r="152400" b="742950"/>
             <wp:docPr id="1407609437" name="Рисунок 1"/>
             <wp:cNvGraphicFramePr>
               <a:graphicFrameLocks xmlns:a="http://schemas.openxmlformats.org/drawingml/2006/main" noChangeAspect="1"/>
@@ -3415,6 +3423,11 @@
                       <a:miter lim="800000"/>
                     </a:ln>
                     <a:effectLst>
+                      <a:glow rad="101600">
+                        <a:schemeClr val="tx1">
+                          <a:alpha val="60000"/>
+                        </a:schemeClr>
+                      </a:glow>
                       <a:reflection blurRad="12700" stA="28000" endPos="28000" dist="5000" dir="5400000" sy="-100000" algn="bl" rotWithShape="0"/>
                     </a:effectLst>
                     <a:scene3d>
@@ -3550,9 +3563,9 @@
         </w:rPr>
         <w:lastRenderedPageBreak/>
         <w:drawing>
-          <wp:inline distT="0" distB="0" distL="0" distR="0" wp14:anchorId="3AF423CB" wp14:editId="7576E12F">
+          <wp:inline distT="0" distB="0" distL="0" distR="0" wp14:anchorId="3AF423CB" wp14:editId="357F9EE5">
             <wp:extent cx="3758469" cy="2079110"/>
-            <wp:effectExtent l="0" t="0" r="0" b="0"/>
+            <wp:effectExtent l="76200" t="76200" r="71120" b="73660"/>
             <wp:docPr id="491495328" name="Рисунок 5"/>
             <wp:cNvGraphicFramePr>
               <a:graphicFrameLocks xmlns:a="http://schemas.openxmlformats.org/drawingml/2006/main" noChangeAspect="1"/>
@@ -3588,6 +3601,12 @@
                       <a:noFill/>
                     </a:ln>
                     <a:effectLst>
+                      <a:glow rad="63500">
+                        <a:schemeClr val="accent3">
+                          <a:satMod val="175000"/>
+                          <a:alpha val="40000"/>
+                        </a:schemeClr>
+                      </a:glow>
                       <a:softEdge rad="112500"/>
                     </a:effectLst>
                   </pic:spPr>
@@ -4642,7 +4661,6 @@
           <w:sz w:val="18"/>
           <w:szCs w:val="18"/>
         </w:rPr>
-        <w:lastRenderedPageBreak/>
         <w:t>Без CPU видеокарта не будет знать, что ей рисовать. Без GPU процессор умрет, пытаясь высчитать цвет каждого пикселя на мониторе по очереди.</w:t>
       </w:r>
     </w:p>
@@ -6609,6 +6627,7 @@
           <w:sz w:val="18"/>
           <w:szCs w:val="18"/>
         </w:rPr>
+        <w:lastRenderedPageBreak/>
         <w:t>Битовые сдвиги:</w:t>
       </w:r>
       <w:r>
@@ -7722,6 +7741,7 @@
           <w:sz w:val="18"/>
           <w:szCs w:val="18"/>
         </w:rPr>
+        <w:lastRenderedPageBreak/>
         <w:t xml:space="preserve">│ </w:t>
       </w:r>
       <w:r>
@@ -7852,7 +7872,6 @@
           <w:sz w:val="18"/>
           <w:szCs w:val="18"/>
         </w:rPr>
-        <w:lastRenderedPageBreak/>
         <w:t xml:space="preserve">│ </w:t>
       </w:r>
       <w:r>
@@ -9642,6 +9661,7 @@
           <w:sz w:val="18"/>
           <w:szCs w:val="18"/>
         </w:rPr>
+        <w:lastRenderedPageBreak/>
         <w:t>Если тебе нужно перевезти всего 2 коробки (маленькое число), грузовик всё равно поедет, но он сделает это так же быстро, как и легковушка. Но если груза много — грузовик побеждает с огромным отрывом.</w:t>
       </w:r>
     </w:p>
@@ -9658,7 +9678,6 @@
           <w:sz w:val="18"/>
           <w:szCs w:val="18"/>
         </w:rPr>
-        <w:lastRenderedPageBreak/>
         <w:t>Тонкости совместимости (Важно!)</w:t>
       </w:r>
     </w:p>
@@ -10588,6 +10607,7 @@
           <w:szCs w:val="18"/>
           <w:lang w:eastAsia="ru-RU"/>
         </w:rPr>
+        <w:lastRenderedPageBreak/>
         <w:t xml:space="preserve">Если обычная программа (например, браузер) косячит и пытается поделить на ноль или залезть в чужую память, операционная система просто её «пристреливает» (закрывает процесс) и живет дальше. Но если косяк случается на уровне </w:t>
       </w:r>
       <w:r>
@@ -10667,7 +10687,6 @@
           <w:szCs w:val="18"/>
           <w:lang w:eastAsia="ru-RU"/>
         </w:rPr>
-        <w:lastRenderedPageBreak/>
         <w:t>Почему это случается? (Простыми словами)</w:t>
       </w:r>
     </w:p>
@@ -11731,6 +11750,7 @@
           <w:sz w:val="18"/>
           <w:szCs w:val="18"/>
         </w:rPr>
+        <w:lastRenderedPageBreak/>
         <w:t>Итог:</w:t>
       </w:r>
       <w:r>
@@ -11790,7 +11810,6 @@
         <w:rPr>
           <w:noProof/>
         </w:rPr>
-        <w:lastRenderedPageBreak/>
         <w:drawing>
           <wp:inline distT="0" distB="0" distL="0" distR="0" wp14:anchorId="12F4DC77" wp14:editId="56BA7F45">
             <wp:extent cx="4553911" cy="2043305"/>
@@ -12614,6 +12633,7 @@
           <w:sz w:val="18"/>
           <w:szCs w:val="18"/>
         </w:rPr>
+        <w:lastRenderedPageBreak/>
         <w:t>Сохранение «слепка» (Save State):</w:t>
       </w:r>
       <w:r>
@@ -12764,7 +12784,6 @@
           <w:sz w:val="18"/>
           <w:szCs w:val="18"/>
         </w:rPr>
-        <w:lastRenderedPageBreak/>
         <w:t>Загрузка нового «слепка» (Restore State):</w:t>
       </w:r>
       <w:r>
@@ -13928,6 +13947,7 @@
           <w:sz w:val="18"/>
           <w:szCs w:val="18"/>
         </w:rPr>
+        <w:lastRenderedPageBreak/>
         <w:t>Надежнее:</w:t>
       </w:r>
       <w:r>
@@ -14016,7 +14036,6 @@
           <w:sz w:val="18"/>
           <w:szCs w:val="18"/>
         </w:rPr>
-        <w:lastRenderedPageBreak/>
         <w:t>Экономия времени:</w:t>
       </w:r>
       <w:r>
@@ -15098,9 +15117,9 @@
         </w:rPr>
         <w:lastRenderedPageBreak/>
         <w:drawing>
-          <wp:inline distT="0" distB="0" distL="0" distR="0" wp14:anchorId="16DAA3D9" wp14:editId="41952B65">
+          <wp:inline distT="0" distB="0" distL="0" distR="0" wp14:anchorId="16DAA3D9" wp14:editId="5F9F5452">
             <wp:extent cx="4234008" cy="2066540"/>
-            <wp:effectExtent l="95250" t="95250" r="90805" b="657860"/>
+            <wp:effectExtent l="190500" t="152400" r="167005" b="638810"/>
             <wp:docPr id="1866786862" name="Рисунок 2"/>
             <wp:cNvGraphicFramePr>
               <a:graphicFrameLocks xmlns:a="http://schemas.openxmlformats.org/drawingml/2006/main" noChangeAspect="1"/>
@@ -15147,6 +15166,11 @@
                       <a:miter lim="800000"/>
                     </a:ln>
                     <a:effectLst>
+                      <a:glow rad="101600">
+                        <a:schemeClr val="tx1">
+                          <a:alpha val="60000"/>
+                        </a:schemeClr>
+                      </a:glow>
                       <a:reflection blurRad="12700" stA="28000" endPos="28000" dist="5000" dir="5400000" sy="-100000" algn="bl" rotWithShape="0"/>
                     </a:effectLst>
                     <a:scene3d>
@@ -17484,9 +17508,9 @@
           <w:noProof/>
         </w:rPr>
         <w:drawing>
-          <wp:inline distT="0" distB="0" distL="0" distR="0" wp14:anchorId="5D171137" wp14:editId="70B3C505">
+          <wp:inline distT="0" distB="0" distL="0" distR="0" wp14:anchorId="5D171137" wp14:editId="5E08CA6F">
             <wp:extent cx="3038287" cy="760303"/>
-            <wp:effectExtent l="95250" t="76200" r="105410" b="325755"/>
+            <wp:effectExtent l="152400" t="171450" r="162560" b="268605"/>
             <wp:docPr id="1286498975" name="Рисунок 1"/>
             <wp:cNvGraphicFramePr>
               <a:graphicFrameLocks xmlns:a="http://schemas.openxmlformats.org/drawingml/2006/main" noChangeAspect="1"/>
@@ -17524,6 +17548,11 @@
                       <a:miter lim="800000"/>
                     </a:ln>
                     <a:effectLst>
+                      <a:glow rad="101600">
+                        <a:schemeClr val="tx1">
+                          <a:alpha val="60000"/>
+                        </a:schemeClr>
+                      </a:glow>
                       <a:reflection blurRad="12700" stA="28000" endPos="28000" dist="5000" dir="5400000" sy="-100000" algn="bl" rotWithShape="0"/>
                     </a:effectLst>
                     <a:scene3d>
@@ -17680,9 +17709,9 @@
           <w:noProof/>
         </w:rPr>
         <w:drawing>
-          <wp:inline distT="0" distB="0" distL="0" distR="0" wp14:anchorId="399583EC" wp14:editId="30D1D780">
+          <wp:inline distT="0" distB="0" distL="0" distR="0" wp14:anchorId="399583EC" wp14:editId="008117DE">
             <wp:extent cx="3370920" cy="977585"/>
-            <wp:effectExtent l="95250" t="76200" r="96520" b="375285"/>
+            <wp:effectExtent l="171450" t="152400" r="153670" b="318135"/>
             <wp:docPr id="215407230" name="Рисунок 1"/>
             <wp:cNvGraphicFramePr>
               <a:graphicFrameLocks xmlns:a="http://schemas.openxmlformats.org/drawingml/2006/main" noChangeAspect="1"/>
@@ -17720,6 +17749,12 @@
                       <a:miter lim="800000"/>
                     </a:ln>
                     <a:effectLst>
+                      <a:glow rad="101600">
+                        <a:schemeClr val="accent2">
+                          <a:satMod val="175000"/>
+                          <a:alpha val="40000"/>
+                        </a:schemeClr>
+                      </a:glow>
                       <a:reflection blurRad="12700" stA="28000" endPos="28000" dist="5000" dir="5400000" sy="-100000" algn="bl" rotWithShape="0"/>
                     </a:effectLst>
                     <a:scene3d>
@@ -17870,9 +17905,9 @@
           <w:noProof/>
         </w:rPr>
         <w:drawing>
-          <wp:inline distT="0" distB="0" distL="0" distR="0" wp14:anchorId="353769B2" wp14:editId="794F943D">
+          <wp:inline distT="0" distB="0" distL="0" distR="0" wp14:anchorId="353769B2" wp14:editId="3C14EA27">
             <wp:extent cx="3535190" cy="921304"/>
-            <wp:effectExtent l="95250" t="76200" r="103505" b="355600"/>
+            <wp:effectExtent l="152400" t="152400" r="160655" b="317500"/>
             <wp:docPr id="1362660816" name="Рисунок 1"/>
             <wp:cNvGraphicFramePr>
               <a:graphicFrameLocks xmlns:a="http://schemas.openxmlformats.org/drawingml/2006/main" noChangeAspect="1"/>
@@ -17910,6 +17945,12 @@
                       <a:miter lim="800000"/>
                     </a:ln>
                     <a:effectLst>
+                      <a:glow rad="101600">
+                        <a:schemeClr val="accent4">
+                          <a:satMod val="175000"/>
+                          <a:alpha val="40000"/>
+                        </a:schemeClr>
+                      </a:glow>
                       <a:reflection blurRad="12700" stA="28000" endPos="28000" dist="5000" dir="5400000" sy="-100000" algn="bl" rotWithShape="0"/>
                     </a:effectLst>
                     <a:scene3d>
@@ -21424,9 +21465,9 @@
           <w:noProof/>
         </w:rPr>
         <w:drawing>
-          <wp:inline distT="0" distB="0" distL="0" distR="0" wp14:anchorId="5E1963DE" wp14:editId="0F1914B4">
+          <wp:inline distT="0" distB="0" distL="0" distR="0" wp14:anchorId="5E1963DE" wp14:editId="417E2E1C">
             <wp:extent cx="1971429" cy="1647619"/>
-            <wp:effectExtent l="0" t="0" r="0" b="0"/>
+            <wp:effectExtent l="76200" t="76200" r="67310" b="67310"/>
             <wp:docPr id="1755706994" name="Рисунок 1"/>
             <wp:cNvGraphicFramePr>
               <a:graphicFrameLocks xmlns:a="http://schemas.openxmlformats.org/drawingml/2006/main" noChangeAspect="1"/>
@@ -21452,6 +21493,13 @@
                     <a:prstGeom prst="rect">
                       <a:avLst/>
                     </a:prstGeom>
+                    <a:effectLst>
+                      <a:glow rad="63500">
+                        <a:schemeClr val="tx1">
+                          <a:alpha val="40000"/>
+                        </a:schemeClr>
+                      </a:glow>
+                    </a:effectLst>
                   </pic:spPr>
                 </pic:pic>
               </a:graphicData>
@@ -21521,9 +21569,9 @@
         </w:rPr>
         <w:lastRenderedPageBreak/>
         <w:drawing>
-          <wp:inline distT="0" distB="0" distL="0" distR="0" wp14:anchorId="394DD217" wp14:editId="7CBBB8FC">
+          <wp:inline distT="0" distB="0" distL="0" distR="0" wp14:anchorId="394DD217" wp14:editId="27AC2689">
             <wp:extent cx="1756349" cy="1384814"/>
-            <wp:effectExtent l="0" t="0" r="0" b="6350"/>
+            <wp:effectExtent l="95250" t="114300" r="92075" b="120650"/>
             <wp:docPr id="1959776962" name="Рисунок 1"/>
             <wp:cNvGraphicFramePr>
               <a:graphicFrameLocks xmlns:a="http://schemas.openxmlformats.org/drawingml/2006/main" noChangeAspect="1"/>
@@ -21549,6 +21597,13 @@
                     <a:prstGeom prst="rect">
                       <a:avLst/>
                     </a:prstGeom>
+                    <a:effectLst>
+                      <a:glow rad="101600">
+                        <a:schemeClr val="tx1">
+                          <a:alpha val="60000"/>
+                        </a:schemeClr>
+                      </a:glow>
+                    </a:effectLst>
                   </pic:spPr>
                 </pic:pic>
               </a:graphicData>
@@ -21763,8 +21818,8 @@
         <w:tblLook w:val="04A0" w:firstRow="1" w:lastRow="0" w:firstColumn="1" w:lastColumn="0" w:noHBand="0" w:noVBand="1"/>
       </w:tblPr>
       <w:tblGrid>
-        <w:gridCol w:w="4933"/>
-        <w:gridCol w:w="4746"/>
+        <w:gridCol w:w="5046"/>
+        <w:gridCol w:w="4633"/>
       </w:tblGrid>
       <w:tr>
         <w:tc>
@@ -22155,9 +22210,9 @@
                 <w:noProof/>
               </w:rPr>
               <w:drawing>
-                <wp:inline distT="0" distB="0" distL="0" distR="0" wp14:anchorId="434CE1F9" wp14:editId="3CB9C222">
+                <wp:inline distT="0" distB="0" distL="0" distR="0" wp14:anchorId="434CE1F9" wp14:editId="7315EF2E">
                   <wp:extent cx="2874686" cy="792178"/>
-                  <wp:effectExtent l="0" t="0" r="1905" b="8255"/>
+                  <wp:effectExtent l="95250" t="114300" r="97155" b="122555"/>
                   <wp:docPr id="163414564" name="Рисунок 1"/>
                   <wp:cNvGraphicFramePr>
                     <a:graphicFrameLocks xmlns:a="http://schemas.openxmlformats.org/drawingml/2006/main" noChangeAspect="1"/>
@@ -22183,6 +22238,13 @@
                           <a:prstGeom prst="rect">
                             <a:avLst/>
                           </a:prstGeom>
+                          <a:effectLst>
+                            <a:glow rad="101600">
+                              <a:schemeClr val="tx1">
+                                <a:alpha val="60000"/>
+                              </a:schemeClr>
+                            </a:glow>
+                          </a:effectLst>
                         </pic:spPr>
                       </pic:pic>
                     </a:graphicData>
@@ -22362,9 +22424,9 @@
                 <w:noProof/>
               </w:rPr>
               <w:drawing>
-                <wp:inline distT="0" distB="0" distL="0" distR="0" wp14:anchorId="7E9D4411" wp14:editId="0FCF441E">
+                <wp:inline distT="0" distB="0" distL="0" distR="0" wp14:anchorId="7E9D4411" wp14:editId="40589540">
                   <wp:extent cx="1408025" cy="542925"/>
-                  <wp:effectExtent l="0" t="0" r="1905" b="0"/>
+                  <wp:effectExtent l="95250" t="114300" r="97155" b="104775"/>
                   <wp:docPr id="562878371" name="Рисунок 1"/>
                   <wp:cNvGraphicFramePr>
                     <a:graphicFrameLocks xmlns:a="http://schemas.openxmlformats.org/drawingml/2006/main" noChangeAspect="1"/>
@@ -22390,6 +22452,13 @@
                           <a:prstGeom prst="rect">
                             <a:avLst/>
                           </a:prstGeom>
+                          <a:effectLst>
+                            <a:glow rad="101600">
+                              <a:schemeClr val="tx1">
+                                <a:alpha val="60000"/>
+                              </a:schemeClr>
+                            </a:glow>
+                          </a:effectLst>
                         </pic:spPr>
                       </pic:pic>
                     </a:graphicData>
@@ -22821,7 +22890,6 @@
           <w:spacing w:val="-1"/>
           <w:sz w:val="18"/>
           <w:szCs w:val="18"/>
-          <w:lang w:val="en-US"/>
         </w:rPr>
       </w:pPr>
       <w:r>
@@ -23005,9 +23073,9 @@
           <w:noProof/>
         </w:rPr>
         <w:drawing>
-          <wp:inline distT="0" distB="0" distL="0" distR="0" wp14:anchorId="30256EE7" wp14:editId="74D73992">
+          <wp:inline distT="0" distB="0" distL="0" distR="0" wp14:anchorId="30256EE7" wp14:editId="7994496F">
             <wp:extent cx="2704762" cy="1123810"/>
-            <wp:effectExtent l="0" t="0" r="635" b="635"/>
+            <wp:effectExtent l="95250" t="114300" r="95885" b="114935"/>
             <wp:docPr id="2086317725" name="Рисунок 1"/>
             <wp:cNvGraphicFramePr>
               <a:graphicFrameLocks xmlns:a="http://schemas.openxmlformats.org/drawingml/2006/main" noChangeAspect="1"/>
@@ -23033,6 +23101,13 @@
                     <a:prstGeom prst="rect">
                       <a:avLst/>
                     </a:prstGeom>
+                    <a:effectLst>
+                      <a:glow rad="101600">
+                        <a:schemeClr val="tx1">
+                          <a:alpha val="60000"/>
+                        </a:schemeClr>
+                      </a:glow>
+                    </a:effectLst>
                   </pic:spPr>
                 </pic:pic>
               </a:graphicData>
@@ -23077,10 +23152,11 @@
         <w:rPr>
           <w:noProof/>
         </w:rPr>
+        <w:lastRenderedPageBreak/>
         <w:drawing>
-          <wp:inline distT="0" distB="0" distL="0" distR="0" wp14:anchorId="23C96783" wp14:editId="7BFBF996">
+          <wp:inline distT="0" distB="0" distL="0" distR="0" wp14:anchorId="23C96783" wp14:editId="1CB73CA0">
             <wp:extent cx="2218099" cy="1239526"/>
-            <wp:effectExtent l="0" t="0" r="0" b="0"/>
+            <wp:effectExtent l="95250" t="114300" r="86995" b="113030"/>
             <wp:docPr id="1681842616" name="Рисунок 1"/>
             <wp:cNvGraphicFramePr>
               <a:graphicFrameLocks xmlns:a="http://schemas.openxmlformats.org/drawingml/2006/main" noChangeAspect="1"/>
@@ -23106,6 +23182,13 @@
                     <a:prstGeom prst="rect">
                       <a:avLst/>
                     </a:prstGeom>
+                    <a:effectLst>
+                      <a:glow rad="101600">
+                        <a:schemeClr val="tx1">
+                          <a:alpha val="60000"/>
+                        </a:schemeClr>
+                      </a:glow>
+                    </a:effectLst>
                   </pic:spPr>
                 </pic:pic>
               </a:graphicData>
@@ -23134,7 +23217,6 @@
           <w:sz w:val="18"/>
           <w:szCs w:val="18"/>
         </w:rPr>
-        <w:lastRenderedPageBreak/>
         <w:t> </w:t>
       </w:r>
       <w:r>
@@ -23186,9 +23268,9 @@
           <w:noProof/>
         </w:rPr>
         <w:drawing>
-          <wp:inline distT="0" distB="0" distL="0" distR="0" wp14:anchorId="1A58FB8F" wp14:editId="2127B59A">
+          <wp:inline distT="0" distB="0" distL="0" distR="0" wp14:anchorId="1A58FB8F" wp14:editId="65F19920">
             <wp:extent cx="1403963" cy="1059256"/>
-            <wp:effectExtent l="0" t="0" r="6350" b="7620"/>
+            <wp:effectExtent l="95250" t="114300" r="101600" b="121920"/>
             <wp:docPr id="456988237" name="Рисунок 1"/>
             <wp:cNvGraphicFramePr>
               <a:graphicFrameLocks xmlns:a="http://schemas.openxmlformats.org/drawingml/2006/main" noChangeAspect="1"/>
@@ -23214,6 +23296,13 @@
                     <a:prstGeom prst="rect">
                       <a:avLst/>
                     </a:prstGeom>
+                    <a:effectLst>
+                      <a:glow rad="101600">
+                        <a:schemeClr val="tx1">
+                          <a:alpha val="60000"/>
+                        </a:schemeClr>
+                      </a:glow>
+                    </a:effectLst>
                   </pic:spPr>
                 </pic:pic>
               </a:graphicData>
@@ -24543,7 +24632,6 @@
           <w:rFonts w:ascii="Times New Roman" w:hAnsi="Times New Roman" w:cs="Times New Roman"/>
           <w:sz w:val="18"/>
           <w:szCs w:val="18"/>
-          <w:lang w:val="en-US"/>
         </w:rPr>
       </w:pPr>
       <w:r>
@@ -24577,9 +24665,9 @@
           <w:noProof/>
         </w:rPr>
         <w:drawing>
-          <wp:inline distT="0" distB="0" distL="0" distR="0" wp14:anchorId="0CB78606" wp14:editId="28B15330">
+          <wp:inline distT="0" distB="0" distL="0" distR="0" wp14:anchorId="0CB78606" wp14:editId="2FAA45A2">
             <wp:extent cx="1196155" cy="493414"/>
-            <wp:effectExtent l="0" t="0" r="4445" b="1905"/>
+            <wp:effectExtent l="95250" t="114300" r="99695" b="116205"/>
             <wp:docPr id="85259710" name="Рисунок 1"/>
             <wp:cNvGraphicFramePr>
               <a:graphicFrameLocks xmlns:a="http://schemas.openxmlformats.org/drawingml/2006/main" noChangeAspect="1"/>
@@ -24605,6 +24693,13 @@
                     <a:prstGeom prst="rect">
                       <a:avLst/>
                     </a:prstGeom>
+                    <a:effectLst>
+                      <a:glow rad="101600">
+                        <a:schemeClr val="tx1">
+                          <a:alpha val="60000"/>
+                        </a:schemeClr>
+                      </a:glow>
+                    </a:effectLst>
                   </pic:spPr>
                 </pic:pic>
               </a:graphicData>
@@ -24636,9 +24731,9 @@
           <w:noProof/>
         </w:rPr>
         <w:drawing>
-          <wp:inline distT="0" distB="0" distL="0" distR="0" wp14:anchorId="4E02C7FF" wp14:editId="2201D0F6">
+          <wp:inline distT="0" distB="0" distL="0" distR="0" wp14:anchorId="4E02C7FF" wp14:editId="5EBE3F3C">
             <wp:extent cx="1165583" cy="537211"/>
-            <wp:effectExtent l="0" t="0" r="0" b="0"/>
+            <wp:effectExtent l="95250" t="114300" r="92075" b="110490"/>
             <wp:docPr id="1724582113" name="Рисунок 1"/>
             <wp:cNvGraphicFramePr>
               <a:graphicFrameLocks xmlns:a="http://schemas.openxmlformats.org/drawingml/2006/main" noChangeAspect="1"/>
@@ -24664,6 +24759,13 @@
                     <a:prstGeom prst="rect">
                       <a:avLst/>
                     </a:prstGeom>
+                    <a:effectLst>
+                      <a:glow rad="101600">
+                        <a:schemeClr val="tx1">
+                          <a:alpha val="60000"/>
+                        </a:schemeClr>
+                      </a:glow>
+                    </a:effectLst>
                   </pic:spPr>
                 </pic:pic>
               </a:graphicData>
@@ -25311,64 +25413,62 @@
           <w:rFonts w:ascii="Times New Roman" w:hAnsi="Times New Roman" w:cs="Times New Roman"/>
           <w:sz w:val="18"/>
           <w:szCs w:val="18"/>
+        </w:rPr>
+      </w:pPr>
+      <w:r>
+        <w:rPr>
+          <w:rFonts w:ascii="Times New Roman" w:hAnsi="Times New Roman" w:cs="Times New Roman"/>
+          <w:b/>
+          <w:bCs/>
+          <w:sz w:val="18"/>
+          <w:szCs w:val="18"/>
+        </w:rPr>
+        <w:t>Правило XOR:</w:t>
+      </w:r>
+      <w:r>
+        <w:rPr>
+          <w:rFonts w:ascii="Times New Roman" w:hAnsi="Times New Roman" w:cs="Times New Roman"/>
+          <w:sz w:val="18"/>
+          <w:szCs w:val="18"/>
+        </w:rPr>
+        <w:t> True только если операнды </w:t>
+      </w:r>
+      <w:r>
+        <w:rPr>
+          <w:rFonts w:ascii="Times New Roman" w:hAnsi="Times New Roman" w:cs="Times New Roman"/>
+          <w:b/>
+          <w:bCs/>
+          <w:sz w:val="18"/>
+          <w:szCs w:val="18"/>
+        </w:rPr>
+        <w:t>разные</w:t>
+      </w:r>
+      <w:r>
+        <w:rPr>
+          <w:rFonts w:ascii="Times New Roman" w:hAnsi="Times New Roman" w:cs="Times New Roman"/>
+          <w:sz w:val="18"/>
+          <w:szCs w:val="18"/>
+        </w:rPr>
+        <w:t>.</w:t>
+      </w:r>
+    </w:p>
+    <w:p>
+      <w:pPr>
+        <w:rPr>
+          <w:rFonts w:ascii="Times New Roman" w:hAnsi="Times New Roman" w:cs="Times New Roman"/>
+          <w:sz w:val="18"/>
+          <w:szCs w:val="18"/>
           <w:lang w:val="en-US"/>
         </w:rPr>
       </w:pPr>
       <w:r>
         <w:rPr>
-          <w:rFonts w:ascii="Times New Roman" w:hAnsi="Times New Roman" w:cs="Times New Roman"/>
-          <w:b/>
-          <w:bCs/>
-          <w:sz w:val="18"/>
-          <w:szCs w:val="18"/>
-        </w:rPr>
-        <w:t>Правило XOR:</w:t>
-      </w:r>
-      <w:r>
-        <w:rPr>
-          <w:rFonts w:ascii="Times New Roman" w:hAnsi="Times New Roman" w:cs="Times New Roman"/>
-          <w:sz w:val="18"/>
-          <w:szCs w:val="18"/>
-        </w:rPr>
-        <w:t> True только если операнды </w:t>
-      </w:r>
-      <w:r>
-        <w:rPr>
-          <w:rFonts w:ascii="Times New Roman" w:hAnsi="Times New Roman" w:cs="Times New Roman"/>
-          <w:b/>
-          <w:bCs/>
-          <w:sz w:val="18"/>
-          <w:szCs w:val="18"/>
-        </w:rPr>
-        <w:t>разные</w:t>
-      </w:r>
-      <w:r>
-        <w:rPr>
-          <w:rFonts w:ascii="Times New Roman" w:hAnsi="Times New Roman" w:cs="Times New Roman"/>
-          <w:sz w:val="18"/>
-          <w:szCs w:val="18"/>
-        </w:rPr>
-        <w:t>.</w:t>
-      </w:r>
-    </w:p>
-    <w:p>
-      <w:pPr>
-        <w:rPr>
-          <w:rFonts w:ascii="Times New Roman" w:hAnsi="Times New Roman" w:cs="Times New Roman"/>
-          <w:sz w:val="18"/>
-          <w:szCs w:val="18"/>
-          <w:lang w:val="en-US"/>
-        </w:rPr>
-      </w:pPr>
-      <w:r>
-        <w:rPr>
           <w:noProof/>
         </w:rPr>
-        <w:lastRenderedPageBreak/>
         <w:drawing>
-          <wp:inline distT="0" distB="0" distL="0" distR="0" wp14:anchorId="3562B47A" wp14:editId="1675324E">
+          <wp:inline distT="0" distB="0" distL="0" distR="0" wp14:anchorId="3562B47A" wp14:editId="70C057D1">
             <wp:extent cx="2638841" cy="905347"/>
-            <wp:effectExtent l="0" t="0" r="0" b="9525"/>
+            <wp:effectExtent l="95250" t="114300" r="85725" b="123825"/>
             <wp:docPr id="738284238" name="Рисунок 1"/>
             <wp:cNvGraphicFramePr>
               <a:graphicFrameLocks xmlns:a="http://schemas.openxmlformats.org/drawingml/2006/main" noChangeAspect="1"/>
@@ -25394,6 +25494,13 @@
                     <a:prstGeom prst="rect">
                       <a:avLst/>
                     </a:prstGeom>
+                    <a:effectLst>
+                      <a:glow rad="101600">
+                        <a:schemeClr val="tx1">
+                          <a:alpha val="60000"/>
+                        </a:schemeClr>
+                      </a:glow>
+                    </a:effectLst>
                   </pic:spPr>
                 </pic:pic>
               </a:graphicData>
@@ -25404,6 +25511,7 @@
     </w:p>
     <w:p>
       <w:pPr>
+        <w:jc w:val="center"/>
         <w:rPr>
           <w:rFonts w:ascii="Times New Roman" w:hAnsi="Times New Roman" w:cs="Times New Roman"/>
           <w:b/>
@@ -25439,7 +25547,6 @@
         </w:rPr>
         <w:t>Когда нам нужно выполнить какое-либо действие несколько раз, нам необходим </w:t>
       </w:r>
-      <w:proofErr w:type="gramStart"/>
       <w:r>
         <w:rPr>
           <w:rFonts w:ascii="Times New Roman" w:hAnsi="Times New Roman" w:cs="Times New Roman"/>
@@ -25456,16 +25563,15 @@
           <w:sz w:val="18"/>
           <w:szCs w:val="18"/>
         </w:rPr>
-        <w:t> .</w:t>
-      </w:r>
-      <w:proofErr w:type="gramEnd"/>
-      <w:r>
-        <w:rPr>
-          <w:rFonts w:ascii="Times New Roman" w:hAnsi="Times New Roman" w:cs="Times New Roman"/>
-          <w:sz w:val="18"/>
-          <w:szCs w:val="18"/>
-        </w:rPr>
-        <w:t xml:space="preserve"> В этом разделе мы рассмотрим различные операторы в Python, которые позволяют повторять блок кода.</w:t>
+        <w:t>.</w:t>
+      </w:r>
+      <w:r>
+        <w:rPr>
+          <w:rFonts w:ascii="Times New Roman" w:hAnsi="Times New Roman" w:cs="Times New Roman"/>
+          <w:sz w:val="18"/>
+          <w:szCs w:val="18"/>
+        </w:rPr>
+        <w:t xml:space="preserve"> </w:t>
       </w:r>
     </w:p>
     <w:p>
@@ -25513,29 +25619,25 @@
           <w:sz w:val="18"/>
           <w:szCs w:val="18"/>
         </w:rPr>
-        <w:t>Первый механизм повторения инструкций в Python — использование оператора `while` while. Семантика этого оператора такова: «Пока условие </w:t>
-      </w:r>
-      <w:hyperlink r:id="rId47" w:anchor="fn:1" w:history="1">
-        <w:r>
-          <w:rPr>
-            <w:rStyle w:val="a3"/>
-            <w:rFonts w:ascii="Times New Roman" w:hAnsi="Times New Roman" w:cs="Times New Roman"/>
-            <w:b/>
-            <w:bCs/>
-            <w:sz w:val="18"/>
-            <w:szCs w:val="18"/>
-            <w:vertAlign w:val="superscript"/>
-          </w:rPr>
-          <w:t>1</w:t>
-        </w:r>
-      </w:hyperlink>
-      <w:r>
-        <w:rPr>
-          <w:rFonts w:ascii="Times New Roman" w:hAnsi="Times New Roman" w:cs="Times New Roman"/>
-          <w:sz w:val="18"/>
-          <w:szCs w:val="18"/>
-        </w:rPr>
-        <w:t> истинно, выполняйте какое-либо действие».</w:t>
+        <w:t xml:space="preserve">Первый механизм повторения инструкций в Python — использование оператора </w:t>
+      </w:r>
+      <w:r>
+        <w:rPr>
+          <w:rFonts w:ascii="Times New Roman" w:hAnsi="Times New Roman" w:cs="Times New Roman"/>
+          <w:b/>
+          <w:bCs/>
+          <w:sz w:val="18"/>
+          <w:szCs w:val="18"/>
+        </w:rPr>
+        <w:t>while</w:t>
+      </w:r>
+      <w:r>
+        <w:rPr>
+          <w:rFonts w:ascii="Times New Roman" w:hAnsi="Times New Roman" w:cs="Times New Roman"/>
+          <w:sz w:val="18"/>
+          <w:szCs w:val="18"/>
+        </w:rPr>
+        <w:t>. Семантика этого оператора такова: «Пока условие истинно, выполняйте какое-либо действие».</w:t>
       </w:r>
     </w:p>
     <w:p>
@@ -25551,9 +25653,9 @@
           <w:noProof/>
         </w:rPr>
         <w:drawing>
-          <wp:inline distT="0" distB="0" distL="0" distR="0" wp14:anchorId="092FF200" wp14:editId="7787DAAE">
+          <wp:inline distT="0" distB="0" distL="0" distR="0" wp14:anchorId="092FF200" wp14:editId="76669D3C">
             <wp:extent cx="3565739" cy="1878594"/>
-            <wp:effectExtent l="0" t="0" r="0" b="7620"/>
+            <wp:effectExtent l="95250" t="114300" r="92075" b="121920"/>
             <wp:docPr id="1900332653" name="Рисунок 1"/>
             <wp:cNvGraphicFramePr>
               <a:graphicFrameLocks xmlns:a="http://schemas.openxmlformats.org/drawingml/2006/main" noChangeAspect="1"/>
@@ -25566,7 +25668,7 @@
                     <pic:cNvPicPr/>
                   </pic:nvPicPr>
                   <pic:blipFill>
-                    <a:blip r:embed="rId48"/>
+                    <a:blip r:embed="rId47"/>
                     <a:stretch>
                       <a:fillRect/>
                     </a:stretch>
@@ -25579,6 +25681,13 @@
                     <a:prstGeom prst="rect">
                       <a:avLst/>
                     </a:prstGeom>
+                    <a:effectLst>
+                      <a:glow rad="101600">
+                        <a:schemeClr val="tx1">
+                          <a:alpha val="60000"/>
+                        </a:schemeClr>
+                      </a:glow>
+                    </a:effectLst>
                   </pic:spPr>
                 </pic:pic>
               </a:graphicData>
@@ -25595,6 +25704,434 @@
           <w:szCs w:val="18"/>
         </w:rPr>
       </w:pPr>
+      <w:r>
+        <w:rPr>
+          <w:rFonts w:ascii="Times New Roman" w:hAnsi="Times New Roman" w:cs="Times New Roman"/>
+          <w:sz w:val="18"/>
+          <w:szCs w:val="18"/>
+        </w:rPr>
+        <w:t>Python предоставляет нам возможность </w:t>
+      </w:r>
+      <w:r>
+        <w:rPr>
+          <w:rFonts w:ascii="Times New Roman" w:hAnsi="Times New Roman" w:cs="Times New Roman"/>
+          <w:b/>
+          <w:bCs/>
+          <w:sz w:val="18"/>
+          <w:szCs w:val="18"/>
+        </w:rPr>
+        <w:t>обычным способом определить, завершился ли цикл</w:t>
+      </w:r>
+      <w:r>
+        <w:rPr>
+          <w:rFonts w:ascii="Times New Roman" w:hAnsi="Times New Roman" w:cs="Times New Roman"/>
+          <w:sz w:val="18"/>
+          <w:szCs w:val="18"/>
+        </w:rPr>
+        <w:t>, то есть, завершился ли он из-за невыполнения установленного условия.</w:t>
+      </w:r>
+    </w:p>
+    <w:p>
+      <w:pPr>
+        <w:rPr>
+          <w:rFonts w:ascii="Times New Roman" w:hAnsi="Times New Roman" w:cs="Times New Roman"/>
+          <w:sz w:val="18"/>
+          <w:szCs w:val="18"/>
+        </w:rPr>
+      </w:pPr>
+      <w:r>
+        <w:rPr>
+          <w:rFonts w:ascii="Times New Roman" w:hAnsi="Times New Roman" w:cs="Times New Roman"/>
+          <w:sz w:val="18"/>
+          <w:szCs w:val="18"/>
+        </w:rPr>
+        <w:t>Для этого мы можем использовать оператор </w:t>
+      </w:r>
+      <w:r>
+        <w:rPr>
+          <w:rFonts w:ascii="Times New Roman" w:hAnsi="Times New Roman" w:cs="Times New Roman"/>
+          <w:b/>
+          <w:bCs/>
+          <w:sz w:val="18"/>
+          <w:szCs w:val="18"/>
+        </w:rPr>
+        <w:t>else</w:t>
+      </w:r>
+      <w:r>
+        <w:rPr>
+          <w:rFonts w:ascii="Times New Roman" w:hAnsi="Times New Roman" w:cs="Times New Roman"/>
+          <w:sz w:val="18"/>
+          <w:szCs w:val="18"/>
+        </w:rPr>
+        <w:t xml:space="preserve"> </w:t>
+      </w:r>
+      <w:r>
+        <w:rPr>
+          <w:rFonts w:ascii="Times New Roman" w:hAnsi="Times New Roman" w:cs="Times New Roman"/>
+          <w:sz w:val="18"/>
+          <w:szCs w:val="18"/>
+        </w:rPr>
+        <w:t>как часть самого цикла. Если цикл </w:t>
+      </w:r>
+      <w:r>
+        <w:rPr>
+          <w:rFonts w:ascii="Times New Roman" w:hAnsi="Times New Roman" w:cs="Times New Roman"/>
+          <w:b/>
+          <w:bCs/>
+          <w:sz w:val="18"/>
+          <w:szCs w:val="18"/>
+        </w:rPr>
+        <w:t>while</w:t>
+      </w:r>
+      <w:r>
+        <w:rPr>
+          <w:rFonts w:ascii="Times New Roman" w:hAnsi="Times New Roman" w:cs="Times New Roman"/>
+          <w:sz w:val="18"/>
+          <w:szCs w:val="18"/>
+        </w:rPr>
+        <w:t xml:space="preserve"> </w:t>
+      </w:r>
+      <w:r>
+        <w:rPr>
+          <w:rFonts w:ascii="Times New Roman" w:hAnsi="Times New Roman" w:cs="Times New Roman"/>
+          <w:sz w:val="18"/>
+          <w:szCs w:val="18"/>
+        </w:rPr>
+        <w:t>завершается нормально (без вызова </w:t>
+      </w:r>
+      <w:r>
+        <w:rPr>
+          <w:rFonts w:ascii="Times New Roman" w:hAnsi="Times New Roman" w:cs="Times New Roman"/>
+          <w:b/>
+          <w:bCs/>
+          <w:color w:val="ED7D31" w:themeColor="accent2"/>
+          <w:sz w:val="18"/>
+          <w:szCs w:val="18"/>
+        </w:rPr>
+        <w:t>break</w:t>
+      </w:r>
+      <w:r>
+        <w:rPr>
+          <w:rFonts w:ascii="Times New Roman" w:hAnsi="Times New Roman" w:cs="Times New Roman"/>
+          <w:sz w:val="18"/>
+          <w:szCs w:val="18"/>
+        </w:rPr>
+        <w:t>), управление переходит к необязательному оператору else.</w:t>
+      </w:r>
+    </w:p>
+    <w:p>
+      <w:pPr>
+        <w:rPr>
+          <w:rFonts w:ascii="Times New Roman" w:hAnsi="Times New Roman" w:cs="Times New Roman"/>
+          <w:sz w:val="18"/>
+          <w:szCs w:val="18"/>
+        </w:rPr>
+      </w:pPr>
+      <w:r>
+        <w:rPr>
+          <w:rFonts w:ascii="Times New Roman" w:hAnsi="Times New Roman" w:cs="Times New Roman"/>
+          <w:b/>
+          <w:bCs/>
+          <w:color w:val="ED7D31" w:themeColor="accent2"/>
+          <w:sz w:val="18"/>
+          <w:szCs w:val="18"/>
+        </w:rPr>
+        <w:t>break</w:t>
+      </w:r>
+      <w:r>
+        <w:rPr>
+          <w:rFonts w:ascii="Times New Roman" w:hAnsi="Times New Roman" w:cs="Times New Roman"/>
+          <w:color w:val="ED7D31" w:themeColor="accent2"/>
+          <w:sz w:val="18"/>
+          <w:szCs w:val="18"/>
+        </w:rPr>
+        <w:t xml:space="preserve"> </w:t>
+      </w:r>
+      <w:r>
+        <w:rPr>
+          <w:rFonts w:ascii="Times New Roman" w:hAnsi="Times New Roman" w:cs="Times New Roman"/>
+          <w:sz w:val="18"/>
+          <w:szCs w:val="18"/>
+        </w:rPr>
+        <w:t xml:space="preserve">позволяет нам завершить цикл, как только мы достигнем максимального количества </w:t>
+      </w:r>
+      <w:r>
+        <w:rPr>
+          <w:rFonts w:ascii="Times New Roman" w:hAnsi="Times New Roman" w:cs="Times New Roman"/>
+          <w:sz w:val="18"/>
+          <w:szCs w:val="18"/>
+        </w:rPr>
+        <w:t>итераций</w:t>
+      </w:r>
+      <w:r>
+        <w:rPr>
+          <w:rFonts w:ascii="Times New Roman" w:hAnsi="Times New Roman" w:cs="Times New Roman"/>
+          <w:sz w:val="18"/>
+          <w:szCs w:val="18"/>
+        </w:rPr>
+        <w:t>. Но если бы мы не достигли этого предела, цикл продолжался бы до тех пор, пока пользователь не указал бы, что больше не хочет получать приветствия.</w:t>
+      </w:r>
+    </w:p>
+    <w:p>
+      <w:pPr>
+        <w:rPr>
+          <w:rFonts w:ascii="Times New Roman" w:hAnsi="Times New Roman" w:cs="Times New Roman"/>
+          <w:sz w:val="18"/>
+          <w:szCs w:val="18"/>
+        </w:rPr>
+      </w:pPr>
+    </w:p>
+    <w:p>
+      <w:pPr>
+        <w:rPr>
+          <w:rFonts w:ascii="Times New Roman" w:hAnsi="Times New Roman" w:cs="Times New Roman"/>
+          <w:sz w:val="18"/>
+          <w:szCs w:val="18"/>
+        </w:rPr>
+      </w:pPr>
+      <w:r>
+        <w:rPr>
+          <w:noProof/>
+        </w:rPr>
+        <w:drawing>
+          <wp:inline distT="0" distB="0" distL="0" distR="0" wp14:anchorId="37D52674" wp14:editId="153D9642">
+            <wp:extent cx="3307743" cy="2349374"/>
+            <wp:effectExtent l="95250" t="114300" r="102235" b="108585"/>
+            <wp:docPr id="586099476" name="Рисунок 1"/>
+            <wp:cNvGraphicFramePr>
+              <a:graphicFrameLocks xmlns:a="http://schemas.openxmlformats.org/drawingml/2006/main" noChangeAspect="1"/>
+            </wp:cNvGraphicFramePr>
+            <a:graphic xmlns:a="http://schemas.openxmlformats.org/drawingml/2006/main">
+              <a:graphicData uri="http://schemas.openxmlformats.org/drawingml/2006/picture">
+                <pic:pic xmlns:pic="http://schemas.openxmlformats.org/drawingml/2006/picture">
+                  <pic:nvPicPr>
+                    <pic:cNvPr id="586099476" name=""/>
+                    <pic:cNvPicPr/>
+                  </pic:nvPicPr>
+                  <pic:blipFill>
+                    <a:blip r:embed="rId48"/>
+                    <a:stretch>
+                      <a:fillRect/>
+                    </a:stretch>
+                  </pic:blipFill>
+                  <pic:spPr>
+                    <a:xfrm>
+                      <a:off x="0" y="0"/>
+                      <a:ext cx="3317306" cy="2356166"/>
+                    </a:xfrm>
+                    <a:prstGeom prst="rect">
+                      <a:avLst/>
+                    </a:prstGeom>
+                    <a:effectLst>
+                      <a:glow rad="101600">
+                        <a:schemeClr val="tx1">
+                          <a:alpha val="60000"/>
+                        </a:schemeClr>
+                      </a:glow>
+                    </a:effectLst>
+                  </pic:spPr>
+                </pic:pic>
+              </a:graphicData>
+            </a:graphic>
+          </wp:inline>
+        </w:drawing>
+      </w:r>
+    </w:p>
+    <w:p>
+      <w:pPr>
+        <w:rPr>
+          <w:rFonts w:ascii="Times New Roman" w:hAnsi="Times New Roman" w:cs="Times New Roman"/>
+          <w:sz w:val="18"/>
+          <w:szCs w:val="18"/>
+        </w:rPr>
+      </w:pPr>
+      <w:r>
+        <w:rPr>
+          <w:rFonts w:ascii="Times New Roman" w:hAnsi="Times New Roman" w:cs="Times New Roman"/>
+          <w:sz w:val="18"/>
+          <w:szCs w:val="18"/>
+        </w:rPr>
+        <w:t>Бывают ситуации, когда вместо того, чтобы разорвать цикл, мы заинтересованы в </w:t>
+      </w:r>
+      <w:r>
+        <w:rPr>
+          <w:rFonts w:ascii="Times New Roman" w:hAnsi="Times New Roman" w:cs="Times New Roman"/>
+          <w:b/>
+          <w:bCs/>
+          <w:sz w:val="18"/>
+          <w:szCs w:val="18"/>
+        </w:rPr>
+        <w:t>переходе к следующей итерации</w:t>
+      </w:r>
+      <w:r>
+        <w:rPr>
+          <w:rFonts w:ascii="Times New Roman" w:hAnsi="Times New Roman" w:cs="Times New Roman"/>
+          <w:sz w:val="18"/>
+          <w:szCs w:val="18"/>
+        </w:rPr>
+        <w:t>.</w:t>
+      </w:r>
+    </w:p>
+    <w:p>
+      <w:pPr>
+        <w:rPr>
+          <w:rFonts w:ascii="Times New Roman" w:hAnsi="Times New Roman" w:cs="Times New Roman"/>
+          <w:sz w:val="18"/>
+          <w:szCs w:val="18"/>
+        </w:rPr>
+      </w:pPr>
+      <w:r>
+        <w:rPr>
+          <w:rFonts w:ascii="Times New Roman" w:hAnsi="Times New Roman" w:cs="Times New Roman"/>
+          <w:sz w:val="18"/>
+          <w:szCs w:val="18"/>
+        </w:rPr>
+        <w:lastRenderedPageBreak/>
+        <w:t>Для этого Python предлагает нам оператор, </w:t>
+      </w:r>
+      <w:r>
+        <w:rPr>
+          <w:rFonts w:ascii="Times New Roman" w:hAnsi="Times New Roman" w:cs="Times New Roman"/>
+          <w:b/>
+          <w:bCs/>
+          <w:sz w:val="18"/>
+          <w:szCs w:val="18"/>
+        </w:rPr>
+        <w:t>continue</w:t>
+      </w:r>
+      <w:r>
+        <w:rPr>
+          <w:rFonts w:ascii="Times New Roman" w:hAnsi="Times New Roman" w:cs="Times New Roman"/>
+          <w:sz w:val="18"/>
+          <w:szCs w:val="18"/>
+        </w:rPr>
+        <w:t xml:space="preserve"> </w:t>
+      </w:r>
+      <w:r>
+        <w:rPr>
+          <w:rFonts w:ascii="Times New Roman" w:hAnsi="Times New Roman" w:cs="Times New Roman"/>
+          <w:sz w:val="18"/>
+          <w:szCs w:val="18"/>
+        </w:rPr>
+        <w:t>который делает именно это: отбрасывает остальную часть кода в цикле и переходит к следующей итерации.</w:t>
+      </w:r>
+    </w:p>
+    <w:p>
+      <w:pPr>
+        <w:rPr>
+          <w:rFonts w:ascii="Times New Roman" w:hAnsi="Times New Roman" w:cs="Times New Roman"/>
+          <w:sz w:val="18"/>
+          <w:szCs w:val="18"/>
+        </w:rPr>
+      </w:pPr>
+      <w:r>
+        <w:rPr>
+          <w:noProof/>
+        </w:rPr>
+        <w:drawing>
+          <wp:inline distT="0" distB="0" distL="0" distR="0" wp14:anchorId="3B819911" wp14:editId="00183E16">
+            <wp:extent cx="4016627" cy="1414463"/>
+            <wp:effectExtent l="95250" t="114300" r="98425" b="109855"/>
+            <wp:docPr id="1158985828" name="Рисунок 1"/>
+            <wp:cNvGraphicFramePr>
+              <a:graphicFrameLocks xmlns:a="http://schemas.openxmlformats.org/drawingml/2006/main" noChangeAspect="1"/>
+            </wp:cNvGraphicFramePr>
+            <a:graphic xmlns:a="http://schemas.openxmlformats.org/drawingml/2006/main">
+              <a:graphicData uri="http://schemas.openxmlformats.org/drawingml/2006/picture">
+                <pic:pic xmlns:pic="http://schemas.openxmlformats.org/drawingml/2006/picture">
+                  <pic:nvPicPr>
+                    <pic:cNvPr id="1158985828" name=""/>
+                    <pic:cNvPicPr/>
+                  </pic:nvPicPr>
+                  <pic:blipFill>
+                    <a:blip r:embed="rId49"/>
+                    <a:stretch>
+                      <a:fillRect/>
+                    </a:stretch>
+                  </pic:blipFill>
+                  <pic:spPr>
+                    <a:xfrm>
+                      <a:off x="0" y="0"/>
+                      <a:ext cx="4041727" cy="1423302"/>
+                    </a:xfrm>
+                    <a:prstGeom prst="rect">
+                      <a:avLst/>
+                    </a:prstGeom>
+                    <a:effectLst>
+                      <a:glow rad="101600">
+                        <a:schemeClr val="tx1">
+                          <a:alpha val="60000"/>
+                        </a:schemeClr>
+                      </a:glow>
+                    </a:effectLst>
+                  </pic:spPr>
+                </pic:pic>
+              </a:graphicData>
+            </a:graphic>
+          </wp:inline>
+        </w:drawing>
+      </w:r>
+    </w:p>
+    <w:p>
+      <w:pPr>
+        <w:rPr>
+          <w:rFonts w:ascii="Times New Roman" w:hAnsi="Times New Roman" w:cs="Times New Roman"/>
+          <w:b/>
+          <w:bCs/>
+          <w:spacing w:val="-1"/>
+          <w:sz w:val="18"/>
+          <w:szCs w:val="18"/>
+          <w:lang w:val="en-US"/>
+        </w:rPr>
+      </w:pPr>
+    </w:p>
+    <w:p>
+      <w:pPr>
+        <w:rPr>
+          <w:rFonts w:ascii="Times New Roman" w:hAnsi="Times New Roman" w:cs="Times New Roman"/>
+          <w:b/>
+          <w:bCs/>
+          <w:spacing w:val="-1"/>
+          <w:sz w:val="18"/>
+          <w:szCs w:val="18"/>
+          <w:lang w:val="en-US"/>
+        </w:rPr>
+      </w:pPr>
+    </w:p>
+    <w:p>
+      <w:pPr>
+        <w:rPr>
+          <w:rFonts w:ascii="Times New Roman" w:hAnsi="Times New Roman" w:cs="Times New Roman"/>
+          <w:b/>
+          <w:bCs/>
+          <w:spacing w:val="-1"/>
+          <w:sz w:val="18"/>
+          <w:szCs w:val="18"/>
+        </w:rPr>
+      </w:pPr>
+      <w:r>
+        <w:rPr>
+          <w:rFonts w:ascii="Times New Roman" w:hAnsi="Times New Roman" w:cs="Times New Roman"/>
+          <w:b/>
+          <w:bCs/>
+          <w:spacing w:val="-1"/>
+          <w:sz w:val="18"/>
+          <w:szCs w:val="18"/>
+        </w:rPr>
+        <w:t xml:space="preserve">Цикл </w:t>
+      </w:r>
+      <w:r>
+        <w:rPr>
+          <w:rFonts w:ascii="Times New Roman" w:hAnsi="Times New Roman" w:cs="Times New Roman"/>
+          <w:b/>
+          <w:bCs/>
+          <w:spacing w:val="-1"/>
+          <w:sz w:val="18"/>
+          <w:szCs w:val="18"/>
+          <w:lang w:val="en-US"/>
+        </w:rPr>
+        <w:t>for</w:t>
+      </w:r>
     </w:p>
     <w:p>
       <w:pPr>
@@ -25604,19 +26141,18 @@
           <w:spacing w:val="-1"/>
           <w:sz w:val="18"/>
           <w:szCs w:val="18"/>
-        </w:rPr>
-      </w:pPr>
-      <w:r>
-        <w:rPr>
-          <w:rFonts w:ascii="Times New Roman" w:hAnsi="Times New Roman" w:cs="Times New Roman"/>
-          <w:b/>
-          <w:bCs/>
+          <w:lang w:val="en-US"/>
+        </w:rPr>
+      </w:pPr>
+      <w:r>
+        <w:rPr>
+          <w:rFonts w:ascii="Times New Roman" w:hAnsi="Times New Roman" w:cs="Times New Roman"/>
           <w:color w:val="000000" w:themeColor="text1"/>
           <w:spacing w:val="-1"/>
           <w:sz w:val="18"/>
           <w:szCs w:val="18"/>
         </w:rPr>
-        <w:t>Структуры данных</w:t>
+        <w:t>В Python можно делать цикл for ... in ... только по "итерируемым" объектам — то есть тем, которые можно перебрать</w:t>
       </w:r>
       <w:r>
         <w:rPr>
@@ -25626,23 +26162,2413 @@
           <w:sz w:val="18"/>
           <w:szCs w:val="18"/>
         </w:rPr>
-        <w:t xml:space="preserve"> — это организованные способы хранения и управления наборами информации, позволяющие эффективно использовать их в программе. В Python существует несколько встроенных структур, таких как списки, кортежи, множества и словари, каждая из которых обладает специфическими характеристиками, делающими её более подходящей для определённых типов задач. </w:t>
-      </w:r>
-    </w:p>
-    <w:p>
-      <w:pPr>
-        <w:spacing w:after="0"/>
-        <w:rPr>
-          <w:rFonts w:ascii="Times New Roman" w:hAnsi="Times New Roman" w:cs="Times New Roman"/>
-          <w:color w:val="595959" w:themeColor="text1" w:themeTint="A6"/>
-          <w:sz w:val="18"/>
-          <w:szCs w:val="18"/>
-        </w:rPr>
-      </w:pPr>
+        <w:br/>
+        <w:t>поэлементно.</w:t>
+      </w:r>
+      <w:r>
+        <w:rPr>
+          <w:rFonts w:ascii="Times New Roman" w:hAnsi="Times New Roman" w:cs="Times New Roman"/>
+          <w:color w:val="000000" w:themeColor="text1"/>
+          <w:spacing w:val="-1"/>
+          <w:sz w:val="18"/>
+          <w:szCs w:val="18"/>
+        </w:rPr>
+        <w:br/>
+      </w:r>
+      <w:r>
+        <w:rPr>
+          <w:rFonts w:ascii="Times New Roman" w:hAnsi="Times New Roman" w:cs="Times New Roman"/>
+          <w:color w:val="000000" w:themeColor="text1"/>
+          <w:spacing w:val="-1"/>
+          <w:sz w:val="18"/>
+          <w:szCs w:val="18"/>
+        </w:rPr>
+        <w:br/>
+        <w:t>К таким объектам относятся:</w:t>
+      </w:r>
+      <w:r>
+        <w:rPr>
+          <w:rFonts w:ascii="Times New Roman" w:hAnsi="Times New Roman" w:cs="Times New Roman"/>
+          <w:color w:val="000000" w:themeColor="text1"/>
+          <w:spacing w:val="-1"/>
+          <w:sz w:val="18"/>
+          <w:szCs w:val="18"/>
+        </w:rPr>
+        <w:br/>
+      </w:r>
+      <w:r>
+        <w:rPr>
+          <w:rFonts w:ascii="Times New Roman" w:hAnsi="Times New Roman" w:cs="Times New Roman"/>
+          <w:color w:val="000000" w:themeColor="text1"/>
+          <w:spacing w:val="-1"/>
+          <w:sz w:val="18"/>
+          <w:szCs w:val="18"/>
+        </w:rPr>
+        <w:br/>
+        <w:t xml:space="preserve">    </w:t>
+      </w:r>
+      <w:r>
+        <w:rPr>
+          <w:rFonts w:ascii="Times New Roman" w:hAnsi="Times New Roman" w:cs="Times New Roman"/>
+          <w:b/>
+          <w:bCs/>
+          <w:color w:val="000000" w:themeColor="text1"/>
+          <w:spacing w:val="-1"/>
+          <w:sz w:val="18"/>
+          <w:szCs w:val="18"/>
+        </w:rPr>
+        <w:t>Списки</w:t>
+      </w:r>
+      <w:r>
+        <w:rPr>
+          <w:rFonts w:ascii="Times New Roman" w:hAnsi="Times New Roman" w:cs="Times New Roman"/>
+          <w:color w:val="000000" w:themeColor="text1"/>
+          <w:spacing w:val="-1"/>
+          <w:sz w:val="18"/>
+          <w:szCs w:val="18"/>
+        </w:rPr>
+        <w:t xml:space="preserve"> → [1, 2, 3]</w:t>
+      </w:r>
+      <w:r>
+        <w:rPr>
+          <w:rFonts w:ascii="Times New Roman" w:hAnsi="Times New Roman" w:cs="Times New Roman"/>
+          <w:color w:val="000000" w:themeColor="text1"/>
+          <w:spacing w:val="-1"/>
+          <w:sz w:val="18"/>
+          <w:szCs w:val="18"/>
+        </w:rPr>
+        <w:br/>
+        <w:t xml:space="preserve">    </w:t>
+      </w:r>
+      <w:r>
+        <w:rPr>
+          <w:rFonts w:ascii="Times New Roman" w:hAnsi="Times New Roman" w:cs="Times New Roman"/>
+          <w:b/>
+          <w:bCs/>
+          <w:color w:val="000000" w:themeColor="text1"/>
+          <w:spacing w:val="-1"/>
+          <w:sz w:val="18"/>
+          <w:szCs w:val="18"/>
+        </w:rPr>
+        <w:t>Строки</w:t>
+      </w:r>
+      <w:r>
+        <w:rPr>
+          <w:rFonts w:ascii="Times New Roman" w:hAnsi="Times New Roman" w:cs="Times New Roman"/>
+          <w:color w:val="000000" w:themeColor="text1"/>
+          <w:spacing w:val="-1"/>
+          <w:sz w:val="18"/>
+          <w:szCs w:val="18"/>
+        </w:rPr>
+        <w:t xml:space="preserve"> → "привет"</w:t>
+      </w:r>
+      <w:r>
+        <w:rPr>
+          <w:rFonts w:ascii="Times New Roman" w:hAnsi="Times New Roman" w:cs="Times New Roman"/>
+          <w:color w:val="000000" w:themeColor="text1"/>
+          <w:spacing w:val="-1"/>
+          <w:sz w:val="18"/>
+          <w:szCs w:val="18"/>
+        </w:rPr>
+        <w:br/>
+        <w:t xml:space="preserve">    </w:t>
+      </w:r>
+      <w:r>
+        <w:rPr>
+          <w:rFonts w:ascii="Times New Roman" w:hAnsi="Times New Roman" w:cs="Times New Roman"/>
+          <w:b/>
+          <w:bCs/>
+          <w:color w:val="000000" w:themeColor="text1"/>
+          <w:spacing w:val="-1"/>
+          <w:sz w:val="18"/>
+          <w:szCs w:val="18"/>
+        </w:rPr>
+        <w:t>Кортежи</w:t>
+      </w:r>
+      <w:r>
+        <w:rPr>
+          <w:rFonts w:ascii="Times New Roman" w:hAnsi="Times New Roman" w:cs="Times New Roman"/>
+          <w:color w:val="000000" w:themeColor="text1"/>
+          <w:spacing w:val="-1"/>
+          <w:sz w:val="18"/>
+          <w:szCs w:val="18"/>
+        </w:rPr>
+        <w:t xml:space="preserve"> → (1, 2, 3)</w:t>
+      </w:r>
+      <w:r>
+        <w:rPr>
+          <w:rFonts w:ascii="Times New Roman" w:hAnsi="Times New Roman" w:cs="Times New Roman"/>
+          <w:color w:val="000000" w:themeColor="text1"/>
+          <w:spacing w:val="-1"/>
+          <w:sz w:val="18"/>
+          <w:szCs w:val="18"/>
+        </w:rPr>
+        <w:br/>
+        <w:t xml:space="preserve">    </w:t>
+      </w:r>
+      <w:r>
+        <w:rPr>
+          <w:rFonts w:ascii="Times New Roman" w:hAnsi="Times New Roman" w:cs="Times New Roman"/>
+          <w:b/>
+          <w:bCs/>
+          <w:color w:val="000000" w:themeColor="text1"/>
+          <w:spacing w:val="-1"/>
+          <w:sz w:val="18"/>
+          <w:szCs w:val="18"/>
+        </w:rPr>
+        <w:t>Диапазоны</w:t>
+      </w:r>
+      <w:r>
+        <w:rPr>
+          <w:rFonts w:ascii="Times New Roman" w:hAnsi="Times New Roman" w:cs="Times New Roman"/>
+          <w:color w:val="000000" w:themeColor="text1"/>
+          <w:spacing w:val="-1"/>
+          <w:sz w:val="18"/>
+          <w:szCs w:val="18"/>
+        </w:rPr>
+        <w:t xml:space="preserve"> → range(5)</w:t>
+      </w:r>
+      <w:r>
+        <w:rPr>
+          <w:rFonts w:ascii="Times New Roman" w:hAnsi="Times New Roman" w:cs="Times New Roman"/>
+          <w:color w:val="000000" w:themeColor="text1"/>
+          <w:spacing w:val="-1"/>
+          <w:sz w:val="18"/>
+          <w:szCs w:val="18"/>
+        </w:rPr>
+        <w:br/>
+        <w:t xml:space="preserve">    </w:t>
+      </w:r>
+      <w:r>
+        <w:rPr>
+          <w:rFonts w:ascii="Times New Roman" w:hAnsi="Times New Roman" w:cs="Times New Roman"/>
+          <w:b/>
+          <w:bCs/>
+          <w:color w:val="000000" w:themeColor="text1"/>
+          <w:spacing w:val="-1"/>
+          <w:sz w:val="18"/>
+          <w:szCs w:val="18"/>
+        </w:rPr>
+        <w:t>Множества</w:t>
+      </w:r>
+      <w:r>
+        <w:rPr>
+          <w:rFonts w:ascii="Times New Roman" w:hAnsi="Times New Roman" w:cs="Times New Roman"/>
+          <w:color w:val="000000" w:themeColor="text1"/>
+          <w:spacing w:val="-1"/>
+          <w:sz w:val="18"/>
+          <w:szCs w:val="18"/>
+        </w:rPr>
+        <w:t xml:space="preserve"> → {1, 2, 3}</w:t>
+      </w:r>
+      <w:r>
+        <w:rPr>
+          <w:rFonts w:ascii="Times New Roman" w:hAnsi="Times New Roman" w:cs="Times New Roman"/>
+          <w:color w:val="000000" w:themeColor="text1"/>
+          <w:spacing w:val="-1"/>
+          <w:sz w:val="18"/>
+          <w:szCs w:val="18"/>
+        </w:rPr>
+        <w:br/>
+        <w:t xml:space="preserve">    </w:t>
+      </w:r>
+      <w:r>
+        <w:rPr>
+          <w:rFonts w:ascii="Times New Roman" w:hAnsi="Times New Roman" w:cs="Times New Roman"/>
+          <w:b/>
+          <w:bCs/>
+          <w:color w:val="000000" w:themeColor="text1"/>
+          <w:spacing w:val="-1"/>
+          <w:sz w:val="18"/>
+          <w:szCs w:val="18"/>
+        </w:rPr>
+        <w:t>Словари</w:t>
+      </w:r>
+      <w:r>
+        <w:rPr>
+          <w:rFonts w:ascii="Times New Roman" w:hAnsi="Times New Roman" w:cs="Times New Roman"/>
+          <w:color w:val="000000" w:themeColor="text1"/>
+          <w:spacing w:val="-1"/>
+          <w:sz w:val="18"/>
+          <w:szCs w:val="18"/>
+        </w:rPr>
+        <w:t xml:space="preserve"> → {"a": 1, "b": 2}</w:t>
+      </w:r>
+    </w:p>
+    <w:p>
+      <w:pPr>
+        <w:jc w:val="center"/>
+        <w:rPr>
+          <w:rFonts w:ascii="Times New Roman" w:hAnsi="Times New Roman" w:cs="Times New Roman"/>
+          <w:b/>
+          <w:bCs/>
+          <w:color w:val="000000" w:themeColor="text1"/>
+          <w:spacing w:val="-1"/>
+          <w:sz w:val="18"/>
+          <w:szCs w:val="18"/>
+        </w:rPr>
+      </w:pPr>
+      <w:r>
+        <w:rPr>
+          <w:rFonts w:ascii="Times New Roman" w:hAnsi="Times New Roman" w:cs="Times New Roman"/>
+          <w:b/>
+          <w:bCs/>
+          <w:color w:val="000000" w:themeColor="text1"/>
+          <w:spacing w:val="-1"/>
+          <w:sz w:val="18"/>
+          <w:szCs w:val="18"/>
+        </w:rPr>
+        <w:t>Основные отличия между </w:t>
+      </w:r>
+      <w:r>
+        <w:rPr>
+          <w:rFonts w:ascii="Times New Roman" w:hAnsi="Times New Roman" w:cs="Times New Roman"/>
+          <w:color w:val="000000" w:themeColor="text1"/>
+          <w:spacing w:val="-1"/>
+          <w:sz w:val="18"/>
+          <w:szCs w:val="18"/>
+        </w:rPr>
+        <w:t>while</w:t>
+      </w:r>
+      <w:r>
+        <w:rPr>
+          <w:rFonts w:ascii="Times New Roman" w:hAnsi="Times New Roman" w:cs="Times New Roman"/>
+          <w:b/>
+          <w:bCs/>
+          <w:color w:val="000000" w:themeColor="text1"/>
+          <w:spacing w:val="-1"/>
+          <w:sz w:val="18"/>
+          <w:szCs w:val="18"/>
+        </w:rPr>
+        <w:t> и </w:t>
+      </w:r>
+      <w:r>
+        <w:rPr>
+          <w:rFonts w:ascii="Times New Roman" w:hAnsi="Times New Roman" w:cs="Times New Roman"/>
+          <w:color w:val="000000" w:themeColor="text1"/>
+          <w:spacing w:val="-1"/>
+          <w:sz w:val="18"/>
+          <w:szCs w:val="18"/>
+        </w:rPr>
+        <w:t>for</w:t>
+      </w:r>
+    </w:p>
+    <w:p>
+      <w:pPr>
+        <w:rPr>
+          <w:rFonts w:ascii="Times New Roman" w:hAnsi="Times New Roman" w:cs="Times New Roman"/>
+          <w:color w:val="000000" w:themeColor="text1"/>
+          <w:spacing w:val="-1"/>
+          <w:sz w:val="18"/>
+          <w:szCs w:val="18"/>
+        </w:rPr>
+      </w:pPr>
+      <w:r>
+        <w:rPr>
+          <w:noProof/>
+        </w:rPr>
+        <w:drawing>
+          <wp:inline distT="0" distB="0" distL="0" distR="0" wp14:anchorId="0EA597BB" wp14:editId="791082FF">
+            <wp:extent cx="6152515" cy="2646680"/>
+            <wp:effectExtent l="0" t="0" r="635" b="1270"/>
+            <wp:docPr id="1697687497" name="Рисунок 1"/>
+            <wp:cNvGraphicFramePr>
+              <a:graphicFrameLocks xmlns:a="http://schemas.openxmlformats.org/drawingml/2006/main" noChangeAspect="1"/>
+            </wp:cNvGraphicFramePr>
+            <a:graphic xmlns:a="http://schemas.openxmlformats.org/drawingml/2006/main">
+              <a:graphicData uri="http://schemas.openxmlformats.org/drawingml/2006/picture">
+                <pic:pic xmlns:pic="http://schemas.openxmlformats.org/drawingml/2006/picture">
+                  <pic:nvPicPr>
+                    <pic:cNvPr id="1697687497" name=""/>
+                    <pic:cNvPicPr/>
+                  </pic:nvPicPr>
+                  <pic:blipFill>
+                    <a:blip r:embed="rId50"/>
+                    <a:stretch>
+                      <a:fillRect/>
+                    </a:stretch>
+                  </pic:blipFill>
+                  <pic:spPr>
+                    <a:xfrm>
+                      <a:off x="0" y="0"/>
+                      <a:ext cx="6152515" cy="2646680"/>
+                    </a:xfrm>
+                    <a:prstGeom prst="rect">
+                      <a:avLst/>
+                    </a:prstGeom>
+                    <a:effectLst>
+                      <a:innerShdw blurRad="63500" dist="50800" dir="13500000">
+                        <a:prstClr val="black">
+                          <a:alpha val="50000"/>
+                        </a:prstClr>
+                      </a:innerShdw>
+                    </a:effectLst>
+                  </pic:spPr>
+                </pic:pic>
+              </a:graphicData>
+            </a:graphic>
+          </wp:inline>
+        </w:drawing>
+      </w:r>
+    </w:p>
+    <w:p>
+      <w:pPr>
+        <w:rPr>
+          <w:rFonts w:ascii="Times New Roman" w:hAnsi="Times New Roman" w:cs="Times New Roman"/>
+          <w:b/>
+          <w:bCs/>
+          <w:color w:val="000000" w:themeColor="text1"/>
+          <w:spacing w:val="-1"/>
+          <w:sz w:val="18"/>
+          <w:szCs w:val="18"/>
+        </w:rPr>
+      </w:pPr>
+    </w:p>
+    <w:p>
+      <w:pPr>
+        <w:jc w:val="center"/>
+        <w:rPr>
+          <w:rFonts w:ascii="Times New Roman" w:hAnsi="Times New Roman" w:cs="Times New Roman"/>
+          <w:color w:val="000000" w:themeColor="text1"/>
+          <w:spacing w:val="-1"/>
+          <w:sz w:val="18"/>
+          <w:szCs w:val="18"/>
+          <w:lang w:val="en-US"/>
+        </w:rPr>
+      </w:pPr>
+      <w:r>
+        <w:rPr>
+          <w:rFonts w:ascii="Times New Roman" w:hAnsi="Times New Roman" w:cs="Times New Roman"/>
+          <w:b/>
+          <w:bCs/>
+          <w:color w:val="000000" w:themeColor="text1"/>
+          <w:spacing w:val="-1"/>
+          <w:sz w:val="18"/>
+          <w:szCs w:val="18"/>
+        </w:rPr>
+        <w:t>Структуры</w:t>
+      </w:r>
+      <w:r>
+        <w:rPr>
+          <w:rFonts w:ascii="Times New Roman" w:hAnsi="Times New Roman" w:cs="Times New Roman"/>
+          <w:b/>
+          <w:bCs/>
+          <w:color w:val="000000" w:themeColor="text1"/>
+          <w:spacing w:val="-1"/>
+          <w:sz w:val="18"/>
+          <w:szCs w:val="18"/>
+          <w:lang w:val="en-US"/>
+        </w:rPr>
+        <w:t xml:space="preserve"> </w:t>
+      </w:r>
+      <w:r>
+        <w:rPr>
+          <w:rFonts w:ascii="Times New Roman" w:hAnsi="Times New Roman" w:cs="Times New Roman"/>
+          <w:b/>
+          <w:bCs/>
+          <w:color w:val="000000" w:themeColor="text1"/>
+          <w:spacing w:val="-1"/>
+          <w:sz w:val="18"/>
+          <w:szCs w:val="18"/>
+        </w:rPr>
+        <w:t>данных</w:t>
+      </w:r>
+    </w:p>
+    <w:p>
+      <w:pPr>
+        <w:rPr>
+          <w:rFonts w:ascii="Times New Roman" w:hAnsi="Times New Roman" w:cs="Times New Roman"/>
+          <w:color w:val="000000" w:themeColor="text1"/>
+          <w:spacing w:val="-1"/>
+          <w:sz w:val="18"/>
+          <w:szCs w:val="18"/>
+          <w:lang w:val="en-US"/>
+        </w:rPr>
+      </w:pPr>
+      <w:r>
+        <w:rPr>
+          <w:rFonts w:ascii="Times New Roman" w:hAnsi="Times New Roman" w:cs="Times New Roman"/>
+          <w:color w:val="000000" w:themeColor="text1"/>
+          <w:spacing w:val="-1"/>
+          <w:sz w:val="18"/>
+          <w:szCs w:val="18"/>
+        </w:rPr>
+        <w:t xml:space="preserve">— </w:t>
+      </w:r>
+      <w:r>
+        <w:rPr>
+          <w:rFonts w:ascii="Times New Roman" w:hAnsi="Times New Roman" w:cs="Times New Roman"/>
+          <w:color w:val="000000" w:themeColor="text1"/>
+          <w:spacing w:val="-1"/>
+          <w:sz w:val="18"/>
+          <w:szCs w:val="18"/>
+        </w:rPr>
+        <w:t>это</w:t>
+      </w:r>
+      <w:r>
+        <w:rPr>
+          <w:rFonts w:ascii="Times New Roman" w:hAnsi="Times New Roman" w:cs="Times New Roman"/>
+          <w:color w:val="000000" w:themeColor="text1"/>
+          <w:spacing w:val="-1"/>
+          <w:sz w:val="18"/>
+          <w:szCs w:val="18"/>
+        </w:rPr>
+        <w:t xml:space="preserve"> </w:t>
+      </w:r>
+      <w:r>
+        <w:rPr>
+          <w:rFonts w:ascii="Times New Roman" w:hAnsi="Times New Roman" w:cs="Times New Roman"/>
+          <w:color w:val="000000" w:themeColor="text1"/>
+          <w:spacing w:val="-1"/>
+          <w:sz w:val="18"/>
+          <w:szCs w:val="18"/>
+        </w:rPr>
+        <w:t>организованные</w:t>
+      </w:r>
+      <w:r>
+        <w:rPr>
+          <w:rFonts w:ascii="Times New Roman" w:hAnsi="Times New Roman" w:cs="Times New Roman"/>
+          <w:color w:val="000000" w:themeColor="text1"/>
+          <w:spacing w:val="-1"/>
+          <w:sz w:val="18"/>
+          <w:szCs w:val="18"/>
+        </w:rPr>
+        <w:t xml:space="preserve"> </w:t>
+      </w:r>
+      <w:r>
+        <w:rPr>
+          <w:rFonts w:ascii="Times New Roman" w:hAnsi="Times New Roman" w:cs="Times New Roman"/>
+          <w:color w:val="000000" w:themeColor="text1"/>
+          <w:spacing w:val="-1"/>
+          <w:sz w:val="18"/>
+          <w:szCs w:val="18"/>
+        </w:rPr>
+        <w:t xml:space="preserve">способы </w:t>
+      </w:r>
+      <w:r>
+        <w:rPr>
+          <w:rFonts w:ascii="Times New Roman" w:hAnsi="Times New Roman" w:cs="Times New Roman"/>
+          <w:color w:val="595959" w:themeColor="text1" w:themeTint="A6"/>
+          <w:spacing w:val="-1"/>
+          <w:sz w:val="18"/>
+          <w:szCs w:val="18"/>
+        </w:rPr>
+        <w:t xml:space="preserve">хранения </w:t>
+      </w:r>
+      <w:r>
+        <w:rPr>
+          <w:rFonts w:ascii="Times New Roman" w:hAnsi="Times New Roman" w:cs="Times New Roman"/>
+          <w:color w:val="000000" w:themeColor="text1"/>
+          <w:spacing w:val="-1"/>
+          <w:sz w:val="18"/>
+          <w:szCs w:val="18"/>
+        </w:rPr>
+        <w:t xml:space="preserve">и </w:t>
+      </w:r>
+      <w:r>
+        <w:rPr>
+          <w:rFonts w:ascii="Times New Roman" w:hAnsi="Times New Roman" w:cs="Times New Roman"/>
+          <w:color w:val="595959" w:themeColor="text1" w:themeTint="A6"/>
+          <w:spacing w:val="-1"/>
+          <w:sz w:val="18"/>
+          <w:szCs w:val="18"/>
+        </w:rPr>
+        <w:t xml:space="preserve">управления </w:t>
+      </w:r>
+      <w:r>
+        <w:rPr>
+          <w:rFonts w:ascii="Times New Roman" w:hAnsi="Times New Roman" w:cs="Times New Roman"/>
+          <w:color w:val="000000" w:themeColor="text1"/>
+          <w:spacing w:val="-1"/>
+          <w:sz w:val="18"/>
+          <w:szCs w:val="18"/>
+        </w:rPr>
+        <w:t xml:space="preserve">наборами информации, позволяющие эффективно использовать их в программе. </w:t>
+      </w:r>
+    </w:p>
+    <w:p>
+      <w:pPr>
+        <w:rPr>
+          <w:rFonts w:ascii="Times New Roman" w:hAnsi="Times New Roman" w:cs="Times New Roman"/>
+          <w:color w:val="000000" w:themeColor="text1"/>
+          <w:spacing w:val="-1"/>
+          <w:sz w:val="18"/>
+          <w:szCs w:val="18"/>
+        </w:rPr>
+      </w:pPr>
+      <w:r>
+        <w:rPr>
+          <w:rFonts w:ascii="Times New Roman" w:hAnsi="Times New Roman" w:cs="Times New Roman"/>
+          <w:color w:val="000000" w:themeColor="text1"/>
+          <w:spacing w:val="-1"/>
+          <w:sz w:val="18"/>
+          <w:szCs w:val="18"/>
+        </w:rPr>
+        <w:t xml:space="preserve">В Python существует несколько встроенных структур, таких как </w:t>
+      </w:r>
+      <w:r>
+        <w:rPr>
+          <w:rFonts w:ascii="Times New Roman" w:hAnsi="Times New Roman" w:cs="Times New Roman"/>
+          <w:color w:val="595959" w:themeColor="text1" w:themeTint="A6"/>
+          <w:spacing w:val="-1"/>
+          <w:sz w:val="18"/>
+          <w:szCs w:val="18"/>
+        </w:rPr>
+        <w:t>списки</w:t>
+      </w:r>
+      <w:r>
+        <w:rPr>
+          <w:rFonts w:ascii="Times New Roman" w:hAnsi="Times New Roman" w:cs="Times New Roman"/>
+          <w:color w:val="000000" w:themeColor="text1"/>
+          <w:spacing w:val="-1"/>
+          <w:sz w:val="18"/>
+          <w:szCs w:val="18"/>
+        </w:rPr>
+        <w:t xml:space="preserve">, </w:t>
+      </w:r>
+      <w:r>
+        <w:rPr>
+          <w:rFonts w:ascii="Times New Roman" w:hAnsi="Times New Roman" w:cs="Times New Roman"/>
+          <w:color w:val="595959" w:themeColor="text1" w:themeTint="A6"/>
+          <w:spacing w:val="-1"/>
+          <w:sz w:val="18"/>
+          <w:szCs w:val="18"/>
+        </w:rPr>
+        <w:t>кортежи</w:t>
+      </w:r>
+      <w:r>
+        <w:rPr>
+          <w:rFonts w:ascii="Times New Roman" w:hAnsi="Times New Roman" w:cs="Times New Roman"/>
+          <w:color w:val="000000" w:themeColor="text1"/>
+          <w:spacing w:val="-1"/>
+          <w:sz w:val="18"/>
+          <w:szCs w:val="18"/>
+        </w:rPr>
+        <w:t xml:space="preserve">, </w:t>
+      </w:r>
+      <w:r>
+        <w:rPr>
+          <w:rFonts w:ascii="Times New Roman" w:hAnsi="Times New Roman" w:cs="Times New Roman"/>
+          <w:color w:val="595959" w:themeColor="text1" w:themeTint="A6"/>
+          <w:spacing w:val="-1"/>
+          <w:sz w:val="18"/>
+          <w:szCs w:val="18"/>
+        </w:rPr>
+        <w:t xml:space="preserve">множества </w:t>
+      </w:r>
+      <w:r>
+        <w:rPr>
+          <w:rFonts w:ascii="Times New Roman" w:hAnsi="Times New Roman" w:cs="Times New Roman"/>
+          <w:color w:val="000000" w:themeColor="text1"/>
+          <w:spacing w:val="-1"/>
+          <w:sz w:val="18"/>
+          <w:szCs w:val="18"/>
+        </w:rPr>
+        <w:t xml:space="preserve">и </w:t>
+      </w:r>
+      <w:r>
+        <w:rPr>
+          <w:rFonts w:ascii="Times New Roman" w:hAnsi="Times New Roman" w:cs="Times New Roman"/>
+          <w:color w:val="595959" w:themeColor="text1" w:themeTint="A6"/>
+          <w:spacing w:val="-1"/>
+          <w:sz w:val="18"/>
+          <w:szCs w:val="18"/>
+        </w:rPr>
+        <w:t>словари</w:t>
+      </w:r>
+      <w:r>
+        <w:rPr>
+          <w:rFonts w:ascii="Times New Roman" w:hAnsi="Times New Roman" w:cs="Times New Roman"/>
+          <w:color w:val="000000" w:themeColor="text1"/>
+          <w:spacing w:val="-1"/>
+          <w:sz w:val="18"/>
+          <w:szCs w:val="18"/>
+        </w:rPr>
+        <w:t>, каждая из которых обладает специфическими характеристиками, делающими её более подходящей для определённых типов задач. </w:t>
+      </w:r>
+    </w:p>
+    <w:p>
+      <w:pPr>
+        <w:pStyle w:val="a4"/>
+        <w:numPr>
+          <w:ilvl w:val="0"/>
+          <w:numId w:val="92"/>
+        </w:numPr>
+        <w:rPr>
+          <w:rFonts w:ascii="Times New Roman" w:hAnsi="Times New Roman" w:cs="Times New Roman"/>
+          <w:b/>
+          <w:bCs/>
+          <w:color w:val="595959" w:themeColor="text1" w:themeTint="A6"/>
+          <w:spacing w:val="-1"/>
+          <w:sz w:val="18"/>
+          <w:szCs w:val="18"/>
+          <w:lang w:val="en-US"/>
+        </w:rPr>
+      </w:pPr>
+      <w:r>
+        <w:rPr>
+          <w:rFonts w:ascii="Times New Roman" w:hAnsi="Times New Roman" w:cs="Times New Roman"/>
+          <w:b/>
+          <w:bCs/>
+          <w:color w:val="595959" w:themeColor="text1" w:themeTint="A6"/>
+          <w:spacing w:val="-1"/>
+          <w:sz w:val="18"/>
+          <w:szCs w:val="18"/>
+        </w:rPr>
+        <w:t>Списки</w:t>
+      </w:r>
+    </w:p>
+    <w:p>
+      <w:pPr>
+        <w:rPr>
+          <w:rFonts w:ascii="Times New Roman" w:hAnsi="Times New Roman" w:cs="Times New Roman"/>
+          <w:color w:val="000000" w:themeColor="text1"/>
+          <w:spacing w:val="-1"/>
+          <w:sz w:val="18"/>
+          <w:szCs w:val="18"/>
+          <w:lang w:val="en-US"/>
+        </w:rPr>
+      </w:pPr>
+      <w:r>
+        <w:rPr>
+          <w:rFonts w:ascii="Times New Roman" w:hAnsi="Times New Roman" w:cs="Times New Roman"/>
+          <w:color w:val="000000" w:themeColor="text1"/>
+          <w:spacing w:val="-1"/>
+          <w:sz w:val="18"/>
+          <w:szCs w:val="18"/>
+        </w:rPr>
+        <w:t>Списки позволяют </w:t>
+      </w:r>
+      <w:r>
+        <w:rPr>
+          <w:rFonts w:ascii="Times New Roman" w:hAnsi="Times New Roman" w:cs="Times New Roman"/>
+          <w:b/>
+          <w:bCs/>
+          <w:color w:val="000000" w:themeColor="text1"/>
+          <w:spacing w:val="-1"/>
+          <w:sz w:val="18"/>
+          <w:szCs w:val="18"/>
+        </w:rPr>
+        <w:t>хранить объекты</w:t>
+      </w:r>
+      <w:r>
+        <w:rPr>
+          <w:rFonts w:ascii="Times New Roman" w:hAnsi="Times New Roman" w:cs="Times New Roman"/>
+          <w:color w:val="000000" w:themeColor="text1"/>
+          <w:spacing w:val="-1"/>
+          <w:sz w:val="18"/>
+          <w:szCs w:val="18"/>
+        </w:rPr>
+        <w:t> в </w:t>
+      </w:r>
+      <w:r>
+        <w:rPr>
+          <w:rFonts w:ascii="Times New Roman" w:hAnsi="Times New Roman" w:cs="Times New Roman"/>
+          <w:b/>
+          <w:bCs/>
+          <w:color w:val="000000" w:themeColor="text1"/>
+          <w:spacing w:val="-1"/>
+          <w:sz w:val="18"/>
+          <w:szCs w:val="18"/>
+        </w:rPr>
+        <w:t>заданном порядке</w:t>
+      </w:r>
+      <w:r>
+        <w:rPr>
+          <w:rFonts w:ascii="Times New Roman" w:hAnsi="Times New Roman" w:cs="Times New Roman"/>
+          <w:color w:val="000000" w:themeColor="text1"/>
+          <w:spacing w:val="-1"/>
+          <w:sz w:val="18"/>
+          <w:szCs w:val="18"/>
+        </w:rPr>
+        <w:t> и с возможностью наличия дубликатов. Списки являются </w:t>
+      </w:r>
+      <w:r>
+        <w:rPr>
+          <w:rFonts w:ascii="Times New Roman" w:hAnsi="Times New Roman" w:cs="Times New Roman"/>
+          <w:b/>
+          <w:bCs/>
+          <w:color w:val="000000" w:themeColor="text1"/>
+          <w:spacing w:val="-1"/>
+          <w:sz w:val="18"/>
+          <w:szCs w:val="18"/>
+        </w:rPr>
+        <w:t>изменяемыми</w:t>
+      </w:r>
+      <w:r>
+        <w:rPr>
+          <w:rFonts w:ascii="Times New Roman" w:hAnsi="Times New Roman" w:cs="Times New Roman"/>
+          <w:color w:val="000000" w:themeColor="text1"/>
+          <w:spacing w:val="-1"/>
+          <w:sz w:val="18"/>
+          <w:szCs w:val="18"/>
+        </w:rPr>
+        <w:t> структурами данных, что означает, что мы можем добавлять, удалять или изменять их элементы.</w:t>
+      </w:r>
+    </w:p>
+    <w:p>
+      <w:pPr>
+        <w:rPr>
+          <w:rFonts w:ascii="Times New Roman" w:hAnsi="Times New Roman" w:cs="Times New Roman"/>
+          <w:b/>
+          <w:bCs/>
+          <w:color w:val="000000" w:themeColor="text1"/>
+          <w:spacing w:val="-1"/>
+          <w:sz w:val="18"/>
+          <w:szCs w:val="18"/>
+          <w:lang w:val="en-US"/>
+        </w:rPr>
+      </w:pPr>
+      <w:r>
+        <w:rPr>
+          <w:rFonts w:ascii="Times New Roman" w:hAnsi="Times New Roman" w:cs="Times New Roman"/>
+          <w:b/>
+          <w:bCs/>
+          <w:color w:val="000000" w:themeColor="text1"/>
+          <w:spacing w:val="-1"/>
+          <w:sz w:val="18"/>
+          <w:szCs w:val="18"/>
+        </w:rPr>
+        <w:t>Операции со списками</w:t>
+      </w:r>
+      <w:r>
+        <w:rPr>
+          <w:rFonts w:ascii="Times New Roman" w:hAnsi="Times New Roman" w:cs="Times New Roman"/>
+          <w:b/>
+          <w:bCs/>
+          <w:color w:val="000000" w:themeColor="text1"/>
+          <w:spacing w:val="-1"/>
+          <w:sz w:val="18"/>
+          <w:szCs w:val="18"/>
+          <w:lang w:val="en-US"/>
+        </w:rPr>
+        <w:t>:</w:t>
+      </w:r>
+    </w:p>
+    <w:p>
+      <w:pPr>
+        <w:pStyle w:val="a4"/>
+        <w:numPr>
+          <w:ilvl w:val="0"/>
+          <w:numId w:val="91"/>
+        </w:numPr>
+        <w:rPr>
+          <w:rFonts w:ascii="Times New Roman" w:hAnsi="Times New Roman" w:cs="Times New Roman"/>
+          <w:color w:val="595959" w:themeColor="text1" w:themeTint="A6"/>
+          <w:spacing w:val="-1"/>
+          <w:sz w:val="18"/>
+          <w:szCs w:val="18"/>
+        </w:rPr>
+      </w:pPr>
+      <w:r>
+        <w:rPr>
+          <w:rFonts w:ascii="Times New Roman" w:hAnsi="Times New Roman" w:cs="Times New Roman"/>
+          <w:color w:val="595959" w:themeColor="text1" w:themeTint="A6"/>
+          <w:spacing w:val="-1"/>
+          <w:sz w:val="18"/>
+          <w:szCs w:val="18"/>
+        </w:rPr>
+        <w:t>получить</w:t>
+      </w:r>
+      <w:r>
+        <w:rPr>
+          <w:rFonts w:ascii="Times New Roman" w:hAnsi="Times New Roman" w:cs="Times New Roman"/>
+          <w:color w:val="595959" w:themeColor="text1" w:themeTint="A6"/>
+          <w:spacing w:val="-1"/>
+          <w:sz w:val="18"/>
+          <w:szCs w:val="18"/>
+        </w:rPr>
+        <w:t>/изменить</w:t>
+      </w:r>
+      <w:r>
+        <w:rPr>
+          <w:rFonts w:ascii="Times New Roman" w:hAnsi="Times New Roman" w:cs="Times New Roman"/>
+          <w:color w:val="595959" w:themeColor="text1" w:themeTint="A6"/>
+          <w:spacing w:val="-1"/>
+          <w:sz w:val="18"/>
+          <w:szCs w:val="18"/>
+        </w:rPr>
+        <w:t xml:space="preserve"> объект списка (индекс);</w:t>
+      </w:r>
+    </w:p>
+    <w:p>
+      <w:pPr>
+        <w:pStyle w:val="a4"/>
+        <w:numPr>
+          <w:ilvl w:val="0"/>
+          <w:numId w:val="91"/>
+        </w:numPr>
+        <w:rPr>
+          <w:rFonts w:ascii="Times New Roman" w:hAnsi="Times New Roman" w:cs="Times New Roman"/>
+          <w:color w:val="595959" w:themeColor="text1" w:themeTint="A6"/>
+          <w:spacing w:val="-1"/>
+          <w:sz w:val="18"/>
+          <w:szCs w:val="18"/>
+        </w:rPr>
+      </w:pPr>
+      <w:r>
+        <w:rPr>
+          <w:rFonts w:ascii="Times New Roman" w:hAnsi="Times New Roman" w:cs="Times New Roman"/>
+          <w:color w:val="595959" w:themeColor="text1" w:themeTint="A6"/>
+          <w:spacing w:val="-1"/>
+          <w:sz w:val="18"/>
+          <w:szCs w:val="18"/>
+        </w:rPr>
+        <w:t>разделить список на части</w:t>
+      </w:r>
+      <w:r>
+        <w:rPr>
+          <w:rFonts w:ascii="Times New Roman" w:hAnsi="Times New Roman" w:cs="Times New Roman"/>
+          <w:color w:val="595959" w:themeColor="text1" w:themeTint="A6"/>
+          <w:spacing w:val="-1"/>
+          <w:sz w:val="18"/>
+          <w:szCs w:val="18"/>
+        </w:rPr>
+        <w:t>/присвоить значение частям списка</w:t>
+      </w:r>
+      <w:r>
+        <w:rPr>
+          <w:rFonts w:ascii="Times New Roman" w:hAnsi="Times New Roman" w:cs="Times New Roman"/>
+          <w:color w:val="595959" w:themeColor="text1" w:themeTint="A6"/>
+          <w:spacing w:val="-1"/>
+          <w:sz w:val="18"/>
+          <w:szCs w:val="18"/>
+        </w:rPr>
+        <w:t xml:space="preserve"> (срезы);</w:t>
+      </w:r>
+    </w:p>
+    <w:p>
+      <w:pPr>
+        <w:pStyle w:val="a4"/>
+        <w:numPr>
+          <w:ilvl w:val="0"/>
+          <w:numId w:val="91"/>
+        </w:numPr>
+        <w:rPr>
+          <w:rFonts w:ascii="Times New Roman" w:hAnsi="Times New Roman" w:cs="Times New Roman"/>
+          <w:color w:val="595959" w:themeColor="text1" w:themeTint="A6"/>
+          <w:spacing w:val="-1"/>
+          <w:sz w:val="18"/>
+          <w:szCs w:val="18"/>
+        </w:rPr>
+      </w:pPr>
+      <w:r>
+        <w:rPr>
+          <w:rFonts w:ascii="Times New Roman" w:hAnsi="Times New Roman" w:cs="Times New Roman"/>
+          <w:color w:val="595959" w:themeColor="text1" w:themeTint="A6"/>
+          <w:spacing w:val="-1"/>
+          <w:sz w:val="18"/>
+          <w:szCs w:val="18"/>
+        </w:rPr>
+        <w:t>перевернуть список (</w:t>
+      </w:r>
+      <w:r>
+        <w:rPr>
+          <w:rFonts w:ascii="Times New Roman" w:hAnsi="Times New Roman" w:cs="Times New Roman"/>
+          <w:color w:val="595959" w:themeColor="text1" w:themeTint="A6"/>
+          <w:spacing w:val="-1"/>
+          <w:sz w:val="18"/>
+          <w:szCs w:val="18"/>
+          <w:lang w:val="en-US"/>
+        </w:rPr>
+        <w:t>reversed</w:t>
+      </w:r>
+      <w:r>
+        <w:rPr>
+          <w:rFonts w:ascii="Times New Roman" w:hAnsi="Times New Roman" w:cs="Times New Roman"/>
+          <w:color w:val="595959" w:themeColor="text1" w:themeTint="A6"/>
+          <w:spacing w:val="-1"/>
+          <w:sz w:val="18"/>
+          <w:szCs w:val="18"/>
+        </w:rPr>
+        <w:t>/отрицательный шаг)</w:t>
+      </w:r>
+      <w:r>
+        <w:rPr>
+          <w:rFonts w:ascii="Times New Roman" w:hAnsi="Times New Roman" w:cs="Times New Roman"/>
+          <w:color w:val="595959" w:themeColor="text1" w:themeTint="A6"/>
+          <w:spacing w:val="-1"/>
+          <w:sz w:val="18"/>
+          <w:szCs w:val="18"/>
+        </w:rPr>
+        <w:t>;</w:t>
+      </w:r>
+    </w:p>
+    <w:p>
+      <w:pPr>
+        <w:pStyle w:val="a4"/>
+        <w:numPr>
+          <w:ilvl w:val="0"/>
+          <w:numId w:val="91"/>
+        </w:numPr>
+        <w:rPr>
+          <w:rFonts w:ascii="Times New Roman" w:hAnsi="Times New Roman" w:cs="Times New Roman"/>
+          <w:color w:val="595959" w:themeColor="text1" w:themeTint="A6"/>
+          <w:spacing w:val="-1"/>
+          <w:sz w:val="18"/>
+          <w:szCs w:val="18"/>
+        </w:rPr>
+      </w:pPr>
+      <w:r>
+        <w:rPr>
+          <w:rFonts w:ascii="Times New Roman" w:hAnsi="Times New Roman" w:cs="Times New Roman"/>
+          <w:color w:val="595959" w:themeColor="text1" w:themeTint="A6"/>
+          <w:spacing w:val="-1"/>
+          <w:sz w:val="18"/>
+          <w:szCs w:val="18"/>
+        </w:rPr>
+        <w:t xml:space="preserve">добавить элемент в конец списка </w:t>
+      </w:r>
+      <w:proofErr w:type="gramStart"/>
+      <w:r>
+        <w:rPr>
+          <w:rFonts w:ascii="Times New Roman" w:hAnsi="Times New Roman" w:cs="Times New Roman"/>
+          <w:color w:val="595959" w:themeColor="text1" w:themeTint="A6"/>
+          <w:spacing w:val="-1"/>
+          <w:sz w:val="18"/>
+          <w:szCs w:val="18"/>
+        </w:rPr>
+        <w:t>(.</w:t>
+      </w:r>
+      <w:r>
+        <w:rPr>
+          <w:rFonts w:ascii="Times New Roman" w:hAnsi="Times New Roman" w:cs="Times New Roman"/>
+          <w:color w:val="595959" w:themeColor="text1" w:themeTint="A6"/>
+          <w:spacing w:val="-1"/>
+          <w:sz w:val="18"/>
+          <w:szCs w:val="18"/>
+          <w:lang w:val="en-US"/>
+        </w:rPr>
+        <w:t>append</w:t>
+      </w:r>
+      <w:proofErr w:type="gramEnd"/>
+      <w:r>
+        <w:rPr>
+          <w:rFonts w:ascii="Times New Roman" w:hAnsi="Times New Roman" w:cs="Times New Roman"/>
+          <w:color w:val="595959" w:themeColor="text1" w:themeTint="A6"/>
+          <w:spacing w:val="-1"/>
+          <w:sz w:val="18"/>
+          <w:szCs w:val="18"/>
+        </w:rPr>
+        <w:t>)</w:t>
+      </w:r>
+      <w:r>
+        <w:rPr>
+          <w:rFonts w:ascii="Times New Roman" w:hAnsi="Times New Roman" w:cs="Times New Roman"/>
+          <w:color w:val="595959" w:themeColor="text1" w:themeTint="A6"/>
+          <w:spacing w:val="-1"/>
+          <w:sz w:val="18"/>
+          <w:szCs w:val="18"/>
+        </w:rPr>
+        <w:t>;</w:t>
+      </w:r>
+    </w:p>
+    <w:p>
+      <w:pPr>
+        <w:pStyle w:val="a4"/>
+        <w:numPr>
+          <w:ilvl w:val="0"/>
+          <w:numId w:val="91"/>
+        </w:numPr>
+        <w:rPr>
+          <w:rFonts w:ascii="Times New Roman" w:hAnsi="Times New Roman" w:cs="Times New Roman"/>
+          <w:color w:val="595959" w:themeColor="text1" w:themeTint="A6"/>
+          <w:spacing w:val="-1"/>
+          <w:sz w:val="18"/>
+          <w:szCs w:val="18"/>
+        </w:rPr>
+      </w:pPr>
+      <w:r>
+        <w:rPr>
+          <w:rFonts w:ascii="Times New Roman" w:hAnsi="Times New Roman" w:cs="Times New Roman"/>
+          <w:color w:val="595959" w:themeColor="text1" w:themeTint="A6"/>
+          <w:spacing w:val="-1"/>
+          <w:sz w:val="18"/>
+          <w:szCs w:val="18"/>
+        </w:rPr>
+        <w:t xml:space="preserve">добавить элемент в заданную позицию </w:t>
+      </w:r>
+      <w:proofErr w:type="gramStart"/>
+      <w:r>
+        <w:rPr>
+          <w:rFonts w:ascii="Times New Roman" w:hAnsi="Times New Roman" w:cs="Times New Roman"/>
+          <w:color w:val="595959" w:themeColor="text1" w:themeTint="A6"/>
+          <w:spacing w:val="-1"/>
+          <w:sz w:val="18"/>
+          <w:szCs w:val="18"/>
+        </w:rPr>
+        <w:t>(.</w:t>
+      </w:r>
+      <w:r>
+        <w:rPr>
+          <w:rFonts w:ascii="Times New Roman" w:hAnsi="Times New Roman" w:cs="Times New Roman"/>
+          <w:color w:val="595959" w:themeColor="text1" w:themeTint="A6"/>
+          <w:spacing w:val="-1"/>
+          <w:sz w:val="18"/>
+          <w:szCs w:val="18"/>
+          <w:lang w:val="en-US"/>
+        </w:rPr>
+        <w:t>insert</w:t>
+      </w:r>
+      <w:proofErr w:type="gramEnd"/>
+      <w:r>
+        <w:rPr>
+          <w:rFonts w:ascii="Times New Roman" w:hAnsi="Times New Roman" w:cs="Times New Roman"/>
+          <w:color w:val="595959" w:themeColor="text1" w:themeTint="A6"/>
+          <w:spacing w:val="-1"/>
+          <w:sz w:val="18"/>
+          <w:szCs w:val="18"/>
+        </w:rPr>
+        <w:t>);</w:t>
+      </w:r>
+    </w:p>
+    <w:p>
+      <w:pPr>
+        <w:pStyle w:val="a4"/>
+        <w:numPr>
+          <w:ilvl w:val="0"/>
+          <w:numId w:val="91"/>
+        </w:numPr>
+        <w:rPr>
+          <w:rFonts w:ascii="Times New Roman" w:hAnsi="Times New Roman" w:cs="Times New Roman"/>
+          <w:color w:val="595959" w:themeColor="text1" w:themeTint="A6"/>
+          <w:spacing w:val="-1"/>
+          <w:sz w:val="18"/>
+          <w:szCs w:val="18"/>
+        </w:rPr>
+      </w:pPr>
+      <w:r>
+        <w:rPr>
+          <w:rFonts w:ascii="Times New Roman" w:hAnsi="Times New Roman" w:cs="Times New Roman"/>
+          <w:color w:val="595959" w:themeColor="text1" w:themeTint="A6"/>
+          <w:spacing w:val="-1"/>
+          <w:sz w:val="18"/>
+          <w:szCs w:val="18"/>
+        </w:rPr>
+        <w:t xml:space="preserve">повторять элементы списка (оператор </w:t>
+      </w:r>
+      <w:r>
+        <w:rPr>
+          <w:rFonts w:ascii="Times New Roman" w:hAnsi="Times New Roman" w:cs="Times New Roman"/>
+          <w:color w:val="595959" w:themeColor="text1" w:themeTint="A6"/>
+          <w:spacing w:val="-1"/>
+          <w:sz w:val="18"/>
+          <w:szCs w:val="18"/>
+          <w:lang w:val="en-US"/>
+        </w:rPr>
+        <w:t>*</w:t>
+      </w:r>
+      <w:r>
+        <w:rPr>
+          <w:rFonts w:ascii="Times New Roman" w:hAnsi="Times New Roman" w:cs="Times New Roman"/>
+          <w:color w:val="595959" w:themeColor="text1" w:themeTint="A6"/>
+          <w:spacing w:val="-1"/>
+          <w:sz w:val="18"/>
+          <w:szCs w:val="18"/>
+        </w:rPr>
+        <w:t>);</w:t>
+      </w:r>
+    </w:p>
+    <w:p>
+      <w:pPr>
+        <w:pStyle w:val="a4"/>
+        <w:numPr>
+          <w:ilvl w:val="0"/>
+          <w:numId w:val="91"/>
+        </w:numPr>
+        <w:rPr>
+          <w:rFonts w:ascii="Times New Roman" w:hAnsi="Times New Roman" w:cs="Times New Roman"/>
+          <w:color w:val="595959" w:themeColor="text1" w:themeTint="A6"/>
+          <w:spacing w:val="-1"/>
+          <w:sz w:val="18"/>
+          <w:szCs w:val="18"/>
+        </w:rPr>
+      </w:pPr>
+      <w:r>
+        <w:rPr>
+          <w:rFonts w:ascii="Times New Roman" w:hAnsi="Times New Roman" w:cs="Times New Roman"/>
+          <w:color w:val="595959" w:themeColor="text1" w:themeTint="A6"/>
+          <w:spacing w:val="-1"/>
+          <w:sz w:val="18"/>
+          <w:szCs w:val="18"/>
+        </w:rPr>
+        <w:t xml:space="preserve">объединить списки </w:t>
+      </w:r>
+      <w:proofErr w:type="gramStart"/>
+      <w:r>
+        <w:rPr>
+          <w:rFonts w:ascii="Times New Roman" w:hAnsi="Times New Roman" w:cs="Times New Roman"/>
+          <w:color w:val="595959" w:themeColor="text1" w:themeTint="A6"/>
+          <w:spacing w:val="-1"/>
+          <w:sz w:val="18"/>
+          <w:szCs w:val="18"/>
+        </w:rPr>
+        <w:t>(</w:t>
+      </w:r>
+      <w:r>
+        <w:rPr>
+          <w:rFonts w:ascii="Times New Roman" w:hAnsi="Times New Roman" w:cs="Times New Roman"/>
+          <w:color w:val="595959" w:themeColor="text1" w:themeTint="A6"/>
+          <w:spacing w:val="-1"/>
+          <w:sz w:val="18"/>
+          <w:szCs w:val="18"/>
+          <w:lang w:val="en-US"/>
+        </w:rPr>
+        <w:t>.extend</w:t>
+      </w:r>
+      <w:proofErr w:type="gramEnd"/>
+      <w:r>
+        <w:rPr>
+          <w:rFonts w:ascii="Times New Roman" w:hAnsi="Times New Roman" w:cs="Times New Roman"/>
+          <w:color w:val="595959" w:themeColor="text1" w:themeTint="A6"/>
+          <w:spacing w:val="-1"/>
+          <w:sz w:val="18"/>
+          <w:szCs w:val="18"/>
+        </w:rPr>
+        <w:t>)</w:t>
+      </w:r>
+      <w:r>
+        <w:rPr>
+          <w:rFonts w:ascii="Times New Roman" w:hAnsi="Times New Roman" w:cs="Times New Roman"/>
+          <w:color w:val="595959" w:themeColor="text1" w:themeTint="A6"/>
+          <w:spacing w:val="-1"/>
+          <w:sz w:val="18"/>
+          <w:szCs w:val="18"/>
+          <w:lang w:val="en-US"/>
+        </w:rPr>
+        <w:t>;</w:t>
+      </w:r>
+    </w:p>
+    <w:p>
+      <w:pPr>
+        <w:pStyle w:val="a4"/>
+        <w:numPr>
+          <w:ilvl w:val="0"/>
+          <w:numId w:val="91"/>
+        </w:numPr>
+        <w:rPr>
+          <w:rFonts w:ascii="Times New Roman" w:hAnsi="Times New Roman" w:cs="Times New Roman"/>
+          <w:color w:val="595959" w:themeColor="text1" w:themeTint="A6"/>
+          <w:spacing w:val="-1"/>
+          <w:sz w:val="18"/>
+          <w:szCs w:val="18"/>
+        </w:rPr>
+      </w:pPr>
+      <w:r>
+        <w:rPr>
+          <w:rFonts w:ascii="Times New Roman" w:hAnsi="Times New Roman" w:cs="Times New Roman"/>
+          <w:color w:val="595959" w:themeColor="text1" w:themeTint="A6"/>
+          <w:spacing w:val="-1"/>
+          <w:sz w:val="18"/>
+          <w:szCs w:val="18"/>
+        </w:rPr>
+        <w:t>удалить элемент списка (</w:t>
+      </w:r>
+      <w:r>
+        <w:rPr>
+          <w:rFonts w:ascii="Times New Roman" w:hAnsi="Times New Roman" w:cs="Times New Roman"/>
+          <w:color w:val="595959" w:themeColor="text1" w:themeTint="A6"/>
+          <w:spacing w:val="-1"/>
+          <w:sz w:val="18"/>
+          <w:szCs w:val="18"/>
+          <w:lang w:val="en-US"/>
+        </w:rPr>
+        <w:t>del</w:t>
+      </w:r>
+      <w:proofErr w:type="gramStart"/>
+      <w:r>
+        <w:rPr>
+          <w:rFonts w:ascii="Times New Roman" w:hAnsi="Times New Roman" w:cs="Times New Roman"/>
+          <w:color w:val="595959" w:themeColor="text1" w:themeTint="A6"/>
+          <w:spacing w:val="-1"/>
+          <w:sz w:val="18"/>
+          <w:szCs w:val="18"/>
+        </w:rPr>
+        <w:t>/</w:t>
+      </w:r>
+      <w:r>
+        <w:rPr>
+          <w:rFonts w:ascii="Times New Roman" w:hAnsi="Times New Roman" w:cs="Times New Roman"/>
+          <w:color w:val="595959" w:themeColor="text1" w:themeTint="A6"/>
+          <w:spacing w:val="-1"/>
+          <w:sz w:val="18"/>
+          <w:szCs w:val="18"/>
+        </w:rPr>
+        <w:t>.</w:t>
+      </w:r>
+      <w:r>
+        <w:rPr>
+          <w:rFonts w:ascii="Times New Roman" w:hAnsi="Times New Roman" w:cs="Times New Roman"/>
+          <w:color w:val="595959" w:themeColor="text1" w:themeTint="A6"/>
+          <w:spacing w:val="-1"/>
+          <w:sz w:val="18"/>
+          <w:szCs w:val="18"/>
+          <w:lang w:val="en-US"/>
+        </w:rPr>
+        <w:t>pop</w:t>
+      </w:r>
+      <w:r>
+        <w:rPr>
+          <w:rFonts w:ascii="Times New Roman" w:hAnsi="Times New Roman" w:cs="Times New Roman"/>
+          <w:color w:val="595959" w:themeColor="text1" w:themeTint="A6"/>
+          <w:spacing w:val="-1"/>
+          <w:sz w:val="18"/>
+          <w:szCs w:val="18"/>
+        </w:rPr>
+        <w:t>/</w:t>
+      </w:r>
+      <w:r>
+        <w:rPr>
+          <w:rFonts w:ascii="Times New Roman" w:hAnsi="Times New Roman" w:cs="Times New Roman"/>
+          <w:color w:val="595959" w:themeColor="text1" w:themeTint="A6"/>
+          <w:spacing w:val="-1"/>
+          <w:sz w:val="18"/>
+          <w:szCs w:val="18"/>
+        </w:rPr>
+        <w:t>.</w:t>
+      </w:r>
+      <w:r>
+        <w:rPr>
+          <w:rFonts w:ascii="Times New Roman" w:hAnsi="Times New Roman" w:cs="Times New Roman"/>
+          <w:color w:val="595959" w:themeColor="text1" w:themeTint="A6"/>
+          <w:spacing w:val="-1"/>
+          <w:sz w:val="18"/>
+          <w:szCs w:val="18"/>
+          <w:lang w:val="en-US"/>
+        </w:rPr>
+        <w:t>remove</w:t>
+      </w:r>
+      <w:proofErr w:type="gramEnd"/>
+      <w:r>
+        <w:rPr>
+          <w:rFonts w:ascii="Times New Roman" w:hAnsi="Times New Roman" w:cs="Times New Roman"/>
+          <w:color w:val="595959" w:themeColor="text1" w:themeTint="A6"/>
+          <w:spacing w:val="-1"/>
+          <w:sz w:val="18"/>
+          <w:szCs w:val="18"/>
+        </w:rPr>
+        <w:t>/</w:t>
+      </w:r>
+      <w:r>
+        <w:rPr>
+          <w:rFonts w:ascii="Times New Roman" w:hAnsi="Times New Roman" w:cs="Times New Roman"/>
+          <w:color w:val="595959" w:themeColor="text1" w:themeTint="A6"/>
+          <w:spacing w:val="-1"/>
+          <w:sz w:val="18"/>
+          <w:szCs w:val="18"/>
+          <w:lang w:val="en-US"/>
+        </w:rPr>
+        <w:t>clear</w:t>
+      </w:r>
+      <w:r>
+        <w:rPr>
+          <w:rFonts w:ascii="Times New Roman" w:hAnsi="Times New Roman" w:cs="Times New Roman"/>
+          <w:color w:val="595959" w:themeColor="text1" w:themeTint="A6"/>
+          <w:spacing w:val="-1"/>
+          <w:sz w:val="18"/>
+          <w:szCs w:val="18"/>
+        </w:rPr>
+        <w:t>);</w:t>
+      </w:r>
+    </w:p>
+    <w:p>
+      <w:pPr>
+        <w:pStyle w:val="a4"/>
+        <w:numPr>
+          <w:ilvl w:val="0"/>
+          <w:numId w:val="91"/>
+        </w:numPr>
+        <w:rPr>
+          <w:rFonts w:ascii="Times New Roman" w:hAnsi="Times New Roman" w:cs="Times New Roman"/>
+          <w:color w:val="595959" w:themeColor="text1" w:themeTint="A6"/>
+          <w:spacing w:val="-1"/>
+          <w:sz w:val="18"/>
+          <w:szCs w:val="18"/>
+        </w:rPr>
+      </w:pPr>
+      <w:r>
+        <w:rPr>
+          <w:rFonts w:ascii="Times New Roman" w:hAnsi="Times New Roman" w:cs="Times New Roman"/>
+          <w:color w:val="595959" w:themeColor="text1" w:themeTint="A6"/>
+          <w:spacing w:val="-1"/>
+          <w:sz w:val="18"/>
+          <w:szCs w:val="18"/>
+        </w:rPr>
+        <w:t xml:space="preserve">найти элемент списка </w:t>
+      </w:r>
+      <w:proofErr w:type="gramStart"/>
+      <w:r>
+        <w:rPr>
+          <w:rFonts w:ascii="Times New Roman" w:hAnsi="Times New Roman" w:cs="Times New Roman"/>
+          <w:color w:val="595959" w:themeColor="text1" w:themeTint="A6"/>
+          <w:spacing w:val="-1"/>
+          <w:sz w:val="18"/>
+          <w:szCs w:val="18"/>
+        </w:rPr>
+        <w:t>(</w:t>
+      </w:r>
+      <w:r>
+        <w:rPr>
+          <w:rFonts w:ascii="Times New Roman" w:hAnsi="Times New Roman" w:cs="Times New Roman"/>
+          <w:color w:val="595959" w:themeColor="text1" w:themeTint="A6"/>
+          <w:spacing w:val="-1"/>
+          <w:sz w:val="18"/>
+          <w:szCs w:val="18"/>
+          <w:lang w:val="en-US"/>
+        </w:rPr>
+        <w:t>.index</w:t>
+      </w:r>
+      <w:proofErr w:type="gramEnd"/>
+      <w:r>
+        <w:rPr>
+          <w:rFonts w:ascii="Times New Roman" w:hAnsi="Times New Roman" w:cs="Times New Roman"/>
+          <w:color w:val="595959" w:themeColor="text1" w:themeTint="A6"/>
+          <w:spacing w:val="-1"/>
+          <w:sz w:val="18"/>
+          <w:szCs w:val="18"/>
+        </w:rPr>
+        <w:t>)</w:t>
+      </w:r>
+      <w:r>
+        <w:rPr>
+          <w:rFonts w:ascii="Times New Roman" w:hAnsi="Times New Roman" w:cs="Times New Roman"/>
+          <w:color w:val="595959" w:themeColor="text1" w:themeTint="A6"/>
+          <w:spacing w:val="-1"/>
+          <w:sz w:val="18"/>
+          <w:szCs w:val="18"/>
+        </w:rPr>
+        <w:t>;</w:t>
+      </w:r>
+    </w:p>
+    <w:p>
+      <w:pPr>
+        <w:pStyle w:val="a4"/>
+        <w:numPr>
+          <w:ilvl w:val="0"/>
+          <w:numId w:val="91"/>
+        </w:numPr>
+        <w:rPr>
+          <w:rFonts w:ascii="Times New Roman" w:hAnsi="Times New Roman" w:cs="Times New Roman"/>
+          <w:color w:val="595959" w:themeColor="text1" w:themeTint="A6"/>
+          <w:spacing w:val="-1"/>
+          <w:sz w:val="18"/>
+          <w:szCs w:val="18"/>
+        </w:rPr>
+      </w:pPr>
+      <w:r>
+        <w:rPr>
+          <w:rFonts w:ascii="Times New Roman" w:hAnsi="Times New Roman" w:cs="Times New Roman"/>
+          <w:color w:val="595959" w:themeColor="text1" w:themeTint="A6"/>
+          <w:spacing w:val="-1"/>
+          <w:sz w:val="18"/>
+          <w:szCs w:val="18"/>
+        </w:rPr>
+        <w:t>к</w:t>
+      </w:r>
+      <w:r>
+        <w:rPr>
+          <w:rFonts w:ascii="Times New Roman" w:hAnsi="Times New Roman" w:cs="Times New Roman"/>
+          <w:color w:val="595959" w:themeColor="text1" w:themeTint="A6"/>
+          <w:spacing w:val="-1"/>
+          <w:sz w:val="18"/>
+          <w:szCs w:val="18"/>
+        </w:rPr>
+        <w:t>оличество раз, которое значение встречается в списке</w:t>
+      </w:r>
+      <w:r>
+        <w:rPr>
+          <w:rFonts w:ascii="Times New Roman" w:hAnsi="Times New Roman" w:cs="Times New Roman"/>
+          <w:color w:val="595959" w:themeColor="text1" w:themeTint="A6"/>
+          <w:spacing w:val="-1"/>
+          <w:sz w:val="18"/>
+          <w:szCs w:val="18"/>
+        </w:rPr>
+        <w:t xml:space="preserve"> </w:t>
+      </w:r>
+      <w:proofErr w:type="gramStart"/>
+      <w:r>
+        <w:rPr>
+          <w:rFonts w:ascii="Times New Roman" w:hAnsi="Times New Roman" w:cs="Times New Roman"/>
+          <w:color w:val="595959" w:themeColor="text1" w:themeTint="A6"/>
+          <w:spacing w:val="-1"/>
+          <w:sz w:val="18"/>
+          <w:szCs w:val="18"/>
+        </w:rPr>
+        <w:t>(.</w:t>
+      </w:r>
+      <w:r>
+        <w:rPr>
+          <w:rFonts w:ascii="Times New Roman" w:hAnsi="Times New Roman" w:cs="Times New Roman"/>
+          <w:color w:val="595959" w:themeColor="text1" w:themeTint="A6"/>
+          <w:spacing w:val="-1"/>
+          <w:sz w:val="18"/>
+          <w:szCs w:val="18"/>
+          <w:lang w:val="en-US"/>
+        </w:rPr>
+        <w:t>count</w:t>
+      </w:r>
+      <w:proofErr w:type="gramEnd"/>
+      <w:r>
+        <w:rPr>
+          <w:rFonts w:ascii="Times New Roman" w:hAnsi="Times New Roman" w:cs="Times New Roman"/>
+          <w:color w:val="595959" w:themeColor="text1" w:themeTint="A6"/>
+          <w:spacing w:val="-1"/>
+          <w:sz w:val="18"/>
+          <w:szCs w:val="18"/>
+        </w:rPr>
+        <w:t>)</w:t>
+      </w:r>
+      <w:r>
+        <w:rPr>
+          <w:rFonts w:ascii="Times New Roman" w:hAnsi="Times New Roman" w:cs="Times New Roman"/>
+          <w:color w:val="595959" w:themeColor="text1" w:themeTint="A6"/>
+          <w:spacing w:val="-1"/>
+          <w:sz w:val="18"/>
+          <w:szCs w:val="18"/>
+        </w:rPr>
+        <w:t>;</w:t>
+      </w:r>
+    </w:p>
+    <w:p>
+      <w:pPr>
+        <w:pStyle w:val="a4"/>
+        <w:numPr>
+          <w:ilvl w:val="0"/>
+          <w:numId w:val="91"/>
+        </w:numPr>
+        <w:rPr>
+          <w:rFonts w:ascii="Times New Roman" w:hAnsi="Times New Roman" w:cs="Times New Roman"/>
+          <w:color w:val="595959" w:themeColor="text1" w:themeTint="A6"/>
+          <w:spacing w:val="-1"/>
+          <w:sz w:val="18"/>
+          <w:szCs w:val="18"/>
+        </w:rPr>
+      </w:pPr>
+      <w:r>
+        <w:rPr>
+          <w:rFonts w:ascii="Times New Roman" w:hAnsi="Times New Roman" w:cs="Times New Roman"/>
+          <w:color w:val="595959" w:themeColor="text1" w:themeTint="A6"/>
+          <w:spacing w:val="-1"/>
+          <w:sz w:val="18"/>
+          <w:szCs w:val="18"/>
+        </w:rPr>
+        <w:t>преобразовать список в строку (.</w:t>
+      </w:r>
+      <w:r>
+        <w:rPr>
+          <w:rFonts w:ascii="Times New Roman" w:hAnsi="Times New Roman" w:cs="Times New Roman"/>
+          <w:color w:val="595959" w:themeColor="text1" w:themeTint="A6"/>
+          <w:spacing w:val="-1"/>
+          <w:sz w:val="18"/>
+          <w:szCs w:val="18"/>
+          <w:lang w:val="en-US"/>
+        </w:rPr>
+        <w:t>join</w:t>
+      </w:r>
+      <w:r>
+        <w:rPr>
+          <w:rFonts w:ascii="Times New Roman" w:hAnsi="Times New Roman" w:cs="Times New Roman"/>
+          <w:color w:val="595959" w:themeColor="text1" w:themeTint="A6"/>
+          <w:spacing w:val="-1"/>
+          <w:sz w:val="18"/>
+          <w:szCs w:val="18"/>
+        </w:rPr>
+        <w:t>)</w:t>
+      </w:r>
+      <w:r>
+        <w:rPr>
+          <w:rFonts w:ascii="Times New Roman" w:hAnsi="Times New Roman" w:cs="Times New Roman"/>
+          <w:color w:val="595959" w:themeColor="text1" w:themeTint="A6"/>
+          <w:spacing w:val="-1"/>
+          <w:sz w:val="18"/>
+          <w:szCs w:val="18"/>
+        </w:rPr>
+        <w:t>;</w:t>
+      </w:r>
+    </w:p>
+    <w:p>
+      <w:pPr>
+        <w:pStyle w:val="a4"/>
+        <w:numPr>
+          <w:ilvl w:val="0"/>
+          <w:numId w:val="91"/>
+        </w:numPr>
+        <w:rPr>
+          <w:rFonts w:ascii="Times New Roman" w:hAnsi="Times New Roman" w:cs="Times New Roman"/>
+          <w:color w:val="595959" w:themeColor="text1" w:themeTint="A6"/>
+          <w:spacing w:val="-1"/>
+          <w:sz w:val="18"/>
+          <w:szCs w:val="18"/>
+        </w:rPr>
+      </w:pPr>
+      <w:r>
+        <w:rPr>
+          <w:rFonts w:ascii="Times New Roman" w:hAnsi="Times New Roman" w:cs="Times New Roman"/>
+          <w:color w:val="595959" w:themeColor="text1" w:themeTint="A6"/>
+          <w:spacing w:val="-1"/>
+          <w:sz w:val="18"/>
+          <w:szCs w:val="18"/>
+        </w:rPr>
+        <w:lastRenderedPageBreak/>
+        <w:t>математические функции списков (</w:t>
+      </w:r>
+      <w:r>
+        <w:rPr>
+          <w:rFonts w:ascii="Times New Roman" w:hAnsi="Times New Roman" w:cs="Times New Roman"/>
+          <w:color w:val="595959" w:themeColor="text1" w:themeTint="A6"/>
+          <w:spacing w:val="-1"/>
+          <w:sz w:val="18"/>
+          <w:szCs w:val="18"/>
+          <w:lang w:val="en-US"/>
+        </w:rPr>
+        <w:t>sum</w:t>
+      </w:r>
+      <w:r>
+        <w:rPr>
+          <w:rFonts w:ascii="Times New Roman" w:hAnsi="Times New Roman" w:cs="Times New Roman"/>
+          <w:color w:val="595959" w:themeColor="text1" w:themeTint="A6"/>
+          <w:spacing w:val="-1"/>
+          <w:sz w:val="18"/>
+          <w:szCs w:val="18"/>
+        </w:rPr>
+        <w:t>/</w:t>
+      </w:r>
+      <w:r>
+        <w:rPr>
+          <w:rFonts w:ascii="Times New Roman" w:hAnsi="Times New Roman" w:cs="Times New Roman"/>
+          <w:color w:val="595959" w:themeColor="text1" w:themeTint="A6"/>
+          <w:spacing w:val="-1"/>
+          <w:sz w:val="18"/>
+          <w:szCs w:val="18"/>
+          <w:lang w:val="en-US"/>
+        </w:rPr>
+        <w:t>max</w:t>
+      </w:r>
+      <w:r>
+        <w:rPr>
+          <w:rFonts w:ascii="Times New Roman" w:hAnsi="Times New Roman" w:cs="Times New Roman"/>
+          <w:color w:val="595959" w:themeColor="text1" w:themeTint="A6"/>
+          <w:spacing w:val="-1"/>
+          <w:sz w:val="18"/>
+          <w:szCs w:val="18"/>
+        </w:rPr>
+        <w:t>/</w:t>
+      </w:r>
+      <w:r>
+        <w:rPr>
+          <w:rFonts w:ascii="Times New Roman" w:hAnsi="Times New Roman" w:cs="Times New Roman"/>
+          <w:color w:val="595959" w:themeColor="text1" w:themeTint="A6"/>
+          <w:spacing w:val="-1"/>
+          <w:sz w:val="18"/>
+          <w:szCs w:val="18"/>
+          <w:lang w:val="en-US"/>
+        </w:rPr>
+        <w:t>min</w:t>
+      </w:r>
+      <w:r>
+        <w:rPr>
+          <w:rFonts w:ascii="Times New Roman" w:hAnsi="Times New Roman" w:cs="Times New Roman"/>
+          <w:color w:val="595959" w:themeColor="text1" w:themeTint="A6"/>
+          <w:spacing w:val="-1"/>
+          <w:sz w:val="18"/>
+          <w:szCs w:val="18"/>
+        </w:rPr>
+        <w:t>)</w:t>
+      </w:r>
+      <w:r>
+        <w:rPr>
+          <w:rFonts w:ascii="Times New Roman" w:hAnsi="Times New Roman" w:cs="Times New Roman"/>
+          <w:color w:val="595959" w:themeColor="text1" w:themeTint="A6"/>
+          <w:spacing w:val="-1"/>
+          <w:sz w:val="18"/>
+          <w:szCs w:val="18"/>
+        </w:rPr>
+        <w:t>;</w:t>
+      </w:r>
+    </w:p>
+    <w:p>
+      <w:pPr>
+        <w:pStyle w:val="a4"/>
+        <w:numPr>
+          <w:ilvl w:val="0"/>
+          <w:numId w:val="91"/>
+        </w:numPr>
+        <w:rPr>
+          <w:rFonts w:ascii="Times New Roman" w:hAnsi="Times New Roman" w:cs="Times New Roman"/>
+          <w:color w:val="595959" w:themeColor="text1" w:themeTint="A6"/>
+          <w:spacing w:val="-1"/>
+          <w:sz w:val="18"/>
+          <w:szCs w:val="18"/>
+          <w:lang w:val="en-US"/>
+        </w:rPr>
+      </w:pPr>
+      <w:r>
+        <w:rPr>
+          <w:rFonts w:ascii="Times New Roman" w:hAnsi="Times New Roman" w:cs="Times New Roman"/>
+          <w:color w:val="595959" w:themeColor="text1" w:themeTint="A6"/>
+          <w:spacing w:val="-1"/>
+          <w:sz w:val="18"/>
+          <w:szCs w:val="18"/>
+        </w:rPr>
+        <w:t>список</w:t>
+      </w:r>
+      <w:r>
+        <w:rPr>
+          <w:rFonts w:ascii="Times New Roman" w:hAnsi="Times New Roman" w:cs="Times New Roman"/>
+          <w:color w:val="595959" w:themeColor="text1" w:themeTint="A6"/>
+          <w:spacing w:val="-1"/>
+          <w:sz w:val="18"/>
+          <w:szCs w:val="18"/>
+          <w:lang w:val="en-US"/>
+        </w:rPr>
+        <w:t xml:space="preserve"> </w:t>
+      </w:r>
+      <w:r>
+        <w:rPr>
+          <w:rFonts w:ascii="Times New Roman" w:hAnsi="Times New Roman" w:cs="Times New Roman"/>
+          <w:color w:val="595959" w:themeColor="text1" w:themeTint="A6"/>
+          <w:spacing w:val="-1"/>
+          <w:sz w:val="18"/>
+          <w:szCs w:val="18"/>
+        </w:rPr>
+        <w:t>списков</w:t>
+      </w:r>
+      <w:r>
+        <w:rPr>
+          <w:rFonts w:ascii="Times New Roman" w:hAnsi="Times New Roman" w:cs="Times New Roman"/>
+          <w:color w:val="595959" w:themeColor="text1" w:themeTint="A6"/>
+          <w:spacing w:val="-1"/>
+          <w:sz w:val="18"/>
+          <w:szCs w:val="18"/>
+          <w:lang w:val="en-US"/>
+        </w:rPr>
+        <w:t xml:space="preserve"> (</w:t>
+      </w:r>
+      <w:r>
+        <w:rPr>
+          <w:rFonts w:ascii="Times New Roman" w:hAnsi="Times New Roman" w:cs="Times New Roman"/>
+          <w:color w:val="595959" w:themeColor="text1" w:themeTint="A6"/>
+          <w:spacing w:val="-1"/>
+          <w:sz w:val="18"/>
+          <w:szCs w:val="18"/>
+          <w:lang w:val="en-US"/>
+        </w:rPr>
+        <w:t>list of lists)</w:t>
+      </w:r>
+    </w:p>
+    <w:p>
+      <w:pPr>
+        <w:rPr>
+          <w:rFonts w:ascii="Times New Roman" w:hAnsi="Times New Roman" w:cs="Times New Roman"/>
+          <w:color w:val="595959" w:themeColor="text1" w:themeTint="A6"/>
+          <w:spacing w:val="-1"/>
+          <w:sz w:val="18"/>
+          <w:szCs w:val="18"/>
+        </w:rPr>
+      </w:pPr>
+      <w:r>
+        <w:rPr>
+          <w:noProof/>
+        </w:rPr>
+        <w:drawing>
+          <wp:inline distT="0" distB="0" distL="0" distR="0" wp14:anchorId="33CB8E39" wp14:editId="50AF95CA">
+            <wp:extent cx="4857143" cy="3657143"/>
+            <wp:effectExtent l="95250" t="114300" r="95885" b="114935"/>
+            <wp:docPr id="112471571" name="Рисунок 1"/>
+            <wp:cNvGraphicFramePr>
+              <a:graphicFrameLocks xmlns:a="http://schemas.openxmlformats.org/drawingml/2006/main" noChangeAspect="1"/>
+            </wp:cNvGraphicFramePr>
+            <a:graphic xmlns:a="http://schemas.openxmlformats.org/drawingml/2006/main">
+              <a:graphicData uri="http://schemas.openxmlformats.org/drawingml/2006/picture">
+                <pic:pic xmlns:pic="http://schemas.openxmlformats.org/drawingml/2006/picture">
+                  <pic:nvPicPr>
+                    <pic:cNvPr id="112471571" name=""/>
+                    <pic:cNvPicPr/>
+                  </pic:nvPicPr>
+                  <pic:blipFill>
+                    <a:blip r:embed="rId51"/>
+                    <a:stretch>
+                      <a:fillRect/>
+                    </a:stretch>
+                  </pic:blipFill>
+                  <pic:spPr>
+                    <a:xfrm>
+                      <a:off x="0" y="0"/>
+                      <a:ext cx="4857143" cy="3657143"/>
+                    </a:xfrm>
+                    <a:prstGeom prst="rect">
+                      <a:avLst/>
+                    </a:prstGeom>
+                    <a:effectLst>
+                      <a:glow rad="101600">
+                        <a:schemeClr val="tx1">
+                          <a:lumMod val="95000"/>
+                          <a:lumOff val="5000"/>
+                          <a:alpha val="60000"/>
+                        </a:schemeClr>
+                      </a:glow>
+                    </a:effectLst>
+                  </pic:spPr>
+                </pic:pic>
+              </a:graphicData>
+            </a:graphic>
+          </wp:inline>
+        </w:drawing>
+      </w:r>
+    </w:p>
+    <w:p>
+      <w:pPr>
+        <w:rPr>
+          <w:rFonts w:ascii="Times New Roman" w:hAnsi="Times New Roman" w:cs="Times New Roman"/>
+          <w:color w:val="000000" w:themeColor="text1"/>
+          <w:spacing w:val="-1"/>
+          <w:sz w:val="18"/>
+          <w:szCs w:val="18"/>
+        </w:rPr>
+      </w:pPr>
+      <w:r>
+        <w:rPr>
+          <w:rFonts w:ascii="Times New Roman" w:hAnsi="Times New Roman" w:cs="Times New Roman"/>
+          <w:color w:val="000000" w:themeColor="text1"/>
+          <w:spacing w:val="-1"/>
+          <w:sz w:val="18"/>
+          <w:szCs w:val="18"/>
+        </w:rPr>
+        <w:t>Вот что на самом деле хранится в переменной team:</w:t>
+      </w:r>
+    </w:p>
+    <w:p>
+      <w:pPr>
+        <w:rPr>
+          <w:rFonts w:ascii="Times New Roman" w:hAnsi="Times New Roman" w:cs="Times New Roman"/>
+          <w:color w:val="000000" w:themeColor="text1"/>
+          <w:spacing w:val="-1"/>
+          <w:sz w:val="18"/>
+          <w:szCs w:val="18"/>
+        </w:rPr>
+      </w:pPr>
+      <w:r>
+        <w:rPr>
+          <w:rFonts w:ascii="Times New Roman" w:hAnsi="Times New Roman" w:cs="Times New Roman"/>
+          <w:color w:val="4472C4" w:themeColor="accent1"/>
+          <w:spacing w:val="-1"/>
+          <w:sz w:val="18"/>
+          <w:szCs w:val="18"/>
+        </w:rPr>
+        <w:t xml:space="preserve">team </w:t>
+      </w:r>
+      <w:r>
+        <w:rPr>
+          <w:rFonts w:ascii="Times New Roman" w:hAnsi="Times New Roman" w:cs="Times New Roman"/>
+          <w:color w:val="000000" w:themeColor="text1"/>
+          <w:spacing w:val="-1"/>
+          <w:sz w:val="18"/>
+          <w:szCs w:val="18"/>
+        </w:rPr>
+        <w:t>= [</w:t>
+      </w:r>
+    </w:p>
+    <w:p>
+      <w:pPr>
+        <w:rPr>
+          <w:rFonts w:ascii="Times New Roman" w:hAnsi="Times New Roman" w:cs="Times New Roman"/>
+          <w:color w:val="000000" w:themeColor="text1"/>
+          <w:spacing w:val="-1"/>
+          <w:sz w:val="18"/>
+          <w:szCs w:val="18"/>
+        </w:rPr>
+      </w:pPr>
+      <w:r>
+        <w:rPr>
+          <w:rFonts w:ascii="Times New Roman" w:hAnsi="Times New Roman" w:cs="Times New Roman"/>
+          <w:color w:val="000000" w:themeColor="text1"/>
+          <w:spacing w:val="-1"/>
+          <w:sz w:val="18"/>
+          <w:szCs w:val="18"/>
+        </w:rPr>
+        <w:t xml:space="preserve">    </w:t>
+      </w:r>
+      <w:r>
+        <w:rPr>
+          <w:rFonts w:ascii="Times New Roman" w:hAnsi="Times New Roman" w:cs="Times New Roman"/>
+          <w:color w:val="4472C4" w:themeColor="accent1"/>
+          <w:spacing w:val="-1"/>
+          <w:sz w:val="18"/>
+          <w:szCs w:val="18"/>
+        </w:rPr>
+        <w:t>'Cata</w:t>
+      </w:r>
+      <w:r>
+        <w:rPr>
+          <w:rFonts w:ascii="Times New Roman" w:hAnsi="Times New Roman" w:cs="Times New Roman"/>
+          <w:color w:val="4472C4" w:themeColor="accent1"/>
+          <w:spacing w:val="-1"/>
+          <w:sz w:val="18"/>
+          <w:szCs w:val="18"/>
+        </w:rPr>
+        <w:t>’</w:t>
+      </w:r>
+      <w:r>
+        <w:rPr>
+          <w:rFonts w:ascii="Times New Roman" w:hAnsi="Times New Roman" w:cs="Times New Roman"/>
+          <w:color w:val="000000" w:themeColor="text1"/>
+          <w:spacing w:val="-1"/>
+          <w:sz w:val="18"/>
+          <w:szCs w:val="18"/>
+        </w:rPr>
+        <w:t xml:space="preserve">,  </w:t>
+      </w:r>
+      <w:r>
+        <w:rPr>
+          <w:rFonts w:ascii="Times New Roman" w:hAnsi="Times New Roman" w:cs="Times New Roman"/>
+          <w:color w:val="000000" w:themeColor="text1"/>
+          <w:spacing w:val="-1"/>
+          <w:sz w:val="18"/>
+          <w:szCs w:val="18"/>
+        </w:rPr>
+        <w:t xml:space="preserve">                                </w:t>
+      </w:r>
+      <w:r>
+        <w:rPr>
+          <w:rFonts w:ascii="Times New Roman" w:hAnsi="Times New Roman" w:cs="Times New Roman"/>
+          <w:color w:val="000000" w:themeColor="text1"/>
+          <w:spacing w:val="-1"/>
+          <w:sz w:val="18"/>
+          <w:szCs w:val="18"/>
+        </w:rPr>
+        <w:tab/>
+      </w:r>
+      <w:r>
+        <w:rPr>
+          <w:rFonts w:ascii="Times New Roman" w:hAnsi="Times New Roman" w:cs="Times New Roman"/>
+          <w:color w:val="000000" w:themeColor="text1"/>
+          <w:spacing w:val="-1"/>
+          <w:sz w:val="18"/>
+          <w:szCs w:val="18"/>
+        </w:rPr>
+        <w:t xml:space="preserve"># </w:t>
+      </w:r>
+      <w:r>
+        <w:rPr>
+          <w:rFonts w:ascii="Times New Roman" w:hAnsi="Times New Roman" w:cs="Times New Roman"/>
+          <w:color w:val="595959" w:themeColor="text1" w:themeTint="A6"/>
+          <w:spacing w:val="-1"/>
+          <w:sz w:val="18"/>
+          <w:szCs w:val="18"/>
+        </w:rPr>
+        <w:t>индекс 0</w:t>
+      </w:r>
+    </w:p>
+    <w:p>
+      <w:pPr>
+        <w:rPr>
+          <w:rFonts w:ascii="Times New Roman" w:hAnsi="Times New Roman" w:cs="Times New Roman"/>
+          <w:color w:val="000000" w:themeColor="text1"/>
+          <w:spacing w:val="-1"/>
+          <w:sz w:val="18"/>
+          <w:szCs w:val="18"/>
+        </w:rPr>
+      </w:pPr>
+      <w:r>
+        <w:rPr>
+          <w:rFonts w:ascii="Times New Roman" w:hAnsi="Times New Roman" w:cs="Times New Roman"/>
+          <w:color w:val="000000" w:themeColor="text1"/>
+          <w:spacing w:val="-1"/>
+          <w:sz w:val="18"/>
+          <w:szCs w:val="18"/>
+        </w:rPr>
+        <w:t xml:space="preserve">    [</w:t>
+      </w:r>
+      <w:r>
+        <w:rPr>
+          <w:rFonts w:ascii="Times New Roman" w:hAnsi="Times New Roman" w:cs="Times New Roman"/>
+          <w:color w:val="4472C4" w:themeColor="accent1"/>
+          <w:spacing w:val="-1"/>
+          <w:sz w:val="18"/>
+          <w:szCs w:val="18"/>
+        </w:rPr>
+        <w:t>'Olga'</w:t>
+      </w:r>
+      <w:r>
+        <w:rPr>
+          <w:rFonts w:ascii="Times New Roman" w:hAnsi="Times New Roman" w:cs="Times New Roman"/>
+          <w:color w:val="000000" w:themeColor="text1"/>
+          <w:spacing w:val="-1"/>
+          <w:sz w:val="18"/>
+          <w:szCs w:val="18"/>
+        </w:rPr>
+        <w:t xml:space="preserve">, </w:t>
+      </w:r>
+      <w:r>
+        <w:rPr>
+          <w:rFonts w:ascii="Times New Roman" w:hAnsi="Times New Roman" w:cs="Times New Roman"/>
+          <w:color w:val="4472C4" w:themeColor="accent1"/>
+          <w:spacing w:val="-1"/>
+          <w:sz w:val="18"/>
+          <w:szCs w:val="18"/>
+        </w:rPr>
+        <w:t>'Laia'</w:t>
+      </w:r>
+      <w:r>
+        <w:rPr>
+          <w:rFonts w:ascii="Times New Roman" w:hAnsi="Times New Roman" w:cs="Times New Roman"/>
+          <w:color w:val="000000" w:themeColor="text1"/>
+          <w:spacing w:val="-1"/>
+          <w:sz w:val="18"/>
+          <w:szCs w:val="18"/>
+        </w:rPr>
+        <w:t xml:space="preserve">, </w:t>
+      </w:r>
+      <w:r>
+        <w:rPr>
+          <w:rFonts w:ascii="Times New Roman" w:hAnsi="Times New Roman" w:cs="Times New Roman"/>
+          <w:color w:val="4472C4" w:themeColor="accent1"/>
+          <w:spacing w:val="-1"/>
+          <w:sz w:val="18"/>
+          <w:szCs w:val="18"/>
+        </w:rPr>
+        <w:t>'Irene'</w:t>
+      </w:r>
+      <w:r>
+        <w:rPr>
+          <w:rFonts w:ascii="Times New Roman" w:hAnsi="Times New Roman" w:cs="Times New Roman"/>
+          <w:color w:val="000000" w:themeColor="text1"/>
+          <w:spacing w:val="-1"/>
+          <w:sz w:val="18"/>
+          <w:szCs w:val="18"/>
+        </w:rPr>
+        <w:t xml:space="preserve">, </w:t>
+      </w:r>
+      <w:r>
+        <w:rPr>
+          <w:rFonts w:ascii="Times New Roman" w:hAnsi="Times New Roman" w:cs="Times New Roman"/>
+          <w:color w:val="4472C4" w:themeColor="accent1"/>
+          <w:spacing w:val="-1"/>
+          <w:sz w:val="18"/>
+          <w:szCs w:val="18"/>
+        </w:rPr>
+        <w:t>'Ona'</w:t>
+      </w:r>
+      <w:r>
+        <w:rPr>
+          <w:rFonts w:ascii="Times New Roman" w:hAnsi="Times New Roman" w:cs="Times New Roman"/>
+          <w:color w:val="000000" w:themeColor="text1"/>
+          <w:spacing w:val="-1"/>
+          <w:sz w:val="18"/>
+          <w:szCs w:val="18"/>
+        </w:rPr>
+        <w:t xml:space="preserve">],        </w:t>
+      </w:r>
+      <w:r>
+        <w:rPr>
+          <w:rFonts w:ascii="Times New Roman" w:hAnsi="Times New Roman" w:cs="Times New Roman"/>
+          <w:color w:val="000000" w:themeColor="text1"/>
+          <w:spacing w:val="-1"/>
+          <w:sz w:val="18"/>
+          <w:szCs w:val="18"/>
+        </w:rPr>
+        <w:tab/>
+      </w:r>
+      <w:r>
+        <w:rPr>
+          <w:rFonts w:ascii="Times New Roman" w:hAnsi="Times New Roman" w:cs="Times New Roman"/>
+          <w:color w:val="000000" w:themeColor="text1"/>
+          <w:spacing w:val="-1"/>
+          <w:sz w:val="18"/>
+          <w:szCs w:val="18"/>
+        </w:rPr>
+        <w:t xml:space="preserve"># </w:t>
+      </w:r>
+      <w:r>
+        <w:rPr>
+          <w:rFonts w:ascii="Times New Roman" w:hAnsi="Times New Roman" w:cs="Times New Roman"/>
+          <w:color w:val="595959" w:themeColor="text1" w:themeTint="A6"/>
+          <w:spacing w:val="-1"/>
+          <w:sz w:val="18"/>
+          <w:szCs w:val="18"/>
+        </w:rPr>
+        <w:t>индекс 1</w:t>
+      </w:r>
+    </w:p>
+    <w:p>
+      <w:pPr>
+        <w:rPr>
+          <w:rFonts w:ascii="Times New Roman" w:hAnsi="Times New Roman" w:cs="Times New Roman"/>
+          <w:color w:val="000000" w:themeColor="text1"/>
+          <w:spacing w:val="-1"/>
+          <w:sz w:val="18"/>
+          <w:szCs w:val="18"/>
+        </w:rPr>
+      </w:pPr>
+      <w:r>
+        <w:rPr>
+          <w:rFonts w:ascii="Times New Roman" w:hAnsi="Times New Roman" w:cs="Times New Roman"/>
+          <w:color w:val="000000" w:themeColor="text1"/>
+          <w:spacing w:val="-1"/>
+          <w:sz w:val="18"/>
+          <w:szCs w:val="18"/>
+        </w:rPr>
+        <w:t xml:space="preserve">    [</w:t>
+      </w:r>
+      <w:r>
+        <w:rPr>
+          <w:rFonts w:ascii="Times New Roman" w:hAnsi="Times New Roman" w:cs="Times New Roman"/>
+          <w:color w:val="4472C4" w:themeColor="accent1"/>
+          <w:spacing w:val="-1"/>
+          <w:sz w:val="18"/>
+          <w:szCs w:val="18"/>
+        </w:rPr>
+        <w:t>'Jenni'</w:t>
+      </w:r>
+      <w:r>
+        <w:rPr>
+          <w:rFonts w:ascii="Times New Roman" w:hAnsi="Times New Roman" w:cs="Times New Roman"/>
+          <w:color w:val="000000" w:themeColor="text1"/>
+          <w:spacing w:val="-1"/>
+          <w:sz w:val="18"/>
+          <w:szCs w:val="18"/>
+        </w:rPr>
+        <w:t xml:space="preserve">, </w:t>
+      </w:r>
+      <w:r>
+        <w:rPr>
+          <w:rFonts w:ascii="Times New Roman" w:hAnsi="Times New Roman" w:cs="Times New Roman"/>
+          <w:color w:val="4472C4" w:themeColor="accent1"/>
+          <w:spacing w:val="-1"/>
+          <w:sz w:val="18"/>
+          <w:szCs w:val="18"/>
+        </w:rPr>
+        <w:t>'Teresa'</w:t>
+      </w:r>
+      <w:r>
+        <w:rPr>
+          <w:rFonts w:ascii="Times New Roman" w:hAnsi="Times New Roman" w:cs="Times New Roman"/>
+          <w:color w:val="000000" w:themeColor="text1"/>
+          <w:spacing w:val="-1"/>
+          <w:sz w:val="18"/>
+          <w:szCs w:val="18"/>
+        </w:rPr>
+        <w:t xml:space="preserve">, </w:t>
+      </w:r>
+      <w:r>
+        <w:rPr>
+          <w:rFonts w:ascii="Times New Roman" w:hAnsi="Times New Roman" w:cs="Times New Roman"/>
+          <w:color w:val="4472C4" w:themeColor="accent1"/>
+          <w:spacing w:val="-1"/>
+          <w:sz w:val="18"/>
+          <w:szCs w:val="18"/>
+        </w:rPr>
+        <w:t>'Aitana'</w:t>
+      </w:r>
+      <w:r>
+        <w:rPr>
+          <w:rFonts w:ascii="Times New Roman" w:hAnsi="Times New Roman" w:cs="Times New Roman"/>
+          <w:color w:val="000000" w:themeColor="text1"/>
+          <w:spacing w:val="-1"/>
+          <w:sz w:val="18"/>
+          <w:szCs w:val="18"/>
+        </w:rPr>
+        <w:t xml:space="preserve">],  </w:t>
+      </w:r>
+      <w:r>
+        <w:rPr>
+          <w:rFonts w:ascii="Times New Roman" w:hAnsi="Times New Roman" w:cs="Times New Roman"/>
+          <w:color w:val="000000" w:themeColor="text1"/>
+          <w:spacing w:val="-1"/>
+          <w:sz w:val="18"/>
+          <w:szCs w:val="18"/>
+        </w:rPr>
+        <w:t xml:space="preserve">        </w:t>
+      </w:r>
+      <w:r>
+        <w:rPr>
+          <w:rFonts w:ascii="Times New Roman" w:hAnsi="Times New Roman" w:cs="Times New Roman"/>
+          <w:color w:val="000000" w:themeColor="text1"/>
+          <w:spacing w:val="-1"/>
+          <w:sz w:val="18"/>
+          <w:szCs w:val="18"/>
+        </w:rPr>
+        <w:tab/>
+      </w:r>
+      <w:r>
+        <w:rPr>
+          <w:rFonts w:ascii="Times New Roman" w:hAnsi="Times New Roman" w:cs="Times New Roman"/>
+          <w:color w:val="000000" w:themeColor="text1"/>
+          <w:spacing w:val="-1"/>
+          <w:sz w:val="18"/>
+          <w:szCs w:val="18"/>
+        </w:rPr>
+        <w:t xml:space="preserve"># </w:t>
+      </w:r>
+      <w:r>
+        <w:rPr>
+          <w:rFonts w:ascii="Times New Roman" w:hAnsi="Times New Roman" w:cs="Times New Roman"/>
+          <w:color w:val="595959" w:themeColor="text1" w:themeTint="A6"/>
+          <w:spacing w:val="-1"/>
+          <w:sz w:val="18"/>
+          <w:szCs w:val="18"/>
+        </w:rPr>
+        <w:t>индекс 2</w:t>
+      </w:r>
+    </w:p>
+    <w:p>
+      <w:pPr>
+        <w:rPr>
+          <w:rFonts w:ascii="Times New Roman" w:hAnsi="Times New Roman" w:cs="Times New Roman"/>
+          <w:color w:val="000000" w:themeColor="text1"/>
+          <w:spacing w:val="-1"/>
+          <w:sz w:val="18"/>
+          <w:szCs w:val="18"/>
+        </w:rPr>
+      </w:pPr>
+      <w:r>
+        <w:rPr>
+          <w:rFonts w:ascii="Times New Roman" w:hAnsi="Times New Roman" w:cs="Times New Roman"/>
+          <w:color w:val="000000" w:themeColor="text1"/>
+          <w:spacing w:val="-1"/>
+          <w:sz w:val="18"/>
+          <w:szCs w:val="18"/>
+        </w:rPr>
+        <w:t xml:space="preserve">    [</w:t>
+      </w:r>
+      <w:r>
+        <w:rPr>
+          <w:rFonts w:ascii="Times New Roman" w:hAnsi="Times New Roman" w:cs="Times New Roman"/>
+          <w:color w:val="4472C4" w:themeColor="accent1"/>
+          <w:spacing w:val="-1"/>
+          <w:sz w:val="18"/>
+          <w:szCs w:val="18"/>
+        </w:rPr>
+        <w:t>'Mariona'</w:t>
+      </w:r>
+      <w:r>
+        <w:rPr>
+          <w:rFonts w:ascii="Times New Roman" w:hAnsi="Times New Roman" w:cs="Times New Roman"/>
+          <w:color w:val="000000" w:themeColor="text1"/>
+          <w:spacing w:val="-1"/>
+          <w:sz w:val="18"/>
+          <w:szCs w:val="18"/>
+        </w:rPr>
+        <w:t xml:space="preserve">, </w:t>
+      </w:r>
+      <w:r>
+        <w:rPr>
+          <w:rFonts w:ascii="Times New Roman" w:hAnsi="Times New Roman" w:cs="Times New Roman"/>
+          <w:color w:val="4472C4" w:themeColor="accent1"/>
+          <w:spacing w:val="-1"/>
+          <w:sz w:val="18"/>
+          <w:szCs w:val="18"/>
+        </w:rPr>
+        <w:t>'Salma'</w:t>
+      </w:r>
+      <w:r>
+        <w:rPr>
+          <w:rFonts w:ascii="Times New Roman" w:hAnsi="Times New Roman" w:cs="Times New Roman"/>
+          <w:color w:val="000000" w:themeColor="text1"/>
+          <w:spacing w:val="-1"/>
+          <w:sz w:val="18"/>
+          <w:szCs w:val="18"/>
+        </w:rPr>
+        <w:t xml:space="preserve">, </w:t>
+      </w:r>
+      <w:r>
+        <w:rPr>
+          <w:rFonts w:ascii="Times New Roman" w:hAnsi="Times New Roman" w:cs="Times New Roman"/>
+          <w:color w:val="4472C4" w:themeColor="accent1"/>
+          <w:spacing w:val="-1"/>
+          <w:sz w:val="18"/>
+          <w:szCs w:val="18"/>
+        </w:rPr>
+        <w:t>'Alba</w:t>
+      </w:r>
+      <w:r>
+        <w:rPr>
+          <w:rFonts w:ascii="Times New Roman" w:hAnsi="Times New Roman" w:cs="Times New Roman"/>
+          <w:color w:val="4472C4" w:themeColor="accent1"/>
+          <w:spacing w:val="-1"/>
+          <w:sz w:val="18"/>
+          <w:szCs w:val="18"/>
+        </w:rPr>
+        <w:t>’</w:t>
+      </w:r>
+      <w:r>
+        <w:rPr>
+          <w:rFonts w:ascii="Times New Roman" w:hAnsi="Times New Roman" w:cs="Times New Roman"/>
+          <w:color w:val="000000" w:themeColor="text1"/>
+          <w:spacing w:val="-1"/>
+          <w:sz w:val="18"/>
+          <w:szCs w:val="18"/>
+        </w:rPr>
+        <w:t xml:space="preserve">]  </w:t>
+      </w:r>
+      <w:r>
+        <w:rPr>
+          <w:rFonts w:ascii="Times New Roman" w:hAnsi="Times New Roman" w:cs="Times New Roman"/>
+          <w:color w:val="000000" w:themeColor="text1"/>
+          <w:spacing w:val="-1"/>
+          <w:sz w:val="18"/>
+          <w:szCs w:val="18"/>
+        </w:rPr>
+        <w:t xml:space="preserve">          </w:t>
+      </w:r>
+      <w:r>
+        <w:rPr>
+          <w:rFonts w:ascii="Times New Roman" w:hAnsi="Times New Roman" w:cs="Times New Roman"/>
+          <w:color w:val="000000" w:themeColor="text1"/>
+          <w:spacing w:val="-1"/>
+          <w:sz w:val="18"/>
+          <w:szCs w:val="18"/>
+        </w:rPr>
+        <w:tab/>
+      </w:r>
+      <w:r>
+        <w:rPr>
+          <w:rFonts w:ascii="Times New Roman" w:hAnsi="Times New Roman" w:cs="Times New Roman"/>
+          <w:color w:val="000000" w:themeColor="text1"/>
+          <w:spacing w:val="-1"/>
+          <w:sz w:val="18"/>
+          <w:szCs w:val="18"/>
+        </w:rPr>
+        <w:t xml:space="preserve"># </w:t>
+      </w:r>
+      <w:r>
+        <w:rPr>
+          <w:rFonts w:ascii="Times New Roman" w:hAnsi="Times New Roman" w:cs="Times New Roman"/>
+          <w:color w:val="595959" w:themeColor="text1" w:themeTint="A6"/>
+          <w:spacing w:val="-1"/>
+          <w:sz w:val="18"/>
+          <w:szCs w:val="18"/>
+        </w:rPr>
+        <w:t>индекс 3</w:t>
+      </w:r>
+    </w:p>
+    <w:p>
+      <w:pPr>
+        <w:rPr>
+          <w:rFonts w:ascii="Times New Roman" w:hAnsi="Times New Roman" w:cs="Times New Roman"/>
+          <w:color w:val="000000" w:themeColor="text1"/>
+          <w:spacing w:val="-1"/>
+          <w:sz w:val="18"/>
+          <w:szCs w:val="18"/>
+        </w:rPr>
+      </w:pPr>
+      <w:r>
+        <w:rPr>
+          <w:rFonts w:ascii="Times New Roman" w:hAnsi="Times New Roman" w:cs="Times New Roman"/>
+          <w:color w:val="000000" w:themeColor="text1"/>
+          <w:spacing w:val="-1"/>
+          <w:sz w:val="18"/>
+          <w:szCs w:val="18"/>
+        </w:rPr>
+        <w:t>]</w:t>
+      </w:r>
+    </w:p>
+    <w:p>
+      <w:pPr>
+        <w:rPr>
+          <w:rFonts w:ascii="Times New Roman" w:hAnsi="Times New Roman" w:cs="Times New Roman"/>
+          <w:color w:val="000000" w:themeColor="text1"/>
+          <w:spacing w:val="-1"/>
+          <w:sz w:val="18"/>
+          <w:szCs w:val="18"/>
+        </w:rPr>
+      </w:pPr>
+      <w:r>
+        <w:rPr>
+          <w:rFonts w:ascii="Times New Roman" w:hAnsi="Times New Roman" w:cs="Times New Roman"/>
+          <w:color w:val="000000" w:themeColor="text1"/>
+          <w:spacing w:val="-1"/>
+          <w:sz w:val="18"/>
+          <w:szCs w:val="18"/>
+        </w:rPr>
+        <w:t>Это </w:t>
+      </w:r>
+      <w:r>
+        <w:rPr>
+          <w:rFonts w:ascii="Times New Roman" w:hAnsi="Times New Roman" w:cs="Times New Roman"/>
+          <w:b/>
+          <w:bCs/>
+          <w:color w:val="000000" w:themeColor="text1"/>
+          <w:spacing w:val="-1"/>
+          <w:sz w:val="18"/>
+          <w:szCs w:val="18"/>
+        </w:rPr>
+        <w:t>список из 4 элементов</w:t>
+      </w:r>
+      <w:r>
+        <w:rPr>
+          <w:rFonts w:ascii="Times New Roman" w:hAnsi="Times New Roman" w:cs="Times New Roman"/>
+          <w:color w:val="000000" w:themeColor="text1"/>
+          <w:spacing w:val="-1"/>
+          <w:sz w:val="18"/>
+          <w:szCs w:val="18"/>
+        </w:rPr>
+        <w:t xml:space="preserve">, три элемента сами являются списками. </w:t>
+      </w:r>
+    </w:p>
+    <w:p>
+      <w:pPr>
+        <w:jc w:val="center"/>
+        <w:rPr>
+          <w:rFonts w:ascii="Times New Roman" w:hAnsi="Times New Roman" w:cs="Times New Roman"/>
+          <w:color w:val="000000" w:themeColor="text1"/>
+          <w:spacing w:val="-1"/>
+          <w:sz w:val="18"/>
+          <w:szCs w:val="18"/>
+        </w:rPr>
+      </w:pPr>
+      <w:r>
+        <w:rPr>
+          <w:noProof/>
+        </w:rPr>
+        <w:drawing>
+          <wp:inline distT="0" distB="0" distL="0" distR="0" wp14:anchorId="4346E656" wp14:editId="318D6D53">
+            <wp:extent cx="4644482" cy="3585584"/>
+            <wp:effectExtent l="95250" t="114300" r="99060" b="110490"/>
+            <wp:docPr id="820242617" name="Рисунок 1"/>
+            <wp:cNvGraphicFramePr>
+              <a:graphicFrameLocks xmlns:a="http://schemas.openxmlformats.org/drawingml/2006/main" noChangeAspect="1"/>
+            </wp:cNvGraphicFramePr>
+            <a:graphic xmlns:a="http://schemas.openxmlformats.org/drawingml/2006/main">
+              <a:graphicData uri="http://schemas.openxmlformats.org/drawingml/2006/picture">
+                <pic:pic xmlns:pic="http://schemas.openxmlformats.org/drawingml/2006/picture">
+                  <pic:nvPicPr>
+                    <pic:cNvPr id="820242617" name=""/>
+                    <pic:cNvPicPr/>
+                  </pic:nvPicPr>
+                  <pic:blipFill>
+                    <a:blip r:embed="rId52"/>
+                    <a:stretch>
+                      <a:fillRect/>
+                    </a:stretch>
+                  </pic:blipFill>
+                  <pic:spPr>
+                    <a:xfrm>
+                      <a:off x="0" y="0"/>
+                      <a:ext cx="4656008" cy="3594482"/>
+                    </a:xfrm>
+                    <a:prstGeom prst="rect">
+                      <a:avLst/>
+                    </a:prstGeom>
+                    <a:effectLst>
+                      <a:glow rad="101600">
+                        <a:schemeClr val="bg1">
+                          <a:lumMod val="50000"/>
+                          <a:alpha val="60000"/>
+                        </a:schemeClr>
+                      </a:glow>
+                    </a:effectLst>
+                  </pic:spPr>
+                </pic:pic>
+              </a:graphicData>
+            </a:graphic>
+          </wp:inline>
+        </w:drawing>
+      </w:r>
     </w:p>
     <w:sectPr>
-      <w:headerReference w:type="default" r:id="rId49"/>
-      <w:footerReference w:type="default" r:id="rId50"/>
+      <w:headerReference w:type="default" r:id="rId53"/>
+      <w:footerReference w:type="default" r:id="rId54"/>
       <w:pgSz w:w="12240" w:h="20160" w:code="5"/>
       <w:pgMar w:top="1134" w:right="850" w:bottom="1134" w:left="1701" w:header="283" w:footer="397" w:gutter="0"/>
       <w:pgNumType w:start="1"/>
@@ -26459,6 +29385,92 @@
     </w:lvl>
   </w:abstractNum>
   <w:abstractNum w:abstractNumId="5" w15:restartNumberingAfterBreak="0">
+    <w:nsid w:val="04776C69"/>
+    <w:multiLevelType w:val="hybridMultilevel"/>
+    <w:tmpl w:val="AF640296"/>
+    <w:lvl w:ilvl="0" w:tplc="0419000F">
+      <w:start w:val="1"/>
+      <w:numFmt w:val="decimal"/>
+      <w:lvlText w:val="%1."/>
+      <w:lvlJc w:val="left"/>
+      <w:pPr>
+        <w:ind w:left="720" w:hanging="360"/>
+      </w:pPr>
+    </w:lvl>
+    <w:lvl w:ilvl="1" w:tplc="04190019" w:tentative="1">
+      <w:start w:val="1"/>
+      <w:numFmt w:val="lowerLetter"/>
+      <w:lvlText w:val="%2."/>
+      <w:lvlJc w:val="left"/>
+      <w:pPr>
+        <w:ind w:left="1440" w:hanging="360"/>
+      </w:pPr>
+    </w:lvl>
+    <w:lvl w:ilvl="2" w:tplc="0419001B" w:tentative="1">
+      <w:start w:val="1"/>
+      <w:numFmt w:val="lowerRoman"/>
+      <w:lvlText w:val="%3."/>
+      <w:lvlJc w:val="right"/>
+      <w:pPr>
+        <w:ind w:left="2160" w:hanging="180"/>
+      </w:pPr>
+    </w:lvl>
+    <w:lvl w:ilvl="3" w:tplc="0419000F" w:tentative="1">
+      <w:start w:val="1"/>
+      <w:numFmt w:val="decimal"/>
+      <w:lvlText w:val="%4."/>
+      <w:lvlJc w:val="left"/>
+      <w:pPr>
+        <w:ind w:left="2880" w:hanging="360"/>
+      </w:pPr>
+    </w:lvl>
+    <w:lvl w:ilvl="4" w:tplc="04190019" w:tentative="1">
+      <w:start w:val="1"/>
+      <w:numFmt w:val="lowerLetter"/>
+      <w:lvlText w:val="%5."/>
+      <w:lvlJc w:val="left"/>
+      <w:pPr>
+        <w:ind w:left="3600" w:hanging="360"/>
+      </w:pPr>
+    </w:lvl>
+    <w:lvl w:ilvl="5" w:tplc="0419001B" w:tentative="1">
+      <w:start w:val="1"/>
+      <w:numFmt w:val="lowerRoman"/>
+      <w:lvlText w:val="%6."/>
+      <w:lvlJc w:val="right"/>
+      <w:pPr>
+        <w:ind w:left="4320" w:hanging="180"/>
+      </w:pPr>
+    </w:lvl>
+    <w:lvl w:ilvl="6" w:tplc="0419000F" w:tentative="1">
+      <w:start w:val="1"/>
+      <w:numFmt w:val="decimal"/>
+      <w:lvlText w:val="%7."/>
+      <w:lvlJc w:val="left"/>
+      <w:pPr>
+        <w:ind w:left="5040" w:hanging="360"/>
+      </w:pPr>
+    </w:lvl>
+    <w:lvl w:ilvl="7" w:tplc="04190019" w:tentative="1">
+      <w:start w:val="1"/>
+      <w:numFmt w:val="lowerLetter"/>
+      <w:lvlText w:val="%8."/>
+      <w:lvlJc w:val="left"/>
+      <w:pPr>
+        <w:ind w:left="5760" w:hanging="360"/>
+      </w:pPr>
+    </w:lvl>
+    <w:lvl w:ilvl="8" w:tplc="0419001B" w:tentative="1">
+      <w:start w:val="1"/>
+      <w:numFmt w:val="lowerRoman"/>
+      <w:lvlText w:val="%9."/>
+      <w:lvlJc w:val="right"/>
+      <w:pPr>
+        <w:ind w:left="6480" w:hanging="180"/>
+      </w:pPr>
+    </w:lvl>
+  </w:abstractNum>
+  <w:abstractNum w:abstractNumId="6" w15:restartNumberingAfterBreak="0">
     <w:nsid w:val="04CA6D5F"/>
     <w:multiLevelType w:val="hybridMultilevel"/>
     <w:tmpl w:val="28A0DE9A"/>
@@ -26571,7 +29583,7 @@
       </w:rPr>
     </w:lvl>
   </w:abstractNum>
-  <w:abstractNum w:abstractNumId="6" w15:restartNumberingAfterBreak="0">
+  <w:abstractNum w:abstractNumId="7" w15:restartNumberingAfterBreak="0">
     <w:nsid w:val="05890495"/>
     <w:multiLevelType w:val="multilevel"/>
     <w:tmpl w:val="E982B27A"/>
@@ -26684,7 +29696,7 @@
       </w:pPr>
     </w:lvl>
   </w:abstractNum>
-  <w:abstractNum w:abstractNumId="7" w15:restartNumberingAfterBreak="0">
+  <w:abstractNum w:abstractNumId="8" w15:restartNumberingAfterBreak="0">
     <w:nsid w:val="06CB5D1B"/>
     <w:multiLevelType w:val="multilevel"/>
     <w:tmpl w:val="3ADC7144"/>
@@ -26833,7 +29845,120 @@
       </w:rPr>
     </w:lvl>
   </w:abstractNum>
-  <w:abstractNum w:abstractNumId="8" w15:restartNumberingAfterBreak="0">
+  <w:abstractNum w:abstractNumId="9" w15:restartNumberingAfterBreak="0">
+    <w:nsid w:val="0ADA7C0C"/>
+    <w:multiLevelType w:val="hybridMultilevel"/>
+    <w:tmpl w:val="7AF82230"/>
+    <w:lvl w:ilvl="0" w:tplc="04190001">
+      <w:start w:val="1"/>
+      <w:numFmt w:val="bullet"/>
+      <w:lvlText w:val=""/>
+      <w:lvlJc w:val="left"/>
+      <w:pPr>
+        <w:ind w:left="720" w:hanging="360"/>
+      </w:pPr>
+      <w:rPr>
+        <w:rFonts w:ascii="Symbol" w:hAnsi="Symbol" w:hint="default"/>
+      </w:rPr>
+    </w:lvl>
+    <w:lvl w:ilvl="1" w:tplc="04190003" w:tentative="1">
+      <w:start w:val="1"/>
+      <w:numFmt w:val="bullet"/>
+      <w:lvlText w:val="o"/>
+      <w:lvlJc w:val="left"/>
+      <w:pPr>
+        <w:ind w:left="1440" w:hanging="360"/>
+      </w:pPr>
+      <w:rPr>
+        <w:rFonts w:ascii="Courier New" w:hAnsi="Courier New" w:cs="Courier New" w:hint="default"/>
+      </w:rPr>
+    </w:lvl>
+    <w:lvl w:ilvl="2" w:tplc="04190005" w:tentative="1">
+      <w:start w:val="1"/>
+      <w:numFmt w:val="bullet"/>
+      <w:lvlText w:val=""/>
+      <w:lvlJc w:val="left"/>
+      <w:pPr>
+        <w:ind w:left="2160" w:hanging="360"/>
+      </w:pPr>
+      <w:rPr>
+        <w:rFonts w:ascii="Wingdings" w:hAnsi="Wingdings" w:hint="default"/>
+      </w:rPr>
+    </w:lvl>
+    <w:lvl w:ilvl="3" w:tplc="04190001" w:tentative="1">
+      <w:start w:val="1"/>
+      <w:numFmt w:val="bullet"/>
+      <w:lvlText w:val=""/>
+      <w:lvlJc w:val="left"/>
+      <w:pPr>
+        <w:ind w:left="2880" w:hanging="360"/>
+      </w:pPr>
+      <w:rPr>
+        <w:rFonts w:ascii="Symbol" w:hAnsi="Symbol" w:hint="default"/>
+      </w:rPr>
+    </w:lvl>
+    <w:lvl w:ilvl="4" w:tplc="04190003" w:tentative="1">
+      <w:start w:val="1"/>
+      <w:numFmt w:val="bullet"/>
+      <w:lvlText w:val="o"/>
+      <w:lvlJc w:val="left"/>
+      <w:pPr>
+        <w:ind w:left="3600" w:hanging="360"/>
+      </w:pPr>
+      <w:rPr>
+        <w:rFonts w:ascii="Courier New" w:hAnsi="Courier New" w:cs="Courier New" w:hint="default"/>
+      </w:rPr>
+    </w:lvl>
+    <w:lvl w:ilvl="5" w:tplc="04190005" w:tentative="1">
+      <w:start w:val="1"/>
+      <w:numFmt w:val="bullet"/>
+      <w:lvlText w:val=""/>
+      <w:lvlJc w:val="left"/>
+      <w:pPr>
+        <w:ind w:left="4320" w:hanging="360"/>
+      </w:pPr>
+      <w:rPr>
+        <w:rFonts w:ascii="Wingdings" w:hAnsi="Wingdings" w:hint="default"/>
+      </w:rPr>
+    </w:lvl>
+    <w:lvl w:ilvl="6" w:tplc="04190001" w:tentative="1">
+      <w:start w:val="1"/>
+      <w:numFmt w:val="bullet"/>
+      <w:lvlText w:val=""/>
+      <w:lvlJc w:val="left"/>
+      <w:pPr>
+        <w:ind w:left="5040" w:hanging="360"/>
+      </w:pPr>
+      <w:rPr>
+        <w:rFonts w:ascii="Symbol" w:hAnsi="Symbol" w:hint="default"/>
+      </w:rPr>
+    </w:lvl>
+    <w:lvl w:ilvl="7" w:tplc="04190003" w:tentative="1">
+      <w:start w:val="1"/>
+      <w:numFmt w:val="bullet"/>
+      <w:lvlText w:val="o"/>
+      <w:lvlJc w:val="left"/>
+      <w:pPr>
+        <w:ind w:left="5760" w:hanging="360"/>
+      </w:pPr>
+      <w:rPr>
+        <w:rFonts w:ascii="Courier New" w:hAnsi="Courier New" w:cs="Courier New" w:hint="default"/>
+      </w:rPr>
+    </w:lvl>
+    <w:lvl w:ilvl="8" w:tplc="04190005" w:tentative="1">
+      <w:start w:val="1"/>
+      <w:numFmt w:val="bullet"/>
+      <w:lvlText w:val=""/>
+      <w:lvlJc w:val="left"/>
+      <w:pPr>
+        <w:ind w:left="6480" w:hanging="360"/>
+      </w:pPr>
+      <w:rPr>
+        <w:rFonts w:ascii="Wingdings" w:hAnsi="Wingdings" w:hint="default"/>
+      </w:rPr>
+    </w:lvl>
+  </w:abstractNum>
+  <w:abstractNum w:abstractNumId="10" w15:restartNumberingAfterBreak="0">
     <w:nsid w:val="0C84605A"/>
     <w:multiLevelType w:val="multilevel"/>
     <w:tmpl w:val="2D9E5114"/>
@@ -26946,7 +30071,7 @@
       </w:pPr>
     </w:lvl>
   </w:abstractNum>
-  <w:abstractNum w:abstractNumId="9" w15:restartNumberingAfterBreak="0">
+  <w:abstractNum w:abstractNumId="11" w15:restartNumberingAfterBreak="0">
     <w:nsid w:val="0CDB53E5"/>
     <w:multiLevelType w:val="multilevel"/>
     <w:tmpl w:val="63B45362"/>
@@ -27095,7 +30220,7 @@
       </w:rPr>
     </w:lvl>
   </w:abstractNum>
-  <w:abstractNum w:abstractNumId="10" w15:restartNumberingAfterBreak="0">
+  <w:abstractNum w:abstractNumId="12" w15:restartNumberingAfterBreak="0">
     <w:nsid w:val="0D966987"/>
     <w:multiLevelType w:val="multilevel"/>
     <w:tmpl w:val="654EFC20"/>
@@ -27208,7 +30333,7 @@
       </w:pPr>
     </w:lvl>
   </w:abstractNum>
-  <w:abstractNum w:abstractNumId="11" w15:restartNumberingAfterBreak="0">
+  <w:abstractNum w:abstractNumId="13" w15:restartNumberingAfterBreak="0">
     <w:nsid w:val="0DA9372E"/>
     <w:multiLevelType w:val="multilevel"/>
     <w:tmpl w:val="30F44760"/>
@@ -27357,7 +30482,7 @@
       </w:rPr>
     </w:lvl>
   </w:abstractNum>
-  <w:abstractNum w:abstractNumId="12" w15:restartNumberingAfterBreak="0">
+  <w:abstractNum w:abstractNumId="14" w15:restartNumberingAfterBreak="0">
     <w:nsid w:val="0E2F495C"/>
     <w:multiLevelType w:val="multilevel"/>
     <w:tmpl w:val="39ACF512"/>
@@ -27506,7 +30631,7 @@
       </w:rPr>
     </w:lvl>
   </w:abstractNum>
-  <w:abstractNum w:abstractNumId="13" w15:restartNumberingAfterBreak="0">
+  <w:abstractNum w:abstractNumId="15" w15:restartNumberingAfterBreak="0">
     <w:nsid w:val="12D34CFF"/>
     <w:multiLevelType w:val="multilevel"/>
     <w:tmpl w:val="3DB8227C"/>
@@ -27619,7 +30744,7 @@
       </w:pPr>
     </w:lvl>
   </w:abstractNum>
-  <w:abstractNum w:abstractNumId="14" w15:restartNumberingAfterBreak="0">
+  <w:abstractNum w:abstractNumId="16" w15:restartNumberingAfterBreak="0">
     <w:nsid w:val="131B200F"/>
     <w:multiLevelType w:val="multilevel"/>
     <w:tmpl w:val="2A927F28"/>
@@ -27768,7 +30893,7 @@
       </w:rPr>
     </w:lvl>
   </w:abstractNum>
-  <w:abstractNum w:abstractNumId="15" w15:restartNumberingAfterBreak="0">
+  <w:abstractNum w:abstractNumId="17" w15:restartNumberingAfterBreak="0">
     <w:nsid w:val="147E5E62"/>
     <w:multiLevelType w:val="multilevel"/>
     <w:tmpl w:val="4D506B92"/>
@@ -27917,7 +31042,7 @@
       </w:rPr>
     </w:lvl>
   </w:abstractNum>
-  <w:abstractNum w:abstractNumId="16" w15:restartNumberingAfterBreak="0">
+  <w:abstractNum w:abstractNumId="18" w15:restartNumberingAfterBreak="0">
     <w:nsid w:val="14801E61"/>
     <w:multiLevelType w:val="hybridMultilevel"/>
     <w:tmpl w:val="4816E08C"/>
@@ -28030,7 +31155,7 @@
       </w:rPr>
     </w:lvl>
   </w:abstractNum>
-  <w:abstractNum w:abstractNumId="17" w15:restartNumberingAfterBreak="0">
+  <w:abstractNum w:abstractNumId="19" w15:restartNumberingAfterBreak="0">
     <w:nsid w:val="157275A8"/>
     <w:multiLevelType w:val="multilevel"/>
     <w:tmpl w:val="13B43182"/>
@@ -28179,7 +31304,7 @@
       </w:rPr>
     </w:lvl>
   </w:abstractNum>
-  <w:abstractNum w:abstractNumId="18" w15:restartNumberingAfterBreak="0">
+  <w:abstractNum w:abstractNumId="20" w15:restartNumberingAfterBreak="0">
     <w:nsid w:val="171B15A1"/>
     <w:multiLevelType w:val="multilevel"/>
     <w:tmpl w:val="FE162218"/>
@@ -28292,7 +31417,7 @@
       </w:pPr>
     </w:lvl>
   </w:abstractNum>
-  <w:abstractNum w:abstractNumId="19" w15:restartNumberingAfterBreak="0">
+  <w:abstractNum w:abstractNumId="21" w15:restartNumberingAfterBreak="0">
     <w:nsid w:val="18041283"/>
     <w:multiLevelType w:val="multilevel"/>
     <w:tmpl w:val="C05E6E62"/>
@@ -28441,7 +31566,7 @@
       </w:rPr>
     </w:lvl>
   </w:abstractNum>
-  <w:abstractNum w:abstractNumId="20" w15:restartNumberingAfterBreak="0">
+  <w:abstractNum w:abstractNumId="22" w15:restartNumberingAfterBreak="0">
     <w:nsid w:val="181D3CF2"/>
     <w:multiLevelType w:val="multilevel"/>
     <w:tmpl w:val="A0E045BC"/>
@@ -28590,7 +31715,7 @@
       </w:rPr>
     </w:lvl>
   </w:abstractNum>
-  <w:abstractNum w:abstractNumId="21" w15:restartNumberingAfterBreak="0">
+  <w:abstractNum w:abstractNumId="23" w15:restartNumberingAfterBreak="0">
     <w:nsid w:val="19395AEC"/>
     <w:multiLevelType w:val="multilevel"/>
     <w:tmpl w:val="C7FCC690"/>
@@ -28739,7 +31864,7 @@
       </w:rPr>
     </w:lvl>
   </w:abstractNum>
-  <w:abstractNum w:abstractNumId="22" w15:restartNumberingAfterBreak="0">
+  <w:abstractNum w:abstractNumId="24" w15:restartNumberingAfterBreak="0">
     <w:nsid w:val="1AFA1B10"/>
     <w:multiLevelType w:val="multilevel"/>
     <w:tmpl w:val="D6BEEB02"/>
@@ -28888,7 +32013,7 @@
       </w:rPr>
     </w:lvl>
   </w:abstractNum>
-  <w:abstractNum w:abstractNumId="23" w15:restartNumberingAfterBreak="0">
+  <w:abstractNum w:abstractNumId="25" w15:restartNumberingAfterBreak="0">
     <w:nsid w:val="1C67619C"/>
     <w:multiLevelType w:val="hybridMultilevel"/>
     <w:tmpl w:val="DA58E3B0"/>
@@ -29001,7 +32126,7 @@
       </w:rPr>
     </w:lvl>
   </w:abstractNum>
-  <w:abstractNum w:abstractNumId="24" w15:restartNumberingAfterBreak="0">
+  <w:abstractNum w:abstractNumId="26" w15:restartNumberingAfterBreak="0">
     <w:nsid w:val="1CD37F47"/>
     <w:multiLevelType w:val="multilevel"/>
     <w:tmpl w:val="309AF90E"/>
@@ -29114,7 +32239,7 @@
       </w:pPr>
     </w:lvl>
   </w:abstractNum>
-  <w:abstractNum w:abstractNumId="25" w15:restartNumberingAfterBreak="0">
+  <w:abstractNum w:abstractNumId="27" w15:restartNumberingAfterBreak="0">
     <w:nsid w:val="1F844BCD"/>
     <w:multiLevelType w:val="multilevel"/>
     <w:tmpl w:val="705ABDF0"/>
@@ -29263,7 +32388,7 @@
       </w:rPr>
     </w:lvl>
   </w:abstractNum>
-  <w:abstractNum w:abstractNumId="26" w15:restartNumberingAfterBreak="0">
+  <w:abstractNum w:abstractNumId="28" w15:restartNumberingAfterBreak="0">
     <w:nsid w:val="1FFE1E2C"/>
     <w:multiLevelType w:val="multilevel"/>
     <w:tmpl w:val="77DCB570"/>
@@ -29376,7 +32501,7 @@
       </w:pPr>
     </w:lvl>
   </w:abstractNum>
-  <w:abstractNum w:abstractNumId="27" w15:restartNumberingAfterBreak="0">
+  <w:abstractNum w:abstractNumId="29" w15:restartNumberingAfterBreak="0">
     <w:nsid w:val="21975E1C"/>
     <w:multiLevelType w:val="multilevel"/>
     <w:tmpl w:val="6B228D3C"/>
@@ -29525,7 +32650,7 @@
       </w:rPr>
     </w:lvl>
   </w:abstractNum>
-  <w:abstractNum w:abstractNumId="28" w15:restartNumberingAfterBreak="0">
+  <w:abstractNum w:abstractNumId="30" w15:restartNumberingAfterBreak="0">
     <w:nsid w:val="25306C7B"/>
     <w:multiLevelType w:val="multilevel"/>
     <w:tmpl w:val="0764FEBE"/>
@@ -29638,7 +32763,7 @@
       </w:pPr>
     </w:lvl>
   </w:abstractNum>
-  <w:abstractNum w:abstractNumId="29" w15:restartNumberingAfterBreak="0">
+  <w:abstractNum w:abstractNumId="31" w15:restartNumberingAfterBreak="0">
     <w:nsid w:val="26566FF9"/>
     <w:multiLevelType w:val="hybridMultilevel"/>
     <w:tmpl w:val="0AEC4398"/>
@@ -29751,7 +32876,7 @@
       </w:rPr>
     </w:lvl>
   </w:abstractNum>
-  <w:abstractNum w:abstractNumId="30" w15:restartNumberingAfterBreak="0">
+  <w:abstractNum w:abstractNumId="32" w15:restartNumberingAfterBreak="0">
     <w:nsid w:val="2661041E"/>
     <w:multiLevelType w:val="multilevel"/>
     <w:tmpl w:val="5D029EB8"/>
@@ -29900,7 +33025,7 @@
       </w:rPr>
     </w:lvl>
   </w:abstractNum>
-  <w:abstractNum w:abstractNumId="31" w15:restartNumberingAfterBreak="0">
+  <w:abstractNum w:abstractNumId="33" w15:restartNumberingAfterBreak="0">
     <w:nsid w:val="26B06765"/>
     <w:multiLevelType w:val="multilevel"/>
     <w:tmpl w:val="D166EF8C"/>
@@ -30049,7 +33174,7 @@
       </w:rPr>
     </w:lvl>
   </w:abstractNum>
-  <w:abstractNum w:abstractNumId="32" w15:restartNumberingAfterBreak="0">
+  <w:abstractNum w:abstractNumId="34" w15:restartNumberingAfterBreak="0">
     <w:nsid w:val="27081F03"/>
     <w:multiLevelType w:val="multilevel"/>
     <w:tmpl w:val="FCC0FF3C"/>
@@ -30162,7 +33287,7 @@
       </w:pPr>
     </w:lvl>
   </w:abstractNum>
-  <w:abstractNum w:abstractNumId="33" w15:restartNumberingAfterBreak="0">
+  <w:abstractNum w:abstractNumId="35" w15:restartNumberingAfterBreak="0">
     <w:nsid w:val="2852060F"/>
     <w:multiLevelType w:val="hybridMultilevel"/>
     <w:tmpl w:val="248440DA"/>
@@ -30251,7 +33376,7 @@
       </w:pPr>
     </w:lvl>
   </w:abstractNum>
-  <w:abstractNum w:abstractNumId="34" w15:restartNumberingAfterBreak="0">
+  <w:abstractNum w:abstractNumId="36" w15:restartNumberingAfterBreak="0">
     <w:nsid w:val="2A0B1BB8"/>
     <w:multiLevelType w:val="multilevel"/>
     <w:tmpl w:val="30324AD0"/>
@@ -30400,7 +33525,7 @@
       </w:rPr>
     </w:lvl>
   </w:abstractNum>
-  <w:abstractNum w:abstractNumId="35" w15:restartNumberingAfterBreak="0">
+  <w:abstractNum w:abstractNumId="37" w15:restartNumberingAfterBreak="0">
     <w:nsid w:val="2F615C0F"/>
     <w:multiLevelType w:val="hybridMultilevel"/>
     <w:tmpl w:val="E30493F4"/>
@@ -30486,7 +33611,7 @@
       </w:pPr>
     </w:lvl>
   </w:abstractNum>
-  <w:abstractNum w:abstractNumId="36" w15:restartNumberingAfterBreak="0">
+  <w:abstractNum w:abstractNumId="38" w15:restartNumberingAfterBreak="0">
     <w:nsid w:val="2F633571"/>
     <w:multiLevelType w:val="multilevel"/>
     <w:tmpl w:val="E5D6DCC6"/>
@@ -30635,7 +33760,120 @@
       </w:rPr>
     </w:lvl>
   </w:abstractNum>
-  <w:abstractNum w:abstractNumId="37" w15:restartNumberingAfterBreak="0">
+  <w:abstractNum w:abstractNumId="39" w15:restartNumberingAfterBreak="0">
+    <w:nsid w:val="2F98073B"/>
+    <w:multiLevelType w:val="hybridMultilevel"/>
+    <w:tmpl w:val="3550A7DC"/>
+    <w:lvl w:ilvl="0" w:tplc="04190001">
+      <w:start w:val="1"/>
+      <w:numFmt w:val="bullet"/>
+      <w:lvlText w:val=""/>
+      <w:lvlJc w:val="left"/>
+      <w:pPr>
+        <w:ind w:left="720" w:hanging="360"/>
+      </w:pPr>
+      <w:rPr>
+        <w:rFonts w:ascii="Symbol" w:hAnsi="Symbol" w:hint="default"/>
+      </w:rPr>
+    </w:lvl>
+    <w:lvl w:ilvl="1" w:tplc="04190003" w:tentative="1">
+      <w:start w:val="1"/>
+      <w:numFmt w:val="bullet"/>
+      <w:lvlText w:val="o"/>
+      <w:lvlJc w:val="left"/>
+      <w:pPr>
+        <w:ind w:left="1440" w:hanging="360"/>
+      </w:pPr>
+      <w:rPr>
+        <w:rFonts w:ascii="Courier New" w:hAnsi="Courier New" w:cs="Courier New" w:hint="default"/>
+      </w:rPr>
+    </w:lvl>
+    <w:lvl w:ilvl="2" w:tplc="04190005" w:tentative="1">
+      <w:start w:val="1"/>
+      <w:numFmt w:val="bullet"/>
+      <w:lvlText w:val=""/>
+      <w:lvlJc w:val="left"/>
+      <w:pPr>
+        <w:ind w:left="2160" w:hanging="360"/>
+      </w:pPr>
+      <w:rPr>
+        <w:rFonts w:ascii="Wingdings" w:hAnsi="Wingdings" w:hint="default"/>
+      </w:rPr>
+    </w:lvl>
+    <w:lvl w:ilvl="3" w:tplc="04190001" w:tentative="1">
+      <w:start w:val="1"/>
+      <w:numFmt w:val="bullet"/>
+      <w:lvlText w:val=""/>
+      <w:lvlJc w:val="left"/>
+      <w:pPr>
+        <w:ind w:left="2880" w:hanging="360"/>
+      </w:pPr>
+      <w:rPr>
+        <w:rFonts w:ascii="Symbol" w:hAnsi="Symbol" w:hint="default"/>
+      </w:rPr>
+    </w:lvl>
+    <w:lvl w:ilvl="4" w:tplc="04190003" w:tentative="1">
+      <w:start w:val="1"/>
+      <w:numFmt w:val="bullet"/>
+      <w:lvlText w:val="o"/>
+      <w:lvlJc w:val="left"/>
+      <w:pPr>
+        <w:ind w:left="3600" w:hanging="360"/>
+      </w:pPr>
+      <w:rPr>
+        <w:rFonts w:ascii="Courier New" w:hAnsi="Courier New" w:cs="Courier New" w:hint="default"/>
+      </w:rPr>
+    </w:lvl>
+    <w:lvl w:ilvl="5" w:tplc="04190005" w:tentative="1">
+      <w:start w:val="1"/>
+      <w:numFmt w:val="bullet"/>
+      <w:lvlText w:val=""/>
+      <w:lvlJc w:val="left"/>
+      <w:pPr>
+        <w:ind w:left="4320" w:hanging="360"/>
+      </w:pPr>
+      <w:rPr>
+        <w:rFonts w:ascii="Wingdings" w:hAnsi="Wingdings" w:hint="default"/>
+      </w:rPr>
+    </w:lvl>
+    <w:lvl w:ilvl="6" w:tplc="04190001" w:tentative="1">
+      <w:start w:val="1"/>
+      <w:numFmt w:val="bullet"/>
+      <w:lvlText w:val=""/>
+      <w:lvlJc w:val="left"/>
+      <w:pPr>
+        <w:ind w:left="5040" w:hanging="360"/>
+      </w:pPr>
+      <w:rPr>
+        <w:rFonts w:ascii="Symbol" w:hAnsi="Symbol" w:hint="default"/>
+      </w:rPr>
+    </w:lvl>
+    <w:lvl w:ilvl="7" w:tplc="04190003" w:tentative="1">
+      <w:start w:val="1"/>
+      <w:numFmt w:val="bullet"/>
+      <w:lvlText w:val="o"/>
+      <w:lvlJc w:val="left"/>
+      <w:pPr>
+        <w:ind w:left="5760" w:hanging="360"/>
+      </w:pPr>
+      <w:rPr>
+        <w:rFonts w:ascii="Courier New" w:hAnsi="Courier New" w:cs="Courier New" w:hint="default"/>
+      </w:rPr>
+    </w:lvl>
+    <w:lvl w:ilvl="8" w:tplc="04190005" w:tentative="1">
+      <w:start w:val="1"/>
+      <w:numFmt w:val="bullet"/>
+      <w:lvlText w:val=""/>
+      <w:lvlJc w:val="left"/>
+      <w:pPr>
+        <w:ind w:left="6480" w:hanging="360"/>
+      </w:pPr>
+      <w:rPr>
+        <w:rFonts w:ascii="Wingdings" w:hAnsi="Wingdings" w:hint="default"/>
+      </w:rPr>
+    </w:lvl>
+  </w:abstractNum>
+  <w:abstractNum w:abstractNumId="40" w15:restartNumberingAfterBreak="0">
     <w:nsid w:val="30417600"/>
     <w:multiLevelType w:val="multilevel"/>
     <w:tmpl w:val="68F617E0"/>
@@ -30784,7 +34022,7 @@
       </w:rPr>
     </w:lvl>
   </w:abstractNum>
-  <w:abstractNum w:abstractNumId="38" w15:restartNumberingAfterBreak="0">
+  <w:abstractNum w:abstractNumId="41" w15:restartNumberingAfterBreak="0">
     <w:nsid w:val="31E969B8"/>
     <w:multiLevelType w:val="multilevel"/>
     <w:tmpl w:val="166E0192"/>
@@ -30933,7 +34171,7 @@
       </w:rPr>
     </w:lvl>
   </w:abstractNum>
-  <w:abstractNum w:abstractNumId="39" w15:restartNumberingAfterBreak="0">
+  <w:abstractNum w:abstractNumId="42" w15:restartNumberingAfterBreak="0">
     <w:nsid w:val="35204225"/>
     <w:multiLevelType w:val="multilevel"/>
     <w:tmpl w:val="7ED6777E"/>
@@ -31082,7 +34320,7 @@
       </w:rPr>
     </w:lvl>
   </w:abstractNum>
-  <w:abstractNum w:abstractNumId="40" w15:restartNumberingAfterBreak="0">
+  <w:abstractNum w:abstractNumId="43" w15:restartNumberingAfterBreak="0">
     <w:nsid w:val="35524ECA"/>
     <w:multiLevelType w:val="hybridMultilevel"/>
     <w:tmpl w:val="BFF4877A"/>
@@ -31195,7 +34433,7 @@
       </w:rPr>
     </w:lvl>
   </w:abstractNum>
-  <w:abstractNum w:abstractNumId="41" w15:restartNumberingAfterBreak="0">
+  <w:abstractNum w:abstractNumId="44" w15:restartNumberingAfterBreak="0">
     <w:nsid w:val="372A0EB1"/>
     <w:multiLevelType w:val="hybridMultilevel"/>
     <w:tmpl w:val="9BA8E39A"/>
@@ -31284,7 +34522,7 @@
       </w:pPr>
     </w:lvl>
   </w:abstractNum>
-  <w:abstractNum w:abstractNumId="42" w15:restartNumberingAfterBreak="0">
+  <w:abstractNum w:abstractNumId="45" w15:restartNumberingAfterBreak="0">
     <w:nsid w:val="393C6861"/>
     <w:multiLevelType w:val="multilevel"/>
     <w:tmpl w:val="47A02D72"/>
@@ -31433,7 +34671,7 @@
       </w:rPr>
     </w:lvl>
   </w:abstractNum>
-  <w:abstractNum w:abstractNumId="43" w15:restartNumberingAfterBreak="0">
+  <w:abstractNum w:abstractNumId="46" w15:restartNumberingAfterBreak="0">
     <w:nsid w:val="395F3215"/>
     <w:multiLevelType w:val="multilevel"/>
     <w:tmpl w:val="F716A9F4"/>
@@ -31550,7 +34788,7 @@
       </w:pPr>
     </w:lvl>
   </w:abstractNum>
-  <w:abstractNum w:abstractNumId="44" w15:restartNumberingAfterBreak="0">
+  <w:abstractNum w:abstractNumId="47" w15:restartNumberingAfterBreak="0">
     <w:nsid w:val="3A7E3E0C"/>
     <w:multiLevelType w:val="multilevel"/>
     <w:tmpl w:val="3DDA4034"/>
@@ -31699,7 +34937,7 @@
       </w:rPr>
     </w:lvl>
   </w:abstractNum>
-  <w:abstractNum w:abstractNumId="45" w15:restartNumberingAfterBreak="0">
+  <w:abstractNum w:abstractNumId="48" w15:restartNumberingAfterBreak="0">
     <w:nsid w:val="3A9C2647"/>
     <w:multiLevelType w:val="multilevel"/>
     <w:tmpl w:val="4208B74A"/>
@@ -31848,7 +35086,7 @@
       </w:rPr>
     </w:lvl>
   </w:abstractNum>
-  <w:abstractNum w:abstractNumId="46" w15:restartNumberingAfterBreak="0">
+  <w:abstractNum w:abstractNumId="49" w15:restartNumberingAfterBreak="0">
     <w:nsid w:val="3B5A319B"/>
     <w:multiLevelType w:val="hybridMultilevel"/>
     <w:tmpl w:val="973C4946"/>
@@ -31961,7 +35199,7 @@
       </w:rPr>
     </w:lvl>
   </w:abstractNum>
-  <w:abstractNum w:abstractNumId="47" w15:restartNumberingAfterBreak="0">
+  <w:abstractNum w:abstractNumId="50" w15:restartNumberingAfterBreak="0">
     <w:nsid w:val="3D0D5A10"/>
     <w:multiLevelType w:val="multilevel"/>
     <w:tmpl w:val="B3AC3AA6"/>
@@ -32110,7 +35348,7 @@
       </w:rPr>
     </w:lvl>
   </w:abstractNum>
-  <w:abstractNum w:abstractNumId="48" w15:restartNumberingAfterBreak="0">
+  <w:abstractNum w:abstractNumId="51" w15:restartNumberingAfterBreak="0">
     <w:nsid w:val="3E93516C"/>
     <w:multiLevelType w:val="multilevel"/>
     <w:tmpl w:val="C5284638"/>
@@ -32259,7 +35497,7 @@
       </w:rPr>
     </w:lvl>
   </w:abstractNum>
-  <w:abstractNum w:abstractNumId="49" w15:restartNumberingAfterBreak="0">
+  <w:abstractNum w:abstractNumId="52" w15:restartNumberingAfterBreak="0">
     <w:nsid w:val="3F195869"/>
     <w:multiLevelType w:val="hybridMultilevel"/>
     <w:tmpl w:val="0AEEB606"/>
@@ -32345,7 +35583,7 @@
       </w:pPr>
     </w:lvl>
   </w:abstractNum>
-  <w:abstractNum w:abstractNumId="50" w15:restartNumberingAfterBreak="0">
+  <w:abstractNum w:abstractNumId="53" w15:restartNumberingAfterBreak="0">
     <w:nsid w:val="4083216E"/>
     <w:multiLevelType w:val="multilevel"/>
     <w:tmpl w:val="546884DA"/>
@@ -32494,7 +35732,7 @@
       </w:rPr>
     </w:lvl>
   </w:abstractNum>
-  <w:abstractNum w:abstractNumId="51" w15:restartNumberingAfterBreak="0">
+  <w:abstractNum w:abstractNumId="54" w15:restartNumberingAfterBreak="0">
     <w:nsid w:val="41215DF0"/>
     <w:multiLevelType w:val="multilevel"/>
     <w:tmpl w:val="F5C8A20E"/>
@@ -32643,7 +35881,7 @@
       </w:rPr>
     </w:lvl>
   </w:abstractNum>
-  <w:abstractNum w:abstractNumId="52" w15:restartNumberingAfterBreak="0">
+  <w:abstractNum w:abstractNumId="55" w15:restartNumberingAfterBreak="0">
     <w:nsid w:val="454E1682"/>
     <w:multiLevelType w:val="multilevel"/>
     <w:tmpl w:val="42A63246"/>
@@ -32792,7 +36030,7 @@
       </w:rPr>
     </w:lvl>
   </w:abstractNum>
-  <w:abstractNum w:abstractNumId="53" w15:restartNumberingAfterBreak="0">
+  <w:abstractNum w:abstractNumId="56" w15:restartNumberingAfterBreak="0">
     <w:nsid w:val="45603545"/>
     <w:multiLevelType w:val="multilevel"/>
     <w:tmpl w:val="C4847E88"/>
@@ -32905,7 +36143,7 @@
       </w:pPr>
     </w:lvl>
   </w:abstractNum>
-  <w:abstractNum w:abstractNumId="54" w15:restartNumberingAfterBreak="0">
+  <w:abstractNum w:abstractNumId="57" w15:restartNumberingAfterBreak="0">
     <w:nsid w:val="46336776"/>
     <w:multiLevelType w:val="multilevel"/>
     <w:tmpl w:val="DF624274"/>
@@ -33054,7 +36292,7 @@
       </w:rPr>
     </w:lvl>
   </w:abstractNum>
-  <w:abstractNum w:abstractNumId="55" w15:restartNumberingAfterBreak="0">
+  <w:abstractNum w:abstractNumId="58" w15:restartNumberingAfterBreak="0">
     <w:nsid w:val="485E6EE6"/>
     <w:multiLevelType w:val="multilevel"/>
     <w:tmpl w:val="6860AD8A"/>
@@ -33203,7 +36441,7 @@
       </w:rPr>
     </w:lvl>
   </w:abstractNum>
-  <w:abstractNum w:abstractNumId="56" w15:restartNumberingAfterBreak="0">
+  <w:abstractNum w:abstractNumId="59" w15:restartNumberingAfterBreak="0">
     <w:nsid w:val="488A1DBB"/>
     <w:multiLevelType w:val="multilevel"/>
     <w:tmpl w:val="87DEC4A2"/>
@@ -33352,7 +36590,7 @@
       </w:rPr>
     </w:lvl>
   </w:abstractNum>
-  <w:abstractNum w:abstractNumId="57" w15:restartNumberingAfterBreak="0">
+  <w:abstractNum w:abstractNumId="60" w15:restartNumberingAfterBreak="0">
     <w:nsid w:val="522B7E37"/>
     <w:multiLevelType w:val="multilevel"/>
     <w:tmpl w:val="D52C9F50"/>
@@ -33501,7 +36739,7 @@
       </w:rPr>
     </w:lvl>
   </w:abstractNum>
-  <w:abstractNum w:abstractNumId="58" w15:restartNumberingAfterBreak="0">
+  <w:abstractNum w:abstractNumId="61" w15:restartNumberingAfterBreak="0">
     <w:nsid w:val="5491163E"/>
     <w:multiLevelType w:val="multilevel"/>
     <w:tmpl w:val="1F008D98"/>
@@ -33614,7 +36852,7 @@
       </w:pPr>
     </w:lvl>
   </w:abstractNum>
-  <w:abstractNum w:abstractNumId="59" w15:restartNumberingAfterBreak="0">
+  <w:abstractNum w:abstractNumId="62" w15:restartNumberingAfterBreak="0">
     <w:nsid w:val="55C07B86"/>
     <w:multiLevelType w:val="multilevel"/>
     <w:tmpl w:val="21B0D25A"/>
@@ -33763,7 +37001,7 @@
       </w:rPr>
     </w:lvl>
   </w:abstractNum>
-  <w:abstractNum w:abstractNumId="60" w15:restartNumberingAfterBreak="0">
+  <w:abstractNum w:abstractNumId="63" w15:restartNumberingAfterBreak="0">
     <w:nsid w:val="563874AD"/>
     <w:multiLevelType w:val="hybridMultilevel"/>
     <w:tmpl w:val="1A9067B4"/>
@@ -33876,7 +37114,7 @@
       </w:rPr>
     </w:lvl>
   </w:abstractNum>
-  <w:abstractNum w:abstractNumId="61" w15:restartNumberingAfterBreak="0">
+  <w:abstractNum w:abstractNumId="64" w15:restartNumberingAfterBreak="0">
     <w:nsid w:val="59927BC1"/>
     <w:multiLevelType w:val="hybridMultilevel"/>
     <w:tmpl w:val="05A02718"/>
@@ -33967,7 +37205,7 @@
       </w:pPr>
     </w:lvl>
   </w:abstractNum>
-  <w:abstractNum w:abstractNumId="62" w15:restartNumberingAfterBreak="0">
+  <w:abstractNum w:abstractNumId="65" w15:restartNumberingAfterBreak="0">
     <w:nsid w:val="5B1F6F2E"/>
     <w:multiLevelType w:val="multilevel"/>
     <w:tmpl w:val="0906AA84"/>
@@ -34080,7 +37318,7 @@
       </w:pPr>
     </w:lvl>
   </w:abstractNum>
-  <w:abstractNum w:abstractNumId="63" w15:restartNumberingAfterBreak="0">
+  <w:abstractNum w:abstractNumId="66" w15:restartNumberingAfterBreak="0">
     <w:nsid w:val="5CBB445D"/>
     <w:multiLevelType w:val="multilevel"/>
     <w:tmpl w:val="D5B40914"/>
@@ -34229,7 +37467,120 @@
       </w:rPr>
     </w:lvl>
   </w:abstractNum>
-  <w:abstractNum w:abstractNumId="64" w15:restartNumberingAfterBreak="0">
+  <w:abstractNum w:abstractNumId="67" w15:restartNumberingAfterBreak="0">
+    <w:nsid w:val="5DC80174"/>
+    <w:multiLevelType w:val="hybridMultilevel"/>
+    <w:tmpl w:val="C61831EC"/>
+    <w:lvl w:ilvl="0" w:tplc="04190001">
+      <w:start w:val="1"/>
+      <w:numFmt w:val="bullet"/>
+      <w:lvlText w:val=""/>
+      <w:lvlJc w:val="left"/>
+      <w:pPr>
+        <w:ind w:left="720" w:hanging="360"/>
+      </w:pPr>
+      <w:rPr>
+        <w:rFonts w:ascii="Symbol" w:hAnsi="Symbol" w:hint="default"/>
+      </w:rPr>
+    </w:lvl>
+    <w:lvl w:ilvl="1" w:tplc="04190003" w:tentative="1">
+      <w:start w:val="1"/>
+      <w:numFmt w:val="bullet"/>
+      <w:lvlText w:val="o"/>
+      <w:lvlJc w:val="left"/>
+      <w:pPr>
+        <w:ind w:left="1440" w:hanging="360"/>
+      </w:pPr>
+      <w:rPr>
+        <w:rFonts w:ascii="Courier New" w:hAnsi="Courier New" w:cs="Courier New" w:hint="default"/>
+      </w:rPr>
+    </w:lvl>
+    <w:lvl w:ilvl="2" w:tplc="04190005" w:tentative="1">
+      <w:start w:val="1"/>
+      <w:numFmt w:val="bullet"/>
+      <w:lvlText w:val=""/>
+      <w:lvlJc w:val="left"/>
+      <w:pPr>
+        <w:ind w:left="2160" w:hanging="360"/>
+      </w:pPr>
+      <w:rPr>
+        <w:rFonts w:ascii="Wingdings" w:hAnsi="Wingdings" w:hint="default"/>
+      </w:rPr>
+    </w:lvl>
+    <w:lvl w:ilvl="3" w:tplc="04190001" w:tentative="1">
+      <w:start w:val="1"/>
+      <w:numFmt w:val="bullet"/>
+      <w:lvlText w:val=""/>
+      <w:lvlJc w:val="left"/>
+      <w:pPr>
+        <w:ind w:left="2880" w:hanging="360"/>
+      </w:pPr>
+      <w:rPr>
+        <w:rFonts w:ascii="Symbol" w:hAnsi="Symbol" w:hint="default"/>
+      </w:rPr>
+    </w:lvl>
+    <w:lvl w:ilvl="4" w:tplc="04190003" w:tentative="1">
+      <w:start w:val="1"/>
+      <w:numFmt w:val="bullet"/>
+      <w:lvlText w:val="o"/>
+      <w:lvlJc w:val="left"/>
+      <w:pPr>
+        <w:ind w:left="3600" w:hanging="360"/>
+      </w:pPr>
+      <w:rPr>
+        <w:rFonts w:ascii="Courier New" w:hAnsi="Courier New" w:cs="Courier New" w:hint="default"/>
+      </w:rPr>
+    </w:lvl>
+    <w:lvl w:ilvl="5" w:tplc="04190005" w:tentative="1">
+      <w:start w:val="1"/>
+      <w:numFmt w:val="bullet"/>
+      <w:lvlText w:val=""/>
+      <w:lvlJc w:val="left"/>
+      <w:pPr>
+        <w:ind w:left="4320" w:hanging="360"/>
+      </w:pPr>
+      <w:rPr>
+        <w:rFonts w:ascii="Wingdings" w:hAnsi="Wingdings" w:hint="default"/>
+      </w:rPr>
+    </w:lvl>
+    <w:lvl w:ilvl="6" w:tplc="04190001" w:tentative="1">
+      <w:start w:val="1"/>
+      <w:numFmt w:val="bullet"/>
+      <w:lvlText w:val=""/>
+      <w:lvlJc w:val="left"/>
+      <w:pPr>
+        <w:ind w:left="5040" w:hanging="360"/>
+      </w:pPr>
+      <w:rPr>
+        <w:rFonts w:ascii="Symbol" w:hAnsi="Symbol" w:hint="default"/>
+      </w:rPr>
+    </w:lvl>
+    <w:lvl w:ilvl="7" w:tplc="04190003" w:tentative="1">
+      <w:start w:val="1"/>
+      <w:numFmt w:val="bullet"/>
+      <w:lvlText w:val="o"/>
+      <w:lvlJc w:val="left"/>
+      <w:pPr>
+        <w:ind w:left="5760" w:hanging="360"/>
+      </w:pPr>
+      <w:rPr>
+        <w:rFonts w:ascii="Courier New" w:hAnsi="Courier New" w:cs="Courier New" w:hint="default"/>
+      </w:rPr>
+    </w:lvl>
+    <w:lvl w:ilvl="8" w:tplc="04190005" w:tentative="1">
+      <w:start w:val="1"/>
+      <w:numFmt w:val="bullet"/>
+      <w:lvlText w:val=""/>
+      <w:lvlJc w:val="left"/>
+      <w:pPr>
+        <w:ind w:left="6480" w:hanging="360"/>
+      </w:pPr>
+      <w:rPr>
+        <w:rFonts w:ascii="Wingdings" w:hAnsi="Wingdings" w:hint="default"/>
+      </w:rPr>
+    </w:lvl>
+  </w:abstractNum>
+  <w:abstractNum w:abstractNumId="68" w15:restartNumberingAfterBreak="0">
     <w:nsid w:val="5EB21B9C"/>
     <w:multiLevelType w:val="multilevel"/>
     <w:tmpl w:val="DA1C1E8C"/>
@@ -34342,7 +37693,7 @@
       </w:pPr>
     </w:lvl>
   </w:abstractNum>
-  <w:abstractNum w:abstractNumId="65" w15:restartNumberingAfterBreak="0">
+  <w:abstractNum w:abstractNumId="69" w15:restartNumberingAfterBreak="0">
     <w:nsid w:val="60346E60"/>
     <w:multiLevelType w:val="multilevel"/>
     <w:tmpl w:val="615EE75A"/>
@@ -34491,7 +37842,7 @@
       </w:rPr>
     </w:lvl>
   </w:abstractNum>
-  <w:abstractNum w:abstractNumId="66" w15:restartNumberingAfterBreak="0">
+  <w:abstractNum w:abstractNumId="70" w15:restartNumberingAfterBreak="0">
     <w:nsid w:val="60526FE8"/>
     <w:multiLevelType w:val="multilevel"/>
     <w:tmpl w:val="B8482F36"/>
@@ -34604,7 +37955,7 @@
       </w:pPr>
     </w:lvl>
   </w:abstractNum>
-  <w:abstractNum w:abstractNumId="67" w15:restartNumberingAfterBreak="0">
+  <w:abstractNum w:abstractNumId="71" w15:restartNumberingAfterBreak="0">
     <w:nsid w:val="611C3BA3"/>
     <w:multiLevelType w:val="multilevel"/>
     <w:tmpl w:val="3362B75C"/>
@@ -34753,7 +38104,7 @@
       </w:rPr>
     </w:lvl>
   </w:abstractNum>
-  <w:abstractNum w:abstractNumId="68" w15:restartNumberingAfterBreak="0">
+  <w:abstractNum w:abstractNumId="72" w15:restartNumberingAfterBreak="0">
     <w:nsid w:val="61221F3B"/>
     <w:multiLevelType w:val="multilevel"/>
     <w:tmpl w:val="9372F35E"/>
@@ -34866,7 +38217,7 @@
       </w:pPr>
     </w:lvl>
   </w:abstractNum>
-  <w:abstractNum w:abstractNumId="69" w15:restartNumberingAfterBreak="0">
+  <w:abstractNum w:abstractNumId="73" w15:restartNumberingAfterBreak="0">
     <w:nsid w:val="61635166"/>
     <w:multiLevelType w:val="multilevel"/>
     <w:tmpl w:val="194A916E"/>
@@ -34979,7 +38330,7 @@
       </w:pPr>
     </w:lvl>
   </w:abstractNum>
-  <w:abstractNum w:abstractNumId="70" w15:restartNumberingAfterBreak="0">
+  <w:abstractNum w:abstractNumId="74" w15:restartNumberingAfterBreak="0">
     <w:nsid w:val="61C6356F"/>
     <w:multiLevelType w:val="multilevel"/>
     <w:tmpl w:val="2690EA9C"/>
@@ -35128,7 +38479,7 @@
       </w:rPr>
     </w:lvl>
   </w:abstractNum>
-  <w:abstractNum w:abstractNumId="71" w15:restartNumberingAfterBreak="0">
+  <w:abstractNum w:abstractNumId="75" w15:restartNumberingAfterBreak="0">
     <w:nsid w:val="63767216"/>
     <w:multiLevelType w:val="hybridMultilevel"/>
     <w:tmpl w:val="1B1A308C"/>
@@ -35214,7 +38565,7 @@
       </w:pPr>
     </w:lvl>
   </w:abstractNum>
-  <w:abstractNum w:abstractNumId="72" w15:restartNumberingAfterBreak="0">
+  <w:abstractNum w:abstractNumId="76" w15:restartNumberingAfterBreak="0">
     <w:nsid w:val="68E86A8C"/>
     <w:multiLevelType w:val="hybridMultilevel"/>
     <w:tmpl w:val="76287898"/>
@@ -35300,7 +38651,7 @@
       </w:pPr>
     </w:lvl>
   </w:abstractNum>
-  <w:abstractNum w:abstractNumId="73" w15:restartNumberingAfterBreak="0">
+  <w:abstractNum w:abstractNumId="77" w15:restartNumberingAfterBreak="0">
     <w:nsid w:val="6AC020B7"/>
     <w:multiLevelType w:val="multilevel"/>
     <w:tmpl w:val="6D9441F4"/>
@@ -35449,7 +38800,7 @@
       </w:rPr>
     </w:lvl>
   </w:abstractNum>
-  <w:abstractNum w:abstractNumId="74" w15:restartNumberingAfterBreak="0">
+  <w:abstractNum w:abstractNumId="78" w15:restartNumberingAfterBreak="0">
     <w:nsid w:val="71011011"/>
     <w:multiLevelType w:val="multilevel"/>
     <w:tmpl w:val="289A1548"/>
@@ -35598,7 +38949,120 @@
       </w:rPr>
     </w:lvl>
   </w:abstractNum>
-  <w:abstractNum w:abstractNumId="75" w15:restartNumberingAfterBreak="0">
+  <w:abstractNum w:abstractNumId="79" w15:restartNumberingAfterBreak="0">
+    <w:nsid w:val="721C6561"/>
+    <w:multiLevelType w:val="hybridMultilevel"/>
+    <w:tmpl w:val="ECD677D4"/>
+    <w:lvl w:ilvl="0" w:tplc="04190001">
+      <w:start w:val="1"/>
+      <w:numFmt w:val="bullet"/>
+      <w:lvlText w:val=""/>
+      <w:lvlJc w:val="left"/>
+      <w:pPr>
+        <w:ind w:left="720" w:hanging="360"/>
+      </w:pPr>
+      <w:rPr>
+        <w:rFonts w:ascii="Symbol" w:hAnsi="Symbol" w:hint="default"/>
+      </w:rPr>
+    </w:lvl>
+    <w:lvl w:ilvl="1" w:tplc="04190003" w:tentative="1">
+      <w:start w:val="1"/>
+      <w:numFmt w:val="bullet"/>
+      <w:lvlText w:val="o"/>
+      <w:lvlJc w:val="left"/>
+      <w:pPr>
+        <w:ind w:left="1440" w:hanging="360"/>
+      </w:pPr>
+      <w:rPr>
+        <w:rFonts w:ascii="Courier New" w:hAnsi="Courier New" w:cs="Courier New" w:hint="default"/>
+      </w:rPr>
+    </w:lvl>
+    <w:lvl w:ilvl="2" w:tplc="04190005" w:tentative="1">
+      <w:start w:val="1"/>
+      <w:numFmt w:val="bullet"/>
+      <w:lvlText w:val=""/>
+      <w:lvlJc w:val="left"/>
+      <w:pPr>
+        <w:ind w:left="2160" w:hanging="360"/>
+      </w:pPr>
+      <w:rPr>
+        <w:rFonts w:ascii="Wingdings" w:hAnsi="Wingdings" w:hint="default"/>
+      </w:rPr>
+    </w:lvl>
+    <w:lvl w:ilvl="3" w:tplc="04190001" w:tentative="1">
+      <w:start w:val="1"/>
+      <w:numFmt w:val="bullet"/>
+      <w:lvlText w:val=""/>
+      <w:lvlJc w:val="left"/>
+      <w:pPr>
+        <w:ind w:left="2880" w:hanging="360"/>
+      </w:pPr>
+      <w:rPr>
+        <w:rFonts w:ascii="Symbol" w:hAnsi="Symbol" w:hint="default"/>
+      </w:rPr>
+    </w:lvl>
+    <w:lvl w:ilvl="4" w:tplc="04190003" w:tentative="1">
+      <w:start w:val="1"/>
+      <w:numFmt w:val="bullet"/>
+      <w:lvlText w:val="o"/>
+      <w:lvlJc w:val="left"/>
+      <w:pPr>
+        <w:ind w:left="3600" w:hanging="360"/>
+      </w:pPr>
+      <w:rPr>
+        <w:rFonts w:ascii="Courier New" w:hAnsi="Courier New" w:cs="Courier New" w:hint="default"/>
+      </w:rPr>
+    </w:lvl>
+    <w:lvl w:ilvl="5" w:tplc="04190005" w:tentative="1">
+      <w:start w:val="1"/>
+      <w:numFmt w:val="bullet"/>
+      <w:lvlText w:val=""/>
+      <w:lvlJc w:val="left"/>
+      <w:pPr>
+        <w:ind w:left="4320" w:hanging="360"/>
+      </w:pPr>
+      <w:rPr>
+        <w:rFonts w:ascii="Wingdings" w:hAnsi="Wingdings" w:hint="default"/>
+      </w:rPr>
+    </w:lvl>
+    <w:lvl w:ilvl="6" w:tplc="04190001" w:tentative="1">
+      <w:start w:val="1"/>
+      <w:numFmt w:val="bullet"/>
+      <w:lvlText w:val=""/>
+      <w:lvlJc w:val="left"/>
+      <w:pPr>
+        <w:ind w:left="5040" w:hanging="360"/>
+      </w:pPr>
+      <w:rPr>
+        <w:rFonts w:ascii="Symbol" w:hAnsi="Symbol" w:hint="default"/>
+      </w:rPr>
+    </w:lvl>
+    <w:lvl w:ilvl="7" w:tplc="04190003" w:tentative="1">
+      <w:start w:val="1"/>
+      <w:numFmt w:val="bullet"/>
+      <w:lvlText w:val="o"/>
+      <w:lvlJc w:val="left"/>
+      <w:pPr>
+        <w:ind w:left="5760" w:hanging="360"/>
+      </w:pPr>
+      <w:rPr>
+        <w:rFonts w:ascii="Courier New" w:hAnsi="Courier New" w:cs="Courier New" w:hint="default"/>
+      </w:rPr>
+    </w:lvl>
+    <w:lvl w:ilvl="8" w:tplc="04190005" w:tentative="1">
+      <w:start w:val="1"/>
+      <w:numFmt w:val="bullet"/>
+      <w:lvlText w:val=""/>
+      <w:lvlJc w:val="left"/>
+      <w:pPr>
+        <w:ind w:left="6480" w:hanging="360"/>
+      </w:pPr>
+      <w:rPr>
+        <w:rFonts w:ascii="Wingdings" w:hAnsi="Wingdings" w:hint="default"/>
+      </w:rPr>
+    </w:lvl>
+  </w:abstractNum>
+  <w:abstractNum w:abstractNumId="80" w15:restartNumberingAfterBreak="0">
     <w:nsid w:val="73F9785C"/>
     <w:multiLevelType w:val="multilevel"/>
     <w:tmpl w:val="67522E8C"/>
@@ -35747,7 +39211,7 @@
       </w:rPr>
     </w:lvl>
   </w:abstractNum>
-  <w:abstractNum w:abstractNumId="76" w15:restartNumberingAfterBreak="0">
+  <w:abstractNum w:abstractNumId="81" w15:restartNumberingAfterBreak="0">
     <w:nsid w:val="746A4C4A"/>
     <w:multiLevelType w:val="multilevel"/>
     <w:tmpl w:val="10E0C05E"/>
@@ -35896,7 +39360,7 @@
       </w:rPr>
     </w:lvl>
   </w:abstractNum>
-  <w:abstractNum w:abstractNumId="77" w15:restartNumberingAfterBreak="0">
+  <w:abstractNum w:abstractNumId="82" w15:restartNumberingAfterBreak="0">
     <w:nsid w:val="74D607F9"/>
     <w:multiLevelType w:val="multilevel"/>
     <w:tmpl w:val="F4CCFE30"/>
@@ -36009,7 +39473,7 @@
       </w:pPr>
     </w:lvl>
   </w:abstractNum>
-  <w:abstractNum w:abstractNumId="78" w15:restartNumberingAfterBreak="0">
+  <w:abstractNum w:abstractNumId="83" w15:restartNumberingAfterBreak="0">
     <w:nsid w:val="780660F7"/>
     <w:multiLevelType w:val="multilevel"/>
     <w:tmpl w:val="59EC0DE0"/>
@@ -36158,7 +39622,7 @@
       </w:rPr>
     </w:lvl>
   </w:abstractNum>
-  <w:abstractNum w:abstractNumId="79" w15:restartNumberingAfterBreak="0">
+  <w:abstractNum w:abstractNumId="84" w15:restartNumberingAfterBreak="0">
     <w:nsid w:val="79306BAB"/>
     <w:multiLevelType w:val="multilevel"/>
     <w:tmpl w:val="778EECBA"/>
@@ -36271,7 +39735,7 @@
       </w:pPr>
     </w:lvl>
   </w:abstractNum>
-  <w:abstractNum w:abstractNumId="80" w15:restartNumberingAfterBreak="0">
+  <w:abstractNum w:abstractNumId="85" w15:restartNumberingAfterBreak="0">
     <w:nsid w:val="79451AE8"/>
     <w:multiLevelType w:val="multilevel"/>
     <w:tmpl w:val="B36A7532"/>
@@ -36420,7 +39884,7 @@
       </w:rPr>
     </w:lvl>
   </w:abstractNum>
-  <w:abstractNum w:abstractNumId="81" w15:restartNumberingAfterBreak="0">
+  <w:abstractNum w:abstractNumId="86" w15:restartNumberingAfterBreak="0">
     <w:nsid w:val="7A52735D"/>
     <w:multiLevelType w:val="multilevel"/>
     <w:tmpl w:val="FD2069AA"/>
@@ -36569,7 +40033,7 @@
       </w:rPr>
     </w:lvl>
   </w:abstractNum>
-  <w:abstractNum w:abstractNumId="82" w15:restartNumberingAfterBreak="0">
+  <w:abstractNum w:abstractNumId="87" w15:restartNumberingAfterBreak="0">
     <w:nsid w:val="7A66745B"/>
     <w:multiLevelType w:val="hybridMultilevel"/>
     <w:tmpl w:val="36049AF4"/>
@@ -36682,7 +40146,7 @@
       </w:rPr>
     </w:lvl>
   </w:abstractNum>
-  <w:abstractNum w:abstractNumId="83" w15:restartNumberingAfterBreak="0">
+  <w:abstractNum w:abstractNumId="88" w15:restartNumberingAfterBreak="0">
     <w:nsid w:val="7D0157C4"/>
     <w:multiLevelType w:val="multilevel"/>
     <w:tmpl w:val="84EEFCB6"/>
@@ -36831,7 +40295,7 @@
       </w:rPr>
     </w:lvl>
   </w:abstractNum>
-  <w:abstractNum w:abstractNumId="84" w15:restartNumberingAfterBreak="0">
+  <w:abstractNum w:abstractNumId="89" w15:restartNumberingAfterBreak="0">
     <w:nsid w:val="7F1B7409"/>
     <w:multiLevelType w:val="multilevel"/>
     <w:tmpl w:val="812289E2"/>
@@ -36980,7 +40444,7 @@
       </w:rPr>
     </w:lvl>
   </w:abstractNum>
-  <w:abstractNum w:abstractNumId="85" w15:restartNumberingAfterBreak="0">
+  <w:abstractNum w:abstractNumId="90" w15:restartNumberingAfterBreak="0">
     <w:nsid w:val="7F604749"/>
     <w:multiLevelType w:val="multilevel"/>
     <w:tmpl w:val="F6C69AC2"/>
@@ -37129,7 +40593,7 @@
       </w:rPr>
     </w:lvl>
   </w:abstractNum>
-  <w:abstractNum w:abstractNumId="86" w15:restartNumberingAfterBreak="0">
+  <w:abstractNum w:abstractNumId="91" w15:restartNumberingAfterBreak="0">
     <w:nsid w:val="7FC8764C"/>
     <w:multiLevelType w:val="hybridMultilevel"/>
     <w:tmpl w:val="15723472"/>
@@ -37243,265 +40707,280 @@
     </w:lvl>
   </w:abstractNum>
   <w:num w:numId="1" w16cid:durableId="405300518">
-    <w:abstractNumId w:val="49"/>
+    <w:abstractNumId w:val="52"/>
   </w:num>
   <w:num w:numId="2" w16cid:durableId="950435201">
-    <w:abstractNumId w:val="86"/>
+    <w:abstractNumId w:val="91"/>
   </w:num>
   <w:num w:numId="3" w16cid:durableId="263539178">
-    <w:abstractNumId w:val="61"/>
+    <w:abstractNumId w:val="64"/>
   </w:num>
   <w:num w:numId="4" w16cid:durableId="90973326">
-    <w:abstractNumId w:val="82"/>
+    <w:abstractNumId w:val="87"/>
   </w:num>
   <w:num w:numId="5" w16cid:durableId="1117528000">
-    <w:abstractNumId w:val="39"/>
+    <w:abstractNumId w:val="42"/>
   </w:num>
   <w:num w:numId="6" w16cid:durableId="1654093535">
-    <w:abstractNumId w:val="33"/>
+    <w:abstractNumId w:val="35"/>
   </w:num>
   <w:num w:numId="7" w16cid:durableId="2138645182">
-    <w:abstractNumId w:val="23"/>
+    <w:abstractNumId w:val="25"/>
   </w:num>
   <w:num w:numId="8" w16cid:durableId="635137468">
-    <w:abstractNumId w:val="29"/>
+    <w:abstractNumId w:val="31"/>
   </w:num>
   <w:num w:numId="9" w16cid:durableId="462119961">
-    <w:abstractNumId w:val="60"/>
+    <w:abstractNumId w:val="63"/>
   </w:num>
   <w:num w:numId="10" w16cid:durableId="1954094783">
-    <w:abstractNumId w:val="40"/>
+    <w:abstractNumId w:val="43"/>
   </w:num>
   <w:num w:numId="11" w16cid:durableId="882136229">
-    <w:abstractNumId w:val="76"/>
+    <w:abstractNumId w:val="81"/>
   </w:num>
   <w:num w:numId="12" w16cid:durableId="1025794466">
     <w:abstractNumId w:val="1"/>
   </w:num>
   <w:num w:numId="13" w16cid:durableId="651449495">
-    <w:abstractNumId w:val="72"/>
+    <w:abstractNumId w:val="76"/>
   </w:num>
   <w:num w:numId="14" w16cid:durableId="1139345737">
-    <w:abstractNumId w:val="11"/>
+    <w:abstractNumId w:val="13"/>
   </w:num>
   <w:num w:numId="15" w16cid:durableId="1482162961">
-    <w:abstractNumId w:val="7"/>
+    <w:abstractNumId w:val="8"/>
   </w:num>
   <w:num w:numId="16" w16cid:durableId="717977333">
-    <w:abstractNumId w:val="32"/>
+    <w:abstractNumId w:val="34"/>
   </w:num>
   <w:num w:numId="17" w16cid:durableId="10494282">
-    <w:abstractNumId w:val="70"/>
+    <w:abstractNumId w:val="74"/>
   </w:num>
   <w:num w:numId="18" w16cid:durableId="1177386414">
-    <w:abstractNumId w:val="85"/>
+    <w:abstractNumId w:val="90"/>
   </w:num>
   <w:num w:numId="19" w16cid:durableId="898983118">
-    <w:abstractNumId w:val="83"/>
+    <w:abstractNumId w:val="88"/>
   </w:num>
   <w:num w:numId="20" w16cid:durableId="1925187318">
-    <w:abstractNumId w:val="46"/>
+    <w:abstractNumId w:val="49"/>
   </w:num>
   <w:num w:numId="21" w16cid:durableId="749426622">
-    <w:abstractNumId w:val="71"/>
+    <w:abstractNumId w:val="75"/>
   </w:num>
   <w:num w:numId="22" w16cid:durableId="321278449">
-    <w:abstractNumId w:val="48"/>
+    <w:abstractNumId w:val="51"/>
   </w:num>
   <w:num w:numId="23" w16cid:durableId="451944075">
-    <w:abstractNumId w:val="52"/>
+    <w:abstractNumId w:val="55"/>
   </w:num>
   <w:num w:numId="24" w16cid:durableId="2126071768">
     <w:abstractNumId w:val="4"/>
   </w:num>
   <w:num w:numId="25" w16cid:durableId="1633973990">
-    <w:abstractNumId w:val="69"/>
+    <w:abstractNumId w:val="73"/>
   </w:num>
   <w:num w:numId="26" w16cid:durableId="223836851">
     <w:abstractNumId w:val="3"/>
   </w:num>
   <w:num w:numId="27" w16cid:durableId="1183125882">
-    <w:abstractNumId w:val="51"/>
+    <w:abstractNumId w:val="54"/>
   </w:num>
   <w:num w:numId="28" w16cid:durableId="104740181">
-    <w:abstractNumId w:val="77"/>
+    <w:abstractNumId w:val="82"/>
   </w:num>
   <w:num w:numId="29" w16cid:durableId="1620184776">
+    <w:abstractNumId w:val="41"/>
+  </w:num>
+  <w:num w:numId="30" w16cid:durableId="392700641">
+    <w:abstractNumId w:val="53"/>
+  </w:num>
+  <w:num w:numId="31" w16cid:durableId="1158233497">
+    <w:abstractNumId w:val="56"/>
+  </w:num>
+  <w:num w:numId="32" w16cid:durableId="495921676">
+    <w:abstractNumId w:val="50"/>
+  </w:num>
+  <w:num w:numId="33" w16cid:durableId="1463116253">
+    <w:abstractNumId w:val="22"/>
+  </w:num>
+  <w:num w:numId="34" w16cid:durableId="910694393">
+    <w:abstractNumId w:val="32"/>
+  </w:num>
+  <w:num w:numId="35" w16cid:durableId="15346978">
+    <w:abstractNumId w:val="21"/>
+  </w:num>
+  <w:num w:numId="36" w16cid:durableId="505562370">
+    <w:abstractNumId w:val="40"/>
+  </w:num>
+  <w:num w:numId="37" w16cid:durableId="1054812065">
+    <w:abstractNumId w:val="30"/>
+  </w:num>
+  <w:num w:numId="38" w16cid:durableId="1103771391">
+    <w:abstractNumId w:val="70"/>
+  </w:num>
+  <w:num w:numId="39" w16cid:durableId="31465451">
+    <w:abstractNumId w:val="86"/>
+  </w:num>
+  <w:num w:numId="40" w16cid:durableId="494348183">
     <w:abstractNumId w:val="38"/>
   </w:num>
-  <w:num w:numId="30" w16cid:durableId="392700641">
-    <w:abstractNumId w:val="50"/>
-  </w:num>
-  <w:num w:numId="31" w16cid:durableId="1158233497">
-    <w:abstractNumId w:val="53"/>
-  </w:num>
-  <w:num w:numId="32" w16cid:durableId="495921676">
-    <w:abstractNumId w:val="47"/>
-  </w:num>
-  <w:num w:numId="33" w16cid:durableId="1463116253">
-    <w:abstractNumId w:val="20"/>
-  </w:num>
-  <w:num w:numId="34" w16cid:durableId="910694393">
-    <w:abstractNumId w:val="30"/>
-  </w:num>
-  <w:num w:numId="35" w16cid:durableId="15346978">
-    <w:abstractNumId w:val="19"/>
-  </w:num>
-  <w:num w:numId="36" w16cid:durableId="505562370">
-    <w:abstractNumId w:val="37"/>
-  </w:num>
-  <w:num w:numId="37" w16cid:durableId="1054812065">
-    <w:abstractNumId w:val="28"/>
-  </w:num>
-  <w:num w:numId="38" w16cid:durableId="1103771391">
-    <w:abstractNumId w:val="66"/>
-  </w:num>
-  <w:num w:numId="39" w16cid:durableId="31465451">
-    <w:abstractNumId w:val="81"/>
-  </w:num>
-  <w:num w:numId="40" w16cid:durableId="494348183">
-    <w:abstractNumId w:val="36"/>
-  </w:num>
   <w:num w:numId="41" w16cid:durableId="356124465">
-    <w:abstractNumId w:val="84"/>
+    <w:abstractNumId w:val="89"/>
   </w:num>
   <w:num w:numId="42" w16cid:durableId="438139090">
-    <w:abstractNumId w:val="21"/>
+    <w:abstractNumId w:val="23"/>
   </w:num>
   <w:num w:numId="43" w16cid:durableId="1622568269">
     <w:abstractNumId w:val="2"/>
   </w:num>
   <w:num w:numId="44" w16cid:durableId="1689018454">
-    <w:abstractNumId w:val="5"/>
+    <w:abstractNumId w:val="6"/>
   </w:num>
   <w:num w:numId="45" w16cid:durableId="1579947908">
-    <w:abstractNumId w:val="42"/>
+    <w:abstractNumId w:val="45"/>
   </w:num>
   <w:num w:numId="46" w16cid:durableId="1801610890">
-    <w:abstractNumId w:val="54"/>
+    <w:abstractNumId w:val="57"/>
   </w:num>
   <w:num w:numId="47" w16cid:durableId="708385342">
-    <w:abstractNumId w:val="79"/>
+    <w:abstractNumId w:val="84"/>
   </w:num>
   <w:num w:numId="48" w16cid:durableId="470095744">
-    <w:abstractNumId w:val="62"/>
+    <w:abstractNumId w:val="65"/>
   </w:num>
   <w:num w:numId="49" w16cid:durableId="2053915843">
+    <w:abstractNumId w:val="72"/>
+  </w:num>
+  <w:num w:numId="50" w16cid:durableId="2125225438">
+    <w:abstractNumId w:val="58"/>
+  </w:num>
+  <w:num w:numId="51" w16cid:durableId="498736031">
+    <w:abstractNumId w:val="27"/>
+  </w:num>
+  <w:num w:numId="52" w16cid:durableId="796335180">
+    <w:abstractNumId w:val="33"/>
+  </w:num>
+  <w:num w:numId="53" w16cid:durableId="1640377546">
+    <w:abstractNumId w:val="19"/>
+  </w:num>
+  <w:num w:numId="54" w16cid:durableId="84304739">
+    <w:abstractNumId w:val="59"/>
+  </w:num>
+  <w:num w:numId="55" w16cid:durableId="516886580">
+    <w:abstractNumId w:val="28"/>
+  </w:num>
+  <w:num w:numId="56" w16cid:durableId="1743141462">
+    <w:abstractNumId w:val="71"/>
+  </w:num>
+  <w:num w:numId="57" w16cid:durableId="1445491838">
+    <w:abstractNumId w:val="77"/>
+  </w:num>
+  <w:num w:numId="58" w16cid:durableId="1236431717">
+    <w:abstractNumId w:val="36"/>
+  </w:num>
+  <w:num w:numId="59" w16cid:durableId="912274187">
+    <w:abstractNumId w:val="61"/>
+  </w:num>
+  <w:num w:numId="60" w16cid:durableId="1278945118">
+    <w:abstractNumId w:val="46"/>
+  </w:num>
+  <w:num w:numId="61" w16cid:durableId="2007316713">
+    <w:abstractNumId w:val="78"/>
+  </w:num>
+  <w:num w:numId="62" w16cid:durableId="1414624504">
+    <w:abstractNumId w:val="29"/>
+  </w:num>
+  <w:num w:numId="63" w16cid:durableId="678116197">
+    <w:abstractNumId w:val="24"/>
+  </w:num>
+  <w:num w:numId="64" w16cid:durableId="427190722">
     <w:abstractNumId w:val="68"/>
   </w:num>
-  <w:num w:numId="50" w16cid:durableId="2125225438">
-    <w:abstractNumId w:val="55"/>
-  </w:num>
-  <w:num w:numId="51" w16cid:durableId="498736031">
-    <w:abstractNumId w:val="25"/>
-  </w:num>
-  <w:num w:numId="52" w16cid:durableId="796335180">
-    <w:abstractNumId w:val="31"/>
-  </w:num>
-  <w:num w:numId="53" w16cid:durableId="1640377546">
-    <w:abstractNumId w:val="17"/>
-  </w:num>
-  <w:num w:numId="54" w16cid:durableId="84304739">
-    <w:abstractNumId w:val="56"/>
-  </w:num>
-  <w:num w:numId="55" w16cid:durableId="516886580">
-    <w:abstractNumId w:val="26"/>
-  </w:num>
-  <w:num w:numId="56" w16cid:durableId="1743141462">
-    <w:abstractNumId w:val="67"/>
-  </w:num>
-  <w:num w:numId="57" w16cid:durableId="1445491838">
-    <w:abstractNumId w:val="73"/>
-  </w:num>
-  <w:num w:numId="58" w16cid:durableId="1236431717">
-    <w:abstractNumId w:val="34"/>
-  </w:num>
-  <w:num w:numId="59" w16cid:durableId="912274187">
-    <w:abstractNumId w:val="58"/>
-  </w:num>
-  <w:num w:numId="60" w16cid:durableId="1278945118">
-    <w:abstractNumId w:val="43"/>
-  </w:num>
-  <w:num w:numId="61" w16cid:durableId="2007316713">
-    <w:abstractNumId w:val="74"/>
-  </w:num>
-  <w:num w:numId="62" w16cid:durableId="1414624504">
-    <w:abstractNumId w:val="27"/>
-  </w:num>
-  <w:num w:numId="63" w16cid:durableId="678116197">
-    <w:abstractNumId w:val="22"/>
-  </w:num>
-  <w:num w:numId="64" w16cid:durableId="427190722">
-    <w:abstractNumId w:val="64"/>
-  </w:num>
   <w:num w:numId="65" w16cid:durableId="581568260">
-    <w:abstractNumId w:val="18"/>
+    <w:abstractNumId w:val="20"/>
   </w:num>
   <w:num w:numId="66" w16cid:durableId="593436929">
     <w:abstractNumId w:val="0"/>
   </w:num>
   <w:num w:numId="67" w16cid:durableId="444078315">
-    <w:abstractNumId w:val="24"/>
+    <w:abstractNumId w:val="26"/>
   </w:num>
   <w:num w:numId="68" w16cid:durableId="1006401321">
-    <w:abstractNumId w:val="6"/>
+    <w:abstractNumId w:val="7"/>
   </w:num>
   <w:num w:numId="69" w16cid:durableId="259334031">
-    <w:abstractNumId w:val="75"/>
+    <w:abstractNumId w:val="80"/>
   </w:num>
   <w:num w:numId="70" w16cid:durableId="951471421">
-    <w:abstractNumId w:val="59"/>
+    <w:abstractNumId w:val="62"/>
   </w:num>
   <w:num w:numId="71" w16cid:durableId="569003322">
-    <w:abstractNumId w:val="57"/>
+    <w:abstractNumId w:val="60"/>
   </w:num>
   <w:num w:numId="72" w16cid:durableId="1206675072">
+    <w:abstractNumId w:val="16"/>
+  </w:num>
+  <w:num w:numId="73" w16cid:durableId="800729034">
+    <w:abstractNumId w:val="11"/>
+  </w:num>
+  <w:num w:numId="74" w16cid:durableId="2028168389">
+    <w:abstractNumId w:val="10"/>
+  </w:num>
+  <w:num w:numId="75" w16cid:durableId="215556297">
+    <w:abstractNumId w:val="69"/>
+  </w:num>
+  <w:num w:numId="76" w16cid:durableId="985084932">
+    <w:abstractNumId w:val="47"/>
+  </w:num>
+  <w:num w:numId="77" w16cid:durableId="367998525">
+    <w:abstractNumId w:val="48"/>
+  </w:num>
+  <w:num w:numId="78" w16cid:durableId="1007638230">
     <w:abstractNumId w:val="14"/>
   </w:num>
-  <w:num w:numId="73" w16cid:durableId="800729034">
+  <w:num w:numId="79" w16cid:durableId="674259973">
+    <w:abstractNumId w:val="17"/>
+  </w:num>
+  <w:num w:numId="80" w16cid:durableId="1842965735">
+    <w:abstractNumId w:val="12"/>
+  </w:num>
+  <w:num w:numId="81" w16cid:durableId="181210914">
+    <w:abstractNumId w:val="37"/>
+  </w:num>
+  <w:num w:numId="82" w16cid:durableId="1071734932">
+    <w:abstractNumId w:val="44"/>
+  </w:num>
+  <w:num w:numId="83" w16cid:durableId="1595941427">
+    <w:abstractNumId w:val="66"/>
+  </w:num>
+  <w:num w:numId="84" w16cid:durableId="435101562">
+    <w:abstractNumId w:val="15"/>
+  </w:num>
+  <w:num w:numId="85" w16cid:durableId="1644001138">
+    <w:abstractNumId w:val="18"/>
+  </w:num>
+  <w:num w:numId="86" w16cid:durableId="1118259504">
+    <w:abstractNumId w:val="83"/>
+  </w:num>
+  <w:num w:numId="87" w16cid:durableId="1189176815">
+    <w:abstractNumId w:val="85"/>
+  </w:num>
+  <w:num w:numId="88" w16cid:durableId="441650416">
     <w:abstractNumId w:val="9"/>
   </w:num>
-  <w:num w:numId="74" w16cid:durableId="2028168389">
-    <w:abstractNumId w:val="8"/>
+  <w:num w:numId="89" w16cid:durableId="1615408401">
+    <w:abstractNumId w:val="39"/>
   </w:num>
-  <w:num w:numId="75" w16cid:durableId="215556297">
-    <w:abstractNumId w:val="65"/>
+  <w:num w:numId="90" w16cid:durableId="854348524">
+    <w:abstractNumId w:val="67"/>
   </w:num>
-  <w:num w:numId="76" w16cid:durableId="985084932">
-    <w:abstractNumId w:val="44"/>
+  <w:num w:numId="91" w16cid:durableId="545222999">
+    <w:abstractNumId w:val="79"/>
   </w:num>
-  <w:num w:numId="77" w16cid:durableId="367998525">
-    <w:abstractNumId w:val="45"/>
-  </w:num>
-  <w:num w:numId="78" w16cid:durableId="1007638230">
-    <w:abstractNumId w:val="12"/>
-  </w:num>
-  <w:num w:numId="79" w16cid:durableId="674259973">
-    <w:abstractNumId w:val="15"/>
-  </w:num>
-  <w:num w:numId="80" w16cid:durableId="1842965735">
-    <w:abstractNumId w:val="10"/>
-  </w:num>
-  <w:num w:numId="81" w16cid:durableId="181210914">
-    <w:abstractNumId w:val="35"/>
-  </w:num>
-  <w:num w:numId="82" w16cid:durableId="1071734932">
-    <w:abstractNumId w:val="41"/>
-  </w:num>
-  <w:num w:numId="83" w16cid:durableId="1595941427">
-    <w:abstractNumId w:val="63"/>
-  </w:num>
-  <w:num w:numId="84" w16cid:durableId="435101562">
-    <w:abstractNumId w:val="13"/>
-  </w:num>
-  <w:num w:numId="85" w16cid:durableId="1644001138">
-    <w:abstractNumId w:val="16"/>
-  </w:num>
-  <w:num w:numId="86" w16cid:durableId="1118259504">
-    <w:abstractNumId w:val="78"/>
-  </w:num>
-  <w:num w:numId="87" w16cid:durableId="1189176815">
-    <w:abstractNumId w:val="80"/>
+  <w:num w:numId="92" w16cid:durableId="25834519">
+    <w:abstractNumId w:val="5"/>
   </w:num>
 </w:numbering>
 </file>
@@ -38357,6 +41836,20 @@
       <w:szCs w:val="32"/>
     </w:rPr>
   </w:style>
+  <w:style w:type="character" w:styleId="af7">
+    <w:name w:val="Intense Reference"/>
+    <w:basedOn w:val="a0"/>
+    <w:uiPriority w:val="32"/>
+    <w:qFormat/>
+    <w:rsid w:val="004C72A0"/>
+    <w:rPr>
+      <w:b/>
+      <w:bCs/>
+      <w:smallCaps/>
+      <w:color w:val="4472C4" w:themeColor="accent1"/>
+      <w:spacing w:val="5"/>
+    </w:rPr>
+  </w:style>
 </w:styles>
 </file>
 

--- a/AQA/Roadmap/aqa подготовка.docx
+++ b/AQA/Roadmap/aqa подготовка.docx
@@ -1275,7 +1275,7 @@
             <w:sz w:val="20"/>
             <w:szCs w:val="20"/>
           </w:rPr>
-          <w:t>Структуры</w:t>
+          <w:t xml:space="preserve">Структуры </w:t>
         </w:r>
         <w:r>
           <w:rPr>
@@ -1285,7 +1285,7 @@
             <w:sz w:val="20"/>
             <w:szCs w:val="20"/>
           </w:rPr>
-          <w:t xml:space="preserve"> </w:t>
+          <w:t>д</w:t>
         </w:r>
         <w:r>
           <w:rPr>
@@ -1295,7 +1295,7 @@
             <w:sz w:val="20"/>
             <w:szCs w:val="20"/>
           </w:rPr>
-          <w:t>данных</w:t>
+          <w:t>анных</w:t>
         </w:r>
       </w:hyperlink>
     </w:p>
@@ -16199,46 +16199,51 @@
           <w:rFonts w:ascii="Times New Roman" w:hAnsi="Times New Roman" w:cs="Times New Roman"/>
           <w:b/>
           <w:bCs/>
-          <w:color w:val="767171" w:themeColor="background2" w:themeShade="80"/>
+          <w:color w:val="7F7F7F" w:themeColor="text1" w:themeTint="80"/>
           <w:sz w:val="20"/>
           <w:szCs w:val="20"/>
         </w:rPr>
       </w:pPr>
-      <w:r>
-        <w:rPr>
-          <w:rFonts w:ascii="Times New Roman" w:hAnsi="Times New Roman" w:cs="Times New Roman"/>
-          <w:b/>
-          <w:bCs/>
-          <w:color w:val="767171" w:themeColor="background2" w:themeShade="80"/>
-          <w:sz w:val="20"/>
-          <w:szCs w:val="20"/>
-          <w:lang w:val="en-US"/>
-        </w:rPr>
-        <w:t>Garbage</w:t>
-      </w:r>
-      <w:r>
-        <w:rPr>
-          <w:rFonts w:ascii="Times New Roman" w:hAnsi="Times New Roman" w:cs="Times New Roman"/>
-          <w:b/>
-          <w:bCs/>
-          <w:color w:val="767171" w:themeColor="background2" w:themeShade="80"/>
-          <w:sz w:val="20"/>
-          <w:szCs w:val="20"/>
-        </w:rPr>
-        <w:t xml:space="preserve"> </w:t>
-      </w:r>
-      <w:r>
-        <w:rPr>
-          <w:rFonts w:ascii="Times New Roman" w:hAnsi="Times New Roman" w:cs="Times New Roman"/>
-          <w:b/>
-          <w:bCs/>
-          <w:color w:val="767171" w:themeColor="background2" w:themeShade="80"/>
-          <w:sz w:val="20"/>
-          <w:szCs w:val="20"/>
-          <w:lang w:val="en-US"/>
-        </w:rPr>
-        <w:t>Collector</w:t>
-      </w:r>
+      <w:hyperlink r:id="rId30" w:history="1">
+        <w:r>
+          <w:rPr>
+            <w:rStyle w:val="a3"/>
+            <w:rFonts w:ascii="Times New Roman" w:hAnsi="Times New Roman" w:cs="Times New Roman"/>
+            <w:b/>
+            <w:bCs/>
+            <w:color w:val="7F7F7F" w:themeColor="text1" w:themeTint="80"/>
+            <w:sz w:val="20"/>
+            <w:szCs w:val="20"/>
+            <w:lang w:val="en-US"/>
+          </w:rPr>
+          <w:t>Garbage</w:t>
+        </w:r>
+        <w:r>
+          <w:rPr>
+            <w:rStyle w:val="a3"/>
+            <w:rFonts w:ascii="Times New Roman" w:hAnsi="Times New Roman" w:cs="Times New Roman"/>
+            <w:b/>
+            <w:bCs/>
+            <w:color w:val="7F7F7F" w:themeColor="text1" w:themeTint="80"/>
+            <w:sz w:val="20"/>
+            <w:szCs w:val="20"/>
+          </w:rPr>
+          <w:t xml:space="preserve"> </w:t>
+        </w:r>
+        <w:r>
+          <w:rPr>
+            <w:rStyle w:val="a3"/>
+            <w:rFonts w:ascii="Times New Roman" w:hAnsi="Times New Roman" w:cs="Times New Roman"/>
+            <w:b/>
+            <w:bCs/>
+            <w:color w:val="7F7F7F" w:themeColor="text1" w:themeTint="80"/>
+            <w:sz w:val="20"/>
+            <w:szCs w:val="20"/>
+            <w:lang w:val="en-US"/>
+          </w:rPr>
+          <w:t>Collector</w:t>
+        </w:r>
+      </w:hyperlink>
     </w:p>
     <w:p>
       <w:pPr>
@@ -16480,7 +16485,7 @@
                     <pic:cNvPicPr/>
                   </pic:nvPicPr>
                   <pic:blipFill>
-                    <a:blip r:embed="rId30"/>
+                    <a:blip r:embed="rId31"/>
                     <a:stretch>
                       <a:fillRect/>
                     </a:stretch>
@@ -17115,7 +17120,7 @@
                     <pic:cNvPicPr/>
                   </pic:nvPicPr>
                   <pic:blipFill>
-                    <a:blip r:embed="rId31"/>
+                    <a:blip r:embed="rId32"/>
                     <a:stretch>
                       <a:fillRect/>
                     </a:stretch>
@@ -17355,7 +17360,7 @@
                     <pic:cNvPicPr/>
                   </pic:nvPicPr>
                   <pic:blipFill>
-                    <a:blip r:embed="rId32"/>
+                    <a:blip r:embed="rId33"/>
                     <a:stretch>
                       <a:fillRect/>
                     </a:stretch>
@@ -17523,7 +17528,7 @@
                     <pic:cNvPicPr/>
                   </pic:nvPicPr>
                   <pic:blipFill>
-                    <a:blip r:embed="rId33"/>
+                    <a:blip r:embed="rId34"/>
                     <a:stretch>
                       <a:fillRect/>
                     </a:stretch>
@@ -17724,7 +17729,7 @@
                     <pic:cNvPicPr/>
                   </pic:nvPicPr>
                   <pic:blipFill>
-                    <a:blip r:embed="rId34"/>
+                    <a:blip r:embed="rId35"/>
                     <a:stretch>
                       <a:fillRect/>
                     </a:stretch>
@@ -17920,7 +17925,7 @@
                     <pic:cNvPicPr/>
                   </pic:nvPicPr>
                   <pic:blipFill>
-                    <a:blip r:embed="rId35"/>
+                    <a:blip r:embed="rId36"/>
                     <a:stretch>
                       <a:fillRect/>
                     </a:stretch>
@@ -21120,7 +21125,7 @@
         </w:rPr>
         <w:t>Интерпретация этих битов зависит от языка программирования, который хранит в памяти не только сами данные, но и различные </w:t>
       </w:r>
-      <w:hyperlink r:id="rId36" w:anchor="fn:2" w:history="1">
+      <w:hyperlink r:id="rId37" w:anchor="fn:2" w:history="1">
         <w:r>
           <w:rPr>
             <w:rStyle w:val="a3"/>
@@ -21480,7 +21485,7 @@
                     <pic:cNvPicPr/>
                   </pic:nvPicPr>
                   <pic:blipFill>
-                    <a:blip r:embed="rId37"/>
+                    <a:blip r:embed="rId38"/>
                     <a:stretch>
                       <a:fillRect/>
                     </a:stretch>
@@ -21584,7 +21589,7 @@
                     <pic:cNvPicPr/>
                   </pic:nvPicPr>
                   <pic:blipFill>
-                    <a:blip r:embed="rId38"/>
+                    <a:blip r:embed="rId39"/>
                     <a:stretch>
                       <a:fillRect/>
                     </a:stretch>
@@ -22225,7 +22230,7 @@
                           <pic:cNvPicPr/>
                         </pic:nvPicPr>
                         <pic:blipFill>
-                          <a:blip r:embed="rId39"/>
+                          <a:blip r:embed="rId40"/>
                           <a:stretch>
                             <a:fillRect/>
                           </a:stretch>
@@ -22439,7 +22444,7 @@
                           <pic:cNvPicPr/>
                         </pic:nvPicPr>
                         <pic:blipFill>
-                          <a:blip r:embed="rId40"/>
+                          <a:blip r:embed="rId41"/>
                           <a:stretch>
                             <a:fillRect/>
                           </a:stretch>
@@ -23088,7 +23093,7 @@
                     <pic:cNvPicPr/>
                   </pic:nvPicPr>
                   <pic:blipFill>
-                    <a:blip r:embed="rId41"/>
+                    <a:blip r:embed="rId42"/>
                     <a:stretch>
                       <a:fillRect/>
                     </a:stretch>
@@ -23169,7 +23174,7 @@
                     <pic:cNvPicPr/>
                   </pic:nvPicPr>
                   <pic:blipFill>
-                    <a:blip r:embed="rId42"/>
+                    <a:blip r:embed="rId43"/>
                     <a:stretch>
                       <a:fillRect/>
                     </a:stretch>
@@ -23283,7 +23288,7 @@
                     <pic:cNvPicPr/>
                   </pic:nvPicPr>
                   <pic:blipFill>
-                    <a:blip r:embed="rId43"/>
+                    <a:blip r:embed="rId44"/>
                     <a:stretch>
                       <a:fillRect/>
                     </a:stretch>
@@ -24680,7 +24685,7 @@
                     <pic:cNvPicPr/>
                   </pic:nvPicPr>
                   <pic:blipFill>
-                    <a:blip r:embed="rId44"/>
+                    <a:blip r:embed="rId45"/>
                     <a:stretch>
                       <a:fillRect/>
                     </a:stretch>
@@ -24746,7 +24751,7 @@
                     <pic:cNvPicPr/>
                   </pic:nvPicPr>
                   <pic:blipFill>
-                    <a:blip r:embed="rId45"/>
+                    <a:blip r:embed="rId46"/>
                     <a:stretch>
                       <a:fillRect/>
                     </a:stretch>
@@ -25481,7 +25486,7 @@
                     <pic:cNvPicPr/>
                   </pic:nvPicPr>
                   <pic:blipFill>
-                    <a:blip r:embed="rId46"/>
+                    <a:blip r:embed="rId47"/>
                     <a:stretch>
                       <a:fillRect/>
                     </a:stretch>
@@ -25668,7 +25673,7 @@
                     <pic:cNvPicPr/>
                   </pic:nvPicPr>
                   <pic:blipFill>
-                    <a:blip r:embed="rId47"/>
+                    <a:blip r:embed="rId48"/>
                     <a:stretch>
                       <a:fillRect/>
                     </a:stretch>
@@ -25909,7 +25914,7 @@
                     <pic:cNvPicPr/>
                   </pic:nvPicPr>
                   <pic:blipFill>
-                    <a:blip r:embed="rId48"/>
+                    <a:blip r:embed="rId49"/>
                     <a:stretch>
                       <a:fillRect/>
                     </a:stretch>
@@ -26044,7 +26049,7 @@
                     <pic:cNvPicPr/>
                   </pic:nvPicPr>
                   <pic:blipFill>
-                    <a:blip r:embed="rId49"/>
+                    <a:blip r:embed="rId50"/>
                     <a:stretch>
                       <a:fillRect/>
                     </a:stretch>
@@ -26141,7 +26146,6 @@
           <w:spacing w:val="-1"/>
           <w:sz w:val="18"/>
           <w:szCs w:val="18"/>
-          <w:lang w:val="en-US"/>
         </w:rPr>
       </w:pPr>
       <w:r>
@@ -26483,7 +26487,7 @@
                     <pic:cNvPicPr/>
                   </pic:nvPicPr>
                   <pic:blipFill>
-                    <a:blip r:embed="rId50"/>
+                    <a:blip r:embed="rId51"/>
                     <a:stretch>
                       <a:fillRect/>
                     </a:stretch>
@@ -26533,7 +26537,6 @@
           <w:spacing w:val="-1"/>
           <w:sz w:val="18"/>
           <w:szCs w:val="18"/>
-          <w:lang w:val="en-US"/>
         </w:rPr>
       </w:pPr>
       <w:r>
@@ -26557,7 +26560,6 @@
           <w:spacing w:val="-1"/>
           <w:sz w:val="18"/>
           <w:szCs w:val="18"/>
-          <w:lang w:val="en-US"/>
         </w:rPr>
         <w:t xml:space="preserve"> </w:t>
       </w:r>
@@ -26582,7 +26584,6 @@
           <w:spacing w:val="-1"/>
           <w:sz w:val="18"/>
           <w:szCs w:val="18"/>
-          <w:lang w:val="en-US"/>
         </w:rPr>
       </w:pPr>
       <w:r>
@@ -26826,7 +26827,6 @@
           <w:spacing w:val="-1"/>
           <w:sz w:val="18"/>
           <w:szCs w:val="18"/>
-          <w:lang w:val="en-US"/>
         </w:rPr>
       </w:pPr>
       <w:r>
@@ -27563,27 +27563,7 @@
           <w:sz w:val="18"/>
           <w:szCs w:val="18"/>
         </w:rPr>
-        <w:t>к</w:t>
-      </w:r>
-      <w:r>
-        <w:rPr>
-          <w:rFonts w:ascii="Times New Roman" w:hAnsi="Times New Roman" w:cs="Times New Roman"/>
-          <w:color w:val="595959" w:themeColor="text1" w:themeTint="A6"/>
-          <w:spacing w:val="-1"/>
-          <w:sz w:val="18"/>
-          <w:szCs w:val="18"/>
-        </w:rPr>
-        <w:t>оличество раз, которое значение встречается в списке</w:t>
-      </w:r>
-      <w:r>
-        <w:rPr>
-          <w:rFonts w:ascii="Times New Roman" w:hAnsi="Times New Roman" w:cs="Times New Roman"/>
-          <w:color w:val="595959" w:themeColor="text1" w:themeTint="A6"/>
-          <w:spacing w:val="-1"/>
-          <w:sz w:val="18"/>
-          <w:szCs w:val="18"/>
-        </w:rPr>
-        <w:t xml:space="preserve"> </w:t>
+        <w:t xml:space="preserve">количество раз, которое значение встречается в списке </w:t>
       </w:r>
       <w:proofErr w:type="gramStart"/>
       <w:r>
@@ -27842,18 +27822,7 @@
           <w:szCs w:val="18"/>
           <w:lang w:val="en-US"/>
         </w:rPr>
-        <w:t xml:space="preserve"> (</w:t>
-      </w:r>
-      <w:r>
-        <w:rPr>
-          <w:rFonts w:ascii="Times New Roman" w:hAnsi="Times New Roman" w:cs="Times New Roman"/>
-          <w:color w:val="595959" w:themeColor="text1" w:themeTint="A6"/>
-          <w:spacing w:val="-1"/>
-          <w:sz w:val="18"/>
-          <w:szCs w:val="18"/>
-          <w:lang w:val="en-US"/>
-        </w:rPr>
-        <w:t>list of lists)</w:t>
+        <w:t xml:space="preserve"> (list of lists)</w:t>
       </w:r>
     </w:p>
     <w:p>
@@ -27886,7 +27855,7 @@
                     <pic:cNvPicPr/>
                   </pic:nvPicPr>
                   <pic:blipFill>
-                    <a:blip r:embed="rId51"/>
+                    <a:blip r:embed="rId52"/>
                     <a:stretch>
                       <a:fillRect/>
                     </a:stretch>
@@ -27996,7 +27965,68 @@
           <w:sz w:val="18"/>
           <w:szCs w:val="18"/>
         </w:rPr>
-        <w:t>'Cata</w:t>
+        <w:t>'Cata’</w:t>
+      </w:r>
+      <w:r>
+        <w:rPr>
+          <w:rFonts w:ascii="Times New Roman" w:hAnsi="Times New Roman" w:cs="Times New Roman"/>
+          <w:color w:val="000000" w:themeColor="text1"/>
+          <w:spacing w:val="-1"/>
+          <w:sz w:val="18"/>
+          <w:szCs w:val="18"/>
+        </w:rPr>
+        <w:t xml:space="preserve">,                                  </w:t>
+      </w:r>
+      <w:r>
+        <w:rPr>
+          <w:rFonts w:ascii="Times New Roman" w:hAnsi="Times New Roman" w:cs="Times New Roman"/>
+          <w:color w:val="000000" w:themeColor="text1"/>
+          <w:spacing w:val="-1"/>
+          <w:sz w:val="18"/>
+          <w:szCs w:val="18"/>
+        </w:rPr>
+        <w:tab/>
+      </w:r>
+      <w:r>
+        <w:rPr>
+          <w:rFonts w:ascii="Times New Roman" w:hAnsi="Times New Roman" w:cs="Times New Roman"/>
+          <w:color w:val="000000" w:themeColor="text1"/>
+          <w:spacing w:val="-1"/>
+          <w:sz w:val="18"/>
+          <w:szCs w:val="18"/>
+        </w:rPr>
+        <w:t xml:space="preserve"># </w:t>
+      </w:r>
+      <w:r>
+        <w:rPr>
+          <w:rFonts w:ascii="Times New Roman" w:hAnsi="Times New Roman" w:cs="Times New Roman"/>
+          <w:color w:val="595959" w:themeColor="text1" w:themeTint="A6"/>
+          <w:spacing w:val="-1"/>
+          <w:sz w:val="18"/>
+          <w:szCs w:val="18"/>
+        </w:rPr>
+        <w:t>индекс 0</w:t>
+      </w:r>
+    </w:p>
+    <w:p>
+      <w:pPr>
+        <w:rPr>
+          <w:rFonts w:ascii="Times New Roman" w:hAnsi="Times New Roman" w:cs="Times New Roman"/>
+          <w:color w:val="000000" w:themeColor="text1"/>
+          <w:spacing w:val="-1"/>
+          <w:sz w:val="18"/>
+          <w:szCs w:val="18"/>
+        </w:rPr>
+      </w:pPr>
+      <w:r>
+        <w:rPr>
+          <w:rFonts w:ascii="Times New Roman" w:hAnsi="Times New Roman" w:cs="Times New Roman"/>
+          <w:color w:val="000000" w:themeColor="text1"/>
+          <w:spacing w:val="-1"/>
+          <w:sz w:val="18"/>
+          <w:szCs w:val="18"/>
+        </w:rPr>
+        <w:t xml:space="preserve">    [</w:t>
       </w:r>
       <w:r>
         <w:rPr>
@@ -28006,7 +28036,7 @@
           <w:sz w:val="18"/>
           <w:szCs w:val="18"/>
         </w:rPr>
-        <w:t>’</w:t>
+        <w:t>'Olga'</w:t>
       </w:r>
       <w:r>
         <w:rPr>
@@ -28016,7 +28046,17 @@
           <w:sz w:val="18"/>
           <w:szCs w:val="18"/>
         </w:rPr>
-        <w:t xml:space="preserve">,  </w:t>
+        <w:t xml:space="preserve">, </w:t>
+      </w:r>
+      <w:r>
+        <w:rPr>
+          <w:rFonts w:ascii="Times New Roman" w:hAnsi="Times New Roman" w:cs="Times New Roman"/>
+          <w:color w:val="4472C4" w:themeColor="accent1"/>
+          <w:spacing w:val="-1"/>
+          <w:sz w:val="18"/>
+          <w:szCs w:val="18"/>
+        </w:rPr>
+        <w:t>'Laia'</w:t>
       </w:r>
       <w:r>
         <w:rPr>
@@ -28026,7 +28066,17 @@
           <w:sz w:val="18"/>
           <w:szCs w:val="18"/>
         </w:rPr>
-        <w:t xml:space="preserve">                                </w:t>
+        <w:t xml:space="preserve">, </w:t>
+      </w:r>
+      <w:r>
+        <w:rPr>
+          <w:rFonts w:ascii="Times New Roman" w:hAnsi="Times New Roman" w:cs="Times New Roman"/>
+          <w:color w:val="4472C4" w:themeColor="accent1"/>
+          <w:spacing w:val="-1"/>
+          <w:sz w:val="18"/>
+          <w:szCs w:val="18"/>
+        </w:rPr>
+        <w:t>'Irene'</w:t>
       </w:r>
       <w:r>
         <w:rPr>
@@ -28036,7 +28086,17 @@
           <w:sz w:val="18"/>
           <w:szCs w:val="18"/>
         </w:rPr>
-        <w:tab/>
+        <w:t xml:space="preserve">, </w:t>
+      </w:r>
+      <w:r>
+        <w:rPr>
+          <w:rFonts w:ascii="Times New Roman" w:hAnsi="Times New Roman" w:cs="Times New Roman"/>
+          <w:color w:val="4472C4" w:themeColor="accent1"/>
+          <w:spacing w:val="-1"/>
+          <w:sz w:val="18"/>
+          <w:szCs w:val="18"/>
+        </w:rPr>
+        <w:t>'Ona'</w:t>
       </w:r>
       <w:r>
         <w:rPr>
@@ -28046,21 +28106,9 @@
           <w:sz w:val="18"/>
           <w:szCs w:val="18"/>
         </w:rPr>
-        <w:t xml:space="preserve"># </w:t>
-      </w:r>
-      <w:r>
-        <w:rPr>
-          <w:rFonts w:ascii="Times New Roman" w:hAnsi="Times New Roman" w:cs="Times New Roman"/>
-          <w:color w:val="595959" w:themeColor="text1" w:themeTint="A6"/>
-          <w:spacing w:val="-1"/>
-          <w:sz w:val="18"/>
-          <w:szCs w:val="18"/>
-        </w:rPr>
-        <w:t>индекс 0</w:t>
-      </w:r>
-    </w:p>
-    <w:p>
-      <w:pPr>
+        <w:t xml:space="preserve">],        </w:t>
+      </w:r>
+      <w:r>
         <w:rPr>
           <w:rFonts w:ascii="Times New Roman" w:hAnsi="Times New Roman" w:cs="Times New Roman"/>
           <w:color w:val="000000" w:themeColor="text1"/>
@@ -28068,7 +28116,8 @@
           <w:sz w:val="18"/>
           <w:szCs w:val="18"/>
         </w:rPr>
-      </w:pPr>
+        <w:tab/>
+      </w:r>
       <w:r>
         <w:rPr>
           <w:rFonts w:ascii="Times New Roman" w:hAnsi="Times New Roman" w:cs="Times New Roman"/>
@@ -28077,6 +28126,37 @@
           <w:sz w:val="18"/>
           <w:szCs w:val="18"/>
         </w:rPr>
+        <w:t xml:space="preserve"># </w:t>
+      </w:r>
+      <w:r>
+        <w:rPr>
+          <w:rFonts w:ascii="Times New Roman" w:hAnsi="Times New Roman" w:cs="Times New Roman"/>
+          <w:color w:val="595959" w:themeColor="text1" w:themeTint="A6"/>
+          <w:spacing w:val="-1"/>
+          <w:sz w:val="18"/>
+          <w:szCs w:val="18"/>
+        </w:rPr>
+        <w:t>индекс 1</w:t>
+      </w:r>
+    </w:p>
+    <w:p>
+      <w:pPr>
+        <w:rPr>
+          <w:rFonts w:ascii="Times New Roman" w:hAnsi="Times New Roman" w:cs="Times New Roman"/>
+          <w:color w:val="000000" w:themeColor="text1"/>
+          <w:spacing w:val="-1"/>
+          <w:sz w:val="18"/>
+          <w:szCs w:val="18"/>
+        </w:rPr>
+      </w:pPr>
+      <w:r>
+        <w:rPr>
+          <w:rFonts w:ascii="Times New Roman" w:hAnsi="Times New Roman" w:cs="Times New Roman"/>
+          <w:color w:val="000000" w:themeColor="text1"/>
+          <w:spacing w:val="-1"/>
+          <w:sz w:val="18"/>
+          <w:szCs w:val="18"/>
+        </w:rPr>
         <w:t xml:space="preserve">    [</w:t>
       </w:r>
       <w:r>
@@ -28087,7 +28167,7 @@
           <w:sz w:val="18"/>
           <w:szCs w:val="18"/>
         </w:rPr>
-        <w:t>'Olga'</w:t>
+        <w:t>'Jenni'</w:t>
       </w:r>
       <w:r>
         <w:rPr>
@@ -28107,7 +28187,7 @@
           <w:sz w:val="18"/>
           <w:szCs w:val="18"/>
         </w:rPr>
-        <w:t>'Laia'</w:t>
+        <w:t>'Teresa'</w:t>
       </w:r>
       <w:r>
         <w:rPr>
@@ -28127,7 +28207,7 @@
           <w:sz w:val="18"/>
           <w:szCs w:val="18"/>
         </w:rPr>
-        <w:t>'Irene'</w:t>
+        <w:t>'Aitana'</w:t>
       </w:r>
       <w:r>
         <w:rPr>
@@ -28137,7 +28217,58 @@
           <w:sz w:val="18"/>
           <w:szCs w:val="18"/>
         </w:rPr>
-        <w:t xml:space="preserve">, </w:t>
+        <w:t xml:space="preserve">],          </w:t>
+      </w:r>
+      <w:r>
+        <w:rPr>
+          <w:rFonts w:ascii="Times New Roman" w:hAnsi="Times New Roman" w:cs="Times New Roman"/>
+          <w:color w:val="000000" w:themeColor="text1"/>
+          <w:spacing w:val="-1"/>
+          <w:sz w:val="18"/>
+          <w:szCs w:val="18"/>
+        </w:rPr>
+        <w:tab/>
+      </w:r>
+      <w:r>
+        <w:rPr>
+          <w:rFonts w:ascii="Times New Roman" w:hAnsi="Times New Roman" w:cs="Times New Roman"/>
+          <w:color w:val="000000" w:themeColor="text1"/>
+          <w:spacing w:val="-1"/>
+          <w:sz w:val="18"/>
+          <w:szCs w:val="18"/>
+        </w:rPr>
+        <w:t xml:space="preserve"># </w:t>
+      </w:r>
+      <w:r>
+        <w:rPr>
+          <w:rFonts w:ascii="Times New Roman" w:hAnsi="Times New Roman" w:cs="Times New Roman"/>
+          <w:color w:val="595959" w:themeColor="text1" w:themeTint="A6"/>
+          <w:spacing w:val="-1"/>
+          <w:sz w:val="18"/>
+          <w:szCs w:val="18"/>
+        </w:rPr>
+        <w:t>индекс 2</w:t>
+      </w:r>
+    </w:p>
+    <w:p>
+      <w:pPr>
+        <w:rPr>
+          <w:rFonts w:ascii="Times New Roman" w:hAnsi="Times New Roman" w:cs="Times New Roman"/>
+          <w:color w:val="000000" w:themeColor="text1"/>
+          <w:spacing w:val="-1"/>
+          <w:sz w:val="18"/>
+          <w:szCs w:val="18"/>
+        </w:rPr>
+      </w:pPr>
+      <w:r>
+        <w:rPr>
+          <w:rFonts w:ascii="Times New Roman" w:hAnsi="Times New Roman" w:cs="Times New Roman"/>
+          <w:color w:val="000000" w:themeColor="text1"/>
+          <w:spacing w:val="-1"/>
+          <w:sz w:val="18"/>
+          <w:szCs w:val="18"/>
+        </w:rPr>
+        <w:t xml:space="preserve">    [</w:t>
       </w:r>
       <w:r>
         <w:rPr>
@@ -28147,7 +28278,7 @@
           <w:sz w:val="18"/>
           <w:szCs w:val="18"/>
         </w:rPr>
-        <w:t>'Ona'</w:t>
+        <w:t>'Mariona'</w:t>
       </w:r>
       <w:r>
         <w:rPr>
@@ -28157,7 +28288,17 @@
           <w:sz w:val="18"/>
           <w:szCs w:val="18"/>
         </w:rPr>
-        <w:t xml:space="preserve">],        </w:t>
+        <w:t xml:space="preserve">, </w:t>
+      </w:r>
+      <w:r>
+        <w:rPr>
+          <w:rFonts w:ascii="Times New Roman" w:hAnsi="Times New Roman" w:cs="Times New Roman"/>
+          <w:color w:val="4472C4" w:themeColor="accent1"/>
+          <w:spacing w:val="-1"/>
+          <w:sz w:val="18"/>
+          <w:szCs w:val="18"/>
+        </w:rPr>
+        <w:t>'Salma'</w:t>
       </w:r>
       <w:r>
         <w:rPr>
@@ -28167,7 +28308,17 @@
           <w:sz w:val="18"/>
           <w:szCs w:val="18"/>
         </w:rPr>
-        <w:tab/>
+        <w:t xml:space="preserve">, </w:t>
+      </w:r>
+      <w:r>
+        <w:rPr>
+          <w:rFonts w:ascii="Times New Roman" w:hAnsi="Times New Roman" w:cs="Times New Roman"/>
+          <w:color w:val="4472C4" w:themeColor="accent1"/>
+          <w:spacing w:val="-1"/>
+          <w:sz w:val="18"/>
+          <w:szCs w:val="18"/>
+        </w:rPr>
+        <w:t>'Alba’</w:t>
       </w:r>
       <w:r>
         <w:rPr>
@@ -28177,21 +28328,9 @@
           <w:sz w:val="18"/>
           <w:szCs w:val="18"/>
         </w:rPr>
-        <w:t xml:space="preserve"># </w:t>
-      </w:r>
-      <w:r>
-        <w:rPr>
-          <w:rFonts w:ascii="Times New Roman" w:hAnsi="Times New Roman" w:cs="Times New Roman"/>
-          <w:color w:val="595959" w:themeColor="text1" w:themeTint="A6"/>
-          <w:spacing w:val="-1"/>
-          <w:sz w:val="18"/>
-          <w:szCs w:val="18"/>
-        </w:rPr>
-        <w:t>индекс 1</w:t>
-      </w:r>
-    </w:p>
-    <w:p>
-      <w:pPr>
+        <w:t xml:space="preserve">]            </w:t>
+      </w:r>
+      <w:r>
         <w:rPr>
           <w:rFonts w:ascii="Times New Roman" w:hAnsi="Times New Roman" w:cs="Times New Roman"/>
           <w:color w:val="000000" w:themeColor="text1"/>
@@ -28199,7 +28338,8 @@
           <w:sz w:val="18"/>
           <w:szCs w:val="18"/>
         </w:rPr>
-      </w:pPr>
+        <w:tab/>
+      </w:r>
       <w:r>
         <w:rPr>
           <w:rFonts w:ascii="Times New Roman" w:hAnsi="Times New Roman" w:cs="Times New Roman"/>
@@ -28208,19 +28348,21 @@
           <w:sz w:val="18"/>
           <w:szCs w:val="18"/>
         </w:rPr>
-        <w:t xml:space="preserve">    [</w:t>
-      </w:r>
-      <w:r>
-        <w:rPr>
-          <w:rFonts w:ascii="Times New Roman" w:hAnsi="Times New Roman" w:cs="Times New Roman"/>
-          <w:color w:val="4472C4" w:themeColor="accent1"/>
+        <w:t xml:space="preserve"># </w:t>
+      </w:r>
+      <w:r>
+        <w:rPr>
+          <w:rFonts w:ascii="Times New Roman" w:hAnsi="Times New Roman" w:cs="Times New Roman"/>
+          <w:color w:val="595959" w:themeColor="text1" w:themeTint="A6"/>
           <w:spacing w:val="-1"/>
           <w:sz w:val="18"/>
           <w:szCs w:val="18"/>
         </w:rPr>
-        <w:t>'Jenni'</w:t>
-      </w:r>
-      <w:r>
+        <w:t>индекс 3</w:t>
+      </w:r>
+    </w:p>
+    <w:p>
+      <w:pPr>
         <w:rPr>
           <w:rFonts w:ascii="Times New Roman" w:hAnsi="Times New Roman" w:cs="Times New Roman"/>
           <w:color w:val="000000" w:themeColor="text1"/>
@@ -28228,18 +28370,7 @@
           <w:sz w:val="18"/>
           <w:szCs w:val="18"/>
         </w:rPr>
-        <w:t xml:space="preserve">, </w:t>
-      </w:r>
-      <w:r>
-        <w:rPr>
-          <w:rFonts w:ascii="Times New Roman" w:hAnsi="Times New Roman" w:cs="Times New Roman"/>
-          <w:color w:val="4472C4" w:themeColor="accent1"/>
-          <w:spacing w:val="-1"/>
-          <w:sz w:val="18"/>
-          <w:szCs w:val="18"/>
-        </w:rPr>
-        <w:t>'Teresa'</w:t>
-      </w:r>
+      </w:pPr>
       <w:r>
         <w:rPr>
           <w:rFonts w:ascii="Times New Roman" w:hAnsi="Times New Roman" w:cs="Times New Roman"/>
@@ -28248,19 +28379,11 @@
           <w:sz w:val="18"/>
           <w:szCs w:val="18"/>
         </w:rPr>
-        <w:t xml:space="preserve">, </w:t>
-      </w:r>
-      <w:r>
-        <w:rPr>
-          <w:rFonts w:ascii="Times New Roman" w:hAnsi="Times New Roman" w:cs="Times New Roman"/>
-          <w:color w:val="4472C4" w:themeColor="accent1"/>
-          <w:spacing w:val="-1"/>
-          <w:sz w:val="18"/>
-          <w:szCs w:val="18"/>
-        </w:rPr>
-        <w:t>'Aitana'</w:t>
-      </w:r>
-      <w:r>
+        <w:t>]</w:t>
+      </w:r>
+    </w:p>
+    <w:p>
+      <w:pPr>
         <w:rPr>
           <w:rFonts w:ascii="Times New Roman" w:hAnsi="Times New Roman" w:cs="Times New Roman"/>
           <w:color w:val="000000" w:themeColor="text1"/>
@@ -28268,8 +28391,7 @@
           <w:sz w:val="18"/>
           <w:szCs w:val="18"/>
         </w:rPr>
-        <w:t xml:space="preserve">],  </w:t>
-      </w:r>
+      </w:pPr>
       <w:r>
         <w:rPr>
           <w:rFonts w:ascii="Times New Roman" w:hAnsi="Times New Roman" w:cs="Times New Roman"/>
@@ -28278,17 +28400,19 @@
           <w:sz w:val="18"/>
           <w:szCs w:val="18"/>
         </w:rPr>
-        <w:t xml:space="preserve">        </w:t>
-      </w:r>
-      <w:r>
-        <w:rPr>
-          <w:rFonts w:ascii="Times New Roman" w:hAnsi="Times New Roman" w:cs="Times New Roman"/>
+        <w:t>Это </w:t>
+      </w:r>
+      <w:r>
+        <w:rPr>
+          <w:rFonts w:ascii="Times New Roman" w:hAnsi="Times New Roman" w:cs="Times New Roman"/>
+          <w:b/>
+          <w:bCs/>
           <w:color w:val="000000" w:themeColor="text1"/>
           <w:spacing w:val="-1"/>
           <w:sz w:val="18"/>
           <w:szCs w:val="18"/>
         </w:rPr>
-        <w:tab/>
+        <w:t>список из 4 элементов</w:t>
       </w:r>
       <w:r>
         <w:rPr>
@@ -28298,211 +28422,6 @@
           <w:sz w:val="18"/>
           <w:szCs w:val="18"/>
         </w:rPr>
-        <w:t xml:space="preserve"># </w:t>
-      </w:r>
-      <w:r>
-        <w:rPr>
-          <w:rFonts w:ascii="Times New Roman" w:hAnsi="Times New Roman" w:cs="Times New Roman"/>
-          <w:color w:val="595959" w:themeColor="text1" w:themeTint="A6"/>
-          <w:spacing w:val="-1"/>
-          <w:sz w:val="18"/>
-          <w:szCs w:val="18"/>
-        </w:rPr>
-        <w:t>индекс 2</w:t>
-      </w:r>
-    </w:p>
-    <w:p>
-      <w:pPr>
-        <w:rPr>
-          <w:rFonts w:ascii="Times New Roman" w:hAnsi="Times New Roman" w:cs="Times New Roman"/>
-          <w:color w:val="000000" w:themeColor="text1"/>
-          <w:spacing w:val="-1"/>
-          <w:sz w:val="18"/>
-          <w:szCs w:val="18"/>
-        </w:rPr>
-      </w:pPr>
-      <w:r>
-        <w:rPr>
-          <w:rFonts w:ascii="Times New Roman" w:hAnsi="Times New Roman" w:cs="Times New Roman"/>
-          <w:color w:val="000000" w:themeColor="text1"/>
-          <w:spacing w:val="-1"/>
-          <w:sz w:val="18"/>
-          <w:szCs w:val="18"/>
-        </w:rPr>
-        <w:t xml:space="preserve">    [</w:t>
-      </w:r>
-      <w:r>
-        <w:rPr>
-          <w:rFonts w:ascii="Times New Roman" w:hAnsi="Times New Roman" w:cs="Times New Roman"/>
-          <w:color w:val="4472C4" w:themeColor="accent1"/>
-          <w:spacing w:val="-1"/>
-          <w:sz w:val="18"/>
-          <w:szCs w:val="18"/>
-        </w:rPr>
-        <w:t>'Mariona'</w:t>
-      </w:r>
-      <w:r>
-        <w:rPr>
-          <w:rFonts w:ascii="Times New Roman" w:hAnsi="Times New Roman" w:cs="Times New Roman"/>
-          <w:color w:val="000000" w:themeColor="text1"/>
-          <w:spacing w:val="-1"/>
-          <w:sz w:val="18"/>
-          <w:szCs w:val="18"/>
-        </w:rPr>
-        <w:t xml:space="preserve">, </w:t>
-      </w:r>
-      <w:r>
-        <w:rPr>
-          <w:rFonts w:ascii="Times New Roman" w:hAnsi="Times New Roman" w:cs="Times New Roman"/>
-          <w:color w:val="4472C4" w:themeColor="accent1"/>
-          <w:spacing w:val="-1"/>
-          <w:sz w:val="18"/>
-          <w:szCs w:val="18"/>
-        </w:rPr>
-        <w:t>'Salma'</w:t>
-      </w:r>
-      <w:r>
-        <w:rPr>
-          <w:rFonts w:ascii="Times New Roman" w:hAnsi="Times New Roman" w:cs="Times New Roman"/>
-          <w:color w:val="000000" w:themeColor="text1"/>
-          <w:spacing w:val="-1"/>
-          <w:sz w:val="18"/>
-          <w:szCs w:val="18"/>
-        </w:rPr>
-        <w:t xml:space="preserve">, </w:t>
-      </w:r>
-      <w:r>
-        <w:rPr>
-          <w:rFonts w:ascii="Times New Roman" w:hAnsi="Times New Roman" w:cs="Times New Roman"/>
-          <w:color w:val="4472C4" w:themeColor="accent1"/>
-          <w:spacing w:val="-1"/>
-          <w:sz w:val="18"/>
-          <w:szCs w:val="18"/>
-        </w:rPr>
-        <w:t>'Alba</w:t>
-      </w:r>
-      <w:r>
-        <w:rPr>
-          <w:rFonts w:ascii="Times New Roman" w:hAnsi="Times New Roman" w:cs="Times New Roman"/>
-          <w:color w:val="4472C4" w:themeColor="accent1"/>
-          <w:spacing w:val="-1"/>
-          <w:sz w:val="18"/>
-          <w:szCs w:val="18"/>
-        </w:rPr>
-        <w:t>’</w:t>
-      </w:r>
-      <w:r>
-        <w:rPr>
-          <w:rFonts w:ascii="Times New Roman" w:hAnsi="Times New Roman" w:cs="Times New Roman"/>
-          <w:color w:val="000000" w:themeColor="text1"/>
-          <w:spacing w:val="-1"/>
-          <w:sz w:val="18"/>
-          <w:szCs w:val="18"/>
-        </w:rPr>
-        <w:t xml:space="preserve">]  </w:t>
-      </w:r>
-      <w:r>
-        <w:rPr>
-          <w:rFonts w:ascii="Times New Roman" w:hAnsi="Times New Roman" w:cs="Times New Roman"/>
-          <w:color w:val="000000" w:themeColor="text1"/>
-          <w:spacing w:val="-1"/>
-          <w:sz w:val="18"/>
-          <w:szCs w:val="18"/>
-        </w:rPr>
-        <w:t xml:space="preserve">          </w:t>
-      </w:r>
-      <w:r>
-        <w:rPr>
-          <w:rFonts w:ascii="Times New Roman" w:hAnsi="Times New Roman" w:cs="Times New Roman"/>
-          <w:color w:val="000000" w:themeColor="text1"/>
-          <w:spacing w:val="-1"/>
-          <w:sz w:val="18"/>
-          <w:szCs w:val="18"/>
-        </w:rPr>
-        <w:tab/>
-      </w:r>
-      <w:r>
-        <w:rPr>
-          <w:rFonts w:ascii="Times New Roman" w:hAnsi="Times New Roman" w:cs="Times New Roman"/>
-          <w:color w:val="000000" w:themeColor="text1"/>
-          <w:spacing w:val="-1"/>
-          <w:sz w:val="18"/>
-          <w:szCs w:val="18"/>
-        </w:rPr>
-        <w:t xml:space="preserve"># </w:t>
-      </w:r>
-      <w:r>
-        <w:rPr>
-          <w:rFonts w:ascii="Times New Roman" w:hAnsi="Times New Roman" w:cs="Times New Roman"/>
-          <w:color w:val="595959" w:themeColor="text1" w:themeTint="A6"/>
-          <w:spacing w:val="-1"/>
-          <w:sz w:val="18"/>
-          <w:szCs w:val="18"/>
-        </w:rPr>
-        <w:t>индекс 3</w:t>
-      </w:r>
-    </w:p>
-    <w:p>
-      <w:pPr>
-        <w:rPr>
-          <w:rFonts w:ascii="Times New Roman" w:hAnsi="Times New Roman" w:cs="Times New Roman"/>
-          <w:color w:val="000000" w:themeColor="text1"/>
-          <w:spacing w:val="-1"/>
-          <w:sz w:val="18"/>
-          <w:szCs w:val="18"/>
-        </w:rPr>
-      </w:pPr>
-      <w:r>
-        <w:rPr>
-          <w:rFonts w:ascii="Times New Roman" w:hAnsi="Times New Roman" w:cs="Times New Roman"/>
-          <w:color w:val="000000" w:themeColor="text1"/>
-          <w:spacing w:val="-1"/>
-          <w:sz w:val="18"/>
-          <w:szCs w:val="18"/>
-        </w:rPr>
-        <w:t>]</w:t>
-      </w:r>
-    </w:p>
-    <w:p>
-      <w:pPr>
-        <w:rPr>
-          <w:rFonts w:ascii="Times New Roman" w:hAnsi="Times New Roman" w:cs="Times New Roman"/>
-          <w:color w:val="000000" w:themeColor="text1"/>
-          <w:spacing w:val="-1"/>
-          <w:sz w:val="18"/>
-          <w:szCs w:val="18"/>
-        </w:rPr>
-      </w:pPr>
-      <w:r>
-        <w:rPr>
-          <w:rFonts w:ascii="Times New Roman" w:hAnsi="Times New Roman" w:cs="Times New Roman"/>
-          <w:color w:val="000000" w:themeColor="text1"/>
-          <w:spacing w:val="-1"/>
-          <w:sz w:val="18"/>
-          <w:szCs w:val="18"/>
-        </w:rPr>
-        <w:t>Это </w:t>
-      </w:r>
-      <w:r>
-        <w:rPr>
-          <w:rFonts w:ascii="Times New Roman" w:hAnsi="Times New Roman" w:cs="Times New Roman"/>
-          <w:b/>
-          <w:bCs/>
-          <w:color w:val="000000" w:themeColor="text1"/>
-          <w:spacing w:val="-1"/>
-          <w:sz w:val="18"/>
-          <w:szCs w:val="18"/>
-        </w:rPr>
-        <w:t>список из 4 элементов</w:t>
-      </w:r>
-      <w:r>
-        <w:rPr>
-          <w:rFonts w:ascii="Times New Roman" w:hAnsi="Times New Roman" w:cs="Times New Roman"/>
-          <w:color w:val="000000" w:themeColor="text1"/>
-          <w:spacing w:val="-1"/>
-          <w:sz w:val="18"/>
-          <w:szCs w:val="18"/>
-        </w:rPr>
         <w:t xml:space="preserve">, три элемента сами являются списками. </w:t>
       </w:r>
     </w:p>
@@ -28510,11 +28429,7 @@
       <w:pPr>
         <w:jc w:val="center"/>
         <w:rPr>
-          <w:rFonts w:ascii="Times New Roman" w:hAnsi="Times New Roman" w:cs="Times New Roman"/>
-          <w:color w:val="000000" w:themeColor="text1"/>
-          <w:spacing w:val="-1"/>
-          <w:sz w:val="18"/>
-          <w:szCs w:val="18"/>
+          <w:noProof/>
         </w:rPr>
       </w:pPr>
       <w:r>
@@ -28537,7 +28452,7 @@
                     <pic:cNvPicPr/>
                   </pic:nvPicPr>
                   <pic:blipFill>
-                    <a:blip r:embed="rId52"/>
+                    <a:blip r:embed="rId53"/>
                     <a:stretch>
                       <a:fillRect/>
                     </a:stretch>
@@ -28566,9 +28481,665 @@
         </w:drawing>
       </w:r>
     </w:p>
+    <w:p>
+      <w:pPr>
+        <w:rPr>
+          <w:noProof/>
+        </w:rPr>
+      </w:pPr>
+    </w:p>
+    <w:p>
+      <w:pPr>
+        <w:tabs>
+          <w:tab w:val="left" w:pos="3579"/>
+        </w:tabs>
+        <w:rPr>
+          <w:rFonts w:ascii="Times New Roman" w:hAnsi="Times New Roman" w:cs="Times New Roman"/>
+          <w:b/>
+          <w:bCs/>
+          <w:sz w:val="18"/>
+          <w:szCs w:val="18"/>
+        </w:rPr>
+      </w:pPr>
+      <w:r>
+        <w:rPr>
+          <w:rFonts w:ascii="Times New Roman" w:hAnsi="Times New Roman" w:cs="Times New Roman"/>
+          <w:sz w:val="18"/>
+          <w:szCs w:val="18"/>
+        </w:rPr>
+        <w:tab/>
+      </w:r>
+      <w:r>
+        <w:rPr>
+          <w:rFonts w:ascii="Times New Roman" w:hAnsi="Times New Roman" w:cs="Times New Roman"/>
+          <w:b/>
+          <w:bCs/>
+          <w:color w:val="000000" w:themeColor="text1"/>
+          <w:sz w:val="18"/>
+          <w:szCs w:val="18"/>
+        </w:rPr>
+        <w:t>Кортежи</w:t>
+      </w:r>
+    </w:p>
+    <w:p>
+      <w:pPr>
+        <w:tabs>
+          <w:tab w:val="left" w:pos="3579"/>
+        </w:tabs>
+        <w:rPr>
+          <w:rFonts w:ascii="Times New Roman" w:hAnsi="Times New Roman" w:cs="Times New Roman"/>
+          <w:sz w:val="18"/>
+          <w:szCs w:val="18"/>
+          <w:lang w:val="en-US"/>
+        </w:rPr>
+      </w:pPr>
+      <w:r>
+        <w:rPr>
+          <w:rFonts w:ascii="Times New Roman" w:hAnsi="Times New Roman" w:cs="Times New Roman"/>
+          <w:sz w:val="18"/>
+          <w:szCs w:val="18"/>
+        </w:rPr>
+        <w:t>Понятие кортежа очень похоже на понятие списка</w:t>
+      </w:r>
+      <w:hyperlink r:id="rId54" w:history="1">
+        <w:r>
+          <w:rPr>
+            <w:rStyle w:val="a3"/>
+            <w:rFonts w:ascii="Times New Roman" w:hAnsi="Times New Roman" w:cs="Times New Roman"/>
+            <w:sz w:val="18"/>
+            <w:szCs w:val="18"/>
+          </w:rPr>
+          <w:t>.</w:t>
+        </w:r>
+      </w:hyperlink>
+      <w:r>
+        <w:rPr>
+          <w:rFonts w:ascii="Times New Roman" w:hAnsi="Times New Roman" w:cs="Times New Roman"/>
+          <w:sz w:val="18"/>
+          <w:szCs w:val="18"/>
+        </w:rPr>
+        <w:t> Хотя есть некоторые незначительные различия, принципиальное отличие заключается в том, что, в то время как </w:t>
+      </w:r>
+      <w:r>
+        <w:rPr>
+          <w:rFonts w:ascii="Times New Roman" w:hAnsi="Times New Roman" w:cs="Times New Roman"/>
+          <w:i/>
+          <w:iCs/>
+          <w:sz w:val="18"/>
+          <w:szCs w:val="18"/>
+        </w:rPr>
+        <w:t>список</w:t>
+      </w:r>
+      <w:r>
+        <w:rPr>
+          <w:rFonts w:ascii="Times New Roman" w:hAnsi="Times New Roman" w:cs="Times New Roman"/>
+          <w:sz w:val="18"/>
+          <w:szCs w:val="18"/>
+        </w:rPr>
+        <w:t> является изменяемым и может быть модифицирован, </w:t>
+      </w:r>
+      <w:r>
+        <w:rPr>
+          <w:rFonts w:ascii="Times New Roman" w:hAnsi="Times New Roman" w:cs="Times New Roman"/>
+          <w:i/>
+          <w:iCs/>
+          <w:sz w:val="18"/>
+          <w:szCs w:val="18"/>
+        </w:rPr>
+        <w:t>кортеж</w:t>
+      </w:r>
+      <w:r>
+        <w:rPr>
+          <w:rFonts w:ascii="Times New Roman" w:hAnsi="Times New Roman" w:cs="Times New Roman"/>
+          <w:sz w:val="18"/>
+          <w:szCs w:val="18"/>
+        </w:rPr>
+        <w:t> не допускает изменений и, следовательно, является </w:t>
+      </w:r>
+      <w:r>
+        <w:rPr>
+          <w:rFonts w:ascii="Times New Roman" w:hAnsi="Times New Roman" w:cs="Times New Roman"/>
+          <w:color w:val="7F7F7F" w:themeColor="text1" w:themeTint="80"/>
+          <w:sz w:val="18"/>
+          <w:szCs w:val="18"/>
+        </w:rPr>
+        <w:t>неизменяемым</w:t>
+      </w:r>
+      <w:r>
+        <w:rPr>
+          <w:rFonts w:ascii="Times New Roman" w:hAnsi="Times New Roman" w:cs="Times New Roman"/>
+          <w:sz w:val="18"/>
+          <w:szCs w:val="18"/>
+        </w:rPr>
+        <w:t>.</w:t>
+      </w:r>
+    </w:p>
+    <w:p>
+      <w:pPr>
+        <w:tabs>
+          <w:tab w:val="left" w:pos="3579"/>
+        </w:tabs>
+        <w:rPr>
+          <w:rFonts w:ascii="Times New Roman" w:hAnsi="Times New Roman" w:cs="Times New Roman"/>
+          <w:b/>
+          <w:bCs/>
+          <w:sz w:val="18"/>
+          <w:szCs w:val="18"/>
+        </w:rPr>
+      </w:pPr>
+      <w:r>
+        <w:rPr>
+          <w:rFonts w:ascii="Times New Roman" w:hAnsi="Times New Roman" w:cs="Times New Roman"/>
+          <w:b/>
+          <w:bCs/>
+          <w:sz w:val="18"/>
+          <w:szCs w:val="18"/>
+        </w:rPr>
+        <w:lastRenderedPageBreak/>
+        <w:t>Операции с кортежами</w:t>
+      </w:r>
+    </w:p>
+    <w:p>
+      <w:pPr>
+        <w:tabs>
+          <w:tab w:val="left" w:pos="3579"/>
+        </w:tabs>
+        <w:rPr>
+          <w:rFonts w:ascii="Times New Roman" w:hAnsi="Times New Roman" w:cs="Times New Roman"/>
+          <w:sz w:val="18"/>
+          <w:szCs w:val="18"/>
+        </w:rPr>
+      </w:pPr>
+      <w:r>
+        <w:rPr>
+          <w:rFonts w:ascii="Times New Roman" w:hAnsi="Times New Roman" w:cs="Times New Roman"/>
+          <w:sz w:val="18"/>
+          <w:szCs w:val="18"/>
+        </w:rPr>
+        <w:t>С помощью кортежей мы можем выполнять </w:t>
+      </w:r>
+      <w:hyperlink r:id="rId55" w:anchor="operations" w:history="1">
+        <w:r>
+          <w:rPr>
+            <w:rStyle w:val="a3"/>
+            <w:rFonts w:ascii="Times New Roman" w:hAnsi="Times New Roman" w:cs="Times New Roman"/>
+            <w:color w:val="7F7F7F" w:themeColor="text1" w:themeTint="80"/>
+            <w:sz w:val="18"/>
+            <w:szCs w:val="18"/>
+          </w:rPr>
+          <w:t>все операции, которые мы видели со списками,</w:t>
+        </w:r>
+      </w:hyperlink>
+      <w:r>
+        <w:rPr>
+          <w:rFonts w:ascii="Times New Roman" w:hAnsi="Times New Roman" w:cs="Times New Roman"/>
+          <w:color w:val="7F7F7F" w:themeColor="text1" w:themeTint="80"/>
+          <w:sz w:val="18"/>
+          <w:szCs w:val="18"/>
+        </w:rPr>
+        <w:t> </w:t>
+      </w:r>
+      <w:r>
+        <w:rPr>
+          <w:rFonts w:ascii="Times New Roman" w:hAnsi="Times New Roman" w:cs="Times New Roman"/>
+          <w:sz w:val="18"/>
+          <w:szCs w:val="18"/>
+        </w:rPr>
+        <w:t>за исключением тех, которые включают в себя изменение списка </w:t>
+      </w:r>
+      <w:r>
+        <w:rPr>
+          <w:rFonts w:ascii="Times New Roman" w:hAnsi="Times New Roman" w:cs="Times New Roman"/>
+          <w:b/>
+          <w:bCs/>
+          <w:sz w:val="18"/>
+          <w:szCs w:val="18"/>
+        </w:rPr>
+        <w:t>«на месте</w:t>
+      </w:r>
+      <w:r>
+        <w:rPr>
+          <w:rFonts w:ascii="Times New Roman" w:hAnsi="Times New Roman" w:cs="Times New Roman"/>
+          <w:b/>
+          <w:bCs/>
+          <w:sz w:val="18"/>
+          <w:szCs w:val="18"/>
+        </w:rPr>
+        <w:t>»:</w:t>
+      </w:r>
+    </w:p>
+    <w:p>
+      <w:pPr>
+        <w:numPr>
+          <w:ilvl w:val="0"/>
+          <w:numId w:val="93"/>
+        </w:numPr>
+        <w:tabs>
+          <w:tab w:val="left" w:pos="3579"/>
+        </w:tabs>
+        <w:spacing w:after="0"/>
+        <w:rPr>
+          <w:rFonts w:ascii="Times New Roman" w:hAnsi="Times New Roman" w:cs="Times New Roman"/>
+          <w:sz w:val="18"/>
+          <w:szCs w:val="18"/>
+        </w:rPr>
+      </w:pPr>
+      <w:r>
+        <w:rPr>
+          <w:rFonts w:ascii="Times New Roman" w:hAnsi="Times New Roman" w:cs="Times New Roman"/>
+          <w:sz w:val="18"/>
+          <w:szCs w:val="18"/>
+        </w:rPr>
+        <w:t>reverse()</w:t>
+      </w:r>
+    </w:p>
+    <w:p>
+      <w:pPr>
+        <w:numPr>
+          <w:ilvl w:val="0"/>
+          <w:numId w:val="93"/>
+        </w:numPr>
+        <w:tabs>
+          <w:tab w:val="left" w:pos="3579"/>
+        </w:tabs>
+        <w:spacing w:after="0"/>
+        <w:rPr>
+          <w:rFonts w:ascii="Times New Roman" w:hAnsi="Times New Roman" w:cs="Times New Roman"/>
+          <w:sz w:val="18"/>
+          <w:szCs w:val="18"/>
+        </w:rPr>
+      </w:pPr>
+      <w:r>
+        <w:rPr>
+          <w:rFonts w:ascii="Times New Roman" w:hAnsi="Times New Roman" w:cs="Times New Roman"/>
+          <w:sz w:val="18"/>
+          <w:szCs w:val="18"/>
+        </w:rPr>
+        <w:t>append()</w:t>
+      </w:r>
+    </w:p>
+    <w:p>
+      <w:pPr>
+        <w:numPr>
+          <w:ilvl w:val="0"/>
+          <w:numId w:val="93"/>
+        </w:numPr>
+        <w:tabs>
+          <w:tab w:val="left" w:pos="3579"/>
+        </w:tabs>
+        <w:spacing w:after="0"/>
+        <w:rPr>
+          <w:rFonts w:ascii="Times New Roman" w:hAnsi="Times New Roman" w:cs="Times New Roman"/>
+          <w:sz w:val="18"/>
+          <w:szCs w:val="18"/>
+        </w:rPr>
+      </w:pPr>
+      <w:r>
+        <w:rPr>
+          <w:rFonts w:ascii="Times New Roman" w:hAnsi="Times New Roman" w:cs="Times New Roman"/>
+          <w:sz w:val="18"/>
+          <w:szCs w:val="18"/>
+        </w:rPr>
+        <w:t>extend()</w:t>
+      </w:r>
+    </w:p>
+    <w:p>
+      <w:pPr>
+        <w:numPr>
+          <w:ilvl w:val="0"/>
+          <w:numId w:val="93"/>
+        </w:numPr>
+        <w:tabs>
+          <w:tab w:val="left" w:pos="3579"/>
+        </w:tabs>
+        <w:spacing w:after="0"/>
+        <w:rPr>
+          <w:rFonts w:ascii="Times New Roman" w:hAnsi="Times New Roman" w:cs="Times New Roman"/>
+          <w:sz w:val="18"/>
+          <w:szCs w:val="18"/>
+        </w:rPr>
+      </w:pPr>
+      <w:r>
+        <w:rPr>
+          <w:rFonts w:ascii="Times New Roman" w:hAnsi="Times New Roman" w:cs="Times New Roman"/>
+          <w:sz w:val="18"/>
+          <w:szCs w:val="18"/>
+        </w:rPr>
+        <w:t>remove()</w:t>
+      </w:r>
+    </w:p>
+    <w:p>
+      <w:pPr>
+        <w:numPr>
+          <w:ilvl w:val="0"/>
+          <w:numId w:val="93"/>
+        </w:numPr>
+        <w:tabs>
+          <w:tab w:val="left" w:pos="3579"/>
+        </w:tabs>
+        <w:spacing w:after="0"/>
+        <w:rPr>
+          <w:rFonts w:ascii="Times New Roman" w:hAnsi="Times New Roman" w:cs="Times New Roman"/>
+          <w:sz w:val="18"/>
+          <w:szCs w:val="18"/>
+        </w:rPr>
+      </w:pPr>
+      <w:r>
+        <w:rPr>
+          <w:rFonts w:ascii="Times New Roman" w:hAnsi="Times New Roman" w:cs="Times New Roman"/>
+          <w:sz w:val="18"/>
+          <w:szCs w:val="18"/>
+        </w:rPr>
+        <w:t>clear()</w:t>
+      </w:r>
+    </w:p>
+    <w:p>
+      <w:pPr>
+        <w:numPr>
+          <w:ilvl w:val="0"/>
+          <w:numId w:val="93"/>
+        </w:numPr>
+        <w:tabs>
+          <w:tab w:val="left" w:pos="3579"/>
+        </w:tabs>
+        <w:spacing w:after="0"/>
+        <w:rPr>
+          <w:rFonts w:ascii="Times New Roman" w:hAnsi="Times New Roman" w:cs="Times New Roman"/>
+          <w:sz w:val="18"/>
+          <w:szCs w:val="18"/>
+        </w:rPr>
+      </w:pPr>
+      <w:r>
+        <w:rPr>
+          <w:rFonts w:ascii="Times New Roman" w:hAnsi="Times New Roman" w:cs="Times New Roman"/>
+          <w:sz w:val="18"/>
+          <w:szCs w:val="18"/>
+        </w:rPr>
+        <w:t>sort()</w:t>
+      </w:r>
+    </w:p>
+    <w:p>
+      <w:pPr>
+        <w:tabs>
+          <w:tab w:val="left" w:pos="3579"/>
+        </w:tabs>
+        <w:rPr>
+          <w:rFonts w:ascii="Times New Roman" w:hAnsi="Times New Roman" w:cs="Times New Roman"/>
+          <w:sz w:val="18"/>
+          <w:szCs w:val="18"/>
+          <w:lang w:val="en-US"/>
+        </w:rPr>
+      </w:pPr>
+    </w:p>
+    <w:p>
+      <w:pPr>
+        <w:tabs>
+          <w:tab w:val="left" w:pos="3579"/>
+        </w:tabs>
+        <w:rPr>
+          <w:rFonts w:ascii="Times New Roman" w:hAnsi="Times New Roman" w:cs="Times New Roman"/>
+          <w:b/>
+          <w:bCs/>
+          <w:sz w:val="18"/>
+          <w:szCs w:val="18"/>
+        </w:rPr>
+      </w:pPr>
+      <w:r>
+        <w:rPr>
+          <w:rFonts w:ascii="Times New Roman" w:hAnsi="Times New Roman" w:cs="Times New Roman"/>
+          <w:b/>
+          <w:bCs/>
+          <w:sz w:val="18"/>
+          <w:szCs w:val="18"/>
+        </w:rPr>
+        <w:t>Несколько деталей:</w:t>
+      </w:r>
+    </w:p>
+    <w:p>
+      <w:pPr>
+        <w:numPr>
+          <w:ilvl w:val="0"/>
+          <w:numId w:val="94"/>
+        </w:numPr>
+        <w:tabs>
+          <w:tab w:val="left" w:pos="3579"/>
+        </w:tabs>
+        <w:rPr>
+          <w:rFonts w:ascii="Times New Roman" w:hAnsi="Times New Roman" w:cs="Times New Roman"/>
+          <w:sz w:val="18"/>
+          <w:szCs w:val="18"/>
+        </w:rPr>
+      </w:pPr>
+      <w:r>
+        <w:rPr>
+          <w:rFonts w:ascii="Times New Roman" w:hAnsi="Times New Roman" w:cs="Times New Roman"/>
+          <w:sz w:val="18"/>
+          <w:szCs w:val="18"/>
+        </w:rPr>
+        <w:t>Да, можно применить оператор sorted()ИЛИ reversed()к кортежу, поскольку мы не изменяем его значение, а создаём новый объект.</w:t>
+      </w:r>
+    </w:p>
+    <w:p>
+      <w:pPr>
+        <w:numPr>
+          <w:ilvl w:val="0"/>
+          <w:numId w:val="94"/>
+        </w:numPr>
+        <w:tabs>
+          <w:tab w:val="left" w:pos="3579"/>
+        </w:tabs>
+        <w:rPr>
+          <w:rFonts w:ascii="Times New Roman" w:hAnsi="Times New Roman" w:cs="Times New Roman"/>
+          <w:b/>
+          <w:bCs/>
+          <w:color w:val="C00000"/>
+          <w:sz w:val="18"/>
+          <w:szCs w:val="18"/>
+          <w14:textFill>
+            <w14:gradFill>
+              <w14:gsLst>
+                <w14:gs w14:pos="0">
+                  <w14:srgbClr w14:val="C00000">
+                    <w14:shade w14:val="30000"/>
+                    <w14:satMod w14:val="115000"/>
+                  </w14:srgbClr>
+                </w14:gs>
+                <w14:gs w14:pos="50000">
+                  <w14:srgbClr w14:val="C00000">
+                    <w14:shade w14:val="67500"/>
+                    <w14:satMod w14:val="115000"/>
+                  </w14:srgbClr>
+                </w14:gs>
+                <w14:gs w14:pos="100000">
+                  <w14:srgbClr w14:val="C00000">
+                    <w14:shade w14:val="100000"/>
+                    <w14:satMod w14:val="115000"/>
+                  </w14:srgbClr>
+                </w14:gs>
+              </w14:gsLst>
+              <w14:lin w14:ang="13500000" w14:scaled="0"/>
+            </w14:gradFill>
+          </w14:textFill>
+        </w:rPr>
+      </w:pPr>
+      <w:r>
+        <w:rPr>
+          <w:rFonts w:ascii="Times New Roman" w:hAnsi="Times New Roman" w:cs="Times New Roman"/>
+          <w:sz w:val="18"/>
+          <w:szCs w:val="18"/>
+        </w:rPr>
+        <w:t>Сравнение кортежей работает точно так же, как и </w:t>
+      </w:r>
+      <w:hyperlink r:id="rId56" w:anchor="compare" w:history="1">
+        <w:r>
+          <w:rPr>
+            <w:rStyle w:val="a3"/>
+            <w:rFonts w:ascii="Times New Roman" w:hAnsi="Times New Roman" w:cs="Times New Roman"/>
+            <w:sz w:val="18"/>
+            <w:szCs w:val="18"/>
+          </w:rPr>
+          <w:t>сравнение списков</w:t>
+        </w:r>
+      </w:hyperlink>
+      <w:r>
+        <w:rPr>
+          <w:rFonts w:ascii="Times New Roman" w:hAnsi="Times New Roman" w:cs="Times New Roman"/>
+          <w:sz w:val="18"/>
+          <w:szCs w:val="18"/>
+        </w:rPr>
+        <w:t>.</w:t>
+      </w:r>
+    </w:p>
+    <w:p>
+      <w:pPr>
+        <w:tabs>
+          <w:tab w:val="left" w:pos="3579"/>
+        </w:tabs>
+        <w:rPr>
+          <w:rFonts w:ascii="Times New Roman" w:hAnsi="Times New Roman" w:cs="Times New Roman"/>
+          <w:sz w:val="18"/>
+          <w:szCs w:val="18"/>
+        </w:rPr>
+      </w:pPr>
+      <w:r>
+        <w:rPr>
+          <w:rFonts w:ascii="Times New Roman" w:hAnsi="Times New Roman" w:cs="Times New Roman"/>
+          <w:b/>
+          <w:bCs/>
+          <w:color w:val="C00000"/>
+          <w:sz w:val="18"/>
+          <w:szCs w:val="18"/>
+          <w14:textFill>
+            <w14:gradFill>
+              <w14:gsLst>
+                <w14:gs w14:pos="0">
+                  <w14:srgbClr w14:val="C00000">
+                    <w14:shade w14:val="30000"/>
+                    <w14:satMod w14:val="115000"/>
+                  </w14:srgbClr>
+                </w14:gs>
+                <w14:gs w14:pos="50000">
+                  <w14:srgbClr w14:val="C00000">
+                    <w14:shade w14:val="67500"/>
+                    <w14:satMod w14:val="115000"/>
+                  </w14:srgbClr>
+                </w14:gs>
+                <w14:gs w14:pos="100000">
+                  <w14:srgbClr w14:val="C00000">
+                    <w14:shade w14:val="100000"/>
+                    <w14:satMod w14:val="115000"/>
+                  </w14:srgbClr>
+                </w14:gs>
+              </w14:gsLst>
+              <w14:lin w14:ang="13500000" w14:scaled="0"/>
+            </w14:gradFill>
+          </w14:textFill>
+        </w:rPr>
+        <w:t xml:space="preserve">ВАЖНО! </w:t>
+      </w:r>
+      <w:r>
+        <w:rPr>
+          <w:rFonts w:ascii="Times New Roman" w:hAnsi="Times New Roman" w:cs="Times New Roman"/>
+          <w:sz w:val="18"/>
+          <w:szCs w:val="18"/>
+        </w:rPr>
+        <w:t>Кортеж хэшируем только тогда, когда </w:t>
+      </w:r>
+      <w:r>
+        <w:rPr>
+          <w:rFonts w:ascii="Times New Roman" w:hAnsi="Times New Roman" w:cs="Times New Roman"/>
+          <w:b/>
+          <w:bCs/>
+          <w:sz w:val="18"/>
+          <w:szCs w:val="18"/>
+        </w:rPr>
+        <w:t>все</w:t>
+      </w:r>
+      <w:r>
+        <w:rPr>
+          <w:rFonts w:ascii="Times New Roman" w:hAnsi="Times New Roman" w:cs="Times New Roman"/>
+          <w:sz w:val="18"/>
+          <w:szCs w:val="18"/>
+        </w:rPr>
+        <w:t> объекты внутри него — тоже хэшируемые</w:t>
+      </w:r>
+    </w:p>
+    <w:p>
+      <w:pPr>
+        <w:tabs>
+          <w:tab w:val="left" w:pos="3579"/>
+        </w:tabs>
+        <w:rPr>
+          <w:rFonts w:ascii="Times New Roman" w:hAnsi="Times New Roman" w:cs="Times New Roman"/>
+          <w:sz w:val="18"/>
+          <w:szCs w:val="18"/>
+        </w:rPr>
+      </w:pPr>
+      <w:r>
+        <w:rPr>
+          <w:noProof/>
+        </w:rPr>
+        <w:drawing>
+          <wp:inline distT="0" distB="0" distL="0" distR="0" wp14:anchorId="0BCDC44C" wp14:editId="75DF4E2C">
+            <wp:extent cx="4894895" cy="1672216"/>
+            <wp:effectExtent l="95250" t="114300" r="96520" b="118745"/>
+            <wp:docPr id="1001602309" name="Рисунок 1"/>
+            <wp:cNvGraphicFramePr>
+              <a:graphicFrameLocks xmlns:a="http://schemas.openxmlformats.org/drawingml/2006/main" noChangeAspect="1"/>
+            </wp:cNvGraphicFramePr>
+            <a:graphic xmlns:a="http://schemas.openxmlformats.org/drawingml/2006/main">
+              <a:graphicData uri="http://schemas.openxmlformats.org/drawingml/2006/picture">
+                <pic:pic xmlns:pic="http://schemas.openxmlformats.org/drawingml/2006/picture">
+                  <pic:nvPicPr>
+                    <pic:cNvPr id="1001602309" name=""/>
+                    <pic:cNvPicPr/>
+                  </pic:nvPicPr>
+                  <pic:blipFill>
+                    <a:blip r:embed="rId57"/>
+                    <a:stretch>
+                      <a:fillRect/>
+                    </a:stretch>
+                  </pic:blipFill>
+                  <pic:spPr>
+                    <a:xfrm>
+                      <a:off x="0" y="0"/>
+                      <a:ext cx="4931110" cy="1684588"/>
+                    </a:xfrm>
+                    <a:prstGeom prst="rect">
+                      <a:avLst/>
+                    </a:prstGeom>
+                    <a:effectLst>
+                      <a:glow rad="101600">
+                        <a:schemeClr val="tx1">
+                          <a:alpha val="60000"/>
+                        </a:schemeClr>
+                      </a:glow>
+                    </a:effectLst>
+                  </pic:spPr>
+                </pic:pic>
+              </a:graphicData>
+            </a:graphic>
+          </wp:inline>
+        </w:drawing>
+      </w:r>
+    </w:p>
+    <w:p>
+      <w:pPr>
+        <w:tabs>
+          <w:tab w:val="left" w:pos="3579"/>
+        </w:tabs>
+        <w:rPr>
+          <w:rFonts w:ascii="Times New Roman" w:hAnsi="Times New Roman" w:cs="Times New Roman"/>
+          <w:b/>
+          <w:bCs/>
+          <w:sz w:val="18"/>
+          <w:szCs w:val="18"/>
+        </w:rPr>
+      </w:pPr>
+    </w:p>
     <w:sectPr>
-      <w:headerReference w:type="default" r:id="rId53"/>
-      <w:footerReference w:type="default" r:id="rId54"/>
+      <w:headerReference w:type="default" r:id="rId58"/>
+      <w:footerReference w:type="default" r:id="rId59"/>
       <w:pgSz w:w="12240" w:h="20160" w:code="5"/>
       <w:pgMar w:top="1134" w:right="850" w:bottom="1134" w:left="1701" w:header="283" w:footer="397" w:gutter="0"/>
       <w:pgNumType w:start="1"/>
@@ -34172,6 +34743,155 @@
     </w:lvl>
   </w:abstractNum>
   <w:abstractNum w:abstractNumId="42" w15:restartNumberingAfterBreak="0">
+    <w:nsid w:val="327908BF"/>
+    <w:multiLevelType w:val="multilevel"/>
+    <w:tmpl w:val="C60C2FFA"/>
+    <w:lvl w:ilvl="0">
+      <w:start w:val="1"/>
+      <w:numFmt w:val="bullet"/>
+      <w:lvlText w:val=""/>
+      <w:lvlJc w:val="left"/>
+      <w:pPr>
+        <w:tabs>
+          <w:tab w:val="num" w:pos="720"/>
+        </w:tabs>
+        <w:ind w:left="720" w:hanging="360"/>
+      </w:pPr>
+      <w:rPr>
+        <w:rFonts w:ascii="Symbol" w:hAnsi="Symbol" w:hint="default"/>
+        <w:sz w:val="20"/>
+      </w:rPr>
+    </w:lvl>
+    <w:lvl w:ilvl="1" w:tentative="1">
+      <w:start w:val="1"/>
+      <w:numFmt w:val="bullet"/>
+      <w:lvlText w:val=""/>
+      <w:lvlJc w:val="left"/>
+      <w:pPr>
+        <w:tabs>
+          <w:tab w:val="num" w:pos="1440"/>
+        </w:tabs>
+        <w:ind w:left="1440" w:hanging="360"/>
+      </w:pPr>
+      <w:rPr>
+        <w:rFonts w:ascii="Symbol" w:hAnsi="Symbol" w:hint="default"/>
+        <w:sz w:val="20"/>
+      </w:rPr>
+    </w:lvl>
+    <w:lvl w:ilvl="2" w:tentative="1">
+      <w:start w:val="1"/>
+      <w:numFmt w:val="bullet"/>
+      <w:lvlText w:val=""/>
+      <w:lvlJc w:val="left"/>
+      <w:pPr>
+        <w:tabs>
+          <w:tab w:val="num" w:pos="2160"/>
+        </w:tabs>
+        <w:ind w:left="2160" w:hanging="360"/>
+      </w:pPr>
+      <w:rPr>
+        <w:rFonts w:ascii="Symbol" w:hAnsi="Symbol" w:hint="default"/>
+        <w:sz w:val="20"/>
+      </w:rPr>
+    </w:lvl>
+    <w:lvl w:ilvl="3" w:tentative="1">
+      <w:start w:val="1"/>
+      <w:numFmt w:val="bullet"/>
+      <w:lvlText w:val=""/>
+      <w:lvlJc w:val="left"/>
+      <w:pPr>
+        <w:tabs>
+          <w:tab w:val="num" w:pos="2880"/>
+        </w:tabs>
+        <w:ind w:left="2880" w:hanging="360"/>
+      </w:pPr>
+      <w:rPr>
+        <w:rFonts w:ascii="Symbol" w:hAnsi="Symbol" w:hint="default"/>
+        <w:sz w:val="20"/>
+      </w:rPr>
+    </w:lvl>
+    <w:lvl w:ilvl="4" w:tentative="1">
+      <w:start w:val="1"/>
+      <w:numFmt w:val="bullet"/>
+      <w:lvlText w:val=""/>
+      <w:lvlJc w:val="left"/>
+      <w:pPr>
+        <w:tabs>
+          <w:tab w:val="num" w:pos="3600"/>
+        </w:tabs>
+        <w:ind w:left="3600" w:hanging="360"/>
+      </w:pPr>
+      <w:rPr>
+        <w:rFonts w:ascii="Symbol" w:hAnsi="Symbol" w:hint="default"/>
+        <w:sz w:val="20"/>
+      </w:rPr>
+    </w:lvl>
+    <w:lvl w:ilvl="5" w:tentative="1">
+      <w:start w:val="1"/>
+      <w:numFmt w:val="bullet"/>
+      <w:lvlText w:val=""/>
+      <w:lvlJc w:val="left"/>
+      <w:pPr>
+        <w:tabs>
+          <w:tab w:val="num" w:pos="4320"/>
+        </w:tabs>
+        <w:ind w:left="4320" w:hanging="360"/>
+      </w:pPr>
+      <w:rPr>
+        <w:rFonts w:ascii="Symbol" w:hAnsi="Symbol" w:hint="default"/>
+        <w:sz w:val="20"/>
+      </w:rPr>
+    </w:lvl>
+    <w:lvl w:ilvl="6" w:tentative="1">
+      <w:start w:val="1"/>
+      <w:numFmt w:val="bullet"/>
+      <w:lvlText w:val=""/>
+      <w:lvlJc w:val="left"/>
+      <w:pPr>
+        <w:tabs>
+          <w:tab w:val="num" w:pos="5040"/>
+        </w:tabs>
+        <w:ind w:left="5040" w:hanging="360"/>
+      </w:pPr>
+      <w:rPr>
+        <w:rFonts w:ascii="Symbol" w:hAnsi="Symbol" w:hint="default"/>
+        <w:sz w:val="20"/>
+      </w:rPr>
+    </w:lvl>
+    <w:lvl w:ilvl="7" w:tentative="1">
+      <w:start w:val="1"/>
+      <w:numFmt w:val="bullet"/>
+      <w:lvlText w:val=""/>
+      <w:lvlJc w:val="left"/>
+      <w:pPr>
+        <w:tabs>
+          <w:tab w:val="num" w:pos="5760"/>
+        </w:tabs>
+        <w:ind w:left="5760" w:hanging="360"/>
+      </w:pPr>
+      <w:rPr>
+        <w:rFonts w:ascii="Symbol" w:hAnsi="Symbol" w:hint="default"/>
+        <w:sz w:val="20"/>
+      </w:rPr>
+    </w:lvl>
+    <w:lvl w:ilvl="8" w:tentative="1">
+      <w:start w:val="1"/>
+      <w:numFmt w:val="bullet"/>
+      <w:lvlText w:val=""/>
+      <w:lvlJc w:val="left"/>
+      <w:pPr>
+        <w:tabs>
+          <w:tab w:val="num" w:pos="6480"/>
+        </w:tabs>
+        <w:ind w:left="6480" w:hanging="360"/>
+      </w:pPr>
+      <w:rPr>
+        <w:rFonts w:ascii="Symbol" w:hAnsi="Symbol" w:hint="default"/>
+        <w:sz w:val="20"/>
+      </w:rPr>
+    </w:lvl>
+  </w:abstractNum>
+  <w:abstractNum w:abstractNumId="43" w15:restartNumberingAfterBreak="0">
     <w:nsid w:val="35204225"/>
     <w:multiLevelType w:val="multilevel"/>
     <w:tmpl w:val="7ED6777E"/>
@@ -34320,7 +35040,7 @@
       </w:rPr>
     </w:lvl>
   </w:abstractNum>
-  <w:abstractNum w:abstractNumId="43" w15:restartNumberingAfterBreak="0">
+  <w:abstractNum w:abstractNumId="44" w15:restartNumberingAfterBreak="0">
     <w:nsid w:val="35524ECA"/>
     <w:multiLevelType w:val="hybridMultilevel"/>
     <w:tmpl w:val="BFF4877A"/>
@@ -34433,7 +35153,7 @@
       </w:rPr>
     </w:lvl>
   </w:abstractNum>
-  <w:abstractNum w:abstractNumId="44" w15:restartNumberingAfterBreak="0">
+  <w:abstractNum w:abstractNumId="45" w15:restartNumberingAfterBreak="0">
     <w:nsid w:val="372A0EB1"/>
     <w:multiLevelType w:val="hybridMultilevel"/>
     <w:tmpl w:val="9BA8E39A"/>
@@ -34522,7 +35242,7 @@
       </w:pPr>
     </w:lvl>
   </w:abstractNum>
-  <w:abstractNum w:abstractNumId="45" w15:restartNumberingAfterBreak="0">
+  <w:abstractNum w:abstractNumId="46" w15:restartNumberingAfterBreak="0">
     <w:nsid w:val="393C6861"/>
     <w:multiLevelType w:val="multilevel"/>
     <w:tmpl w:val="47A02D72"/>
@@ -34671,7 +35391,7 @@
       </w:rPr>
     </w:lvl>
   </w:abstractNum>
-  <w:abstractNum w:abstractNumId="46" w15:restartNumberingAfterBreak="0">
+  <w:abstractNum w:abstractNumId="47" w15:restartNumberingAfterBreak="0">
     <w:nsid w:val="395F3215"/>
     <w:multiLevelType w:val="multilevel"/>
     <w:tmpl w:val="F716A9F4"/>
@@ -34788,7 +35508,7 @@
       </w:pPr>
     </w:lvl>
   </w:abstractNum>
-  <w:abstractNum w:abstractNumId="47" w15:restartNumberingAfterBreak="0">
+  <w:abstractNum w:abstractNumId="48" w15:restartNumberingAfterBreak="0">
     <w:nsid w:val="3A7E3E0C"/>
     <w:multiLevelType w:val="multilevel"/>
     <w:tmpl w:val="3DDA4034"/>
@@ -34937,7 +35657,7 @@
       </w:rPr>
     </w:lvl>
   </w:abstractNum>
-  <w:abstractNum w:abstractNumId="48" w15:restartNumberingAfterBreak="0">
+  <w:abstractNum w:abstractNumId="49" w15:restartNumberingAfterBreak="0">
     <w:nsid w:val="3A9C2647"/>
     <w:multiLevelType w:val="multilevel"/>
     <w:tmpl w:val="4208B74A"/>
@@ -35086,7 +35806,7 @@
       </w:rPr>
     </w:lvl>
   </w:abstractNum>
-  <w:abstractNum w:abstractNumId="49" w15:restartNumberingAfterBreak="0">
+  <w:abstractNum w:abstractNumId="50" w15:restartNumberingAfterBreak="0">
     <w:nsid w:val="3B5A319B"/>
     <w:multiLevelType w:val="hybridMultilevel"/>
     <w:tmpl w:val="973C4946"/>
@@ -35199,7 +35919,7 @@
       </w:rPr>
     </w:lvl>
   </w:abstractNum>
-  <w:abstractNum w:abstractNumId="50" w15:restartNumberingAfterBreak="0">
+  <w:abstractNum w:abstractNumId="51" w15:restartNumberingAfterBreak="0">
     <w:nsid w:val="3D0D5A10"/>
     <w:multiLevelType w:val="multilevel"/>
     <w:tmpl w:val="B3AC3AA6"/>
@@ -35348,7 +36068,7 @@
       </w:rPr>
     </w:lvl>
   </w:abstractNum>
-  <w:abstractNum w:abstractNumId="51" w15:restartNumberingAfterBreak="0">
+  <w:abstractNum w:abstractNumId="52" w15:restartNumberingAfterBreak="0">
     <w:nsid w:val="3E93516C"/>
     <w:multiLevelType w:val="multilevel"/>
     <w:tmpl w:val="C5284638"/>
@@ -35497,7 +36217,7 @@
       </w:rPr>
     </w:lvl>
   </w:abstractNum>
-  <w:abstractNum w:abstractNumId="52" w15:restartNumberingAfterBreak="0">
+  <w:abstractNum w:abstractNumId="53" w15:restartNumberingAfterBreak="0">
     <w:nsid w:val="3F195869"/>
     <w:multiLevelType w:val="hybridMultilevel"/>
     <w:tmpl w:val="0AEEB606"/>
@@ -35583,7 +36303,7 @@
       </w:pPr>
     </w:lvl>
   </w:abstractNum>
-  <w:abstractNum w:abstractNumId="53" w15:restartNumberingAfterBreak="0">
+  <w:abstractNum w:abstractNumId="54" w15:restartNumberingAfterBreak="0">
     <w:nsid w:val="4083216E"/>
     <w:multiLevelType w:val="multilevel"/>
     <w:tmpl w:val="546884DA"/>
@@ -35732,7 +36452,7 @@
       </w:rPr>
     </w:lvl>
   </w:abstractNum>
-  <w:abstractNum w:abstractNumId="54" w15:restartNumberingAfterBreak="0">
+  <w:abstractNum w:abstractNumId="55" w15:restartNumberingAfterBreak="0">
     <w:nsid w:val="41215DF0"/>
     <w:multiLevelType w:val="multilevel"/>
     <w:tmpl w:val="F5C8A20E"/>
@@ -35881,7 +36601,156 @@
       </w:rPr>
     </w:lvl>
   </w:abstractNum>
-  <w:abstractNum w:abstractNumId="55" w15:restartNumberingAfterBreak="0">
+  <w:abstractNum w:abstractNumId="56" w15:restartNumberingAfterBreak="0">
+    <w:nsid w:val="447D2D1B"/>
+    <w:multiLevelType w:val="multilevel"/>
+    <w:tmpl w:val="C60C2FFA"/>
+    <w:lvl w:ilvl="0">
+      <w:start w:val="1"/>
+      <w:numFmt w:val="bullet"/>
+      <w:lvlText w:val=""/>
+      <w:lvlJc w:val="left"/>
+      <w:pPr>
+        <w:tabs>
+          <w:tab w:val="num" w:pos="720"/>
+        </w:tabs>
+        <w:ind w:left="720" w:hanging="360"/>
+      </w:pPr>
+      <w:rPr>
+        <w:rFonts w:ascii="Symbol" w:hAnsi="Symbol" w:hint="default"/>
+        <w:sz w:val="20"/>
+      </w:rPr>
+    </w:lvl>
+    <w:lvl w:ilvl="1">
+      <w:start w:val="1"/>
+      <w:numFmt w:val="bullet"/>
+      <w:lvlText w:val=""/>
+      <w:lvlJc w:val="left"/>
+      <w:pPr>
+        <w:tabs>
+          <w:tab w:val="num" w:pos="1440"/>
+        </w:tabs>
+        <w:ind w:left="1440" w:hanging="360"/>
+      </w:pPr>
+      <w:rPr>
+        <w:rFonts w:ascii="Symbol" w:hAnsi="Symbol" w:hint="default"/>
+        <w:sz w:val="20"/>
+      </w:rPr>
+    </w:lvl>
+    <w:lvl w:ilvl="2">
+      <w:start w:val="1"/>
+      <w:numFmt w:val="bullet"/>
+      <w:lvlText w:val=""/>
+      <w:lvlJc w:val="left"/>
+      <w:pPr>
+        <w:tabs>
+          <w:tab w:val="num" w:pos="2160"/>
+        </w:tabs>
+        <w:ind w:left="2160" w:hanging="360"/>
+      </w:pPr>
+      <w:rPr>
+        <w:rFonts w:ascii="Symbol" w:hAnsi="Symbol" w:hint="default"/>
+        <w:sz w:val="20"/>
+      </w:rPr>
+    </w:lvl>
+    <w:lvl w:ilvl="3">
+      <w:start w:val="1"/>
+      <w:numFmt w:val="bullet"/>
+      <w:lvlText w:val=""/>
+      <w:lvlJc w:val="left"/>
+      <w:pPr>
+        <w:tabs>
+          <w:tab w:val="num" w:pos="2880"/>
+        </w:tabs>
+        <w:ind w:left="2880" w:hanging="360"/>
+      </w:pPr>
+      <w:rPr>
+        <w:rFonts w:ascii="Symbol" w:hAnsi="Symbol" w:hint="default"/>
+        <w:sz w:val="20"/>
+      </w:rPr>
+    </w:lvl>
+    <w:lvl w:ilvl="4">
+      <w:start w:val="1"/>
+      <w:numFmt w:val="bullet"/>
+      <w:lvlText w:val=""/>
+      <w:lvlJc w:val="left"/>
+      <w:pPr>
+        <w:tabs>
+          <w:tab w:val="num" w:pos="3600"/>
+        </w:tabs>
+        <w:ind w:left="3600" w:hanging="360"/>
+      </w:pPr>
+      <w:rPr>
+        <w:rFonts w:ascii="Symbol" w:hAnsi="Symbol" w:hint="default"/>
+        <w:sz w:val="20"/>
+      </w:rPr>
+    </w:lvl>
+    <w:lvl w:ilvl="5">
+      <w:start w:val="1"/>
+      <w:numFmt w:val="bullet"/>
+      <w:lvlText w:val=""/>
+      <w:lvlJc w:val="left"/>
+      <w:pPr>
+        <w:tabs>
+          <w:tab w:val="num" w:pos="4320"/>
+        </w:tabs>
+        <w:ind w:left="4320" w:hanging="360"/>
+      </w:pPr>
+      <w:rPr>
+        <w:rFonts w:ascii="Symbol" w:hAnsi="Symbol" w:hint="default"/>
+        <w:sz w:val="20"/>
+      </w:rPr>
+    </w:lvl>
+    <w:lvl w:ilvl="6">
+      <w:start w:val="1"/>
+      <w:numFmt w:val="bullet"/>
+      <w:lvlText w:val=""/>
+      <w:lvlJc w:val="left"/>
+      <w:pPr>
+        <w:tabs>
+          <w:tab w:val="num" w:pos="5040"/>
+        </w:tabs>
+        <w:ind w:left="5040" w:hanging="360"/>
+      </w:pPr>
+      <w:rPr>
+        <w:rFonts w:ascii="Symbol" w:hAnsi="Symbol" w:hint="default"/>
+        <w:sz w:val="20"/>
+      </w:rPr>
+    </w:lvl>
+    <w:lvl w:ilvl="7">
+      <w:start w:val="1"/>
+      <w:numFmt w:val="bullet"/>
+      <w:lvlText w:val=""/>
+      <w:lvlJc w:val="left"/>
+      <w:pPr>
+        <w:tabs>
+          <w:tab w:val="num" w:pos="5760"/>
+        </w:tabs>
+        <w:ind w:left="5760" w:hanging="360"/>
+      </w:pPr>
+      <w:rPr>
+        <w:rFonts w:ascii="Symbol" w:hAnsi="Symbol" w:hint="default"/>
+        <w:sz w:val="20"/>
+      </w:rPr>
+    </w:lvl>
+    <w:lvl w:ilvl="8">
+      <w:start w:val="1"/>
+      <w:numFmt w:val="bullet"/>
+      <w:lvlText w:val=""/>
+      <w:lvlJc w:val="left"/>
+      <w:pPr>
+        <w:tabs>
+          <w:tab w:val="num" w:pos="6480"/>
+        </w:tabs>
+        <w:ind w:left="6480" w:hanging="360"/>
+      </w:pPr>
+      <w:rPr>
+        <w:rFonts w:ascii="Symbol" w:hAnsi="Symbol" w:hint="default"/>
+        <w:sz w:val="20"/>
+      </w:rPr>
+    </w:lvl>
+  </w:abstractNum>
+  <w:abstractNum w:abstractNumId="57" w15:restartNumberingAfterBreak="0">
     <w:nsid w:val="454E1682"/>
     <w:multiLevelType w:val="multilevel"/>
     <w:tmpl w:val="42A63246"/>
@@ -36030,7 +36899,7 @@
       </w:rPr>
     </w:lvl>
   </w:abstractNum>
-  <w:abstractNum w:abstractNumId="56" w15:restartNumberingAfterBreak="0">
+  <w:abstractNum w:abstractNumId="58" w15:restartNumberingAfterBreak="0">
     <w:nsid w:val="45603545"/>
     <w:multiLevelType w:val="multilevel"/>
     <w:tmpl w:val="C4847E88"/>
@@ -36143,7 +37012,7 @@
       </w:pPr>
     </w:lvl>
   </w:abstractNum>
-  <w:abstractNum w:abstractNumId="57" w15:restartNumberingAfterBreak="0">
+  <w:abstractNum w:abstractNumId="59" w15:restartNumberingAfterBreak="0">
     <w:nsid w:val="46336776"/>
     <w:multiLevelType w:val="multilevel"/>
     <w:tmpl w:val="DF624274"/>
@@ -36292,7 +37161,7 @@
       </w:rPr>
     </w:lvl>
   </w:abstractNum>
-  <w:abstractNum w:abstractNumId="58" w15:restartNumberingAfterBreak="0">
+  <w:abstractNum w:abstractNumId="60" w15:restartNumberingAfterBreak="0">
     <w:nsid w:val="485E6EE6"/>
     <w:multiLevelType w:val="multilevel"/>
     <w:tmpl w:val="6860AD8A"/>
@@ -36441,7 +37310,7 @@
       </w:rPr>
     </w:lvl>
   </w:abstractNum>
-  <w:abstractNum w:abstractNumId="59" w15:restartNumberingAfterBreak="0">
+  <w:abstractNum w:abstractNumId="61" w15:restartNumberingAfterBreak="0">
     <w:nsid w:val="488A1DBB"/>
     <w:multiLevelType w:val="multilevel"/>
     <w:tmpl w:val="87DEC4A2"/>
@@ -36590,7 +37459,7 @@
       </w:rPr>
     </w:lvl>
   </w:abstractNum>
-  <w:abstractNum w:abstractNumId="60" w15:restartNumberingAfterBreak="0">
+  <w:abstractNum w:abstractNumId="62" w15:restartNumberingAfterBreak="0">
     <w:nsid w:val="522B7E37"/>
     <w:multiLevelType w:val="multilevel"/>
     <w:tmpl w:val="D52C9F50"/>
@@ -36739,7 +37608,7 @@
       </w:rPr>
     </w:lvl>
   </w:abstractNum>
-  <w:abstractNum w:abstractNumId="61" w15:restartNumberingAfterBreak="0">
+  <w:abstractNum w:abstractNumId="63" w15:restartNumberingAfterBreak="0">
     <w:nsid w:val="5491163E"/>
     <w:multiLevelType w:val="multilevel"/>
     <w:tmpl w:val="1F008D98"/>
@@ -36852,7 +37721,7 @@
       </w:pPr>
     </w:lvl>
   </w:abstractNum>
-  <w:abstractNum w:abstractNumId="62" w15:restartNumberingAfterBreak="0">
+  <w:abstractNum w:abstractNumId="64" w15:restartNumberingAfterBreak="0">
     <w:nsid w:val="55C07B86"/>
     <w:multiLevelType w:val="multilevel"/>
     <w:tmpl w:val="21B0D25A"/>
@@ -37001,7 +37870,7 @@
       </w:rPr>
     </w:lvl>
   </w:abstractNum>
-  <w:abstractNum w:abstractNumId="63" w15:restartNumberingAfterBreak="0">
+  <w:abstractNum w:abstractNumId="65" w15:restartNumberingAfterBreak="0">
     <w:nsid w:val="563874AD"/>
     <w:multiLevelType w:val="hybridMultilevel"/>
     <w:tmpl w:val="1A9067B4"/>
@@ -37114,7 +37983,7 @@
       </w:rPr>
     </w:lvl>
   </w:abstractNum>
-  <w:abstractNum w:abstractNumId="64" w15:restartNumberingAfterBreak="0">
+  <w:abstractNum w:abstractNumId="66" w15:restartNumberingAfterBreak="0">
     <w:nsid w:val="59927BC1"/>
     <w:multiLevelType w:val="hybridMultilevel"/>
     <w:tmpl w:val="05A02718"/>
@@ -37205,7 +38074,7 @@
       </w:pPr>
     </w:lvl>
   </w:abstractNum>
-  <w:abstractNum w:abstractNumId="65" w15:restartNumberingAfterBreak="0">
+  <w:abstractNum w:abstractNumId="67" w15:restartNumberingAfterBreak="0">
     <w:nsid w:val="5B1F6F2E"/>
     <w:multiLevelType w:val="multilevel"/>
     <w:tmpl w:val="0906AA84"/>
@@ -37318,7 +38187,7 @@
       </w:pPr>
     </w:lvl>
   </w:abstractNum>
-  <w:abstractNum w:abstractNumId="66" w15:restartNumberingAfterBreak="0">
+  <w:abstractNum w:abstractNumId="68" w15:restartNumberingAfterBreak="0">
     <w:nsid w:val="5CBB445D"/>
     <w:multiLevelType w:val="multilevel"/>
     <w:tmpl w:val="D5B40914"/>
@@ -37467,7 +38336,7 @@
       </w:rPr>
     </w:lvl>
   </w:abstractNum>
-  <w:abstractNum w:abstractNumId="67" w15:restartNumberingAfterBreak="0">
+  <w:abstractNum w:abstractNumId="69" w15:restartNumberingAfterBreak="0">
     <w:nsid w:val="5DC80174"/>
     <w:multiLevelType w:val="hybridMultilevel"/>
     <w:tmpl w:val="C61831EC"/>
@@ -37580,7 +38449,7 @@
       </w:rPr>
     </w:lvl>
   </w:abstractNum>
-  <w:abstractNum w:abstractNumId="68" w15:restartNumberingAfterBreak="0">
+  <w:abstractNum w:abstractNumId="70" w15:restartNumberingAfterBreak="0">
     <w:nsid w:val="5EB21B9C"/>
     <w:multiLevelType w:val="multilevel"/>
     <w:tmpl w:val="DA1C1E8C"/>
@@ -37693,7 +38562,7 @@
       </w:pPr>
     </w:lvl>
   </w:abstractNum>
-  <w:abstractNum w:abstractNumId="69" w15:restartNumberingAfterBreak="0">
+  <w:abstractNum w:abstractNumId="71" w15:restartNumberingAfterBreak="0">
     <w:nsid w:val="60346E60"/>
     <w:multiLevelType w:val="multilevel"/>
     <w:tmpl w:val="615EE75A"/>
@@ -37842,7 +38711,7 @@
       </w:rPr>
     </w:lvl>
   </w:abstractNum>
-  <w:abstractNum w:abstractNumId="70" w15:restartNumberingAfterBreak="0">
+  <w:abstractNum w:abstractNumId="72" w15:restartNumberingAfterBreak="0">
     <w:nsid w:val="60526FE8"/>
     <w:multiLevelType w:val="multilevel"/>
     <w:tmpl w:val="B8482F36"/>
@@ -37955,7 +38824,7 @@
       </w:pPr>
     </w:lvl>
   </w:abstractNum>
-  <w:abstractNum w:abstractNumId="71" w15:restartNumberingAfterBreak="0">
+  <w:abstractNum w:abstractNumId="73" w15:restartNumberingAfterBreak="0">
     <w:nsid w:val="611C3BA3"/>
     <w:multiLevelType w:val="multilevel"/>
     <w:tmpl w:val="3362B75C"/>
@@ -38104,7 +38973,7 @@
       </w:rPr>
     </w:lvl>
   </w:abstractNum>
-  <w:abstractNum w:abstractNumId="72" w15:restartNumberingAfterBreak="0">
+  <w:abstractNum w:abstractNumId="74" w15:restartNumberingAfterBreak="0">
     <w:nsid w:val="61221F3B"/>
     <w:multiLevelType w:val="multilevel"/>
     <w:tmpl w:val="9372F35E"/>
@@ -38217,7 +39086,7 @@
       </w:pPr>
     </w:lvl>
   </w:abstractNum>
-  <w:abstractNum w:abstractNumId="73" w15:restartNumberingAfterBreak="0">
+  <w:abstractNum w:abstractNumId="75" w15:restartNumberingAfterBreak="0">
     <w:nsid w:val="61635166"/>
     <w:multiLevelType w:val="multilevel"/>
     <w:tmpl w:val="194A916E"/>
@@ -38330,7 +39199,7 @@
       </w:pPr>
     </w:lvl>
   </w:abstractNum>
-  <w:abstractNum w:abstractNumId="74" w15:restartNumberingAfterBreak="0">
+  <w:abstractNum w:abstractNumId="76" w15:restartNumberingAfterBreak="0">
     <w:nsid w:val="61C6356F"/>
     <w:multiLevelType w:val="multilevel"/>
     <w:tmpl w:val="2690EA9C"/>
@@ -38479,7 +39348,7 @@
       </w:rPr>
     </w:lvl>
   </w:abstractNum>
-  <w:abstractNum w:abstractNumId="75" w15:restartNumberingAfterBreak="0">
+  <w:abstractNum w:abstractNumId="77" w15:restartNumberingAfterBreak="0">
     <w:nsid w:val="63767216"/>
     <w:multiLevelType w:val="hybridMultilevel"/>
     <w:tmpl w:val="1B1A308C"/>
@@ -38565,7 +39434,7 @@
       </w:pPr>
     </w:lvl>
   </w:abstractNum>
-  <w:abstractNum w:abstractNumId="76" w15:restartNumberingAfterBreak="0">
+  <w:abstractNum w:abstractNumId="78" w15:restartNumberingAfterBreak="0">
     <w:nsid w:val="68E86A8C"/>
     <w:multiLevelType w:val="hybridMultilevel"/>
     <w:tmpl w:val="76287898"/>
@@ -38651,7 +39520,7 @@
       </w:pPr>
     </w:lvl>
   </w:abstractNum>
-  <w:abstractNum w:abstractNumId="77" w15:restartNumberingAfterBreak="0">
+  <w:abstractNum w:abstractNumId="79" w15:restartNumberingAfterBreak="0">
     <w:nsid w:val="6AC020B7"/>
     <w:multiLevelType w:val="multilevel"/>
     <w:tmpl w:val="6D9441F4"/>
@@ -38800,7 +39669,7 @@
       </w:rPr>
     </w:lvl>
   </w:abstractNum>
-  <w:abstractNum w:abstractNumId="78" w15:restartNumberingAfterBreak="0">
+  <w:abstractNum w:abstractNumId="80" w15:restartNumberingAfterBreak="0">
     <w:nsid w:val="71011011"/>
     <w:multiLevelType w:val="multilevel"/>
     <w:tmpl w:val="289A1548"/>
@@ -38949,7 +39818,7 @@
       </w:rPr>
     </w:lvl>
   </w:abstractNum>
-  <w:abstractNum w:abstractNumId="79" w15:restartNumberingAfterBreak="0">
+  <w:abstractNum w:abstractNumId="81" w15:restartNumberingAfterBreak="0">
     <w:nsid w:val="721C6561"/>
     <w:multiLevelType w:val="hybridMultilevel"/>
     <w:tmpl w:val="ECD677D4"/>
@@ -39062,7 +39931,7 @@
       </w:rPr>
     </w:lvl>
   </w:abstractNum>
-  <w:abstractNum w:abstractNumId="80" w15:restartNumberingAfterBreak="0">
+  <w:abstractNum w:abstractNumId="82" w15:restartNumberingAfterBreak="0">
     <w:nsid w:val="73F9785C"/>
     <w:multiLevelType w:val="multilevel"/>
     <w:tmpl w:val="67522E8C"/>
@@ -39211,7 +40080,7 @@
       </w:rPr>
     </w:lvl>
   </w:abstractNum>
-  <w:abstractNum w:abstractNumId="81" w15:restartNumberingAfterBreak="0">
+  <w:abstractNum w:abstractNumId="83" w15:restartNumberingAfterBreak="0">
     <w:nsid w:val="746A4C4A"/>
     <w:multiLevelType w:val="multilevel"/>
     <w:tmpl w:val="10E0C05E"/>
@@ -39360,7 +40229,7 @@
       </w:rPr>
     </w:lvl>
   </w:abstractNum>
-  <w:abstractNum w:abstractNumId="82" w15:restartNumberingAfterBreak="0">
+  <w:abstractNum w:abstractNumId="84" w15:restartNumberingAfterBreak="0">
     <w:nsid w:val="74D607F9"/>
     <w:multiLevelType w:val="multilevel"/>
     <w:tmpl w:val="F4CCFE30"/>
@@ -39473,7 +40342,7 @@
       </w:pPr>
     </w:lvl>
   </w:abstractNum>
-  <w:abstractNum w:abstractNumId="83" w15:restartNumberingAfterBreak="0">
+  <w:abstractNum w:abstractNumId="85" w15:restartNumberingAfterBreak="0">
     <w:nsid w:val="780660F7"/>
     <w:multiLevelType w:val="multilevel"/>
     <w:tmpl w:val="59EC0DE0"/>
@@ -39622,7 +40491,7 @@
       </w:rPr>
     </w:lvl>
   </w:abstractNum>
-  <w:abstractNum w:abstractNumId="84" w15:restartNumberingAfterBreak="0">
+  <w:abstractNum w:abstractNumId="86" w15:restartNumberingAfterBreak="0">
     <w:nsid w:val="79306BAB"/>
     <w:multiLevelType w:val="multilevel"/>
     <w:tmpl w:val="778EECBA"/>
@@ -39735,7 +40604,7 @@
       </w:pPr>
     </w:lvl>
   </w:abstractNum>
-  <w:abstractNum w:abstractNumId="85" w15:restartNumberingAfterBreak="0">
+  <w:abstractNum w:abstractNumId="87" w15:restartNumberingAfterBreak="0">
     <w:nsid w:val="79451AE8"/>
     <w:multiLevelType w:val="multilevel"/>
     <w:tmpl w:val="B36A7532"/>
@@ -39884,7 +40753,7 @@
       </w:rPr>
     </w:lvl>
   </w:abstractNum>
-  <w:abstractNum w:abstractNumId="86" w15:restartNumberingAfterBreak="0">
+  <w:abstractNum w:abstractNumId="88" w15:restartNumberingAfterBreak="0">
     <w:nsid w:val="7A52735D"/>
     <w:multiLevelType w:val="multilevel"/>
     <w:tmpl w:val="FD2069AA"/>
@@ -40033,7 +40902,7 @@
       </w:rPr>
     </w:lvl>
   </w:abstractNum>
-  <w:abstractNum w:abstractNumId="87" w15:restartNumberingAfterBreak="0">
+  <w:abstractNum w:abstractNumId="89" w15:restartNumberingAfterBreak="0">
     <w:nsid w:val="7A66745B"/>
     <w:multiLevelType w:val="hybridMultilevel"/>
     <w:tmpl w:val="36049AF4"/>
@@ -40146,7 +41015,7 @@
       </w:rPr>
     </w:lvl>
   </w:abstractNum>
-  <w:abstractNum w:abstractNumId="88" w15:restartNumberingAfterBreak="0">
+  <w:abstractNum w:abstractNumId="90" w15:restartNumberingAfterBreak="0">
     <w:nsid w:val="7D0157C4"/>
     <w:multiLevelType w:val="multilevel"/>
     <w:tmpl w:val="84EEFCB6"/>
@@ -40295,7 +41164,7 @@
       </w:rPr>
     </w:lvl>
   </w:abstractNum>
-  <w:abstractNum w:abstractNumId="89" w15:restartNumberingAfterBreak="0">
+  <w:abstractNum w:abstractNumId="91" w15:restartNumberingAfterBreak="0">
     <w:nsid w:val="7F1B7409"/>
     <w:multiLevelType w:val="multilevel"/>
     <w:tmpl w:val="812289E2"/>
@@ -40444,7 +41313,7 @@
       </w:rPr>
     </w:lvl>
   </w:abstractNum>
-  <w:abstractNum w:abstractNumId="90" w15:restartNumberingAfterBreak="0">
+  <w:abstractNum w:abstractNumId="92" w15:restartNumberingAfterBreak="0">
     <w:nsid w:val="7F604749"/>
     <w:multiLevelType w:val="multilevel"/>
     <w:tmpl w:val="F6C69AC2"/>
@@ -40593,7 +41462,7 @@
       </w:rPr>
     </w:lvl>
   </w:abstractNum>
-  <w:abstractNum w:abstractNumId="91" w15:restartNumberingAfterBreak="0">
+  <w:abstractNum w:abstractNumId="93" w15:restartNumberingAfterBreak="0">
     <w:nsid w:val="7FC8764C"/>
     <w:multiLevelType w:val="hybridMultilevel"/>
     <w:tmpl w:val="15723472"/>
@@ -40707,19 +41576,19 @@
     </w:lvl>
   </w:abstractNum>
   <w:num w:numId="1" w16cid:durableId="405300518">
-    <w:abstractNumId w:val="52"/>
+    <w:abstractNumId w:val="53"/>
   </w:num>
   <w:num w:numId="2" w16cid:durableId="950435201">
-    <w:abstractNumId w:val="91"/>
+    <w:abstractNumId w:val="93"/>
   </w:num>
   <w:num w:numId="3" w16cid:durableId="263539178">
-    <w:abstractNumId w:val="64"/>
+    <w:abstractNumId w:val="66"/>
   </w:num>
   <w:num w:numId="4" w16cid:durableId="90973326">
-    <w:abstractNumId w:val="87"/>
+    <w:abstractNumId w:val="89"/>
   </w:num>
   <w:num w:numId="5" w16cid:durableId="1117528000">
-    <w:abstractNumId w:val="42"/>
+    <w:abstractNumId w:val="43"/>
   </w:num>
   <w:num w:numId="6" w16cid:durableId="1654093535">
     <w:abstractNumId w:val="35"/>
@@ -40731,19 +41600,19 @@
     <w:abstractNumId w:val="31"/>
   </w:num>
   <w:num w:numId="9" w16cid:durableId="462119961">
-    <w:abstractNumId w:val="63"/>
+    <w:abstractNumId w:val="65"/>
   </w:num>
   <w:num w:numId="10" w16cid:durableId="1954094783">
-    <w:abstractNumId w:val="43"/>
+    <w:abstractNumId w:val="44"/>
   </w:num>
   <w:num w:numId="11" w16cid:durableId="882136229">
-    <w:abstractNumId w:val="81"/>
+    <w:abstractNumId w:val="83"/>
   </w:num>
   <w:num w:numId="12" w16cid:durableId="1025794466">
     <w:abstractNumId w:val="1"/>
   </w:num>
   <w:num w:numId="13" w16cid:durableId="651449495">
-    <w:abstractNumId w:val="76"/>
+    <w:abstractNumId w:val="78"/>
   </w:num>
   <w:num w:numId="14" w16cid:durableId="1139345737">
     <w:abstractNumId w:val="13"/>
@@ -40755,52 +41624,52 @@
     <w:abstractNumId w:val="34"/>
   </w:num>
   <w:num w:numId="17" w16cid:durableId="10494282">
-    <w:abstractNumId w:val="74"/>
+    <w:abstractNumId w:val="76"/>
   </w:num>
   <w:num w:numId="18" w16cid:durableId="1177386414">
+    <w:abstractNumId w:val="92"/>
+  </w:num>
+  <w:num w:numId="19" w16cid:durableId="898983118">
     <w:abstractNumId w:val="90"/>
   </w:num>
-  <w:num w:numId="19" w16cid:durableId="898983118">
-    <w:abstractNumId w:val="88"/>
-  </w:num>
   <w:num w:numId="20" w16cid:durableId="1925187318">
-    <w:abstractNumId w:val="49"/>
+    <w:abstractNumId w:val="50"/>
   </w:num>
   <w:num w:numId="21" w16cid:durableId="749426622">
-    <w:abstractNumId w:val="75"/>
+    <w:abstractNumId w:val="77"/>
   </w:num>
   <w:num w:numId="22" w16cid:durableId="321278449">
-    <w:abstractNumId w:val="51"/>
+    <w:abstractNumId w:val="52"/>
   </w:num>
   <w:num w:numId="23" w16cid:durableId="451944075">
-    <w:abstractNumId w:val="55"/>
+    <w:abstractNumId w:val="57"/>
   </w:num>
   <w:num w:numId="24" w16cid:durableId="2126071768">
     <w:abstractNumId w:val="4"/>
   </w:num>
   <w:num w:numId="25" w16cid:durableId="1633973990">
-    <w:abstractNumId w:val="73"/>
+    <w:abstractNumId w:val="75"/>
   </w:num>
   <w:num w:numId="26" w16cid:durableId="223836851">
     <w:abstractNumId w:val="3"/>
   </w:num>
   <w:num w:numId="27" w16cid:durableId="1183125882">
-    <w:abstractNumId w:val="54"/>
+    <w:abstractNumId w:val="55"/>
   </w:num>
   <w:num w:numId="28" w16cid:durableId="104740181">
-    <w:abstractNumId w:val="82"/>
+    <w:abstractNumId w:val="84"/>
   </w:num>
   <w:num w:numId="29" w16cid:durableId="1620184776">
     <w:abstractNumId w:val="41"/>
   </w:num>
   <w:num w:numId="30" w16cid:durableId="392700641">
-    <w:abstractNumId w:val="53"/>
+    <w:abstractNumId w:val="54"/>
   </w:num>
   <w:num w:numId="31" w16cid:durableId="1158233497">
-    <w:abstractNumId w:val="56"/>
+    <w:abstractNumId w:val="58"/>
   </w:num>
   <w:num w:numId="32" w16cid:durableId="495921676">
-    <w:abstractNumId w:val="50"/>
+    <w:abstractNumId w:val="51"/>
   </w:num>
   <w:num w:numId="33" w16cid:durableId="1463116253">
     <w:abstractNumId w:val="22"/>
@@ -40818,16 +41687,16 @@
     <w:abstractNumId w:val="30"/>
   </w:num>
   <w:num w:numId="38" w16cid:durableId="1103771391">
-    <w:abstractNumId w:val="70"/>
+    <w:abstractNumId w:val="72"/>
   </w:num>
   <w:num w:numId="39" w16cid:durableId="31465451">
-    <w:abstractNumId w:val="86"/>
+    <w:abstractNumId w:val="88"/>
   </w:num>
   <w:num w:numId="40" w16cid:durableId="494348183">
     <w:abstractNumId w:val="38"/>
   </w:num>
   <w:num w:numId="41" w16cid:durableId="356124465">
-    <w:abstractNumId w:val="89"/>
+    <w:abstractNumId w:val="91"/>
   </w:num>
   <w:num w:numId="42" w16cid:durableId="438139090">
     <w:abstractNumId w:val="23"/>
@@ -40839,22 +41708,22 @@
     <w:abstractNumId w:val="6"/>
   </w:num>
   <w:num w:numId="45" w16cid:durableId="1579947908">
-    <w:abstractNumId w:val="45"/>
+    <w:abstractNumId w:val="46"/>
   </w:num>
   <w:num w:numId="46" w16cid:durableId="1801610890">
-    <w:abstractNumId w:val="57"/>
+    <w:abstractNumId w:val="59"/>
   </w:num>
   <w:num w:numId="47" w16cid:durableId="708385342">
-    <w:abstractNumId w:val="84"/>
+    <w:abstractNumId w:val="86"/>
   </w:num>
   <w:num w:numId="48" w16cid:durableId="470095744">
-    <w:abstractNumId w:val="65"/>
+    <w:abstractNumId w:val="67"/>
   </w:num>
   <w:num w:numId="49" w16cid:durableId="2053915843">
-    <w:abstractNumId w:val="72"/>
+    <w:abstractNumId w:val="74"/>
   </w:num>
   <w:num w:numId="50" w16cid:durableId="2125225438">
-    <w:abstractNumId w:val="58"/>
+    <w:abstractNumId w:val="60"/>
   </w:num>
   <w:num w:numId="51" w16cid:durableId="498736031">
     <w:abstractNumId w:val="27"/>
@@ -40866,28 +41735,28 @@
     <w:abstractNumId w:val="19"/>
   </w:num>
   <w:num w:numId="54" w16cid:durableId="84304739">
-    <w:abstractNumId w:val="59"/>
+    <w:abstractNumId w:val="61"/>
   </w:num>
   <w:num w:numId="55" w16cid:durableId="516886580">
     <w:abstractNumId w:val="28"/>
   </w:num>
   <w:num w:numId="56" w16cid:durableId="1743141462">
-    <w:abstractNumId w:val="71"/>
+    <w:abstractNumId w:val="73"/>
   </w:num>
   <w:num w:numId="57" w16cid:durableId="1445491838">
-    <w:abstractNumId w:val="77"/>
+    <w:abstractNumId w:val="79"/>
   </w:num>
   <w:num w:numId="58" w16cid:durableId="1236431717">
     <w:abstractNumId w:val="36"/>
   </w:num>
   <w:num w:numId="59" w16cid:durableId="912274187">
-    <w:abstractNumId w:val="61"/>
+    <w:abstractNumId w:val="63"/>
   </w:num>
   <w:num w:numId="60" w16cid:durableId="1278945118">
-    <w:abstractNumId w:val="46"/>
+    <w:abstractNumId w:val="47"/>
   </w:num>
   <w:num w:numId="61" w16cid:durableId="2007316713">
-    <w:abstractNumId w:val="78"/>
+    <w:abstractNumId w:val="80"/>
   </w:num>
   <w:num w:numId="62" w16cid:durableId="1414624504">
     <w:abstractNumId w:val="29"/>
@@ -40896,7 +41765,7 @@
     <w:abstractNumId w:val="24"/>
   </w:num>
   <w:num w:numId="64" w16cid:durableId="427190722">
-    <w:abstractNumId w:val="68"/>
+    <w:abstractNumId w:val="70"/>
   </w:num>
   <w:num w:numId="65" w16cid:durableId="581568260">
     <w:abstractNumId w:val="20"/>
@@ -40911,13 +41780,13 @@
     <w:abstractNumId w:val="7"/>
   </w:num>
   <w:num w:numId="69" w16cid:durableId="259334031">
-    <w:abstractNumId w:val="80"/>
+    <w:abstractNumId w:val="82"/>
   </w:num>
   <w:num w:numId="70" w16cid:durableId="951471421">
-    <w:abstractNumId w:val="62"/>
+    <w:abstractNumId w:val="64"/>
   </w:num>
   <w:num w:numId="71" w16cid:durableId="569003322">
-    <w:abstractNumId w:val="60"/>
+    <w:abstractNumId w:val="62"/>
   </w:num>
   <w:num w:numId="72" w16cid:durableId="1206675072">
     <w:abstractNumId w:val="16"/>
@@ -40929,13 +41798,13 @@
     <w:abstractNumId w:val="10"/>
   </w:num>
   <w:num w:numId="75" w16cid:durableId="215556297">
-    <w:abstractNumId w:val="69"/>
+    <w:abstractNumId w:val="71"/>
   </w:num>
   <w:num w:numId="76" w16cid:durableId="985084932">
-    <w:abstractNumId w:val="47"/>
+    <w:abstractNumId w:val="48"/>
   </w:num>
   <w:num w:numId="77" w16cid:durableId="367998525">
-    <w:abstractNumId w:val="48"/>
+    <w:abstractNumId w:val="49"/>
   </w:num>
   <w:num w:numId="78" w16cid:durableId="1007638230">
     <w:abstractNumId w:val="14"/>
@@ -40950,10 +41819,10 @@
     <w:abstractNumId w:val="37"/>
   </w:num>
   <w:num w:numId="82" w16cid:durableId="1071734932">
-    <w:abstractNumId w:val="44"/>
+    <w:abstractNumId w:val="45"/>
   </w:num>
   <w:num w:numId="83" w16cid:durableId="1595941427">
-    <w:abstractNumId w:val="66"/>
+    <w:abstractNumId w:val="68"/>
   </w:num>
   <w:num w:numId="84" w16cid:durableId="435101562">
     <w:abstractNumId w:val="15"/>
@@ -40962,10 +41831,10 @@
     <w:abstractNumId w:val="18"/>
   </w:num>
   <w:num w:numId="86" w16cid:durableId="1118259504">
-    <w:abstractNumId w:val="83"/>
+    <w:abstractNumId w:val="85"/>
   </w:num>
   <w:num w:numId="87" w16cid:durableId="1189176815">
-    <w:abstractNumId w:val="85"/>
+    <w:abstractNumId w:val="87"/>
   </w:num>
   <w:num w:numId="88" w16cid:durableId="441650416">
     <w:abstractNumId w:val="9"/>
@@ -40974,13 +41843,19 @@
     <w:abstractNumId w:val="39"/>
   </w:num>
   <w:num w:numId="90" w16cid:durableId="854348524">
-    <w:abstractNumId w:val="67"/>
+    <w:abstractNumId w:val="69"/>
   </w:num>
   <w:num w:numId="91" w16cid:durableId="545222999">
-    <w:abstractNumId w:val="79"/>
+    <w:abstractNumId w:val="81"/>
   </w:num>
   <w:num w:numId="92" w16cid:durableId="25834519">
     <w:abstractNumId w:val="5"/>
+  </w:num>
+  <w:num w:numId="93" w16cid:durableId="1519273905">
+    <w:abstractNumId w:val="56"/>
+  </w:num>
+  <w:num w:numId="94" w16cid:durableId="747507213">
+    <w:abstractNumId w:val="42"/>
   </w:num>
 </w:numbering>
 </file>

--- a/AQA/Roadmap/aqa подготовка.docx
+++ b/AQA/Roadmap/aqa подготовка.docx
@@ -823,16 +823,21 @@
     </w:p>
     <w:p>
       <w:pPr>
-        <w:rPr>
-          <w:rFonts w:ascii="Times New Roman" w:hAnsi="Times New Roman" w:cs="Times New Roman"/>
-          <w:b/>
-          <w:bCs/>
+        <w:spacing w:after="0"/>
+        <w:jc w:val="center"/>
+        <w:rPr>
+          <w:rFonts w:ascii="Times New Roman" w:hAnsi="Times New Roman" w:cs="Times New Roman"/>
+          <w:b/>
+          <w:bCs/>
+          <w:color w:val="595959" w:themeColor="text1" w:themeTint="A6"/>
+          <w:u w:val="single"/>
         </w:rPr>
       </w:pPr>
     </w:p>
     <w:p>
       <w:pPr>
         <w:pStyle w:val="1"/>
+        <w:spacing w:before="0"/>
         <w:rPr>
           <w:rFonts w:ascii="Times New Roman" w:hAnsi="Times New Roman" w:cs="Times New Roman"/>
           <w:b/>
@@ -1097,7 +1102,29 @@
             <w:sz w:val="20"/>
             <w:szCs w:val="20"/>
           </w:rPr>
-          <w:t>Уровни кода и их преобразования</w:t>
+          <w:t>Уровни кода и их п</w:t>
+        </w:r>
+        <w:r>
+          <w:rPr>
+            <w:rStyle w:val="a3"/>
+            <w:rFonts w:ascii="Times New Roman" w:hAnsi="Times New Roman" w:cs="Times New Roman"/>
+            <w:color w:val="595959" w:themeColor="text1" w:themeTint="A6"/>
+            <w:spacing w:val="-1"/>
+            <w:sz w:val="20"/>
+            <w:szCs w:val="20"/>
+          </w:rPr>
+          <w:t>р</w:t>
+        </w:r>
+        <w:r>
+          <w:rPr>
+            <w:rStyle w:val="a3"/>
+            <w:rFonts w:ascii="Times New Roman" w:hAnsi="Times New Roman" w:cs="Times New Roman"/>
+            <w:color w:val="595959" w:themeColor="text1" w:themeTint="A6"/>
+            <w:spacing w:val="-1"/>
+            <w:sz w:val="20"/>
+            <w:szCs w:val="20"/>
+          </w:rPr>
+          <w:t>еобразования</w:t>
         </w:r>
       </w:hyperlink>
     </w:p>
@@ -1275,7 +1302,198 @@
             <w:sz w:val="20"/>
             <w:szCs w:val="20"/>
           </w:rPr>
-          <w:t xml:space="preserve">Структуры </w:t>
+          <w:t>Структуры данных</w:t>
+        </w:r>
+      </w:hyperlink>
+    </w:p>
+    <w:p>
+      <w:pPr>
+        <w:pStyle w:val="3"/>
+        <w:rPr>
+          <w:rFonts w:ascii="Times New Roman" w:eastAsiaTheme="minorHAnsi" w:hAnsi="Times New Roman" w:cs="Times New Roman"/>
+          <w:color w:val="595959" w:themeColor="text1" w:themeTint="A6"/>
+          <w:sz w:val="20"/>
+          <w:szCs w:val="20"/>
+        </w:rPr>
+      </w:pPr>
+      <w:r>
+        <w:rPr>
+          <w:rFonts w:ascii="Times New Roman" w:hAnsi="Times New Roman" w:cs="Times New Roman"/>
+          <w:b/>
+          <w:bCs/>
+          <w:color w:val="595959" w:themeColor="text1" w:themeTint="A6"/>
+          <w:sz w:val="20"/>
+          <w:szCs w:val="20"/>
+        </w:rPr>
+        <w:t xml:space="preserve">Тема 7 - </w:t>
+      </w:r>
+      <w:r>
+        <w:rPr>
+          <w:rFonts w:ascii="Times New Roman" w:hAnsi="Times New Roman" w:cs="Times New Roman"/>
+          <w:color w:val="595959" w:themeColor="text1" w:themeTint="A6"/>
+          <w:sz w:val="20"/>
+          <w:szCs w:val="20"/>
+        </w:rPr>
+        <w:t>И</w:t>
+      </w:r>
+      <w:r>
+        <w:rPr>
+          <w:rFonts w:ascii="Times New Roman" w:eastAsiaTheme="minorHAnsi" w:hAnsi="Times New Roman" w:cs="Times New Roman"/>
+          <w:color w:val="595959" w:themeColor="text1" w:themeTint="A6"/>
+          <w:sz w:val="20"/>
+          <w:szCs w:val="20"/>
+        </w:rPr>
+        <w:t>нструменты управления потоком выполнения</w:t>
+      </w:r>
+    </w:p>
+    <w:p>
+      <w:pPr>
+        <w:rPr>
+          <w:lang w:val="en-US"/>
+        </w:rPr>
+      </w:pPr>
+    </w:p>
+    <w:p>
+      <w:pPr>
+        <w:pStyle w:val="1"/>
+        <w:rPr>
+          <w:rFonts w:ascii="Times New Roman" w:hAnsi="Times New Roman" w:cs="Times New Roman"/>
+          <w:b/>
+          <w:bCs/>
+          <w:color w:val="auto"/>
+          <w:sz w:val="22"/>
+          <w:szCs w:val="22"/>
+        </w:rPr>
+      </w:pPr>
+      <w:r>
+        <w:rPr>
+          <w:rFonts w:ascii="Times New Roman" w:hAnsi="Times New Roman" w:cs="Times New Roman"/>
+          <w:b/>
+          <w:bCs/>
+          <w:color w:val="auto"/>
+          <w:sz w:val="22"/>
+          <w:szCs w:val="22"/>
+        </w:rPr>
+        <w:t>Практика</w:t>
+      </w:r>
+      <w:r>
+        <w:rPr>
+          <w:rFonts w:ascii="Times New Roman" w:hAnsi="Times New Roman" w:cs="Times New Roman"/>
+          <w:b/>
+          <w:bCs/>
+          <w:color w:val="auto"/>
+          <w:sz w:val="22"/>
+          <w:szCs w:val="22"/>
+        </w:rPr>
+        <w:t xml:space="preserve"> по темам</w:t>
+      </w:r>
+      <w:r>
+        <w:rPr>
+          <w:rFonts w:ascii="Times New Roman" w:hAnsi="Times New Roman" w:cs="Times New Roman"/>
+          <w:b/>
+          <w:bCs/>
+          <w:color w:val="auto"/>
+          <w:sz w:val="22"/>
+          <w:szCs w:val="22"/>
+        </w:rPr>
+        <w:t>:</w:t>
+      </w:r>
+      <w:r>
+        <w:rPr>
+          <w:rFonts w:ascii="Times New Roman" w:hAnsi="Times New Roman" w:cs="Times New Roman"/>
+          <w:b/>
+          <w:bCs/>
+          <w:color w:val="auto"/>
+          <w:sz w:val="22"/>
+          <w:szCs w:val="22"/>
+        </w:rPr>
+        <w:t xml:space="preserve"> </w:t>
+      </w:r>
+    </w:p>
+    <w:p>
+      <w:pPr>
+        <w:rPr>
+          <w:rFonts w:ascii="Times New Roman" w:hAnsi="Times New Roman" w:cs="Times New Roman"/>
+          <w:color w:val="595959" w:themeColor="text1" w:themeTint="A6"/>
+          <w:sz w:val="20"/>
+          <w:szCs w:val="20"/>
+          <w:u w:val="thick"/>
+        </w:rPr>
+      </w:pPr>
+      <w:r>
+        <w:rPr>
+          <w:rFonts w:ascii="Times New Roman" w:hAnsi="Times New Roman" w:cs="Times New Roman"/>
+          <w:color w:val="595959" w:themeColor="text1" w:themeTint="A6"/>
+          <w:sz w:val="20"/>
+          <w:szCs w:val="20"/>
+          <w:u w:val="thick"/>
+        </w:rPr>
+        <w:t>Структуры данных</w:t>
+      </w:r>
+      <w:r>
+        <w:rPr>
+          <w:rFonts w:ascii="Times New Roman" w:hAnsi="Times New Roman" w:cs="Times New Roman"/>
+          <w:color w:val="595959" w:themeColor="text1" w:themeTint="A6"/>
+          <w:sz w:val="20"/>
+          <w:szCs w:val="20"/>
+          <w:u w:val="thick"/>
+        </w:rPr>
+        <w:t xml:space="preserve"> и</w:t>
+      </w:r>
+      <w:r>
+        <w:rPr>
+          <w:rFonts w:ascii="Times New Roman" w:hAnsi="Times New Roman" w:cs="Times New Roman"/>
+          <w:b/>
+          <w:bCs/>
+          <w:color w:val="595959" w:themeColor="text1" w:themeTint="A6"/>
+          <w:sz w:val="20"/>
+          <w:szCs w:val="20"/>
+          <w:u w:val="thick"/>
+        </w:rPr>
+        <w:t xml:space="preserve"> </w:t>
+      </w:r>
+      <w:r>
+        <w:rPr>
+          <w:rFonts w:ascii="Times New Roman" w:hAnsi="Times New Roman" w:cs="Times New Roman"/>
+          <w:color w:val="595959" w:themeColor="text1" w:themeTint="A6"/>
+          <w:sz w:val="20"/>
+          <w:szCs w:val="20"/>
+          <w:u w:val="thick"/>
+        </w:rPr>
+        <w:t>и</w:t>
+      </w:r>
+      <w:r>
+        <w:rPr>
+          <w:rFonts w:ascii="Times New Roman" w:hAnsi="Times New Roman" w:cs="Times New Roman"/>
+          <w:color w:val="595959" w:themeColor="text1" w:themeTint="A6"/>
+          <w:sz w:val="20"/>
+          <w:szCs w:val="20"/>
+          <w:u w:val="thick"/>
+        </w:rPr>
+        <w:t>нструменты управления потоком выполнения</w:t>
+      </w:r>
+    </w:p>
+    <w:p>
+      <w:pPr>
+        <w:pStyle w:val="3"/>
+        <w:rPr>
+          <w:rFonts w:ascii="Times New Roman" w:hAnsi="Times New Roman" w:cs="Times New Roman"/>
+          <w:sz w:val="20"/>
+          <w:szCs w:val="20"/>
+        </w:rPr>
+      </w:pPr>
+      <w:hyperlink w:anchor="_1_-_Числовые" w:history="1">
+        <w:r>
+          <w:rPr>
+            <w:rStyle w:val="a3"/>
+            <w:rFonts w:ascii="Times New Roman" w:hAnsi="Times New Roman" w:cs="Times New Roman"/>
+            <w:b/>
+            <w:bCs/>
+            <w:color w:val="595959" w:themeColor="text1" w:themeTint="A6"/>
+            <w:sz w:val="20"/>
+            <w:szCs w:val="20"/>
+          </w:rPr>
+          <w:t xml:space="preserve">1 - </w:t>
         </w:r>
         <w:r>
           <w:rPr>
@@ -1285,7 +1503,7 @@
             <w:sz w:val="20"/>
             <w:szCs w:val="20"/>
           </w:rPr>
-          <w:t>д</w:t>
+          <w:t>Числов</w:t>
         </w:r>
         <w:r>
           <w:rPr>
@@ -1295,7 +1513,37 @@
             <w:sz w:val="20"/>
             <w:szCs w:val="20"/>
           </w:rPr>
-          <w:t>анных</w:t>
+          <w:t>ы</w:t>
+        </w:r>
+        <w:r>
+          <w:rPr>
+            <w:rStyle w:val="a3"/>
+            <w:rFonts w:ascii="Times New Roman" w:hAnsi="Times New Roman" w:cs="Times New Roman"/>
+            <w:color w:val="595959" w:themeColor="text1" w:themeTint="A6"/>
+            <w:sz w:val="20"/>
+            <w:szCs w:val="20"/>
+          </w:rPr>
+          <w:t>е ти</w:t>
+        </w:r>
+        <w:r>
+          <w:rPr>
+            <w:rStyle w:val="a3"/>
+            <w:rFonts w:ascii="Times New Roman" w:hAnsi="Times New Roman" w:cs="Times New Roman"/>
+            <w:color w:val="595959" w:themeColor="text1" w:themeTint="A6"/>
+            <w:sz w:val="20"/>
+            <w:szCs w:val="20"/>
+          </w:rPr>
+          <w:t>п</w:t>
+        </w:r>
+        <w:r>
+          <w:rPr>
+            <w:rStyle w:val="a3"/>
+            <w:rFonts w:ascii="Times New Roman" w:hAnsi="Times New Roman" w:cs="Times New Roman"/>
+            <w:color w:val="595959" w:themeColor="text1" w:themeTint="A6"/>
+            <w:sz w:val="20"/>
+            <w:szCs w:val="20"/>
+          </w:rPr>
+          <w:t>ы (int, float)</w:t>
         </w:r>
       </w:hyperlink>
     </w:p>
@@ -1303,43 +1551,316 @@
       <w:pPr>
         <w:pStyle w:val="3"/>
         <w:rPr>
-          <w:rFonts w:ascii="Times New Roman" w:eastAsiaTheme="minorHAnsi" w:hAnsi="Times New Roman" w:cs="Times New Roman"/>
-          <w:b/>
-          <w:bCs/>
-          <w:color w:val="595959" w:themeColor="text1" w:themeTint="A6"/>
+          <w:rFonts w:ascii="Times New Roman" w:hAnsi="Times New Roman" w:cs="Times New Roman"/>
           <w:sz w:val="20"/>
           <w:szCs w:val="20"/>
         </w:rPr>
       </w:pPr>
-      <w:r>
-        <w:rPr>
-          <w:rFonts w:ascii="Times New Roman" w:hAnsi="Times New Roman" w:cs="Times New Roman"/>
-          <w:b/>
-          <w:bCs/>
-          <w:color w:val="595959" w:themeColor="text1" w:themeTint="A6"/>
+      <w:hyperlink w:anchor="_2_-_Строки" w:history="1">
+        <w:r>
+          <w:rPr>
+            <w:rStyle w:val="a3"/>
+            <w:rFonts w:ascii="Times New Roman" w:hAnsi="Times New Roman" w:cs="Times New Roman"/>
+            <w:b/>
+            <w:bCs/>
+            <w:color w:val="595959" w:themeColor="text1" w:themeTint="A6"/>
+            <w:sz w:val="20"/>
+            <w:szCs w:val="20"/>
+          </w:rPr>
+          <w:t>2 -</w:t>
+        </w:r>
+        <w:r>
+          <w:rPr>
+            <w:rStyle w:val="a3"/>
+            <w:rFonts w:ascii="Times New Roman" w:hAnsi="Times New Roman" w:cs="Times New Roman"/>
+            <w:color w:val="595959" w:themeColor="text1" w:themeTint="A6"/>
+            <w:sz w:val="20"/>
+            <w:szCs w:val="20"/>
+          </w:rPr>
+          <w:t xml:space="preserve"> Строки (</w:t>
+        </w:r>
+        <w:r>
+          <w:rPr>
+            <w:rStyle w:val="a3"/>
+            <w:rFonts w:ascii="Times New Roman" w:hAnsi="Times New Roman" w:cs="Times New Roman"/>
+            <w:color w:val="595959" w:themeColor="text1" w:themeTint="A6"/>
+            <w:sz w:val="20"/>
+            <w:szCs w:val="20"/>
+            <w:lang w:val="en-US"/>
+          </w:rPr>
+          <w:t>str</w:t>
+        </w:r>
+        <w:r>
+          <w:rPr>
+            <w:rStyle w:val="a3"/>
+            <w:rFonts w:ascii="Times New Roman" w:hAnsi="Times New Roman" w:cs="Times New Roman"/>
+            <w:color w:val="595959" w:themeColor="text1" w:themeTint="A6"/>
+            <w:sz w:val="20"/>
+            <w:szCs w:val="20"/>
+          </w:rPr>
+          <w:t>)</w:t>
+        </w:r>
+      </w:hyperlink>
+    </w:p>
+    <w:p>
+      <w:pPr>
+        <w:pStyle w:val="3"/>
+        <w:rPr>
+          <w:rFonts w:ascii="Times New Roman" w:hAnsi="Times New Roman" w:cs="Times New Roman"/>
           <w:sz w:val="20"/>
           <w:szCs w:val="20"/>
         </w:rPr>
-        <w:t xml:space="preserve">Тема 7 - </w:t>
-      </w:r>
-      <w:r>
-        <w:rPr>
-          <w:rFonts w:ascii="Times New Roman" w:hAnsi="Times New Roman" w:cs="Times New Roman"/>
-          <w:color w:val="595959" w:themeColor="text1" w:themeTint="A6"/>
+      </w:pPr>
+      <w:hyperlink w:anchor="_3_-_Списки" w:history="1">
+        <w:r>
+          <w:rPr>
+            <w:rStyle w:val="a3"/>
+            <w:rFonts w:ascii="Times New Roman" w:hAnsi="Times New Roman" w:cs="Times New Roman"/>
+            <w:b/>
+            <w:bCs/>
+            <w:color w:val="595959" w:themeColor="text1" w:themeTint="A6"/>
+            <w:sz w:val="20"/>
+            <w:szCs w:val="20"/>
+          </w:rPr>
+          <w:t>3 -</w:t>
+        </w:r>
+        <w:r>
+          <w:rPr>
+            <w:rStyle w:val="a3"/>
+            <w:rFonts w:ascii="Times New Roman" w:hAnsi="Times New Roman" w:cs="Times New Roman"/>
+            <w:color w:val="595959" w:themeColor="text1" w:themeTint="A6"/>
+            <w:sz w:val="20"/>
+            <w:szCs w:val="20"/>
+          </w:rPr>
+          <w:t xml:space="preserve"> </w:t>
+        </w:r>
+        <w:r>
+          <w:rPr>
+            <w:rStyle w:val="a3"/>
+            <w:rFonts w:ascii="Times New Roman" w:hAnsi="Times New Roman" w:cs="Times New Roman"/>
+            <w:color w:val="595959" w:themeColor="text1" w:themeTint="A6"/>
+            <w:sz w:val="20"/>
+            <w:szCs w:val="20"/>
+          </w:rPr>
+          <w:t>Списки (list)</w:t>
+        </w:r>
+      </w:hyperlink>
+    </w:p>
+    <w:p>
+      <w:pPr>
+        <w:pStyle w:val="3"/>
+        <w:rPr>
+          <w:rFonts w:ascii="Times New Roman" w:hAnsi="Times New Roman" w:cs="Times New Roman"/>
           <w:sz w:val="20"/>
           <w:szCs w:val="20"/>
         </w:rPr>
-        <w:t>И</w:t>
-      </w:r>
-      <w:r>
-        <w:rPr>
-          <w:rFonts w:ascii="Times New Roman" w:eastAsiaTheme="minorHAnsi" w:hAnsi="Times New Roman" w:cs="Times New Roman"/>
+      </w:pPr>
+      <w:hyperlink w:anchor="_4_-_Словари" w:history="1">
+        <w:r>
+          <w:rPr>
+            <w:rStyle w:val="a3"/>
+            <w:rFonts w:ascii="Times New Roman" w:hAnsi="Times New Roman" w:cs="Times New Roman"/>
+            <w:b/>
+            <w:bCs/>
+            <w:color w:val="595959" w:themeColor="text1" w:themeTint="A6"/>
+            <w:sz w:val="20"/>
+            <w:szCs w:val="20"/>
+          </w:rPr>
+          <w:t>4 -</w:t>
+        </w:r>
+        <w:r>
+          <w:rPr>
+            <w:rStyle w:val="a3"/>
+            <w:rFonts w:ascii="Times New Roman" w:hAnsi="Times New Roman" w:cs="Times New Roman"/>
+            <w:color w:val="595959" w:themeColor="text1" w:themeTint="A6"/>
+            <w:sz w:val="20"/>
+            <w:szCs w:val="20"/>
+          </w:rPr>
+          <w:t xml:space="preserve"> Словари </w:t>
+        </w:r>
+        <w:r>
+          <w:rPr>
+            <w:rStyle w:val="a3"/>
+            <w:rFonts w:ascii="Times New Roman" w:hAnsi="Times New Roman" w:cs="Times New Roman"/>
+            <w:color w:val="595959" w:themeColor="text1" w:themeTint="A6"/>
+            <w:sz w:val="20"/>
+            <w:szCs w:val="20"/>
+          </w:rPr>
+          <w:t>(dict)</w:t>
+        </w:r>
+      </w:hyperlink>
+    </w:p>
+    <w:p>
+      <w:pPr>
+        <w:pStyle w:val="3"/>
+        <w:rPr>
+          <w:rStyle w:val="a3"/>
+          <w:rFonts w:ascii="Times New Roman" w:hAnsi="Times New Roman" w:cs="Times New Roman"/>
           <w:color w:val="595959" w:themeColor="text1" w:themeTint="A6"/>
           <w:sz w:val="20"/>
           <w:szCs w:val="20"/>
         </w:rPr>
-        <w:t>нструменты управления потоком выполнения</w:t>
-      </w:r>
+      </w:pPr>
+      <w:r>
+        <w:rPr>
+          <w:rFonts w:ascii="Times New Roman" w:hAnsi="Times New Roman" w:cs="Times New Roman"/>
+          <w:sz w:val="20"/>
+          <w:szCs w:val="20"/>
+        </w:rPr>
+        <w:fldChar w:fldCharType="begin"/>
+      </w:r>
+      <w:r>
+        <w:rPr>
+          <w:rFonts w:ascii="Times New Roman" w:hAnsi="Times New Roman" w:cs="Times New Roman"/>
+          <w:sz w:val="20"/>
+          <w:szCs w:val="20"/>
+        </w:rPr>
+        <w:instrText>HYPERLINK  \l "_5_-_Кортежи"</w:instrText>
+      </w:r>
+      <w:r>
+        <w:rPr>
+          <w:rFonts w:ascii="Times New Roman" w:hAnsi="Times New Roman" w:cs="Times New Roman"/>
+          <w:sz w:val="20"/>
+          <w:szCs w:val="20"/>
+        </w:rPr>
+      </w:r>
+      <w:r>
+        <w:rPr>
+          <w:rFonts w:ascii="Times New Roman" w:hAnsi="Times New Roman" w:cs="Times New Roman"/>
+          <w:sz w:val="20"/>
+          <w:szCs w:val="20"/>
+        </w:rPr>
+        <w:fldChar w:fldCharType="separate"/>
+      </w:r>
+      <w:r>
+        <w:rPr>
+          <w:rStyle w:val="a3"/>
+          <w:rFonts w:ascii="Times New Roman" w:hAnsi="Times New Roman" w:cs="Times New Roman"/>
+          <w:b/>
+          <w:bCs/>
+          <w:color w:val="595959" w:themeColor="text1" w:themeTint="A6"/>
+          <w:sz w:val="20"/>
+          <w:szCs w:val="20"/>
+        </w:rPr>
+        <w:t>5 -</w:t>
+      </w:r>
+      <w:r>
+        <w:rPr>
+          <w:rStyle w:val="a3"/>
+          <w:rFonts w:ascii="Times New Roman" w:hAnsi="Times New Roman" w:cs="Times New Roman"/>
+          <w:color w:val="595959" w:themeColor="text1" w:themeTint="A6"/>
+          <w:sz w:val="20"/>
+          <w:szCs w:val="20"/>
+        </w:rPr>
+        <w:t xml:space="preserve"> </w:t>
+      </w:r>
+      <w:r>
+        <w:rPr>
+          <w:rStyle w:val="a3"/>
+          <w:rFonts w:ascii="Times New Roman" w:hAnsi="Times New Roman" w:cs="Times New Roman"/>
+          <w:color w:val="595959" w:themeColor="text1" w:themeTint="A6"/>
+          <w:sz w:val="20"/>
+          <w:szCs w:val="20"/>
+        </w:rPr>
+        <w:t>Кортежи (tu</w:t>
+      </w:r>
+      <w:r>
+        <w:rPr>
+          <w:rStyle w:val="a3"/>
+          <w:rFonts w:ascii="Times New Roman" w:hAnsi="Times New Roman" w:cs="Times New Roman"/>
+          <w:color w:val="595959" w:themeColor="text1" w:themeTint="A6"/>
+          <w:sz w:val="20"/>
+          <w:szCs w:val="20"/>
+        </w:rPr>
+        <w:t>p</w:t>
+      </w:r>
+      <w:r>
+        <w:rPr>
+          <w:rStyle w:val="a3"/>
+          <w:rFonts w:ascii="Times New Roman" w:hAnsi="Times New Roman" w:cs="Times New Roman"/>
+          <w:color w:val="595959" w:themeColor="text1" w:themeTint="A6"/>
+          <w:sz w:val="20"/>
+          <w:szCs w:val="20"/>
+        </w:rPr>
+        <w:t>le) и Множества (set)</w:t>
+      </w:r>
+    </w:p>
+    <w:p>
+      <w:pPr>
+        <w:pStyle w:val="3"/>
+        <w:rPr>
+          <w:rFonts w:ascii="Times New Roman" w:hAnsi="Times New Roman" w:cs="Times New Roman"/>
+          <w:sz w:val="20"/>
+          <w:szCs w:val="20"/>
+        </w:rPr>
+      </w:pPr>
+      <w:r>
+        <w:rPr>
+          <w:rFonts w:ascii="Times New Roman" w:hAnsi="Times New Roman" w:cs="Times New Roman"/>
+          <w:sz w:val="20"/>
+          <w:szCs w:val="20"/>
+        </w:rPr>
+        <w:fldChar w:fldCharType="end"/>
+      </w:r>
+      <w:hyperlink w:anchor="_6_-_Комплексные" w:history="1">
+        <w:r>
+          <w:rPr>
+            <w:rStyle w:val="a3"/>
+            <w:rFonts w:ascii="Times New Roman" w:hAnsi="Times New Roman" w:cs="Times New Roman"/>
+            <w:b/>
+            <w:bCs/>
+            <w:color w:val="595959" w:themeColor="text1" w:themeTint="A6"/>
+            <w:sz w:val="20"/>
+            <w:szCs w:val="20"/>
+          </w:rPr>
+          <w:t>6 -</w:t>
+        </w:r>
+        <w:r>
+          <w:rPr>
+            <w:rStyle w:val="a3"/>
+            <w:rFonts w:ascii="Times New Roman" w:hAnsi="Times New Roman" w:cs="Times New Roman"/>
+            <w:color w:val="595959" w:themeColor="text1" w:themeTint="A6"/>
+            <w:sz w:val="20"/>
+            <w:szCs w:val="20"/>
+          </w:rPr>
+          <w:t xml:space="preserve"> </w:t>
+        </w:r>
+        <w:r>
+          <w:rPr>
+            <w:rStyle w:val="a3"/>
+            <w:rFonts w:ascii="Times New Roman" w:hAnsi="Times New Roman" w:cs="Times New Roman"/>
+            <w:color w:val="595959" w:themeColor="text1" w:themeTint="A6"/>
+            <w:sz w:val="20"/>
+            <w:szCs w:val="20"/>
+          </w:rPr>
+          <w:t>Комплексные зад</w:t>
+        </w:r>
+        <w:r>
+          <w:rPr>
+            <w:rStyle w:val="a3"/>
+            <w:rFonts w:ascii="Times New Roman" w:hAnsi="Times New Roman" w:cs="Times New Roman"/>
+            <w:color w:val="595959" w:themeColor="text1" w:themeTint="A6"/>
+            <w:sz w:val="20"/>
+            <w:szCs w:val="20"/>
+          </w:rPr>
+          <w:t>а</w:t>
+        </w:r>
+        <w:r>
+          <w:rPr>
+            <w:rStyle w:val="a3"/>
+            <w:rFonts w:ascii="Times New Roman" w:hAnsi="Times New Roman" w:cs="Times New Roman"/>
+            <w:color w:val="595959" w:themeColor="text1" w:themeTint="A6"/>
+            <w:sz w:val="20"/>
+            <w:szCs w:val="20"/>
+          </w:rPr>
+          <w:t>ния</w:t>
+        </w:r>
+      </w:hyperlink>
+    </w:p>
+    <w:p>
+      <w:pPr>
+        <w:ind w:left="360"/>
+      </w:pPr>
     </w:p>
     <w:p>
       <w:pPr>
@@ -1640,7 +2161,6 @@
           <w:bCs/>
           <w:color w:val="595959" w:themeColor="text1" w:themeTint="A6"/>
         </w:rPr>
-        <w:lastRenderedPageBreak/>
         <w:t>ТЕМА</w:t>
       </w:r>
       <w:r>
@@ -2058,7 +2578,7 @@
               <w:pStyle w:val="a4"/>
               <w:numPr>
                 <w:ilvl w:val="0"/>
-                <w:numId w:val="7"/>
+                <w:numId w:val="2"/>
               </w:numPr>
               <w:rPr>
                 <w:rFonts w:ascii="Times New Roman" w:hAnsi="Times New Roman" w:cs="Times New Roman"/>
@@ -2082,7 +2602,7 @@
               <w:pStyle w:val="a4"/>
               <w:numPr>
                 <w:ilvl w:val="0"/>
-                <w:numId w:val="7"/>
+                <w:numId w:val="2"/>
               </w:numPr>
               <w:rPr>
                 <w:rFonts w:ascii="Times New Roman" w:hAnsi="Times New Roman" w:cs="Times New Roman"/>
@@ -2106,7 +2626,7 @@
               <w:pStyle w:val="a4"/>
               <w:numPr>
                 <w:ilvl w:val="0"/>
-                <w:numId w:val="7"/>
+                <w:numId w:val="2"/>
               </w:numPr>
               <w:rPr>
                 <w:rFonts w:ascii="Times New Roman" w:hAnsi="Times New Roman" w:cs="Times New Roman"/>
@@ -2130,7 +2650,7 @@
               <w:pStyle w:val="a4"/>
               <w:numPr>
                 <w:ilvl w:val="0"/>
-                <w:numId w:val="7"/>
+                <w:numId w:val="2"/>
               </w:numPr>
               <w:rPr>
                 <w:rFonts w:ascii="Times New Roman" w:hAnsi="Times New Roman" w:cs="Times New Roman"/>
@@ -2332,6 +2852,7 @@
                 <w:sz w:val="20"/>
                 <w:szCs w:val="20"/>
               </w:rPr>
+              <w:lastRenderedPageBreak/>
               <w:t>Видеокарта (</w:t>
             </w:r>
             <w:r>
@@ -2599,7 +3120,7 @@
               <w:pStyle w:val="a4"/>
               <w:numPr>
                 <w:ilvl w:val="0"/>
-                <w:numId w:val="9"/>
+                <w:numId w:val="3"/>
               </w:numPr>
               <w:rPr>
                 <w:rFonts w:ascii="Times New Roman" w:hAnsi="Times New Roman" w:cs="Times New Roman"/>
@@ -2623,7 +3144,7 @@
               <w:pStyle w:val="a4"/>
               <w:numPr>
                 <w:ilvl w:val="0"/>
-                <w:numId w:val="9"/>
+                <w:numId w:val="3"/>
               </w:numPr>
               <w:rPr>
                 <w:rFonts w:ascii="Times New Roman" w:hAnsi="Times New Roman" w:cs="Times New Roman"/>
@@ -2674,7 +3195,6 @@
                 <w:sz w:val="20"/>
                 <w:szCs w:val="20"/>
               </w:rPr>
-              <w:lastRenderedPageBreak/>
               <w:t>Периферия: (монитор, клавиатура, мышь и т.д.)</w:t>
             </w:r>
           </w:p>
@@ -2787,7 +3307,7 @@
         <w:pStyle w:val="a4"/>
         <w:numPr>
           <w:ilvl w:val="0"/>
-          <w:numId w:val="10"/>
+          <w:numId w:val="4"/>
         </w:numPr>
         <w:rPr>
           <w:rFonts w:ascii="Times New Roman" w:hAnsi="Times New Roman" w:cs="Times New Roman"/>
@@ -2835,7 +3355,7 @@
         <w:pStyle w:val="a4"/>
         <w:numPr>
           <w:ilvl w:val="0"/>
-          <w:numId w:val="10"/>
+          <w:numId w:val="4"/>
         </w:numPr>
         <w:spacing w:after="0"/>
         <w:rPr>
@@ -2910,7 +3430,7 @@
         <w:pStyle w:val="a4"/>
         <w:numPr>
           <w:ilvl w:val="0"/>
-          <w:numId w:val="10"/>
+          <w:numId w:val="4"/>
         </w:numPr>
         <w:rPr>
           <w:rFonts w:ascii="Times New Roman" w:hAnsi="Times New Roman" w:cs="Times New Roman"/>
@@ -3099,7 +3619,7 @@
         <w:pStyle w:val="a4"/>
         <w:numPr>
           <w:ilvl w:val="0"/>
-          <w:numId w:val="10"/>
+          <w:numId w:val="4"/>
         </w:numPr>
         <w:rPr>
           <w:rFonts w:ascii="Times New Roman" w:hAnsi="Times New Roman" w:cs="Times New Roman"/>
@@ -3191,7 +3711,7 @@
         <w:pStyle w:val="a4"/>
         <w:numPr>
           <w:ilvl w:val="0"/>
-          <w:numId w:val="10"/>
+          <w:numId w:val="4"/>
         </w:numPr>
         <w:rPr>
           <w:rFonts w:ascii="Times New Roman" w:hAnsi="Times New Roman" w:cs="Times New Roman"/>
@@ -3461,6 +3981,7 @@
         <w:rPr>
           <w:noProof/>
         </w:rPr>
+        <w:lastRenderedPageBreak/>
         <w:drawing>
           <wp:inline distT="0" distB="0" distL="0" distR="0" wp14:anchorId="3269CD44" wp14:editId="40BD973B">
             <wp:extent cx="3329338" cy="1816100"/>
@@ -3561,7 +4082,6 @@
           <w:szCs w:val="20"/>
           <w:lang w:val="en-US"/>
         </w:rPr>
-        <w:lastRenderedPageBreak/>
         <w:drawing>
           <wp:inline distT="0" distB="0" distL="0" distR="0" wp14:anchorId="3AF423CB" wp14:editId="357F9EE5">
             <wp:extent cx="3758469" cy="2079110"/>
@@ -4176,6 +4696,7 @@
         <w:rPr>
           <w:noProof/>
         </w:rPr>
+        <w:lastRenderedPageBreak/>
         <w:drawing>
           <wp:inline distT="0" distB="0" distL="0" distR="0" wp14:anchorId="062AB185" wp14:editId="2EE8DCBC">
             <wp:extent cx="2622375" cy="1639019"/>
@@ -4308,7 +4829,7 @@
       <w:pPr>
         <w:numPr>
           <w:ilvl w:val="0"/>
-          <w:numId w:val="32"/>
+          <w:numId w:val="20"/>
         </w:numPr>
         <w:spacing w:after="0"/>
         <w:rPr>
@@ -4470,7 +4991,7 @@
       <w:pPr>
         <w:numPr>
           <w:ilvl w:val="0"/>
-          <w:numId w:val="32"/>
+          <w:numId w:val="20"/>
         </w:numPr>
         <w:spacing w:after="0"/>
         <w:rPr>
@@ -4882,7 +5403,7 @@
       <w:pPr>
         <w:numPr>
           <w:ilvl w:val="0"/>
-          <w:numId w:val="26"/>
+          <w:numId w:val="14"/>
         </w:numPr>
         <w:spacing w:after="0"/>
         <w:rPr>
@@ -5024,7 +5545,7 @@
       <w:pPr>
         <w:numPr>
           <w:ilvl w:val="0"/>
-          <w:numId w:val="26"/>
+          <w:numId w:val="14"/>
         </w:numPr>
         <w:spacing w:after="0"/>
         <w:rPr>
@@ -5056,7 +5577,7 @@
       <w:pPr>
         <w:numPr>
           <w:ilvl w:val="0"/>
-          <w:numId w:val="26"/>
+          <w:numId w:val="14"/>
         </w:numPr>
         <w:spacing w:after="0"/>
         <w:rPr>
@@ -5088,7 +5609,7 @@
       <w:pPr>
         <w:numPr>
           <w:ilvl w:val="0"/>
-          <w:numId w:val="26"/>
+          <w:numId w:val="14"/>
         </w:numPr>
         <w:spacing w:after="0"/>
         <w:rPr>
@@ -5248,7 +5769,7 @@
       <w:pPr>
         <w:numPr>
           <w:ilvl w:val="0"/>
-          <w:numId w:val="27"/>
+          <w:numId w:val="15"/>
         </w:numPr>
         <w:spacing w:after="0"/>
         <w:rPr>
@@ -5307,7 +5828,7 @@
       <w:pPr>
         <w:numPr>
           <w:ilvl w:val="0"/>
-          <w:numId w:val="28"/>
+          <w:numId w:val="16"/>
         </w:numPr>
         <w:spacing w:after="0"/>
         <w:rPr>
@@ -5329,7 +5850,7 @@
       <w:pPr>
         <w:numPr>
           <w:ilvl w:val="0"/>
-          <w:numId w:val="28"/>
+          <w:numId w:val="16"/>
         </w:numPr>
         <w:spacing w:after="0"/>
         <w:rPr>
@@ -5351,7 +5872,7 @@
       <w:pPr>
         <w:numPr>
           <w:ilvl w:val="0"/>
-          <w:numId w:val="28"/>
+          <w:numId w:val="16"/>
         </w:numPr>
         <w:spacing w:after="0"/>
         <w:rPr>
@@ -5425,7 +5946,7 @@
       <w:pPr>
         <w:numPr>
           <w:ilvl w:val="0"/>
-          <w:numId w:val="27"/>
+          <w:numId w:val="15"/>
         </w:numPr>
         <w:spacing w:after="0"/>
         <w:rPr>
@@ -5457,7 +5978,7 @@
       <w:pPr>
         <w:numPr>
           <w:ilvl w:val="0"/>
-          <w:numId w:val="27"/>
+          <w:numId w:val="15"/>
         </w:numPr>
         <w:spacing w:after="0"/>
         <w:rPr>
@@ -5489,7 +6010,7 @@
       <w:pPr>
         <w:numPr>
           <w:ilvl w:val="0"/>
-          <w:numId w:val="27"/>
+          <w:numId w:val="15"/>
         </w:numPr>
         <w:spacing w:after="0"/>
         <w:rPr>
@@ -5561,7 +6082,7 @@
       <w:pPr>
         <w:numPr>
           <w:ilvl w:val="0"/>
-          <w:numId w:val="29"/>
+          <w:numId w:val="17"/>
         </w:numPr>
         <w:spacing w:after="0"/>
         <w:rPr>
@@ -5593,7 +6114,7 @@
       <w:pPr>
         <w:numPr>
           <w:ilvl w:val="0"/>
-          <w:numId w:val="29"/>
+          <w:numId w:val="17"/>
         </w:numPr>
         <w:spacing w:after="0"/>
         <w:rPr>
@@ -5756,6 +6277,7 @@
           <w:sz w:val="18"/>
           <w:szCs w:val="18"/>
         </w:rPr>
+        <w:lastRenderedPageBreak/>
         <w:t xml:space="preserve">В каждом процессоре намертво зашит адрес, на который он смотрит первым делом после подачи тока. Обычно это адрес в </w:t>
       </w:r>
       <w:r>
@@ -5815,7 +6337,7 @@
       <w:pPr>
         <w:numPr>
           <w:ilvl w:val="0"/>
-          <w:numId w:val="30"/>
+          <w:numId w:val="18"/>
         </w:numPr>
         <w:spacing w:after="0"/>
         <w:rPr>
@@ -5902,7 +6424,7 @@
       <w:pPr>
         <w:numPr>
           <w:ilvl w:val="0"/>
-          <w:numId w:val="30"/>
+          <w:numId w:val="18"/>
         </w:numPr>
         <w:spacing w:after="0"/>
         <w:rPr>
@@ -6026,7 +6548,7 @@
       <w:pPr>
         <w:numPr>
           <w:ilvl w:val="0"/>
-          <w:numId w:val="31"/>
+          <w:numId w:val="19"/>
         </w:numPr>
         <w:spacing w:after="0"/>
         <w:rPr>
@@ -6066,7 +6588,7 @@
       <w:pPr>
         <w:numPr>
           <w:ilvl w:val="0"/>
-          <w:numId w:val="31"/>
+          <w:numId w:val="19"/>
         </w:numPr>
         <w:spacing w:after="0"/>
         <w:rPr>
@@ -6106,7 +6628,7 @@
       <w:pPr>
         <w:numPr>
           <w:ilvl w:val="0"/>
-          <w:numId w:val="31"/>
+          <w:numId w:val="19"/>
         </w:numPr>
         <w:spacing w:after="0"/>
         <w:rPr>
@@ -6566,7 +7088,7 @@
       <w:pPr>
         <w:numPr>
           <w:ilvl w:val="0"/>
-          <w:numId w:val="34"/>
+          <w:numId w:val="21"/>
         </w:numPr>
         <w:rPr>
           <w:rFonts w:ascii="Times New Roman" w:hAnsi="Times New Roman" w:cs="Times New Roman"/>
@@ -6627,7 +7149,6 @@
           <w:sz w:val="18"/>
           <w:szCs w:val="18"/>
         </w:rPr>
-        <w:lastRenderedPageBreak/>
         <w:t>Битовые сдвиги:</w:t>
       </w:r>
       <w:r>
@@ -6692,7 +7213,7 @@
       <w:pPr>
         <w:numPr>
           <w:ilvl w:val="0"/>
-          <w:numId w:val="35"/>
+          <w:numId w:val="22"/>
         </w:numPr>
         <w:rPr>
           <w:rFonts w:ascii="Times New Roman" w:hAnsi="Times New Roman" w:cs="Times New Roman"/>
@@ -6741,7 +7262,7 @@
       <w:pPr>
         <w:numPr>
           <w:ilvl w:val="0"/>
-          <w:numId w:val="35"/>
+          <w:numId w:val="22"/>
         </w:numPr>
         <w:rPr>
           <w:rFonts w:ascii="Times New Roman" w:hAnsi="Times New Roman" w:cs="Times New Roman"/>
@@ -6772,7 +7293,7 @@
       <w:pPr>
         <w:numPr>
           <w:ilvl w:val="0"/>
-          <w:numId w:val="35"/>
+          <w:numId w:val="22"/>
         </w:numPr>
         <w:rPr>
           <w:rFonts w:ascii="Times New Roman" w:hAnsi="Times New Roman" w:cs="Times New Roman"/>
@@ -6868,7 +7389,7 @@
       <w:pPr>
         <w:numPr>
           <w:ilvl w:val="0"/>
-          <w:numId w:val="36"/>
+          <w:numId w:val="23"/>
         </w:numPr>
         <w:rPr>
           <w:rFonts w:ascii="Times New Roman" w:hAnsi="Times New Roman" w:cs="Times New Roman"/>
@@ -6899,7 +7420,7 @@
       <w:pPr>
         <w:numPr>
           <w:ilvl w:val="0"/>
-          <w:numId w:val="36"/>
+          <w:numId w:val="23"/>
         </w:numPr>
         <w:rPr>
           <w:rFonts w:ascii="Times New Roman" w:hAnsi="Times New Roman" w:cs="Times New Roman"/>
@@ -6958,7 +7479,7 @@
       <w:pPr>
         <w:numPr>
           <w:ilvl w:val="0"/>
-          <w:numId w:val="36"/>
+          <w:numId w:val="23"/>
         </w:numPr>
         <w:rPr>
           <w:rFonts w:ascii="Times New Roman" w:hAnsi="Times New Roman" w:cs="Times New Roman"/>
@@ -7113,7 +7634,7 @@
       <w:pPr>
         <w:numPr>
           <w:ilvl w:val="0"/>
-          <w:numId w:val="39"/>
+          <w:numId w:val="25"/>
         </w:numPr>
         <w:rPr>
           <w:rFonts w:ascii="Times New Roman" w:hAnsi="Times New Roman" w:cs="Times New Roman"/>
@@ -7208,7 +7729,7 @@
       <w:pPr>
         <w:numPr>
           <w:ilvl w:val="0"/>
-          <w:numId w:val="39"/>
+          <w:numId w:val="25"/>
         </w:numPr>
         <w:rPr>
           <w:rFonts w:ascii="Times New Roman" w:hAnsi="Times New Roman" w:cs="Times New Roman"/>
@@ -7239,7 +7760,7 @@
       <w:pPr>
         <w:numPr>
           <w:ilvl w:val="0"/>
-          <w:numId w:val="39"/>
+          <w:numId w:val="25"/>
         </w:numPr>
         <w:rPr>
           <w:rFonts w:ascii="Times New Roman" w:hAnsi="Times New Roman" w:cs="Times New Roman"/>
@@ -7313,6 +7834,7 @@
           <w:sz w:val="18"/>
           <w:szCs w:val="18"/>
         </w:rPr>
+        <w:lastRenderedPageBreak/>
         <w:t>Процессор живет в своем мире регистров, а клавиатура, мышь и сетевая карта — это внешние устройства.</w:t>
       </w:r>
     </w:p>
@@ -7320,7 +7842,7 @@
       <w:pPr>
         <w:numPr>
           <w:ilvl w:val="0"/>
-          <w:numId w:val="40"/>
+          <w:numId w:val="26"/>
         </w:numPr>
         <w:rPr>
           <w:rFonts w:ascii="Times New Roman" w:hAnsi="Times New Roman" w:cs="Times New Roman"/>
@@ -7351,7 +7873,7 @@
       <w:pPr>
         <w:numPr>
           <w:ilvl w:val="0"/>
-          <w:numId w:val="40"/>
+          <w:numId w:val="26"/>
         </w:numPr>
         <w:rPr>
           <w:rFonts w:ascii="Times New Roman" w:hAnsi="Times New Roman" w:cs="Times New Roman"/>
@@ -7416,7 +7938,7 @@
       <w:pPr>
         <w:numPr>
           <w:ilvl w:val="0"/>
-          <w:numId w:val="41"/>
+          <w:numId w:val="27"/>
         </w:numPr>
         <w:rPr>
           <w:rFonts w:ascii="Times New Roman" w:hAnsi="Times New Roman" w:cs="Times New Roman"/>
@@ -7447,7 +7969,7 @@
       <w:pPr>
         <w:numPr>
           <w:ilvl w:val="0"/>
-          <w:numId w:val="41"/>
+          <w:numId w:val="27"/>
         </w:numPr>
         <w:rPr>
           <w:rFonts w:ascii="Times New Roman" w:hAnsi="Times New Roman" w:cs="Times New Roman"/>
@@ -7530,7 +8052,7 @@
       <w:pPr>
         <w:numPr>
           <w:ilvl w:val="0"/>
-          <w:numId w:val="42"/>
+          <w:numId w:val="28"/>
         </w:numPr>
         <w:rPr>
           <w:rFonts w:ascii="Times New Roman" w:hAnsi="Times New Roman" w:cs="Times New Roman"/>
@@ -7574,7 +8096,7 @@
       <w:pPr>
         <w:numPr>
           <w:ilvl w:val="0"/>
-          <w:numId w:val="42"/>
+          <w:numId w:val="28"/>
         </w:numPr>
         <w:rPr>
           <w:rFonts w:ascii="Times New Roman" w:hAnsi="Times New Roman" w:cs="Times New Roman"/>
@@ -7741,7 +8263,6 @@
           <w:sz w:val="18"/>
           <w:szCs w:val="18"/>
         </w:rPr>
-        <w:lastRenderedPageBreak/>
         <w:t xml:space="preserve">│ </w:t>
       </w:r>
       <w:r>
@@ -8186,7 +8707,7 @@
       <w:pPr>
         <w:numPr>
           <w:ilvl w:val="0"/>
-          <w:numId w:val="38"/>
+          <w:numId w:val="24"/>
         </w:numPr>
         <w:rPr>
           <w:rFonts w:ascii="Times New Roman" w:hAnsi="Times New Roman" w:cs="Times New Roman"/>
@@ -8217,7 +8738,7 @@
       <w:pPr>
         <w:numPr>
           <w:ilvl w:val="0"/>
-          <w:numId w:val="38"/>
+          <w:numId w:val="24"/>
         </w:numPr>
         <w:rPr>
           <w:rFonts w:ascii="Times New Roman" w:hAnsi="Times New Roman" w:cs="Times New Roman"/>
@@ -8284,7 +8805,7 @@
       <w:pPr>
         <w:numPr>
           <w:ilvl w:val="0"/>
-          <w:numId w:val="38"/>
+          <w:numId w:val="24"/>
         </w:numPr>
         <w:rPr>
           <w:rFonts w:ascii="Times New Roman" w:hAnsi="Times New Roman" w:cs="Times New Roman"/>
@@ -8315,7 +8836,7 @@
       <w:pPr>
         <w:numPr>
           <w:ilvl w:val="0"/>
-          <w:numId w:val="38"/>
+          <w:numId w:val="24"/>
         </w:numPr>
         <w:rPr>
           <w:rFonts w:ascii="Times New Roman" w:hAnsi="Times New Roman" w:cs="Times New Roman"/>
@@ -8623,6 +9144,7 @@
           <w:sz w:val="18"/>
           <w:szCs w:val="18"/>
         </w:rPr>
+        <w:lastRenderedPageBreak/>
         <w:t>└──────────────────────────────────────────────────────────────────┘</w:t>
       </w:r>
     </w:p>
@@ -9347,7 +9869,7 @@
         <w:pStyle w:val="af4"/>
         <w:numPr>
           <w:ilvl w:val="0"/>
-          <w:numId w:val="44"/>
+          <w:numId w:val="30"/>
         </w:numPr>
         <w:rPr>
           <w:sz w:val="18"/>
@@ -9415,7 +9937,7 @@
         <w:pStyle w:val="af4"/>
         <w:numPr>
           <w:ilvl w:val="0"/>
-          <w:numId w:val="43"/>
+          <w:numId w:val="29"/>
         </w:numPr>
         <w:rPr>
           <w:sz w:val="18"/>
@@ -9435,7 +9957,7 @@
         <w:pStyle w:val="af4"/>
         <w:numPr>
           <w:ilvl w:val="0"/>
-          <w:numId w:val="43"/>
+          <w:numId w:val="29"/>
         </w:numPr>
         <w:rPr>
           <w:sz w:val="18"/>
@@ -9455,7 +9977,7 @@
         <w:pStyle w:val="af4"/>
         <w:numPr>
           <w:ilvl w:val="0"/>
-          <w:numId w:val="43"/>
+          <w:numId w:val="29"/>
         </w:numPr>
         <w:rPr>
           <w:sz w:val="18"/>
@@ -9518,7 +10040,7 @@
         <w:pStyle w:val="af4"/>
         <w:numPr>
           <w:ilvl w:val="0"/>
-          <w:numId w:val="45"/>
+          <w:numId w:val="31"/>
         </w:numPr>
         <w:rPr>
           <w:sz w:val="18"/>
@@ -9563,7 +10085,7 @@
         <w:pStyle w:val="af4"/>
         <w:numPr>
           <w:ilvl w:val="0"/>
-          <w:numId w:val="45"/>
+          <w:numId w:val="31"/>
         </w:numPr>
         <w:rPr>
           <w:sz w:val="18"/>
@@ -9608,7 +10130,7 @@
         <w:pStyle w:val="af4"/>
         <w:numPr>
           <w:ilvl w:val="0"/>
-          <w:numId w:val="45"/>
+          <w:numId w:val="31"/>
         </w:numPr>
         <w:rPr>
           <w:sz w:val="18"/>
@@ -9661,7 +10183,6 @@
           <w:sz w:val="18"/>
           <w:szCs w:val="18"/>
         </w:rPr>
-        <w:lastRenderedPageBreak/>
         <w:t>Если тебе нужно перевезти всего 2 коробки (маленькое число), грузовик всё равно поедет, но он сделает это так же быстро, как и легковушка. Но если груза много — грузовик побеждает с огромным отрывом.</w:t>
       </w:r>
     </w:p>
@@ -9686,7 +10207,7 @@
         <w:pStyle w:val="af4"/>
         <w:numPr>
           <w:ilvl w:val="0"/>
-          <w:numId w:val="46"/>
+          <w:numId w:val="32"/>
         </w:numPr>
         <w:rPr>
           <w:sz w:val="18"/>
@@ -9715,7 +10236,7 @@
         <w:pStyle w:val="af4"/>
         <w:numPr>
           <w:ilvl w:val="0"/>
-          <w:numId w:val="46"/>
+          <w:numId w:val="32"/>
         </w:numPr>
         <w:rPr>
           <w:sz w:val="18"/>
@@ -9895,7 +10416,7 @@
         <w:pStyle w:val="af4"/>
         <w:numPr>
           <w:ilvl w:val="0"/>
-          <w:numId w:val="47"/>
+          <w:numId w:val="33"/>
         </w:numPr>
         <w:rPr>
           <w:sz w:val="18"/>
@@ -9943,7 +10464,7 @@
         <w:pStyle w:val="af4"/>
         <w:numPr>
           <w:ilvl w:val="0"/>
-          <w:numId w:val="47"/>
+          <w:numId w:val="33"/>
         </w:numPr>
         <w:rPr>
           <w:sz w:val="18"/>
@@ -10029,7 +10550,7 @@
         <w:pStyle w:val="af4"/>
         <w:numPr>
           <w:ilvl w:val="0"/>
-          <w:numId w:val="48"/>
+          <w:numId w:val="34"/>
         </w:numPr>
         <w:spacing w:before="120" w:beforeAutospacing="0" w:after="0" w:afterAutospacing="0"/>
         <w:rPr>
@@ -10059,7 +10580,7 @@
         <w:pStyle w:val="af4"/>
         <w:numPr>
           <w:ilvl w:val="0"/>
-          <w:numId w:val="48"/>
+          <w:numId w:val="34"/>
         </w:numPr>
         <w:spacing w:before="120" w:beforeAutospacing="0" w:after="0" w:afterAutospacing="0"/>
         <w:rPr>
@@ -10089,7 +10610,7 @@
         <w:pStyle w:val="af4"/>
         <w:numPr>
           <w:ilvl w:val="0"/>
-          <w:numId w:val="48"/>
+          <w:numId w:val="34"/>
         </w:numPr>
         <w:spacing w:before="120" w:beforeAutospacing="0" w:after="0" w:afterAutospacing="0"/>
         <w:rPr>
@@ -10135,7 +10656,7 @@
         <w:pStyle w:val="af4"/>
         <w:numPr>
           <w:ilvl w:val="0"/>
-          <w:numId w:val="48"/>
+          <w:numId w:val="34"/>
         </w:numPr>
         <w:spacing w:before="120" w:beforeAutospacing="0" w:after="0" w:afterAutospacing="0"/>
         <w:rPr>
@@ -10150,6 +10671,7 @@
           <w:sz w:val="18"/>
           <w:szCs w:val="18"/>
         </w:rPr>
+        <w:lastRenderedPageBreak/>
         <w:t>Таблица векторов:</w:t>
       </w:r>
       <w:r>
@@ -10165,7 +10687,7 @@
         <w:pStyle w:val="af4"/>
         <w:numPr>
           <w:ilvl w:val="0"/>
-          <w:numId w:val="48"/>
+          <w:numId w:val="34"/>
         </w:numPr>
         <w:spacing w:before="120" w:beforeAutospacing="0" w:after="0" w:afterAutospacing="0"/>
         <w:rPr>
@@ -10195,7 +10717,7 @@
         <w:pStyle w:val="af4"/>
         <w:numPr>
           <w:ilvl w:val="0"/>
-          <w:numId w:val="48"/>
+          <w:numId w:val="34"/>
         </w:numPr>
         <w:spacing w:before="120" w:beforeAutospacing="0" w:after="0" w:afterAutospacing="0"/>
         <w:rPr>
@@ -10280,7 +10802,7 @@
         <w:pStyle w:val="af4"/>
         <w:numPr>
           <w:ilvl w:val="0"/>
-          <w:numId w:val="49"/>
+          <w:numId w:val="35"/>
         </w:numPr>
         <w:rPr>
           <w:sz w:val="18"/>
@@ -10309,7 +10831,7 @@
         <w:pStyle w:val="af4"/>
         <w:numPr>
           <w:ilvl w:val="0"/>
-          <w:numId w:val="49"/>
+          <w:numId w:val="35"/>
         </w:numPr>
         <w:rPr>
           <w:sz w:val="18"/>
@@ -10338,7 +10860,7 @@
         <w:pStyle w:val="af4"/>
         <w:numPr>
           <w:ilvl w:val="0"/>
-          <w:numId w:val="49"/>
+          <w:numId w:val="35"/>
         </w:numPr>
         <w:rPr>
           <w:sz w:val="18"/>
@@ -10418,7 +10940,7 @@
         <w:pStyle w:val="af4"/>
         <w:numPr>
           <w:ilvl w:val="0"/>
-          <w:numId w:val="50"/>
+          <w:numId w:val="36"/>
         </w:numPr>
         <w:rPr>
           <w:sz w:val="18"/>
@@ -10463,7 +10985,7 @@
         <w:pStyle w:val="af4"/>
         <w:numPr>
           <w:ilvl w:val="0"/>
-          <w:numId w:val="50"/>
+          <w:numId w:val="36"/>
         </w:numPr>
         <w:rPr>
           <w:sz w:val="18"/>
@@ -10492,7 +11014,7 @@
         <w:pStyle w:val="af4"/>
         <w:numPr>
           <w:ilvl w:val="0"/>
-          <w:numId w:val="50"/>
+          <w:numId w:val="36"/>
         </w:numPr>
         <w:rPr>
           <w:sz w:val="18"/>
@@ -10607,7 +11129,6 @@
           <w:szCs w:val="18"/>
           <w:lang w:eastAsia="ru-RU"/>
         </w:rPr>
-        <w:lastRenderedPageBreak/>
         <w:t xml:space="preserve">Если обычная программа (например, браузер) косячит и пытается поделить на ноль или залезть в чужую память, операционная система просто её «пристреливает» (закрывает процесс) и живет дальше. Но если косяк случается на уровне </w:t>
       </w:r>
       <w:r>
@@ -10887,7 +11408,7 @@
       <w:pPr>
         <w:numPr>
           <w:ilvl w:val="0"/>
-          <w:numId w:val="77"/>
+          <w:numId w:val="62"/>
         </w:numPr>
         <w:rPr>
           <w:rFonts w:ascii="Times New Roman" w:hAnsi="Times New Roman" w:cs="Times New Roman"/>
@@ -10921,7 +11442,7 @@
       <w:pPr>
         <w:numPr>
           <w:ilvl w:val="0"/>
-          <w:numId w:val="77"/>
+          <w:numId w:val="62"/>
         </w:numPr>
         <w:rPr>
           <w:rFonts w:ascii="Times New Roman" w:hAnsi="Times New Roman" w:cs="Times New Roman"/>
@@ -10955,7 +11476,7 @@
       <w:pPr>
         <w:numPr>
           <w:ilvl w:val="0"/>
-          <w:numId w:val="77"/>
+          <w:numId w:val="62"/>
         </w:numPr>
         <w:rPr>
           <w:rFonts w:ascii="Times New Roman" w:hAnsi="Times New Roman" w:cs="Times New Roman"/>
@@ -10989,7 +11510,7 @@
       <w:pPr>
         <w:numPr>
           <w:ilvl w:val="0"/>
-          <w:numId w:val="77"/>
+          <w:numId w:val="62"/>
         </w:numPr>
         <w:rPr>
           <w:rFonts w:ascii="Times New Roman" w:hAnsi="Times New Roman" w:cs="Times New Roman"/>
@@ -11065,7 +11586,7 @@
       <w:pPr>
         <w:numPr>
           <w:ilvl w:val="0"/>
-          <w:numId w:val="78"/>
+          <w:numId w:val="63"/>
         </w:numPr>
         <w:rPr>
           <w:rFonts w:ascii="Times New Roman" w:hAnsi="Times New Roman" w:cs="Times New Roman"/>
@@ -11108,7 +11629,7 @@
       <w:pPr>
         <w:numPr>
           <w:ilvl w:val="0"/>
-          <w:numId w:val="78"/>
+          <w:numId w:val="63"/>
         </w:numPr>
         <w:rPr>
           <w:rFonts w:ascii="Times New Roman" w:hAnsi="Times New Roman" w:cs="Times New Roman"/>
@@ -11213,7 +11734,7 @@
       <w:pPr>
         <w:numPr>
           <w:ilvl w:val="0"/>
-          <w:numId w:val="79"/>
+          <w:numId w:val="64"/>
         </w:numPr>
         <w:rPr>
           <w:rFonts w:ascii="Times New Roman" w:hAnsi="Times New Roman" w:cs="Times New Roman"/>
@@ -11236,7 +11757,7 @@
       <w:pPr>
         <w:numPr>
           <w:ilvl w:val="0"/>
-          <w:numId w:val="79"/>
+          <w:numId w:val="64"/>
         </w:numPr>
         <w:rPr>
           <w:rFonts w:ascii="Times New Roman" w:hAnsi="Times New Roman" w:cs="Times New Roman"/>
@@ -11290,6 +11811,7 @@
           <w:szCs w:val="18"/>
           <w:lang w:eastAsia="ru-RU"/>
         </w:rPr>
+        <w:lastRenderedPageBreak/>
         <w:t>Сигналы процессора — это не просто «писк», это три четких потока:</w:t>
       </w:r>
     </w:p>
@@ -11297,7 +11819,7 @@
       <w:pPr>
         <w:numPr>
           <w:ilvl w:val="0"/>
-          <w:numId w:val="80"/>
+          <w:numId w:val="65"/>
         </w:numPr>
         <w:rPr>
           <w:rFonts w:ascii="Times New Roman" w:hAnsi="Times New Roman" w:cs="Times New Roman"/>
@@ -11331,7 +11853,7 @@
       <w:pPr>
         <w:numPr>
           <w:ilvl w:val="0"/>
-          <w:numId w:val="80"/>
+          <w:numId w:val="65"/>
         </w:numPr>
         <w:rPr>
           <w:rFonts w:ascii="Times New Roman" w:hAnsi="Times New Roman" w:cs="Times New Roman"/>
@@ -11365,7 +11887,7 @@
       <w:pPr>
         <w:numPr>
           <w:ilvl w:val="0"/>
-          <w:numId w:val="80"/>
+          <w:numId w:val="65"/>
         </w:numPr>
         <w:rPr>
           <w:rFonts w:ascii="Times New Roman" w:hAnsi="Times New Roman" w:cs="Times New Roman"/>
@@ -11632,7 +12154,7 @@
         <w:pStyle w:val="af4"/>
         <w:numPr>
           <w:ilvl w:val="0"/>
-          <w:numId w:val="51"/>
+          <w:numId w:val="37"/>
         </w:numPr>
         <w:rPr>
           <w:sz w:val="18"/>
@@ -11677,7 +12199,7 @@
         <w:pStyle w:val="af4"/>
         <w:numPr>
           <w:ilvl w:val="0"/>
-          <w:numId w:val="51"/>
+          <w:numId w:val="37"/>
         </w:numPr>
         <w:rPr>
           <w:sz w:val="18"/>
@@ -11750,7 +12272,6 @@
           <w:sz w:val="18"/>
           <w:szCs w:val="18"/>
         </w:rPr>
-        <w:lastRenderedPageBreak/>
         <w:t>Итог:</w:t>
       </w:r>
       <w:r>
@@ -12010,7 +12531,7 @@
         <w:pStyle w:val="af4"/>
         <w:numPr>
           <w:ilvl w:val="0"/>
-          <w:numId w:val="52"/>
+          <w:numId w:val="38"/>
         </w:numPr>
         <w:rPr>
           <w:sz w:val="18"/>
@@ -12044,7 +12565,7 @@
         <w:pStyle w:val="af4"/>
         <w:numPr>
           <w:ilvl w:val="0"/>
-          <w:numId w:val="52"/>
+          <w:numId w:val="38"/>
         </w:numPr>
         <w:rPr>
           <w:sz w:val="18"/>
@@ -12064,7 +12585,7 @@
         <w:pStyle w:val="af4"/>
         <w:numPr>
           <w:ilvl w:val="0"/>
-          <w:numId w:val="52"/>
+          <w:numId w:val="38"/>
         </w:numPr>
         <w:rPr>
           <w:sz w:val="18"/>
@@ -12084,7 +12605,7 @@
         <w:pStyle w:val="af4"/>
         <w:numPr>
           <w:ilvl w:val="0"/>
-          <w:numId w:val="52"/>
+          <w:numId w:val="38"/>
         </w:numPr>
         <w:rPr>
           <w:sz w:val="18"/>
@@ -12148,6 +12669,7 @@
           <w:sz w:val="18"/>
           <w:szCs w:val="18"/>
         </w:rPr>
+        <w:lastRenderedPageBreak/>
         <w:t xml:space="preserve">А вот тут самое интересное! Видишь, у тебя </w:t>
       </w:r>
       <w:r>
@@ -12214,7 +12736,7 @@
         <w:pStyle w:val="af4"/>
         <w:numPr>
           <w:ilvl w:val="0"/>
-          <w:numId w:val="53"/>
+          <w:numId w:val="39"/>
         </w:numPr>
         <w:rPr>
           <w:sz w:val="18"/>
@@ -12259,7 +12781,7 @@
         <w:pStyle w:val="af4"/>
         <w:numPr>
           <w:ilvl w:val="0"/>
-          <w:numId w:val="53"/>
+          <w:numId w:val="39"/>
         </w:numPr>
         <w:rPr>
           <w:sz w:val="18"/>
@@ -12361,7 +12883,7 @@
         <w:pStyle w:val="af4"/>
         <w:numPr>
           <w:ilvl w:val="0"/>
-          <w:numId w:val="54"/>
+          <w:numId w:val="40"/>
         </w:numPr>
         <w:rPr>
           <w:sz w:val="18"/>
@@ -12397,7 +12919,7 @@
         <w:pStyle w:val="af4"/>
         <w:numPr>
           <w:ilvl w:val="0"/>
-          <w:numId w:val="54"/>
+          <w:numId w:val="40"/>
         </w:numPr>
         <w:rPr>
           <w:sz w:val="18"/>
@@ -12617,7 +13139,7 @@
         <w:pStyle w:val="af4"/>
         <w:numPr>
           <w:ilvl w:val="0"/>
-          <w:numId w:val="55"/>
+          <w:numId w:val="41"/>
         </w:numPr>
         <w:rPr>
           <w:color w:val="595959" w:themeColor="text1" w:themeTint="A6"/>
@@ -12633,7 +13155,6 @@
           <w:sz w:val="18"/>
           <w:szCs w:val="18"/>
         </w:rPr>
-        <w:lastRenderedPageBreak/>
         <w:t>Сохранение «слепка» (Save State):</w:t>
       </w:r>
       <w:r>
@@ -12668,7 +13189,7 @@
         <w:pStyle w:val="af4"/>
         <w:numPr>
           <w:ilvl w:val="0"/>
-          <w:numId w:val="55"/>
+          <w:numId w:val="41"/>
         </w:numPr>
         <w:rPr>
           <w:color w:val="595959" w:themeColor="text1" w:themeTint="A6"/>
@@ -12700,7 +13221,7 @@
         <w:pStyle w:val="af4"/>
         <w:numPr>
           <w:ilvl w:val="0"/>
-          <w:numId w:val="55"/>
+          <w:numId w:val="41"/>
         </w:numPr>
         <w:rPr>
           <w:color w:val="595959" w:themeColor="text1" w:themeTint="A6"/>
@@ -12768,7 +13289,7 @@
         <w:pStyle w:val="af4"/>
         <w:numPr>
           <w:ilvl w:val="0"/>
-          <w:numId w:val="55"/>
+          <w:numId w:val="41"/>
         </w:numPr>
         <w:rPr>
           <w:color w:val="595959" w:themeColor="text1" w:themeTint="A6"/>
@@ -12842,7 +13363,7 @@
         <w:pStyle w:val="af4"/>
         <w:numPr>
           <w:ilvl w:val="0"/>
-          <w:numId w:val="56"/>
+          <w:numId w:val="42"/>
         </w:numPr>
         <w:rPr>
           <w:color w:val="595959" w:themeColor="text1" w:themeTint="A6"/>
@@ -12892,7 +13413,7 @@
         <w:pStyle w:val="af4"/>
         <w:numPr>
           <w:ilvl w:val="0"/>
-          <w:numId w:val="56"/>
+          <w:numId w:val="42"/>
         </w:numPr>
         <w:rPr>
           <w:color w:val="595959" w:themeColor="text1" w:themeTint="A6"/>
@@ -13023,7 +13544,7 @@
       <w:pPr>
         <w:numPr>
           <w:ilvl w:val="0"/>
-          <w:numId w:val="57"/>
+          <w:numId w:val="43"/>
         </w:numPr>
         <w:rPr>
           <w:rFonts w:ascii="Times New Roman" w:hAnsi="Times New Roman" w:cs="Times New Roman"/>
@@ -13077,7 +13598,7 @@
       <w:pPr>
         <w:numPr>
           <w:ilvl w:val="0"/>
-          <w:numId w:val="57"/>
+          <w:numId w:val="43"/>
         </w:numPr>
         <w:rPr>
           <w:rFonts w:ascii="Times New Roman" w:hAnsi="Times New Roman" w:cs="Times New Roman"/>
@@ -13304,7 +13825,7 @@
       <w:pPr>
         <w:numPr>
           <w:ilvl w:val="0"/>
-          <w:numId w:val="58"/>
+          <w:numId w:val="44"/>
         </w:numPr>
         <w:rPr>
           <w:rFonts w:ascii="Times New Roman" w:hAnsi="Times New Roman" w:cs="Times New Roman"/>
@@ -13347,7 +13868,7 @@
       <w:pPr>
         <w:numPr>
           <w:ilvl w:val="0"/>
-          <w:numId w:val="58"/>
+          <w:numId w:val="44"/>
         </w:numPr>
         <w:rPr>
           <w:rFonts w:ascii="Times New Roman" w:hAnsi="Times New Roman" w:cs="Times New Roman"/>
@@ -13370,7 +13891,7 @@
       <w:pPr>
         <w:numPr>
           <w:ilvl w:val="0"/>
-          <w:numId w:val="58"/>
+          <w:numId w:val="44"/>
         </w:numPr>
         <w:rPr>
           <w:rFonts w:ascii="Times New Roman" w:hAnsi="Times New Roman" w:cs="Times New Roman"/>
@@ -13420,6 +13941,7 @@
           <w:sz w:val="18"/>
           <w:szCs w:val="18"/>
         </w:rPr>
+        <w:lastRenderedPageBreak/>
         <w:t>Кэш и многоядерность (Проблема «тухлых» данных)</w:t>
       </w:r>
     </w:p>
@@ -13496,7 +14018,7 @@
       <w:pPr>
         <w:numPr>
           <w:ilvl w:val="0"/>
-          <w:numId w:val="59"/>
+          <w:numId w:val="45"/>
         </w:numPr>
         <w:rPr>
           <w:rFonts w:ascii="Times New Roman" w:hAnsi="Times New Roman" w:cs="Times New Roman"/>
@@ -13530,7 +14052,7 @@
       <w:pPr>
         <w:numPr>
           <w:ilvl w:val="0"/>
-          <w:numId w:val="59"/>
+          <w:numId w:val="45"/>
         </w:numPr>
         <w:rPr>
           <w:rFonts w:ascii="Times New Roman" w:hAnsi="Times New Roman" w:cs="Times New Roman"/>
@@ -13734,7 +14256,7 @@
       <w:pPr>
         <w:numPr>
           <w:ilvl w:val="0"/>
-          <w:numId w:val="60"/>
+          <w:numId w:val="46"/>
         </w:numPr>
         <w:rPr>
           <w:rFonts w:ascii="Times New Roman" w:hAnsi="Times New Roman" w:cs="Times New Roman"/>
@@ -13788,7 +14310,7 @@
       <w:pPr>
         <w:numPr>
           <w:ilvl w:val="0"/>
-          <w:numId w:val="60"/>
+          <w:numId w:val="46"/>
         </w:numPr>
         <w:rPr>
           <w:rFonts w:ascii="Times New Roman" w:hAnsi="Times New Roman" w:cs="Times New Roman"/>
@@ -13842,7 +14364,7 @@
       <w:pPr>
         <w:numPr>
           <w:ilvl w:val="1"/>
-          <w:numId w:val="60"/>
+          <w:numId w:val="46"/>
         </w:numPr>
         <w:rPr>
           <w:rFonts w:ascii="Times New Roman" w:hAnsi="Times New Roman" w:cs="Times New Roman"/>
@@ -13929,7 +14451,7 @@
       <w:pPr>
         <w:numPr>
           <w:ilvl w:val="0"/>
-          <w:numId w:val="61"/>
+          <w:numId w:val="47"/>
         </w:numPr>
         <w:rPr>
           <w:rFonts w:ascii="Times New Roman" w:hAnsi="Times New Roman" w:cs="Times New Roman"/>
@@ -13947,7 +14469,6 @@
           <w:sz w:val="18"/>
           <w:szCs w:val="18"/>
         </w:rPr>
-        <w:lastRenderedPageBreak/>
         <w:t>Надежнее:</w:t>
       </w:r>
       <w:r>
@@ -13964,7 +14485,7 @@
       <w:pPr>
         <w:numPr>
           <w:ilvl w:val="0"/>
-          <w:numId w:val="61"/>
+          <w:numId w:val="47"/>
         </w:numPr>
         <w:rPr>
           <w:rFonts w:ascii="Times New Roman" w:hAnsi="Times New Roman" w:cs="Times New Roman"/>
@@ -14018,7 +14539,7 @@
       <w:pPr>
         <w:numPr>
           <w:ilvl w:val="0"/>
-          <w:numId w:val="61"/>
+          <w:numId w:val="47"/>
         </w:numPr>
         <w:rPr>
           <w:rFonts w:ascii="Times New Roman" w:hAnsi="Times New Roman" w:cs="Times New Roman"/>
@@ -14416,7 +14937,7 @@
       <w:pPr>
         <w:numPr>
           <w:ilvl w:val="0"/>
-          <w:numId w:val="11"/>
+          <w:numId w:val="5"/>
         </w:numPr>
         <w:rPr>
           <w:rFonts w:ascii="Times New Roman" w:hAnsi="Times New Roman" w:cs="Times New Roman"/>
@@ -14447,7 +14968,7 @@
       <w:pPr>
         <w:numPr>
           <w:ilvl w:val="0"/>
-          <w:numId w:val="11"/>
+          <w:numId w:val="5"/>
         </w:numPr>
         <w:rPr>
           <w:rFonts w:ascii="Times New Roman" w:hAnsi="Times New Roman" w:cs="Times New Roman"/>
@@ -14478,7 +14999,7 @@
       <w:pPr>
         <w:numPr>
           <w:ilvl w:val="0"/>
-          <w:numId w:val="11"/>
+          <w:numId w:val="5"/>
         </w:numPr>
         <w:rPr>
           <w:rFonts w:ascii="Times New Roman" w:hAnsi="Times New Roman" w:cs="Times New Roman"/>
@@ -14509,7 +15030,7 @@
       <w:pPr>
         <w:numPr>
           <w:ilvl w:val="0"/>
-          <w:numId w:val="11"/>
+          <w:numId w:val="5"/>
         </w:numPr>
       </w:pPr>
       <w:r>
@@ -14520,6 +15041,7 @@
           <w:sz w:val="18"/>
           <w:szCs w:val="18"/>
         </w:rPr>
+        <w:lastRenderedPageBreak/>
         <w:t>Диск (SSD/HDD)</w:t>
       </w:r>
       <w:r>
@@ -14639,7 +15161,7 @@
       <w:pPr>
         <w:numPr>
           <w:ilvl w:val="0"/>
-          <w:numId w:val="62"/>
+          <w:numId w:val="48"/>
         </w:numPr>
         <w:spacing w:after="0" w:line="240" w:lineRule="auto"/>
         <w:rPr>
@@ -14677,7 +15199,7 @@
       <w:pPr>
         <w:numPr>
           <w:ilvl w:val="0"/>
-          <w:numId w:val="62"/>
+          <w:numId w:val="48"/>
         </w:numPr>
         <w:spacing w:after="0" w:line="240" w:lineRule="auto"/>
         <w:rPr>
@@ -14737,7 +15259,7 @@
       <w:pPr>
         <w:numPr>
           <w:ilvl w:val="0"/>
-          <w:numId w:val="62"/>
+          <w:numId w:val="48"/>
         </w:numPr>
         <w:spacing w:after="0" w:line="240" w:lineRule="auto"/>
         <w:rPr>
@@ -14775,7 +15297,7 @@
       <w:pPr>
         <w:numPr>
           <w:ilvl w:val="0"/>
-          <w:numId w:val="62"/>
+          <w:numId w:val="48"/>
         </w:numPr>
         <w:spacing w:after="0" w:line="240" w:lineRule="auto"/>
         <w:rPr>
@@ -14891,7 +15413,7 @@
       <w:pPr>
         <w:numPr>
           <w:ilvl w:val="0"/>
-          <w:numId w:val="63"/>
+          <w:numId w:val="49"/>
         </w:numPr>
         <w:spacing w:after="0" w:line="240" w:lineRule="auto"/>
         <w:rPr>
@@ -14929,7 +15451,7 @@
       <w:pPr>
         <w:numPr>
           <w:ilvl w:val="0"/>
-          <w:numId w:val="63"/>
+          <w:numId w:val="49"/>
         </w:numPr>
         <w:spacing w:after="0" w:line="240" w:lineRule="auto"/>
         <w:rPr>
@@ -14967,7 +15489,7 @@
       <w:pPr>
         <w:numPr>
           <w:ilvl w:val="0"/>
-          <w:numId w:val="63"/>
+          <w:numId w:val="49"/>
         </w:numPr>
         <w:spacing w:after="0" w:line="240" w:lineRule="auto"/>
         <w:rPr>
@@ -15005,7 +15527,7 @@
       <w:pPr>
         <w:numPr>
           <w:ilvl w:val="0"/>
-          <w:numId w:val="63"/>
+          <w:numId w:val="49"/>
         </w:numPr>
         <w:spacing w:after="0" w:line="240" w:lineRule="auto"/>
         <w:rPr>
@@ -15115,7 +15637,6 @@
           <w:szCs w:val="24"/>
           <w:lang w:eastAsia="ru-RU"/>
         </w:rPr>
-        <w:lastRenderedPageBreak/>
         <w:drawing>
           <wp:inline distT="0" distB="0" distL="0" distR="0" wp14:anchorId="16DAA3D9" wp14:editId="5F9F5452">
             <wp:extent cx="4234008" cy="2066540"/>
@@ -15548,7 +16069,7 @@
       <w:pPr>
         <w:numPr>
           <w:ilvl w:val="0"/>
-          <w:numId w:val="12"/>
+          <w:numId w:val="6"/>
         </w:numPr>
         <w:rPr>
           <w:rFonts w:ascii="Times New Roman" w:hAnsi="Times New Roman" w:cs="Times New Roman"/>
@@ -15587,7 +16108,7 @@
       <w:pPr>
         <w:numPr>
           <w:ilvl w:val="0"/>
-          <w:numId w:val="12"/>
+          <w:numId w:val="6"/>
         </w:numPr>
         <w:rPr>
           <w:rFonts w:ascii="Times New Roman" w:hAnsi="Times New Roman" w:cs="Times New Roman"/>
@@ -15626,7 +16147,7 @@
       <w:pPr>
         <w:numPr>
           <w:ilvl w:val="0"/>
-          <w:numId w:val="12"/>
+          <w:numId w:val="6"/>
         </w:numPr>
         <w:rPr>
           <w:rFonts w:ascii="Times New Roman" w:hAnsi="Times New Roman" w:cs="Times New Roman"/>
@@ -15693,6 +16214,7 @@
           <w:sz w:val="18"/>
           <w:szCs w:val="18"/>
         </w:rPr>
+        <w:lastRenderedPageBreak/>
         <w:t>Аналогия:</w:t>
       </w:r>
     </w:p>
@@ -15701,7 +16223,7 @@
         <w:pStyle w:val="a4"/>
         <w:numPr>
           <w:ilvl w:val="0"/>
-          <w:numId w:val="13"/>
+          <w:numId w:val="7"/>
         </w:numPr>
         <w:spacing w:after="0"/>
         <w:rPr>
@@ -15745,7 +16267,7 @@
         <w:pStyle w:val="a4"/>
         <w:numPr>
           <w:ilvl w:val="0"/>
-          <w:numId w:val="13"/>
+          <w:numId w:val="7"/>
         </w:numPr>
         <w:spacing w:after="0"/>
         <w:rPr>
@@ -15800,7 +16322,7 @@
         <w:pStyle w:val="a4"/>
         <w:numPr>
           <w:ilvl w:val="0"/>
-          <w:numId w:val="13"/>
+          <w:numId w:val="7"/>
         </w:numPr>
         <w:spacing w:after="0"/>
         <w:rPr>
@@ -15844,7 +16366,7 @@
         <w:pStyle w:val="a4"/>
         <w:numPr>
           <w:ilvl w:val="0"/>
-          <w:numId w:val="13"/>
+          <w:numId w:val="7"/>
         </w:numPr>
         <w:spacing w:after="0"/>
         <w:rPr>
@@ -15899,7 +16421,7 @@
         <w:pStyle w:val="a4"/>
         <w:numPr>
           <w:ilvl w:val="0"/>
-          <w:numId w:val="13"/>
+          <w:numId w:val="7"/>
         </w:numPr>
         <w:spacing w:after="0"/>
         <w:rPr>
@@ -15943,7 +16465,7 @@
         <w:pStyle w:val="a4"/>
         <w:numPr>
           <w:ilvl w:val="0"/>
-          <w:numId w:val="13"/>
+          <w:numId w:val="7"/>
         </w:numPr>
         <w:spacing w:after="0"/>
         <w:rPr>
@@ -16015,7 +16537,7 @@
       <w:pPr>
         <w:numPr>
           <w:ilvl w:val="1"/>
-          <w:numId w:val="14"/>
+          <w:numId w:val="8"/>
         </w:numPr>
         <w:spacing w:after="0"/>
         <w:rPr>
@@ -16030,7 +16552,6 @@
           <w:sz w:val="18"/>
           <w:szCs w:val="18"/>
         </w:rPr>
-        <w:lastRenderedPageBreak/>
         <w:t xml:space="preserve">Пример: name = "John". В стеке лежит </w:t>
       </w:r>
       <w:r>
@@ -16074,7 +16595,7 @@
       <w:pPr>
         <w:numPr>
           <w:ilvl w:val="1"/>
-          <w:numId w:val="14"/>
+          <w:numId w:val="8"/>
         </w:numPr>
         <w:spacing w:after="0"/>
         <w:rPr>
@@ -16362,7 +16883,7 @@
       <w:pPr>
         <w:numPr>
           <w:ilvl w:val="0"/>
-          <w:numId w:val="15"/>
+          <w:numId w:val="9"/>
         </w:numPr>
         <w:spacing w:after="0"/>
         <w:rPr>
@@ -16394,7 +16915,7 @@
       <w:pPr>
         <w:numPr>
           <w:ilvl w:val="0"/>
-          <w:numId w:val="15"/>
+          <w:numId w:val="9"/>
         </w:numPr>
         <w:spacing w:after="0"/>
         <w:rPr>
@@ -16426,7 +16947,7 @@
       <w:pPr>
         <w:numPr>
           <w:ilvl w:val="0"/>
-          <w:numId w:val="15"/>
+          <w:numId w:val="9"/>
         </w:numPr>
         <w:spacing w:after="0"/>
         <w:rPr>
@@ -16642,7 +17163,7 @@
       <w:pPr>
         <w:numPr>
           <w:ilvl w:val="0"/>
-          <w:numId w:val="16"/>
+          <w:numId w:val="10"/>
         </w:numPr>
         <w:spacing w:after="0"/>
         <w:rPr>
@@ -16700,7 +17221,7 @@
       <w:pPr>
         <w:numPr>
           <w:ilvl w:val="0"/>
-          <w:numId w:val="16"/>
+          <w:numId w:val="10"/>
         </w:numPr>
         <w:spacing w:after="0"/>
         <w:rPr>
@@ -16722,7 +17243,7 @@
       <w:pPr>
         <w:numPr>
           <w:ilvl w:val="0"/>
-          <w:numId w:val="16"/>
+          <w:numId w:val="10"/>
         </w:numPr>
         <w:spacing w:after="0"/>
         <w:rPr>
@@ -16842,7 +17363,7 @@
       <w:pPr>
         <w:numPr>
           <w:ilvl w:val="0"/>
-          <w:numId w:val="17"/>
+          <w:numId w:val="11"/>
         </w:numPr>
         <w:spacing w:after="0"/>
         <w:rPr>
@@ -16864,7 +17385,7 @@
       <w:pPr>
         <w:numPr>
           <w:ilvl w:val="0"/>
-          <w:numId w:val="17"/>
+          <w:numId w:val="11"/>
         </w:numPr>
         <w:spacing w:after="0"/>
         <w:rPr>
@@ -16989,6 +17510,7 @@
           <w:sz w:val="18"/>
           <w:szCs w:val="18"/>
         </w:rPr>
+        <w:lastRenderedPageBreak/>
         <w:t>Глобальная переменная</w:t>
       </w:r>
       <w:r>
@@ -17031,7 +17553,7 @@
       <w:pPr>
         <w:numPr>
           <w:ilvl w:val="0"/>
-          <w:numId w:val="18"/>
+          <w:numId w:val="12"/>
         </w:numPr>
         <w:spacing w:after="0"/>
         <w:rPr>
@@ -17063,7 +17585,7 @@
       <w:pPr>
         <w:numPr>
           <w:ilvl w:val="0"/>
-          <w:numId w:val="18"/>
+          <w:numId w:val="12"/>
         </w:numPr>
         <w:spacing w:after="0"/>
         <w:rPr>
@@ -17319,7 +17841,6 @@
           <w:sz w:val="18"/>
           <w:szCs w:val="18"/>
         </w:rPr>
-        <w:lastRenderedPageBreak/>
         <w:t>Жизнь:</w:t>
       </w:r>
       <w:r>
@@ -18050,6 +18571,7 @@
           <w:sz w:val="18"/>
           <w:szCs w:val="18"/>
         </w:rPr>
+        <w:lastRenderedPageBreak/>
         <w:t xml:space="preserve">Представь общую </w:t>
       </w:r>
       <w:r>
@@ -18077,7 +18599,7 @@
       <w:pPr>
         <w:numPr>
           <w:ilvl w:val="0"/>
-          <w:numId w:val="64"/>
+          <w:numId w:val="50"/>
         </w:numPr>
         <w:spacing w:after="0"/>
         <w:rPr>
@@ -18112,7 +18634,7 @@
       <w:pPr>
         <w:numPr>
           <w:ilvl w:val="0"/>
-          <w:numId w:val="64"/>
+          <w:numId w:val="50"/>
         </w:numPr>
         <w:spacing w:after="0"/>
         <w:rPr>
@@ -18209,7 +18731,7 @@
       <w:pPr>
         <w:numPr>
           <w:ilvl w:val="0"/>
-          <w:numId w:val="65"/>
+          <w:numId w:val="51"/>
         </w:numPr>
         <w:spacing w:after="0"/>
         <w:rPr>
@@ -18244,7 +18766,7 @@
       <w:pPr>
         <w:numPr>
           <w:ilvl w:val="0"/>
-          <w:numId w:val="65"/>
+          <w:numId w:val="51"/>
         </w:numPr>
         <w:spacing w:after="0"/>
         <w:rPr>
@@ -18279,7 +18801,7 @@
       <w:pPr>
         <w:numPr>
           <w:ilvl w:val="0"/>
-          <w:numId w:val="65"/>
+          <w:numId w:val="51"/>
         </w:numPr>
         <w:spacing w:after="0"/>
         <w:rPr>
@@ -18349,7 +18871,7 @@
       <w:pPr>
         <w:numPr>
           <w:ilvl w:val="0"/>
-          <w:numId w:val="66"/>
+          <w:numId w:val="52"/>
         </w:numPr>
         <w:spacing w:after="0"/>
         <w:rPr>
@@ -18384,7 +18906,7 @@
       <w:pPr>
         <w:numPr>
           <w:ilvl w:val="0"/>
-          <w:numId w:val="66"/>
+          <w:numId w:val="52"/>
         </w:numPr>
         <w:spacing w:after="0"/>
         <w:rPr>
@@ -18419,7 +18941,7 @@
       <w:pPr>
         <w:numPr>
           <w:ilvl w:val="0"/>
-          <w:numId w:val="66"/>
+          <w:numId w:val="52"/>
         </w:numPr>
         <w:spacing w:after="0"/>
         <w:rPr>
@@ -18454,7 +18976,7 @@
       <w:pPr>
         <w:numPr>
           <w:ilvl w:val="0"/>
-          <w:numId w:val="66"/>
+          <w:numId w:val="52"/>
         </w:numPr>
         <w:spacing w:after="0"/>
         <w:rPr>
@@ -18489,7 +19011,7 @@
       <w:pPr>
         <w:numPr>
           <w:ilvl w:val="0"/>
-          <w:numId w:val="66"/>
+          <w:numId w:val="52"/>
         </w:numPr>
         <w:spacing w:after="0"/>
         <w:rPr>
@@ -18524,7 +19046,7 @@
       <w:pPr>
         <w:numPr>
           <w:ilvl w:val="0"/>
-          <w:numId w:val="66"/>
+          <w:numId w:val="52"/>
         </w:numPr>
         <w:spacing w:after="0"/>
         <w:rPr>
@@ -18696,7 +19218,6 @@
           <w:sz w:val="18"/>
           <w:szCs w:val="18"/>
         </w:rPr>
-        <w:lastRenderedPageBreak/>
         <w:t>Логика такая:</w:t>
       </w:r>
       <w:r>
@@ -18714,7 +19235,7 @@
       <w:pPr>
         <w:numPr>
           <w:ilvl w:val="0"/>
-          <w:numId w:val="67"/>
+          <w:numId w:val="53"/>
         </w:numPr>
         <w:spacing w:after="0"/>
         <w:rPr>
@@ -18738,7 +19259,7 @@
       <w:pPr>
         <w:numPr>
           <w:ilvl w:val="0"/>
-          <w:numId w:val="67"/>
+          <w:numId w:val="53"/>
         </w:numPr>
         <w:spacing w:after="0"/>
         <w:rPr>
@@ -18762,7 +19283,7 @@
       <w:pPr>
         <w:numPr>
           <w:ilvl w:val="0"/>
-          <w:numId w:val="67"/>
+          <w:numId w:val="53"/>
         </w:numPr>
         <w:spacing w:after="0"/>
         <w:rPr>
@@ -18786,7 +19307,7 @@
       <w:pPr>
         <w:numPr>
           <w:ilvl w:val="0"/>
-          <w:numId w:val="67"/>
+          <w:numId w:val="53"/>
         </w:numPr>
         <w:spacing w:after="0"/>
         <w:rPr>
@@ -18922,7 +19443,7 @@
       <w:pPr>
         <w:numPr>
           <w:ilvl w:val="0"/>
-          <w:numId w:val="25"/>
+          <w:numId w:val="13"/>
         </w:numPr>
         <w:spacing w:after="0"/>
         <w:rPr>
@@ -18954,7 +19475,7 @@
       <w:pPr>
         <w:numPr>
           <w:ilvl w:val="0"/>
-          <w:numId w:val="25"/>
+          <w:numId w:val="13"/>
         </w:numPr>
         <w:spacing w:after="0"/>
         <w:rPr>
@@ -18986,7 +19507,7 @@
       <w:pPr>
         <w:numPr>
           <w:ilvl w:val="0"/>
-          <w:numId w:val="25"/>
+          <w:numId w:val="13"/>
         </w:numPr>
         <w:spacing w:after="0"/>
         <w:rPr>
@@ -19181,7 +19702,7 @@
       <w:pPr>
         <w:numPr>
           <w:ilvl w:val="0"/>
-          <w:numId w:val="69"/>
+          <w:numId w:val="54"/>
         </w:numPr>
         <w:spacing w:after="0"/>
         <w:rPr>
@@ -19216,7 +19737,7 @@
       <w:pPr>
         <w:numPr>
           <w:ilvl w:val="0"/>
-          <w:numId w:val="69"/>
+          <w:numId w:val="54"/>
         </w:numPr>
         <w:spacing w:after="0"/>
         <w:rPr>
@@ -19342,7 +19863,7 @@
       <w:pPr>
         <w:numPr>
           <w:ilvl w:val="0"/>
-          <w:numId w:val="70"/>
+          <w:numId w:val="55"/>
         </w:numPr>
         <w:spacing w:after="0"/>
         <w:rPr>
@@ -19397,7 +19918,7 @@
       <w:pPr>
         <w:numPr>
           <w:ilvl w:val="0"/>
-          <w:numId w:val="70"/>
+          <w:numId w:val="55"/>
         </w:numPr>
         <w:spacing w:after="0"/>
         <w:rPr>
@@ -19432,7 +19953,7 @@
       <w:pPr>
         <w:numPr>
           <w:ilvl w:val="0"/>
-          <w:numId w:val="70"/>
+          <w:numId w:val="55"/>
         </w:numPr>
         <w:spacing w:after="0"/>
         <w:rPr>
@@ -19509,7 +20030,7 @@
       <w:pPr>
         <w:numPr>
           <w:ilvl w:val="0"/>
-          <w:numId w:val="71"/>
+          <w:numId w:val="56"/>
         </w:numPr>
         <w:spacing w:after="0"/>
         <w:rPr>
@@ -19564,7 +20085,7 @@
       <w:pPr>
         <w:numPr>
           <w:ilvl w:val="0"/>
-          <w:numId w:val="71"/>
+          <w:numId w:val="56"/>
         </w:numPr>
         <w:spacing w:after="0"/>
         <w:rPr>
@@ -19710,7 +20231,7 @@
       <w:pPr>
         <w:numPr>
           <w:ilvl w:val="0"/>
-          <w:numId w:val="72"/>
+          <w:numId w:val="57"/>
         </w:numPr>
         <w:spacing w:after="0"/>
         <w:rPr>
@@ -19745,7 +20266,7 @@
       <w:pPr>
         <w:numPr>
           <w:ilvl w:val="0"/>
-          <w:numId w:val="72"/>
+          <w:numId w:val="57"/>
         </w:numPr>
         <w:spacing w:after="0"/>
         <w:rPr>
@@ -19831,7 +20352,7 @@
       <w:pPr>
         <w:numPr>
           <w:ilvl w:val="0"/>
-          <w:numId w:val="73"/>
+          <w:numId w:val="58"/>
         </w:numPr>
         <w:spacing w:after="0"/>
         <w:rPr>
@@ -19886,7 +20407,7 @@
       <w:pPr>
         <w:numPr>
           <w:ilvl w:val="0"/>
-          <w:numId w:val="73"/>
+          <w:numId w:val="58"/>
         </w:numPr>
         <w:spacing w:after="0"/>
         <w:rPr>
@@ -19980,7 +20501,7 @@
       <w:pPr>
         <w:numPr>
           <w:ilvl w:val="0"/>
-          <w:numId w:val="74"/>
+          <w:numId w:val="59"/>
         </w:numPr>
         <w:spacing w:after="0"/>
         <w:rPr>
@@ -20015,7 +20536,7 @@
       <w:pPr>
         <w:numPr>
           <w:ilvl w:val="0"/>
-          <w:numId w:val="74"/>
+          <w:numId w:val="59"/>
         </w:numPr>
         <w:spacing w:after="0"/>
         <w:rPr>
@@ -20050,7 +20571,7 @@
       <w:pPr>
         <w:numPr>
           <w:ilvl w:val="0"/>
-          <w:numId w:val="74"/>
+          <w:numId w:val="59"/>
         </w:numPr>
         <w:spacing w:after="0"/>
         <w:rPr>
@@ -20085,7 +20606,7 @@
       <w:pPr>
         <w:numPr>
           <w:ilvl w:val="0"/>
-          <w:numId w:val="74"/>
+          <w:numId w:val="59"/>
         </w:numPr>
         <w:spacing w:after="0"/>
         <w:rPr>
@@ -20260,7 +20781,7 @@
       <w:pPr>
         <w:numPr>
           <w:ilvl w:val="0"/>
-          <w:numId w:val="75"/>
+          <w:numId w:val="60"/>
         </w:numPr>
         <w:rPr>
           <w:rFonts w:ascii="Times New Roman" w:hAnsi="Times New Roman" w:cs="Times New Roman"/>
@@ -20301,7 +20822,7 @@
       <w:pPr>
         <w:numPr>
           <w:ilvl w:val="1"/>
-          <w:numId w:val="75"/>
+          <w:numId w:val="60"/>
         </w:numPr>
         <w:rPr>
           <w:rFonts w:ascii="Times New Roman" w:hAnsi="Times New Roman" w:cs="Times New Roman"/>
@@ -20321,7 +20842,6 @@
           <w:sz w:val="18"/>
           <w:szCs w:val="18"/>
         </w:rPr>
-        <w:lastRenderedPageBreak/>
         <w:t>Как это работает:</w:t>
       </w:r>
       <w:r>
@@ -20361,7 +20881,7 @@
       <w:pPr>
         <w:numPr>
           <w:ilvl w:val="1"/>
-          <w:numId w:val="75"/>
+          <w:numId w:val="60"/>
         </w:numPr>
         <w:rPr>
           <w:rFonts w:ascii="Times New Roman" w:hAnsi="Times New Roman" w:cs="Times New Roman"/>
@@ -20398,7 +20918,7 @@
       <w:pPr>
         <w:numPr>
           <w:ilvl w:val="1"/>
-          <w:numId w:val="75"/>
+          <w:numId w:val="60"/>
         </w:numPr>
         <w:rPr>
           <w:rFonts w:ascii="Times New Roman" w:hAnsi="Times New Roman" w:cs="Times New Roman"/>
@@ -20435,7 +20955,7 @@
       <w:pPr>
         <w:numPr>
           <w:ilvl w:val="0"/>
-          <w:numId w:val="75"/>
+          <w:numId w:val="60"/>
         </w:numPr>
         <w:rPr>
           <w:rFonts w:ascii="Times New Roman" w:hAnsi="Times New Roman" w:cs="Times New Roman"/>
@@ -20462,7 +20982,7 @@
       <w:pPr>
         <w:numPr>
           <w:ilvl w:val="1"/>
-          <w:numId w:val="75"/>
+          <w:numId w:val="60"/>
         </w:numPr>
         <w:rPr>
           <w:rFonts w:ascii="Times New Roman" w:hAnsi="Times New Roman" w:cs="Times New Roman"/>
@@ -20543,7 +21063,7 @@
       <w:pPr>
         <w:numPr>
           <w:ilvl w:val="1"/>
-          <w:numId w:val="75"/>
+          <w:numId w:val="60"/>
         </w:numPr>
         <w:rPr>
           <w:rFonts w:ascii="Times New Roman" w:hAnsi="Times New Roman" w:cs="Times New Roman"/>
@@ -20580,7 +21100,7 @@
       <w:pPr>
         <w:numPr>
           <w:ilvl w:val="1"/>
-          <w:numId w:val="75"/>
+          <w:numId w:val="60"/>
         </w:numPr>
         <w:rPr>
           <w:rFonts w:ascii="Times New Roman" w:hAnsi="Times New Roman" w:cs="Times New Roman"/>
@@ -20617,7 +21137,7 @@
       <w:pPr>
         <w:numPr>
           <w:ilvl w:val="0"/>
-          <w:numId w:val="75"/>
+          <w:numId w:val="60"/>
         </w:numPr>
         <w:rPr>
           <w:rFonts w:ascii="Times New Roman" w:hAnsi="Times New Roman" w:cs="Times New Roman"/>
@@ -20644,7 +21164,7 @@
       <w:pPr>
         <w:numPr>
           <w:ilvl w:val="1"/>
-          <w:numId w:val="75"/>
+          <w:numId w:val="60"/>
         </w:numPr>
         <w:rPr>
           <w:rFonts w:ascii="Times New Roman" w:hAnsi="Times New Roman" w:cs="Times New Roman"/>
@@ -20738,7 +21258,7 @@
       <w:pPr>
         <w:numPr>
           <w:ilvl w:val="0"/>
-          <w:numId w:val="76"/>
+          <w:numId w:val="61"/>
         </w:numPr>
         <w:rPr>
           <w:rFonts w:ascii="Times New Roman" w:hAnsi="Times New Roman" w:cs="Times New Roman"/>
@@ -20765,7 +21285,7 @@
       <w:pPr>
         <w:numPr>
           <w:ilvl w:val="1"/>
-          <w:numId w:val="76"/>
+          <w:numId w:val="61"/>
         </w:numPr>
         <w:rPr>
           <w:rFonts w:ascii="Times New Roman" w:hAnsi="Times New Roman" w:cs="Times New Roman"/>
@@ -20790,7 +21310,7 @@
       <w:pPr>
         <w:numPr>
           <w:ilvl w:val="1"/>
-          <w:numId w:val="76"/>
+          <w:numId w:val="61"/>
         </w:numPr>
         <w:rPr>
           <w:rFonts w:ascii="Times New Roman" w:hAnsi="Times New Roman" w:cs="Times New Roman"/>
@@ -20827,7 +21347,7 @@
       <w:pPr>
         <w:numPr>
           <w:ilvl w:val="0"/>
-          <w:numId w:val="76"/>
+          <w:numId w:val="61"/>
         </w:numPr>
         <w:rPr>
           <w:rFonts w:ascii="Times New Roman" w:hAnsi="Times New Roman" w:cs="Times New Roman"/>
@@ -20854,7 +21374,7 @@
       <w:pPr>
         <w:numPr>
           <w:ilvl w:val="1"/>
-          <w:numId w:val="76"/>
+          <w:numId w:val="61"/>
         </w:numPr>
         <w:rPr>
           <w:rFonts w:ascii="Times New Roman" w:hAnsi="Times New Roman" w:cs="Times New Roman"/>
@@ -20901,7 +21421,7 @@
       <w:pPr>
         <w:numPr>
           <w:ilvl w:val="1"/>
-          <w:numId w:val="76"/>
+          <w:numId w:val="61"/>
         </w:numPr>
         <w:rPr>
           <w:rFonts w:ascii="Times New Roman" w:hAnsi="Times New Roman" w:cs="Times New Roman"/>
@@ -21211,7 +21731,7 @@
       <w:pPr>
         <w:numPr>
           <w:ilvl w:val="0"/>
-          <w:numId w:val="83"/>
+          <w:numId w:val="66"/>
         </w:numPr>
         <w:rPr>
           <w:rFonts w:ascii="Times New Roman" w:hAnsi="Times New Roman" w:cs="Times New Roman"/>
@@ -21258,7 +21778,7 @@
       <w:pPr>
         <w:numPr>
           <w:ilvl w:val="0"/>
-          <w:numId w:val="83"/>
+          <w:numId w:val="66"/>
         </w:numPr>
         <w:rPr>
           <w:rFonts w:ascii="Times New Roman" w:hAnsi="Times New Roman" w:cs="Times New Roman"/>
@@ -21305,7 +21825,7 @@
       <w:pPr>
         <w:numPr>
           <w:ilvl w:val="0"/>
-          <w:numId w:val="83"/>
+          <w:numId w:val="66"/>
         </w:numPr>
         <w:rPr>
           <w:rFonts w:ascii="Times New Roman" w:hAnsi="Times New Roman" w:cs="Times New Roman"/>
@@ -21344,6 +21864,7 @@
           <w:sz w:val="18"/>
           <w:szCs w:val="18"/>
         </w:rPr>
+        <w:lastRenderedPageBreak/>
         <w:t>Переменные позволяют определять </w:t>
       </w:r>
       <w:r>
@@ -21572,7 +22093,6 @@
         <w:rPr>
           <w:noProof/>
         </w:rPr>
-        <w:lastRenderedPageBreak/>
         <w:drawing>
           <wp:inline distT="0" distB="0" distL="0" distR="0" wp14:anchorId="394DD217" wp14:editId="27AC2689">
             <wp:extent cx="1756349" cy="1384814"/>
@@ -21976,7 +22496,7 @@
               <w:pStyle w:val="a4"/>
               <w:numPr>
                 <w:ilvl w:val="0"/>
-                <w:numId w:val="85"/>
+                <w:numId w:val="67"/>
               </w:numPr>
               <w:rPr>
                 <w:rFonts w:ascii="Times New Roman" w:hAnsi="Times New Roman" w:cs="Times New Roman"/>
@@ -22004,7 +22524,7 @@
               <w:pStyle w:val="a4"/>
               <w:numPr>
                 <w:ilvl w:val="0"/>
-                <w:numId w:val="85"/>
+                <w:numId w:val="67"/>
               </w:numPr>
               <w:rPr>
                 <w:rFonts w:ascii="Times New Roman" w:hAnsi="Times New Roman" w:cs="Times New Roman"/>
@@ -22032,7 +22552,7 @@
               <w:pStyle w:val="a4"/>
               <w:numPr>
                 <w:ilvl w:val="0"/>
-                <w:numId w:val="85"/>
+                <w:numId w:val="67"/>
               </w:numPr>
               <w:rPr>
                 <w:rFonts w:ascii="Times New Roman" w:hAnsi="Times New Roman" w:cs="Times New Roman"/>
@@ -22060,7 +22580,7 @@
               <w:pStyle w:val="a4"/>
               <w:numPr>
                 <w:ilvl w:val="0"/>
-                <w:numId w:val="85"/>
+                <w:numId w:val="67"/>
               </w:numPr>
               <w:rPr>
                 <w:rFonts w:ascii="Times New Roman" w:hAnsi="Times New Roman" w:cs="Times New Roman"/>
@@ -22088,7 +22608,7 @@
               <w:pStyle w:val="a4"/>
               <w:numPr>
                 <w:ilvl w:val="0"/>
-                <w:numId w:val="85"/>
+                <w:numId w:val="67"/>
               </w:numPr>
               <w:rPr>
                 <w:rFonts w:ascii="Times New Roman" w:hAnsi="Times New Roman" w:cs="Times New Roman"/>
@@ -22280,7 +22800,7 @@
               <w:pStyle w:val="a4"/>
               <w:numPr>
                 <w:ilvl w:val="0"/>
-                <w:numId w:val="85"/>
+                <w:numId w:val="67"/>
               </w:numPr>
               <w:rPr>
                 <w:rFonts w:ascii="Times New Roman" w:hAnsi="Times New Roman" w:cs="Times New Roman"/>
@@ -22308,7 +22828,7 @@
               <w:pStyle w:val="a4"/>
               <w:numPr>
                 <w:ilvl w:val="0"/>
-                <w:numId w:val="85"/>
+                <w:numId w:val="67"/>
               </w:numPr>
               <w:rPr>
                 <w:rFonts w:ascii="Times New Roman" w:hAnsi="Times New Roman" w:cs="Times New Roman"/>
@@ -22336,7 +22856,7 @@
               <w:pStyle w:val="a4"/>
               <w:numPr>
                 <w:ilvl w:val="0"/>
-                <w:numId w:val="85"/>
+                <w:numId w:val="67"/>
               </w:numPr>
               <w:rPr>
                 <w:rFonts w:ascii="Times New Roman" w:hAnsi="Times New Roman" w:cs="Times New Roman"/>
@@ -23057,6 +23577,7 @@
           <w:sz w:val="18"/>
           <w:szCs w:val="18"/>
         </w:rPr>
+        <w:lastRenderedPageBreak/>
         <w:t>Условный оператор в Python называется if. При его написании необходимо добавить в конце строки выражение сравнения, заканчивающееся двоеточием.</w:t>
       </w:r>
     </w:p>
@@ -23157,7 +23678,6 @@
         <w:rPr>
           <w:noProof/>
         </w:rPr>
-        <w:lastRenderedPageBreak/>
         <w:drawing>
           <wp:inline distT="0" distB="0" distL="0" distR="0" wp14:anchorId="23C96783" wp14:editId="1CB73CA0">
             <wp:extent cx="2218099" cy="1239526"/>
@@ -24599,6 +25119,7 @@
                 <w:sz w:val="18"/>
                 <w:szCs w:val="18"/>
               </w:rPr>
+              <w:lastRenderedPageBreak/>
               <w:t>False</w:t>
             </w:r>
           </w:p>
@@ -25898,6 +26419,7 @@
         <w:rPr>
           <w:noProof/>
         </w:rPr>
+        <w:lastRenderedPageBreak/>
         <w:drawing>
           <wp:inline distT="0" distB="0" distL="0" distR="0" wp14:anchorId="37D52674" wp14:editId="153D9642">
             <wp:extent cx="3307743" cy="2349374"/>
@@ -25991,7 +26513,6 @@
           <w:sz w:val="18"/>
           <w:szCs w:val="18"/>
         </w:rPr>
-        <w:lastRenderedPageBreak/>
         <w:t>Для этого Python предлагает нам оператор, </w:t>
       </w:r>
       <w:r>
@@ -26705,6 +27226,7 @@
           <w:sz w:val="18"/>
           <w:szCs w:val="18"/>
         </w:rPr>
+        <w:lastRenderedPageBreak/>
         <w:t xml:space="preserve">В Python существует несколько встроенных структур, таких как </w:t>
       </w:r>
       <w:r>
@@ -26793,7 +27315,7 @@
         <w:pStyle w:val="a4"/>
         <w:numPr>
           <w:ilvl w:val="0"/>
-          <w:numId w:val="92"/>
+          <w:numId w:val="69"/>
         </w:numPr>
         <w:rPr>
           <w:rFonts w:ascii="Times New Roman" w:hAnsi="Times New Roman" w:cs="Times New Roman"/>
@@ -26950,7 +27472,7 @@
         <w:pStyle w:val="a4"/>
         <w:numPr>
           <w:ilvl w:val="0"/>
-          <w:numId w:val="91"/>
+          <w:numId w:val="68"/>
         </w:numPr>
         <w:rPr>
           <w:rFonts w:ascii="Times New Roman" w:hAnsi="Times New Roman" w:cs="Times New Roman"/>
@@ -26996,7 +27518,7 @@
         <w:pStyle w:val="a4"/>
         <w:numPr>
           <w:ilvl w:val="0"/>
-          <w:numId w:val="91"/>
+          <w:numId w:val="68"/>
         </w:numPr>
         <w:rPr>
           <w:rFonts w:ascii="Times New Roman" w:hAnsi="Times New Roman" w:cs="Times New Roman"/>
@@ -27042,7 +27564,7 @@
         <w:pStyle w:val="a4"/>
         <w:numPr>
           <w:ilvl w:val="0"/>
-          <w:numId w:val="91"/>
+          <w:numId w:val="68"/>
         </w:numPr>
         <w:rPr>
           <w:rFonts w:ascii="Times New Roman" w:hAnsi="Times New Roman" w:cs="Times New Roman"/>
@@ -27099,7 +27621,7 @@
         <w:pStyle w:val="a4"/>
         <w:numPr>
           <w:ilvl w:val="0"/>
-          <w:numId w:val="91"/>
+          <w:numId w:val="68"/>
         </w:numPr>
         <w:rPr>
           <w:rFonts w:ascii="Times New Roman" w:hAnsi="Times New Roman" w:cs="Times New Roman"/>
@@ -27168,7 +27690,7 @@
         <w:pStyle w:val="a4"/>
         <w:numPr>
           <w:ilvl w:val="0"/>
-          <w:numId w:val="91"/>
+          <w:numId w:val="68"/>
         </w:numPr>
         <w:rPr>
           <w:rFonts w:ascii="Times New Roman" w:hAnsi="Times New Roman" w:cs="Times New Roman"/>
@@ -27227,7 +27749,7 @@
         <w:pStyle w:val="a4"/>
         <w:numPr>
           <w:ilvl w:val="0"/>
-          <w:numId w:val="91"/>
+          <w:numId w:val="68"/>
         </w:numPr>
         <w:rPr>
           <w:rFonts w:ascii="Times New Roman" w:hAnsi="Times New Roman" w:cs="Times New Roman"/>
@@ -27274,7 +27796,7 @@
         <w:pStyle w:val="a4"/>
         <w:numPr>
           <w:ilvl w:val="0"/>
-          <w:numId w:val="91"/>
+          <w:numId w:val="68"/>
         </w:numPr>
         <w:rPr>
           <w:rFonts w:ascii="Times New Roman" w:hAnsi="Times New Roman" w:cs="Times New Roman"/>
@@ -27344,7 +27866,7 @@
         <w:pStyle w:val="a4"/>
         <w:numPr>
           <w:ilvl w:val="0"/>
-          <w:numId w:val="91"/>
+          <w:numId w:val="68"/>
         </w:numPr>
         <w:rPr>
           <w:rFonts w:ascii="Times New Roman" w:hAnsi="Times New Roman" w:cs="Times New Roman"/>
@@ -27476,7 +27998,7 @@
         <w:pStyle w:val="a4"/>
         <w:numPr>
           <w:ilvl w:val="0"/>
-          <w:numId w:val="91"/>
+          <w:numId w:val="68"/>
         </w:numPr>
         <w:rPr>
           <w:rFonts w:ascii="Times New Roman" w:hAnsi="Times New Roman" w:cs="Times New Roman"/>
@@ -27545,7 +28067,7 @@
         <w:pStyle w:val="a4"/>
         <w:numPr>
           <w:ilvl w:val="0"/>
-          <w:numId w:val="91"/>
+          <w:numId w:val="68"/>
         </w:numPr>
         <w:rPr>
           <w:rFonts w:ascii="Times New Roman" w:hAnsi="Times New Roman" w:cs="Times New Roman"/>
@@ -27614,7 +28136,7 @@
         <w:pStyle w:val="a4"/>
         <w:numPr>
           <w:ilvl w:val="0"/>
-          <w:numId w:val="91"/>
+          <w:numId w:val="68"/>
         </w:numPr>
         <w:rPr>
           <w:rFonts w:ascii="Times New Roman" w:hAnsi="Times New Roman" w:cs="Times New Roman"/>
@@ -27671,7 +28193,7 @@
         <w:pStyle w:val="a4"/>
         <w:numPr>
           <w:ilvl w:val="0"/>
-          <w:numId w:val="91"/>
+          <w:numId w:val="68"/>
         </w:numPr>
         <w:rPr>
           <w:rFonts w:ascii="Times New Roman" w:hAnsi="Times New Roman" w:cs="Times New Roman"/>
@@ -27689,7 +28211,6 @@
           <w:sz w:val="18"/>
           <w:szCs w:val="18"/>
         </w:rPr>
-        <w:lastRenderedPageBreak/>
         <w:t>математические функции списков (</w:t>
       </w:r>
       <w:r>
@@ -27771,7 +28292,7 @@
         <w:pStyle w:val="a4"/>
         <w:numPr>
           <w:ilvl w:val="0"/>
-          <w:numId w:val="91"/>
+          <w:numId w:val="68"/>
         </w:numPr>
         <w:rPr>
           <w:rFonts w:ascii="Times New Roman" w:hAnsi="Times New Roman" w:cs="Times New Roman"/>
@@ -28436,6 +28957,7 @@
         <w:rPr>
           <w:noProof/>
         </w:rPr>
+        <w:lastRenderedPageBreak/>
         <w:drawing>
           <wp:inline distT="0" distB="0" distL="0" distR="0" wp14:anchorId="4346E656" wp14:editId="318D6D53">
             <wp:extent cx="4644482" cy="3585584"/>
@@ -28530,7 +29052,6 @@
           <w:rFonts w:ascii="Times New Roman" w:hAnsi="Times New Roman" w:cs="Times New Roman"/>
           <w:sz w:val="18"/>
           <w:szCs w:val="18"/>
-          <w:lang w:val="en-US"/>
         </w:rPr>
       </w:pPr>
       <w:r>
@@ -28635,7 +29156,6 @@
           <w:sz w:val="18"/>
           <w:szCs w:val="18"/>
         </w:rPr>
-        <w:lastRenderedPageBreak/>
         <w:t>Операции с кортежами</w:t>
       </w:r>
     </w:p>
@@ -28695,24 +29215,14 @@
           <w:sz w:val="18"/>
           <w:szCs w:val="18"/>
         </w:rPr>
-        <w:t>«на месте</w:t>
-      </w:r>
-      <w:r>
-        <w:rPr>
-          <w:rFonts w:ascii="Times New Roman" w:hAnsi="Times New Roman" w:cs="Times New Roman"/>
-          <w:b/>
-          <w:bCs/>
-          <w:sz w:val="18"/>
-          <w:szCs w:val="18"/>
-        </w:rPr>
-        <w:t>»:</w:t>
+        <w:t>«на месте»:</w:t>
       </w:r>
     </w:p>
     <w:p>
       <w:pPr>
         <w:numPr>
           <w:ilvl w:val="0"/>
-          <w:numId w:val="93"/>
+          <w:numId w:val="70"/>
         </w:numPr>
         <w:tabs>
           <w:tab w:val="left" w:pos="3579"/>
@@ -28737,7 +29247,7 @@
       <w:pPr>
         <w:numPr>
           <w:ilvl w:val="0"/>
-          <w:numId w:val="93"/>
+          <w:numId w:val="70"/>
         </w:numPr>
         <w:tabs>
           <w:tab w:val="left" w:pos="3579"/>
@@ -28762,7 +29272,7 @@
       <w:pPr>
         <w:numPr>
           <w:ilvl w:val="0"/>
-          <w:numId w:val="93"/>
+          <w:numId w:val="70"/>
         </w:numPr>
         <w:tabs>
           <w:tab w:val="left" w:pos="3579"/>
@@ -28787,7 +29297,7 @@
       <w:pPr>
         <w:numPr>
           <w:ilvl w:val="0"/>
-          <w:numId w:val="93"/>
+          <w:numId w:val="70"/>
         </w:numPr>
         <w:tabs>
           <w:tab w:val="left" w:pos="3579"/>
@@ -28812,7 +29322,7 @@
       <w:pPr>
         <w:numPr>
           <w:ilvl w:val="0"/>
-          <w:numId w:val="93"/>
+          <w:numId w:val="70"/>
         </w:numPr>
         <w:tabs>
           <w:tab w:val="left" w:pos="3579"/>
@@ -28837,7 +29347,7 @@
       <w:pPr>
         <w:numPr>
           <w:ilvl w:val="0"/>
-          <w:numId w:val="93"/>
+          <w:numId w:val="70"/>
         </w:numPr>
         <w:tabs>
           <w:tab w:val="left" w:pos="3579"/>
@@ -28899,7 +29409,7 @@
       <w:pPr>
         <w:numPr>
           <w:ilvl w:val="0"/>
-          <w:numId w:val="94"/>
+          <w:numId w:val="71"/>
         </w:numPr>
         <w:tabs>
           <w:tab w:val="left" w:pos="3579"/>
@@ -28923,7 +29433,7 @@
       <w:pPr>
         <w:numPr>
           <w:ilvl w:val="0"/>
-          <w:numId w:val="94"/>
+          <w:numId w:val="71"/>
         </w:numPr>
         <w:tabs>
           <w:tab w:val="left" w:pos="3579"/>
@@ -29130,13 +29640,1034 @@
         </w:tabs>
         <w:rPr>
           <w:rFonts w:ascii="Times New Roman" w:hAnsi="Times New Roman" w:cs="Times New Roman"/>
-          <w:b/>
-          <w:bCs/>
-          <w:sz w:val="18"/>
-          <w:szCs w:val="18"/>
-        </w:rPr>
-      </w:pPr>
-    </w:p>
+          <w:sz w:val="18"/>
+          <w:szCs w:val="18"/>
+        </w:rPr>
+      </w:pPr>
+    </w:p>
+    <w:p>
+      <w:pPr>
+        <w:spacing w:after="0"/>
+        <w:jc w:val="center"/>
+        <w:rPr>
+          <w:rFonts w:ascii="Times New Roman" w:hAnsi="Times New Roman" w:cs="Times New Roman"/>
+          <w:b/>
+          <w:bCs/>
+        </w:rPr>
+      </w:pPr>
+    </w:p>
+    <w:p>
+      <w:pPr>
+        <w:spacing w:after="0"/>
+        <w:jc w:val="center"/>
+        <w:rPr>
+          <w:rFonts w:ascii="Times New Roman" w:hAnsi="Times New Roman" w:cs="Times New Roman"/>
+          <w:b/>
+          <w:bCs/>
+        </w:rPr>
+      </w:pPr>
+    </w:p>
+    <w:p>
+      <w:pPr>
+        <w:spacing w:after="0"/>
+        <w:jc w:val="center"/>
+        <w:rPr>
+          <w:rFonts w:ascii="Times New Roman" w:hAnsi="Times New Roman" w:cs="Times New Roman"/>
+          <w:b/>
+          <w:bCs/>
+        </w:rPr>
+      </w:pPr>
+    </w:p>
+    <w:p>
+      <w:pPr>
+        <w:spacing w:after="0"/>
+        <w:jc w:val="center"/>
+        <w:rPr>
+          <w:rFonts w:ascii="Times New Roman" w:hAnsi="Times New Roman" w:cs="Times New Roman"/>
+          <w:b/>
+          <w:bCs/>
+        </w:rPr>
+      </w:pPr>
+    </w:p>
+    <w:p>
+      <w:pPr>
+        <w:spacing w:after="0"/>
+        <w:jc w:val="center"/>
+        <w:rPr>
+          <w:rFonts w:ascii="Times New Roman" w:hAnsi="Times New Roman" w:cs="Times New Roman"/>
+          <w:b/>
+          <w:bCs/>
+        </w:rPr>
+      </w:pPr>
+    </w:p>
+    <w:p>
+      <w:pPr>
+        <w:spacing w:after="0"/>
+        <w:jc w:val="center"/>
+        <w:rPr>
+          <w:rFonts w:ascii="Times New Roman" w:hAnsi="Times New Roman" w:cs="Times New Roman"/>
+          <w:b/>
+          <w:bCs/>
+        </w:rPr>
+      </w:pPr>
+    </w:p>
+    <w:p>
+      <w:pPr>
+        <w:spacing w:after="0"/>
+        <w:jc w:val="center"/>
+        <w:rPr>
+          <w:rFonts w:ascii="Times New Roman" w:hAnsi="Times New Roman" w:cs="Times New Roman"/>
+          <w:b/>
+          <w:bCs/>
+        </w:rPr>
+      </w:pPr>
+    </w:p>
+    <w:p>
+      <w:pPr>
+        <w:spacing w:after="0"/>
+        <w:jc w:val="center"/>
+        <w:rPr>
+          <w:rFonts w:ascii="Times New Roman" w:hAnsi="Times New Roman" w:cs="Times New Roman"/>
+          <w:b/>
+          <w:bCs/>
+        </w:rPr>
+      </w:pPr>
+      <w:r>
+        <w:rPr>
+          <w:rFonts w:ascii="Times New Roman" w:hAnsi="Times New Roman" w:cs="Times New Roman"/>
+          <w:b/>
+          <w:bCs/>
+        </w:rPr>
+        <w:t>Практика</w:t>
+      </w:r>
+    </w:p>
+    <w:p>
+      <w:pPr>
+        <w:jc w:val="center"/>
+        <w:rPr>
+          <w:rFonts w:ascii="Times New Roman" w:hAnsi="Times New Roman" w:cs="Times New Roman"/>
+          <w:b/>
+          <w:bCs/>
+          <w:color w:val="0070C0"/>
+          <w:sz w:val="20"/>
+          <w:szCs w:val="20"/>
+        </w:rPr>
+      </w:pPr>
+      <w:bookmarkStart w:id="12" w:name="_1_-_Числовые"/>
+      <w:bookmarkEnd w:id="12"/>
+      <w:r>
+        <w:rPr>
+          <w:rFonts w:ascii="Times New Roman" w:hAnsi="Times New Roman" w:cs="Times New Roman"/>
+          <w:b/>
+          <w:bCs/>
+          <w:color w:val="0070C0"/>
+          <w:sz w:val="20"/>
+          <w:szCs w:val="20"/>
+        </w:rPr>
+        <w:t>1 - Числовые типы (int, float)</w:t>
+      </w:r>
+    </w:p>
+    <w:p>
+      <w:pPr>
+        <w:spacing w:after="0"/>
+        <w:rPr>
+          <w:rFonts w:ascii="Times New Roman" w:hAnsi="Times New Roman" w:cs="Times New Roman"/>
+          <w:b/>
+          <w:bCs/>
+          <w:color w:val="595959" w:themeColor="text1" w:themeTint="A6"/>
+          <w:sz w:val="18"/>
+          <w:szCs w:val="18"/>
+        </w:rPr>
+      </w:pPr>
+      <w:r>
+        <w:rPr>
+          <w:rFonts w:ascii="Times New Roman" w:hAnsi="Times New Roman" w:cs="Times New Roman"/>
+          <w:b/>
+          <w:bCs/>
+          <w:color w:val="595959" w:themeColor="text1" w:themeTint="A6"/>
+          <w:sz w:val="18"/>
+          <w:szCs w:val="18"/>
+        </w:rPr>
+        <w:t xml:space="preserve">Конвертер температур: </w:t>
+      </w:r>
+      <w:r>
+        <w:rPr>
+          <w:rFonts w:ascii="Times New Roman" w:hAnsi="Times New Roman" w:cs="Times New Roman"/>
+          <w:color w:val="595959" w:themeColor="text1" w:themeTint="A6"/>
+          <w:sz w:val="18"/>
+          <w:szCs w:val="18"/>
+        </w:rPr>
+        <w:t>Напишите программу, которая принимает от пользователя число (градусы Цельсия) и переводит его в Фаренгейты.</w:t>
+      </w:r>
+    </w:p>
+    <w:p>
+      <w:pPr>
+        <w:spacing w:after="0"/>
+        <w:rPr>
+          <w:rFonts w:ascii="Times New Roman" w:hAnsi="Times New Roman" w:cs="Times New Roman"/>
+          <w:color w:val="595959" w:themeColor="text1" w:themeTint="A6"/>
+          <w:sz w:val="18"/>
+          <w:szCs w:val="18"/>
+        </w:rPr>
+      </w:pPr>
+    </w:p>
+    <w:p>
+      <w:pPr>
+        <w:spacing w:after="0"/>
+        <w:rPr>
+          <w:rFonts w:ascii="Times New Roman" w:hAnsi="Times New Roman" w:cs="Times New Roman"/>
+          <w:color w:val="595959" w:themeColor="text1" w:themeTint="A6"/>
+          <w:sz w:val="18"/>
+          <w:szCs w:val="18"/>
+        </w:rPr>
+      </w:pPr>
+      <w:r>
+        <w:rPr>
+          <w:rFonts w:ascii="Times New Roman" w:hAnsi="Times New Roman" w:cs="Times New Roman"/>
+          <w:b/>
+          <w:bCs/>
+          <w:color w:val="595959" w:themeColor="text1" w:themeTint="A6"/>
+          <w:sz w:val="18"/>
+          <w:szCs w:val="18"/>
+        </w:rPr>
+        <w:t xml:space="preserve">Расчет бюджета: </w:t>
+      </w:r>
+      <w:r>
+        <w:rPr>
+          <w:rFonts w:ascii="Times New Roman" w:hAnsi="Times New Roman" w:cs="Times New Roman"/>
+          <w:color w:val="595959" w:themeColor="text1" w:themeTint="A6"/>
+          <w:sz w:val="18"/>
+          <w:szCs w:val="18"/>
+        </w:rPr>
+        <w:t>Создайте переменные для доходов и расходов. Посчитайте остаток, используя типы float.</w:t>
+      </w:r>
+    </w:p>
+    <w:p>
+      <w:pPr>
+        <w:spacing w:after="0"/>
+        <w:rPr>
+          <w:rFonts w:ascii="Times New Roman" w:hAnsi="Times New Roman" w:cs="Times New Roman"/>
+          <w:b/>
+          <w:bCs/>
+          <w:color w:val="595959" w:themeColor="text1" w:themeTint="A6"/>
+          <w:sz w:val="18"/>
+          <w:szCs w:val="18"/>
+        </w:rPr>
+      </w:pPr>
+    </w:p>
+    <w:p>
+      <w:pPr>
+        <w:spacing w:after="0"/>
+        <w:rPr>
+          <w:rFonts w:ascii="Times New Roman" w:hAnsi="Times New Roman" w:cs="Times New Roman"/>
+          <w:color w:val="595959" w:themeColor="text1" w:themeTint="A6"/>
+          <w:sz w:val="18"/>
+          <w:szCs w:val="18"/>
+        </w:rPr>
+      </w:pPr>
+      <w:r>
+        <w:rPr>
+          <w:rFonts w:ascii="Times New Roman" w:hAnsi="Times New Roman" w:cs="Times New Roman"/>
+          <w:b/>
+          <w:bCs/>
+          <w:color w:val="595959" w:themeColor="text1" w:themeTint="A6"/>
+          <w:sz w:val="18"/>
+          <w:szCs w:val="18"/>
+        </w:rPr>
+        <w:t>Операции</w:t>
+      </w:r>
+      <w:r>
+        <w:rPr>
+          <w:rFonts w:ascii="Times New Roman" w:hAnsi="Times New Roman" w:cs="Times New Roman"/>
+          <w:color w:val="595959" w:themeColor="text1" w:themeTint="A6"/>
+          <w:sz w:val="18"/>
+          <w:szCs w:val="18"/>
+        </w:rPr>
+        <w:t>: Попросите</w:t>
+      </w:r>
+      <w:r>
+        <w:rPr>
+          <w:rFonts w:ascii="Times New Roman" w:hAnsi="Times New Roman" w:cs="Times New Roman"/>
+          <w:color w:val="595959" w:themeColor="text1" w:themeTint="A6"/>
+          <w:sz w:val="18"/>
+          <w:szCs w:val="18"/>
+        </w:rPr>
+        <w:t xml:space="preserve"> пользователя ввести два числа</w:t>
+      </w:r>
+      <w:r>
+        <w:rPr>
+          <w:rFonts w:ascii="Times New Roman" w:hAnsi="Times New Roman" w:cs="Times New Roman"/>
+          <w:color w:val="595959" w:themeColor="text1" w:themeTint="A6"/>
+          <w:sz w:val="18"/>
+          <w:szCs w:val="18"/>
+        </w:rPr>
+        <w:t xml:space="preserve"> и</w:t>
+      </w:r>
+      <w:r>
+        <w:rPr>
+          <w:rFonts w:ascii="Times New Roman" w:hAnsi="Times New Roman" w:cs="Times New Roman"/>
+          <w:color w:val="595959" w:themeColor="text1" w:themeTint="A6"/>
+          <w:sz w:val="18"/>
+          <w:szCs w:val="18"/>
+        </w:rPr>
+        <w:t xml:space="preserve"> </w:t>
+      </w:r>
+      <w:r>
+        <w:rPr>
+          <w:rFonts w:ascii="Times New Roman" w:hAnsi="Times New Roman" w:cs="Times New Roman"/>
+          <w:color w:val="595959" w:themeColor="text1" w:themeTint="A6"/>
+          <w:sz w:val="18"/>
+          <w:szCs w:val="18"/>
+        </w:rPr>
+        <w:t>в</w:t>
+      </w:r>
+      <w:r>
+        <w:rPr>
+          <w:rFonts w:ascii="Times New Roman" w:hAnsi="Times New Roman" w:cs="Times New Roman"/>
+          <w:color w:val="595959" w:themeColor="text1" w:themeTint="A6"/>
+          <w:sz w:val="18"/>
+          <w:szCs w:val="18"/>
+        </w:rPr>
+        <w:t>ыведите их сумму, разность, произведение, частное, результат целочисленного деления и остаток от деления.</w:t>
+      </w:r>
+    </w:p>
+    <w:p/>
+    <w:p>
+      <w:pPr>
+        <w:jc w:val="center"/>
+        <w:rPr>
+          <w:rFonts w:ascii="Times New Roman" w:hAnsi="Times New Roman" w:cs="Times New Roman"/>
+          <w:b/>
+          <w:bCs/>
+          <w:color w:val="70AD47" w:themeColor="accent6"/>
+          <w:sz w:val="20"/>
+          <w:szCs w:val="20"/>
+        </w:rPr>
+      </w:pPr>
+      <w:bookmarkStart w:id="13" w:name="_2_-_Строки"/>
+      <w:bookmarkEnd w:id="13"/>
+      <w:r>
+        <w:rPr>
+          <w:rFonts w:ascii="Times New Roman" w:hAnsi="Times New Roman" w:cs="Times New Roman"/>
+          <w:b/>
+          <w:bCs/>
+          <w:color w:val="70AD47" w:themeColor="accent6"/>
+          <w:sz w:val="20"/>
+          <w:szCs w:val="20"/>
+        </w:rPr>
+        <w:t>2</w:t>
+      </w:r>
+      <w:r>
+        <w:rPr>
+          <w:rFonts w:ascii="Times New Roman" w:hAnsi="Times New Roman" w:cs="Times New Roman"/>
+          <w:b/>
+          <w:bCs/>
+          <w:color w:val="70AD47" w:themeColor="accent6"/>
+          <w:sz w:val="20"/>
+          <w:szCs w:val="20"/>
+          <w:lang w:val="en-US"/>
+        </w:rPr>
+        <w:t xml:space="preserve"> - </w:t>
+      </w:r>
+      <w:r>
+        <w:rPr>
+          <w:rFonts w:ascii="Times New Roman" w:hAnsi="Times New Roman" w:cs="Times New Roman"/>
+          <w:b/>
+          <w:bCs/>
+          <w:color w:val="70AD47" w:themeColor="accent6"/>
+          <w:sz w:val="20"/>
+          <w:szCs w:val="20"/>
+        </w:rPr>
+        <w:t>Строки (</w:t>
+      </w:r>
+      <w:r>
+        <w:rPr>
+          <w:rFonts w:ascii="Times New Roman" w:hAnsi="Times New Roman" w:cs="Times New Roman"/>
+          <w:b/>
+          <w:bCs/>
+          <w:color w:val="70AD47" w:themeColor="accent6"/>
+          <w:sz w:val="20"/>
+          <w:szCs w:val="20"/>
+          <w:lang w:val="en-US"/>
+        </w:rPr>
+        <w:t>str</w:t>
+      </w:r>
+      <w:r>
+        <w:rPr>
+          <w:rFonts w:ascii="Times New Roman" w:hAnsi="Times New Roman" w:cs="Times New Roman"/>
+          <w:b/>
+          <w:bCs/>
+          <w:color w:val="70AD47" w:themeColor="accent6"/>
+          <w:sz w:val="20"/>
+          <w:szCs w:val="20"/>
+        </w:rPr>
+        <w:t>)</w:t>
+      </w:r>
+    </w:p>
+    <w:p>
+      <w:pPr>
+        <w:rPr>
+          <w:rFonts w:ascii="Times New Roman" w:hAnsi="Times New Roman" w:cs="Times New Roman"/>
+          <w:color w:val="595959" w:themeColor="text1" w:themeTint="A6"/>
+          <w:sz w:val="18"/>
+          <w:szCs w:val="18"/>
+        </w:rPr>
+      </w:pPr>
+      <w:r>
+        <w:rPr>
+          <w:rFonts w:ascii="Times New Roman" w:hAnsi="Times New Roman" w:cs="Times New Roman"/>
+          <w:b/>
+          <w:bCs/>
+          <w:color w:val="595959" w:themeColor="text1" w:themeTint="A6"/>
+          <w:sz w:val="18"/>
+          <w:szCs w:val="18"/>
+        </w:rPr>
+        <w:t>Анализатор имени:</w:t>
+      </w:r>
+      <w:r>
+        <w:rPr>
+          <w:rFonts w:ascii="Times New Roman" w:hAnsi="Times New Roman" w:cs="Times New Roman"/>
+          <w:color w:val="595959" w:themeColor="text1" w:themeTint="A6"/>
+          <w:sz w:val="18"/>
+          <w:szCs w:val="18"/>
+        </w:rPr>
+        <w:t xml:space="preserve"> Пользователь вводит имя и фамилию. Выведите их в обратном порядке, сделайте все буквы заглавными и посчитайте общую длину строки.</w:t>
+      </w:r>
+      <w:r>
+        <w:rPr>
+          <w:rFonts w:ascii="Times New Roman" w:hAnsi="Times New Roman" w:cs="Times New Roman"/>
+          <w:color w:val="595959" w:themeColor="text1" w:themeTint="A6"/>
+          <w:sz w:val="18"/>
+          <w:szCs w:val="18"/>
+        </w:rPr>
+        <w:br/>
+      </w:r>
+      <w:r>
+        <w:rPr>
+          <w:rFonts w:ascii="Times New Roman" w:hAnsi="Times New Roman" w:cs="Times New Roman"/>
+          <w:color w:val="595959" w:themeColor="text1" w:themeTint="A6"/>
+          <w:sz w:val="18"/>
+          <w:szCs w:val="18"/>
+        </w:rPr>
+        <w:br/>
+      </w:r>
+      <w:r>
+        <w:rPr>
+          <w:rFonts w:ascii="Times New Roman" w:hAnsi="Times New Roman" w:cs="Times New Roman"/>
+          <w:b/>
+          <w:bCs/>
+          <w:color w:val="595959" w:themeColor="text1" w:themeTint="A6"/>
+          <w:sz w:val="18"/>
+          <w:szCs w:val="18"/>
+        </w:rPr>
+        <w:t>Палиндром:</w:t>
+      </w:r>
+      <w:r>
+        <w:rPr>
+          <w:rFonts w:ascii="Times New Roman" w:hAnsi="Times New Roman" w:cs="Times New Roman"/>
+          <w:color w:val="595959" w:themeColor="text1" w:themeTint="A6"/>
+          <w:sz w:val="18"/>
+          <w:szCs w:val="18"/>
+        </w:rPr>
+        <w:t xml:space="preserve"> Напишите функцию, которая проверяет, является ли введенная строка палиндромом (читается одинаково в обоих направлениях).</w:t>
+      </w:r>
+      <w:r>
+        <w:rPr>
+          <w:rFonts w:ascii="Times New Roman" w:hAnsi="Times New Roman" w:cs="Times New Roman"/>
+          <w:color w:val="595959" w:themeColor="text1" w:themeTint="A6"/>
+          <w:sz w:val="18"/>
+          <w:szCs w:val="18"/>
+        </w:rPr>
+        <w:br/>
+      </w:r>
+      <w:r>
+        <w:rPr>
+          <w:rFonts w:ascii="Times New Roman" w:hAnsi="Times New Roman" w:cs="Times New Roman"/>
+          <w:color w:val="595959" w:themeColor="text1" w:themeTint="A6"/>
+          <w:sz w:val="18"/>
+          <w:szCs w:val="18"/>
+        </w:rPr>
+        <w:br/>
+      </w:r>
+      <w:r>
+        <w:rPr>
+          <w:rFonts w:ascii="Times New Roman" w:hAnsi="Times New Roman" w:cs="Times New Roman"/>
+          <w:b/>
+          <w:bCs/>
+          <w:color w:val="595959" w:themeColor="text1" w:themeTint="A6"/>
+          <w:sz w:val="18"/>
+          <w:szCs w:val="18"/>
+        </w:rPr>
+        <w:t>Срезы:</w:t>
+      </w:r>
+      <w:r>
+        <w:rPr>
+          <w:rFonts w:ascii="Times New Roman" w:hAnsi="Times New Roman" w:cs="Times New Roman"/>
+          <w:color w:val="595959" w:themeColor="text1" w:themeTint="A6"/>
+          <w:sz w:val="18"/>
+          <w:szCs w:val="18"/>
+        </w:rPr>
+        <w:t xml:space="preserve"> Из строки </w:t>
+      </w:r>
+      <w:r>
+        <w:rPr>
+          <w:rFonts w:ascii="Times New Roman" w:hAnsi="Times New Roman" w:cs="Times New Roman"/>
+          <w:b/>
+          <w:bCs/>
+          <w:color w:val="70AD47" w:themeColor="accent6"/>
+          <w:sz w:val="18"/>
+          <w:szCs w:val="18"/>
+        </w:rPr>
+        <w:t>"PythonProgramming"</w:t>
+      </w:r>
+      <w:r>
+        <w:rPr>
+          <w:rFonts w:ascii="Times New Roman" w:hAnsi="Times New Roman" w:cs="Times New Roman"/>
+          <w:color w:val="70AD47" w:themeColor="accent6"/>
+          <w:sz w:val="18"/>
+          <w:szCs w:val="18"/>
+        </w:rPr>
+        <w:t xml:space="preserve"> </w:t>
+      </w:r>
+      <w:r>
+        <w:rPr>
+          <w:rFonts w:ascii="Times New Roman" w:hAnsi="Times New Roman" w:cs="Times New Roman"/>
+          <w:color w:val="595959" w:themeColor="text1" w:themeTint="A6"/>
+          <w:sz w:val="18"/>
+          <w:szCs w:val="18"/>
+        </w:rPr>
+        <w:t>выведите первые 6 символов, последние 3 символа и строку через один символ.</w:t>
+      </w:r>
+    </w:p>
+    <w:p>
+      <w:pPr>
+        <w:rPr>
+          <w:rFonts w:ascii="Times New Roman" w:hAnsi="Times New Roman" w:cs="Times New Roman"/>
+          <w:color w:val="595959" w:themeColor="text1" w:themeTint="A6"/>
+          <w:sz w:val="18"/>
+          <w:szCs w:val="18"/>
+        </w:rPr>
+      </w:pPr>
+    </w:p>
+    <w:p>
+      <w:pPr>
+        <w:jc w:val="center"/>
+        <w:rPr>
+          <w:rFonts w:ascii="Times New Roman" w:hAnsi="Times New Roman" w:cs="Times New Roman"/>
+          <w:b/>
+          <w:bCs/>
+          <w:color w:val="C45911" w:themeColor="accent2" w:themeShade="BF"/>
+          <w:sz w:val="20"/>
+          <w:szCs w:val="20"/>
+        </w:rPr>
+      </w:pPr>
+      <w:bookmarkStart w:id="14" w:name="_3_-_Списки"/>
+      <w:bookmarkEnd w:id="14"/>
+      <w:r>
+        <w:rPr>
+          <w:rFonts w:ascii="Times New Roman" w:hAnsi="Times New Roman" w:cs="Times New Roman"/>
+          <w:b/>
+          <w:bCs/>
+          <w:color w:val="C45911" w:themeColor="accent2" w:themeShade="BF"/>
+          <w:sz w:val="20"/>
+          <w:szCs w:val="20"/>
+          <w:lang w:val="en-US"/>
+        </w:rPr>
+        <w:t xml:space="preserve">3 - </w:t>
+      </w:r>
+      <w:r>
+        <w:rPr>
+          <w:rFonts w:ascii="Times New Roman" w:hAnsi="Times New Roman" w:cs="Times New Roman"/>
+          <w:b/>
+          <w:bCs/>
+          <w:color w:val="C45911" w:themeColor="accent2" w:themeShade="BF"/>
+          <w:sz w:val="20"/>
+          <w:szCs w:val="20"/>
+        </w:rPr>
+        <w:t>Списки (list)</w:t>
+      </w:r>
+    </w:p>
+    <w:p>
+      <w:pPr>
+        <w:rPr>
+          <w:rFonts w:ascii="Times New Roman" w:hAnsi="Times New Roman" w:cs="Times New Roman"/>
+          <w:color w:val="595959" w:themeColor="text1" w:themeTint="A6"/>
+          <w:sz w:val="18"/>
+          <w:szCs w:val="18"/>
+        </w:rPr>
+      </w:pPr>
+      <w:r>
+        <w:rPr>
+          <w:rFonts w:ascii="Times New Roman" w:hAnsi="Times New Roman" w:cs="Times New Roman"/>
+          <w:b/>
+          <w:bCs/>
+          <w:color w:val="595959" w:themeColor="text1" w:themeTint="A6"/>
+          <w:sz w:val="18"/>
+          <w:szCs w:val="18"/>
+        </w:rPr>
+        <w:t>Список покупок:</w:t>
+      </w:r>
+      <w:r>
+        <w:rPr>
+          <w:rFonts w:ascii="Times New Roman" w:hAnsi="Times New Roman" w:cs="Times New Roman"/>
+          <w:color w:val="595959" w:themeColor="text1" w:themeTint="A6"/>
+          <w:sz w:val="18"/>
+          <w:szCs w:val="18"/>
+        </w:rPr>
+        <w:t xml:space="preserve"> Создайте список из 5 продуктов. Добавьте новый продукт, удалите второй элемент и отсортируйте список по алфавиту.</w:t>
+      </w:r>
+      <w:r>
+        <w:rPr>
+          <w:rFonts w:ascii="Times New Roman" w:hAnsi="Times New Roman" w:cs="Times New Roman"/>
+          <w:color w:val="595959" w:themeColor="text1" w:themeTint="A6"/>
+          <w:sz w:val="18"/>
+          <w:szCs w:val="18"/>
+        </w:rPr>
+        <w:br/>
+      </w:r>
+      <w:r>
+        <w:rPr>
+          <w:rFonts w:ascii="Times New Roman" w:hAnsi="Times New Roman" w:cs="Times New Roman"/>
+          <w:color w:val="595959" w:themeColor="text1" w:themeTint="A6"/>
+          <w:sz w:val="18"/>
+          <w:szCs w:val="18"/>
+        </w:rPr>
+        <w:br/>
+      </w:r>
+      <w:r>
+        <w:rPr>
+          <w:rFonts w:ascii="Times New Roman" w:hAnsi="Times New Roman" w:cs="Times New Roman"/>
+          <w:b/>
+          <w:bCs/>
+          <w:color w:val="595959" w:themeColor="text1" w:themeTint="A6"/>
+          <w:sz w:val="18"/>
+          <w:szCs w:val="18"/>
+        </w:rPr>
+        <w:t>Фильтр чисел:</w:t>
+      </w:r>
+      <w:r>
+        <w:rPr>
+          <w:rFonts w:ascii="Times New Roman" w:hAnsi="Times New Roman" w:cs="Times New Roman"/>
+          <w:color w:val="595959" w:themeColor="text1" w:themeTint="A6"/>
+          <w:sz w:val="18"/>
+          <w:szCs w:val="18"/>
+        </w:rPr>
+        <w:t xml:space="preserve"> Создайте список чисел от 1 до 20. Создайте новый список, содержащий только четные числа из первого списка.</w:t>
+      </w:r>
+      <w:r>
+        <w:rPr>
+          <w:rFonts w:ascii="Times New Roman" w:hAnsi="Times New Roman" w:cs="Times New Roman"/>
+          <w:color w:val="595959" w:themeColor="text1" w:themeTint="A6"/>
+          <w:sz w:val="18"/>
+          <w:szCs w:val="18"/>
+        </w:rPr>
+        <w:br/>
+      </w:r>
+      <w:r>
+        <w:rPr>
+          <w:rFonts w:ascii="Times New Roman" w:hAnsi="Times New Roman" w:cs="Times New Roman"/>
+          <w:color w:val="595959" w:themeColor="text1" w:themeTint="A6"/>
+          <w:sz w:val="18"/>
+          <w:szCs w:val="18"/>
+        </w:rPr>
+        <w:br/>
+      </w:r>
+      <w:r>
+        <w:rPr>
+          <w:rFonts w:ascii="Times New Roman" w:hAnsi="Times New Roman" w:cs="Times New Roman"/>
+          <w:b/>
+          <w:bCs/>
+          <w:color w:val="595959" w:themeColor="text1" w:themeTint="A6"/>
+          <w:sz w:val="18"/>
+          <w:szCs w:val="18"/>
+        </w:rPr>
+        <w:t>Уникальные элементы:</w:t>
+      </w:r>
+      <w:r>
+        <w:rPr>
+          <w:rFonts w:ascii="Times New Roman" w:hAnsi="Times New Roman" w:cs="Times New Roman"/>
+          <w:color w:val="595959" w:themeColor="text1" w:themeTint="A6"/>
+          <w:sz w:val="18"/>
+          <w:szCs w:val="18"/>
+        </w:rPr>
+        <w:t xml:space="preserve"> Дан список с дубликатами: [1, 2, 2, 3, 4, 4, 4, 5]. Создайте новый список без дубликатов. Объедините списки чтобы получилось 2 списка, первый без дубликатов, второй содержащий только дубликаты.</w:t>
+      </w:r>
+    </w:p>
+    <w:p>
+      <w:pPr>
+        <w:rPr>
+          <w:rFonts w:ascii="Times New Roman" w:hAnsi="Times New Roman" w:cs="Times New Roman"/>
+          <w:color w:val="595959" w:themeColor="text1" w:themeTint="A6"/>
+          <w:sz w:val="18"/>
+          <w:szCs w:val="18"/>
+        </w:rPr>
+      </w:pPr>
+    </w:p>
+    <w:p>
+      <w:pPr>
+        <w:jc w:val="center"/>
+        <w:rPr>
+          <w:rFonts w:ascii="Times New Roman" w:hAnsi="Times New Roman" w:cs="Times New Roman"/>
+          <w:b/>
+          <w:bCs/>
+          <w:color w:val="FFC000" w:themeColor="accent4"/>
+          <w:sz w:val="20"/>
+          <w:szCs w:val="20"/>
+        </w:rPr>
+      </w:pPr>
+      <w:bookmarkStart w:id="15" w:name="_4_-_Словари"/>
+      <w:bookmarkEnd w:id="15"/>
+      <w:r>
+        <w:rPr>
+          <w:rFonts w:ascii="Times New Roman" w:hAnsi="Times New Roman" w:cs="Times New Roman"/>
+          <w:b/>
+          <w:bCs/>
+          <w:color w:val="FFC000" w:themeColor="accent4"/>
+          <w:sz w:val="20"/>
+          <w:szCs w:val="20"/>
+          <w:lang w:val="en-US"/>
+        </w:rPr>
+        <w:t>4</w:t>
+      </w:r>
+      <w:r>
+        <w:rPr>
+          <w:rFonts w:ascii="Times New Roman" w:hAnsi="Times New Roman" w:cs="Times New Roman"/>
+          <w:b/>
+          <w:bCs/>
+          <w:color w:val="FFC000" w:themeColor="accent4"/>
+          <w:sz w:val="20"/>
+          <w:szCs w:val="20"/>
+        </w:rPr>
+        <w:t xml:space="preserve"> - Словари (dict)</w:t>
+      </w:r>
+    </w:p>
+    <w:p>
+      <w:pPr>
+        <w:spacing w:after="0"/>
+        <w:rPr>
+          <w:rFonts w:ascii="Times New Roman" w:hAnsi="Times New Roman" w:cs="Times New Roman"/>
+          <w:color w:val="595959" w:themeColor="text1" w:themeTint="A6"/>
+          <w:sz w:val="18"/>
+          <w:szCs w:val="18"/>
+        </w:rPr>
+      </w:pPr>
+      <w:r>
+        <w:rPr>
+          <w:rFonts w:ascii="Times New Roman" w:hAnsi="Times New Roman" w:cs="Times New Roman"/>
+          <w:b/>
+          <w:bCs/>
+          <w:color w:val="595959" w:themeColor="text1" w:themeTint="A6"/>
+          <w:sz w:val="18"/>
+          <w:szCs w:val="18"/>
+        </w:rPr>
+        <w:t>Телефонная книга:</w:t>
+      </w:r>
+      <w:r>
+        <w:rPr>
+          <w:rFonts w:ascii="Times New Roman" w:hAnsi="Times New Roman" w:cs="Times New Roman"/>
+          <w:color w:val="595959" w:themeColor="text1" w:themeTint="A6"/>
+          <w:sz w:val="18"/>
+          <w:szCs w:val="18"/>
+        </w:rPr>
+        <w:t xml:space="preserve"> Создайте словарь, где ключи — имена, а значения — номера телефонов. Добавьте новую запись, обновите существующую и удалите одну запись.</w:t>
+      </w:r>
+    </w:p>
+    <w:p>
+      <w:pPr>
+        <w:rPr>
+          <w:rFonts w:ascii="Times New Roman" w:hAnsi="Times New Roman" w:cs="Times New Roman"/>
+          <w:color w:val="595959" w:themeColor="text1" w:themeTint="A6"/>
+          <w:sz w:val="18"/>
+          <w:szCs w:val="18"/>
+        </w:rPr>
+      </w:pPr>
+      <w:r>
+        <w:rPr>
+          <w:rFonts w:ascii="Times New Roman" w:hAnsi="Times New Roman" w:cs="Times New Roman"/>
+          <w:color w:val="595959" w:themeColor="text1" w:themeTint="A6"/>
+          <w:sz w:val="18"/>
+          <w:szCs w:val="18"/>
+        </w:rPr>
+        <w:br/>
+      </w:r>
+      <w:r>
+        <w:rPr>
+          <w:rFonts w:ascii="Times New Roman" w:hAnsi="Times New Roman" w:cs="Times New Roman"/>
+          <w:b/>
+          <w:bCs/>
+          <w:color w:val="595959" w:themeColor="text1" w:themeTint="A6"/>
+          <w:sz w:val="18"/>
+          <w:szCs w:val="18"/>
+        </w:rPr>
+        <w:t>Подсчет символов:</w:t>
+      </w:r>
+      <w:r>
+        <w:rPr>
+          <w:rFonts w:ascii="Times New Roman" w:hAnsi="Times New Roman" w:cs="Times New Roman"/>
+          <w:color w:val="595959" w:themeColor="text1" w:themeTint="A6"/>
+          <w:sz w:val="18"/>
+          <w:szCs w:val="18"/>
+        </w:rPr>
+        <w:t xml:space="preserve"> Пользователь вводит строку. Создайте словарь, где ключи — это символы строки, а значения — количество их повторений.</w:t>
+      </w:r>
+    </w:p>
+    <w:p>
+      <w:pPr>
+        <w:rPr>
+          <w:rFonts w:ascii="Times New Roman" w:hAnsi="Times New Roman" w:cs="Times New Roman"/>
+          <w:color w:val="595959" w:themeColor="text1" w:themeTint="A6"/>
+          <w:sz w:val="18"/>
+          <w:szCs w:val="18"/>
+        </w:rPr>
+      </w:pPr>
+    </w:p>
+    <w:p>
+      <w:pPr>
+        <w:jc w:val="center"/>
+        <w:rPr>
+          <w:rFonts w:ascii="Times New Roman" w:hAnsi="Times New Roman" w:cs="Times New Roman"/>
+          <w:b/>
+          <w:bCs/>
+          <w:color w:val="767171" w:themeColor="background2" w:themeShade="80"/>
+          <w:sz w:val="20"/>
+          <w:szCs w:val="20"/>
+        </w:rPr>
+      </w:pPr>
+      <w:bookmarkStart w:id="16" w:name="_5_-_Кортежи"/>
+      <w:bookmarkEnd w:id="16"/>
+      <w:r>
+        <w:rPr>
+          <w:rFonts w:ascii="Times New Roman" w:hAnsi="Times New Roman" w:cs="Times New Roman"/>
+          <w:b/>
+          <w:bCs/>
+          <w:color w:val="767171" w:themeColor="background2" w:themeShade="80"/>
+          <w:sz w:val="20"/>
+          <w:szCs w:val="20"/>
+        </w:rPr>
+        <w:t xml:space="preserve">5 - </w:t>
+      </w:r>
+      <w:r>
+        <w:rPr>
+          <w:rFonts w:ascii="Times New Roman" w:hAnsi="Times New Roman" w:cs="Times New Roman"/>
+          <w:b/>
+          <w:bCs/>
+          <w:color w:val="767171" w:themeColor="background2" w:themeShade="80"/>
+          <w:sz w:val="20"/>
+          <w:szCs w:val="20"/>
+        </w:rPr>
+        <w:t>Кортежи (tuple) и Множества (set)</w:t>
+      </w:r>
+    </w:p>
+    <w:p>
+      <w:pPr>
+        <w:spacing w:after="0"/>
+        <w:rPr>
+          <w:rFonts w:ascii="Times New Roman" w:hAnsi="Times New Roman" w:cs="Times New Roman"/>
+          <w:color w:val="595959" w:themeColor="text1" w:themeTint="A6"/>
+          <w:sz w:val="18"/>
+          <w:szCs w:val="18"/>
+        </w:rPr>
+      </w:pPr>
+      <w:r>
+        <w:rPr>
+          <w:rFonts w:ascii="Times New Roman" w:hAnsi="Times New Roman" w:cs="Times New Roman"/>
+          <w:b/>
+          <w:bCs/>
+          <w:color w:val="595959" w:themeColor="text1" w:themeTint="A6"/>
+          <w:sz w:val="18"/>
+          <w:szCs w:val="18"/>
+        </w:rPr>
+        <w:t>Кортежи</w:t>
+      </w:r>
+      <w:r>
+        <w:rPr>
+          <w:rFonts w:ascii="Times New Roman" w:hAnsi="Times New Roman" w:cs="Times New Roman"/>
+          <w:color w:val="595959" w:themeColor="text1" w:themeTint="A6"/>
+          <w:sz w:val="18"/>
+          <w:szCs w:val="18"/>
+        </w:rPr>
+        <w:t>: Создайте кортеж из 3 элементов. Попробуйте изменить один элемент (ожидайте ошибку). Преобразуйте кортеж в список, измените элемент и преобразуйте обратно в кортеж.</w:t>
+      </w:r>
+      <w:r>
+        <w:rPr>
+          <w:rFonts w:ascii="Times New Roman" w:hAnsi="Times New Roman" w:cs="Times New Roman"/>
+          <w:color w:val="595959" w:themeColor="text1" w:themeTint="A6"/>
+          <w:sz w:val="18"/>
+          <w:szCs w:val="18"/>
+        </w:rPr>
+        <w:br/>
+      </w:r>
+    </w:p>
+    <w:p>
+      <w:pPr>
+        <w:rPr>
+          <w:rFonts w:ascii="Times New Roman" w:hAnsi="Times New Roman" w:cs="Times New Roman"/>
+          <w:color w:val="595959" w:themeColor="text1" w:themeTint="A6"/>
+          <w:sz w:val="18"/>
+          <w:szCs w:val="18"/>
+        </w:rPr>
+      </w:pPr>
+      <w:r>
+        <w:rPr>
+          <w:rFonts w:ascii="Times New Roman" w:hAnsi="Times New Roman" w:cs="Times New Roman"/>
+          <w:b/>
+          <w:bCs/>
+          <w:color w:val="595959" w:themeColor="text1" w:themeTint="A6"/>
+          <w:sz w:val="18"/>
+          <w:szCs w:val="18"/>
+        </w:rPr>
+        <w:t>Множества</w:t>
+      </w:r>
+      <w:r>
+        <w:rPr>
+          <w:rFonts w:ascii="Times New Roman" w:hAnsi="Times New Roman" w:cs="Times New Roman"/>
+          <w:color w:val="595959" w:themeColor="text1" w:themeTint="A6"/>
+          <w:sz w:val="18"/>
+          <w:szCs w:val="18"/>
+        </w:rPr>
+        <w:t>: Даны два списка: [1, 2, 3, 4] и [3, 4, 5, 6]. Найдите их пересечение, объединение и разность.</w:t>
+      </w:r>
+    </w:p>
+    <w:p>
+      <w:pPr>
+        <w:rPr>
+          <w:rFonts w:ascii="Times New Roman" w:hAnsi="Times New Roman" w:cs="Times New Roman"/>
+          <w:color w:val="595959" w:themeColor="text1" w:themeTint="A6"/>
+          <w:sz w:val="18"/>
+          <w:szCs w:val="18"/>
+        </w:rPr>
+      </w:pPr>
+    </w:p>
+    <w:p>
+      <w:pPr>
+        <w:jc w:val="center"/>
+        <w:rPr>
+          <w:rFonts w:ascii="Times New Roman" w:hAnsi="Times New Roman" w:cs="Times New Roman"/>
+          <w:b/>
+          <w:bCs/>
+          <w:color w:val="C00000"/>
+          <w:sz w:val="20"/>
+          <w:szCs w:val="20"/>
+        </w:rPr>
+      </w:pPr>
+      <w:bookmarkStart w:id="17" w:name="_6_-_Комплексные"/>
+      <w:bookmarkEnd w:id="17"/>
+      <w:r>
+        <w:rPr>
+          <w:rFonts w:ascii="Times New Roman" w:hAnsi="Times New Roman" w:cs="Times New Roman"/>
+          <w:b/>
+          <w:bCs/>
+          <w:color w:val="C00000"/>
+          <w:sz w:val="20"/>
+          <w:szCs w:val="20"/>
+        </w:rPr>
+        <w:t xml:space="preserve"> </w:t>
+      </w:r>
+      <w:r>
+        <w:rPr>
+          <w:rFonts w:ascii="Times New Roman" w:hAnsi="Times New Roman" w:cs="Times New Roman"/>
+          <w:b/>
+          <w:bCs/>
+          <w:color w:val="C00000"/>
+          <w:sz w:val="20"/>
+          <w:szCs w:val="20"/>
+        </w:rPr>
+        <w:t>6 - Комплексные задания</w:t>
+      </w:r>
+    </w:p>
+    <w:p>
+      <w:pPr>
+        <w:spacing w:after="0"/>
+        <w:rPr>
+          <w:rFonts w:ascii="Times New Roman" w:hAnsi="Times New Roman" w:cs="Times New Roman"/>
+          <w:b/>
+          <w:bCs/>
+          <w:color w:val="595959" w:themeColor="text1" w:themeTint="A6"/>
+          <w:sz w:val="18"/>
+          <w:szCs w:val="18"/>
+        </w:rPr>
+      </w:pPr>
+      <w:r>
+        <w:rPr>
+          <w:rFonts w:ascii="Times New Roman" w:hAnsi="Times New Roman" w:cs="Times New Roman"/>
+          <w:b/>
+          <w:bCs/>
+          <w:color w:val="595959" w:themeColor="text1" w:themeTint="A6"/>
+          <w:sz w:val="18"/>
+          <w:szCs w:val="18"/>
+        </w:rPr>
+        <w:t>Проверка типа:</w:t>
+      </w:r>
+      <w:r>
+        <w:rPr>
+          <w:rFonts w:ascii="Times New Roman" w:hAnsi="Times New Roman" w:cs="Times New Roman"/>
+          <w:color w:val="595959" w:themeColor="text1" w:themeTint="A6"/>
+          <w:sz w:val="18"/>
+          <w:szCs w:val="18"/>
+        </w:rPr>
+        <w:t xml:space="preserve"> Напишите функцию, которая принимает объект и выводит его тип, используя type().</w:t>
+      </w:r>
+      <w:r>
+        <w:rPr>
+          <w:rFonts w:ascii="Times New Roman" w:hAnsi="Times New Roman" w:cs="Times New Roman"/>
+          <w:color w:val="595959" w:themeColor="text1" w:themeTint="A6"/>
+          <w:sz w:val="18"/>
+          <w:szCs w:val="18"/>
+        </w:rPr>
+        <w:br/>
+      </w:r>
+    </w:p>
+    <w:p>
+      <w:pPr>
+        <w:rPr>
+          <w:rFonts w:ascii="Times New Roman" w:hAnsi="Times New Roman" w:cs="Times New Roman"/>
+          <w:color w:val="595959" w:themeColor="text1" w:themeTint="A6"/>
+          <w:sz w:val="18"/>
+          <w:szCs w:val="18"/>
+        </w:rPr>
+      </w:pPr>
+      <w:r>
+        <w:rPr>
+          <w:rFonts w:ascii="Times New Roman" w:hAnsi="Times New Roman" w:cs="Times New Roman"/>
+          <w:b/>
+          <w:bCs/>
+          <w:color w:val="595959" w:themeColor="text1" w:themeTint="A6"/>
+          <w:sz w:val="18"/>
+          <w:szCs w:val="18"/>
+        </w:rPr>
+        <w:t>Преобразование типов:</w:t>
+      </w:r>
+      <w:r>
+        <w:rPr>
+          <w:rFonts w:ascii="Times New Roman" w:hAnsi="Times New Roman" w:cs="Times New Roman"/>
+          <w:color w:val="595959" w:themeColor="text1" w:themeTint="A6"/>
+          <w:sz w:val="18"/>
+          <w:szCs w:val="18"/>
+        </w:rPr>
+        <w:t xml:space="preserve"> Создайте список строк, содержащих числа, и преобразуйте их в список целых чисел (int).</w:t>
+      </w:r>
+    </w:p>
+    <w:p>
+      <w:pPr>
+        <w:rPr>
+          <w:rFonts w:ascii="Times New Roman" w:hAnsi="Times New Roman" w:cs="Times New Roman"/>
+          <w:color w:val="595959" w:themeColor="text1" w:themeTint="A6"/>
+          <w:sz w:val="18"/>
+          <w:szCs w:val="18"/>
+        </w:rPr>
+      </w:pPr>
+    </w:p>
+    <w:p>
+      <w:pPr>
+        <w:rPr>
+          <w:rFonts w:ascii="Times New Roman" w:hAnsi="Times New Roman" w:cs="Times New Roman"/>
+          <w:color w:val="595959" w:themeColor="text1" w:themeTint="A6"/>
+          <w:sz w:val="18"/>
+          <w:szCs w:val="18"/>
+        </w:rPr>
+      </w:pPr>
+    </w:p>
+    <w:p/>
     <w:sectPr>
       <w:headerReference w:type="default" r:id="rId58"/>
       <w:footerReference w:type="default" r:id="rId59"/>
@@ -29807,155 +31338,6 @@
     </w:lvl>
   </w:abstractNum>
   <w:abstractNum w:abstractNumId="4" w15:restartNumberingAfterBreak="0">
-    <w:nsid w:val="04376EDC"/>
-    <w:multiLevelType w:val="multilevel"/>
-    <w:tmpl w:val="575022EC"/>
-    <w:lvl w:ilvl="0">
-      <w:start w:val="1"/>
-      <w:numFmt w:val="bullet"/>
-      <w:lvlText w:val=""/>
-      <w:lvlJc w:val="left"/>
-      <w:pPr>
-        <w:tabs>
-          <w:tab w:val="num" w:pos="720"/>
-        </w:tabs>
-        <w:ind w:left="720" w:hanging="360"/>
-      </w:pPr>
-      <w:rPr>
-        <w:rFonts w:ascii="Symbol" w:hAnsi="Symbol" w:hint="default"/>
-        <w:sz w:val="20"/>
-      </w:rPr>
-    </w:lvl>
-    <w:lvl w:ilvl="1" w:tentative="1">
-      <w:start w:val="1"/>
-      <w:numFmt w:val="bullet"/>
-      <w:lvlText w:val="o"/>
-      <w:lvlJc w:val="left"/>
-      <w:pPr>
-        <w:tabs>
-          <w:tab w:val="num" w:pos="1440"/>
-        </w:tabs>
-        <w:ind w:left="1440" w:hanging="360"/>
-      </w:pPr>
-      <w:rPr>
-        <w:rFonts w:ascii="Courier New" w:hAnsi="Courier New" w:hint="default"/>
-        <w:sz w:val="20"/>
-      </w:rPr>
-    </w:lvl>
-    <w:lvl w:ilvl="2" w:tentative="1">
-      <w:start w:val="1"/>
-      <w:numFmt w:val="bullet"/>
-      <w:lvlText w:val=""/>
-      <w:lvlJc w:val="left"/>
-      <w:pPr>
-        <w:tabs>
-          <w:tab w:val="num" w:pos="2160"/>
-        </w:tabs>
-        <w:ind w:left="2160" w:hanging="360"/>
-      </w:pPr>
-      <w:rPr>
-        <w:rFonts w:ascii="Wingdings" w:hAnsi="Wingdings" w:hint="default"/>
-        <w:sz w:val="20"/>
-      </w:rPr>
-    </w:lvl>
-    <w:lvl w:ilvl="3" w:tentative="1">
-      <w:start w:val="1"/>
-      <w:numFmt w:val="bullet"/>
-      <w:lvlText w:val=""/>
-      <w:lvlJc w:val="left"/>
-      <w:pPr>
-        <w:tabs>
-          <w:tab w:val="num" w:pos="2880"/>
-        </w:tabs>
-        <w:ind w:left="2880" w:hanging="360"/>
-      </w:pPr>
-      <w:rPr>
-        <w:rFonts w:ascii="Wingdings" w:hAnsi="Wingdings" w:hint="default"/>
-        <w:sz w:val="20"/>
-      </w:rPr>
-    </w:lvl>
-    <w:lvl w:ilvl="4" w:tentative="1">
-      <w:start w:val="1"/>
-      <w:numFmt w:val="bullet"/>
-      <w:lvlText w:val=""/>
-      <w:lvlJc w:val="left"/>
-      <w:pPr>
-        <w:tabs>
-          <w:tab w:val="num" w:pos="3600"/>
-        </w:tabs>
-        <w:ind w:left="3600" w:hanging="360"/>
-      </w:pPr>
-      <w:rPr>
-        <w:rFonts w:ascii="Wingdings" w:hAnsi="Wingdings" w:hint="default"/>
-        <w:sz w:val="20"/>
-      </w:rPr>
-    </w:lvl>
-    <w:lvl w:ilvl="5" w:tentative="1">
-      <w:start w:val="1"/>
-      <w:numFmt w:val="bullet"/>
-      <w:lvlText w:val=""/>
-      <w:lvlJc w:val="left"/>
-      <w:pPr>
-        <w:tabs>
-          <w:tab w:val="num" w:pos="4320"/>
-        </w:tabs>
-        <w:ind w:left="4320" w:hanging="360"/>
-      </w:pPr>
-      <w:rPr>
-        <w:rFonts w:ascii="Wingdings" w:hAnsi="Wingdings" w:hint="default"/>
-        <w:sz w:val="20"/>
-      </w:rPr>
-    </w:lvl>
-    <w:lvl w:ilvl="6" w:tentative="1">
-      <w:start w:val="1"/>
-      <w:numFmt w:val="bullet"/>
-      <w:lvlText w:val=""/>
-      <w:lvlJc w:val="left"/>
-      <w:pPr>
-        <w:tabs>
-          <w:tab w:val="num" w:pos="5040"/>
-        </w:tabs>
-        <w:ind w:left="5040" w:hanging="360"/>
-      </w:pPr>
-      <w:rPr>
-        <w:rFonts w:ascii="Wingdings" w:hAnsi="Wingdings" w:hint="default"/>
-        <w:sz w:val="20"/>
-      </w:rPr>
-    </w:lvl>
-    <w:lvl w:ilvl="7" w:tentative="1">
-      <w:start w:val="1"/>
-      <w:numFmt w:val="bullet"/>
-      <w:lvlText w:val=""/>
-      <w:lvlJc w:val="left"/>
-      <w:pPr>
-        <w:tabs>
-          <w:tab w:val="num" w:pos="5760"/>
-        </w:tabs>
-        <w:ind w:left="5760" w:hanging="360"/>
-      </w:pPr>
-      <w:rPr>
-        <w:rFonts w:ascii="Wingdings" w:hAnsi="Wingdings" w:hint="default"/>
-        <w:sz w:val="20"/>
-      </w:rPr>
-    </w:lvl>
-    <w:lvl w:ilvl="8" w:tentative="1">
-      <w:start w:val="1"/>
-      <w:numFmt w:val="bullet"/>
-      <w:lvlText w:val=""/>
-      <w:lvlJc w:val="left"/>
-      <w:pPr>
-        <w:tabs>
-          <w:tab w:val="num" w:pos="6480"/>
-        </w:tabs>
-        <w:ind w:left="6480" w:hanging="360"/>
-      </w:pPr>
-      <w:rPr>
-        <w:rFonts w:ascii="Wingdings" w:hAnsi="Wingdings" w:hint="default"/>
-        <w:sz w:val="20"/>
-      </w:rPr>
-    </w:lvl>
-  </w:abstractNum>
-  <w:abstractNum w:abstractNumId="5" w15:restartNumberingAfterBreak="0">
     <w:nsid w:val="04776C69"/>
     <w:multiLevelType w:val="hybridMultilevel"/>
     <w:tmpl w:val="AF640296"/>
@@ -30041,7 +31423,7 @@
       </w:pPr>
     </w:lvl>
   </w:abstractNum>
-  <w:abstractNum w:abstractNumId="6" w15:restartNumberingAfterBreak="0">
+  <w:abstractNum w:abstractNumId="5" w15:restartNumberingAfterBreak="0">
     <w:nsid w:val="04CA6D5F"/>
     <w:multiLevelType w:val="hybridMultilevel"/>
     <w:tmpl w:val="28A0DE9A"/>
@@ -30154,120 +31536,7 @@
       </w:rPr>
     </w:lvl>
   </w:abstractNum>
-  <w:abstractNum w:abstractNumId="7" w15:restartNumberingAfterBreak="0">
-    <w:nsid w:val="05890495"/>
-    <w:multiLevelType w:val="multilevel"/>
-    <w:tmpl w:val="E982B27A"/>
-    <w:lvl w:ilvl="0">
-      <w:start w:val="1"/>
-      <w:numFmt w:val="decimal"/>
-      <w:lvlText w:val="%1."/>
-      <w:lvlJc w:val="left"/>
-      <w:pPr>
-        <w:tabs>
-          <w:tab w:val="num" w:pos="720"/>
-        </w:tabs>
-        <w:ind w:left="720" w:hanging="360"/>
-      </w:pPr>
-    </w:lvl>
-    <w:lvl w:ilvl="1" w:tentative="1">
-      <w:start w:val="1"/>
-      <w:numFmt w:val="decimal"/>
-      <w:lvlText w:val="%2."/>
-      <w:lvlJc w:val="left"/>
-      <w:pPr>
-        <w:tabs>
-          <w:tab w:val="num" w:pos="1440"/>
-        </w:tabs>
-        <w:ind w:left="1440" w:hanging="360"/>
-      </w:pPr>
-    </w:lvl>
-    <w:lvl w:ilvl="2" w:tentative="1">
-      <w:start w:val="1"/>
-      <w:numFmt w:val="decimal"/>
-      <w:lvlText w:val="%3."/>
-      <w:lvlJc w:val="left"/>
-      <w:pPr>
-        <w:tabs>
-          <w:tab w:val="num" w:pos="2160"/>
-        </w:tabs>
-        <w:ind w:left="2160" w:hanging="360"/>
-      </w:pPr>
-    </w:lvl>
-    <w:lvl w:ilvl="3" w:tentative="1">
-      <w:start w:val="1"/>
-      <w:numFmt w:val="decimal"/>
-      <w:lvlText w:val="%4."/>
-      <w:lvlJc w:val="left"/>
-      <w:pPr>
-        <w:tabs>
-          <w:tab w:val="num" w:pos="2880"/>
-        </w:tabs>
-        <w:ind w:left="2880" w:hanging="360"/>
-      </w:pPr>
-    </w:lvl>
-    <w:lvl w:ilvl="4" w:tentative="1">
-      <w:start w:val="1"/>
-      <w:numFmt w:val="decimal"/>
-      <w:lvlText w:val="%5."/>
-      <w:lvlJc w:val="left"/>
-      <w:pPr>
-        <w:tabs>
-          <w:tab w:val="num" w:pos="3600"/>
-        </w:tabs>
-        <w:ind w:left="3600" w:hanging="360"/>
-      </w:pPr>
-    </w:lvl>
-    <w:lvl w:ilvl="5" w:tentative="1">
-      <w:start w:val="1"/>
-      <w:numFmt w:val="decimal"/>
-      <w:lvlText w:val="%6."/>
-      <w:lvlJc w:val="left"/>
-      <w:pPr>
-        <w:tabs>
-          <w:tab w:val="num" w:pos="4320"/>
-        </w:tabs>
-        <w:ind w:left="4320" w:hanging="360"/>
-      </w:pPr>
-    </w:lvl>
-    <w:lvl w:ilvl="6" w:tentative="1">
-      <w:start w:val="1"/>
-      <w:numFmt w:val="decimal"/>
-      <w:lvlText w:val="%7."/>
-      <w:lvlJc w:val="left"/>
-      <w:pPr>
-        <w:tabs>
-          <w:tab w:val="num" w:pos="5040"/>
-        </w:tabs>
-        <w:ind w:left="5040" w:hanging="360"/>
-      </w:pPr>
-    </w:lvl>
-    <w:lvl w:ilvl="7" w:tentative="1">
-      <w:start w:val="1"/>
-      <w:numFmt w:val="decimal"/>
-      <w:lvlText w:val="%8."/>
-      <w:lvlJc w:val="left"/>
-      <w:pPr>
-        <w:tabs>
-          <w:tab w:val="num" w:pos="5760"/>
-        </w:tabs>
-        <w:ind w:left="5760" w:hanging="360"/>
-      </w:pPr>
-    </w:lvl>
-    <w:lvl w:ilvl="8" w:tentative="1">
-      <w:start w:val="1"/>
-      <w:numFmt w:val="decimal"/>
-      <w:lvlText w:val="%9."/>
-      <w:lvlJc w:val="left"/>
-      <w:pPr>
-        <w:tabs>
-          <w:tab w:val="num" w:pos="6480"/>
-        </w:tabs>
-        <w:ind w:left="6480" w:hanging="360"/>
-      </w:pPr>
-    </w:lvl>
-  </w:abstractNum>
-  <w:abstractNum w:abstractNumId="8" w15:restartNumberingAfterBreak="0">
+  <w:abstractNum w:abstractNumId="6" w15:restartNumberingAfterBreak="0">
     <w:nsid w:val="06CB5D1B"/>
     <w:multiLevelType w:val="multilevel"/>
     <w:tmpl w:val="3ADC7144"/>
@@ -30416,120 +31685,7 @@
       </w:rPr>
     </w:lvl>
   </w:abstractNum>
-  <w:abstractNum w:abstractNumId="9" w15:restartNumberingAfterBreak="0">
-    <w:nsid w:val="0ADA7C0C"/>
-    <w:multiLevelType w:val="hybridMultilevel"/>
-    <w:tmpl w:val="7AF82230"/>
-    <w:lvl w:ilvl="0" w:tplc="04190001">
-      <w:start w:val="1"/>
-      <w:numFmt w:val="bullet"/>
-      <w:lvlText w:val=""/>
-      <w:lvlJc w:val="left"/>
-      <w:pPr>
-        <w:ind w:left="720" w:hanging="360"/>
-      </w:pPr>
-      <w:rPr>
-        <w:rFonts w:ascii="Symbol" w:hAnsi="Symbol" w:hint="default"/>
-      </w:rPr>
-    </w:lvl>
-    <w:lvl w:ilvl="1" w:tplc="04190003" w:tentative="1">
-      <w:start w:val="1"/>
-      <w:numFmt w:val="bullet"/>
-      <w:lvlText w:val="o"/>
-      <w:lvlJc w:val="left"/>
-      <w:pPr>
-        <w:ind w:left="1440" w:hanging="360"/>
-      </w:pPr>
-      <w:rPr>
-        <w:rFonts w:ascii="Courier New" w:hAnsi="Courier New" w:cs="Courier New" w:hint="default"/>
-      </w:rPr>
-    </w:lvl>
-    <w:lvl w:ilvl="2" w:tplc="04190005" w:tentative="1">
-      <w:start w:val="1"/>
-      <w:numFmt w:val="bullet"/>
-      <w:lvlText w:val=""/>
-      <w:lvlJc w:val="left"/>
-      <w:pPr>
-        <w:ind w:left="2160" w:hanging="360"/>
-      </w:pPr>
-      <w:rPr>
-        <w:rFonts w:ascii="Wingdings" w:hAnsi="Wingdings" w:hint="default"/>
-      </w:rPr>
-    </w:lvl>
-    <w:lvl w:ilvl="3" w:tplc="04190001" w:tentative="1">
-      <w:start w:val="1"/>
-      <w:numFmt w:val="bullet"/>
-      <w:lvlText w:val=""/>
-      <w:lvlJc w:val="left"/>
-      <w:pPr>
-        <w:ind w:left="2880" w:hanging="360"/>
-      </w:pPr>
-      <w:rPr>
-        <w:rFonts w:ascii="Symbol" w:hAnsi="Symbol" w:hint="default"/>
-      </w:rPr>
-    </w:lvl>
-    <w:lvl w:ilvl="4" w:tplc="04190003" w:tentative="1">
-      <w:start w:val="1"/>
-      <w:numFmt w:val="bullet"/>
-      <w:lvlText w:val="o"/>
-      <w:lvlJc w:val="left"/>
-      <w:pPr>
-        <w:ind w:left="3600" w:hanging="360"/>
-      </w:pPr>
-      <w:rPr>
-        <w:rFonts w:ascii="Courier New" w:hAnsi="Courier New" w:cs="Courier New" w:hint="default"/>
-      </w:rPr>
-    </w:lvl>
-    <w:lvl w:ilvl="5" w:tplc="04190005" w:tentative="1">
-      <w:start w:val="1"/>
-      <w:numFmt w:val="bullet"/>
-      <w:lvlText w:val=""/>
-      <w:lvlJc w:val="left"/>
-      <w:pPr>
-        <w:ind w:left="4320" w:hanging="360"/>
-      </w:pPr>
-      <w:rPr>
-        <w:rFonts w:ascii="Wingdings" w:hAnsi="Wingdings" w:hint="default"/>
-      </w:rPr>
-    </w:lvl>
-    <w:lvl w:ilvl="6" w:tplc="04190001" w:tentative="1">
-      <w:start w:val="1"/>
-      <w:numFmt w:val="bullet"/>
-      <w:lvlText w:val=""/>
-      <w:lvlJc w:val="left"/>
-      <w:pPr>
-        <w:ind w:left="5040" w:hanging="360"/>
-      </w:pPr>
-      <w:rPr>
-        <w:rFonts w:ascii="Symbol" w:hAnsi="Symbol" w:hint="default"/>
-      </w:rPr>
-    </w:lvl>
-    <w:lvl w:ilvl="7" w:tplc="04190003" w:tentative="1">
-      <w:start w:val="1"/>
-      <w:numFmt w:val="bullet"/>
-      <w:lvlText w:val="o"/>
-      <w:lvlJc w:val="left"/>
-      <w:pPr>
-        <w:ind w:left="5760" w:hanging="360"/>
-      </w:pPr>
-      <w:rPr>
-        <w:rFonts w:ascii="Courier New" w:hAnsi="Courier New" w:cs="Courier New" w:hint="default"/>
-      </w:rPr>
-    </w:lvl>
-    <w:lvl w:ilvl="8" w:tplc="04190005" w:tentative="1">
-      <w:start w:val="1"/>
-      <w:numFmt w:val="bullet"/>
-      <w:lvlText w:val=""/>
-      <w:lvlJc w:val="left"/>
-      <w:pPr>
-        <w:ind w:left="6480" w:hanging="360"/>
-      </w:pPr>
-      <w:rPr>
-        <w:rFonts w:ascii="Wingdings" w:hAnsi="Wingdings" w:hint="default"/>
-      </w:rPr>
-    </w:lvl>
-  </w:abstractNum>
-  <w:abstractNum w:abstractNumId="10" w15:restartNumberingAfterBreak="0">
+  <w:abstractNum w:abstractNumId="7" w15:restartNumberingAfterBreak="0">
     <w:nsid w:val="0C84605A"/>
     <w:multiLevelType w:val="multilevel"/>
     <w:tmpl w:val="2D9E5114"/>
@@ -30642,7 +31798,7 @@
       </w:pPr>
     </w:lvl>
   </w:abstractNum>
-  <w:abstractNum w:abstractNumId="11" w15:restartNumberingAfterBreak="0">
+  <w:abstractNum w:abstractNumId="8" w15:restartNumberingAfterBreak="0">
     <w:nsid w:val="0CDB53E5"/>
     <w:multiLevelType w:val="multilevel"/>
     <w:tmpl w:val="63B45362"/>
@@ -30791,7 +31947,7 @@
       </w:rPr>
     </w:lvl>
   </w:abstractNum>
-  <w:abstractNum w:abstractNumId="12" w15:restartNumberingAfterBreak="0">
+  <w:abstractNum w:abstractNumId="9" w15:restartNumberingAfterBreak="0">
     <w:nsid w:val="0D966987"/>
     <w:multiLevelType w:val="multilevel"/>
     <w:tmpl w:val="654EFC20"/>
@@ -30904,7 +32060,7 @@
       </w:pPr>
     </w:lvl>
   </w:abstractNum>
-  <w:abstractNum w:abstractNumId="13" w15:restartNumberingAfterBreak="0">
+  <w:abstractNum w:abstractNumId="10" w15:restartNumberingAfterBreak="0">
     <w:nsid w:val="0DA9372E"/>
     <w:multiLevelType w:val="multilevel"/>
     <w:tmpl w:val="30F44760"/>
@@ -31053,7 +32209,7 @@
       </w:rPr>
     </w:lvl>
   </w:abstractNum>
-  <w:abstractNum w:abstractNumId="14" w15:restartNumberingAfterBreak="0">
+  <w:abstractNum w:abstractNumId="11" w15:restartNumberingAfterBreak="0">
     <w:nsid w:val="0E2F495C"/>
     <w:multiLevelType w:val="multilevel"/>
     <w:tmpl w:val="39ACF512"/>
@@ -31202,120 +32358,7 @@
       </w:rPr>
     </w:lvl>
   </w:abstractNum>
-  <w:abstractNum w:abstractNumId="15" w15:restartNumberingAfterBreak="0">
-    <w:nsid w:val="12D34CFF"/>
-    <w:multiLevelType w:val="multilevel"/>
-    <w:tmpl w:val="3DB8227C"/>
-    <w:lvl w:ilvl="0">
-      <w:start w:val="1"/>
-      <w:numFmt w:val="decimal"/>
-      <w:lvlText w:val="%1."/>
-      <w:lvlJc w:val="left"/>
-      <w:pPr>
-        <w:tabs>
-          <w:tab w:val="num" w:pos="720"/>
-        </w:tabs>
-        <w:ind w:left="720" w:hanging="360"/>
-      </w:pPr>
-    </w:lvl>
-    <w:lvl w:ilvl="1" w:tentative="1">
-      <w:start w:val="1"/>
-      <w:numFmt w:val="decimal"/>
-      <w:lvlText w:val="%2."/>
-      <w:lvlJc w:val="left"/>
-      <w:pPr>
-        <w:tabs>
-          <w:tab w:val="num" w:pos="1440"/>
-        </w:tabs>
-        <w:ind w:left="1440" w:hanging="360"/>
-      </w:pPr>
-    </w:lvl>
-    <w:lvl w:ilvl="2" w:tentative="1">
-      <w:start w:val="1"/>
-      <w:numFmt w:val="decimal"/>
-      <w:lvlText w:val="%3."/>
-      <w:lvlJc w:val="left"/>
-      <w:pPr>
-        <w:tabs>
-          <w:tab w:val="num" w:pos="2160"/>
-        </w:tabs>
-        <w:ind w:left="2160" w:hanging="360"/>
-      </w:pPr>
-    </w:lvl>
-    <w:lvl w:ilvl="3" w:tentative="1">
-      <w:start w:val="1"/>
-      <w:numFmt w:val="decimal"/>
-      <w:lvlText w:val="%4."/>
-      <w:lvlJc w:val="left"/>
-      <w:pPr>
-        <w:tabs>
-          <w:tab w:val="num" w:pos="2880"/>
-        </w:tabs>
-        <w:ind w:left="2880" w:hanging="360"/>
-      </w:pPr>
-    </w:lvl>
-    <w:lvl w:ilvl="4" w:tentative="1">
-      <w:start w:val="1"/>
-      <w:numFmt w:val="decimal"/>
-      <w:lvlText w:val="%5."/>
-      <w:lvlJc w:val="left"/>
-      <w:pPr>
-        <w:tabs>
-          <w:tab w:val="num" w:pos="3600"/>
-        </w:tabs>
-        <w:ind w:left="3600" w:hanging="360"/>
-      </w:pPr>
-    </w:lvl>
-    <w:lvl w:ilvl="5" w:tentative="1">
-      <w:start w:val="1"/>
-      <w:numFmt w:val="decimal"/>
-      <w:lvlText w:val="%6."/>
-      <w:lvlJc w:val="left"/>
-      <w:pPr>
-        <w:tabs>
-          <w:tab w:val="num" w:pos="4320"/>
-        </w:tabs>
-        <w:ind w:left="4320" w:hanging="360"/>
-      </w:pPr>
-    </w:lvl>
-    <w:lvl w:ilvl="6" w:tentative="1">
-      <w:start w:val="1"/>
-      <w:numFmt w:val="decimal"/>
-      <w:lvlText w:val="%7."/>
-      <w:lvlJc w:val="left"/>
-      <w:pPr>
-        <w:tabs>
-          <w:tab w:val="num" w:pos="5040"/>
-        </w:tabs>
-        <w:ind w:left="5040" w:hanging="360"/>
-      </w:pPr>
-    </w:lvl>
-    <w:lvl w:ilvl="7" w:tentative="1">
-      <w:start w:val="1"/>
-      <w:numFmt w:val="decimal"/>
-      <w:lvlText w:val="%8."/>
-      <w:lvlJc w:val="left"/>
-      <w:pPr>
-        <w:tabs>
-          <w:tab w:val="num" w:pos="5760"/>
-        </w:tabs>
-        <w:ind w:left="5760" w:hanging="360"/>
-      </w:pPr>
-    </w:lvl>
-    <w:lvl w:ilvl="8" w:tentative="1">
-      <w:start w:val="1"/>
-      <w:numFmt w:val="decimal"/>
-      <w:lvlText w:val="%9."/>
-      <w:lvlJc w:val="left"/>
-      <w:pPr>
-        <w:tabs>
-          <w:tab w:val="num" w:pos="6480"/>
-        </w:tabs>
-        <w:ind w:left="6480" w:hanging="360"/>
-      </w:pPr>
-    </w:lvl>
-  </w:abstractNum>
-  <w:abstractNum w:abstractNumId="16" w15:restartNumberingAfterBreak="0">
+  <w:abstractNum w:abstractNumId="12" w15:restartNumberingAfterBreak="0">
     <w:nsid w:val="131B200F"/>
     <w:multiLevelType w:val="multilevel"/>
     <w:tmpl w:val="2A927F28"/>
@@ -31464,7 +32507,7 @@
       </w:rPr>
     </w:lvl>
   </w:abstractNum>
-  <w:abstractNum w:abstractNumId="17" w15:restartNumberingAfterBreak="0">
+  <w:abstractNum w:abstractNumId="13" w15:restartNumberingAfterBreak="0">
     <w:nsid w:val="147E5E62"/>
     <w:multiLevelType w:val="multilevel"/>
     <w:tmpl w:val="4D506B92"/>
@@ -31613,7 +32656,7 @@
       </w:rPr>
     </w:lvl>
   </w:abstractNum>
-  <w:abstractNum w:abstractNumId="18" w15:restartNumberingAfterBreak="0">
+  <w:abstractNum w:abstractNumId="14" w15:restartNumberingAfterBreak="0">
     <w:nsid w:val="14801E61"/>
     <w:multiLevelType w:val="hybridMultilevel"/>
     <w:tmpl w:val="4816E08C"/>
@@ -31726,7 +32769,7 @@
       </w:rPr>
     </w:lvl>
   </w:abstractNum>
-  <w:abstractNum w:abstractNumId="19" w15:restartNumberingAfterBreak="0">
+  <w:abstractNum w:abstractNumId="15" w15:restartNumberingAfterBreak="0">
     <w:nsid w:val="157275A8"/>
     <w:multiLevelType w:val="multilevel"/>
     <w:tmpl w:val="13B43182"/>
@@ -31875,7 +32918,7 @@
       </w:rPr>
     </w:lvl>
   </w:abstractNum>
-  <w:abstractNum w:abstractNumId="20" w15:restartNumberingAfterBreak="0">
+  <w:abstractNum w:abstractNumId="16" w15:restartNumberingAfterBreak="0">
     <w:nsid w:val="171B15A1"/>
     <w:multiLevelType w:val="multilevel"/>
     <w:tmpl w:val="FE162218"/>
@@ -31988,7 +33031,7 @@
       </w:pPr>
     </w:lvl>
   </w:abstractNum>
-  <w:abstractNum w:abstractNumId="21" w15:restartNumberingAfterBreak="0">
+  <w:abstractNum w:abstractNumId="17" w15:restartNumberingAfterBreak="0">
     <w:nsid w:val="18041283"/>
     <w:multiLevelType w:val="multilevel"/>
     <w:tmpl w:val="C05E6E62"/>
@@ -32137,156 +33180,7 @@
       </w:rPr>
     </w:lvl>
   </w:abstractNum>
-  <w:abstractNum w:abstractNumId="22" w15:restartNumberingAfterBreak="0">
-    <w:nsid w:val="181D3CF2"/>
-    <w:multiLevelType w:val="multilevel"/>
-    <w:tmpl w:val="A0E045BC"/>
-    <w:lvl w:ilvl="0">
-      <w:start w:val="1"/>
-      <w:numFmt w:val="bullet"/>
-      <w:lvlText w:val=""/>
-      <w:lvlJc w:val="left"/>
-      <w:pPr>
-        <w:tabs>
-          <w:tab w:val="num" w:pos="720"/>
-        </w:tabs>
-        <w:ind w:left="720" w:hanging="360"/>
-      </w:pPr>
-      <w:rPr>
-        <w:rFonts w:ascii="Symbol" w:hAnsi="Symbol" w:hint="default"/>
-        <w:sz w:val="20"/>
-      </w:rPr>
-    </w:lvl>
-    <w:lvl w:ilvl="1" w:tentative="1">
-      <w:start w:val="1"/>
-      <w:numFmt w:val="bullet"/>
-      <w:lvlText w:val="o"/>
-      <w:lvlJc w:val="left"/>
-      <w:pPr>
-        <w:tabs>
-          <w:tab w:val="num" w:pos="1440"/>
-        </w:tabs>
-        <w:ind w:left="1440" w:hanging="360"/>
-      </w:pPr>
-      <w:rPr>
-        <w:rFonts w:ascii="Courier New" w:hAnsi="Courier New" w:hint="default"/>
-        <w:sz w:val="20"/>
-      </w:rPr>
-    </w:lvl>
-    <w:lvl w:ilvl="2" w:tentative="1">
-      <w:start w:val="1"/>
-      <w:numFmt w:val="bullet"/>
-      <w:lvlText w:val=""/>
-      <w:lvlJc w:val="left"/>
-      <w:pPr>
-        <w:tabs>
-          <w:tab w:val="num" w:pos="2160"/>
-        </w:tabs>
-        <w:ind w:left="2160" w:hanging="360"/>
-      </w:pPr>
-      <w:rPr>
-        <w:rFonts w:ascii="Wingdings" w:hAnsi="Wingdings" w:hint="default"/>
-        <w:sz w:val="20"/>
-      </w:rPr>
-    </w:lvl>
-    <w:lvl w:ilvl="3" w:tentative="1">
-      <w:start w:val="1"/>
-      <w:numFmt w:val="bullet"/>
-      <w:lvlText w:val=""/>
-      <w:lvlJc w:val="left"/>
-      <w:pPr>
-        <w:tabs>
-          <w:tab w:val="num" w:pos="2880"/>
-        </w:tabs>
-        <w:ind w:left="2880" w:hanging="360"/>
-      </w:pPr>
-      <w:rPr>
-        <w:rFonts w:ascii="Wingdings" w:hAnsi="Wingdings" w:hint="default"/>
-        <w:sz w:val="20"/>
-      </w:rPr>
-    </w:lvl>
-    <w:lvl w:ilvl="4" w:tentative="1">
-      <w:start w:val="1"/>
-      <w:numFmt w:val="bullet"/>
-      <w:lvlText w:val=""/>
-      <w:lvlJc w:val="left"/>
-      <w:pPr>
-        <w:tabs>
-          <w:tab w:val="num" w:pos="3600"/>
-        </w:tabs>
-        <w:ind w:left="3600" w:hanging="360"/>
-      </w:pPr>
-      <w:rPr>
-        <w:rFonts w:ascii="Wingdings" w:hAnsi="Wingdings" w:hint="default"/>
-        <w:sz w:val="20"/>
-      </w:rPr>
-    </w:lvl>
-    <w:lvl w:ilvl="5" w:tentative="1">
-      <w:start w:val="1"/>
-      <w:numFmt w:val="bullet"/>
-      <w:lvlText w:val=""/>
-      <w:lvlJc w:val="left"/>
-      <w:pPr>
-        <w:tabs>
-          <w:tab w:val="num" w:pos="4320"/>
-        </w:tabs>
-        <w:ind w:left="4320" w:hanging="360"/>
-      </w:pPr>
-      <w:rPr>
-        <w:rFonts w:ascii="Wingdings" w:hAnsi="Wingdings" w:hint="default"/>
-        <w:sz w:val="20"/>
-      </w:rPr>
-    </w:lvl>
-    <w:lvl w:ilvl="6" w:tentative="1">
-      <w:start w:val="1"/>
-      <w:numFmt w:val="bullet"/>
-      <w:lvlText w:val=""/>
-      <w:lvlJc w:val="left"/>
-      <w:pPr>
-        <w:tabs>
-          <w:tab w:val="num" w:pos="5040"/>
-        </w:tabs>
-        <w:ind w:left="5040" w:hanging="360"/>
-      </w:pPr>
-      <w:rPr>
-        <w:rFonts w:ascii="Wingdings" w:hAnsi="Wingdings" w:hint="default"/>
-        <w:sz w:val="20"/>
-      </w:rPr>
-    </w:lvl>
-    <w:lvl w:ilvl="7" w:tentative="1">
-      <w:start w:val="1"/>
-      <w:numFmt w:val="bullet"/>
-      <w:lvlText w:val=""/>
-      <w:lvlJc w:val="left"/>
-      <w:pPr>
-        <w:tabs>
-          <w:tab w:val="num" w:pos="5760"/>
-        </w:tabs>
-        <w:ind w:left="5760" w:hanging="360"/>
-      </w:pPr>
-      <w:rPr>
-        <w:rFonts w:ascii="Wingdings" w:hAnsi="Wingdings" w:hint="default"/>
-        <w:sz w:val="20"/>
-      </w:rPr>
-    </w:lvl>
-    <w:lvl w:ilvl="8" w:tentative="1">
-      <w:start w:val="1"/>
-      <w:numFmt w:val="bullet"/>
-      <w:lvlText w:val=""/>
-      <w:lvlJc w:val="left"/>
-      <w:pPr>
-        <w:tabs>
-          <w:tab w:val="num" w:pos="6480"/>
-        </w:tabs>
-        <w:ind w:left="6480" w:hanging="360"/>
-      </w:pPr>
-      <w:rPr>
-        <w:rFonts w:ascii="Wingdings" w:hAnsi="Wingdings" w:hint="default"/>
-        <w:sz w:val="20"/>
-      </w:rPr>
-    </w:lvl>
-  </w:abstractNum>
-  <w:abstractNum w:abstractNumId="23" w15:restartNumberingAfterBreak="0">
+  <w:abstractNum w:abstractNumId="18" w15:restartNumberingAfterBreak="0">
     <w:nsid w:val="19395AEC"/>
     <w:multiLevelType w:val="multilevel"/>
     <w:tmpl w:val="C7FCC690"/>
@@ -32435,7 +33329,7 @@
       </w:rPr>
     </w:lvl>
   </w:abstractNum>
-  <w:abstractNum w:abstractNumId="24" w15:restartNumberingAfterBreak="0">
+  <w:abstractNum w:abstractNumId="19" w15:restartNumberingAfterBreak="0">
     <w:nsid w:val="1AFA1B10"/>
     <w:multiLevelType w:val="multilevel"/>
     <w:tmpl w:val="D6BEEB02"/>
@@ -32584,7 +33478,7 @@
       </w:rPr>
     </w:lvl>
   </w:abstractNum>
-  <w:abstractNum w:abstractNumId="25" w15:restartNumberingAfterBreak="0">
+  <w:abstractNum w:abstractNumId="20" w15:restartNumberingAfterBreak="0">
     <w:nsid w:val="1C67619C"/>
     <w:multiLevelType w:val="hybridMultilevel"/>
     <w:tmpl w:val="DA58E3B0"/>
@@ -32697,7 +33591,7 @@
       </w:rPr>
     </w:lvl>
   </w:abstractNum>
-  <w:abstractNum w:abstractNumId="26" w15:restartNumberingAfterBreak="0">
+  <w:abstractNum w:abstractNumId="21" w15:restartNumberingAfterBreak="0">
     <w:nsid w:val="1CD37F47"/>
     <w:multiLevelType w:val="multilevel"/>
     <w:tmpl w:val="309AF90E"/>
@@ -32810,7 +33704,7 @@
       </w:pPr>
     </w:lvl>
   </w:abstractNum>
-  <w:abstractNum w:abstractNumId="27" w15:restartNumberingAfterBreak="0">
+  <w:abstractNum w:abstractNumId="22" w15:restartNumberingAfterBreak="0">
     <w:nsid w:val="1F844BCD"/>
     <w:multiLevelType w:val="multilevel"/>
     <w:tmpl w:val="705ABDF0"/>
@@ -32959,7 +33853,7 @@
       </w:rPr>
     </w:lvl>
   </w:abstractNum>
-  <w:abstractNum w:abstractNumId="28" w15:restartNumberingAfterBreak="0">
+  <w:abstractNum w:abstractNumId="23" w15:restartNumberingAfterBreak="0">
     <w:nsid w:val="1FFE1E2C"/>
     <w:multiLevelType w:val="multilevel"/>
     <w:tmpl w:val="77DCB570"/>
@@ -33072,7 +33966,7 @@
       </w:pPr>
     </w:lvl>
   </w:abstractNum>
-  <w:abstractNum w:abstractNumId="29" w15:restartNumberingAfterBreak="0">
+  <w:abstractNum w:abstractNumId="24" w15:restartNumberingAfterBreak="0">
     <w:nsid w:val="21975E1C"/>
     <w:multiLevelType w:val="multilevel"/>
     <w:tmpl w:val="6B228D3C"/>
@@ -33221,233 +34115,7 @@
       </w:rPr>
     </w:lvl>
   </w:abstractNum>
-  <w:abstractNum w:abstractNumId="30" w15:restartNumberingAfterBreak="0">
-    <w:nsid w:val="25306C7B"/>
-    <w:multiLevelType w:val="multilevel"/>
-    <w:tmpl w:val="0764FEBE"/>
-    <w:lvl w:ilvl="0">
-      <w:start w:val="1"/>
-      <w:numFmt w:val="decimal"/>
-      <w:lvlText w:val="%1."/>
-      <w:lvlJc w:val="left"/>
-      <w:pPr>
-        <w:tabs>
-          <w:tab w:val="num" w:pos="720"/>
-        </w:tabs>
-        <w:ind w:left="720" w:hanging="360"/>
-      </w:pPr>
-    </w:lvl>
-    <w:lvl w:ilvl="1" w:tentative="1">
-      <w:start w:val="1"/>
-      <w:numFmt w:val="decimal"/>
-      <w:lvlText w:val="%2."/>
-      <w:lvlJc w:val="left"/>
-      <w:pPr>
-        <w:tabs>
-          <w:tab w:val="num" w:pos="1440"/>
-        </w:tabs>
-        <w:ind w:left="1440" w:hanging="360"/>
-      </w:pPr>
-    </w:lvl>
-    <w:lvl w:ilvl="2" w:tentative="1">
-      <w:start w:val="1"/>
-      <w:numFmt w:val="decimal"/>
-      <w:lvlText w:val="%3."/>
-      <w:lvlJc w:val="left"/>
-      <w:pPr>
-        <w:tabs>
-          <w:tab w:val="num" w:pos="2160"/>
-        </w:tabs>
-        <w:ind w:left="2160" w:hanging="360"/>
-      </w:pPr>
-    </w:lvl>
-    <w:lvl w:ilvl="3" w:tentative="1">
-      <w:start w:val="1"/>
-      <w:numFmt w:val="decimal"/>
-      <w:lvlText w:val="%4."/>
-      <w:lvlJc w:val="left"/>
-      <w:pPr>
-        <w:tabs>
-          <w:tab w:val="num" w:pos="2880"/>
-        </w:tabs>
-        <w:ind w:left="2880" w:hanging="360"/>
-      </w:pPr>
-    </w:lvl>
-    <w:lvl w:ilvl="4" w:tentative="1">
-      <w:start w:val="1"/>
-      <w:numFmt w:val="decimal"/>
-      <w:lvlText w:val="%5."/>
-      <w:lvlJc w:val="left"/>
-      <w:pPr>
-        <w:tabs>
-          <w:tab w:val="num" w:pos="3600"/>
-        </w:tabs>
-        <w:ind w:left="3600" w:hanging="360"/>
-      </w:pPr>
-    </w:lvl>
-    <w:lvl w:ilvl="5" w:tentative="1">
-      <w:start w:val="1"/>
-      <w:numFmt w:val="decimal"/>
-      <w:lvlText w:val="%6."/>
-      <w:lvlJc w:val="left"/>
-      <w:pPr>
-        <w:tabs>
-          <w:tab w:val="num" w:pos="4320"/>
-        </w:tabs>
-        <w:ind w:left="4320" w:hanging="360"/>
-      </w:pPr>
-    </w:lvl>
-    <w:lvl w:ilvl="6" w:tentative="1">
-      <w:start w:val="1"/>
-      <w:numFmt w:val="decimal"/>
-      <w:lvlText w:val="%7."/>
-      <w:lvlJc w:val="left"/>
-      <w:pPr>
-        <w:tabs>
-          <w:tab w:val="num" w:pos="5040"/>
-        </w:tabs>
-        <w:ind w:left="5040" w:hanging="360"/>
-      </w:pPr>
-    </w:lvl>
-    <w:lvl w:ilvl="7" w:tentative="1">
-      <w:start w:val="1"/>
-      <w:numFmt w:val="decimal"/>
-      <w:lvlText w:val="%8."/>
-      <w:lvlJc w:val="left"/>
-      <w:pPr>
-        <w:tabs>
-          <w:tab w:val="num" w:pos="5760"/>
-        </w:tabs>
-        <w:ind w:left="5760" w:hanging="360"/>
-      </w:pPr>
-    </w:lvl>
-    <w:lvl w:ilvl="8" w:tentative="1">
-      <w:start w:val="1"/>
-      <w:numFmt w:val="decimal"/>
-      <w:lvlText w:val="%9."/>
-      <w:lvlJc w:val="left"/>
-      <w:pPr>
-        <w:tabs>
-          <w:tab w:val="num" w:pos="6480"/>
-        </w:tabs>
-        <w:ind w:left="6480" w:hanging="360"/>
-      </w:pPr>
-    </w:lvl>
-  </w:abstractNum>
-  <w:abstractNum w:abstractNumId="31" w15:restartNumberingAfterBreak="0">
-    <w:nsid w:val="26566FF9"/>
-    <w:multiLevelType w:val="hybridMultilevel"/>
-    <w:tmpl w:val="0AEC4398"/>
-    <w:lvl w:ilvl="0" w:tplc="04190001">
-      <w:start w:val="1"/>
-      <w:numFmt w:val="bullet"/>
-      <w:lvlText w:val=""/>
-      <w:lvlJc w:val="left"/>
-      <w:pPr>
-        <w:ind w:left="720" w:hanging="360"/>
-      </w:pPr>
-      <w:rPr>
-        <w:rFonts w:ascii="Symbol" w:hAnsi="Symbol" w:hint="default"/>
-      </w:rPr>
-    </w:lvl>
-    <w:lvl w:ilvl="1" w:tplc="04190003" w:tentative="1">
-      <w:start w:val="1"/>
-      <w:numFmt w:val="bullet"/>
-      <w:lvlText w:val="o"/>
-      <w:lvlJc w:val="left"/>
-      <w:pPr>
-        <w:ind w:left="1440" w:hanging="360"/>
-      </w:pPr>
-      <w:rPr>
-        <w:rFonts w:ascii="Courier New" w:hAnsi="Courier New" w:cs="Courier New" w:hint="default"/>
-      </w:rPr>
-    </w:lvl>
-    <w:lvl w:ilvl="2" w:tplc="04190005" w:tentative="1">
-      <w:start w:val="1"/>
-      <w:numFmt w:val="bullet"/>
-      <w:lvlText w:val=""/>
-      <w:lvlJc w:val="left"/>
-      <w:pPr>
-        <w:ind w:left="2160" w:hanging="360"/>
-      </w:pPr>
-      <w:rPr>
-        <w:rFonts w:ascii="Wingdings" w:hAnsi="Wingdings" w:hint="default"/>
-      </w:rPr>
-    </w:lvl>
-    <w:lvl w:ilvl="3" w:tplc="04190001" w:tentative="1">
-      <w:start w:val="1"/>
-      <w:numFmt w:val="bullet"/>
-      <w:lvlText w:val=""/>
-      <w:lvlJc w:val="left"/>
-      <w:pPr>
-        <w:ind w:left="2880" w:hanging="360"/>
-      </w:pPr>
-      <w:rPr>
-        <w:rFonts w:ascii="Symbol" w:hAnsi="Symbol" w:hint="default"/>
-      </w:rPr>
-    </w:lvl>
-    <w:lvl w:ilvl="4" w:tplc="04190003" w:tentative="1">
-      <w:start w:val="1"/>
-      <w:numFmt w:val="bullet"/>
-      <w:lvlText w:val="o"/>
-      <w:lvlJc w:val="left"/>
-      <w:pPr>
-        <w:ind w:left="3600" w:hanging="360"/>
-      </w:pPr>
-      <w:rPr>
-        <w:rFonts w:ascii="Courier New" w:hAnsi="Courier New" w:cs="Courier New" w:hint="default"/>
-      </w:rPr>
-    </w:lvl>
-    <w:lvl w:ilvl="5" w:tplc="04190005" w:tentative="1">
-      <w:start w:val="1"/>
-      <w:numFmt w:val="bullet"/>
-      <w:lvlText w:val=""/>
-      <w:lvlJc w:val="left"/>
-      <w:pPr>
-        <w:ind w:left="4320" w:hanging="360"/>
-      </w:pPr>
-      <w:rPr>
-        <w:rFonts w:ascii="Wingdings" w:hAnsi="Wingdings" w:hint="default"/>
-      </w:rPr>
-    </w:lvl>
-    <w:lvl w:ilvl="6" w:tplc="04190001" w:tentative="1">
-      <w:start w:val="1"/>
-      <w:numFmt w:val="bullet"/>
-      <w:lvlText w:val=""/>
-      <w:lvlJc w:val="left"/>
-      <w:pPr>
-        <w:ind w:left="5040" w:hanging="360"/>
-      </w:pPr>
-      <w:rPr>
-        <w:rFonts w:ascii="Symbol" w:hAnsi="Symbol" w:hint="default"/>
-      </w:rPr>
-    </w:lvl>
-    <w:lvl w:ilvl="7" w:tplc="04190003" w:tentative="1">
-      <w:start w:val="1"/>
-      <w:numFmt w:val="bullet"/>
-      <w:lvlText w:val="o"/>
-      <w:lvlJc w:val="left"/>
-      <w:pPr>
-        <w:ind w:left="5760" w:hanging="360"/>
-      </w:pPr>
-      <w:rPr>
-        <w:rFonts w:ascii="Courier New" w:hAnsi="Courier New" w:cs="Courier New" w:hint="default"/>
-      </w:rPr>
-    </w:lvl>
-    <w:lvl w:ilvl="8" w:tplc="04190005" w:tentative="1">
-      <w:start w:val="1"/>
-      <w:numFmt w:val="bullet"/>
-      <w:lvlText w:val=""/>
-      <w:lvlJc w:val="left"/>
-      <w:pPr>
-        <w:ind w:left="6480" w:hanging="360"/>
-      </w:pPr>
-      <w:rPr>
-        <w:rFonts w:ascii="Wingdings" w:hAnsi="Wingdings" w:hint="default"/>
-      </w:rPr>
-    </w:lvl>
-  </w:abstractNum>
-  <w:abstractNum w:abstractNumId="32" w15:restartNumberingAfterBreak="0">
+  <w:abstractNum w:abstractNumId="25" w15:restartNumberingAfterBreak="0">
     <w:nsid w:val="2661041E"/>
     <w:multiLevelType w:val="multilevel"/>
     <w:tmpl w:val="5D029EB8"/>
@@ -33596,7 +34264,7 @@
       </w:rPr>
     </w:lvl>
   </w:abstractNum>
-  <w:abstractNum w:abstractNumId="33" w15:restartNumberingAfterBreak="0">
+  <w:abstractNum w:abstractNumId="26" w15:restartNumberingAfterBreak="0">
     <w:nsid w:val="26B06765"/>
     <w:multiLevelType w:val="multilevel"/>
     <w:tmpl w:val="D166EF8C"/>
@@ -33745,7 +34413,7 @@
       </w:rPr>
     </w:lvl>
   </w:abstractNum>
-  <w:abstractNum w:abstractNumId="34" w15:restartNumberingAfterBreak="0">
+  <w:abstractNum w:abstractNumId="27" w15:restartNumberingAfterBreak="0">
     <w:nsid w:val="27081F03"/>
     <w:multiLevelType w:val="multilevel"/>
     <w:tmpl w:val="FCC0FF3C"/>
@@ -33858,96 +34526,7 @@
       </w:pPr>
     </w:lvl>
   </w:abstractNum>
-  <w:abstractNum w:abstractNumId="35" w15:restartNumberingAfterBreak="0">
-    <w:nsid w:val="2852060F"/>
-    <w:multiLevelType w:val="hybridMultilevel"/>
-    <w:tmpl w:val="248440DA"/>
-    <w:lvl w:ilvl="0" w:tplc="0419000F">
-      <w:start w:val="1"/>
-      <w:numFmt w:val="decimal"/>
-      <w:lvlText w:val="%1."/>
-      <w:lvlJc w:val="left"/>
-      <w:pPr>
-        <w:ind w:left="720" w:hanging="360"/>
-      </w:pPr>
-      <w:rPr>
-        <w:rFonts w:hint="default"/>
-      </w:rPr>
-    </w:lvl>
-    <w:lvl w:ilvl="1" w:tplc="04190019" w:tentative="1">
-      <w:start w:val="1"/>
-      <w:numFmt w:val="lowerLetter"/>
-      <w:lvlText w:val="%2."/>
-      <w:lvlJc w:val="left"/>
-      <w:pPr>
-        <w:ind w:left="1440" w:hanging="360"/>
-      </w:pPr>
-    </w:lvl>
-    <w:lvl w:ilvl="2" w:tplc="0419001B" w:tentative="1">
-      <w:start w:val="1"/>
-      <w:numFmt w:val="lowerRoman"/>
-      <w:lvlText w:val="%3."/>
-      <w:lvlJc w:val="right"/>
-      <w:pPr>
-        <w:ind w:left="2160" w:hanging="180"/>
-      </w:pPr>
-    </w:lvl>
-    <w:lvl w:ilvl="3" w:tplc="0419000F" w:tentative="1">
-      <w:start w:val="1"/>
-      <w:numFmt w:val="decimal"/>
-      <w:lvlText w:val="%4."/>
-      <w:lvlJc w:val="left"/>
-      <w:pPr>
-        <w:ind w:left="2880" w:hanging="360"/>
-      </w:pPr>
-    </w:lvl>
-    <w:lvl w:ilvl="4" w:tplc="04190019" w:tentative="1">
-      <w:start w:val="1"/>
-      <w:numFmt w:val="lowerLetter"/>
-      <w:lvlText w:val="%5."/>
-      <w:lvlJc w:val="left"/>
-      <w:pPr>
-        <w:ind w:left="3600" w:hanging="360"/>
-      </w:pPr>
-    </w:lvl>
-    <w:lvl w:ilvl="5" w:tplc="0419001B" w:tentative="1">
-      <w:start w:val="1"/>
-      <w:numFmt w:val="lowerRoman"/>
-      <w:lvlText w:val="%6."/>
-      <w:lvlJc w:val="right"/>
-      <w:pPr>
-        <w:ind w:left="4320" w:hanging="180"/>
-      </w:pPr>
-    </w:lvl>
-    <w:lvl w:ilvl="6" w:tplc="0419000F" w:tentative="1">
-      <w:start w:val="1"/>
-      <w:numFmt w:val="decimal"/>
-      <w:lvlText w:val="%7."/>
-      <w:lvlJc w:val="left"/>
-      <w:pPr>
-        <w:ind w:left="5040" w:hanging="360"/>
-      </w:pPr>
-    </w:lvl>
-    <w:lvl w:ilvl="7" w:tplc="04190019" w:tentative="1">
-      <w:start w:val="1"/>
-      <w:numFmt w:val="lowerLetter"/>
-      <w:lvlText w:val="%8."/>
-      <w:lvlJc w:val="left"/>
-      <w:pPr>
-        <w:ind w:left="5760" w:hanging="360"/>
-      </w:pPr>
-    </w:lvl>
-    <w:lvl w:ilvl="8" w:tplc="0419001B" w:tentative="1">
-      <w:start w:val="1"/>
-      <w:numFmt w:val="lowerRoman"/>
-      <w:lvlText w:val="%9."/>
-      <w:lvlJc w:val="right"/>
-      <w:pPr>
-        <w:ind w:left="6480" w:hanging="180"/>
-      </w:pPr>
-    </w:lvl>
-  </w:abstractNum>
-  <w:abstractNum w:abstractNumId="36" w15:restartNumberingAfterBreak="0">
+  <w:abstractNum w:abstractNumId="28" w15:restartNumberingAfterBreak="0">
     <w:nsid w:val="2A0B1BB8"/>
     <w:multiLevelType w:val="multilevel"/>
     <w:tmpl w:val="30324AD0"/>
@@ -34096,93 +34675,7 @@
       </w:rPr>
     </w:lvl>
   </w:abstractNum>
-  <w:abstractNum w:abstractNumId="37" w15:restartNumberingAfterBreak="0">
-    <w:nsid w:val="2F615C0F"/>
-    <w:multiLevelType w:val="hybridMultilevel"/>
-    <w:tmpl w:val="E30493F4"/>
-    <w:lvl w:ilvl="0" w:tplc="0419000F">
-      <w:start w:val="1"/>
-      <w:numFmt w:val="decimal"/>
-      <w:lvlText w:val="%1."/>
-      <w:lvlJc w:val="left"/>
-      <w:pPr>
-        <w:ind w:left="720" w:hanging="360"/>
-      </w:pPr>
-    </w:lvl>
-    <w:lvl w:ilvl="1" w:tplc="04190019" w:tentative="1">
-      <w:start w:val="1"/>
-      <w:numFmt w:val="lowerLetter"/>
-      <w:lvlText w:val="%2."/>
-      <w:lvlJc w:val="left"/>
-      <w:pPr>
-        <w:ind w:left="1440" w:hanging="360"/>
-      </w:pPr>
-    </w:lvl>
-    <w:lvl w:ilvl="2" w:tplc="0419001B" w:tentative="1">
-      <w:start w:val="1"/>
-      <w:numFmt w:val="lowerRoman"/>
-      <w:lvlText w:val="%3."/>
-      <w:lvlJc w:val="right"/>
-      <w:pPr>
-        <w:ind w:left="2160" w:hanging="180"/>
-      </w:pPr>
-    </w:lvl>
-    <w:lvl w:ilvl="3" w:tplc="0419000F" w:tentative="1">
-      <w:start w:val="1"/>
-      <w:numFmt w:val="decimal"/>
-      <w:lvlText w:val="%4."/>
-      <w:lvlJc w:val="left"/>
-      <w:pPr>
-        <w:ind w:left="2880" w:hanging="360"/>
-      </w:pPr>
-    </w:lvl>
-    <w:lvl w:ilvl="4" w:tplc="04190019" w:tentative="1">
-      <w:start w:val="1"/>
-      <w:numFmt w:val="lowerLetter"/>
-      <w:lvlText w:val="%5."/>
-      <w:lvlJc w:val="left"/>
-      <w:pPr>
-        <w:ind w:left="3600" w:hanging="360"/>
-      </w:pPr>
-    </w:lvl>
-    <w:lvl w:ilvl="5" w:tplc="0419001B" w:tentative="1">
-      <w:start w:val="1"/>
-      <w:numFmt w:val="lowerRoman"/>
-      <w:lvlText w:val="%6."/>
-      <w:lvlJc w:val="right"/>
-      <w:pPr>
-        <w:ind w:left="4320" w:hanging="180"/>
-      </w:pPr>
-    </w:lvl>
-    <w:lvl w:ilvl="6" w:tplc="0419000F" w:tentative="1">
-      <w:start w:val="1"/>
-      <w:numFmt w:val="decimal"/>
-      <w:lvlText w:val="%7."/>
-      <w:lvlJc w:val="left"/>
-      <w:pPr>
-        <w:ind w:left="5040" w:hanging="360"/>
-      </w:pPr>
-    </w:lvl>
-    <w:lvl w:ilvl="7" w:tplc="04190019" w:tentative="1">
-      <w:start w:val="1"/>
-      <w:numFmt w:val="lowerLetter"/>
-      <w:lvlText w:val="%8."/>
-      <w:lvlJc w:val="left"/>
-      <w:pPr>
-        <w:ind w:left="5760" w:hanging="360"/>
-      </w:pPr>
-    </w:lvl>
-    <w:lvl w:ilvl="8" w:tplc="0419001B" w:tentative="1">
-      <w:start w:val="1"/>
-      <w:numFmt w:val="lowerRoman"/>
-      <w:lvlText w:val="%9."/>
-      <w:lvlJc w:val="right"/>
-      <w:pPr>
-        <w:ind w:left="6480" w:hanging="180"/>
-      </w:pPr>
-    </w:lvl>
-  </w:abstractNum>
-  <w:abstractNum w:abstractNumId="38" w15:restartNumberingAfterBreak="0">
+  <w:abstractNum w:abstractNumId="29" w15:restartNumberingAfterBreak="0">
     <w:nsid w:val="2F633571"/>
     <w:multiLevelType w:val="multilevel"/>
     <w:tmpl w:val="E5D6DCC6"/>
@@ -34331,120 +34824,7 @@
       </w:rPr>
     </w:lvl>
   </w:abstractNum>
-  <w:abstractNum w:abstractNumId="39" w15:restartNumberingAfterBreak="0">
-    <w:nsid w:val="2F98073B"/>
-    <w:multiLevelType w:val="hybridMultilevel"/>
-    <w:tmpl w:val="3550A7DC"/>
-    <w:lvl w:ilvl="0" w:tplc="04190001">
-      <w:start w:val="1"/>
-      <w:numFmt w:val="bullet"/>
-      <w:lvlText w:val=""/>
-      <w:lvlJc w:val="left"/>
-      <w:pPr>
-        <w:ind w:left="720" w:hanging="360"/>
-      </w:pPr>
-      <w:rPr>
-        <w:rFonts w:ascii="Symbol" w:hAnsi="Symbol" w:hint="default"/>
-      </w:rPr>
-    </w:lvl>
-    <w:lvl w:ilvl="1" w:tplc="04190003" w:tentative="1">
-      <w:start w:val="1"/>
-      <w:numFmt w:val="bullet"/>
-      <w:lvlText w:val="o"/>
-      <w:lvlJc w:val="left"/>
-      <w:pPr>
-        <w:ind w:left="1440" w:hanging="360"/>
-      </w:pPr>
-      <w:rPr>
-        <w:rFonts w:ascii="Courier New" w:hAnsi="Courier New" w:cs="Courier New" w:hint="default"/>
-      </w:rPr>
-    </w:lvl>
-    <w:lvl w:ilvl="2" w:tplc="04190005" w:tentative="1">
-      <w:start w:val="1"/>
-      <w:numFmt w:val="bullet"/>
-      <w:lvlText w:val=""/>
-      <w:lvlJc w:val="left"/>
-      <w:pPr>
-        <w:ind w:left="2160" w:hanging="360"/>
-      </w:pPr>
-      <w:rPr>
-        <w:rFonts w:ascii="Wingdings" w:hAnsi="Wingdings" w:hint="default"/>
-      </w:rPr>
-    </w:lvl>
-    <w:lvl w:ilvl="3" w:tplc="04190001" w:tentative="1">
-      <w:start w:val="1"/>
-      <w:numFmt w:val="bullet"/>
-      <w:lvlText w:val=""/>
-      <w:lvlJc w:val="left"/>
-      <w:pPr>
-        <w:ind w:left="2880" w:hanging="360"/>
-      </w:pPr>
-      <w:rPr>
-        <w:rFonts w:ascii="Symbol" w:hAnsi="Symbol" w:hint="default"/>
-      </w:rPr>
-    </w:lvl>
-    <w:lvl w:ilvl="4" w:tplc="04190003" w:tentative="1">
-      <w:start w:val="1"/>
-      <w:numFmt w:val="bullet"/>
-      <w:lvlText w:val="o"/>
-      <w:lvlJc w:val="left"/>
-      <w:pPr>
-        <w:ind w:left="3600" w:hanging="360"/>
-      </w:pPr>
-      <w:rPr>
-        <w:rFonts w:ascii="Courier New" w:hAnsi="Courier New" w:cs="Courier New" w:hint="default"/>
-      </w:rPr>
-    </w:lvl>
-    <w:lvl w:ilvl="5" w:tplc="04190005" w:tentative="1">
-      <w:start w:val="1"/>
-      <w:numFmt w:val="bullet"/>
-      <w:lvlText w:val=""/>
-      <w:lvlJc w:val="left"/>
-      <w:pPr>
-        <w:ind w:left="4320" w:hanging="360"/>
-      </w:pPr>
-      <w:rPr>
-        <w:rFonts w:ascii="Wingdings" w:hAnsi="Wingdings" w:hint="default"/>
-      </w:rPr>
-    </w:lvl>
-    <w:lvl w:ilvl="6" w:tplc="04190001" w:tentative="1">
-      <w:start w:val="1"/>
-      <w:numFmt w:val="bullet"/>
-      <w:lvlText w:val=""/>
-      <w:lvlJc w:val="left"/>
-      <w:pPr>
-        <w:ind w:left="5040" w:hanging="360"/>
-      </w:pPr>
-      <w:rPr>
-        <w:rFonts w:ascii="Symbol" w:hAnsi="Symbol" w:hint="default"/>
-      </w:rPr>
-    </w:lvl>
-    <w:lvl w:ilvl="7" w:tplc="04190003" w:tentative="1">
-      <w:start w:val="1"/>
-      <w:numFmt w:val="bullet"/>
-      <w:lvlText w:val="o"/>
-      <w:lvlJc w:val="left"/>
-      <w:pPr>
-        <w:ind w:left="5760" w:hanging="360"/>
-      </w:pPr>
-      <w:rPr>
-        <w:rFonts w:ascii="Courier New" w:hAnsi="Courier New" w:cs="Courier New" w:hint="default"/>
-      </w:rPr>
-    </w:lvl>
-    <w:lvl w:ilvl="8" w:tplc="04190005" w:tentative="1">
-      <w:start w:val="1"/>
-      <w:numFmt w:val="bullet"/>
-      <w:lvlText w:val=""/>
-      <w:lvlJc w:val="left"/>
-      <w:pPr>
-        <w:ind w:left="6480" w:hanging="360"/>
-      </w:pPr>
-      <w:rPr>
-        <w:rFonts w:ascii="Wingdings" w:hAnsi="Wingdings" w:hint="default"/>
-      </w:rPr>
-    </w:lvl>
-  </w:abstractNum>
-  <w:abstractNum w:abstractNumId="40" w15:restartNumberingAfterBreak="0">
+  <w:abstractNum w:abstractNumId="30" w15:restartNumberingAfterBreak="0">
     <w:nsid w:val="30417600"/>
     <w:multiLevelType w:val="multilevel"/>
     <w:tmpl w:val="68F617E0"/>
@@ -34593,7 +34973,7 @@
       </w:rPr>
     </w:lvl>
   </w:abstractNum>
-  <w:abstractNum w:abstractNumId="41" w15:restartNumberingAfterBreak="0">
+  <w:abstractNum w:abstractNumId="31" w15:restartNumberingAfterBreak="0">
     <w:nsid w:val="31E969B8"/>
     <w:multiLevelType w:val="multilevel"/>
     <w:tmpl w:val="166E0192"/>
@@ -34742,7 +35122,7 @@
       </w:rPr>
     </w:lvl>
   </w:abstractNum>
-  <w:abstractNum w:abstractNumId="42" w15:restartNumberingAfterBreak="0">
+  <w:abstractNum w:abstractNumId="32" w15:restartNumberingAfterBreak="0">
     <w:nsid w:val="327908BF"/>
     <w:multiLevelType w:val="multilevel"/>
     <w:tmpl w:val="C60C2FFA"/>
@@ -34891,156 +35271,7 @@
       </w:rPr>
     </w:lvl>
   </w:abstractNum>
-  <w:abstractNum w:abstractNumId="43" w15:restartNumberingAfterBreak="0">
-    <w:nsid w:val="35204225"/>
-    <w:multiLevelType w:val="multilevel"/>
-    <w:tmpl w:val="7ED6777E"/>
-    <w:lvl w:ilvl="0">
-      <w:start w:val="1"/>
-      <w:numFmt w:val="bullet"/>
-      <w:lvlText w:val=""/>
-      <w:lvlJc w:val="left"/>
-      <w:pPr>
-        <w:tabs>
-          <w:tab w:val="num" w:pos="720"/>
-        </w:tabs>
-        <w:ind w:left="720" w:hanging="360"/>
-      </w:pPr>
-      <w:rPr>
-        <w:rFonts w:ascii="Symbol" w:hAnsi="Symbol" w:hint="default"/>
-        <w:sz w:val="20"/>
-      </w:rPr>
-    </w:lvl>
-    <w:lvl w:ilvl="1" w:tentative="1">
-      <w:start w:val="1"/>
-      <w:numFmt w:val="bullet"/>
-      <w:lvlText w:val=""/>
-      <w:lvlJc w:val="left"/>
-      <w:pPr>
-        <w:tabs>
-          <w:tab w:val="num" w:pos="1440"/>
-        </w:tabs>
-        <w:ind w:left="1440" w:hanging="360"/>
-      </w:pPr>
-      <w:rPr>
-        <w:rFonts w:ascii="Symbol" w:hAnsi="Symbol" w:hint="default"/>
-        <w:sz w:val="20"/>
-      </w:rPr>
-    </w:lvl>
-    <w:lvl w:ilvl="2" w:tentative="1">
-      <w:start w:val="1"/>
-      <w:numFmt w:val="bullet"/>
-      <w:lvlText w:val=""/>
-      <w:lvlJc w:val="left"/>
-      <w:pPr>
-        <w:tabs>
-          <w:tab w:val="num" w:pos="2160"/>
-        </w:tabs>
-        <w:ind w:left="2160" w:hanging="360"/>
-      </w:pPr>
-      <w:rPr>
-        <w:rFonts w:ascii="Symbol" w:hAnsi="Symbol" w:hint="default"/>
-        <w:sz w:val="20"/>
-      </w:rPr>
-    </w:lvl>
-    <w:lvl w:ilvl="3" w:tentative="1">
-      <w:start w:val="1"/>
-      <w:numFmt w:val="bullet"/>
-      <w:lvlText w:val=""/>
-      <w:lvlJc w:val="left"/>
-      <w:pPr>
-        <w:tabs>
-          <w:tab w:val="num" w:pos="2880"/>
-        </w:tabs>
-        <w:ind w:left="2880" w:hanging="360"/>
-      </w:pPr>
-      <w:rPr>
-        <w:rFonts w:ascii="Symbol" w:hAnsi="Symbol" w:hint="default"/>
-        <w:sz w:val="20"/>
-      </w:rPr>
-    </w:lvl>
-    <w:lvl w:ilvl="4" w:tentative="1">
-      <w:start w:val="1"/>
-      <w:numFmt w:val="bullet"/>
-      <w:lvlText w:val=""/>
-      <w:lvlJc w:val="left"/>
-      <w:pPr>
-        <w:tabs>
-          <w:tab w:val="num" w:pos="3600"/>
-        </w:tabs>
-        <w:ind w:left="3600" w:hanging="360"/>
-      </w:pPr>
-      <w:rPr>
-        <w:rFonts w:ascii="Symbol" w:hAnsi="Symbol" w:hint="default"/>
-        <w:sz w:val="20"/>
-      </w:rPr>
-    </w:lvl>
-    <w:lvl w:ilvl="5" w:tentative="1">
-      <w:start w:val="1"/>
-      <w:numFmt w:val="bullet"/>
-      <w:lvlText w:val=""/>
-      <w:lvlJc w:val="left"/>
-      <w:pPr>
-        <w:tabs>
-          <w:tab w:val="num" w:pos="4320"/>
-        </w:tabs>
-        <w:ind w:left="4320" w:hanging="360"/>
-      </w:pPr>
-      <w:rPr>
-        <w:rFonts w:ascii="Symbol" w:hAnsi="Symbol" w:hint="default"/>
-        <w:sz w:val="20"/>
-      </w:rPr>
-    </w:lvl>
-    <w:lvl w:ilvl="6" w:tentative="1">
-      <w:start w:val="1"/>
-      <w:numFmt w:val="bullet"/>
-      <w:lvlText w:val=""/>
-      <w:lvlJc w:val="left"/>
-      <w:pPr>
-        <w:tabs>
-          <w:tab w:val="num" w:pos="5040"/>
-        </w:tabs>
-        <w:ind w:left="5040" w:hanging="360"/>
-      </w:pPr>
-      <w:rPr>
-        <w:rFonts w:ascii="Symbol" w:hAnsi="Symbol" w:hint="default"/>
-        <w:sz w:val="20"/>
-      </w:rPr>
-    </w:lvl>
-    <w:lvl w:ilvl="7" w:tentative="1">
-      <w:start w:val="1"/>
-      <w:numFmt w:val="bullet"/>
-      <w:lvlText w:val=""/>
-      <w:lvlJc w:val="left"/>
-      <w:pPr>
-        <w:tabs>
-          <w:tab w:val="num" w:pos="5760"/>
-        </w:tabs>
-        <w:ind w:left="5760" w:hanging="360"/>
-      </w:pPr>
-      <w:rPr>
-        <w:rFonts w:ascii="Symbol" w:hAnsi="Symbol" w:hint="default"/>
-        <w:sz w:val="20"/>
-      </w:rPr>
-    </w:lvl>
-    <w:lvl w:ilvl="8" w:tentative="1">
-      <w:start w:val="1"/>
-      <w:numFmt w:val="bullet"/>
-      <w:lvlText w:val=""/>
-      <w:lvlJc w:val="left"/>
-      <w:pPr>
-        <w:tabs>
-          <w:tab w:val="num" w:pos="6480"/>
-        </w:tabs>
-        <w:ind w:left="6480" w:hanging="360"/>
-      </w:pPr>
-      <w:rPr>
-        <w:rFonts w:ascii="Symbol" w:hAnsi="Symbol" w:hint="default"/>
-        <w:sz w:val="20"/>
-      </w:rPr>
-    </w:lvl>
-  </w:abstractNum>
-  <w:abstractNum w:abstractNumId="44" w15:restartNumberingAfterBreak="0">
+  <w:abstractNum w:abstractNumId="33" w15:restartNumberingAfterBreak="0">
     <w:nsid w:val="35524ECA"/>
     <w:multiLevelType w:val="hybridMultilevel"/>
     <w:tmpl w:val="BFF4877A"/>
@@ -35153,96 +35384,7 @@
       </w:rPr>
     </w:lvl>
   </w:abstractNum>
-  <w:abstractNum w:abstractNumId="45" w15:restartNumberingAfterBreak="0">
-    <w:nsid w:val="372A0EB1"/>
-    <w:multiLevelType w:val="hybridMultilevel"/>
-    <w:tmpl w:val="9BA8E39A"/>
-    <w:lvl w:ilvl="0" w:tplc="04190001">
-      <w:start w:val="1"/>
-      <w:numFmt w:val="bullet"/>
-      <w:lvlText w:val=""/>
-      <w:lvlJc w:val="left"/>
-      <w:pPr>
-        <w:ind w:left="720" w:hanging="360"/>
-      </w:pPr>
-      <w:rPr>
-        <w:rFonts w:ascii="Symbol" w:hAnsi="Symbol" w:hint="default"/>
-      </w:rPr>
-    </w:lvl>
-    <w:lvl w:ilvl="1" w:tplc="FFFFFFFF" w:tentative="1">
-      <w:start w:val="1"/>
-      <w:numFmt w:val="lowerLetter"/>
-      <w:lvlText w:val="%2."/>
-      <w:lvlJc w:val="left"/>
-      <w:pPr>
-        <w:ind w:left="1440" w:hanging="360"/>
-      </w:pPr>
-    </w:lvl>
-    <w:lvl w:ilvl="2" w:tplc="FFFFFFFF" w:tentative="1">
-      <w:start w:val="1"/>
-      <w:numFmt w:val="lowerRoman"/>
-      <w:lvlText w:val="%3."/>
-      <w:lvlJc w:val="right"/>
-      <w:pPr>
-        <w:ind w:left="2160" w:hanging="180"/>
-      </w:pPr>
-    </w:lvl>
-    <w:lvl w:ilvl="3" w:tplc="FFFFFFFF" w:tentative="1">
-      <w:start w:val="1"/>
-      <w:numFmt w:val="decimal"/>
-      <w:lvlText w:val="%4."/>
-      <w:lvlJc w:val="left"/>
-      <w:pPr>
-        <w:ind w:left="2880" w:hanging="360"/>
-      </w:pPr>
-    </w:lvl>
-    <w:lvl w:ilvl="4" w:tplc="FFFFFFFF" w:tentative="1">
-      <w:start w:val="1"/>
-      <w:numFmt w:val="lowerLetter"/>
-      <w:lvlText w:val="%5."/>
-      <w:lvlJc w:val="left"/>
-      <w:pPr>
-        <w:ind w:left="3600" w:hanging="360"/>
-      </w:pPr>
-    </w:lvl>
-    <w:lvl w:ilvl="5" w:tplc="FFFFFFFF" w:tentative="1">
-      <w:start w:val="1"/>
-      <w:numFmt w:val="lowerRoman"/>
-      <w:lvlText w:val="%6."/>
-      <w:lvlJc w:val="right"/>
-      <w:pPr>
-        <w:ind w:left="4320" w:hanging="180"/>
-      </w:pPr>
-    </w:lvl>
-    <w:lvl w:ilvl="6" w:tplc="FFFFFFFF" w:tentative="1">
-      <w:start w:val="1"/>
-      <w:numFmt w:val="decimal"/>
-      <w:lvlText w:val="%7."/>
-      <w:lvlJc w:val="left"/>
-      <w:pPr>
-        <w:ind w:left="5040" w:hanging="360"/>
-      </w:pPr>
-    </w:lvl>
-    <w:lvl w:ilvl="7" w:tplc="FFFFFFFF" w:tentative="1">
-      <w:start w:val="1"/>
-      <w:numFmt w:val="lowerLetter"/>
-      <w:lvlText w:val="%8."/>
-      <w:lvlJc w:val="left"/>
-      <w:pPr>
-        <w:ind w:left="5760" w:hanging="360"/>
-      </w:pPr>
-    </w:lvl>
-    <w:lvl w:ilvl="8" w:tplc="FFFFFFFF" w:tentative="1">
-      <w:start w:val="1"/>
-      <w:numFmt w:val="lowerRoman"/>
-      <w:lvlText w:val="%9."/>
-      <w:lvlJc w:val="right"/>
-      <w:pPr>
-        <w:ind w:left="6480" w:hanging="180"/>
-      </w:pPr>
-    </w:lvl>
-  </w:abstractNum>
-  <w:abstractNum w:abstractNumId="46" w15:restartNumberingAfterBreak="0">
+  <w:abstractNum w:abstractNumId="34" w15:restartNumberingAfterBreak="0">
     <w:nsid w:val="393C6861"/>
     <w:multiLevelType w:val="multilevel"/>
     <w:tmpl w:val="47A02D72"/>
@@ -35391,7 +35533,7 @@
       </w:rPr>
     </w:lvl>
   </w:abstractNum>
-  <w:abstractNum w:abstractNumId="47" w15:restartNumberingAfterBreak="0">
+  <w:abstractNum w:abstractNumId="35" w15:restartNumberingAfterBreak="0">
     <w:nsid w:val="395F3215"/>
     <w:multiLevelType w:val="multilevel"/>
     <w:tmpl w:val="F716A9F4"/>
@@ -35508,7 +35650,7 @@
       </w:pPr>
     </w:lvl>
   </w:abstractNum>
-  <w:abstractNum w:abstractNumId="48" w15:restartNumberingAfterBreak="0">
+  <w:abstractNum w:abstractNumId="36" w15:restartNumberingAfterBreak="0">
     <w:nsid w:val="3A7E3E0C"/>
     <w:multiLevelType w:val="multilevel"/>
     <w:tmpl w:val="3DDA4034"/>
@@ -35657,7 +35799,7 @@
       </w:rPr>
     </w:lvl>
   </w:abstractNum>
-  <w:abstractNum w:abstractNumId="49" w15:restartNumberingAfterBreak="0">
+  <w:abstractNum w:abstractNumId="37" w15:restartNumberingAfterBreak="0">
     <w:nsid w:val="3A9C2647"/>
     <w:multiLevelType w:val="multilevel"/>
     <w:tmpl w:val="4208B74A"/>
@@ -35806,120 +35948,7 @@
       </w:rPr>
     </w:lvl>
   </w:abstractNum>
-  <w:abstractNum w:abstractNumId="50" w15:restartNumberingAfterBreak="0">
-    <w:nsid w:val="3B5A319B"/>
-    <w:multiLevelType w:val="hybridMultilevel"/>
-    <w:tmpl w:val="973C4946"/>
-    <w:lvl w:ilvl="0" w:tplc="04190001">
-      <w:start w:val="1"/>
-      <w:numFmt w:val="bullet"/>
-      <w:lvlText w:val=""/>
-      <w:lvlJc w:val="left"/>
-      <w:pPr>
-        <w:ind w:left="720" w:hanging="360"/>
-      </w:pPr>
-      <w:rPr>
-        <w:rFonts w:ascii="Symbol" w:hAnsi="Symbol" w:hint="default"/>
-      </w:rPr>
-    </w:lvl>
-    <w:lvl w:ilvl="1" w:tplc="04190003" w:tentative="1">
-      <w:start w:val="1"/>
-      <w:numFmt w:val="bullet"/>
-      <w:lvlText w:val="o"/>
-      <w:lvlJc w:val="left"/>
-      <w:pPr>
-        <w:ind w:left="1440" w:hanging="360"/>
-      </w:pPr>
-      <w:rPr>
-        <w:rFonts w:ascii="Courier New" w:hAnsi="Courier New" w:cs="Courier New" w:hint="default"/>
-      </w:rPr>
-    </w:lvl>
-    <w:lvl w:ilvl="2" w:tplc="04190005" w:tentative="1">
-      <w:start w:val="1"/>
-      <w:numFmt w:val="bullet"/>
-      <w:lvlText w:val=""/>
-      <w:lvlJc w:val="left"/>
-      <w:pPr>
-        <w:ind w:left="2160" w:hanging="360"/>
-      </w:pPr>
-      <w:rPr>
-        <w:rFonts w:ascii="Wingdings" w:hAnsi="Wingdings" w:hint="default"/>
-      </w:rPr>
-    </w:lvl>
-    <w:lvl w:ilvl="3" w:tplc="04190001" w:tentative="1">
-      <w:start w:val="1"/>
-      <w:numFmt w:val="bullet"/>
-      <w:lvlText w:val=""/>
-      <w:lvlJc w:val="left"/>
-      <w:pPr>
-        <w:ind w:left="2880" w:hanging="360"/>
-      </w:pPr>
-      <w:rPr>
-        <w:rFonts w:ascii="Symbol" w:hAnsi="Symbol" w:hint="default"/>
-      </w:rPr>
-    </w:lvl>
-    <w:lvl w:ilvl="4" w:tplc="04190003" w:tentative="1">
-      <w:start w:val="1"/>
-      <w:numFmt w:val="bullet"/>
-      <w:lvlText w:val="o"/>
-      <w:lvlJc w:val="left"/>
-      <w:pPr>
-        <w:ind w:left="3600" w:hanging="360"/>
-      </w:pPr>
-      <w:rPr>
-        <w:rFonts w:ascii="Courier New" w:hAnsi="Courier New" w:cs="Courier New" w:hint="default"/>
-      </w:rPr>
-    </w:lvl>
-    <w:lvl w:ilvl="5" w:tplc="04190005" w:tentative="1">
-      <w:start w:val="1"/>
-      <w:numFmt w:val="bullet"/>
-      <w:lvlText w:val=""/>
-      <w:lvlJc w:val="left"/>
-      <w:pPr>
-        <w:ind w:left="4320" w:hanging="360"/>
-      </w:pPr>
-      <w:rPr>
-        <w:rFonts w:ascii="Wingdings" w:hAnsi="Wingdings" w:hint="default"/>
-      </w:rPr>
-    </w:lvl>
-    <w:lvl w:ilvl="6" w:tplc="04190001" w:tentative="1">
-      <w:start w:val="1"/>
-      <w:numFmt w:val="bullet"/>
-      <w:lvlText w:val=""/>
-      <w:lvlJc w:val="left"/>
-      <w:pPr>
-        <w:ind w:left="5040" w:hanging="360"/>
-      </w:pPr>
-      <w:rPr>
-        <w:rFonts w:ascii="Symbol" w:hAnsi="Symbol" w:hint="default"/>
-      </w:rPr>
-    </w:lvl>
-    <w:lvl w:ilvl="7" w:tplc="04190003" w:tentative="1">
-      <w:start w:val="1"/>
-      <w:numFmt w:val="bullet"/>
-      <w:lvlText w:val="o"/>
-      <w:lvlJc w:val="left"/>
-      <w:pPr>
-        <w:ind w:left="5760" w:hanging="360"/>
-      </w:pPr>
-      <w:rPr>
-        <w:rFonts w:ascii="Courier New" w:hAnsi="Courier New" w:cs="Courier New" w:hint="default"/>
-      </w:rPr>
-    </w:lvl>
-    <w:lvl w:ilvl="8" w:tplc="04190005" w:tentative="1">
-      <w:start w:val="1"/>
-      <w:numFmt w:val="bullet"/>
-      <w:lvlText w:val=""/>
-      <w:lvlJc w:val="left"/>
-      <w:pPr>
-        <w:ind w:left="6480" w:hanging="360"/>
-      </w:pPr>
-      <w:rPr>
-        <w:rFonts w:ascii="Wingdings" w:hAnsi="Wingdings" w:hint="default"/>
-      </w:rPr>
-    </w:lvl>
-  </w:abstractNum>
-  <w:abstractNum w:abstractNumId="51" w15:restartNumberingAfterBreak="0">
+  <w:abstractNum w:abstractNumId="38" w15:restartNumberingAfterBreak="0">
     <w:nsid w:val="3D0D5A10"/>
     <w:multiLevelType w:val="multilevel"/>
     <w:tmpl w:val="B3AC3AA6"/>
@@ -36068,156 +36097,7 @@
       </w:rPr>
     </w:lvl>
   </w:abstractNum>
-  <w:abstractNum w:abstractNumId="52" w15:restartNumberingAfterBreak="0">
-    <w:nsid w:val="3E93516C"/>
-    <w:multiLevelType w:val="multilevel"/>
-    <w:tmpl w:val="C5284638"/>
-    <w:lvl w:ilvl="0">
-      <w:start w:val="1"/>
-      <w:numFmt w:val="bullet"/>
-      <w:lvlText w:val=""/>
-      <w:lvlJc w:val="left"/>
-      <w:pPr>
-        <w:tabs>
-          <w:tab w:val="num" w:pos="720"/>
-        </w:tabs>
-        <w:ind w:left="720" w:hanging="360"/>
-      </w:pPr>
-      <w:rPr>
-        <w:rFonts w:ascii="Symbol" w:hAnsi="Symbol" w:hint="default"/>
-        <w:sz w:val="20"/>
-      </w:rPr>
-    </w:lvl>
-    <w:lvl w:ilvl="1" w:tentative="1">
-      <w:start w:val="1"/>
-      <w:numFmt w:val="bullet"/>
-      <w:lvlText w:val="o"/>
-      <w:lvlJc w:val="left"/>
-      <w:pPr>
-        <w:tabs>
-          <w:tab w:val="num" w:pos="1440"/>
-        </w:tabs>
-        <w:ind w:left="1440" w:hanging="360"/>
-      </w:pPr>
-      <w:rPr>
-        <w:rFonts w:ascii="Courier New" w:hAnsi="Courier New" w:hint="default"/>
-        <w:sz w:val="20"/>
-      </w:rPr>
-    </w:lvl>
-    <w:lvl w:ilvl="2" w:tentative="1">
-      <w:start w:val="1"/>
-      <w:numFmt w:val="bullet"/>
-      <w:lvlText w:val=""/>
-      <w:lvlJc w:val="left"/>
-      <w:pPr>
-        <w:tabs>
-          <w:tab w:val="num" w:pos="2160"/>
-        </w:tabs>
-        <w:ind w:left="2160" w:hanging="360"/>
-      </w:pPr>
-      <w:rPr>
-        <w:rFonts w:ascii="Wingdings" w:hAnsi="Wingdings" w:hint="default"/>
-        <w:sz w:val="20"/>
-      </w:rPr>
-    </w:lvl>
-    <w:lvl w:ilvl="3" w:tentative="1">
-      <w:start w:val="1"/>
-      <w:numFmt w:val="bullet"/>
-      <w:lvlText w:val=""/>
-      <w:lvlJc w:val="left"/>
-      <w:pPr>
-        <w:tabs>
-          <w:tab w:val="num" w:pos="2880"/>
-        </w:tabs>
-        <w:ind w:left="2880" w:hanging="360"/>
-      </w:pPr>
-      <w:rPr>
-        <w:rFonts w:ascii="Wingdings" w:hAnsi="Wingdings" w:hint="default"/>
-        <w:sz w:val="20"/>
-      </w:rPr>
-    </w:lvl>
-    <w:lvl w:ilvl="4" w:tentative="1">
-      <w:start w:val="1"/>
-      <w:numFmt w:val="bullet"/>
-      <w:lvlText w:val=""/>
-      <w:lvlJc w:val="left"/>
-      <w:pPr>
-        <w:tabs>
-          <w:tab w:val="num" w:pos="3600"/>
-        </w:tabs>
-        <w:ind w:left="3600" w:hanging="360"/>
-      </w:pPr>
-      <w:rPr>
-        <w:rFonts w:ascii="Wingdings" w:hAnsi="Wingdings" w:hint="default"/>
-        <w:sz w:val="20"/>
-      </w:rPr>
-    </w:lvl>
-    <w:lvl w:ilvl="5" w:tentative="1">
-      <w:start w:val="1"/>
-      <w:numFmt w:val="bullet"/>
-      <w:lvlText w:val=""/>
-      <w:lvlJc w:val="left"/>
-      <w:pPr>
-        <w:tabs>
-          <w:tab w:val="num" w:pos="4320"/>
-        </w:tabs>
-        <w:ind w:left="4320" w:hanging="360"/>
-      </w:pPr>
-      <w:rPr>
-        <w:rFonts w:ascii="Wingdings" w:hAnsi="Wingdings" w:hint="default"/>
-        <w:sz w:val="20"/>
-      </w:rPr>
-    </w:lvl>
-    <w:lvl w:ilvl="6" w:tentative="1">
-      <w:start w:val="1"/>
-      <w:numFmt w:val="bullet"/>
-      <w:lvlText w:val=""/>
-      <w:lvlJc w:val="left"/>
-      <w:pPr>
-        <w:tabs>
-          <w:tab w:val="num" w:pos="5040"/>
-        </w:tabs>
-        <w:ind w:left="5040" w:hanging="360"/>
-      </w:pPr>
-      <w:rPr>
-        <w:rFonts w:ascii="Wingdings" w:hAnsi="Wingdings" w:hint="default"/>
-        <w:sz w:val="20"/>
-      </w:rPr>
-    </w:lvl>
-    <w:lvl w:ilvl="7" w:tentative="1">
-      <w:start w:val="1"/>
-      <w:numFmt w:val="bullet"/>
-      <w:lvlText w:val=""/>
-      <w:lvlJc w:val="left"/>
-      <w:pPr>
-        <w:tabs>
-          <w:tab w:val="num" w:pos="5760"/>
-        </w:tabs>
-        <w:ind w:left="5760" w:hanging="360"/>
-      </w:pPr>
-      <w:rPr>
-        <w:rFonts w:ascii="Wingdings" w:hAnsi="Wingdings" w:hint="default"/>
-        <w:sz w:val="20"/>
-      </w:rPr>
-    </w:lvl>
-    <w:lvl w:ilvl="8" w:tentative="1">
-      <w:start w:val="1"/>
-      <w:numFmt w:val="bullet"/>
-      <w:lvlText w:val=""/>
-      <w:lvlJc w:val="left"/>
-      <w:pPr>
-        <w:tabs>
-          <w:tab w:val="num" w:pos="6480"/>
-        </w:tabs>
-        <w:ind w:left="6480" w:hanging="360"/>
-      </w:pPr>
-      <w:rPr>
-        <w:rFonts w:ascii="Wingdings" w:hAnsi="Wingdings" w:hint="default"/>
-        <w:sz w:val="20"/>
-      </w:rPr>
-    </w:lvl>
-  </w:abstractNum>
-  <w:abstractNum w:abstractNumId="53" w15:restartNumberingAfterBreak="0">
+  <w:abstractNum w:abstractNumId="39" w15:restartNumberingAfterBreak="0">
     <w:nsid w:val="3F195869"/>
     <w:multiLevelType w:val="hybridMultilevel"/>
     <w:tmpl w:val="0AEEB606"/>
@@ -36303,7 +36183,7 @@
       </w:pPr>
     </w:lvl>
   </w:abstractNum>
-  <w:abstractNum w:abstractNumId="54" w15:restartNumberingAfterBreak="0">
+  <w:abstractNum w:abstractNumId="40" w15:restartNumberingAfterBreak="0">
     <w:nsid w:val="4083216E"/>
     <w:multiLevelType w:val="multilevel"/>
     <w:tmpl w:val="546884DA"/>
@@ -36452,7 +36332,7 @@
       </w:rPr>
     </w:lvl>
   </w:abstractNum>
-  <w:abstractNum w:abstractNumId="55" w15:restartNumberingAfterBreak="0">
+  <w:abstractNum w:abstractNumId="41" w15:restartNumberingAfterBreak="0">
     <w:nsid w:val="41215DF0"/>
     <w:multiLevelType w:val="multilevel"/>
     <w:tmpl w:val="F5C8A20E"/>
@@ -36601,7 +36481,7 @@
       </w:rPr>
     </w:lvl>
   </w:abstractNum>
-  <w:abstractNum w:abstractNumId="56" w15:restartNumberingAfterBreak="0">
+  <w:abstractNum w:abstractNumId="42" w15:restartNumberingAfterBreak="0">
     <w:nsid w:val="447D2D1B"/>
     <w:multiLevelType w:val="multilevel"/>
     <w:tmpl w:val="C60C2FFA"/>
@@ -36750,156 +36630,7 @@
       </w:rPr>
     </w:lvl>
   </w:abstractNum>
-  <w:abstractNum w:abstractNumId="57" w15:restartNumberingAfterBreak="0">
-    <w:nsid w:val="454E1682"/>
-    <w:multiLevelType w:val="multilevel"/>
-    <w:tmpl w:val="42A63246"/>
-    <w:lvl w:ilvl="0">
-      <w:start w:val="1"/>
-      <w:numFmt w:val="bullet"/>
-      <w:lvlText w:val=""/>
-      <w:lvlJc w:val="left"/>
-      <w:pPr>
-        <w:tabs>
-          <w:tab w:val="num" w:pos="720"/>
-        </w:tabs>
-        <w:ind w:left="720" w:hanging="360"/>
-      </w:pPr>
-      <w:rPr>
-        <w:rFonts w:ascii="Symbol" w:hAnsi="Symbol" w:hint="default"/>
-        <w:sz w:val="20"/>
-      </w:rPr>
-    </w:lvl>
-    <w:lvl w:ilvl="1" w:tentative="1">
-      <w:start w:val="1"/>
-      <w:numFmt w:val="bullet"/>
-      <w:lvlText w:val="o"/>
-      <w:lvlJc w:val="left"/>
-      <w:pPr>
-        <w:tabs>
-          <w:tab w:val="num" w:pos="1440"/>
-        </w:tabs>
-        <w:ind w:left="1440" w:hanging="360"/>
-      </w:pPr>
-      <w:rPr>
-        <w:rFonts w:ascii="Courier New" w:hAnsi="Courier New" w:hint="default"/>
-        <w:sz w:val="20"/>
-      </w:rPr>
-    </w:lvl>
-    <w:lvl w:ilvl="2" w:tentative="1">
-      <w:start w:val="1"/>
-      <w:numFmt w:val="bullet"/>
-      <w:lvlText w:val=""/>
-      <w:lvlJc w:val="left"/>
-      <w:pPr>
-        <w:tabs>
-          <w:tab w:val="num" w:pos="2160"/>
-        </w:tabs>
-        <w:ind w:left="2160" w:hanging="360"/>
-      </w:pPr>
-      <w:rPr>
-        <w:rFonts w:ascii="Wingdings" w:hAnsi="Wingdings" w:hint="default"/>
-        <w:sz w:val="20"/>
-      </w:rPr>
-    </w:lvl>
-    <w:lvl w:ilvl="3" w:tentative="1">
-      <w:start w:val="1"/>
-      <w:numFmt w:val="bullet"/>
-      <w:lvlText w:val=""/>
-      <w:lvlJc w:val="left"/>
-      <w:pPr>
-        <w:tabs>
-          <w:tab w:val="num" w:pos="2880"/>
-        </w:tabs>
-        <w:ind w:left="2880" w:hanging="360"/>
-      </w:pPr>
-      <w:rPr>
-        <w:rFonts w:ascii="Wingdings" w:hAnsi="Wingdings" w:hint="default"/>
-        <w:sz w:val="20"/>
-      </w:rPr>
-    </w:lvl>
-    <w:lvl w:ilvl="4" w:tentative="1">
-      <w:start w:val="1"/>
-      <w:numFmt w:val="bullet"/>
-      <w:lvlText w:val=""/>
-      <w:lvlJc w:val="left"/>
-      <w:pPr>
-        <w:tabs>
-          <w:tab w:val="num" w:pos="3600"/>
-        </w:tabs>
-        <w:ind w:left="3600" w:hanging="360"/>
-      </w:pPr>
-      <w:rPr>
-        <w:rFonts w:ascii="Wingdings" w:hAnsi="Wingdings" w:hint="default"/>
-        <w:sz w:val="20"/>
-      </w:rPr>
-    </w:lvl>
-    <w:lvl w:ilvl="5" w:tentative="1">
-      <w:start w:val="1"/>
-      <w:numFmt w:val="bullet"/>
-      <w:lvlText w:val=""/>
-      <w:lvlJc w:val="left"/>
-      <w:pPr>
-        <w:tabs>
-          <w:tab w:val="num" w:pos="4320"/>
-        </w:tabs>
-        <w:ind w:left="4320" w:hanging="360"/>
-      </w:pPr>
-      <w:rPr>
-        <w:rFonts w:ascii="Wingdings" w:hAnsi="Wingdings" w:hint="default"/>
-        <w:sz w:val="20"/>
-      </w:rPr>
-    </w:lvl>
-    <w:lvl w:ilvl="6" w:tentative="1">
-      <w:start w:val="1"/>
-      <w:numFmt w:val="bullet"/>
-      <w:lvlText w:val=""/>
-      <w:lvlJc w:val="left"/>
-      <w:pPr>
-        <w:tabs>
-          <w:tab w:val="num" w:pos="5040"/>
-        </w:tabs>
-        <w:ind w:left="5040" w:hanging="360"/>
-      </w:pPr>
-      <w:rPr>
-        <w:rFonts w:ascii="Wingdings" w:hAnsi="Wingdings" w:hint="default"/>
-        <w:sz w:val="20"/>
-      </w:rPr>
-    </w:lvl>
-    <w:lvl w:ilvl="7" w:tentative="1">
-      <w:start w:val="1"/>
-      <w:numFmt w:val="bullet"/>
-      <w:lvlText w:val=""/>
-      <w:lvlJc w:val="left"/>
-      <w:pPr>
-        <w:tabs>
-          <w:tab w:val="num" w:pos="5760"/>
-        </w:tabs>
-        <w:ind w:left="5760" w:hanging="360"/>
-      </w:pPr>
-      <w:rPr>
-        <w:rFonts w:ascii="Wingdings" w:hAnsi="Wingdings" w:hint="default"/>
-        <w:sz w:val="20"/>
-      </w:rPr>
-    </w:lvl>
-    <w:lvl w:ilvl="8" w:tentative="1">
-      <w:start w:val="1"/>
-      <w:numFmt w:val="bullet"/>
-      <w:lvlText w:val=""/>
-      <w:lvlJc w:val="left"/>
-      <w:pPr>
-        <w:tabs>
-          <w:tab w:val="num" w:pos="6480"/>
-        </w:tabs>
-        <w:ind w:left="6480" w:hanging="360"/>
-      </w:pPr>
-      <w:rPr>
-        <w:rFonts w:ascii="Wingdings" w:hAnsi="Wingdings" w:hint="default"/>
-        <w:sz w:val="20"/>
-      </w:rPr>
-    </w:lvl>
-  </w:abstractNum>
-  <w:abstractNum w:abstractNumId="58" w15:restartNumberingAfterBreak="0">
+  <w:abstractNum w:abstractNumId="43" w15:restartNumberingAfterBreak="0">
     <w:nsid w:val="45603545"/>
     <w:multiLevelType w:val="multilevel"/>
     <w:tmpl w:val="C4847E88"/>
@@ -37012,7 +36743,7 @@
       </w:pPr>
     </w:lvl>
   </w:abstractNum>
-  <w:abstractNum w:abstractNumId="59" w15:restartNumberingAfterBreak="0">
+  <w:abstractNum w:abstractNumId="44" w15:restartNumberingAfterBreak="0">
     <w:nsid w:val="46336776"/>
     <w:multiLevelType w:val="multilevel"/>
     <w:tmpl w:val="DF624274"/>
@@ -37161,7 +36892,7 @@
       </w:rPr>
     </w:lvl>
   </w:abstractNum>
-  <w:abstractNum w:abstractNumId="60" w15:restartNumberingAfterBreak="0">
+  <w:abstractNum w:abstractNumId="45" w15:restartNumberingAfterBreak="0">
     <w:nsid w:val="485E6EE6"/>
     <w:multiLevelType w:val="multilevel"/>
     <w:tmpl w:val="6860AD8A"/>
@@ -37310,7 +37041,7 @@
       </w:rPr>
     </w:lvl>
   </w:abstractNum>
-  <w:abstractNum w:abstractNumId="61" w15:restartNumberingAfterBreak="0">
+  <w:abstractNum w:abstractNumId="46" w15:restartNumberingAfterBreak="0">
     <w:nsid w:val="488A1DBB"/>
     <w:multiLevelType w:val="multilevel"/>
     <w:tmpl w:val="87DEC4A2"/>
@@ -37459,7 +37190,7 @@
       </w:rPr>
     </w:lvl>
   </w:abstractNum>
-  <w:abstractNum w:abstractNumId="62" w15:restartNumberingAfterBreak="0">
+  <w:abstractNum w:abstractNumId="47" w15:restartNumberingAfterBreak="0">
     <w:nsid w:val="522B7E37"/>
     <w:multiLevelType w:val="multilevel"/>
     <w:tmpl w:val="D52C9F50"/>
@@ -37608,7 +37339,7 @@
       </w:rPr>
     </w:lvl>
   </w:abstractNum>
-  <w:abstractNum w:abstractNumId="63" w15:restartNumberingAfterBreak="0">
+  <w:abstractNum w:abstractNumId="48" w15:restartNumberingAfterBreak="0">
     <w:nsid w:val="5491163E"/>
     <w:multiLevelType w:val="multilevel"/>
     <w:tmpl w:val="1F008D98"/>
@@ -37721,7 +37452,7 @@
       </w:pPr>
     </w:lvl>
   </w:abstractNum>
-  <w:abstractNum w:abstractNumId="64" w15:restartNumberingAfterBreak="0">
+  <w:abstractNum w:abstractNumId="49" w15:restartNumberingAfterBreak="0">
     <w:nsid w:val="55C07B86"/>
     <w:multiLevelType w:val="multilevel"/>
     <w:tmpl w:val="21B0D25A"/>
@@ -37870,7 +37601,7 @@
       </w:rPr>
     </w:lvl>
   </w:abstractNum>
-  <w:abstractNum w:abstractNumId="65" w15:restartNumberingAfterBreak="0">
+  <w:abstractNum w:abstractNumId="50" w15:restartNumberingAfterBreak="0">
     <w:nsid w:val="563874AD"/>
     <w:multiLevelType w:val="hybridMultilevel"/>
     <w:tmpl w:val="1A9067B4"/>
@@ -37983,98 +37714,7 @@
       </w:rPr>
     </w:lvl>
   </w:abstractNum>
-  <w:abstractNum w:abstractNumId="66" w15:restartNumberingAfterBreak="0">
-    <w:nsid w:val="59927BC1"/>
-    <w:multiLevelType w:val="hybridMultilevel"/>
-    <w:tmpl w:val="05A02718"/>
-    <w:lvl w:ilvl="0" w:tplc="2500D98A">
-      <w:start w:val="1"/>
-      <w:numFmt w:val="decimal"/>
-      <w:lvlText w:val="%1."/>
-      <w:lvlJc w:val="left"/>
-      <w:pPr>
-        <w:ind w:left="720" w:hanging="360"/>
-      </w:pPr>
-      <w:rPr>
-        <w:rFonts w:hint="default"/>
-        <w:color w:val="000000"/>
-        <w:sz w:val="20"/>
-      </w:rPr>
-    </w:lvl>
-    <w:lvl w:ilvl="1" w:tplc="04190019" w:tentative="1">
-      <w:start w:val="1"/>
-      <w:numFmt w:val="lowerLetter"/>
-      <w:lvlText w:val="%2."/>
-      <w:lvlJc w:val="left"/>
-      <w:pPr>
-        <w:ind w:left="1440" w:hanging="360"/>
-      </w:pPr>
-    </w:lvl>
-    <w:lvl w:ilvl="2" w:tplc="0419001B" w:tentative="1">
-      <w:start w:val="1"/>
-      <w:numFmt w:val="lowerRoman"/>
-      <w:lvlText w:val="%3."/>
-      <w:lvlJc w:val="right"/>
-      <w:pPr>
-        <w:ind w:left="2160" w:hanging="180"/>
-      </w:pPr>
-    </w:lvl>
-    <w:lvl w:ilvl="3" w:tplc="0419000F" w:tentative="1">
-      <w:start w:val="1"/>
-      <w:numFmt w:val="decimal"/>
-      <w:lvlText w:val="%4."/>
-      <w:lvlJc w:val="left"/>
-      <w:pPr>
-        <w:ind w:left="2880" w:hanging="360"/>
-      </w:pPr>
-    </w:lvl>
-    <w:lvl w:ilvl="4" w:tplc="04190019" w:tentative="1">
-      <w:start w:val="1"/>
-      <w:numFmt w:val="lowerLetter"/>
-      <w:lvlText w:val="%5."/>
-      <w:lvlJc w:val="left"/>
-      <w:pPr>
-        <w:ind w:left="3600" w:hanging="360"/>
-      </w:pPr>
-    </w:lvl>
-    <w:lvl w:ilvl="5" w:tplc="0419001B" w:tentative="1">
-      <w:start w:val="1"/>
-      <w:numFmt w:val="lowerRoman"/>
-      <w:lvlText w:val="%6."/>
-      <w:lvlJc w:val="right"/>
-      <w:pPr>
-        <w:ind w:left="4320" w:hanging="180"/>
-      </w:pPr>
-    </w:lvl>
-    <w:lvl w:ilvl="6" w:tplc="0419000F" w:tentative="1">
-      <w:start w:val="1"/>
-      <w:numFmt w:val="decimal"/>
-      <w:lvlText w:val="%7."/>
-      <w:lvlJc w:val="left"/>
-      <w:pPr>
-        <w:ind w:left="5040" w:hanging="360"/>
-      </w:pPr>
-    </w:lvl>
-    <w:lvl w:ilvl="7" w:tplc="04190019" w:tentative="1">
-      <w:start w:val="1"/>
-      <w:numFmt w:val="lowerLetter"/>
-      <w:lvlText w:val="%8."/>
-      <w:lvlJc w:val="left"/>
-      <w:pPr>
-        <w:ind w:left="5760" w:hanging="360"/>
-      </w:pPr>
-    </w:lvl>
-    <w:lvl w:ilvl="8" w:tplc="0419001B" w:tentative="1">
-      <w:start w:val="1"/>
-      <w:numFmt w:val="lowerRoman"/>
-      <w:lvlText w:val="%9."/>
-      <w:lvlJc w:val="right"/>
-      <w:pPr>
-        <w:ind w:left="6480" w:hanging="180"/>
-      </w:pPr>
-    </w:lvl>
-  </w:abstractNum>
-  <w:abstractNum w:abstractNumId="67" w15:restartNumberingAfterBreak="0">
+  <w:abstractNum w:abstractNumId="51" w15:restartNumberingAfterBreak="0">
     <w:nsid w:val="5B1F6F2E"/>
     <w:multiLevelType w:val="multilevel"/>
     <w:tmpl w:val="0906AA84"/>
@@ -38187,7 +37827,7 @@
       </w:pPr>
     </w:lvl>
   </w:abstractNum>
-  <w:abstractNum w:abstractNumId="68" w15:restartNumberingAfterBreak="0">
+  <w:abstractNum w:abstractNumId="52" w15:restartNumberingAfterBreak="0">
     <w:nsid w:val="5CBB445D"/>
     <w:multiLevelType w:val="multilevel"/>
     <w:tmpl w:val="D5B40914"/>
@@ -38336,120 +37976,7 @@
       </w:rPr>
     </w:lvl>
   </w:abstractNum>
-  <w:abstractNum w:abstractNumId="69" w15:restartNumberingAfterBreak="0">
-    <w:nsid w:val="5DC80174"/>
-    <w:multiLevelType w:val="hybridMultilevel"/>
-    <w:tmpl w:val="C61831EC"/>
-    <w:lvl w:ilvl="0" w:tplc="04190001">
-      <w:start w:val="1"/>
-      <w:numFmt w:val="bullet"/>
-      <w:lvlText w:val=""/>
-      <w:lvlJc w:val="left"/>
-      <w:pPr>
-        <w:ind w:left="720" w:hanging="360"/>
-      </w:pPr>
-      <w:rPr>
-        <w:rFonts w:ascii="Symbol" w:hAnsi="Symbol" w:hint="default"/>
-      </w:rPr>
-    </w:lvl>
-    <w:lvl w:ilvl="1" w:tplc="04190003" w:tentative="1">
-      <w:start w:val="1"/>
-      <w:numFmt w:val="bullet"/>
-      <w:lvlText w:val="o"/>
-      <w:lvlJc w:val="left"/>
-      <w:pPr>
-        <w:ind w:left="1440" w:hanging="360"/>
-      </w:pPr>
-      <w:rPr>
-        <w:rFonts w:ascii="Courier New" w:hAnsi="Courier New" w:cs="Courier New" w:hint="default"/>
-      </w:rPr>
-    </w:lvl>
-    <w:lvl w:ilvl="2" w:tplc="04190005" w:tentative="1">
-      <w:start w:val="1"/>
-      <w:numFmt w:val="bullet"/>
-      <w:lvlText w:val=""/>
-      <w:lvlJc w:val="left"/>
-      <w:pPr>
-        <w:ind w:left="2160" w:hanging="360"/>
-      </w:pPr>
-      <w:rPr>
-        <w:rFonts w:ascii="Wingdings" w:hAnsi="Wingdings" w:hint="default"/>
-      </w:rPr>
-    </w:lvl>
-    <w:lvl w:ilvl="3" w:tplc="04190001" w:tentative="1">
-      <w:start w:val="1"/>
-      <w:numFmt w:val="bullet"/>
-      <w:lvlText w:val=""/>
-      <w:lvlJc w:val="left"/>
-      <w:pPr>
-        <w:ind w:left="2880" w:hanging="360"/>
-      </w:pPr>
-      <w:rPr>
-        <w:rFonts w:ascii="Symbol" w:hAnsi="Symbol" w:hint="default"/>
-      </w:rPr>
-    </w:lvl>
-    <w:lvl w:ilvl="4" w:tplc="04190003" w:tentative="1">
-      <w:start w:val="1"/>
-      <w:numFmt w:val="bullet"/>
-      <w:lvlText w:val="o"/>
-      <w:lvlJc w:val="left"/>
-      <w:pPr>
-        <w:ind w:left="3600" w:hanging="360"/>
-      </w:pPr>
-      <w:rPr>
-        <w:rFonts w:ascii="Courier New" w:hAnsi="Courier New" w:cs="Courier New" w:hint="default"/>
-      </w:rPr>
-    </w:lvl>
-    <w:lvl w:ilvl="5" w:tplc="04190005" w:tentative="1">
-      <w:start w:val="1"/>
-      <w:numFmt w:val="bullet"/>
-      <w:lvlText w:val=""/>
-      <w:lvlJc w:val="left"/>
-      <w:pPr>
-        <w:ind w:left="4320" w:hanging="360"/>
-      </w:pPr>
-      <w:rPr>
-        <w:rFonts w:ascii="Wingdings" w:hAnsi="Wingdings" w:hint="default"/>
-      </w:rPr>
-    </w:lvl>
-    <w:lvl w:ilvl="6" w:tplc="04190001" w:tentative="1">
-      <w:start w:val="1"/>
-      <w:numFmt w:val="bullet"/>
-      <w:lvlText w:val=""/>
-      <w:lvlJc w:val="left"/>
-      <w:pPr>
-        <w:ind w:left="5040" w:hanging="360"/>
-      </w:pPr>
-      <w:rPr>
-        <w:rFonts w:ascii="Symbol" w:hAnsi="Symbol" w:hint="default"/>
-      </w:rPr>
-    </w:lvl>
-    <w:lvl w:ilvl="7" w:tplc="04190003" w:tentative="1">
-      <w:start w:val="1"/>
-      <w:numFmt w:val="bullet"/>
-      <w:lvlText w:val="o"/>
-      <w:lvlJc w:val="left"/>
-      <w:pPr>
-        <w:ind w:left="5760" w:hanging="360"/>
-      </w:pPr>
-      <w:rPr>
-        <w:rFonts w:ascii="Courier New" w:hAnsi="Courier New" w:cs="Courier New" w:hint="default"/>
-      </w:rPr>
-    </w:lvl>
-    <w:lvl w:ilvl="8" w:tplc="04190005" w:tentative="1">
-      <w:start w:val="1"/>
-      <w:numFmt w:val="bullet"/>
-      <w:lvlText w:val=""/>
-      <w:lvlJc w:val="left"/>
-      <w:pPr>
-        <w:ind w:left="6480" w:hanging="360"/>
-      </w:pPr>
-      <w:rPr>
-        <w:rFonts w:ascii="Wingdings" w:hAnsi="Wingdings" w:hint="default"/>
-      </w:rPr>
-    </w:lvl>
-  </w:abstractNum>
-  <w:abstractNum w:abstractNumId="70" w15:restartNumberingAfterBreak="0">
+  <w:abstractNum w:abstractNumId="53" w15:restartNumberingAfterBreak="0">
     <w:nsid w:val="5EB21B9C"/>
     <w:multiLevelType w:val="multilevel"/>
     <w:tmpl w:val="DA1C1E8C"/>
@@ -38562,7 +38089,7 @@
       </w:pPr>
     </w:lvl>
   </w:abstractNum>
-  <w:abstractNum w:abstractNumId="71" w15:restartNumberingAfterBreak="0">
+  <w:abstractNum w:abstractNumId="54" w15:restartNumberingAfterBreak="0">
     <w:nsid w:val="60346E60"/>
     <w:multiLevelType w:val="multilevel"/>
     <w:tmpl w:val="615EE75A"/>
@@ -38711,7 +38238,7 @@
       </w:rPr>
     </w:lvl>
   </w:abstractNum>
-  <w:abstractNum w:abstractNumId="72" w15:restartNumberingAfterBreak="0">
+  <w:abstractNum w:abstractNumId="55" w15:restartNumberingAfterBreak="0">
     <w:nsid w:val="60526FE8"/>
     <w:multiLevelType w:val="multilevel"/>
     <w:tmpl w:val="B8482F36"/>
@@ -38824,7 +38351,7 @@
       </w:pPr>
     </w:lvl>
   </w:abstractNum>
-  <w:abstractNum w:abstractNumId="73" w15:restartNumberingAfterBreak="0">
+  <w:abstractNum w:abstractNumId="56" w15:restartNumberingAfterBreak="0">
     <w:nsid w:val="611C3BA3"/>
     <w:multiLevelType w:val="multilevel"/>
     <w:tmpl w:val="3362B75C"/>
@@ -38973,7 +38500,7 @@
       </w:rPr>
     </w:lvl>
   </w:abstractNum>
-  <w:abstractNum w:abstractNumId="74" w15:restartNumberingAfterBreak="0">
+  <w:abstractNum w:abstractNumId="57" w15:restartNumberingAfterBreak="0">
     <w:nsid w:val="61221F3B"/>
     <w:multiLevelType w:val="multilevel"/>
     <w:tmpl w:val="9372F35E"/>
@@ -39086,7 +38613,7 @@
       </w:pPr>
     </w:lvl>
   </w:abstractNum>
-  <w:abstractNum w:abstractNumId="75" w15:restartNumberingAfterBreak="0">
+  <w:abstractNum w:abstractNumId="58" w15:restartNumberingAfterBreak="0">
     <w:nsid w:val="61635166"/>
     <w:multiLevelType w:val="multilevel"/>
     <w:tmpl w:val="194A916E"/>
@@ -39199,7 +38726,7 @@
       </w:pPr>
     </w:lvl>
   </w:abstractNum>
-  <w:abstractNum w:abstractNumId="76" w15:restartNumberingAfterBreak="0">
+  <w:abstractNum w:abstractNumId="59" w15:restartNumberingAfterBreak="0">
     <w:nsid w:val="61C6356F"/>
     <w:multiLevelType w:val="multilevel"/>
     <w:tmpl w:val="2690EA9C"/>
@@ -39348,93 +38875,7 @@
       </w:rPr>
     </w:lvl>
   </w:abstractNum>
-  <w:abstractNum w:abstractNumId="77" w15:restartNumberingAfterBreak="0">
-    <w:nsid w:val="63767216"/>
-    <w:multiLevelType w:val="hybridMultilevel"/>
-    <w:tmpl w:val="1B1A308C"/>
-    <w:lvl w:ilvl="0" w:tplc="0419000F">
-      <w:start w:val="1"/>
-      <w:numFmt w:val="decimal"/>
-      <w:lvlText w:val="%1."/>
-      <w:lvlJc w:val="left"/>
-      <w:pPr>
-        <w:ind w:left="720" w:hanging="360"/>
-      </w:pPr>
-    </w:lvl>
-    <w:lvl w:ilvl="1" w:tplc="04190019" w:tentative="1">
-      <w:start w:val="1"/>
-      <w:numFmt w:val="lowerLetter"/>
-      <w:lvlText w:val="%2."/>
-      <w:lvlJc w:val="left"/>
-      <w:pPr>
-        <w:ind w:left="1440" w:hanging="360"/>
-      </w:pPr>
-    </w:lvl>
-    <w:lvl w:ilvl="2" w:tplc="0419001B" w:tentative="1">
-      <w:start w:val="1"/>
-      <w:numFmt w:val="lowerRoman"/>
-      <w:lvlText w:val="%3."/>
-      <w:lvlJc w:val="right"/>
-      <w:pPr>
-        <w:ind w:left="2160" w:hanging="180"/>
-      </w:pPr>
-    </w:lvl>
-    <w:lvl w:ilvl="3" w:tplc="0419000F" w:tentative="1">
-      <w:start w:val="1"/>
-      <w:numFmt w:val="decimal"/>
-      <w:lvlText w:val="%4."/>
-      <w:lvlJc w:val="left"/>
-      <w:pPr>
-        <w:ind w:left="2880" w:hanging="360"/>
-      </w:pPr>
-    </w:lvl>
-    <w:lvl w:ilvl="4" w:tplc="04190019" w:tentative="1">
-      <w:start w:val="1"/>
-      <w:numFmt w:val="lowerLetter"/>
-      <w:lvlText w:val="%5."/>
-      <w:lvlJc w:val="left"/>
-      <w:pPr>
-        <w:ind w:left="3600" w:hanging="360"/>
-      </w:pPr>
-    </w:lvl>
-    <w:lvl w:ilvl="5" w:tplc="0419001B" w:tentative="1">
-      <w:start w:val="1"/>
-      <w:numFmt w:val="lowerRoman"/>
-      <w:lvlText w:val="%6."/>
-      <w:lvlJc w:val="right"/>
-      <w:pPr>
-        <w:ind w:left="4320" w:hanging="180"/>
-      </w:pPr>
-    </w:lvl>
-    <w:lvl w:ilvl="6" w:tplc="0419000F" w:tentative="1">
-      <w:start w:val="1"/>
-      <w:numFmt w:val="decimal"/>
-      <w:lvlText w:val="%7."/>
-      <w:lvlJc w:val="left"/>
-      <w:pPr>
-        <w:ind w:left="5040" w:hanging="360"/>
-      </w:pPr>
-    </w:lvl>
-    <w:lvl w:ilvl="7" w:tplc="04190019" w:tentative="1">
-      <w:start w:val="1"/>
-      <w:numFmt w:val="lowerLetter"/>
-      <w:lvlText w:val="%8."/>
-      <w:lvlJc w:val="left"/>
-      <w:pPr>
-        <w:ind w:left="5760" w:hanging="360"/>
-      </w:pPr>
-    </w:lvl>
-    <w:lvl w:ilvl="8" w:tplc="0419001B" w:tentative="1">
-      <w:start w:val="1"/>
-      <w:numFmt w:val="lowerRoman"/>
-      <w:lvlText w:val="%9."/>
-      <w:lvlJc w:val="right"/>
-      <w:pPr>
-        <w:ind w:left="6480" w:hanging="180"/>
-      </w:pPr>
-    </w:lvl>
-  </w:abstractNum>
-  <w:abstractNum w:abstractNumId="78" w15:restartNumberingAfterBreak="0">
+  <w:abstractNum w:abstractNumId="60" w15:restartNumberingAfterBreak="0">
     <w:nsid w:val="68E86A8C"/>
     <w:multiLevelType w:val="hybridMultilevel"/>
     <w:tmpl w:val="76287898"/>
@@ -39520,7 +38961,7 @@
       </w:pPr>
     </w:lvl>
   </w:abstractNum>
-  <w:abstractNum w:abstractNumId="79" w15:restartNumberingAfterBreak="0">
+  <w:abstractNum w:abstractNumId="61" w15:restartNumberingAfterBreak="0">
     <w:nsid w:val="6AC020B7"/>
     <w:multiLevelType w:val="multilevel"/>
     <w:tmpl w:val="6D9441F4"/>
@@ -39669,7 +39110,7 @@
       </w:rPr>
     </w:lvl>
   </w:abstractNum>
-  <w:abstractNum w:abstractNumId="80" w15:restartNumberingAfterBreak="0">
+  <w:abstractNum w:abstractNumId="62" w15:restartNumberingAfterBreak="0">
     <w:nsid w:val="71011011"/>
     <w:multiLevelType w:val="multilevel"/>
     <w:tmpl w:val="289A1548"/>
@@ -39818,7 +39259,7 @@
       </w:rPr>
     </w:lvl>
   </w:abstractNum>
-  <w:abstractNum w:abstractNumId="81" w15:restartNumberingAfterBreak="0">
+  <w:abstractNum w:abstractNumId="63" w15:restartNumberingAfterBreak="0">
     <w:nsid w:val="721C6561"/>
     <w:multiLevelType w:val="hybridMultilevel"/>
     <w:tmpl w:val="ECD677D4"/>
@@ -39931,7 +39372,7 @@
       </w:rPr>
     </w:lvl>
   </w:abstractNum>
-  <w:abstractNum w:abstractNumId="82" w15:restartNumberingAfterBreak="0">
+  <w:abstractNum w:abstractNumId="64" w15:restartNumberingAfterBreak="0">
     <w:nsid w:val="73F9785C"/>
     <w:multiLevelType w:val="multilevel"/>
     <w:tmpl w:val="67522E8C"/>
@@ -40080,7 +39521,7 @@
       </w:rPr>
     </w:lvl>
   </w:abstractNum>
-  <w:abstractNum w:abstractNumId="83" w15:restartNumberingAfterBreak="0">
+  <w:abstractNum w:abstractNumId="65" w15:restartNumberingAfterBreak="0">
     <w:nsid w:val="746A4C4A"/>
     <w:multiLevelType w:val="multilevel"/>
     <w:tmpl w:val="10E0C05E"/>
@@ -40229,7 +39670,7 @@
       </w:rPr>
     </w:lvl>
   </w:abstractNum>
-  <w:abstractNum w:abstractNumId="84" w15:restartNumberingAfterBreak="0">
+  <w:abstractNum w:abstractNumId="66" w15:restartNumberingAfterBreak="0">
     <w:nsid w:val="74D607F9"/>
     <w:multiLevelType w:val="multilevel"/>
     <w:tmpl w:val="F4CCFE30"/>
@@ -40342,156 +39783,7 @@
       </w:pPr>
     </w:lvl>
   </w:abstractNum>
-  <w:abstractNum w:abstractNumId="85" w15:restartNumberingAfterBreak="0">
-    <w:nsid w:val="780660F7"/>
-    <w:multiLevelType w:val="multilevel"/>
-    <w:tmpl w:val="59EC0DE0"/>
-    <w:lvl w:ilvl="0">
-      <w:start w:val="1"/>
-      <w:numFmt w:val="bullet"/>
-      <w:lvlText w:val=""/>
-      <w:lvlJc w:val="left"/>
-      <w:pPr>
-        <w:tabs>
-          <w:tab w:val="num" w:pos="720"/>
-        </w:tabs>
-        <w:ind w:left="720" w:hanging="360"/>
-      </w:pPr>
-      <w:rPr>
-        <w:rFonts w:ascii="Symbol" w:hAnsi="Symbol" w:hint="default"/>
-        <w:sz w:val="20"/>
-      </w:rPr>
-    </w:lvl>
-    <w:lvl w:ilvl="1" w:tentative="1">
-      <w:start w:val="1"/>
-      <w:numFmt w:val="bullet"/>
-      <w:lvlText w:val=""/>
-      <w:lvlJc w:val="left"/>
-      <w:pPr>
-        <w:tabs>
-          <w:tab w:val="num" w:pos="1440"/>
-        </w:tabs>
-        <w:ind w:left="1440" w:hanging="360"/>
-      </w:pPr>
-      <w:rPr>
-        <w:rFonts w:ascii="Symbol" w:hAnsi="Symbol" w:hint="default"/>
-        <w:sz w:val="20"/>
-      </w:rPr>
-    </w:lvl>
-    <w:lvl w:ilvl="2" w:tentative="1">
-      <w:start w:val="1"/>
-      <w:numFmt w:val="bullet"/>
-      <w:lvlText w:val=""/>
-      <w:lvlJc w:val="left"/>
-      <w:pPr>
-        <w:tabs>
-          <w:tab w:val="num" w:pos="2160"/>
-        </w:tabs>
-        <w:ind w:left="2160" w:hanging="360"/>
-      </w:pPr>
-      <w:rPr>
-        <w:rFonts w:ascii="Symbol" w:hAnsi="Symbol" w:hint="default"/>
-        <w:sz w:val="20"/>
-      </w:rPr>
-    </w:lvl>
-    <w:lvl w:ilvl="3" w:tentative="1">
-      <w:start w:val="1"/>
-      <w:numFmt w:val="bullet"/>
-      <w:lvlText w:val=""/>
-      <w:lvlJc w:val="left"/>
-      <w:pPr>
-        <w:tabs>
-          <w:tab w:val="num" w:pos="2880"/>
-        </w:tabs>
-        <w:ind w:left="2880" w:hanging="360"/>
-      </w:pPr>
-      <w:rPr>
-        <w:rFonts w:ascii="Symbol" w:hAnsi="Symbol" w:hint="default"/>
-        <w:sz w:val="20"/>
-      </w:rPr>
-    </w:lvl>
-    <w:lvl w:ilvl="4" w:tentative="1">
-      <w:start w:val="1"/>
-      <w:numFmt w:val="bullet"/>
-      <w:lvlText w:val=""/>
-      <w:lvlJc w:val="left"/>
-      <w:pPr>
-        <w:tabs>
-          <w:tab w:val="num" w:pos="3600"/>
-        </w:tabs>
-        <w:ind w:left="3600" w:hanging="360"/>
-      </w:pPr>
-      <w:rPr>
-        <w:rFonts w:ascii="Symbol" w:hAnsi="Symbol" w:hint="default"/>
-        <w:sz w:val="20"/>
-      </w:rPr>
-    </w:lvl>
-    <w:lvl w:ilvl="5" w:tentative="1">
-      <w:start w:val="1"/>
-      <w:numFmt w:val="bullet"/>
-      <w:lvlText w:val=""/>
-      <w:lvlJc w:val="left"/>
-      <w:pPr>
-        <w:tabs>
-          <w:tab w:val="num" w:pos="4320"/>
-        </w:tabs>
-        <w:ind w:left="4320" w:hanging="360"/>
-      </w:pPr>
-      <w:rPr>
-        <w:rFonts w:ascii="Symbol" w:hAnsi="Symbol" w:hint="default"/>
-        <w:sz w:val="20"/>
-      </w:rPr>
-    </w:lvl>
-    <w:lvl w:ilvl="6" w:tentative="1">
-      <w:start w:val="1"/>
-      <w:numFmt w:val="bullet"/>
-      <w:lvlText w:val=""/>
-      <w:lvlJc w:val="left"/>
-      <w:pPr>
-        <w:tabs>
-          <w:tab w:val="num" w:pos="5040"/>
-        </w:tabs>
-        <w:ind w:left="5040" w:hanging="360"/>
-      </w:pPr>
-      <w:rPr>
-        <w:rFonts w:ascii="Symbol" w:hAnsi="Symbol" w:hint="default"/>
-        <w:sz w:val="20"/>
-      </w:rPr>
-    </w:lvl>
-    <w:lvl w:ilvl="7" w:tentative="1">
-      <w:start w:val="1"/>
-      <w:numFmt w:val="bullet"/>
-      <w:lvlText w:val=""/>
-      <w:lvlJc w:val="left"/>
-      <w:pPr>
-        <w:tabs>
-          <w:tab w:val="num" w:pos="5760"/>
-        </w:tabs>
-        <w:ind w:left="5760" w:hanging="360"/>
-      </w:pPr>
-      <w:rPr>
-        <w:rFonts w:ascii="Symbol" w:hAnsi="Symbol" w:hint="default"/>
-        <w:sz w:val="20"/>
-      </w:rPr>
-    </w:lvl>
-    <w:lvl w:ilvl="8" w:tentative="1">
-      <w:start w:val="1"/>
-      <w:numFmt w:val="bullet"/>
-      <w:lvlText w:val=""/>
-      <w:lvlJc w:val="left"/>
-      <w:pPr>
-        <w:tabs>
-          <w:tab w:val="num" w:pos="6480"/>
-        </w:tabs>
-        <w:ind w:left="6480" w:hanging="360"/>
-      </w:pPr>
-      <w:rPr>
-        <w:rFonts w:ascii="Symbol" w:hAnsi="Symbol" w:hint="default"/>
-        <w:sz w:val="20"/>
-      </w:rPr>
-    </w:lvl>
-  </w:abstractNum>
-  <w:abstractNum w:abstractNumId="86" w15:restartNumberingAfterBreak="0">
+  <w:abstractNum w:abstractNumId="67" w15:restartNumberingAfterBreak="0">
     <w:nsid w:val="79306BAB"/>
     <w:multiLevelType w:val="multilevel"/>
     <w:tmpl w:val="778EECBA"/>
@@ -40604,156 +39896,7 @@
       </w:pPr>
     </w:lvl>
   </w:abstractNum>
-  <w:abstractNum w:abstractNumId="87" w15:restartNumberingAfterBreak="0">
-    <w:nsid w:val="79451AE8"/>
-    <w:multiLevelType w:val="multilevel"/>
-    <w:tmpl w:val="B36A7532"/>
-    <w:lvl w:ilvl="0">
-      <w:start w:val="1"/>
-      <w:numFmt w:val="bullet"/>
-      <w:lvlText w:val=""/>
-      <w:lvlJc w:val="left"/>
-      <w:pPr>
-        <w:tabs>
-          <w:tab w:val="num" w:pos="720"/>
-        </w:tabs>
-        <w:ind w:left="720" w:hanging="360"/>
-      </w:pPr>
-      <w:rPr>
-        <w:rFonts w:ascii="Symbol" w:hAnsi="Symbol" w:hint="default"/>
-        <w:sz w:val="20"/>
-      </w:rPr>
-    </w:lvl>
-    <w:lvl w:ilvl="1">
-      <w:start w:val="1"/>
-      <w:numFmt w:val="bullet"/>
-      <w:lvlText w:val=""/>
-      <w:lvlJc w:val="left"/>
-      <w:pPr>
-        <w:tabs>
-          <w:tab w:val="num" w:pos="1440"/>
-        </w:tabs>
-        <w:ind w:left="1440" w:hanging="360"/>
-      </w:pPr>
-      <w:rPr>
-        <w:rFonts w:ascii="Symbol" w:hAnsi="Symbol" w:hint="default"/>
-        <w:sz w:val="20"/>
-      </w:rPr>
-    </w:lvl>
-    <w:lvl w:ilvl="2" w:tentative="1">
-      <w:start w:val="1"/>
-      <w:numFmt w:val="bullet"/>
-      <w:lvlText w:val=""/>
-      <w:lvlJc w:val="left"/>
-      <w:pPr>
-        <w:tabs>
-          <w:tab w:val="num" w:pos="2160"/>
-        </w:tabs>
-        <w:ind w:left="2160" w:hanging="360"/>
-      </w:pPr>
-      <w:rPr>
-        <w:rFonts w:ascii="Symbol" w:hAnsi="Symbol" w:hint="default"/>
-        <w:sz w:val="20"/>
-      </w:rPr>
-    </w:lvl>
-    <w:lvl w:ilvl="3" w:tentative="1">
-      <w:start w:val="1"/>
-      <w:numFmt w:val="bullet"/>
-      <w:lvlText w:val=""/>
-      <w:lvlJc w:val="left"/>
-      <w:pPr>
-        <w:tabs>
-          <w:tab w:val="num" w:pos="2880"/>
-        </w:tabs>
-        <w:ind w:left="2880" w:hanging="360"/>
-      </w:pPr>
-      <w:rPr>
-        <w:rFonts w:ascii="Symbol" w:hAnsi="Symbol" w:hint="default"/>
-        <w:sz w:val="20"/>
-      </w:rPr>
-    </w:lvl>
-    <w:lvl w:ilvl="4" w:tentative="1">
-      <w:start w:val="1"/>
-      <w:numFmt w:val="bullet"/>
-      <w:lvlText w:val=""/>
-      <w:lvlJc w:val="left"/>
-      <w:pPr>
-        <w:tabs>
-          <w:tab w:val="num" w:pos="3600"/>
-        </w:tabs>
-        <w:ind w:left="3600" w:hanging="360"/>
-      </w:pPr>
-      <w:rPr>
-        <w:rFonts w:ascii="Symbol" w:hAnsi="Symbol" w:hint="default"/>
-        <w:sz w:val="20"/>
-      </w:rPr>
-    </w:lvl>
-    <w:lvl w:ilvl="5" w:tentative="1">
-      <w:start w:val="1"/>
-      <w:numFmt w:val="bullet"/>
-      <w:lvlText w:val=""/>
-      <w:lvlJc w:val="left"/>
-      <w:pPr>
-        <w:tabs>
-          <w:tab w:val="num" w:pos="4320"/>
-        </w:tabs>
-        <w:ind w:left="4320" w:hanging="360"/>
-      </w:pPr>
-      <w:rPr>
-        <w:rFonts w:ascii="Symbol" w:hAnsi="Symbol" w:hint="default"/>
-        <w:sz w:val="20"/>
-      </w:rPr>
-    </w:lvl>
-    <w:lvl w:ilvl="6" w:tentative="1">
-      <w:start w:val="1"/>
-      <w:numFmt w:val="bullet"/>
-      <w:lvlText w:val=""/>
-      <w:lvlJc w:val="left"/>
-      <w:pPr>
-        <w:tabs>
-          <w:tab w:val="num" w:pos="5040"/>
-        </w:tabs>
-        <w:ind w:left="5040" w:hanging="360"/>
-      </w:pPr>
-      <w:rPr>
-        <w:rFonts w:ascii="Symbol" w:hAnsi="Symbol" w:hint="default"/>
-        <w:sz w:val="20"/>
-      </w:rPr>
-    </w:lvl>
-    <w:lvl w:ilvl="7" w:tentative="1">
-      <w:start w:val="1"/>
-      <w:numFmt w:val="bullet"/>
-      <w:lvlText w:val=""/>
-      <w:lvlJc w:val="left"/>
-      <w:pPr>
-        <w:tabs>
-          <w:tab w:val="num" w:pos="5760"/>
-        </w:tabs>
-        <w:ind w:left="5760" w:hanging="360"/>
-      </w:pPr>
-      <w:rPr>
-        <w:rFonts w:ascii="Symbol" w:hAnsi="Symbol" w:hint="default"/>
-        <w:sz w:val="20"/>
-      </w:rPr>
-    </w:lvl>
-    <w:lvl w:ilvl="8" w:tentative="1">
-      <w:start w:val="1"/>
-      <w:numFmt w:val="bullet"/>
-      <w:lvlText w:val=""/>
-      <w:lvlJc w:val="left"/>
-      <w:pPr>
-        <w:tabs>
-          <w:tab w:val="num" w:pos="6480"/>
-        </w:tabs>
-        <w:ind w:left="6480" w:hanging="360"/>
-      </w:pPr>
-      <w:rPr>
-        <w:rFonts w:ascii="Symbol" w:hAnsi="Symbol" w:hint="default"/>
-        <w:sz w:val="20"/>
-      </w:rPr>
-    </w:lvl>
-  </w:abstractNum>
-  <w:abstractNum w:abstractNumId="88" w15:restartNumberingAfterBreak="0">
+  <w:abstractNum w:abstractNumId="68" w15:restartNumberingAfterBreak="0">
     <w:nsid w:val="7A52735D"/>
     <w:multiLevelType w:val="multilevel"/>
     <w:tmpl w:val="FD2069AA"/>
@@ -40902,269 +40045,7 @@
       </w:rPr>
     </w:lvl>
   </w:abstractNum>
-  <w:abstractNum w:abstractNumId="89" w15:restartNumberingAfterBreak="0">
-    <w:nsid w:val="7A66745B"/>
-    <w:multiLevelType w:val="hybridMultilevel"/>
-    <w:tmpl w:val="36049AF4"/>
-    <w:lvl w:ilvl="0" w:tplc="04190003">
-      <w:start w:val="1"/>
-      <w:numFmt w:val="bullet"/>
-      <w:lvlText w:val="o"/>
-      <w:lvlJc w:val="left"/>
-      <w:pPr>
-        <w:ind w:left="720" w:hanging="360"/>
-      </w:pPr>
-      <w:rPr>
-        <w:rFonts w:ascii="Courier New" w:hAnsi="Courier New" w:cs="Courier New" w:hint="default"/>
-      </w:rPr>
-    </w:lvl>
-    <w:lvl w:ilvl="1" w:tplc="04190003" w:tentative="1">
-      <w:start w:val="1"/>
-      <w:numFmt w:val="bullet"/>
-      <w:lvlText w:val="o"/>
-      <w:lvlJc w:val="left"/>
-      <w:pPr>
-        <w:ind w:left="1440" w:hanging="360"/>
-      </w:pPr>
-      <w:rPr>
-        <w:rFonts w:ascii="Courier New" w:hAnsi="Courier New" w:cs="Courier New" w:hint="default"/>
-      </w:rPr>
-    </w:lvl>
-    <w:lvl w:ilvl="2" w:tplc="04190005" w:tentative="1">
-      <w:start w:val="1"/>
-      <w:numFmt w:val="bullet"/>
-      <w:lvlText w:val=""/>
-      <w:lvlJc w:val="left"/>
-      <w:pPr>
-        <w:ind w:left="2160" w:hanging="360"/>
-      </w:pPr>
-      <w:rPr>
-        <w:rFonts w:ascii="Wingdings" w:hAnsi="Wingdings" w:hint="default"/>
-      </w:rPr>
-    </w:lvl>
-    <w:lvl w:ilvl="3" w:tplc="04190001" w:tentative="1">
-      <w:start w:val="1"/>
-      <w:numFmt w:val="bullet"/>
-      <w:lvlText w:val=""/>
-      <w:lvlJc w:val="left"/>
-      <w:pPr>
-        <w:ind w:left="2880" w:hanging="360"/>
-      </w:pPr>
-      <w:rPr>
-        <w:rFonts w:ascii="Symbol" w:hAnsi="Symbol" w:hint="default"/>
-      </w:rPr>
-    </w:lvl>
-    <w:lvl w:ilvl="4" w:tplc="04190003" w:tentative="1">
-      <w:start w:val="1"/>
-      <w:numFmt w:val="bullet"/>
-      <w:lvlText w:val="o"/>
-      <w:lvlJc w:val="left"/>
-      <w:pPr>
-        <w:ind w:left="3600" w:hanging="360"/>
-      </w:pPr>
-      <w:rPr>
-        <w:rFonts w:ascii="Courier New" w:hAnsi="Courier New" w:cs="Courier New" w:hint="default"/>
-      </w:rPr>
-    </w:lvl>
-    <w:lvl w:ilvl="5" w:tplc="04190005" w:tentative="1">
-      <w:start w:val="1"/>
-      <w:numFmt w:val="bullet"/>
-      <w:lvlText w:val=""/>
-      <w:lvlJc w:val="left"/>
-      <w:pPr>
-        <w:ind w:left="4320" w:hanging="360"/>
-      </w:pPr>
-      <w:rPr>
-        <w:rFonts w:ascii="Wingdings" w:hAnsi="Wingdings" w:hint="default"/>
-      </w:rPr>
-    </w:lvl>
-    <w:lvl w:ilvl="6" w:tplc="04190001" w:tentative="1">
-      <w:start w:val="1"/>
-      <w:numFmt w:val="bullet"/>
-      <w:lvlText w:val=""/>
-      <w:lvlJc w:val="left"/>
-      <w:pPr>
-        <w:ind w:left="5040" w:hanging="360"/>
-      </w:pPr>
-      <w:rPr>
-        <w:rFonts w:ascii="Symbol" w:hAnsi="Symbol" w:hint="default"/>
-      </w:rPr>
-    </w:lvl>
-    <w:lvl w:ilvl="7" w:tplc="04190003" w:tentative="1">
-      <w:start w:val="1"/>
-      <w:numFmt w:val="bullet"/>
-      <w:lvlText w:val="o"/>
-      <w:lvlJc w:val="left"/>
-      <w:pPr>
-        <w:ind w:left="5760" w:hanging="360"/>
-      </w:pPr>
-      <w:rPr>
-        <w:rFonts w:ascii="Courier New" w:hAnsi="Courier New" w:cs="Courier New" w:hint="default"/>
-      </w:rPr>
-    </w:lvl>
-    <w:lvl w:ilvl="8" w:tplc="04190005" w:tentative="1">
-      <w:start w:val="1"/>
-      <w:numFmt w:val="bullet"/>
-      <w:lvlText w:val=""/>
-      <w:lvlJc w:val="left"/>
-      <w:pPr>
-        <w:ind w:left="6480" w:hanging="360"/>
-      </w:pPr>
-      <w:rPr>
-        <w:rFonts w:ascii="Wingdings" w:hAnsi="Wingdings" w:hint="default"/>
-      </w:rPr>
-    </w:lvl>
-  </w:abstractNum>
-  <w:abstractNum w:abstractNumId="90" w15:restartNumberingAfterBreak="0">
-    <w:nsid w:val="7D0157C4"/>
-    <w:multiLevelType w:val="multilevel"/>
-    <w:tmpl w:val="84EEFCB6"/>
-    <w:lvl w:ilvl="0">
-      <w:start w:val="1"/>
-      <w:numFmt w:val="bullet"/>
-      <w:lvlText w:val=""/>
-      <w:lvlJc w:val="left"/>
-      <w:pPr>
-        <w:tabs>
-          <w:tab w:val="num" w:pos="720"/>
-        </w:tabs>
-        <w:ind w:left="720" w:hanging="360"/>
-      </w:pPr>
-      <w:rPr>
-        <w:rFonts w:ascii="Symbol" w:hAnsi="Symbol" w:hint="default"/>
-        <w:sz w:val="20"/>
-      </w:rPr>
-    </w:lvl>
-    <w:lvl w:ilvl="1" w:tentative="1">
-      <w:start w:val="1"/>
-      <w:numFmt w:val="bullet"/>
-      <w:lvlText w:val="o"/>
-      <w:lvlJc w:val="left"/>
-      <w:pPr>
-        <w:tabs>
-          <w:tab w:val="num" w:pos="1440"/>
-        </w:tabs>
-        <w:ind w:left="1440" w:hanging="360"/>
-      </w:pPr>
-      <w:rPr>
-        <w:rFonts w:ascii="Courier New" w:hAnsi="Courier New" w:hint="default"/>
-        <w:sz w:val="20"/>
-      </w:rPr>
-    </w:lvl>
-    <w:lvl w:ilvl="2" w:tentative="1">
-      <w:start w:val="1"/>
-      <w:numFmt w:val="bullet"/>
-      <w:lvlText w:val=""/>
-      <w:lvlJc w:val="left"/>
-      <w:pPr>
-        <w:tabs>
-          <w:tab w:val="num" w:pos="2160"/>
-        </w:tabs>
-        <w:ind w:left="2160" w:hanging="360"/>
-      </w:pPr>
-      <w:rPr>
-        <w:rFonts w:ascii="Wingdings" w:hAnsi="Wingdings" w:hint="default"/>
-        <w:sz w:val="20"/>
-      </w:rPr>
-    </w:lvl>
-    <w:lvl w:ilvl="3" w:tentative="1">
-      <w:start w:val="1"/>
-      <w:numFmt w:val="bullet"/>
-      <w:lvlText w:val=""/>
-      <w:lvlJc w:val="left"/>
-      <w:pPr>
-        <w:tabs>
-          <w:tab w:val="num" w:pos="2880"/>
-        </w:tabs>
-        <w:ind w:left="2880" w:hanging="360"/>
-      </w:pPr>
-      <w:rPr>
-        <w:rFonts w:ascii="Wingdings" w:hAnsi="Wingdings" w:hint="default"/>
-        <w:sz w:val="20"/>
-      </w:rPr>
-    </w:lvl>
-    <w:lvl w:ilvl="4" w:tentative="1">
-      <w:start w:val="1"/>
-      <w:numFmt w:val="bullet"/>
-      <w:lvlText w:val=""/>
-      <w:lvlJc w:val="left"/>
-      <w:pPr>
-        <w:tabs>
-          <w:tab w:val="num" w:pos="3600"/>
-        </w:tabs>
-        <w:ind w:left="3600" w:hanging="360"/>
-      </w:pPr>
-      <w:rPr>
-        <w:rFonts w:ascii="Wingdings" w:hAnsi="Wingdings" w:hint="default"/>
-        <w:sz w:val="20"/>
-      </w:rPr>
-    </w:lvl>
-    <w:lvl w:ilvl="5" w:tentative="1">
-      <w:start w:val="1"/>
-      <w:numFmt w:val="bullet"/>
-      <w:lvlText w:val=""/>
-      <w:lvlJc w:val="left"/>
-      <w:pPr>
-        <w:tabs>
-          <w:tab w:val="num" w:pos="4320"/>
-        </w:tabs>
-        <w:ind w:left="4320" w:hanging="360"/>
-      </w:pPr>
-      <w:rPr>
-        <w:rFonts w:ascii="Wingdings" w:hAnsi="Wingdings" w:hint="default"/>
-        <w:sz w:val="20"/>
-      </w:rPr>
-    </w:lvl>
-    <w:lvl w:ilvl="6" w:tentative="1">
-      <w:start w:val="1"/>
-      <w:numFmt w:val="bullet"/>
-      <w:lvlText w:val=""/>
-      <w:lvlJc w:val="left"/>
-      <w:pPr>
-        <w:tabs>
-          <w:tab w:val="num" w:pos="5040"/>
-        </w:tabs>
-        <w:ind w:left="5040" w:hanging="360"/>
-      </w:pPr>
-      <w:rPr>
-        <w:rFonts w:ascii="Wingdings" w:hAnsi="Wingdings" w:hint="default"/>
-        <w:sz w:val="20"/>
-      </w:rPr>
-    </w:lvl>
-    <w:lvl w:ilvl="7" w:tentative="1">
-      <w:start w:val="1"/>
-      <w:numFmt w:val="bullet"/>
-      <w:lvlText w:val=""/>
-      <w:lvlJc w:val="left"/>
-      <w:pPr>
-        <w:tabs>
-          <w:tab w:val="num" w:pos="5760"/>
-        </w:tabs>
-        <w:ind w:left="5760" w:hanging="360"/>
-      </w:pPr>
-      <w:rPr>
-        <w:rFonts w:ascii="Wingdings" w:hAnsi="Wingdings" w:hint="default"/>
-        <w:sz w:val="20"/>
-      </w:rPr>
-    </w:lvl>
-    <w:lvl w:ilvl="8" w:tentative="1">
-      <w:start w:val="1"/>
-      <w:numFmt w:val="bullet"/>
-      <w:lvlText w:val=""/>
-      <w:lvlJc w:val="left"/>
-      <w:pPr>
-        <w:tabs>
-          <w:tab w:val="num" w:pos="6480"/>
-        </w:tabs>
-        <w:ind w:left="6480" w:hanging="360"/>
-      </w:pPr>
-      <w:rPr>
-        <w:rFonts w:ascii="Wingdings" w:hAnsi="Wingdings" w:hint="default"/>
-        <w:sz w:val="20"/>
-      </w:rPr>
-    </w:lvl>
-  </w:abstractNum>
-  <w:abstractNum w:abstractNumId="91" w15:restartNumberingAfterBreak="0">
+  <w:abstractNum w:abstractNumId="69" w15:restartNumberingAfterBreak="0">
     <w:nsid w:val="7F1B7409"/>
     <w:multiLevelType w:val="multilevel"/>
     <w:tmpl w:val="812289E2"/>
@@ -41313,7 +40194,7 @@
       </w:rPr>
     </w:lvl>
   </w:abstractNum>
-  <w:abstractNum w:abstractNumId="92" w15:restartNumberingAfterBreak="0">
+  <w:abstractNum w:abstractNumId="70" w15:restartNumberingAfterBreak="0">
     <w:nsid w:val="7F604749"/>
     <w:multiLevelType w:val="multilevel"/>
     <w:tmpl w:val="F6C69AC2"/>
@@ -41462,401 +40343,220 @@
       </w:rPr>
     </w:lvl>
   </w:abstractNum>
-  <w:abstractNum w:abstractNumId="93" w15:restartNumberingAfterBreak="0">
-    <w:nsid w:val="7FC8764C"/>
-    <w:multiLevelType w:val="hybridMultilevel"/>
-    <w:tmpl w:val="15723472"/>
-    <w:lvl w:ilvl="0" w:tplc="04190001">
-      <w:start w:val="1"/>
-      <w:numFmt w:val="bullet"/>
-      <w:lvlText w:val=""/>
-      <w:lvlJc w:val="left"/>
-      <w:pPr>
-        <w:ind w:left="720" w:hanging="360"/>
-      </w:pPr>
-      <w:rPr>
-        <w:rFonts w:ascii="Symbol" w:hAnsi="Symbol" w:hint="default"/>
-      </w:rPr>
-    </w:lvl>
-    <w:lvl w:ilvl="1" w:tplc="04190003" w:tentative="1">
-      <w:start w:val="1"/>
-      <w:numFmt w:val="bullet"/>
-      <w:lvlText w:val="o"/>
-      <w:lvlJc w:val="left"/>
-      <w:pPr>
-        <w:ind w:left="1440" w:hanging="360"/>
-      </w:pPr>
-      <w:rPr>
-        <w:rFonts w:ascii="Courier New" w:hAnsi="Courier New" w:cs="Courier New" w:hint="default"/>
-      </w:rPr>
-    </w:lvl>
-    <w:lvl w:ilvl="2" w:tplc="04190005" w:tentative="1">
-      <w:start w:val="1"/>
-      <w:numFmt w:val="bullet"/>
-      <w:lvlText w:val=""/>
-      <w:lvlJc w:val="left"/>
-      <w:pPr>
-        <w:ind w:left="2160" w:hanging="360"/>
-      </w:pPr>
-      <w:rPr>
-        <w:rFonts w:ascii="Wingdings" w:hAnsi="Wingdings" w:hint="default"/>
-      </w:rPr>
-    </w:lvl>
-    <w:lvl w:ilvl="3" w:tplc="04190001" w:tentative="1">
-      <w:start w:val="1"/>
-      <w:numFmt w:val="bullet"/>
-      <w:lvlText w:val=""/>
-      <w:lvlJc w:val="left"/>
-      <w:pPr>
-        <w:ind w:left="2880" w:hanging="360"/>
-      </w:pPr>
-      <w:rPr>
-        <w:rFonts w:ascii="Symbol" w:hAnsi="Symbol" w:hint="default"/>
-      </w:rPr>
-    </w:lvl>
-    <w:lvl w:ilvl="4" w:tplc="04190003" w:tentative="1">
-      <w:start w:val="1"/>
-      <w:numFmt w:val="bullet"/>
-      <w:lvlText w:val="o"/>
-      <w:lvlJc w:val="left"/>
-      <w:pPr>
-        <w:ind w:left="3600" w:hanging="360"/>
-      </w:pPr>
-      <w:rPr>
-        <w:rFonts w:ascii="Courier New" w:hAnsi="Courier New" w:cs="Courier New" w:hint="default"/>
-      </w:rPr>
-    </w:lvl>
-    <w:lvl w:ilvl="5" w:tplc="04190005" w:tentative="1">
-      <w:start w:val="1"/>
-      <w:numFmt w:val="bullet"/>
-      <w:lvlText w:val=""/>
-      <w:lvlJc w:val="left"/>
-      <w:pPr>
-        <w:ind w:left="4320" w:hanging="360"/>
-      </w:pPr>
-      <w:rPr>
-        <w:rFonts w:ascii="Wingdings" w:hAnsi="Wingdings" w:hint="default"/>
-      </w:rPr>
-    </w:lvl>
-    <w:lvl w:ilvl="6" w:tplc="04190001" w:tentative="1">
-      <w:start w:val="1"/>
-      <w:numFmt w:val="bullet"/>
-      <w:lvlText w:val=""/>
-      <w:lvlJc w:val="left"/>
-      <w:pPr>
-        <w:ind w:left="5040" w:hanging="360"/>
-      </w:pPr>
-      <w:rPr>
-        <w:rFonts w:ascii="Symbol" w:hAnsi="Symbol" w:hint="default"/>
-      </w:rPr>
-    </w:lvl>
-    <w:lvl w:ilvl="7" w:tplc="04190003" w:tentative="1">
-      <w:start w:val="1"/>
-      <w:numFmt w:val="bullet"/>
-      <w:lvlText w:val="o"/>
-      <w:lvlJc w:val="left"/>
-      <w:pPr>
-        <w:ind w:left="5760" w:hanging="360"/>
-      </w:pPr>
-      <w:rPr>
-        <w:rFonts w:ascii="Courier New" w:hAnsi="Courier New" w:cs="Courier New" w:hint="default"/>
-      </w:rPr>
-    </w:lvl>
-    <w:lvl w:ilvl="8" w:tplc="04190005" w:tentative="1">
-      <w:start w:val="1"/>
-      <w:numFmt w:val="bullet"/>
-      <w:lvlText w:val=""/>
-      <w:lvlJc w:val="left"/>
-      <w:pPr>
-        <w:ind w:left="6480" w:hanging="360"/>
-      </w:pPr>
-      <w:rPr>
-        <w:rFonts w:ascii="Wingdings" w:hAnsi="Wingdings" w:hint="default"/>
-      </w:rPr>
-    </w:lvl>
-  </w:abstractNum>
   <w:num w:numId="1" w16cid:durableId="405300518">
+    <w:abstractNumId w:val="39"/>
+  </w:num>
+  <w:num w:numId="2" w16cid:durableId="2138645182">
+    <w:abstractNumId w:val="20"/>
+  </w:num>
+  <w:num w:numId="3" w16cid:durableId="462119961">
+    <w:abstractNumId w:val="50"/>
+  </w:num>
+  <w:num w:numId="4" w16cid:durableId="1954094783">
+    <w:abstractNumId w:val="33"/>
+  </w:num>
+  <w:num w:numId="5" w16cid:durableId="882136229">
+    <w:abstractNumId w:val="65"/>
+  </w:num>
+  <w:num w:numId="6" w16cid:durableId="1025794466">
+    <w:abstractNumId w:val="1"/>
+  </w:num>
+  <w:num w:numId="7" w16cid:durableId="651449495">
+    <w:abstractNumId w:val="60"/>
+  </w:num>
+  <w:num w:numId="8" w16cid:durableId="1139345737">
+    <w:abstractNumId w:val="10"/>
+  </w:num>
+  <w:num w:numId="9" w16cid:durableId="1482162961">
+    <w:abstractNumId w:val="6"/>
+  </w:num>
+  <w:num w:numId="10" w16cid:durableId="717977333">
+    <w:abstractNumId w:val="27"/>
+  </w:num>
+  <w:num w:numId="11" w16cid:durableId="10494282">
+    <w:abstractNumId w:val="59"/>
+  </w:num>
+  <w:num w:numId="12" w16cid:durableId="1177386414">
+    <w:abstractNumId w:val="70"/>
+  </w:num>
+  <w:num w:numId="13" w16cid:durableId="1633973990">
+    <w:abstractNumId w:val="58"/>
+  </w:num>
+  <w:num w:numId="14" w16cid:durableId="223836851">
+    <w:abstractNumId w:val="3"/>
+  </w:num>
+  <w:num w:numId="15" w16cid:durableId="1183125882">
+    <w:abstractNumId w:val="41"/>
+  </w:num>
+  <w:num w:numId="16" w16cid:durableId="104740181">
+    <w:abstractNumId w:val="66"/>
+  </w:num>
+  <w:num w:numId="17" w16cid:durableId="1620184776">
+    <w:abstractNumId w:val="31"/>
+  </w:num>
+  <w:num w:numId="18" w16cid:durableId="392700641">
+    <w:abstractNumId w:val="40"/>
+  </w:num>
+  <w:num w:numId="19" w16cid:durableId="1158233497">
+    <w:abstractNumId w:val="43"/>
+  </w:num>
+  <w:num w:numId="20" w16cid:durableId="495921676">
+    <w:abstractNumId w:val="38"/>
+  </w:num>
+  <w:num w:numId="21" w16cid:durableId="910694393">
+    <w:abstractNumId w:val="25"/>
+  </w:num>
+  <w:num w:numId="22" w16cid:durableId="15346978">
+    <w:abstractNumId w:val="17"/>
+  </w:num>
+  <w:num w:numId="23" w16cid:durableId="505562370">
+    <w:abstractNumId w:val="30"/>
+  </w:num>
+  <w:num w:numId="24" w16cid:durableId="1103771391">
+    <w:abstractNumId w:val="55"/>
+  </w:num>
+  <w:num w:numId="25" w16cid:durableId="31465451">
+    <w:abstractNumId w:val="68"/>
+  </w:num>
+  <w:num w:numId="26" w16cid:durableId="494348183">
+    <w:abstractNumId w:val="29"/>
+  </w:num>
+  <w:num w:numId="27" w16cid:durableId="356124465">
+    <w:abstractNumId w:val="69"/>
+  </w:num>
+  <w:num w:numId="28" w16cid:durableId="438139090">
+    <w:abstractNumId w:val="18"/>
+  </w:num>
+  <w:num w:numId="29" w16cid:durableId="1622568269">
+    <w:abstractNumId w:val="2"/>
+  </w:num>
+  <w:num w:numId="30" w16cid:durableId="1689018454">
+    <w:abstractNumId w:val="5"/>
+  </w:num>
+  <w:num w:numId="31" w16cid:durableId="1579947908">
+    <w:abstractNumId w:val="34"/>
+  </w:num>
+  <w:num w:numId="32" w16cid:durableId="1801610890">
+    <w:abstractNumId w:val="44"/>
+  </w:num>
+  <w:num w:numId="33" w16cid:durableId="708385342">
+    <w:abstractNumId w:val="67"/>
+  </w:num>
+  <w:num w:numId="34" w16cid:durableId="470095744">
+    <w:abstractNumId w:val="51"/>
+  </w:num>
+  <w:num w:numId="35" w16cid:durableId="2053915843">
+    <w:abstractNumId w:val="57"/>
+  </w:num>
+  <w:num w:numId="36" w16cid:durableId="2125225438">
+    <w:abstractNumId w:val="45"/>
+  </w:num>
+  <w:num w:numId="37" w16cid:durableId="498736031">
+    <w:abstractNumId w:val="22"/>
+  </w:num>
+  <w:num w:numId="38" w16cid:durableId="796335180">
+    <w:abstractNumId w:val="26"/>
+  </w:num>
+  <w:num w:numId="39" w16cid:durableId="1640377546">
+    <w:abstractNumId w:val="15"/>
+  </w:num>
+  <w:num w:numId="40" w16cid:durableId="84304739">
+    <w:abstractNumId w:val="46"/>
+  </w:num>
+  <w:num w:numId="41" w16cid:durableId="516886580">
+    <w:abstractNumId w:val="23"/>
+  </w:num>
+  <w:num w:numId="42" w16cid:durableId="1743141462">
+    <w:abstractNumId w:val="56"/>
+  </w:num>
+  <w:num w:numId="43" w16cid:durableId="1445491838">
+    <w:abstractNumId w:val="61"/>
+  </w:num>
+  <w:num w:numId="44" w16cid:durableId="1236431717">
+    <w:abstractNumId w:val="28"/>
+  </w:num>
+  <w:num w:numId="45" w16cid:durableId="912274187">
+    <w:abstractNumId w:val="48"/>
+  </w:num>
+  <w:num w:numId="46" w16cid:durableId="1278945118">
+    <w:abstractNumId w:val="35"/>
+  </w:num>
+  <w:num w:numId="47" w16cid:durableId="2007316713">
+    <w:abstractNumId w:val="62"/>
+  </w:num>
+  <w:num w:numId="48" w16cid:durableId="1414624504">
+    <w:abstractNumId w:val="24"/>
+  </w:num>
+  <w:num w:numId="49" w16cid:durableId="678116197">
+    <w:abstractNumId w:val="19"/>
+  </w:num>
+  <w:num w:numId="50" w16cid:durableId="427190722">
     <w:abstractNumId w:val="53"/>
   </w:num>
-  <w:num w:numId="2" w16cid:durableId="950435201">
-    <w:abstractNumId w:val="93"/>
+  <w:num w:numId="51" w16cid:durableId="581568260">
+    <w:abstractNumId w:val="16"/>
   </w:num>
-  <w:num w:numId="3" w16cid:durableId="263539178">
-    <w:abstractNumId w:val="66"/>
+  <w:num w:numId="52" w16cid:durableId="593436929">
+    <w:abstractNumId w:val="0"/>
   </w:num>
-  <w:num w:numId="4" w16cid:durableId="90973326">
-    <w:abstractNumId w:val="89"/>
+  <w:num w:numId="53" w16cid:durableId="444078315">
+    <w:abstractNumId w:val="21"/>
   </w:num>
-  <w:num w:numId="5" w16cid:durableId="1117528000">
-    <w:abstractNumId w:val="43"/>
+  <w:num w:numId="54" w16cid:durableId="259334031">
+    <w:abstractNumId w:val="64"/>
   </w:num>
-  <w:num w:numId="6" w16cid:durableId="1654093535">
-    <w:abstractNumId w:val="35"/>
+  <w:num w:numId="55" w16cid:durableId="951471421">
+    <w:abstractNumId w:val="49"/>
   </w:num>
-  <w:num w:numId="7" w16cid:durableId="2138645182">
-    <w:abstractNumId w:val="25"/>
+  <w:num w:numId="56" w16cid:durableId="569003322">
+    <w:abstractNumId w:val="47"/>
   </w:num>
-  <w:num w:numId="8" w16cid:durableId="635137468">
-    <w:abstractNumId w:val="31"/>
+  <w:num w:numId="57" w16cid:durableId="1206675072">
+    <w:abstractNumId w:val="12"/>
   </w:num>
-  <w:num w:numId="9" w16cid:durableId="462119961">
-    <w:abstractNumId w:val="65"/>
+  <w:num w:numId="58" w16cid:durableId="800729034">
+    <w:abstractNumId w:val="8"/>
   </w:num>
-  <w:num w:numId="10" w16cid:durableId="1954094783">
-    <w:abstractNumId w:val="44"/>
+  <w:num w:numId="59" w16cid:durableId="2028168389">
+    <w:abstractNumId w:val="7"/>
   </w:num>
-  <w:num w:numId="11" w16cid:durableId="882136229">
-    <w:abstractNumId w:val="83"/>
+  <w:num w:numId="60" w16cid:durableId="215556297">
+    <w:abstractNumId w:val="54"/>
   </w:num>
-  <w:num w:numId="12" w16cid:durableId="1025794466">
-    <w:abstractNumId w:val="1"/>
+  <w:num w:numId="61" w16cid:durableId="985084932">
+    <w:abstractNumId w:val="36"/>
   </w:num>
-  <w:num w:numId="13" w16cid:durableId="651449495">
-    <w:abstractNumId w:val="78"/>
+  <w:num w:numId="62" w16cid:durableId="367998525">
+    <w:abstractNumId w:val="37"/>
   </w:num>
-  <w:num w:numId="14" w16cid:durableId="1139345737">
+  <w:num w:numId="63" w16cid:durableId="1007638230">
+    <w:abstractNumId w:val="11"/>
+  </w:num>
+  <w:num w:numId="64" w16cid:durableId="674259973">
     <w:abstractNumId w:val="13"/>
   </w:num>
-  <w:num w:numId="15" w16cid:durableId="1482162961">
-    <w:abstractNumId w:val="8"/>
+  <w:num w:numId="65" w16cid:durableId="1842965735">
+    <w:abstractNumId w:val="9"/>
   </w:num>
-  <w:num w:numId="16" w16cid:durableId="717977333">
-    <w:abstractNumId w:val="34"/>
-  </w:num>
-  <w:num w:numId="17" w16cid:durableId="10494282">
-    <w:abstractNumId w:val="76"/>
-  </w:num>
-  <w:num w:numId="18" w16cid:durableId="1177386414">
-    <w:abstractNumId w:val="92"/>
-  </w:num>
-  <w:num w:numId="19" w16cid:durableId="898983118">
-    <w:abstractNumId w:val="90"/>
-  </w:num>
-  <w:num w:numId="20" w16cid:durableId="1925187318">
-    <w:abstractNumId w:val="50"/>
-  </w:num>
-  <w:num w:numId="21" w16cid:durableId="749426622">
-    <w:abstractNumId w:val="77"/>
-  </w:num>
-  <w:num w:numId="22" w16cid:durableId="321278449">
+  <w:num w:numId="66" w16cid:durableId="1595941427">
     <w:abstractNumId w:val="52"/>
   </w:num>
-  <w:num w:numId="23" w16cid:durableId="451944075">
-    <w:abstractNumId w:val="57"/>
+  <w:num w:numId="67" w16cid:durableId="1644001138">
+    <w:abstractNumId w:val="14"/>
   </w:num>
-  <w:num w:numId="24" w16cid:durableId="2126071768">
+  <w:num w:numId="68" w16cid:durableId="545222999">
+    <w:abstractNumId w:val="63"/>
+  </w:num>
+  <w:num w:numId="69" w16cid:durableId="25834519">
     <w:abstractNumId w:val="4"/>
   </w:num>
-  <w:num w:numId="25" w16cid:durableId="1633973990">
-    <w:abstractNumId w:val="75"/>
+  <w:num w:numId="70" w16cid:durableId="1519273905">
+    <w:abstractNumId w:val="42"/>
   </w:num>
-  <w:num w:numId="26" w16cid:durableId="223836851">
-    <w:abstractNumId w:val="3"/>
-  </w:num>
-  <w:num w:numId="27" w16cid:durableId="1183125882">
-    <w:abstractNumId w:val="55"/>
-  </w:num>
-  <w:num w:numId="28" w16cid:durableId="104740181">
-    <w:abstractNumId w:val="84"/>
-  </w:num>
-  <w:num w:numId="29" w16cid:durableId="1620184776">
-    <w:abstractNumId w:val="41"/>
-  </w:num>
-  <w:num w:numId="30" w16cid:durableId="392700641">
-    <w:abstractNumId w:val="54"/>
-  </w:num>
-  <w:num w:numId="31" w16cid:durableId="1158233497">
-    <w:abstractNumId w:val="58"/>
-  </w:num>
-  <w:num w:numId="32" w16cid:durableId="495921676">
-    <w:abstractNumId w:val="51"/>
-  </w:num>
-  <w:num w:numId="33" w16cid:durableId="1463116253">
-    <w:abstractNumId w:val="22"/>
-  </w:num>
-  <w:num w:numId="34" w16cid:durableId="910694393">
+  <w:num w:numId="71" w16cid:durableId="747507213">
     <w:abstractNumId w:val="32"/>
   </w:num>
-  <w:num w:numId="35" w16cid:durableId="15346978">
-    <w:abstractNumId w:val="21"/>
-  </w:num>
-  <w:num w:numId="36" w16cid:durableId="505562370">
-    <w:abstractNumId w:val="40"/>
-  </w:num>
-  <w:num w:numId="37" w16cid:durableId="1054812065">
-    <w:abstractNumId w:val="30"/>
-  </w:num>
-  <w:num w:numId="38" w16cid:durableId="1103771391">
-    <w:abstractNumId w:val="72"/>
-  </w:num>
-  <w:num w:numId="39" w16cid:durableId="31465451">
-    <w:abstractNumId w:val="88"/>
-  </w:num>
-  <w:num w:numId="40" w16cid:durableId="494348183">
-    <w:abstractNumId w:val="38"/>
-  </w:num>
-  <w:num w:numId="41" w16cid:durableId="356124465">
-    <w:abstractNumId w:val="91"/>
-  </w:num>
-  <w:num w:numId="42" w16cid:durableId="438139090">
-    <w:abstractNumId w:val="23"/>
-  </w:num>
-  <w:num w:numId="43" w16cid:durableId="1622568269">
-    <w:abstractNumId w:val="2"/>
-  </w:num>
-  <w:num w:numId="44" w16cid:durableId="1689018454">
-    <w:abstractNumId w:val="6"/>
-  </w:num>
-  <w:num w:numId="45" w16cid:durableId="1579947908">
-    <w:abstractNumId w:val="46"/>
-  </w:num>
-  <w:num w:numId="46" w16cid:durableId="1801610890">
-    <w:abstractNumId w:val="59"/>
-  </w:num>
-  <w:num w:numId="47" w16cid:durableId="708385342">
-    <w:abstractNumId w:val="86"/>
-  </w:num>
-  <w:num w:numId="48" w16cid:durableId="470095744">
-    <w:abstractNumId w:val="67"/>
-  </w:num>
-  <w:num w:numId="49" w16cid:durableId="2053915843">
-    <w:abstractNumId w:val="74"/>
-  </w:num>
-  <w:num w:numId="50" w16cid:durableId="2125225438">
-    <w:abstractNumId w:val="60"/>
-  </w:num>
-  <w:num w:numId="51" w16cid:durableId="498736031">
-    <w:abstractNumId w:val="27"/>
-  </w:num>
-  <w:num w:numId="52" w16cid:durableId="796335180">
-    <w:abstractNumId w:val="33"/>
-  </w:num>
-  <w:num w:numId="53" w16cid:durableId="1640377546">
-    <w:abstractNumId w:val="19"/>
-  </w:num>
-  <w:num w:numId="54" w16cid:durableId="84304739">
-    <w:abstractNumId w:val="61"/>
-  </w:num>
-  <w:num w:numId="55" w16cid:durableId="516886580">
-    <w:abstractNumId w:val="28"/>
-  </w:num>
-  <w:num w:numId="56" w16cid:durableId="1743141462">
-    <w:abstractNumId w:val="73"/>
-  </w:num>
-  <w:num w:numId="57" w16cid:durableId="1445491838">
-    <w:abstractNumId w:val="79"/>
-  </w:num>
-  <w:num w:numId="58" w16cid:durableId="1236431717">
-    <w:abstractNumId w:val="36"/>
-  </w:num>
-  <w:num w:numId="59" w16cid:durableId="912274187">
-    <w:abstractNumId w:val="63"/>
-  </w:num>
-  <w:num w:numId="60" w16cid:durableId="1278945118">
-    <w:abstractNumId w:val="47"/>
-  </w:num>
-  <w:num w:numId="61" w16cid:durableId="2007316713">
-    <w:abstractNumId w:val="80"/>
-  </w:num>
-  <w:num w:numId="62" w16cid:durableId="1414624504">
-    <w:abstractNumId w:val="29"/>
-  </w:num>
-  <w:num w:numId="63" w16cid:durableId="678116197">
-    <w:abstractNumId w:val="24"/>
-  </w:num>
-  <w:num w:numId="64" w16cid:durableId="427190722">
-    <w:abstractNumId w:val="70"/>
-  </w:num>
-  <w:num w:numId="65" w16cid:durableId="581568260">
-    <w:abstractNumId w:val="20"/>
-  </w:num>
-  <w:num w:numId="66" w16cid:durableId="593436929">
-    <w:abstractNumId w:val="0"/>
-  </w:num>
-  <w:num w:numId="67" w16cid:durableId="444078315">
-    <w:abstractNumId w:val="26"/>
-  </w:num>
-  <w:num w:numId="68" w16cid:durableId="1006401321">
-    <w:abstractNumId w:val="7"/>
-  </w:num>
-  <w:num w:numId="69" w16cid:durableId="259334031">
-    <w:abstractNumId w:val="82"/>
-  </w:num>
-  <w:num w:numId="70" w16cid:durableId="951471421">
-    <w:abstractNumId w:val="64"/>
-  </w:num>
-  <w:num w:numId="71" w16cid:durableId="569003322">
-    <w:abstractNumId w:val="62"/>
-  </w:num>
-  <w:num w:numId="72" w16cid:durableId="1206675072">
-    <w:abstractNumId w:val="16"/>
-  </w:num>
-  <w:num w:numId="73" w16cid:durableId="800729034">
-    <w:abstractNumId w:val="11"/>
-  </w:num>
-  <w:num w:numId="74" w16cid:durableId="2028168389">
-    <w:abstractNumId w:val="10"/>
-  </w:num>
-  <w:num w:numId="75" w16cid:durableId="215556297">
-    <w:abstractNumId w:val="71"/>
-  </w:num>
-  <w:num w:numId="76" w16cid:durableId="985084932">
-    <w:abstractNumId w:val="48"/>
-  </w:num>
-  <w:num w:numId="77" w16cid:durableId="367998525">
-    <w:abstractNumId w:val="49"/>
-  </w:num>
-  <w:num w:numId="78" w16cid:durableId="1007638230">
-    <w:abstractNumId w:val="14"/>
-  </w:num>
-  <w:num w:numId="79" w16cid:durableId="674259973">
-    <w:abstractNumId w:val="17"/>
-  </w:num>
-  <w:num w:numId="80" w16cid:durableId="1842965735">
-    <w:abstractNumId w:val="12"/>
-  </w:num>
-  <w:num w:numId="81" w16cid:durableId="181210914">
-    <w:abstractNumId w:val="37"/>
-  </w:num>
-  <w:num w:numId="82" w16cid:durableId="1071734932">
-    <w:abstractNumId w:val="45"/>
-  </w:num>
-  <w:num w:numId="83" w16cid:durableId="1595941427">
-    <w:abstractNumId w:val="68"/>
-  </w:num>
-  <w:num w:numId="84" w16cid:durableId="435101562">
-    <w:abstractNumId w:val="15"/>
-  </w:num>
-  <w:num w:numId="85" w16cid:durableId="1644001138">
-    <w:abstractNumId w:val="18"/>
-  </w:num>
-  <w:num w:numId="86" w16cid:durableId="1118259504">
-    <w:abstractNumId w:val="85"/>
-  </w:num>
-  <w:num w:numId="87" w16cid:durableId="1189176815">
-    <w:abstractNumId w:val="87"/>
-  </w:num>
-  <w:num w:numId="88" w16cid:durableId="441650416">
-    <w:abstractNumId w:val="9"/>
-  </w:num>
-  <w:num w:numId="89" w16cid:durableId="1615408401">
-    <w:abstractNumId w:val="39"/>
-  </w:num>
-  <w:num w:numId="90" w16cid:durableId="854348524">
-    <w:abstractNumId w:val="69"/>
-  </w:num>
-  <w:num w:numId="91" w16cid:durableId="545222999">
-    <w:abstractNumId w:val="81"/>
-  </w:num>
-  <w:num w:numId="92" w16cid:durableId="25834519">
-    <w:abstractNumId w:val="5"/>
-  </w:num>
-  <w:num w:numId="93" w16cid:durableId="1519273905">
-    <w:abstractNumId w:val="56"/>
-  </w:num>
-  <w:num w:numId="94" w16cid:durableId="747507213">
-    <w:abstractNumId w:val="42"/>
-  </w:num>
+  <w:numIdMacAtCleanup w:val="71"/>
 </w:numbering>
 </file>
 
